--- a/outputs/RAG-Output_판교_9반_김정인+김지수+김진수+전진만+정원준.docx
+++ b/outputs/RAG-Output_판교_9반_김정인+김지수+김진수+전진만+정원준.docx
@@ -995,7 +995,7 @@
                 <w:b w:val="0"/>
                 <w:sz w:val="17"/>
               </w:rPr>
-              <w:t>5.1 관점 간 일치·상충 표 (10) · 5.2 주요 상충 지점 (10) · 5.3 가설 판정 (10) · 5.4 조건별 시사점(추천 아님) (10) · 5.5 기준값 민감도 점검 (11)</w:t>
+              <w:t>5.1 관점 간 일치·상충 표 (11) · 5.2 주요 상충 지점 (11) · 5.3 가설 판정 (11) · 5.4 조건별 시사점(추천 아님) (11) · 5.5 기준값 민감도 점검 (12)</w:t>
             </w:r>
           </w:p>
         </w:tc>
@@ -1020,7 +1020,7 @@
                 <w:b w:val="0"/>
                 <w:sz w:val="17"/>
               </w:rPr>
-              <w:t>10</w:t>
+              <w:t>11</w:t>
             </w:r>
           </w:p>
         </w:tc>
@@ -1076,7 +1076,7 @@
                 <w:b w:val="0"/>
                 <w:sz w:val="17"/>
               </w:rPr>
-              <w:t>6.1 공개 정보 기반 추정의 한계 (12) · 6.2 확증편향 방지 조치와 실행 결과 (12) · 6.3 분석 방법의 한계 (12)</w:t>
+              <w:t>6.1 공개 정보 기반 추정의 한계 (13) · 6.2 확증편향 방지 조치와 실행 결과 (13) · 6.3 분석 방법의 한계 (13)</w:t>
             </w:r>
           </w:p>
         </w:tc>
@@ -1101,7 +1101,7 @@
                 <w:b w:val="0"/>
                 <w:sz w:val="17"/>
               </w:rPr>
-              <w:t>12</w:t>
+              <w:t>13</w:t>
             </w:r>
           </w:p>
         </w:tc>
@@ -1171,7 +1171,7 @@
                 <w:b w:val="0"/>
                 <w:sz w:val="17"/>
               </w:rPr>
-              <w:t>14</w:t>
+              <w:t>15</w:t>
             </w:r>
           </w:p>
         </w:tc>
@@ -1223,7 +1223,7 @@
           <w:b w:val="0"/>
           <w:sz w:val="20"/>
         </w:rPr>
-        <w:t>TurboQuant: TRL 5–7(추정, 신뢰도 높음), 시장성 판단 보류, 이해관계자 5.00, 도메인 적합성 4.60 [3; 4]</w:t>
+        <w:t>TurboQuant: TRL 5–7(추정, 신뢰도 높음), 시장성 판단 보류, 이해관계자 5.00, 도메인 적합성 4.75 [1, p.15; 3]</w:t>
       </w:r>
     </w:p>
     <w:p>
@@ -1246,7 +1246,7 @@
           <w:b w:val="0"/>
           <w:sz w:val="20"/>
         </w:rPr>
-        <w:t>ITME: TRL 5–6(추정, 신뢰도 보통), 시장성 판단 보류, 이해관계자 3.50, 도메인 적합성 판단 보류 [1, p.8; 5]</w:t>
+        <w:t>ITME: TRL 5–6(추정, 신뢰도 높음), 시장성 5.00, 이해관계자 4.33, 도메인 적합성 판단 보류 [2, p.8; 4]</w:t>
       </w:r>
     </w:p>
     <w:p>
@@ -1269,7 +1269,7 @@
           <w:b w:val="0"/>
           <w:sz w:val="20"/>
         </w:rPr>
-        <w:t>가설 판정: H1 판단 보류, H2 판단 보류, H3 지지, H4 판단 보류 [1, p.8·10; 6]</w:t>
+        <w:t>가설 판정: H1 부분 지지, H2 지지, H3 판단 보류, H4 판단 보류 [2, p.8·10; 1, p.15]</w:t>
       </w:r>
     </w:p>
     <w:p>
@@ -1292,7 +1292,7 @@
           <w:b w:val="0"/>
           <w:sz w:val="20"/>
         </w:rPr>
-        <w:t>TurboQuant은 TRL 5에서 7 사이로 추정되며, GPU 환경에서 프로덕션 수준 구현과 공식 발표 사례가 존재한다[2, p.15·19; 3; 7; 8; 9; 4].</w:t>
+        <w:t>TurboQuant은 TRL 5에서 7 사이로 실험실 검증부터 시제품 시연 단계까지 근거가 보고되었다[1, p.15·16·19; 5; 6; 3].</w:t>
       </w:r>
     </w:p>
     <w:p>
@@ -1315,7 +1315,7 @@
           <w:b w:val="0"/>
           <w:sz w:val="20"/>
         </w:rPr>
-        <w:t>ITME는 실제 서버와 FPGA 프로토타입을 활용해 TRL 5에서 6 사이로 평가되며, SK hynix의 시스템 시연 근거가 있다[1, p.8·10; 5; 10].</w:t>
+        <w:t>ITME는 TRL 5에서 6 사이로 실제 서버 환경과 FPGA 프로토타입 검증, 시제품 시연 가능성 근거가 존재한다[2, p.8·10; 7; 4].</w:t>
       </w:r>
     </w:p>
     <w:p>
@@ -1387,7 +1387,7 @@
           <w:b w:val="0"/>
           <w:sz w:val="20"/>
         </w:rPr>
-        <w:t>LLM은 토큰을 생성하면서 앞에서 계산한 Key·Value를 KV cache에 저장해 다시 쓰고, 그 크기는 문맥 길이와 동시 요청 수에 비례해 커진다. 두 기술의 원 논문도 이 메모리 병목을 출발점으로 삼는다 [2, p.1; 1, p.1]. Llama-3.1-8B(레이어 32, KV 헤드 8, 헤드 차원 128, FP16) 기준으로 토큰 하나에 128 KiB, 128K 토큰 요청 한 건에 16 GiB가 필요하다(조 계산, 설계서 A.1).</w:t>
+        <w:t>LLM은 토큰을 생성하면서 앞에서 계산한 Key·Value를 KV cache에 저장해 다시 쓰고, 그 크기는 문맥 길이와 동시 요청 수에 비례해 커진다. 두 기술의 원 논문도 이 메모리 병목을 출발점으로 삼는다 [1, p.1; 2, p.1]. Llama-3.1-8B(레이어 32, KV 헤드 8, 헤드 차원 128, FP16) 기준으로 토큰 하나에 128 KiB, 128K 토큰 요청 한 건에 16 GiB가 필요하다(조 계산, 설계서 A.1).</w:t>
       </w:r>
     </w:p>
     <w:p>
@@ -1415,7 +1415,7 @@
           <w:b w:val="0"/>
           <w:sz w:val="20"/>
         </w:rPr>
-        <w:t>SW 진영은 KV를 작게 만들고 HW 진영은 KV를 둘 공간을 넓힌다. TurboQuant는 데이터 표현(비트 수)을 바꾸고 [2, p.1], ITME는 저장 위치(메모리 계층)를 바꾼다 [1, p.1·2]. 두 방식은 계층이 달라 함께 쓰일 수 있으며, 이 가능성은 가설 H4로 검증한다.</w:t>
+        <w:t>SW 진영은 KV를 작게 만들고 HW 진영은 KV를 둘 공간을 넓힌다. TurboQuant는 데이터 표현(비트 수)을 바꾸고 [1, p.1], ITME는 저장 위치(메모리 계층)를 바꾼다 [2, p.1·2]. 두 방식은 계층이 달라 함께 쓰일 수 있으며, 이 가능성은 가설 H4로 검증한다.</w:t>
       </w:r>
     </w:p>
     <w:p>
@@ -3352,7 +3352,7 @@
           <w:b w:val="0"/>
           <w:sz w:val="20"/>
         </w:rPr>
-        <w:t xml:space="preserve"> (Google, SW): 후보 6개 가중합 SW 최고점(4.35). 재학습 없이 서빙 단계에서 KV를 양자화한다 [2, p.1]</w:t>
+        <w:t xml:space="preserve"> (Google, SW): 후보 6개 가중합 SW 최고점(4.35). 재학습 없이 서빙 단계에서 KV를 양자화한다 [1, p.1]</w:t>
       </w:r>
     </w:p>
     <w:p>
@@ -3384,7 +3384,7 @@
           <w:b w:val="0"/>
           <w:sz w:val="20"/>
         </w:rPr>
-        <w:t xml:space="preserve"> (SK hynix, HW): 후보 6개 가중합 HW 최고점(4.50). vLLM 위의 서빙 계층 기술로 모델을 바꾸지 않고 KV 공간을 CXL-hybrid 메모리로 넓힌다 [1, p.1]</w:t>
+        <w:t xml:space="preserve"> (SK hynix, HW): 후보 6개 가중합 HW 최고점(4.50). vLLM 위의 서빙 계층 기술로 모델을 바꾸지 않고 KV 공간을 CXL-hybrid 메모리로 넓힌다 [2, p.1]</w:t>
       </w:r>
     </w:p>
     <w:p>
@@ -3641,7 +3641,7 @@
                 <w:b w:val="0"/>
                 <w:sz w:val="17"/>
               </w:rPr>
-              <w:t>TurboQuant은 KV cache 압축을 위한 양자화 기법으로, LongBench 데이터셋에서 KV cache 용량 문제를 직접 다루고 있음을 명확히 밝히고 있다 [2, p.18].</w:t>
+              <w:t>TurboQuant은 KV cache 압축을 위한 양자화 기법으로, LongBench 데이터셋에서 KV cache 용량 문제를 직접 다루고 있음을 명확히 밝히고 있다 [1, p.18].</w:t>
             </w:r>
           </w:p>
         </w:tc>
@@ -3746,7 +3746,7 @@
                 <w:b w:val="0"/>
                 <w:sz w:val="17"/>
               </w:rPr>
-              <w:t>TurboQuant은 재학습 없이 서빙 단계에서 KV cache를 양자화하여 적용하는 방법임을 명시하고 있으며, 기존 생성 토큰도 양자화하는 실시간 생성 과정에 적용된다 [2, p.18].</w:t>
+              <w:t>TurboQuant은 재학습 없이 서빙 단계에서 KV cache를 양자화하여 적용하는 방법임을 명시하고 있으며, 기존 생성 토큰도 양자화하는 실시간 생성 과정에 적용된다 [1, p.18].</w:t>
             </w:r>
           </w:p>
         </w:tc>
@@ -3851,7 +3851,7 @@
                 <w:b w:val="0"/>
                 <w:sz w:val="17"/>
               </w:rPr>
-              <w:t>LongBench 데이터셋을 포함한 다양한 벤치마크에서 Llama-3.1-8B-Instruct 및 Ministral-7B-Instruct 모델을 대상으로 성능 비교 실험 결과와 수치가 공개되어 TurboQuant의 효과를 검증할 수 있다 [2, p.18].</w:t>
+              <w:t>LongBench 데이터셋을 포함한 다양한 벤치마크에서 Llama-3.1-8B-Instruct 및 Ministral-7B-Instruct 모델을 대상으로 성능 비교 실험 결과와 수치가 공개되어 TurboQuant의 효과를 검증할 수 있다 [1, p.18].</w:t>
             </w:r>
           </w:p>
         </w:tc>
@@ -3956,7 +3956,7 @@
                 <w:b w:val="0"/>
                 <w:sz w:val="17"/>
               </w:rPr>
-              <w:t>ITME는 LLM 추론에서 KV cache 용량 문제를 직접 다루며, CXL-hybrid 메모리를 활용해 KV cache 공간을 확장한다 [1, p.2·11].</w:t>
+              <w:t>ITME는 LLM 추론에서 KV cache 용량 문제를 직접 다루며, CXL-hybrid 메모리를 활용해 KV cache 공간을 확장한다 [2, p.2·11].</w:t>
             </w:r>
           </w:p>
         </w:tc>
@@ -4061,7 +4061,7 @@
                 <w:b w:val="0"/>
                 <w:sz w:val="17"/>
               </w:rPr>
-              <w:t>ITME는 모델 학습 후 추론·서빙 단계에서 KV cache 관리를 위한 메모리 확장 및 프리페칭 기술로, 재학습 없이 적용 가능하다 [1, p.6·11].</w:t>
+              <w:t>ITME는 모델 학습 후 추론·서빙 단계에서 KV cache 관리를 위한 메모리 확장 및 프리페칭 기술로, 재학습 없이 적용 가능하다 [2, p.6·11].</w:t>
             </w:r>
           </w:p>
         </w:tc>
@@ -4162,7 +4162,7 @@
                 <w:b w:val="0"/>
                 <w:sz w:val="17"/>
               </w:rPr>
-              <w:t>ITME는 ShareGPT 데이터셋과 Llama-3.1 모델을 사용해 성능을 평가했으며, 실험 환경과 성능 수치가 논문에 공개되어 있다 [1, p.9·11].</w:t>
+              <w:t>ITME는 ShareGPT 데이터셋과 Llama-3.1 모델을 사용해 성능을 평가했으며, 실험 환경과 성능 수치가 논문에 공개되어 있다 [2, p.9·11].</w:t>
             </w:r>
           </w:p>
         </w:tc>
@@ -4193,7 +4193,7 @@
           <w:b w:val="0"/>
           <w:sz w:val="20"/>
         </w:rPr>
-        <w:t>TurboQuant 약점: TurboQuant의 성능 검증이 LongBench와 일부 데이터셋에 한정되어 있어, 다른 도메인이나 더 다양한 모델에 대한 일반화 가능성은 추가 검증이 필요하다 [2, p.18·19].</w:t>
+        <w:t>TurboQuant 약점: TurboQuant의 성능 검증이 LongBench와 일부 데이터셋에 한정되어 있어, 다른 도메인이나 더 다양한 모델에 대한 일반화 가능성은 추가 검증이 필요하다 [1, p.18·19].</w:t>
       </w:r>
     </w:p>
     <w:p>
@@ -4216,7 +4216,7 @@
           <w:b w:val="0"/>
           <w:sz w:val="20"/>
         </w:rPr>
-        <w:t>TurboQuant 약점: 논문에서 KV cache 양자화 시 발생할 수 있는 잠재적 왜곡이나 지연에 대한 상세 분석이 부족하다 [2, p.18].</w:t>
+        <w:t>TurboQuant 약점: 논문에서 KV cache 양자화 시 발생할 수 있는 잠재적 왜곡이나 지연에 대한 상세 분석이 부족하다 [1, p.18].</w:t>
       </w:r>
     </w:p>
     <w:p>
@@ -4239,7 +4239,7 @@
           <w:b w:val="0"/>
           <w:sz w:val="20"/>
         </w:rPr>
-        <w:t>ITME 약점: 실험은 특정 데이터셋(ShareGPT)과 모델(Llama-3.1)에 한정되어 있어 일반화 가능성에 대한 검증이 부족하다 [1, p.9].</w:t>
+        <w:t>ITME 약점: 실험은 특정 데이터셋(ShareGPT)과 모델(Llama-3.1)에 한정되어 있어 일반화 가능성에 대한 검증이 부족하다 [2, p.9].</w:t>
       </w:r>
     </w:p>
     <w:p>
@@ -4262,7 +4262,7 @@
           <w:b w:val="0"/>
           <w:sz w:val="20"/>
         </w:rPr>
-        <w:t>ITME 약점: NVMe SSD 내부 아키텍처에 따른 I/O 병목 현상 등 하드웨어 의존적 제약이 존재하며, 이로 인한 성능 저하 가능성이 있다 [1, p.6].</w:t>
+        <w:t>ITME 약점: NVMe SSD 내부 아키텍처에 따른 I/O 병목 현상 등 하드웨어 의존적 제약이 존재하며, 이로 인한 성능 저하 가능성이 있다 [2, p.6].</w:t>
       </w:r>
     </w:p>
     <w:p>
@@ -4348,7 +4348,7 @@
           <w:b w:val="0"/>
           <w:sz w:val="20"/>
         </w:rPr>
-        <w:t>: TurboQuant은 고차원 유클리드 벡터를 왜곡률을 최소화하며 양자화하는 벡터 양자화 문제를 다룬다. 입력 벡터를 무작위로 회전시켜 각 좌표가 베타 분포를 따르도록 유도하고, 고차원에서 좌표 간 독립성에 기반해 각 좌표별로 최적의 스칼라 양자화를 적용한다. 또한, MSE 최적 양자화 후 잔차에 1비트 양자화를 적용하는 2단계 과정을 통해 내적 왜곡을 줄이고 편향 없는 추정기를 만든다 [2, p.1·2].</w:t>
+        <w:t>: TurboQuant은 고차원 유클리드 벡터를 왜곡률을 최소화하며 양자화하는 벡터 양자화 문제를 다룬다. 입력 벡터를 무작위로 회전시켜 각 좌표가 베타 분포를 따르도록 유도하고, 고차원에서 좌표 간 독립성에 기반해 각 좌표별로 최적의 스칼라 양자화를 적용한다. 또한, MSE 최적 양자화 후 잔차에 1비트 양자화를 적용하는 2단계 과정을 통해 내적 왜곡을 줄이고 편향 없는 추정기를 만든다 [1, p.1·2].</w:t>
       </w:r>
     </w:p>
     <w:p>
@@ -4380,7 +4380,7 @@
           <w:b w:val="0"/>
           <w:sz w:val="20"/>
         </w:rPr>
-        <w:t>: TurboQuant은 온라인 적용이 가능하며, 특히 키-값 캐시 양자화와 같은 실시간 AI 워크로드에 적합하다. 고차원 벡터의 MSE 및 내적 왜곡률을 모두 최적화하는 데 초점을 맞추며, 대규모 AI 모델 훈련, 배포, 벡터 데이터베이스 검색/검색 시스템 등 다양한 컴퓨팅 도메인에 적용 가능하다 [2, p.1·2].</w:t>
+        <w:t>: TurboQuant은 온라인 적용이 가능하며, 특히 키-값 캐시 양자화와 같은 실시간 AI 워크로드에 적합하다. 고차원 벡터의 MSE 및 내적 왜곡률을 모두 최적화하는 데 초점을 맞추며, 대규모 AI 모델 훈련, 배포, 벡터 데이터베이스 검색/검색 시스템 등 다양한 컴퓨팅 도메인에 적용 가능하다 [1, p.1·2].</w:t>
       </w:r>
     </w:p>
     <w:p>
@@ -4412,7 +4412,7 @@
           <w:b w:val="0"/>
           <w:sz w:val="20"/>
         </w:rPr>
-        <w:t>: 실험은 1536차원 및 3072차원 OpenAI 임베딩, GloVe 임베딩 데이터셋을 사용하였으며, 100,000개 데이터 포인트를 훈련 및 평가에 활용했다. 비교 대상은 Product Quantization(PQ)과 RabitQ이며, PQ는 AVX2 인-레지스터 룩업 테이블(LUT)을 사용해 구현되었고, RabitQ는 GPU 가속이 불가능해 CPU에서 느리게 동작한다. 비트 할당은 다른 방법들과 맞추어 조정되었다 [2, p.19·20].</w:t>
+        <w:t>: 실험은 1536차원 및 3072차원 OpenAI 임베딩, GloVe 임베딩 데이터셋을 사용하였으며, 100,000개 데이터 포인트를 훈련 및 평가에 활용했다. 비교 대상은 Product Quantization(PQ)과 RabitQ이며, PQ는 AVX2 인-레지스터 룩업 테이블(LUT)을 사용해 구현되었고, RabitQ는 GPU 가속이 불가능해 CPU에서 느리게 동작한다. 비트 할당은 다른 방법들과 맞추어 조정되었다 [1, p.19·20].</w:t>
       </w:r>
     </w:p>
     <w:p>
@@ -4444,7 +4444,7 @@
           <w:b w:val="0"/>
           <w:sz w:val="20"/>
         </w:rPr>
-        <w:t>: TurboQuant은 LongBench 데이터셋에서 Llama-3.1-8B-Instruct 및 Ministral-7B-Instruct 모델에 대해 기존 방법들보다 높은 평균 점수를 기록했다. 또한, Needle-In-A-Haystack 테스트에서 TurboQuantprod는 내적 오차 분산이 평균 내적값에 관계없이 일정한 반면, TurboQuantmse는 평균 내적값이 증가함에 따라 오차 분산이 증가하는 특성을 보였다. 근접 이웃 검색 실험에서는 PQ와 RabitQ 대비 경쟁력 있는 성능을 보였다 [2, p.16·18·19].</w:t>
+        <w:t>: TurboQuant은 LongBench 데이터셋에서 Llama-3.1-8B-Instruct 및 Ministral-7B-Instruct 모델에 대해 기존 방법들보다 높은 평균 점수를 기록했다. 또한, Needle-In-A-Haystack 테스트에서 TurboQuantprod는 내적 오차 분산이 평균 내적값에 관계없이 일정한 반면, TurboQuantmse는 평균 내적값이 증가함에 따라 오차 분산이 증가하는 특성을 보였다. 근접 이웃 검색 실험에서는 PQ와 RabitQ 대비 경쟁력 있는 성능을 보였다 [1, p.16·18·19].</w:t>
       </w:r>
     </w:p>
     <w:p>
@@ -4476,7 +4476,7 @@
           <w:b w:val="0"/>
           <w:sz w:val="20"/>
         </w:rPr>
-        <w:t>: TurboQuant은 PQ 대비 일부 설정에서 품질 저하가 관찰되었으며, RabitQ는 GPU 가속이 불가능해 속도 면에서 불리하다. 또한, 논문에서는 비트 폭이 4 이상일 때 Panter-Dite 공식을 적용해 왜곡률을 추정하지만, 고비트 폭에서의 실제 성능과 효율성에 대한 상세한 분석은 부족하다. 일부 실험은 동일 데이터셋을 훈련과 평가에 사용해 PQ가 유리한 조건일 수 있다 [2, p.11·20].</w:t>
+        <w:t>: TurboQuant은 PQ 대비 일부 설정에서 품질 저하가 관찰되었으며, RabitQ는 GPU 가속이 불가능해 속도 면에서 불리하다. 또한, 논문에서는 비트 폭이 4 이상일 때 Panter-Dite 공식을 적용해 왜곡률을 추정하지만, 고비트 폭에서의 실제 성능과 효율성에 대한 상세한 분석은 부족하다. 일부 실험은 동일 데이터셋을 훈련과 평가에 사용해 PQ가 유리한 조건일 수 있다 [1, p.11·20].</w:t>
       </w:r>
     </w:p>
     <w:p>
@@ -4523,7 +4523,7 @@
           <w:b w:val="0"/>
           <w:sz w:val="20"/>
         </w:rPr>
-        <w:t>: ITME는 대규모 언어 모델(LLM) 추론에서 모델 가중치와 키-값(KV) 캐시 데이터를 다계층 메모리 구조를 통해 효율적으로 관리한다. GPU 메모리, 호스트 메모리, NVMe SSD, 클러스터 공유 저장소 등 다양한 메모리 계층을 활용하며, GPU 연산과 원격 CXL-하이브리드 메모리 간 데이터 이동을 비동기적으로 처리하여 GPU 활용도를 극대화한다. 또한, 메타데이터 컨트롤러의 하드웨어 수준 잠금 메커니즘과 읽기 우선 I/O 스케줄링, 사전 페칭 기법을 통해 KV 캐시의 이동과 접근을 최적화한다 [1, p.1·2·4·6].</w:t>
+        <w:t>: ITME는 대규모 언어 모델(LLM) 추론에서 모델 가중치와 키-값(KV) 캐시 데이터를 다계층 메모리 구조를 통해 효율적으로 관리한다. GPU 메모리, 호스트 메모리, NVMe SSD, 클러스터 공유 저장소 등 다양한 메모리 계층을 활용하며, GPU 연산과 원격 CXL-하이브리드 메모리 간 데이터 이동을 비동기적으로 처리하여 GPU 활용도를 극대화한다. 또한, 메타데이터 컨트롤러의 하드웨어 수준 잠금 메커니즘과 읽기 우선 I/O 스케줄링, 사전 페칭 기법을 통해 KV 캐시의 이동과 접근을 최적화한다 [2, p.1·2·4·6].</w:t>
       </w:r>
     </w:p>
     <w:p>
@@ -4555,7 +4555,7 @@
           <w:b w:val="0"/>
           <w:sz w:val="20"/>
         </w:rPr>
-        <w:t>: ITME는 대규모 LLM 추론 시스템에서 모델 가중치와 장기 컨텍스트 KV 캐시 등 대용량, 예측 가능 데이터의 메모리 확장 문제를 해결하기 위해 설계되었다. 특히, agentic AI 워크플로우와 다중 턴 세션에서 지속되는 KV 캐시 관리에 초점을 맞추며, GPU 메모리 한계를 극복하고 다중 계층 메모리 간 데이터 이동을 조율하는 시점에 적용된다 [1, p.1·2].</w:t>
+        <w:t>: ITME는 대규모 LLM 추론 시스템에서 모델 가중치와 장기 컨텍스트 KV 캐시 등 대용량, 예측 가능 데이터의 메모리 확장 문제를 해결하기 위해 설계되었다. 특히, agentic AI 워크플로우와 다중 턴 세션에서 지속되는 KV 캐시 관리에 초점을 맞추며, GPU 메모리 한계를 극복하고 다중 계층 메모리 간 데이터 이동을 조율하는 시점에 적용된다 [2, p.1·2].</w:t>
       </w:r>
     </w:p>
     <w:p>
@@ -4587,7 +4587,7 @@
           <w:b w:val="0"/>
           <w:sz w:val="20"/>
         </w:rPr>
-        <w:t>: ITME는 vLLM 프레임워크 위에 구현되었으며, Llama-3.1 8B 및 70B 모델을 대상으로 ShareGPT 데이터셋에서 128개의 동시 대화, 각 대화당 최소 2000 토큰, 최대 5턴 환경에서 평가되었다. 하드웨어는 PCIe Gen5 인터페이스를 갖춘 CXL-하이브리드 메모리와 FPGA 기반 프로토타입을 포함하며, DRAM 캐시 32GB, SSD 1TB 구성을 사용하였다. 성능 비교는 GPU 메모리(T1) 기반 재계산 기법과 CPU 오프로딩(128GB) 대비 이루어졌다 [1, p.4·6·9·10].</w:t>
+        <w:t>: ITME는 vLLM 프레임워크 위에 구현되었으며, Llama-3.1 8B 및 70B 모델을 대상으로 ShareGPT 데이터셋에서 128개의 동시 대화, 각 대화당 최소 2000 토큰, 최대 5턴 환경에서 평가되었다. 하드웨어는 PCIe Gen5 인터페이스를 갖춘 CXL-하이브리드 메모리와 FPGA 기반 프로토타입을 포함하며, DRAM 캐시 32GB, SSD 1TB 구성을 사용하였다. 성능 비교는 GPU 메모리(T1) 기반 재계산 기법과 CPU 오프로딩(128GB) 대비 이루어졌다 [2, p.4·6·9·10].</w:t>
       </w:r>
     </w:p>
     <w:p>
@@ -4619,7 +4619,7 @@
           <w:b w:val="0"/>
           <w:sz w:val="20"/>
         </w:rPr>
-        <w:t>: ITME는 Llama-3.1 8B 및 70B 모델에서 GPU 메모리 기반 재계산 대비 토큰 생성 첫 시간(TTFT)에서 최대 약 2.5배의 속도 향상을 보였다. CPU 오프로딩 대비해서도 성능 차이를 나타냈으며, FPGA 프로토타입은 DRAM 캐시 적중 시 읽기 18GB/s, 쓰기 12GB/s 대역폭을 달성하여 CMM 기반 평가 대비 20~25% 성능 차이를 보였다. 이는 하드웨어 제약에 기인한다 [1, p.9·10].</w:t>
+        <w:t>: ITME는 Llama-3.1 8B 및 70B 모델에서 GPU 메모리 기반 재계산 대비 토큰 생성 첫 시간(TTFT)에서 최대 약 2.5배의 속도 향상을 보였다. CPU 오프로딩 대비해서도 성능 차이를 나타냈으며, FPGA 프로토타입은 DRAM 캐시 적중 시 읽기 18GB/s, 쓰기 12GB/s 대역폭을 달성하여 CMM 기반 평가 대비 20~25% 성능 차이를 보였다. 이는 하드웨어 제약에 기인한다 [2, p.9·10].</w:t>
       </w:r>
     </w:p>
     <w:p>
@@ -4651,7 +4651,7 @@
           <w:b w:val="0"/>
           <w:sz w:val="20"/>
         </w:rPr>
-        <w:t>: ITME는 NVMe SSD의 내부 아키텍처로 인해 대용량 비동기 쓰기 작업이 읽기 작업과 경쟁하여 I/O 병목 현상을 유발할 수 있다. 또한, 메타데이터 업데이트가 3단계 원자적 연산으로 처리되어 메타데이터 처리량이 제한될 수 있으며, FPGA 프로토타입은 CMM 기반 구현 대비 성능 저하가 관찰되었다. 상용 CXL 하드웨어의 제한적 가용성으로 인해 일부 연구는 시뮬레이션에 의존하는 점도 한계로 지적된다 [1, p.4·6·10·11].</w:t>
+        <w:t>: ITME는 NVMe SSD의 내부 아키텍처로 인해 대용량 비동기 쓰기 작업이 읽기 작업과 경쟁하여 I/O 병목 현상을 유발할 수 있다. 또한, 메타데이터 업데이트가 3단계 원자적 연산으로 처리되어 메타데이터 처리량이 제한될 수 있으며, FPGA 프로토타입은 CMM 기반 구현 대비 성능 저하가 관찰되었다. 상용 CXL 하드웨어의 제한적 가용성으로 인해 일부 연구는 시뮬레이션에 의존하는 점도 한계로 지적된다 [2, p.4·6·10·11].</w:t>
       </w:r>
     </w:p>
     <w:p>
@@ -5067,7 +5067,7 @@
                 <w:b w:val="0"/>
                 <w:sz w:val="17"/>
               </w:rPr>
-              <w:t>[2, p.1]</w:t>
+              <w:t>[1, p.1]</w:t>
             </w:r>
           </w:p>
         </w:tc>
@@ -5091,7 +5091,7 @@
                 <w:b w:val="0"/>
                 <w:sz w:val="17"/>
               </w:rPr>
-              <w:t>[1, p.1·2]</w:t>
+              <w:t>[2, p.1·2]</w:t>
             </w:r>
           </w:p>
         </w:tc>
@@ -5434,7 +5434,7 @@
                 <w:b w:val="0"/>
                 <w:sz w:val="17"/>
               </w:rPr>
-              <w:t>[3; 11; 8; 7]</w:t>
+              <w:t>[1, p.15·16·19; 5]</w:t>
             </w:r>
           </w:p>
         </w:tc>
@@ -5459,7 +5459,7 @@
                 <w:b w:val="0"/>
                 <w:sz w:val="17"/>
               </w:rPr>
-              <w:t>[4; 8; 9]</w:t>
+              <w:t>[3; 5; 6]</w:t>
             </w:r>
           </w:p>
         </w:tc>
@@ -5536,7 +5536,7 @@
                 <w:b w:val="0"/>
                 <w:sz w:val="17"/>
               </w:rPr>
-              <w:t>보통</w:t>
+              <w:t>높음</w:t>
             </w:r>
           </w:p>
         </w:tc>
@@ -5560,7 +5560,7 @@
                 <w:b w:val="0"/>
                 <w:sz w:val="17"/>
               </w:rPr>
-              <w:t>[1, p.8·10]</w:t>
+              <w:t>[2, p.8·10; 7]</w:t>
             </w:r>
           </w:p>
         </w:tc>
@@ -5584,7 +5584,7 @@
                 <w:b w:val="0"/>
                 <w:sz w:val="17"/>
               </w:rPr>
-              <w:t>[5; 10]</w:t>
+              <w:t>[4]</w:t>
             </w:r>
           </w:p>
         </w:tc>
@@ -5605,7 +5605,7 @@
           <w:b w:val="0"/>
           <w:sz w:val="20"/>
         </w:rPr>
-        <w:t>TRL은 공개 정보로 추정한 범위이다. 하한은 공개 근거로 확인된 가장 높은 단계, 상한은 발표·계획 같은 부분 신호로 보이는 단계이며, 양쪽 모두 개발사 외 독립 근거가 있으면 신뢰도 높음, 한쪽만 있으면 보통, 개발사 자료뿐이면 낮음이다(설계서 C.4). TurboQuant은 NVIDIA A100 GPU와 공개 데이터셋을 활용한 실험적 검증과 vLLM 통합 요청, 독립 구현체 존재, AMD GPU 프로덕션 구현 사례로 TRL 5에서 7 사이로 추정된다[2, p.15·19; 3; 7; 8; 9; 4]. 다만 실제 양산 제품 출시 및 고객사 시범 적용에 대한 공개 정보는 부족하다. ITME는 Dell PowerEdge R770 서버, Intel Xeon CPU, NVIDIA A100 GPU, Mellanox NIC를 포함한 실제 하드웨어 환경과 FPGA 프로토타입을 활용해 기능 검증과 성능 평가를 완료하여 TRL 5 단계에 해당하며, SK hynix의 예측 및 프리페칭 기능 시연과 vLLM 기반 동적 재계산 구현으로 TRL 6 가능성도 보인다[1, p.8·10; 5; 10]. 다만 FPGA 프로토타입과 평가 환경이 상용 시스템과 완전히 동일하지 않아 TRL 5~6 사이로 추정된다.</w:t>
+        <w:t>TRL은 공개 정보로 추정한 범위이다. 하한은 공개 근거로 확인된 가장 높은 단계, 상한은 발표·계획 같은 부분 신호로 보이는 단계이며, 양쪽 모두 개발사 외 독립 근거가 있으면 신뢰도 높음, 한쪽만 있으면 보통, 개발사 자료뿐이면 낮음이다(설계서 C.4). TurboQuant은 NVIDIA A100 GPU에서 KV 캐시 양자화 실험과 여러 데이터셋 검증을 통해 TRL 4 단계 실험실 환경 검증을 충족하며, vLLM 엔진에서 AMD GPU용 생산 준비 구현으로 TRL 5 단계 유사 환경 통합 검증 근거가 있다[1, p.15·16·19; 5]. 또한, 생산 서빙 프레임워크 통합 계획과 공식 출시 발표로 TRL 7 단계 시제품 시연 가능성도 보고되었다[6; 3]. 다만 실제 고객사 시범 적용이나 장기간 실서비스 시험에 대한 공개 정보는 아직 없다. ITME는 실제 서버와 GPU를 포함한 하드웨어 환경에서 기능과 성능을 검증하고 FPGA 프로토타입으로 하드웨어 구현 가능성을 입증했으며, vLLM 프레임워크와 통합하여 유사 환경에서 검증된 점이 확인된다[2, p.8·10; 7]. SK hynix의 NAND 제품 개발 보도는 시제품 시연 단계 가능성을 시사하나 구체적 시연 결과는 공개되지 않았다[4].</w:t>
       </w:r>
     </w:p>
     <w:p>
@@ -5808,7 +5808,7 @@
                 <w:b w:val="0"/>
                 <w:sz w:val="17"/>
               </w:rPr>
-              <w:t>5.00 [1, p.2; 12]</w:t>
+              <w:t>5.00 [8; 4]</w:t>
             </w:r>
           </w:p>
         </w:tc>
@@ -5863,7 +5863,7 @@
                 <w:b w:val="0"/>
                 <w:sz w:val="17"/>
               </w:rPr>
-              <w:t>2.00 [13; 14; 15]</w:t>
+              <w:t>5.00 [9; 10]</w:t>
             </w:r>
           </w:p>
         </w:tc>
@@ -5888,7 +5888,7 @@
                 <w:b w:val="0"/>
                 <w:sz w:val="17"/>
               </w:rPr>
-              <w:t>판단 보류 [1, p.9]</w:t>
+              <w:t>판단 보류 [2, p.9]</w:t>
             </w:r>
           </w:p>
         </w:tc>
@@ -5968,7 +5968,7 @@
                 <w:b w:val="0"/>
                 <w:sz w:val="17"/>
               </w:rPr>
-              <w:t>판단 보류 [16; 10]</w:t>
+              <w:t>5.00 [11; 12]</w:t>
             </w:r>
           </w:p>
         </w:tc>
@@ -6023,7 +6023,7 @@
                 <w:b w:val="0"/>
                 <w:sz w:val="17"/>
               </w:rPr>
-              <w:t>5.00 [14; 17]</w:t>
+              <w:t>판단 보류 [13]</w:t>
             </w:r>
           </w:p>
         </w:tc>
@@ -6128,7 +6128,7 @@
                 <w:color w:val="161A58"/>
                 <w:sz w:val="17"/>
               </w:rPr>
-              <w:t>판단 보류</w:t>
+              <w:t>5.00</w:t>
             </w:r>
           </w:p>
         </w:tc>
@@ -6149,7 +6149,7 @@
           <w:b w:val="0"/>
           <w:sz w:val="20"/>
         </w:rPr>
-        <w:t>TurboQuant은 KV 캐시 압축을 통한 메모리 사용량 감소와 비용 절감 효과에 대해 긍정적 평가가 보고되었으나, 시장 규모와 생태계 지원에 대한 구체적 근거는 부족하며 일부에서는 연구 단계라는 지적도 존재한다[14; 17; 18; 13; 15; 19]. ITME는 대규모 LLM 추론 시장 성장과 수요에 부합하는 기술로 평가받으며, 일부 생태계 지원 근거가 있으나 도입 비용 구조와 상용화 단계에 대한 구체적 정보는 부족하다[1, p.2; 12; 20; 16; 10].</w:t>
+        <w:t>TurboQuant는 KV 캐시 메모리 사용량을 크게 줄이고 속도 향상을 달성하는 기술로 실험적 평가가 보고되었으며, 메모리 절감과 정확도 손실 간 상충관계를 극복하는 도입 비용 구조를 갖추고 있다[10; 9; 13]. 다만 시장 규모·성장과 생태계 지원에 대한 구체적 근거는 부족하여 시장성 평가가 보류되었다. ITME는 LLM 추론 시장 성장과 수요에 부합하는 NAND 기반 KV 캐시 확장 기술을 개발하고 있으며, 실제 Llama-3.1 모델에서 성능 향상을 입증하고 AiMX 카드와 같은 하드웨어 최적화 사례도 존재한다[2, p.9; 11]. 또한 CXL 하이브리드 메모리와 PCIe Gen5 인터페이스를 활용한 다계층 메모리 관리 및 생태계 통합 측면에서 구체적인 구현과 전략이 보고되었다[11; 12; 7]. 다만 도입 비용 구조에 관한 근거는 부족하다.</w:t>
       </w:r>
     </w:p>
     <w:p>
@@ -6327,7 +6327,7 @@
                 <w:b w:val="0"/>
                 <w:sz w:val="17"/>
               </w:rPr>
-              <w:t>지지(5) [14; 21; 22]</w:t>
+              <w:t>지지(5) [14; 15; 10]</w:t>
             </w:r>
           </w:p>
         </w:tc>
@@ -6352,7 +6352,7 @@
                 <w:b w:val="0"/>
                 <w:sz w:val="17"/>
               </w:rPr>
-              <w:t>지지(5) [6; 23; 24]</w:t>
+              <w:t>지지(5) [16; 17; 18]</w:t>
             </w:r>
           </w:p>
         </w:tc>
@@ -6432,7 +6432,7 @@
                 <w:b w:val="0"/>
                 <w:sz w:val="17"/>
               </w:rPr>
-              <w:t>우려(1) [25; 26]</w:t>
+              <w:t>지지(5) [19; 20]</w:t>
             </w:r>
           </w:p>
         </w:tc>
@@ -6487,7 +6487,7 @@
                 <w:b w:val="0"/>
                 <w:sz w:val="17"/>
               </w:rPr>
-              <w:t>지지(5) [27; 28; 18]</w:t>
+              <w:t>지지(5) [21; 22; 23]</w:t>
             </w:r>
           </w:p>
         </w:tc>
@@ -6512,7 +6512,7 @@
                 <w:b w:val="0"/>
                 <w:sz w:val="17"/>
               </w:rPr>
-              <w:t>지지(5) [29]</w:t>
+              <w:t>판단 보류</w:t>
             </w:r>
           </w:p>
         </w:tc>
@@ -6567,7 +6567,7 @@
                 <w:b w:val="0"/>
                 <w:sz w:val="17"/>
               </w:rPr>
-              <w:t>지지(5) [30; 31; 32]</w:t>
+              <w:t>지지(5) [24; 25; 26]</w:t>
             </w:r>
           </w:p>
         </w:tc>
@@ -6592,7 +6592,7 @@
                 <w:b w:val="0"/>
                 <w:sz w:val="17"/>
               </w:rPr>
-              <w:t>중립·혼재(3) [33; 34; 35]</w:t>
+              <w:t>중립·혼재(3) [27; 28; 29]</w:t>
             </w:r>
           </w:p>
         </w:tc>
@@ -6672,7 +6672,7 @@
                 <w:color w:val="161A58"/>
                 <w:sz w:val="17"/>
               </w:rPr>
-              <w:t>3.50</w:t>
+              <w:t>4.33</w:t>
             </w:r>
           </w:p>
         </w:tc>
@@ -6693,7 +6693,7 @@
           <w:b w:val="0"/>
           <w:sz w:val="20"/>
         </w:rPr>
-        <w:t>개발사(TurboQuant는 Google, ITME는 SK hynix)의 발언과 보도자료는 점수에서 제외하고 참고로만 인용했다. TurboQuant은 여러 이해관계자 집단에서 KV 캐시 메모리 사용량 감소와 정확도 유지, 추론 비용 절감 가능성에 대해 긍정적 평가가 보고되었으나, 일부 개발자 커뮤니티와 투자·분석 집단에서는 변동성 증가와 채택 사례 부족에 대한 우려가 존재한다[14; 22; 27; 31; 18; 36]. ITME는 클라우드·데이터센터 사업자와 투자·분석·언론 집단에서 긍정적 평가가 다수 보고되었으나, GPU·메모리 벤더 집단에서는 메모리 수요 성장 둔화 우려가 제기되었고 개발자 커뮤니티 근거는 부족하다[6; 23; 10; 25; 26; 29].</w:t>
+        <w:t>개발사(TurboQuant는 Google, ITME는 SK hynix)의 발언과 보도자료는 점수에서 제외하고 참고로만 인용했다. TurboQuant는 클라우드·데이터센터 사업자 집단에서 KV 캐시 압축과 메모리 사용량 감소, 속도 향상, 정확도 유지 측면에서 긍정적 평가가 다수 보고되었으며[14; 15; 10], 개발자 커뮤니티와 투자·분석·언론 집단에서는 긍정적 평가가 우세하나 일부 우려와 중립 의견도 존재한다[21; 30; 31]. GPU·메모리 벤더 집단에서는 근거가 부족하여 평가가 어렵다. ITME는 클라우드·데이터센터 사업자와 GPU·메모리 벤더 집단에서 KV 캐시 최적화와 대규모 AI 추론 서비스 지원에 긍정적 평가를 받고 있으나[16; 19], 투자·분석·언론 집단에서는 긍정과 우려가 혼재되어 시장 수요에 대한 불확실성이 존재한다[28; 27]. 개발자 커뮤니티의 의견은 근거 부족으로 평가가 어렵다.</w:t>
       </w:r>
     </w:p>
     <w:p>
@@ -6929,7 +6929,7 @@
                 <w:b w:val="0"/>
                 <w:sz w:val="17"/>
               </w:rPr>
-              <w:t>5.00 [15; 37]</w:t>
+              <w:t>5.00 [14; 9]</w:t>
             </w:r>
           </w:p>
         </w:tc>
@@ -6954,7 +6954,7 @@
                 <w:b w:val="0"/>
                 <w:sz w:val="17"/>
               </w:rPr>
-              <w:t>5.00 [15; 37]</w:t>
+              <w:t>5.00 [14; 9]</w:t>
             </w:r>
           </w:p>
         </w:tc>
@@ -6979,7 +6979,7 @@
                 <w:b w:val="0"/>
                 <w:sz w:val="17"/>
               </w:rPr>
-              <w:t>판단 보류 [1, p.2; 20]</w:t>
+              <w:t>판단 보류 [2, p.2]</w:t>
             </w:r>
           </w:p>
         </w:tc>
@@ -7004,7 +7004,7 @@
                 <w:b w:val="0"/>
                 <w:sz w:val="17"/>
               </w:rPr>
-              <w:t>판단 보류 [1, p.2; 20]</w:t>
+              <w:t>판단 보류 [2, p.2]</w:t>
             </w:r>
           </w:p>
         </w:tc>
@@ -7059,7 +7059,7 @@
                 <w:b w:val="0"/>
                 <w:sz w:val="17"/>
               </w:rPr>
-              <w:t>5.00 [15; 37]</w:t>
+              <w:t>4.00 [9; 32]</w:t>
             </w:r>
           </w:p>
         </w:tc>
@@ -7084,7 +7084,7 @@
                 <w:b w:val="0"/>
                 <w:sz w:val="17"/>
               </w:rPr>
-              <w:t>4.00 [15; 37]</w:t>
+              <w:t>4.00 [9; 32]</w:t>
             </w:r>
           </w:p>
         </w:tc>
@@ -7109,7 +7109,7 @@
                 <w:b w:val="0"/>
                 <w:sz w:val="17"/>
               </w:rPr>
-              <w:t>판단 보류 [1, p.2]</w:t>
+              <w:t>판단 보류 [2, p.2]</w:t>
             </w:r>
           </w:p>
         </w:tc>
@@ -7134,7 +7134,7 @@
                 <w:b w:val="0"/>
                 <w:sz w:val="17"/>
               </w:rPr>
-              <w:t>판단 보류 [1, p.2]</w:t>
+              <w:t>판단 보류 [2, p.2]</w:t>
             </w:r>
           </w:p>
         </w:tc>
@@ -7189,7 +7189,7 @@
                 <w:b w:val="0"/>
                 <w:sz w:val="17"/>
               </w:rPr>
-              <w:t>5.00 [4; 38]</w:t>
+              <w:t>5.00 [32; 33]</w:t>
             </w:r>
           </w:p>
         </w:tc>
@@ -7214,7 +7214,7 @@
                 <w:b w:val="0"/>
                 <w:sz w:val="17"/>
               </w:rPr>
-              <w:t>4.00 [3; 11]</w:t>
+              <w:t>5.00 [32; 33]</w:t>
             </w:r>
           </w:p>
         </w:tc>
@@ -7239,7 +7239,7 @@
                 <w:b w:val="0"/>
                 <w:sz w:val="17"/>
               </w:rPr>
-              <w:t>판단 보류 [10]</w:t>
+              <w:t>판단 보류 [7]</w:t>
             </w:r>
           </w:p>
         </w:tc>
@@ -7264,7 +7264,7 @@
                 <w:b w:val="0"/>
                 <w:sz w:val="17"/>
               </w:rPr>
-              <w:t>판단 보류 [10]</w:t>
+              <w:t>판단 보류 [7]</w:t>
             </w:r>
           </w:p>
         </w:tc>
@@ -7319,7 +7319,7 @@
                 <w:b w:val="0"/>
                 <w:sz w:val="17"/>
               </w:rPr>
-              <w:t>5.00 [2, p.18; 15]</w:t>
+              <w:t>5.00 [1, p.18; 14]</w:t>
             </w:r>
           </w:p>
         </w:tc>
@@ -7344,7 +7344,7 @@
                 <w:b w:val="0"/>
                 <w:sz w:val="17"/>
               </w:rPr>
-              <w:t>5.00 [15; 37]</w:t>
+              <w:t>5.00 [1, p.18; 14]</w:t>
             </w:r>
           </w:p>
         </w:tc>
@@ -7449,7 +7449,7 @@
                 <w:b w:val="0"/>
                 <w:sz w:val="17"/>
               </w:rPr>
-              <w:t>4.00 [39; 32]</w:t>
+              <w:t>판단 보류</w:t>
             </w:r>
           </w:p>
         </w:tc>
@@ -7474,7 +7474,7 @@
                 <w:b w:val="0"/>
                 <w:sz w:val="17"/>
               </w:rPr>
-              <w:t>4.00 [39; 32]</w:t>
+              <w:t>판단 보류</w:t>
             </w:r>
           </w:p>
         </w:tc>
@@ -7579,7 +7579,7 @@
                 <w:color w:val="161A58"/>
                 <w:sz w:val="17"/>
               </w:rPr>
-              <w:t>4.60</w:t>
+              <w:t>4.75</w:t>
             </w:r>
           </w:p>
         </w:tc>
@@ -7657,7 +7657,7 @@
           <w:b w:val="0"/>
           <w:sz w:val="20"/>
         </w:rPr>
-        <w:t>워크로드별 평균: TurboQuant W1 4.80, W2 4.40; ITME W1 판단 보류, W2 판단 보류. 가중 평균 행은 기술별 W1·W2 합산값이다(W1 열에 표기). TurboQuant은 KV 캐시를 3비트로 압축하여 메모리 사용량을 약 6배 줄이고 정확도 손실 없이 지연 시간과 처리량 측면에서 개선된 결과가 다수 보고되었다[15; 37; 32; 9]. 다만, 통합 난이도와 일부 조건에서 지연 및 처리량 증가 우려가 존재한다[40; 11]. ITME는 다계층 메모리 구조를 활용해 GPU 메모리 용량 한계를 극복하고 처리량과 지연 측면에서 개선된 결과가 있으나, 정확도 영향과 통합 난이도에 대한 근거는 부족하여 평가가 어렵다[1, p.2; 10].</w:t>
+        <w:t>워크로드별 평균: TurboQuant W1 4.75, W2 4.75; ITME W1 판단 보류, W2 판단 보류. 가중 평균 행은 기술별 W1·W2 합산값이다(W1 열에 표기). TurboQuant는 KV 캐시를 3비트까지 압축하면서 6배 이상의 메모리 절감과 비용 절감을 보고했으며, 정확도 손실이 없다는 근거가 다수 존재한다[14; 9; 32]. 단일 요청 지연이 약간 증가하는 부정적 근거가 있으나, 전반적으로 지연 유지 및 처리량 향상 근거가 더 많다[9; 34; 32]. 통합 난이도에 관한 근거는 부족하다. ITME는 다계층 메모리 구조를 활용하여 GPU 메모리와 호스트 메모리의 역할 분담으로 비용과 지연 측면에서 용량 문제를 해결하는 결과가 보고되었으며, NVMe-oF 대비 처리량이 1.8배 이상 향상된 점도 확인되었다[2, p.2; 7]. 다만 정확도 영향과 통합 난이도에 대한 근거가 부족하여 평가가 제한적이다.</w:t>
       </w:r>
     </w:p>
     <w:p>
@@ -7989,7 +7989,7 @@
                 <w:b w:val="0"/>
                 <w:sz w:val="17"/>
               </w:rPr>
-              <w:t>4.60</w:t>
+              <w:t>4.75</w:t>
             </w:r>
           </w:p>
         </w:tc>
@@ -8066,7 +8066,7 @@
                 <w:b w:val="0"/>
                 <w:sz w:val="17"/>
               </w:rPr>
-              <w:t>판단 보류</w:t>
+              <w:t>5.00</w:t>
             </w:r>
           </w:p>
         </w:tc>
@@ -8090,7 +8090,7 @@
                 <w:b w:val="0"/>
                 <w:sz w:val="17"/>
               </w:rPr>
-              <w:t>3.50</w:t>
+              <w:t>4.33</w:t>
             </w:r>
           </w:p>
         </w:tc>
@@ -8281,6 +8281,7 @@
           </w:tcPr>
           <w:p>
             <w:pPr>
+              <w:keepNext/>
               <w:spacing w:after="0" w:line="276" w:lineRule="auto"/>
             </w:pPr>
             <w:r>
@@ -8305,6 +8306,7 @@
           </w:tcPr>
           <w:p>
             <w:pPr>
+              <w:keepNext/>
               <w:spacing w:after="0" w:line="276" w:lineRule="auto"/>
             </w:pPr>
             <w:r>
@@ -8329,15 +8331,118 @@
           </w:tcPr>
           <w:p>
             <w:pPr>
-              <w:spacing w:after="0" w:line="276" w:lineRule="auto"/>
-            </w:pPr>
-            <w:r>
-              <w:rPr>
-                <w:rFonts w:ascii="맑은 고딕" w:hAnsi="맑은 고딕" w:eastAsia="맑은 고딕" w:cs="맑은 고딕"/>
-                <w:b w:val="0"/>
-                <w:sz w:val="17"/>
-              </w:rPr>
-              <w:t>0.40</w:t>
+              <w:keepNext/>
+              <w:spacing w:after="0" w:line="276" w:lineRule="auto"/>
+            </w:pPr>
+            <w:r>
+              <w:rPr>
+                <w:rFonts w:ascii="맑은 고딕" w:hAnsi="맑은 고딕" w:eastAsia="맑은 고딕" w:cs="맑은 고딕"/>
+                <w:b w:val="0"/>
+                <w:sz w:val="17"/>
+              </w:rPr>
+              <w:t>0.25</w:t>
+            </w:r>
+          </w:p>
+        </w:tc>
+        <w:tc>
+          <w:tcPr>
+            <w:tcW w:type="dxa" w:w="2551"/>
+            <w:tcMar>
+              <w:top w:w="70" w:type="dxa"/>
+              <w:left w:w="90" w:type="dxa"/>
+              <w:bottom w:w="70" w:type="dxa"/>
+              <w:right w:w="90" w:type="dxa"/>
+            </w:tcMar>
+          </w:tcPr>
+          <w:p>
+            <w:pPr>
+              <w:keepNext/>
+              <w:spacing w:after="0" w:line="276" w:lineRule="auto"/>
+            </w:pPr>
+            <w:r>
+              <w:rPr>
+                <w:rFonts w:ascii="맑은 고딕" w:hAnsi="맑은 고딕" w:eastAsia="맑은 고딕" w:cs="맑은 고딕"/>
+                <w:b w:val="0"/>
+                <w:sz w:val="17"/>
+              </w:rPr>
+              <w:t>일치</w:t>
+            </w:r>
+          </w:p>
+        </w:tc>
+      </w:tr>
+      <w:tr>
+        <w:trPr>
+          <w:cantSplit/>
+        </w:trPr>
+        <w:tc>
+          <w:tcPr>
+            <w:tcW w:type="dxa" w:w="1701"/>
+            <w:tcMar>
+              <w:top w:w="70" w:type="dxa"/>
+              <w:left w:w="90" w:type="dxa"/>
+              <w:bottom w:w="70" w:type="dxa"/>
+              <w:right w:w="90" w:type="dxa"/>
+            </w:tcMar>
+          </w:tcPr>
+          <w:p>
+            <w:pPr>
+              <w:spacing w:after="0" w:line="276" w:lineRule="auto"/>
+            </w:pPr>
+            <w:r>
+              <w:rPr>
+                <w:rFonts w:ascii="맑은 고딕" w:hAnsi="맑은 고딕" w:eastAsia="맑은 고딕" w:cs="맑은 고딕"/>
+                <w:b w:val="0"/>
+                <w:sz w:val="17"/>
+              </w:rPr>
+              <w:t>ITME</w:t>
+            </w:r>
+          </w:p>
+        </w:tc>
+        <w:tc>
+          <w:tcPr>
+            <w:tcW w:type="dxa" w:w="3402"/>
+            <w:tcMar>
+              <w:top w:w="70" w:type="dxa"/>
+              <w:left w:w="90" w:type="dxa"/>
+              <w:bottom w:w="70" w:type="dxa"/>
+              <w:right w:w="90" w:type="dxa"/>
+            </w:tcMar>
+          </w:tcPr>
+          <w:p>
+            <w:pPr>
+              <w:spacing w:after="0" w:line="276" w:lineRule="auto"/>
+            </w:pPr>
+            <w:r>
+              <w:rPr>
+                <w:rFonts w:ascii="맑은 고딕" w:hAnsi="맑은 고딕" w:eastAsia="맑은 고딕" w:cs="맑은 고딕"/>
+                <w:b w:val="0"/>
+                <w:sz w:val="17"/>
+              </w:rPr>
+              <w:t>시장성 – 이해관계자</w:t>
+            </w:r>
+          </w:p>
+        </w:tc>
+        <w:tc>
+          <w:tcPr>
+            <w:tcW w:type="dxa" w:w="1417"/>
+            <w:tcMar>
+              <w:top w:w="70" w:type="dxa"/>
+              <w:left w:w="90" w:type="dxa"/>
+              <w:bottom w:w="70" w:type="dxa"/>
+              <w:right w:w="90" w:type="dxa"/>
+            </w:tcMar>
+          </w:tcPr>
+          <w:p>
+            <w:pPr>
+              <w:spacing w:after="0" w:line="276" w:lineRule="auto"/>
+            </w:pPr>
+            <w:r>
+              <w:rPr>
+                <w:rFonts w:ascii="맑은 고딕" w:hAnsi="맑은 고딕" w:eastAsia="맑은 고딕" w:cs="맑은 고딕"/>
+                <w:b w:val="0"/>
+                <w:sz w:val="17"/>
+              </w:rPr>
+              <w:t>0.67</w:t>
             </w:r>
           </w:p>
         </w:tc>
@@ -8598,7 +8703,7 @@
                 <w:b w:val="0"/>
                 <w:sz w:val="17"/>
               </w:rPr>
-              <w:t>판단 보류</w:t>
+              <w:t>부분 지지</w:t>
             </w:r>
           </w:p>
         </w:tc>
@@ -8623,7 +8728,7 @@
                 <w:b w:val="0"/>
                 <w:sz w:val="17"/>
               </w:rPr>
-              <w:t>TurboQuant: TRL 5–7 (신뢰도 높음), 시장성 판단 보류 → 판단 보류; ITME: TRL 5–6 (신뢰도 보통), 시장성 판단 보류 → 판단 보류 (C.5 격자, 코드 계산) [1, p.8·10; 3; 11]</w:t>
+              <w:t>TurboQuant: TRL 5–7 (신뢰도 높음), 시장성 판단 보류 → 판단 보류; ITME: TRL 5–6 (신뢰도 높음), 시장성 5.0 → 부분 괴리 (기대 선행) (C.5 격자, 코드 계산) [2, p.8·10; 1, p.15·16]</w:t>
             </w:r>
           </w:p>
         </w:tc>
@@ -8678,7 +8783,7 @@
                 <w:b w:val="0"/>
                 <w:sz w:val="17"/>
               </w:rPr>
-              <w:t>판단 보류</w:t>
+              <w:t>지지</w:t>
             </w:r>
           </w:p>
         </w:tc>
@@ -8703,7 +8808,7 @@
                 <w:b w:val="0"/>
                 <w:sz w:val="17"/>
               </w:rPr>
-              <w:t>TurboQuant은 기술 자체 언급이 10회, 생태계 언급이 6회로 기술 중심의 근거가 다소 우세하나, ITME는 기술 언급 3회에 비해 생태계 언급이 9회로 생태계·전략 측면 근거가 더 많아 두 기술 간 이해관계자 근거의 비중 차이가 명확하다. 그러나 두 기술 모두 이해관계자 평가가 긍정적이나 일부 우려도 공존하여 명확한 지지나 기각 판단은 어렵다. [14; 6; 10]</w:t>
+              <w:t>TurboQuant는 기술 자체에 대한 언급이 15건으로 많고 생태계 언급은 5건에 불과한 반면, ITME는 기술 언급이 5건, 생태계 언급이 9건으로 생태계·전략 측면의 언급이 더 많아 두 기술의 이해관계자 근거 비중이 다르다.</w:t>
             </w:r>
           </w:p>
         </w:tc>
@@ -8758,7 +8863,7 @@
                 <w:b w:val="0"/>
                 <w:sz w:val="17"/>
               </w:rPr>
-              <w:t>지지</w:t>
+              <w:t>판단 보류</w:t>
             </w:r>
           </w:p>
         </w:tc>
@@ -8783,7 +8888,7 @@
                 <w:b w:val="0"/>
                 <w:sz w:val="17"/>
               </w:rPr>
-              <w:t>ITME는 도메인 평가 점수가 부재하여 비교가 불가하나, TurboQuant의 점수 분포는 W1과 W2 간 큰 차이가 없고 모두 높은 수준임을 보여준다. [15; 10; 40]</w:t>
+              <w:t>TurboQuant의 도메인 평가 점수는 W1과 W2 모두 4.75점으로 동일하며, ITME는 도메인 점수가 부재하여 W1과 W2 점수 차이에 따른 판정 기준 적용이 어렵다.</w:t>
             </w:r>
           </w:p>
         </w:tc>
@@ -8860,7 +8965,7 @@
                 <w:b w:val="0"/>
                 <w:sz w:val="17"/>
               </w:rPr>
-              <w:t>두 기술 모두 KV 캐시 메모리 최적화라는 공통 목표를 가지며, TurboQuant는 압축 중심, ITME는 다계층 메모리 및 CXL 하이브리드 메모리 통합 중심으로 접근한다. 그러나 두 방식을 함께 쓰는 사례나 도입 주체 차이를 명확히 보여주는 근거는 발견되지 않아 판단 보류한다. [6; 41; 40]</w:t>
+              <w:t>근거 문장이 Judge 검사를 통과하지 못함</w:t>
             </w:r>
           </w:p>
         </w:tc>
@@ -8881,7 +8986,7 @@
           <w:b w:val="0"/>
           <w:sz w:val="20"/>
         </w:rPr>
-        <w:t>H1은 TRL 범위의 가운데 값과 시장성 점수로 설계서 C.5의 3×3 격자에서 코드로 판정했다: TurboQuant 판단 보류; ITME 판단 보류.</w:t>
+        <w:t>H1은 TRL 범위의 가운데 값과 시장성 점수로 설계서 C.5의 3×3 격자에서 코드로 판정했다: TurboQuant 판단 보류; ITME 부분 괴리 (기대 선행).</w:t>
       </w:r>
     </w:p>
     <w:p>
@@ -8919,7 +9024,7 @@
           <w:b w:val="0"/>
           <w:sz w:val="20"/>
         </w:rPr>
-        <w:t>대규모 장문맥 LLM 추론 워크로드에서는 TurboQuant의 3비트 KV 캐시 압축과 메모리 절감 효과가 관련 근거로 작용한다[15; 37; 32].</w:t>
+        <w:t>GPU 메모리 용량 한계가 중요한 워크로드에서는 ITME의 다계층 메모리 구조와 NAND 기반 확장 기술 근거가 관련된다[2, p.2; 4].</w:t>
       </w:r>
     </w:p>
     <w:p>
@@ -8942,7 +9047,7 @@
           <w:b w:val="0"/>
           <w:sz w:val="20"/>
         </w:rPr>
-        <w:t>기존 GPU 보유 여부가 중요한 도입 주체에서는 TurboQuant의 GPU 기반 프로덕션 구현과 vLLM 통합 사례가 참고될 수 있다[3; 7; 8].</w:t>
+        <w:t>기존에 NVIDIA A100 GPU를 보유한 환경에서는 TurboQuant의 KV 캐시 3비트 압축과 실험실 검증 근거가 적용될 수 있다[1, p.15·16].</w:t>
       </w:r>
     </w:p>
     <w:p>
@@ -8965,7 +9070,7 @@
           <w:b w:val="0"/>
           <w:sz w:val="20"/>
         </w:rPr>
-        <w:t>클라우드 및 데이터센터 사업자 도입 시 ITME의 다계층 메모리 구조와 CXL 하이브리드 메모리 활용 근거가 관련된다[1, p.8; 5; 10].</w:t>
+        <w:t>클라우드·데이터센터 사업자가 도입 주체일 경우 TurboQuant와 ITME 모두에서 긍정적 평가 근거가 다수 보고되어 관련 근거가 참고된다[14; 16].</w:t>
       </w:r>
     </w:p>
     <w:p>
@@ -8988,7 +9093,7 @@
           <w:b w:val="0"/>
           <w:sz w:val="20"/>
         </w:rPr>
-        <w:t>투자 및 분석 집단에서는 TurboQuant의 비용 절감 효과와 ITME의 메모리 수요 성장 둔화 우려가 평가에 영향을 미칠 수 있다[14; 17; 25; 26].</w:t>
+        <w:t>투자·분석·언론 집단의 시장 수요 판단에서는 TurboQuant가 긍정과 우려가 혼재된 반면, ITME는 긍정과 부정 근거가 혼재되어 불확실성 근거가 관련된다[28; 31].</w:t>
       </w:r>
     </w:p>
     <w:p>
@@ -9137,7 +9242,7 @@
                 <w:b w:val="0"/>
                 <w:sz w:val="17"/>
               </w:rPr>
-              <w:t>0 / 1칸</w:t>
+              <w:t>0 / 2칸</w:t>
             </w:r>
           </w:p>
         </w:tc>
@@ -9192,7 +9297,7 @@
                 <w:b w:val="0"/>
                 <w:sz w:val="17"/>
               </w:rPr>
-              <w:t>0 / 1칸</w:t>
+              <w:t>0 / 2칸</w:t>
             </w:r>
           </w:p>
         </w:tc>
@@ -9247,7 +9352,7 @@
                 <w:b w:val="0"/>
                 <w:sz w:val="17"/>
               </w:rPr>
-              <w:t>0 / 1칸</w:t>
+              <w:t>0 / 2칸</w:t>
             </w:r>
           </w:p>
         </w:tc>
@@ -9300,7 +9405,7 @@
                 <w:b w:val="0"/>
                 <w:sz w:val="17"/>
               </w:rPr>
-              <w:t>0 / 1칸</w:t>
+              <w:t>1 / 2칸</w:t>
             </w:r>
           </w:p>
         </w:tc>
@@ -9353,7 +9458,7 @@
                 <w:b w:val="0"/>
                 <w:sz w:val="17"/>
               </w:rPr>
-              <w:t>0 / 2칸 (H1 판정: 판단 보류)</w:t>
+              <w:t>0 / 2칸 (H1 판정: 부분 지지)</w:t>
             </w:r>
           </w:p>
         </w:tc>
@@ -9406,7 +9511,7 @@
                 <w:b w:val="0"/>
                 <w:sz w:val="17"/>
               </w:rPr>
-              <w:t>0 / 2칸 (H1 판정: 판단 보류)</w:t>
+              <w:t>0 / 2칸 (H1 판정: 부분 지지)</w:t>
             </w:r>
           </w:p>
         </w:tc>
@@ -9459,7 +9564,7 @@
                 <w:b w:val="0"/>
                 <w:sz w:val="17"/>
               </w:rPr>
-              <w:t>0 / 2칸 (H1 판정: 판단 보류)</w:t>
+              <w:t>0 / 2칸 (H1 판정: 부분 지지)</w:t>
             </w:r>
           </w:p>
         </w:tc>
@@ -9512,7 +9617,7 @@
                 <w:b w:val="0"/>
                 <w:sz w:val="17"/>
               </w:rPr>
-              <w:t>0 / 2칸 (H1 판정: 판단 보류)</w:t>
+              <w:t>0 / 2칸 (H1 판정: 부분 지지)</w:t>
             </w:r>
           </w:p>
         </w:tc>
@@ -9565,7 +9670,7 @@
                 <w:b w:val="0"/>
                 <w:sz w:val="17"/>
               </w:rPr>
-              <w:t>0 / 2칸 (H1 판정: 판단 보류)</w:t>
+              <w:t>0 / 2칸 (H1 판정: 부분 지지)</w:t>
             </w:r>
           </w:p>
         </w:tc>
@@ -9618,7 +9723,7 @@
                 <w:b w:val="0"/>
                 <w:sz w:val="17"/>
               </w:rPr>
-              <w:t>0 / 2칸 (H1 판정: 판단 보류)</w:t>
+              <w:t>0 / 2칸 (H1 판정: 부분 지지)</w:t>
             </w:r>
           </w:p>
         </w:tc>
@@ -9671,7 +9776,7 @@
                 <w:b w:val="0"/>
                 <w:sz w:val="17"/>
               </w:rPr>
-              <w:t>0 / 2칸 (H1 판정: 판단 보류)</w:t>
+              <w:t>0 / 2칸 (H1 판정: 부분 지지)</w:t>
             </w:r>
           </w:p>
         </w:tc>
@@ -9724,7 +9829,7 @@
                 <w:b w:val="0"/>
                 <w:sz w:val="17"/>
               </w:rPr>
-              <w:t>0 / 2칸 (H1 판정: 판단 보류)</w:t>
+              <w:t>0 / 2칸 (H1 판정: 부분 지지)</w:t>
             </w:r>
           </w:p>
         </w:tc>
@@ -10194,7 +10299,7 @@
                 <w:b w:val="0"/>
                 <w:sz w:val="17"/>
               </w:rPr>
-              <w:t>TurboQuant 하·상한 3, ITME 하·상한 1</w:t>
+              <w:t>TurboQuant 하·상한 2, ITME 하·상한 1</w:t>
             </w:r>
           </w:p>
         </w:tc>
@@ -10244,7 +10349,7 @@
                 <w:b w:val="0"/>
                 <w:sz w:val="17"/>
               </w:rPr>
-              <w:t>2</w:t>
+              <w:t>0</w:t>
             </w:r>
           </w:p>
         </w:tc>
@@ -10324,7 +10429,7 @@
                 <w:b w:val="0"/>
                 <w:sz w:val="17"/>
               </w:rPr>
-              <w:t>4/4/3/4</w:t>
+              <w:t>4/4/4/4</w:t>
             </w:r>
           </w:p>
         </w:tc>
@@ -10349,7 +10454,7 @@
                 <w:b w:val="0"/>
                 <w:sz w:val="17"/>
               </w:rPr>
-              <w:t>50%</w:t>
+              <w:t>40%</w:t>
             </w:r>
           </w:p>
         </w:tc>
@@ -10374,7 +10479,7 @@
                 <w:b w:val="0"/>
                 <w:sz w:val="17"/>
               </w:rPr>
-              <w:t>TurboQuant 찬3/반3, ITME 찬3/반0</w:t>
+              <w:t>TurboQuant 찬3/반0, ITME 찬4/반0</w:t>
             </w:r>
           </w:p>
         </w:tc>
@@ -10504,7 +10609,7 @@
                 <w:b w:val="0"/>
                 <w:sz w:val="17"/>
               </w:rPr>
-              <w:t>4/4/4/4</w:t>
+              <w:t>5/4/5/4</w:t>
             </w:r>
           </w:p>
         </w:tc>
@@ -10529,7 +10634,7 @@
                 <w:b w:val="0"/>
                 <w:sz w:val="17"/>
               </w:rPr>
-              <w:t>17%</w:t>
+              <w:t>14%</w:t>
             </w:r>
           </w:p>
         </w:tc>
@@ -10554,7 +10659,7 @@
                 <w:b w:val="0"/>
                 <w:sz w:val="17"/>
               </w:rPr>
-              <w:t>TurboQuant 찬11/반2, ITME 찬7/반2</w:t>
+              <w:t>TurboQuant 찬14/반2, ITME 찬9/반2</w:t>
             </w:r>
           </w:p>
         </w:tc>
@@ -10604,7 +10709,7 @@
                 <w:b w:val="0"/>
                 <w:sz w:val="17"/>
               </w:rPr>
-              <w:t>0</w:t>
+              <w:t>2</w:t>
             </w:r>
           </w:p>
         </w:tc>
@@ -10706,7 +10811,7 @@
                 <w:b w:val="0"/>
                 <w:sz w:val="17"/>
               </w:rPr>
-              <w:t>50%</w:t>
+              <w:t>100%</w:t>
             </w:r>
           </w:p>
         </w:tc>
@@ -10730,7 +10835,7 @@
                 <w:b w:val="0"/>
                 <w:sz w:val="17"/>
               </w:rPr>
-              <w:t>TurboQuant 찬10/반2, ITME 찬2/반0</w:t>
+              <w:t>TurboQuant 찬6/반1, ITME 찬2/반0</w:t>
             </w:r>
           </w:p>
         </w:tc>
@@ -10833,7 +10938,7 @@
           <w:b w:val="0"/>
           <w:sz w:val="20"/>
         </w:rPr>
-        <w:t>본문 인용 근거의 출처 구분: 벤더 26건, 제3자 30건, 학술 4건. 관점마다 지지·반대 질의를 짝지어 검색했고, 한 원 출처 계열이 웹 근거의 50%를 넘지 않게 했으며, 개발사 발언은 이해관계자 점수에서 뺐다.</w:t>
+        <w:t>본문 인용 근거의 출처 구분: 벤더 26건, 제3자 24건, 학술 3건. 관점마다 지지·반대 질의를 짝지어 검색했고, 한 원 출처 계열이 웹 근거의 50%를 넘지 않게 했으며, 개발사 발언은 이해관계자 점수에서 뺐다.</w:t>
       </w:r>
     </w:p>
     <w:p>
@@ -11114,7 +11219,7 @@
           <w:b w:val="0"/>
           <w:sz w:val="20"/>
         </w:rPr>
-        <w:t>[1] Jang, H., Min, Y., Kim, S., Ahn, T., Kim, H., Joo, Y., Kim, H., &amp; Kim, J.(2026). ITME: Inference Tiered Memory Expansion with Disaggregated CXL-Hybrid Memories. arXiv, 2606.12556.</w:t>
+        <w:t>[1] Zandieh, A., Daliri, M., Hadian, M., &amp; Mirrokni, V.(2025). TurboQuant: Online Vector Quantization with Near-optimal Distortion Rate. arXiv, 2504.19874.</w:t>
       </w:r>
     </w:p>
     <w:p>
@@ -11137,7 +11242,7 @@
           <w:b w:val="0"/>
           <w:sz w:val="20"/>
         </w:rPr>
-        <w:t>[2] Zandieh, A., Daliri, M., Hadian, M., &amp; Mirrokni, V.(2025). TurboQuant: Online Vector Quantization with Near-optimal Distortion Rate. arXiv, 2504.19874.</w:t>
+        <w:t>[2] Jang, H., Min, Y., Kim, S., Ahn, T., Kim, H., Joo, Y., Kim, H., &amp; Kim, J.(2026). ITME: Inference Tiered Memory Expansion with Disaggregated CXL-Hybrid Memories. arXiv, 2606.12556.</w:t>
       </w:r>
     </w:p>
     <w:p>
@@ -11175,7 +11280,7 @@
           <w:b w:val="0"/>
           <w:sz w:val="20"/>
         </w:rPr>
-        <w:t>[3] deepinfra.com(2026-09-22 접속). What Is Google TurboQuant and What Does It Mean .... deepinfra.com, https://deepinfra.com/blog/google-turboquant</w:t>
+        <w:t>[3] tradingkey.com(2026-09-22 접속). What Is Google TurboQuant Compression Algorithm? How Does It Affect the AI Memory Chip Industry?. tradingkey.com, https://tradingkey.com/analysis/stocks/us-stocks/261728257-what-is-google-turboquant-compression-algorithm-how-impact-ai-memory-chip-industry-tradingkey</w:t>
       </w:r>
     </w:p>
     <w:p>
@@ -11198,7 +11303,7 @@
           <w:b w:val="0"/>
           <w:sz w:val="20"/>
         </w:rPr>
-        <w:t>[4] tradingkey.com(2026-09-22 접속). What Is Google TurboQuant Compression Algorithm? How Does It Affect the AI Memory Chip Industry?. tradingkey.com, https://tradingkey.com/analysis/stocks/us-stocks/261728257-what-is-google-turboquant-compression-algorithm-how-impact-ai-memory-chip-industry-tradingkey</w:t>
+        <w:t>[4] sedaily.com(2026-09-22 접속). SK hynix Developing New NAND Products for KV Cache Demands - Seoul Economic Daily. en.sedaily.com, https://en.sedaily.com/finance/2026/07/29/sk-hynix-developing-new-nand-products-for-kv-cache-demands</w:t>
       </w:r>
     </w:p>
     <w:p>
@@ -11221,7 +11326,7 @@
           <w:b w:val="0"/>
           <w:sz w:val="20"/>
         </w:rPr>
-        <w:t>[5] SK hynix(2026-09-22 접속). The Next-Generation Memory Architecture in the AI Era? .... news.skhynix.com, https://news.skhynix.com/en/fms-2026</w:t>
+        <w:t>[5] AMD(2026-09-22 접속). Productionizing TurboQuant on AMD GPUs for KV-Cache-Bound .... rocm.blogs.amd.com, https://rocm.blogs.amd.com/artificial-intelligence/turboquant-vllm-agentic/README.html</w:t>
       </w:r>
     </w:p>
     <w:p>
@@ -11244,7 +11349,7 @@
           <w:b w:val="0"/>
           <w:sz w:val="20"/>
         </w:rPr>
-        <w:t>[6] semiwiki.com(2026-09-22 접속). SK Hynix proposes HBM and HBF hybrid for LLM inference. semiwiki.com, https://semiwiki.com/forum/threads/sk-hynix-proposes-hbm-and-hbf-hybrid-for-llm-inference.24754</w:t>
+        <w:t>[6] medium.com(2026-09-22 접속). TurboQuant Changes the Economics of Local AI Inference - Medium. medium.com, https://medium.com/@michael.hannecke/googles-turboquant-changes-the-economics-of-local-ai-inference-acce5839014d</w:t>
       </w:r>
     </w:p>
     <w:p>
@@ -11267,7 +11372,7 @@
           <w:b w:val="0"/>
           <w:sz w:val="20"/>
         </w:rPr>
-        <w:t>[7] medium.com(2026-09-22 접속). TurboQuant Changes the Economics of Local AI Inference - Medium. medium.com, https://medium.com/@michael.hannecke/googles-turboquant-changes-the-economics-of-local-ai-inference-acce5839014d</w:t>
+        <w:t>[7] arxiv.org(2026-09-22 접속). ITME: Inference Tiered Memory Expansion with .... arxiv.org, https://arxiv.org/html/2606.12556v2</w:t>
       </w:r>
     </w:p>
     <w:p>
@@ -11290,7 +11395,7 @@
           <w:b w:val="0"/>
           <w:sz w:val="20"/>
         </w:rPr>
-        <w:t>[8] AMD(2026-09-22 접속). Productionizing TurboQuant on AMD GPUs for KV-Cache-Bound .... rocm.blogs.amd.com, https://rocm.blogs.amd.com/artificial-intelligence/turboquant-vllm-agentic/README.html</w:t>
+        <w:t>[8] neurips.cc(2026-09-22 접속). HiFC: High-efficiency Flash-based KV Cache Swapping for .... papers.neurips.cc, https://papers.neurips.cc/paper_files/paper/2025/file/4431224d3762aa655f0aee4eaf04ff16-Paper-Conference.pdf</w:t>
       </w:r>
     </w:p>
     <w:p>
@@ -11313,7 +11418,7 @@
           <w:b w:val="0"/>
           <w:sz w:val="20"/>
         </w:rPr>
-        <w:t>[9] regolo.ai(2026-09-22 접속). Why TurboQuant matters for real-world LLM inference. regolo.ai, https://regolo.ai/why-turboquant-matters-for-real-world-llm-inference</w:t>
+        <w:t>[9] Google(2026-09-22 접속). TurboQuant: Redefining AI efficiency with extreme .... research.google, https://research.google/blog/turboquant-redefining-ai-efficiency-with-extreme-compression</w:t>
       </w:r>
     </w:p>
     <w:p>
@@ -11336,7 +11441,7 @@
           <w:b w:val="0"/>
           <w:sz w:val="20"/>
         </w:rPr>
-        <w:t>[10] arxiv.org(2026-09-22 접속). ITME: Inference Tiered Memory Expansion with .... arxiv.org, https://arxiv.org/html/2606.12556v2</w:t>
+        <w:t>[10] youtube.com(2026-09-22 접속). Google's TurboQuant Memory Reduction Claim vs Reality. youtube.com, https://www.youtube.com/watch?v=haoAI2lIZ74</w:t>
       </w:r>
     </w:p>
     <w:p>
@@ -11359,7 +11464,7 @@
           <w:b w:val="0"/>
           <w:sz w:val="20"/>
         </w:rPr>
-        <w:t>[11] vllm.ai(2026-09-22 접속). A First Comprehensive Study of TurboQuant: Accuracy and ... - vLLM. vllm.ai, https://vllm.ai/blog/2026-05-11-turboquant</w:t>
+        <w:t>[11] SK hynix(2026-09-22 접속). SK hynix Showcases Full-Stack AI Memory Portfolio at .... news.skhynix.com, https://news.skhynix.com/en/sk-hynix-showcases-full-stack-ai-memory-portfolio-at-2025-ocp-global-summit</w:t>
       </w:r>
     </w:p>
     <w:p>
@@ -11382,7 +11487,7 @@
           <w:b w:val="0"/>
           <w:sz w:val="20"/>
         </w:rPr>
-        <w:t>[12] neurips.cc(2026-09-22 접속). HiFC: High-efficiency Flash-based KV Cache Swapping for .... papers.neurips.cc, https://papers.neurips.cc/paper_files/paper/2025/file/4431224d3762aa655f0aee4eaf04ff16-Paper-Conference.pdf</w:t>
+        <w:t>[12] arxiv.org(2026-09-22 접속). [2606.12556] ITME: Inference Tiered Memory Expansion with Disaggregated CXL-Hybrid Memories. ar5iv.labs.arxiv.org, https://ar5iv.labs.arxiv.org/html/2606.12556</w:t>
       </w:r>
     </w:p>
     <w:p>
@@ -11405,7 +11510,7 @@
           <w:b w:val="0"/>
           <w:sz w:val="20"/>
         </w:rPr>
-        <w:t>[13] youtube.com(2026-09-22 접속). Google's TurboQuant Memory Reduction Claim vs Reality. youtube.com, https://www.youtube.com/watch?v=haoAI2lIZ74</w:t>
+        <w:t>[13] towardsai.net(2026-09-22 접속). Google's TurboQuant Explained: How They Cut LLM .... pub.towardsai.net, https://pub.towardsai.net/googles-turboquant-how-they-cut-llm-memory-by-6x-without-losing-accuracy-971313c9aa7e</w:t>
       </w:r>
     </w:p>
     <w:p>
@@ -11451,7 +11556,7 @@
           <w:b w:val="0"/>
           <w:sz w:val="20"/>
         </w:rPr>
-        <w:t>[15] Google(2026-09-22 접속). TurboQuant: Redefining AI efficiency with extreme .... research.google, https://research.google/blog/turboquant-redefining-ai-efficiency-with-extreme-compression</w:t>
+        <w:t>[15] hpe.com(2026-09-22 접속). How Google TurboQuant Stirred the AI Industry. community.hpe.com, https://community.hpe.com/t5/software-general/how-google-turboquant-stirred-the-ai-industry/td-p/7265346</w:t>
       </w:r>
     </w:p>
     <w:p>
@@ -11474,7 +11579,7 @@
           <w:b w:val="0"/>
           <w:sz w:val="20"/>
         </w:rPr>
-        <w:t>[16] arxiv.org(2026-09-22 접속). [2606.12556] ITME: Inference Tiered Memory Expansion with Disaggregated CXL-Hybrid Memories. ar5iv.labs.arxiv.org, https://ar5iv.labs.arxiv.org/html/2606.12556</w:t>
+        <w:t>[16] semiwiki.com(2026-09-22 접속). SK Hynix proposes HBM and HBF hybrid for LLM inference. semiwiki.com, https://semiwiki.com/forum/threads/sk-hynix-proposes-hbm-and-hbf-hybrid-for-llm-inference.24754</w:t>
       </w:r>
     </w:p>
     <w:p>
@@ -11497,7 +11602,7 @@
           <w:b w:val="0"/>
           <w:sz w:val="20"/>
         </w:rPr>
-        <w:t>[17] towardsai.net(2026-09-22 접속). Google's TurboQuant Explained: How They Cut LLM .... pub.towardsai.net, https://pub.towardsai.net/googles-turboquant-how-they-cut-llm-memory-by-6x-without-losing-accuracy-971313c9aa7e</w:t>
+        <w:t>[17] seagate.com(2026-09-22 접속). Enabling inference at massive scale with hybrid storage for .... seagate.com, https://www.seagate.com/resources/enabling-inference-at-massive-scale-with-hybrid-storage-for-kv-cache-offloading</w:t>
       </w:r>
     </w:p>
     <w:p>
@@ -11520,7 +11625,7 @@
           <w:b w:val="0"/>
           <w:sz w:val="20"/>
         </w:rPr>
-        <w:t>[18] everpuredata.com(2026-09-22 접속). TurboQuant Compresses KV Cache by 5X. Does That Mean You .... blog.everpuredata.com, https://blog.everpuredata.com/purely-technical/turboquant-compresses-kv-cache-by-5x-does-that-mean-you-need-less-memory</w:t>
+        <w:t>[18] tradingkey.com(2026-09-22 접속). SK Hynix Capacity Hits Zero: Tech Giants Offer to Fund Factories Amid AI Chip Shortage. tradingkey.com, https://www.tradingkey.com/analysis/stocks/more/261873534-sk-hynix-memory-shortage-capacity-tradingkey</w:t>
       </w:r>
     </w:p>
     <w:p>
@@ -11543,7 +11648,7 @@
           <w:b w:val="0"/>
           <w:sz w:val="20"/>
         </w:rPr>
-        <w:t>[19] digitalapplied.com(2026-09-22 접속). Google TurboQuant: 6x LLM Memory Compression Guide. digitalapplied.com, https://www.digitalapplied.com/blog/google-turboquant-6x-llm-memory-compression-guide</w:t>
+        <w:t>[19] futurumgroup.com(2026-09-22 접속). SK Hynix ADR Issuance Strategy. futurumgroup.com, https://futurumgroup.com/insights/will-sk-hynixs-record-265bn-adr-issuance-help-close-its-capex-intensity-gap</w:t>
       </w:r>
     </w:p>
     <w:p>
@@ -11566,7 +11671,7 @@
           <w:b w:val="0"/>
           <w:sz w:val="20"/>
         </w:rPr>
-        <w:t>[20] sedaily.com(2026-09-22 접속). SK hynix Developing New NAND Products for KV Cache Demands - Seoul Economic Daily. en.sedaily.com, https://en.sedaily.com/finance/2026/07/29/sk-hynix-developing-new-nand-products-for-kv-cache-demands</w:t>
+        <w:t>[20] whatthechiphappened.com(2026-09-22 접속). The Market Just Sold Micron on a Paper It Did Not Read. news.whatthechiphappened.com, https://news.whatthechiphappened.com/p/the-market-just-sold-micron-on-a</w:t>
       </w:r>
     </w:p>
     <w:p>
@@ -11589,7 +11694,7 @@
           <w:b w:val="0"/>
           <w:sz w:val="20"/>
         </w:rPr>
-        <w:t>[21] hpe.com(2026-09-22 접속). How Google TurboQuant Stirred the AI Industry. community.hpe.com, https://community.hpe.com/t5/software-general/how-google-turboquant-stirred-the-ai-industry/td-p/7265346</w:t>
+        <w:t>[21] NVIDIA(2026-09-22 접속). Why Turboquant saves DGX twice - NVIDIA Developer Forums. forums.developer.nvidia.com, https://forums.developer.nvidia.com/t/why-turboquant-saves-dgx-twice/364736</w:t>
       </w:r>
     </w:p>
     <w:p>
@@ -11612,7 +11717,7 @@
           <w:b w:val="0"/>
           <w:sz w:val="20"/>
         </w:rPr>
-        <w:t>[22] medium.com(2026-09-22 접속). Implementing Google's TurboQuant: KV Cache Compression and .... medium.com, https://medium.com/online-inference/implementing-googles-turboquant-kv-cache-compression-and-llm-evaluation-with-w-b-1403d460846b</w:t>
+        <w:t>[22] towardsdatascience.com(2026-09-22 접속). KV Cache Is Eating Your VRAM. Here's How Google Fixed .... towardsdatascience.com, https://towardsdatascience.com/kv-cache-is-eating-your-vram-heres-how-google-fixed-it-with-turboquant</w:t>
       </w:r>
     </w:p>
     <w:p>
@@ -11635,7 +11740,7 @@
           <w:b w:val="0"/>
           <w:sz w:val="20"/>
         </w:rPr>
-        <w:t>[23] futurumgroup.com(2026-09-22 접속). SK Hynix ADR Issuance Strategy. futurumgroup.com, https://futurumgroup.com/insights/will-sk-hynixs-record-265bn-adr-issuance-help-close-its-capex-intensity-gap</w:t>
+        <w:t>[23] reddit.com(2026-09-22 접속). [google research] TurboQuant: Redefining AI efficiency .... reddit.com, https://www.reddit.com/r/LocalLLaMA/comments/1s2su28/google_research_turboquant_redefining_ai</w:t>
       </w:r>
     </w:p>
     <w:p>
@@ -11658,7 +11763,7 @@
           <w:b w:val="0"/>
           <w:sz w:val="20"/>
         </w:rPr>
-        <w:t>[24] seagate.com(2026-09-22 접속). Enabling inference at massive scale with hybrid storage for .... seagate.com, https://www.seagate.com/resources/enabling-inference-at-massive-scale-with-hybrid-storage-for-kv-cache-offloading</w:t>
+        <w:t>[24] decodingdiscontinuity.com(2026-09-22 접속). Why TurboQuant Triggered a $100B Memory Stock Sell-Off. decodingdiscontinuity.com, https://www.decodingdiscontinuity.com/p/turboquant-memory-stock-sell-off-panic-paper-google</w:t>
       </w:r>
     </w:p>
     <w:p>
@@ -11681,7 +11786,7 @@
           <w:b w:val="0"/>
           <w:sz w:val="20"/>
         </w:rPr>
-        <w:t>[25] biggo.com(2026-09-22 접속). DeepSeek's New Model Claims Sharp Cut in HBM Usage; Samsung and SK Hynix Plunge Over 3% Intraday. finance.biggo.com, https://finance.biggo.com/news/d8eafdaf-6ff4-490e-b2ea-62f13e1974c9</w:t>
+        <w:t>[25] yahoo.com(2026-09-22 접속). What TurboQuant Actually Means for AI Memory Stocks. finance.yahoo.com, https://finance.yahoo.com/markets/stocks/articles/turboquant-actually-means-ai-memory-125500558.html</w:t>
       </w:r>
     </w:p>
     <w:p>
@@ -11704,7 +11809,7 @@
           <w:b w:val="0"/>
           <w:sz w:val="20"/>
         </w:rPr>
-        <w:t>[26] startupfortune.com(2026-09-22 접속). DeepSeek's New AI Model Spooked Samsung and SK Hynix Investors. startupfortune.com, https://startupfortune.com/deepseeks-new-ai-model-spooked-samsung-and-sk-hynix-investors</w:t>
+        <w:t>[26] mindstudio.ai(2026-09-22 접속). What Is Google TurboQuant? The KV Cache Compression That .... mindstudio.ai, https://www.mindstudio.ai/blog/what-is-google-turboquant-kv-cache-compression</w:t>
       </w:r>
     </w:p>
     <w:p>
@@ -11727,7 +11832,7 @@
           <w:b w:val="0"/>
           <w:sz w:val="20"/>
         </w:rPr>
-        <w:t>[27] NVIDIA(2026-09-22 접속). Why Turboquant saves DGX twice - NVIDIA Developer Forums. forums.developer.nvidia.com, https://forums.developer.nvidia.com/t/why-turboquant-saves-dgx-twice/364736</w:t>
+        <w:t>[27] biggo.com(2026-09-22 접속). DeepSeek's New Model Claims Sharp Cut in HBM Usage; Samsung and SK Hynix Plunge Over 3% Intraday. finance.biggo.com, https://finance.biggo.com/news/d8eafdaf-6ff4-490e-b2ea-62f13e1974c9</w:t>
       </w:r>
     </w:p>
     <w:p>
@@ -11750,7 +11855,7 @@
           <w:b w:val="0"/>
           <w:sz w:val="20"/>
         </w:rPr>
-        <w:t>[28] reddit.com(2026-09-22 접속). [google research] TurboQuant: Redefining AI efficiency .... reddit.com, https://www.reddit.com/r/LocalLLaMA/comments/1s2su28/google_research_turboquant_redefining_ai</w:t>
+        <w:t>[28] investing.com(2026-09-22 접속). SK Hynix outlook revised to positive by S&amp;P and Fitch on memory chip strength By Investing.com. investing.com, https://www.investing.com/news/stock-market-news/sk-hynix-outlook-revised-to-positive-by-sp-and-fitch-on-memory-chip-strength-93CH-4209005</w:t>
       </w:r>
     </w:p>
     <w:p>
@@ -11773,7 +11878,7 @@
           <w:b w:val="0"/>
           <w:sz w:val="20"/>
         </w:rPr>
-        <w:t>[29] theinvestor.co.kr(2026-09-22 접속). Google TurboQuant: Separating hype from reality - THE INVESTOR. theinvestor.co.kr, https://www.theinvestor.co.kr/article/10716199</w:t>
+        <w:t>[29] yahoo.com(2026-09-22 접속). Analysts Still See Massive Upside for SK Hynix — The AI Cycle Isn’t Done But Questions Remain. finance.yahoo.com, https://finance.yahoo.com/markets/stocks/articles/analysts-still-see-massive-upside-151554133.html</w:t>
       </w:r>
     </w:p>
     <w:p>
@@ -11796,7 +11901,7 @@
           <w:b w:val="0"/>
           <w:sz w:val="20"/>
         </w:rPr>
-        <w:t>[30] decodingdiscontinuity.com(2026-09-22 접속). Why TurboQuant Triggered a $100B Memory Stock Sell-Off. decodingdiscontinuity.com, https://www.decodingdiscontinuity.com/p/turboquant-memory-stock-sell-off-panic-paper-google</w:t>
+        <w:t>[30] everpuredata.com(2026-09-22 접속). TurboQuant Compresses KV Cache by 5X. Does That Mean You .... blog.everpuredata.com, https://blog.everpuredata.com/purely-technical/turboquant-compresses-kv-cache-by-5x-does-that-mean-you-need-less-memory</w:t>
       </w:r>
     </w:p>
     <w:p>
@@ -11819,7 +11924,7 @@
           <w:b w:val="0"/>
           <w:sz w:val="20"/>
         </w:rPr>
-        <w:t>[31] yahoo.com(2026-09-22 접속). What TurboQuant Actually Means for AI Memory Stocks. finance.yahoo.com, https://finance.yahoo.com/markets/stocks/articles/turboquant-actually-means-ai-memory-125500558.html</w:t>
+        <w:t>[31] lighthouse-canton.com(2026-09-22 접속). TurboQuant: Why It Changes Nothing for Memory - Lighthouse Canton. lighthouse-canton.com, https://www.lighthouse-canton.com/insights/turboquant-why-it-changes-nothing-for-the-memory-trade-equity-insights</w:t>
       </w:r>
     </w:p>
     <w:p>
@@ -11842,7 +11947,7 @@
           <w:b w:val="0"/>
           <w:sz w:val="20"/>
         </w:rPr>
-        <w:t>[32] mindstudio.ai(2026-09-22 접속). What Is Google TurboQuant? The KV Cache Compression That .... mindstudio.ai, https://www.mindstudio.ai/blog/what-is-google-turboquant-kv-cache-compression</w:t>
+        <w:t>[32] medium.com(2026-09-22 접속). Medium. medium.com, https://medium.com/@anupkawarase.akz/turboquant-how-googles-6x-kv-cache-compression-changes-llm-inference-forever-1110e4be289e</w:t>
       </w:r>
     </w:p>
     <w:p>
@@ -11865,7 +11970,7 @@
           <w:b w:val="0"/>
           <w:sz w:val="20"/>
         </w:rPr>
-        <w:t>[33] tradingkey.com(2026-09-22 접속). SK Hynix Capacity Hits Zero: Tech Giants Offer to Fund Factories Amid AI Chip Shortage. tradingkey.com, https://www.tradingkey.com/analysis/stocks/more/261873534-sk-hynix-memory-shortage-capacity-tradingkey</w:t>
+        <w:t>[33] Intel(2026-09-22 접속). Enhancing long-context, high-concurrency LLM serving on a 32 GB .... community.intel.com, https://community.intel.com/t5/Blogs/Tech-Innovation/Data-Center/Enhancing-long-context-high-concurrency-LLM-serving-on-a-32-GB/post/1751209</w:t>
       </w:r>
     </w:p>
     <w:p>
@@ -11888,168 +11993,7 @@
           <w:b w:val="0"/>
           <w:sz w:val="20"/>
         </w:rPr>
-        <w:t>[34] whatthechiphappened.com(2026-09-22 접속). The Market Just Sold Micron on a Paper It Did Not Read. news.whatthechiphappened.com, https://news.whatthechiphappened.com/p/the-market-just-sold-micron-on-a</w:t>
-      </w:r>
-    </w:p>
-    <w:p>
-      <w:pPr>
-        <w:spacing w:after="40" w:line="312" w:lineRule="auto"/>
-        <w:ind w:left="312" w:hanging="227"/>
-      </w:pPr>
-      <w:r>
-        <w:rPr>
-          <w:rFonts w:ascii="맑은 고딕" w:hAnsi="맑은 고딕" w:eastAsia="맑은 고딕" w:cs="맑은 고딕"/>
-          <w:b/>
-          <w:color w:val="7F4ACB"/>
-          <w:sz w:val="20"/>
-        </w:rPr>
-        <w:t xml:space="preserve">• </w:t>
-      </w:r>
-      <w:r>
-        <w:rPr>
-          <w:rFonts w:ascii="맑은 고딕" w:hAnsi="맑은 고딕" w:eastAsia="맑은 고딕" w:cs="맑은 고딕"/>
-          <w:b w:val="0"/>
-          <w:sz w:val="20"/>
-        </w:rPr>
-        <w:t>[35] morningstar.com(2026-09-22 접속). SK Hynix suggests its stock is too cheap as it embarks on $29 billion buyback · Morningstar. morningstar.com, https://www.morningstar.com/news/marketwatch/2026081999/sk-hynix-suggests-its-stock-is-too-cheap-as-it-embarks-on-29-billion-buyback</w:t>
-      </w:r>
-    </w:p>
-    <w:p>
-      <w:pPr>
-        <w:spacing w:after="40" w:line="312" w:lineRule="auto"/>
-        <w:ind w:left="312" w:hanging="227"/>
-      </w:pPr>
-      <w:r>
-        <w:rPr>
-          <w:rFonts w:ascii="맑은 고딕" w:hAnsi="맑은 고딕" w:eastAsia="맑은 고딕" w:cs="맑은 고딕"/>
-          <w:b/>
-          <w:color w:val="7F4ACB"/>
-          <w:sz w:val="20"/>
-        </w:rPr>
-        <w:t xml:space="preserve">• </w:t>
-      </w:r>
-      <w:r>
-        <w:rPr>
-          <w:rFonts w:ascii="맑은 고딕" w:hAnsi="맑은 고딕" w:eastAsia="맑은 고딕" w:cs="맑은 고딕"/>
-          <w:b w:val="0"/>
-          <w:sz w:val="20"/>
-        </w:rPr>
-        <w:t>[36] lighthouse-canton.com(2026-09-22 접속). TurboQuant: Why It Changes Nothing for Memory - Lighthouse Canton. lighthouse-canton.com, https://www.lighthouse-canton.com/insights/turboquant-why-it-changes-nothing-for-the-memory-trade-equity-insights</w:t>
-      </w:r>
-    </w:p>
-    <w:p>
-      <w:pPr>
-        <w:spacing w:after="40" w:line="312" w:lineRule="auto"/>
-        <w:ind w:left="312" w:hanging="227"/>
-      </w:pPr>
-      <w:r>
-        <w:rPr>
-          <w:rFonts w:ascii="맑은 고딕" w:hAnsi="맑은 고딕" w:eastAsia="맑은 고딕" w:cs="맑은 고딕"/>
-          <w:b/>
-          <w:color w:val="7F4ACB"/>
-          <w:sz w:val="20"/>
-        </w:rPr>
-        <w:t xml:space="preserve">• </w:t>
-      </w:r>
-      <w:r>
-        <w:rPr>
-          <w:rFonts w:ascii="맑은 고딕" w:hAnsi="맑은 고딕" w:eastAsia="맑은 고딕" w:cs="맑은 고딕"/>
-          <w:b w:val="0"/>
-          <w:sz w:val="20"/>
-        </w:rPr>
-        <w:t>[37] vast.ai(2026-09-22 접속). TurboQuant Explained: How It Reduces LLM Memory by 5x and .... vast.ai, https://vast.ai/article/turboquant-explained-llm-memory-inference</w:t>
-      </w:r>
-    </w:p>
-    <w:p>
-      <w:pPr>
-        <w:spacing w:after="40" w:line="312" w:lineRule="auto"/>
-        <w:ind w:left="312" w:hanging="227"/>
-      </w:pPr>
-      <w:r>
-        <w:rPr>
-          <w:rFonts w:ascii="맑은 고딕" w:hAnsi="맑은 고딕" w:eastAsia="맑은 고딕" w:cs="맑은 고딕"/>
-          <w:b/>
-          <w:color w:val="7F4ACB"/>
-          <w:sz w:val="20"/>
-        </w:rPr>
-        <w:t xml:space="preserve">• </w:t>
-      </w:r>
-      <w:r>
-        <w:rPr>
-          <w:rFonts w:ascii="맑은 고딕" w:hAnsi="맑은 고딕" w:eastAsia="맑은 고딕" w:cs="맑은 고딕"/>
-          <w:b w:val="0"/>
-          <w:sz w:val="20"/>
-        </w:rPr>
-        <w:t>[38] turbo-quant.com(2026-09-22 접속). Google TurboQuant — Paper, Tools, Benchmarks &amp; Framework Status. turbo-quant.com, https://turbo-quant.com</w:t>
-      </w:r>
-    </w:p>
-    <w:p>
-      <w:pPr>
-        <w:spacing w:after="40" w:line="312" w:lineRule="auto"/>
-        <w:ind w:left="312" w:hanging="227"/>
-      </w:pPr>
-      <w:r>
-        <w:rPr>
-          <w:rFonts w:ascii="맑은 고딕" w:hAnsi="맑은 고딕" w:eastAsia="맑은 고딕" w:cs="맑은 고딕"/>
-          <w:b/>
-          <w:color w:val="7F4ACB"/>
-          <w:sz w:val="20"/>
-        </w:rPr>
-        <w:t xml:space="preserve">• </w:t>
-      </w:r>
-      <w:r>
-        <w:rPr>
-          <w:rFonts w:ascii="맑은 고딕" w:hAnsi="맑은 고딕" w:eastAsia="맑은 고딕" w:cs="맑은 고딕"/>
-          <w:b w:val="0"/>
-          <w:sz w:val="20"/>
-        </w:rPr>
-        <w:t>[39] Intel(2026-09-22 접속). Enhancing long-context, high-concurrency LLM serving on a 32 GB .... community.intel.com, https://community.intel.com/t5/Blogs/Tech-Innovation/Data-Center/Enhancing-long-context-high-concurrency-LLM-serving-on-a-32-GB/post/1751209</w:t>
-      </w:r>
-    </w:p>
-    <w:p>
-      <w:pPr>
-        <w:spacing w:after="40" w:line="312" w:lineRule="auto"/>
-        <w:ind w:left="312" w:hanging="227"/>
-      </w:pPr>
-      <w:r>
-        <w:rPr>
-          <w:rFonts w:ascii="맑은 고딕" w:hAnsi="맑은 고딕" w:eastAsia="맑은 고딕" w:cs="맑은 고딕"/>
-          <w:b/>
-          <w:color w:val="7F4ACB"/>
-          <w:sz w:val="20"/>
-        </w:rPr>
-        <w:t xml:space="preserve">• </w:t>
-      </w:r>
-      <w:r>
-        <w:rPr>
-          <w:rFonts w:ascii="맑은 고딕" w:hAnsi="맑은 고딕" w:eastAsia="맑은 고딕" w:cs="맑은 고딕"/>
-          <w:b w:val="0"/>
-          <w:sz w:val="20"/>
-        </w:rPr>
-        <w:t>[40] jangwook.net(2026-09-22 접속). Google TurboQuant: 3-Bit KV Cache With Zero Accuracy Loss. jangwook.net, https://jangwook.net/en/blog/en/google-turboquant-kv-cache-3bit-compression</w:t>
-      </w:r>
-    </w:p>
-    <w:p>
-      <w:pPr>
-        <w:spacing w:after="40" w:line="312" w:lineRule="auto"/>
-        <w:ind w:left="312" w:hanging="227"/>
-      </w:pPr>
-      <w:r>
-        <w:rPr>
-          <w:rFonts w:ascii="맑은 고딕" w:hAnsi="맑은 고딕" w:eastAsia="맑은 고딕" w:cs="맑은 고딕"/>
-          <w:b/>
-          <w:color w:val="7F4ACB"/>
-          <w:sz w:val="20"/>
-        </w:rPr>
-        <w:t xml:space="preserve">• </w:t>
-      </w:r>
-      <w:r>
-        <w:rPr>
-          <w:rFonts w:ascii="맑은 고딕" w:hAnsi="맑은 고딕" w:eastAsia="맑은 고딕" w:cs="맑은 고딕"/>
-          <w:b w:val="0"/>
-          <w:sz w:val="20"/>
-        </w:rPr>
-        <w:t>[41] arxiv.org(2026-09-22 접속). HyMCache: A KV Cache Frameworkfor Multi-Turn LLM .... arxiv.org, https://arxiv.org/html/2607.18141v2</w:t>
+        <w:t>[34] regolo.ai(2026-09-22 접속). Why TurboQuant matters for real-world LLM inference. regolo.ai, https://regolo.ai/why-turboquant-matters-for-real-world-llm-inference</w:t>
       </w:r>
     </w:p>
     <w:sectPr>

--- a/outputs/RAG-Output_판교_9반_김정인+김지수+김진수+전진만+정원준.docx
+++ b/outputs/RAG-Output_판교_9반_김정인+김지수+김진수+전진만+정원준.docx
@@ -914,7 +914,7 @@
                 <w:b w:val="0"/>
                 <w:sz w:val="17"/>
               </w:rPr>
-              <w:t>4.0 평가 기준 (8) · 4.1 기술 성숙도(TRL) (8) · 4.2 시장성 (8) · 4.3 이해관계자 (9) · 4.4 도메인 적합성(W1·W2) (9)</w:t>
+              <w:t>4.0 평가 기준 (7) · 4.1 기술 성숙도(TRL) (8) · 4.2 시장성 (8) · 4.3 이해관계자 (9) · 4.4 도메인 적합성(W1·W2) (9)</w:t>
             </w:r>
           </w:p>
         </w:tc>
@@ -939,7 +939,7 @@
                 <w:b w:val="0"/>
                 <w:sz w:val="17"/>
               </w:rPr>
-              <w:t>8</w:t>
+              <w:t>7</w:t>
             </w:r>
           </w:p>
         </w:tc>
@@ -995,7 +995,7 @@
                 <w:b w:val="0"/>
                 <w:sz w:val="17"/>
               </w:rPr>
-              <w:t>5.1 관점 간 일치·상충 표 (11) · 5.2 주요 상충 지점 (11) · 5.3 가설 판정 (11) · 5.4 조건별 시사점(추천 아님) (11) · 5.5 기준값 민감도 점검 (12)</w:t>
+              <w:t>5.1 관점 간 일치·상충 표 (10) · 5.2 주요 상충 지점 (10) · 5.3 가설 판정 (10) · 5.4 조건별 시사점(추천 아님) (11) · 5.5 기준값 민감도 점검 (11)</w:t>
             </w:r>
           </w:p>
         </w:tc>
@@ -1020,7 +1020,7 @@
                 <w:b w:val="0"/>
                 <w:sz w:val="17"/>
               </w:rPr>
-              <w:t>11</w:t>
+              <w:t>10</w:t>
             </w:r>
           </w:p>
         </w:tc>
@@ -1076,7 +1076,7 @@
                 <w:b w:val="0"/>
                 <w:sz w:val="17"/>
               </w:rPr>
-              <w:t>6.1 공개 정보 기반 추정의 한계 (13) · 6.2 확증편향 방지 조치와 실행 결과 (13) · 6.3 분석 방법의 한계 (13)</w:t>
+              <w:t>6.1 공개 정보 기반 추정의 한계 (11) · 6.2 확증편향 방지 조치와 실행 결과 (12) · 6.3 분석 방법의 한계 (12)</w:t>
             </w:r>
           </w:p>
         </w:tc>
@@ -1101,7 +1101,7 @@
                 <w:b w:val="0"/>
                 <w:sz w:val="17"/>
               </w:rPr>
-              <w:t>13</w:t>
+              <w:t>11</w:t>
             </w:r>
           </w:p>
         </w:tc>
@@ -1171,7 +1171,7 @@
                 <w:b w:val="0"/>
                 <w:sz w:val="17"/>
               </w:rPr>
-              <w:t>15</w:t>
+              <w:t>13</w:t>
             </w:r>
           </w:p>
         </w:tc>
@@ -1223,7 +1223,7 @@
           <w:b w:val="0"/>
           <w:sz w:val="20"/>
         </w:rPr>
-        <w:t>TurboQuant: TRL 5–7(추정, 신뢰도 높음), 시장성 판단 보류, 이해관계자 5.00, 도메인 적합성 4.75 [1, p.15; 3]</w:t>
+        <w:t>TurboQuant: TRL 4–6(추정, 신뢰도 높음), 시장성 4.45, 이해관계자 5.00, 도메인 적합성 4.78 [1, p.15; 3]</w:t>
       </w:r>
     </w:p>
     <w:p>
@@ -1246,7 +1246,7 @@
           <w:b w:val="0"/>
           <w:sz w:val="20"/>
         </w:rPr>
-        <w:t>ITME: TRL 5–6(추정, 신뢰도 높음), 시장성 5.00, 이해관계자 4.33, 도메인 적합성 판단 보류 [2, p.8; 4]</w:t>
+        <w:t>ITME: TRL 5–6(추정, 신뢰도 보통), 시장성 판단 보류, 이해관계자 4.50, 도메인 적합성 판단 보류 [2, p.8]</w:t>
       </w:r>
     </w:p>
     <w:p>
@@ -1269,7 +1269,7 @@
           <w:b w:val="0"/>
           <w:sz w:val="20"/>
         </w:rPr>
-        <w:t>가설 판정: H1 부분 지지, H2 지지, H3 판단 보류, H4 판단 보류 [2, p.8·10; 1, p.15]</w:t>
+        <w:t>가설 판정: H1 부분 지지, H2 기각, H3 판단 보류, H4 부분 지지 [2, p.2·8]</w:t>
       </w:r>
     </w:p>
     <w:p>
@@ -1292,7 +1292,7 @@
           <w:b w:val="0"/>
           <w:sz w:val="20"/>
         </w:rPr>
-        <w:t>TurboQuant은 TRL 5에서 7 사이로 실험실 검증부터 시제품 시연 단계까지 근거가 보고되었다[1, p.15·16·19; 5; 6; 3].</w:t>
+        <w:t>TurboQuant은 NVIDIA A100 GPU와 실제 데이터셋을 이용한 KV cache 양자화 실험과 긴 문맥 검색 벤치마크를 통해 TRL 4~6 범위에서 실험실 환경 검증이 이루어졌다[1, p.15·16·19; 3; 4; 5].</w:t>
       </w:r>
     </w:p>
     <w:p>
@@ -1315,7 +1315,7 @@
           <w:b w:val="0"/>
           <w:sz w:val="20"/>
         </w:rPr>
-        <w:t>ITME는 TRL 5에서 6 사이로 실제 서버 환경과 FPGA 프로토타입 검증, 시제품 시연 가능성 근거가 존재한다[2, p.8·10; 7; 4].</w:t>
+        <w:t>ITME는 Dell 서버와 CXL-하이브리드 메모리 환경에서 FPGA 프로토타입을 통한 실환경 검증으로 TRL 5~6 단계로 평가되며, SK hynix의 NAND 제품 개발 계획이 시제품 시연 가능성을 시사한다[2, p.8·10; 6].</w:t>
       </w:r>
     </w:p>
     <w:p>
@@ -5103,11 +5103,6 @@
       </w:pPr>
     </w:p>
     <w:p>
-      <w:r>
-        <w:br w:type="page"/>
-      </w:r>
-    </w:p>
-    <w:p>
       <w:pPr>
         <w:pStyle w:val="Heading1"/>
         <w:keepNext/>
@@ -5384,7 +5379,7 @@
                 <w:b w:val="0"/>
                 <w:sz w:val="17"/>
               </w:rPr>
-              <w:t>5–7</w:t>
+              <w:t>4–6</w:t>
             </w:r>
           </w:p>
         </w:tc>
@@ -5434,7 +5429,7 @@
                 <w:b w:val="0"/>
                 <w:sz w:val="17"/>
               </w:rPr>
-              <w:t>[1, p.15·16·19; 5]</w:t>
+              <w:t>[1, p.15·16·19; 7; 8; 9; 10; 11; 12; 13; 14; 15]</w:t>
             </w:r>
           </w:p>
         </w:tc>
@@ -5459,7 +5454,7 @@
                 <w:b w:val="0"/>
                 <w:sz w:val="17"/>
               </w:rPr>
-              <w:t>[3; 5; 6]</w:t>
+              <w:t>[3; 16; 5; 17; 4]</w:t>
             </w:r>
           </w:p>
         </w:tc>
@@ -5536,7 +5531,7 @@
                 <w:b w:val="0"/>
                 <w:sz w:val="17"/>
               </w:rPr>
-              <w:t>높음</w:t>
+              <w:t>보통</w:t>
             </w:r>
           </w:p>
         </w:tc>
@@ -5560,7 +5555,7 @@
                 <w:b w:val="0"/>
                 <w:sz w:val="17"/>
               </w:rPr>
-              <w:t>[2, p.8·10; 7]</w:t>
+              <w:t>[2, p.8·10]</w:t>
             </w:r>
           </w:p>
         </w:tc>
@@ -5584,7 +5579,7 @@
                 <w:b w:val="0"/>
                 <w:sz w:val="17"/>
               </w:rPr>
-              <w:t>[4]</w:t>
+              <w:t>[2, p.8·10; 6]</w:t>
             </w:r>
           </w:p>
         </w:tc>
@@ -5605,7 +5600,7 @@
           <w:b w:val="0"/>
           <w:sz w:val="20"/>
         </w:rPr>
-        <w:t>TRL은 공개 정보로 추정한 범위이다. 하한은 공개 근거로 확인된 가장 높은 단계, 상한은 발표·계획 같은 부분 신호로 보이는 단계이며, 양쪽 모두 개발사 외 독립 근거가 있으면 신뢰도 높음, 한쪽만 있으면 보통, 개발사 자료뿐이면 낮음이다(설계서 C.4). TurboQuant은 NVIDIA A100 GPU에서 KV 캐시 양자화 실험과 여러 데이터셋 검증을 통해 TRL 4 단계 실험실 환경 검증을 충족하며, vLLM 엔진에서 AMD GPU용 생산 준비 구현으로 TRL 5 단계 유사 환경 통합 검증 근거가 있다[1, p.15·16·19; 5]. 또한, 생산 서빙 프레임워크 통합 계획과 공식 출시 발표로 TRL 7 단계 시제품 시연 가능성도 보고되었다[6; 3]. 다만 실제 고객사 시범 적용이나 장기간 실서비스 시험에 대한 공개 정보는 아직 없다. ITME는 실제 서버와 GPU를 포함한 하드웨어 환경에서 기능과 성능을 검증하고 FPGA 프로토타입으로 하드웨어 구현 가능성을 입증했으며, vLLM 프레임워크와 통합하여 유사 환경에서 검증된 점이 확인된다[2, p.8·10; 7]. SK hynix의 NAND 제품 개발 보도는 시제품 시연 단계 가능성을 시사하나 구체적 시연 결과는 공개되지 않았다[4].</w:t>
+        <w:t>TRL은 공개 정보로 추정한 범위이다. 하한은 공개 근거로 확인된 가장 높은 단계, 상한은 발표·계획 같은 부분 신호로 보이는 단계이며, 양쪽 모두 개발사 외 독립 근거가 있으면 신뢰도 높음, 한쪽만 있으면 보통, 개발사 자료뿐이면 낮음이다(설계서 C.4). TurboQuant은 NVIDIA A100 GPU 기반 실험과 긴 문맥 검색 벤치마크를 통해 TRL 4~6 범위에서 실험실 환경 검증이 이루어졌으며, 커뮤니티 구현이 vLLM과 통합되어 실제 워크로드에서 성능 개선을 보이고 있다. 다만 Google 공식 구현은 아직 공개되지 않아 완전한 생산 준비성은 확인되지 않았다[1, p.15·16·19; 3; 4; 5]. ITME는 Dell 서버와 CXL-하이브리드 메모리 환경에서 FPGA 프로토타입을 통한 실환경 검증으로 TRL 5~6 단계로 평가되며, SK hynix의 NAND 제품 개발 계획은 시제품 시연 가능성을 보여주나 실제 시제품 시연이나 고객사 적용에 대한 공개 정보는 부족하다[2, p.8·10; 6].</w:t>
       </w:r>
     </w:p>
     <w:p>
@@ -5783,7 +5778,7 @@
                 <w:b w:val="0"/>
                 <w:sz w:val="17"/>
               </w:rPr>
-              <w:t>판단 보류</w:t>
+              <w:t>4.00 [18; 19; 20]</w:t>
             </w:r>
           </w:p>
         </w:tc>
@@ -5808,7 +5803,7 @@
                 <w:b w:val="0"/>
                 <w:sz w:val="17"/>
               </w:rPr>
-              <w:t>5.00 [8; 4]</w:t>
+              <w:t>판단 보류 [2, p.2]</w:t>
             </w:r>
           </w:p>
         </w:tc>
@@ -5863,7 +5858,7 @@
                 <w:b w:val="0"/>
                 <w:sz w:val="17"/>
               </w:rPr>
-              <w:t>5.00 [9; 10]</w:t>
+              <w:t>4.00 [8; 21; 22; 23]</w:t>
             </w:r>
           </w:p>
         </w:tc>
@@ -5943,7 +5938,7 @@
                 <w:b w:val="0"/>
                 <w:sz w:val="17"/>
               </w:rPr>
-              <w:t>판단 보류</w:t>
+              <w:t>5.00 [24; 21]</w:t>
             </w:r>
           </w:p>
         </w:tc>
@@ -5968,7 +5963,7 @@
                 <w:b w:val="0"/>
                 <w:sz w:val="17"/>
               </w:rPr>
-              <w:t>5.00 [11; 12]</w:t>
+              <w:t>판단 보류 [25]</w:t>
             </w:r>
           </w:p>
         </w:tc>
@@ -6023,7 +6018,7 @@
                 <w:b w:val="0"/>
                 <w:sz w:val="17"/>
               </w:rPr>
-              <w:t>판단 보류 [13]</w:t>
+              <w:t>5.00 [26; 27]</w:t>
             </w:r>
           </w:p>
         </w:tc>
@@ -6103,7 +6098,7 @@
                 <w:color w:val="161A58"/>
                 <w:sz w:val="17"/>
               </w:rPr>
-              <w:t>판단 보류</w:t>
+              <w:t>4.45</w:t>
             </w:r>
           </w:p>
         </w:tc>
@@ -6128,7 +6123,7 @@
                 <w:color w:val="161A58"/>
                 <w:sz w:val="17"/>
               </w:rPr>
-              <w:t>5.00</w:t>
+              <w:t>판단 보류</w:t>
             </w:r>
           </w:p>
         </w:tc>
@@ -6149,7 +6144,7 @@
           <w:b w:val="0"/>
           <w:sz w:val="20"/>
         </w:rPr>
-        <w:t>TurboQuant는 KV 캐시 메모리 사용량을 크게 줄이고 속도 향상을 달성하는 기술로 실험적 평가가 보고되었으며, 메모리 절감과 정확도 손실 간 상충관계를 극복하는 도입 비용 구조를 갖추고 있다[10; 9; 13]. 다만 시장 규모·성장과 생태계 지원에 대한 구체적 근거는 부족하여 시장성 평가가 보류되었다. ITME는 LLM 추론 시장 성장과 수요에 부합하는 NAND 기반 KV 캐시 확장 기술을 개발하고 있으며, 실제 Llama-3.1 모델에서 성능 향상을 입증하고 AiMX 카드와 같은 하드웨어 최적화 사례도 존재한다[2, p.9; 11]. 또한 CXL 하이브리드 메모리와 PCIe Gen5 인터페이스를 활용한 다계층 메모리 관리 및 생태계 통합 측면에서 구체적인 구현과 전략이 보고되었다[11; 12; 7]. 다만 도입 비용 구조에 관한 근거는 부족하다.</w:t>
+        <w:t>TurboQuant은 KV 캐시 메모리 사용량을 최대 6배까지 줄이면서 정확도 손실이 거의 없다는 긍정적 평가가 다수 보고되었고, vLLM, llama.cpp 등 주요 오픈소스 추론 엔진에 통합되어 초기 검증이 진행 중이다[18; 8; 21; 28; 29]. 다만 일부 평가에서는 KV 캐시만 줄이며 전체 메모리 감소로 직결되지 않고 기존 방법 대비 성능이 떨어진다는 의견도 있어 수요가 불확실하다[20]. ITME는 대규모 추론 지원과 성능 향상 근거가 클라우드·데이터센터 사업자 집단에서 보고되었으나, 도입 비용 구조에 관한 근거가 부족해 시장성 판단은 보류된다[30; 31].</w:t>
       </w:r>
     </w:p>
     <w:p>
@@ -6327,7 +6322,7 @@
                 <w:b w:val="0"/>
                 <w:sz w:val="17"/>
               </w:rPr>
-              <w:t>지지(5) [14; 15; 10]</w:t>
+              <w:t>지지(5) [18; 28; 32]</w:t>
             </w:r>
           </w:p>
         </w:tc>
@@ -6352,7 +6347,7 @@
                 <w:b w:val="0"/>
                 <w:sz w:val="17"/>
               </w:rPr>
-              <w:t>지지(5) [16; 17; 18]</w:t>
+              <w:t>지지(5) [30; 31; 33]</w:t>
             </w:r>
           </w:p>
         </w:tc>
@@ -6407,7 +6402,7 @@
                 <w:b w:val="0"/>
                 <w:sz w:val="17"/>
               </w:rPr>
-              <w:t>판단 보류</w:t>
+              <w:t>지지(5) [34]</w:t>
             </w:r>
           </w:p>
         </w:tc>
@@ -6432,7 +6427,7 @@
                 <w:b w:val="0"/>
                 <w:sz w:val="17"/>
               </w:rPr>
-              <w:t>지지(5) [19; 20]</w:t>
+              <w:t>중립·혼재(3) [35; 36]</w:t>
             </w:r>
           </w:p>
         </w:tc>
@@ -6487,7 +6482,7 @@
                 <w:b w:val="0"/>
                 <w:sz w:val="17"/>
               </w:rPr>
-              <w:t>지지(5) [21; 22; 23]</w:t>
+              <w:t>지지(5) [37; 38; 29]</w:t>
             </w:r>
           </w:p>
         </w:tc>
@@ -6512,7 +6507,7 @@
                 <w:b w:val="0"/>
                 <w:sz w:val="17"/>
               </w:rPr>
-              <w:t>판단 보류</w:t>
+              <w:t>지지(5) [39; 40; 41]</w:t>
             </w:r>
           </w:p>
         </w:tc>
@@ -6567,7 +6562,7 @@
                 <w:b w:val="0"/>
                 <w:sz w:val="17"/>
               </w:rPr>
-              <w:t>지지(5) [24; 25; 26]</w:t>
+              <w:t>지지(5) [42; 19; 43]</w:t>
             </w:r>
           </w:p>
         </w:tc>
@@ -6592,7 +6587,7 @@
                 <w:b w:val="0"/>
                 <w:sz w:val="17"/>
               </w:rPr>
-              <w:t>중립·혼재(3) [27; 28; 29]</w:t>
+              <w:t>지지(5) [44; 45; 22]</w:t>
             </w:r>
           </w:p>
         </w:tc>
@@ -6672,7 +6667,7 @@
                 <w:color w:val="161A58"/>
                 <w:sz w:val="17"/>
               </w:rPr>
-              <w:t>4.33</w:t>
+              <w:t>4.50</w:t>
             </w:r>
           </w:p>
         </w:tc>
@@ -6693,7 +6688,7 @@
           <w:b w:val="0"/>
           <w:sz w:val="20"/>
         </w:rPr>
-        <w:t>개발사(TurboQuant는 Google, ITME는 SK hynix)의 발언과 보도자료는 점수에서 제외하고 참고로만 인용했다. TurboQuant는 클라우드·데이터센터 사업자 집단에서 KV 캐시 압축과 메모리 사용량 감소, 속도 향상, 정확도 유지 측면에서 긍정적 평가가 다수 보고되었으며[14; 15; 10], 개발자 커뮤니티와 투자·분석·언론 집단에서는 긍정적 평가가 우세하나 일부 우려와 중립 의견도 존재한다[21; 30; 31]. GPU·메모리 벤더 집단에서는 근거가 부족하여 평가가 어렵다. ITME는 클라우드·데이터센터 사업자와 GPU·메모리 벤더 집단에서 KV 캐시 최적화와 대규모 AI 추론 서비스 지원에 긍정적 평가를 받고 있으나[16; 19], 투자·분석·언론 집단에서는 긍정과 우려가 혼재되어 시장 수요에 대한 불확실성이 존재한다[28; 27]. 개발자 커뮤니티의 의견은 근거 부족으로 평가가 어렵다.</w:t>
+        <w:t>개발사(TurboQuant는 Google, ITME는 SK hynix)의 발언과 보도자료는 점수에서 제외하고 참고로만 인용했다. TurboQuant은 클라우드·데이터센터 사업자, GPU·메모리 벤더, 개발자 커뮤니티, 투자·분석·언론 집단에서 GPU 메모리 비용 절감과 동시성 향상, 정확도 유지 등의 긍정적 평가를 받으나, 일부에서는 연구 단계에 머물러 있고 실제 채택 사례가 부족하다는 우려도 있다[28; 34; 37; 19; 46]. ITME는 클라우드·데이터센터 사업자 집단에서 대규모 추론 지원과 성능 향상 근거로 강한 지지를 받았으나, GPU·메모리 벤더와 투자·분석·언론 집단에서는 긍정적 평가와 함께 일부 우려가 공존하며, 개발자 커뮤니티는 기술 중요성을 인정하면서도 메모리 풋프린트 문제를 지적하였다[30; 31; 36; 35; 47; 39; 48].</w:t>
       </w:r>
     </w:p>
     <w:p>
@@ -6929,7 +6924,7 @@
                 <w:b w:val="0"/>
                 <w:sz w:val="17"/>
               </w:rPr>
-              <w:t>5.00 [14; 9]</w:t>
+              <w:t>5.00 [49; 50]</w:t>
             </w:r>
           </w:p>
         </w:tc>
@@ -6954,7 +6949,7 @@
                 <w:b w:val="0"/>
                 <w:sz w:val="17"/>
               </w:rPr>
-              <w:t>5.00 [14; 9]</w:t>
+              <w:t>5.00 [49; 51]</w:t>
             </w:r>
           </w:p>
         </w:tc>
@@ -7059,7 +7054,7 @@
                 <w:b w:val="0"/>
                 <w:sz w:val="17"/>
               </w:rPr>
-              <w:t>4.00 [9; 32]</w:t>
+              <w:t>5.00 [24; 51]</w:t>
             </w:r>
           </w:p>
         </w:tc>
@@ -7084,7 +7079,7 @@
                 <w:b w:val="0"/>
                 <w:sz w:val="17"/>
               </w:rPr>
-              <w:t>4.00 [9; 32]</w:t>
+              <w:t>4.00 [24; 51]</w:t>
             </w:r>
           </w:p>
         </w:tc>
@@ -7189,7 +7184,7 @@
                 <w:b w:val="0"/>
                 <w:sz w:val="17"/>
               </w:rPr>
-              <w:t>5.00 [32; 33]</w:t>
+              <w:t>5.00 [50; 52]</w:t>
             </w:r>
           </w:p>
         </w:tc>
@@ -7214,7 +7209,7 @@
                 <w:b w:val="0"/>
                 <w:sz w:val="17"/>
               </w:rPr>
-              <w:t>5.00 [32; 33]</w:t>
+              <w:t>4.00 [52; 53]</w:t>
             </w:r>
           </w:p>
         </w:tc>
@@ -7239,7 +7234,7 @@
                 <w:b w:val="0"/>
                 <w:sz w:val="17"/>
               </w:rPr>
-              <w:t>판단 보류 [7]</w:t>
+              <w:t>판단 보류 [25]</w:t>
             </w:r>
           </w:p>
         </w:tc>
@@ -7264,7 +7259,7 @@
                 <w:b w:val="0"/>
                 <w:sz w:val="17"/>
               </w:rPr>
-              <w:t>판단 보류 [7]</w:t>
+              <w:t>판단 보류 [25]</w:t>
             </w:r>
           </w:p>
         </w:tc>
@@ -7319,7 +7314,7 @@
                 <w:b w:val="0"/>
                 <w:sz w:val="17"/>
               </w:rPr>
-              <w:t>5.00 [1, p.18; 14]</w:t>
+              <w:t>5.00 [1, p.18; 49]</w:t>
             </w:r>
           </w:p>
         </w:tc>
@@ -7344,7 +7339,7 @@
                 <w:b w:val="0"/>
                 <w:sz w:val="17"/>
               </w:rPr>
-              <w:t>5.00 [1, p.18; 14]</w:t>
+              <w:t>5.00 [49; 24]</w:t>
             </w:r>
           </w:p>
         </w:tc>
@@ -7449,7 +7444,7 @@
                 <w:b w:val="0"/>
                 <w:sz w:val="17"/>
               </w:rPr>
-              <w:t>판단 보류</w:t>
+              <w:t>5.00 [54; 55]</w:t>
             </w:r>
           </w:p>
         </w:tc>
@@ -7474,7 +7469,7 @@
                 <w:b w:val="0"/>
                 <w:sz w:val="17"/>
               </w:rPr>
-              <w:t>판단 보류</w:t>
+              <w:t>판단 보류 [55]</w:t>
             </w:r>
           </w:p>
         </w:tc>
@@ -7579,7 +7574,7 @@
                 <w:color w:val="161A58"/>
                 <w:sz w:val="17"/>
               </w:rPr>
-              <w:t>4.75</w:t>
+              <w:t>4.78</w:t>
             </w:r>
           </w:p>
         </w:tc>
@@ -7657,12 +7652,7 @@
           <w:b w:val="0"/>
           <w:sz w:val="20"/>
         </w:rPr>
-        <w:t>워크로드별 평균: TurboQuant W1 4.75, W2 4.75; ITME W1 판단 보류, W2 판단 보류. 가중 평균 행은 기술별 W1·W2 합산값이다(W1 열에 표기). TurboQuant는 KV 캐시를 3비트까지 압축하면서 6배 이상의 메모리 절감과 비용 절감을 보고했으며, 정확도 손실이 없다는 근거가 다수 존재한다[14; 9; 32]. 단일 요청 지연이 약간 증가하는 부정적 근거가 있으나, 전반적으로 지연 유지 및 처리량 향상 근거가 더 많다[9; 34; 32]. 통합 난이도에 관한 근거는 부족하다. ITME는 다계층 메모리 구조를 활용하여 GPU 메모리와 호스트 메모리의 역할 분담으로 비용과 지연 측면에서 용량 문제를 해결하는 결과가 보고되었으며, NVMe-oF 대비 처리량이 1.8배 이상 향상된 점도 확인되었다[2, p.2; 7]. 다만 정확도 영향과 통합 난이도에 대한 근거가 부족하여 평가가 제한적이다.</w:t>
-      </w:r>
-    </w:p>
-    <w:p>
-      <w:r>
-        <w:br w:type="page"/>
+        <w:t>워크로드별 평균: TurboQuant W1 5.00, W2 4.50; ITME W1 판단 보류, W2 판단 보류. 가중 평균 행은 기술별 W1·W2 합산값이다(W1 열에 표기). TurboQuant은 Llama-3.1-8B-Instruct, Ministral-7B-Instruct 등 모델을 대상으로 긴 문맥 시나리오에서 KV 캐시를 FP16에서 약 3비트로 압축하여 정확도 손실 없이 5~6배 메모리 절감과 최대 8배 속도 향상을 달성하였다[49; 24; 19; 29]. 다만 일부 환경에서는 지연 및 처리량 관련 부정적 근거가 있어 추가 검증이 필요하다[53]. ITME는 LLM 데이터 유형을 지연 민감도와 용량에 따라 분류하고, 다계층 메모리 구조와 소프트웨어 프리페칭으로 메모리 용량과 I/O 병목을 완화하여 처리량 개선을 달성하였다[25; 2, p.2]. 정확도 영향과 통합 난이도에 대한 근거는 부족하여 판단 보류된다.</w:t>
       </w:r>
     </w:p>
     <w:p>
@@ -7914,7 +7904,7 @@
                 <w:b w:val="0"/>
                 <w:sz w:val="17"/>
               </w:rPr>
-              <w:t>5–7</w:t>
+              <w:t>4–6</w:t>
             </w:r>
           </w:p>
         </w:tc>
@@ -7939,7 +7929,7 @@
                 <w:b w:val="0"/>
                 <w:sz w:val="17"/>
               </w:rPr>
-              <w:t>판단 보류</w:t>
+              <w:t>4.45</w:t>
             </w:r>
           </w:p>
         </w:tc>
@@ -7989,7 +7979,7 @@
                 <w:b w:val="0"/>
                 <w:sz w:val="17"/>
               </w:rPr>
-              <w:t>4.75</w:t>
+              <w:t>4.78</w:t>
             </w:r>
           </w:p>
         </w:tc>
@@ -8066,7 +8056,7 @@
                 <w:b w:val="0"/>
                 <w:sz w:val="17"/>
               </w:rPr>
-              <w:t>5.00</w:t>
+              <w:t>판단 보류</w:t>
             </w:r>
           </w:p>
         </w:tc>
@@ -8090,7 +8080,7 @@
                 <w:b w:val="0"/>
                 <w:sz w:val="17"/>
               </w:rPr>
-              <w:t>4.33</w:t>
+              <w:t>4.50</w:t>
             </w:r>
           </w:p>
         </w:tc>
@@ -8315,7 +8305,7 @@
                 <w:b w:val="0"/>
                 <w:sz w:val="17"/>
               </w:rPr>
-              <w:t>이해관계자 – 도메인 적합성</w:t>
+              <w:t>시장성 – 이해관계자</w:t>
             </w:r>
           </w:p>
         </w:tc>
@@ -8340,7 +8330,7 @@
                 <w:b w:val="0"/>
                 <w:sz w:val="17"/>
               </w:rPr>
-              <w:t>0.25</w:t>
+              <w:t>0.55</w:t>
             </w:r>
           </w:p>
         </w:tc>
@@ -8386,15 +8376,16 @@
           </w:tcPr>
           <w:p>
             <w:pPr>
-              <w:spacing w:after="0" w:line="276" w:lineRule="auto"/>
-            </w:pPr>
-            <w:r>
-              <w:rPr>
-                <w:rFonts w:ascii="맑은 고딕" w:hAnsi="맑은 고딕" w:eastAsia="맑은 고딕" w:cs="맑은 고딕"/>
-                <w:b w:val="0"/>
-                <w:sz w:val="17"/>
-              </w:rPr>
-              <w:t>ITME</w:t>
+              <w:keepNext/>
+              <w:spacing w:after="0" w:line="276" w:lineRule="auto"/>
+            </w:pPr>
+            <w:r>
+              <w:rPr>
+                <w:rFonts w:ascii="맑은 고딕" w:hAnsi="맑은 고딕" w:eastAsia="맑은 고딕" w:cs="맑은 고딕"/>
+                <w:b w:val="0"/>
+                <w:sz w:val="17"/>
+              </w:rPr>
+              <w:t>TurboQuant</w:t>
             </w:r>
           </w:p>
         </w:tc>
@@ -8410,15 +8401,16 @@
           </w:tcPr>
           <w:p>
             <w:pPr>
-              <w:spacing w:after="0" w:line="276" w:lineRule="auto"/>
-            </w:pPr>
-            <w:r>
-              <w:rPr>
-                <w:rFonts w:ascii="맑은 고딕" w:hAnsi="맑은 고딕" w:eastAsia="맑은 고딕" w:cs="맑은 고딕"/>
-                <w:b w:val="0"/>
-                <w:sz w:val="17"/>
-              </w:rPr>
-              <w:t>시장성 – 이해관계자</w:t>
+              <w:keepNext/>
+              <w:spacing w:after="0" w:line="276" w:lineRule="auto"/>
+            </w:pPr>
+            <w:r>
+              <w:rPr>
+                <w:rFonts w:ascii="맑은 고딕" w:hAnsi="맑은 고딕" w:eastAsia="맑은 고딕" w:cs="맑은 고딕"/>
+                <w:b w:val="0"/>
+                <w:sz w:val="17"/>
+              </w:rPr>
+              <w:t>시장성 – 도메인 적합성</w:t>
             </w:r>
           </w:p>
         </w:tc>
@@ -8434,15 +8426,118 @@
           </w:tcPr>
           <w:p>
             <w:pPr>
-              <w:spacing w:after="0" w:line="276" w:lineRule="auto"/>
-            </w:pPr>
-            <w:r>
-              <w:rPr>
-                <w:rFonts w:ascii="맑은 고딕" w:hAnsi="맑은 고딕" w:eastAsia="맑은 고딕" w:cs="맑은 고딕"/>
-                <w:b w:val="0"/>
-                <w:sz w:val="17"/>
-              </w:rPr>
-              <w:t>0.67</w:t>
+              <w:keepNext/>
+              <w:spacing w:after="0" w:line="276" w:lineRule="auto"/>
+            </w:pPr>
+            <w:r>
+              <w:rPr>
+                <w:rFonts w:ascii="맑은 고딕" w:hAnsi="맑은 고딕" w:eastAsia="맑은 고딕" w:cs="맑은 고딕"/>
+                <w:b w:val="0"/>
+                <w:sz w:val="17"/>
+              </w:rPr>
+              <w:t>0.33</w:t>
+            </w:r>
+          </w:p>
+        </w:tc>
+        <w:tc>
+          <w:tcPr>
+            <w:tcW w:type="dxa" w:w="2551"/>
+            <w:tcMar>
+              <w:top w:w="70" w:type="dxa"/>
+              <w:left w:w="90" w:type="dxa"/>
+              <w:bottom w:w="70" w:type="dxa"/>
+              <w:right w:w="90" w:type="dxa"/>
+            </w:tcMar>
+          </w:tcPr>
+          <w:p>
+            <w:pPr>
+              <w:keepNext/>
+              <w:spacing w:after="0" w:line="276" w:lineRule="auto"/>
+            </w:pPr>
+            <w:r>
+              <w:rPr>
+                <w:rFonts w:ascii="맑은 고딕" w:hAnsi="맑은 고딕" w:eastAsia="맑은 고딕" w:cs="맑은 고딕"/>
+                <w:b w:val="0"/>
+                <w:sz w:val="17"/>
+              </w:rPr>
+              <w:t>일치</w:t>
+            </w:r>
+          </w:p>
+        </w:tc>
+      </w:tr>
+      <w:tr>
+        <w:trPr>
+          <w:cantSplit/>
+        </w:trPr>
+        <w:tc>
+          <w:tcPr>
+            <w:tcW w:type="dxa" w:w="1701"/>
+            <w:tcMar>
+              <w:top w:w="70" w:type="dxa"/>
+              <w:left w:w="90" w:type="dxa"/>
+              <w:bottom w:w="70" w:type="dxa"/>
+              <w:right w:w="90" w:type="dxa"/>
+            </w:tcMar>
+          </w:tcPr>
+          <w:p>
+            <w:pPr>
+              <w:spacing w:after="0" w:line="276" w:lineRule="auto"/>
+            </w:pPr>
+            <w:r>
+              <w:rPr>
+                <w:rFonts w:ascii="맑은 고딕" w:hAnsi="맑은 고딕" w:eastAsia="맑은 고딕" w:cs="맑은 고딕"/>
+                <w:b w:val="0"/>
+                <w:sz w:val="17"/>
+              </w:rPr>
+              <w:t>TurboQuant</w:t>
+            </w:r>
+          </w:p>
+        </w:tc>
+        <w:tc>
+          <w:tcPr>
+            <w:tcW w:type="dxa" w:w="3402"/>
+            <w:tcMar>
+              <w:top w:w="70" w:type="dxa"/>
+              <w:left w:w="90" w:type="dxa"/>
+              <w:bottom w:w="70" w:type="dxa"/>
+              <w:right w:w="90" w:type="dxa"/>
+            </w:tcMar>
+          </w:tcPr>
+          <w:p>
+            <w:pPr>
+              <w:spacing w:after="0" w:line="276" w:lineRule="auto"/>
+            </w:pPr>
+            <w:r>
+              <w:rPr>
+                <w:rFonts w:ascii="맑은 고딕" w:hAnsi="맑은 고딕" w:eastAsia="맑은 고딕" w:cs="맑은 고딕"/>
+                <w:b w:val="0"/>
+                <w:sz w:val="17"/>
+              </w:rPr>
+              <w:t>이해관계자 – 도메인 적합성</w:t>
+            </w:r>
+          </w:p>
+        </w:tc>
+        <w:tc>
+          <w:tcPr>
+            <w:tcW w:type="dxa" w:w="1417"/>
+            <w:tcMar>
+              <w:top w:w="70" w:type="dxa"/>
+              <w:left w:w="90" w:type="dxa"/>
+              <w:bottom w:w="70" w:type="dxa"/>
+              <w:right w:w="90" w:type="dxa"/>
+            </w:tcMar>
+          </w:tcPr>
+          <w:p>
+            <w:pPr>
+              <w:spacing w:after="0" w:line="276" w:lineRule="auto"/>
+            </w:pPr>
+            <w:r>
+              <w:rPr>
+                <w:rFonts w:ascii="맑은 고딕" w:hAnsi="맑은 고딕" w:eastAsia="맑은 고딕" w:cs="맑은 고딕"/>
+                <w:b w:val="0"/>
+                <w:sz w:val="17"/>
+              </w:rPr>
+              <w:t>0.22</w:t>
             </w:r>
           </w:p>
         </w:tc>
@@ -8728,7 +8823,7 @@
                 <w:b w:val="0"/>
                 <w:sz w:val="17"/>
               </w:rPr>
-              <w:t>TurboQuant: TRL 5–7 (신뢰도 높음), 시장성 판단 보류 → 판단 보류; ITME: TRL 5–6 (신뢰도 높음), 시장성 5.0 → 부분 괴리 (기대 선행) (C.5 격자, 코드 계산) [2, p.8·10; 1, p.15·16]</w:t>
+              <w:t>TurboQuant: TRL 4–6 (신뢰도 높음), 시장성 4.45 → 부분 괴리 (기대 선행); ITME: TRL 5–6 (신뢰도 보통), 시장성 판단 보류 → 판단 보류 (C.5 격자, 코드 계산) [2, p.8·10; 1, p.15·16]</w:t>
             </w:r>
           </w:p>
         </w:tc>
@@ -8783,7 +8878,7 @@
                 <w:b w:val="0"/>
                 <w:sz w:val="17"/>
               </w:rPr>
-              <w:t>지지</w:t>
+              <w:t>기각</w:t>
             </w:r>
           </w:p>
         </w:tc>
@@ -8808,7 +8903,7 @@
                 <w:b w:val="0"/>
                 <w:sz w:val="17"/>
               </w:rPr>
-              <w:t>TurboQuant는 기술 자체에 대한 언급이 15건으로 많고 생태계 언급은 5건에 불과한 반면, ITME는 기술 언급이 5건, 생태계 언급이 9건으로 생태계·전략 측면의 언급이 더 많아 두 기술의 이해관계자 근거 비중이 다르다.</w:t>
+              <w:t>TurboQuant: 기술 언급 14건, 생태계·전략 언급 7건 → 기각; ITME: 기술 언급 14건, 생태계·전략 언급 8건 → 기각 (개발사 발언 제외, C.7 기준, 코드 계산) [56; 30; 18; 42]</w:t>
             </w:r>
           </w:p>
         </w:tc>
@@ -8888,7 +8983,7 @@
                 <w:b w:val="0"/>
                 <w:sz w:val="17"/>
               </w:rPr>
-              <w:t>TurboQuant의 도메인 평가 점수는 W1과 W2 모두 4.75점으로 동일하며, ITME는 도메인 점수가 부재하여 W1과 W2 점수 차이에 따른 판정 기준 적용이 어렵다.</w:t>
+              <w:t>TurboQuant: W1 5.0, W2 4.5, 3점을 사이에 두고 갈리는 기준 없음 → 기각; ITME: W1·W2 점수를 낼 근거가 부족해 판단 보류 (평가 가능한 기술이 일부뿐이라 가설 전체는 판단 보류) (C.7 기준, 코드 계산) [2, p.2; 49; 24]</w:t>
             </w:r>
           </w:p>
         </w:tc>
@@ -8941,7 +9036,7 @@
                 <w:b w:val="0"/>
                 <w:sz w:val="17"/>
               </w:rPr>
-              <w:t>판단 보류</w:t>
+              <w:t>부분 지지</w:t>
             </w:r>
           </w:p>
         </w:tc>
@@ -8965,7 +9060,7 @@
                 <w:b w:val="0"/>
                 <w:sz w:val="17"/>
               </w:rPr>
-              <w:t>근거 문장이 Judge 검사를 통과하지 못함</w:t>
+              <w:t>TurboQuant은 도입 주체별 근거가 있으나 함께 쓰는 사례 근거가 없고, ITME는 함께 쓰는 사례 근거가 있으나 도입 주체별 근거가 별도로 존재한다. 따라서 두 조건 중 하나만 충족되어 부분 지지로 판단한다. [57; 30; 58]</w:t>
             </w:r>
           </w:p>
         </w:tc>
@@ -8986,7 +9081,7 @@
           <w:b w:val="0"/>
           <w:sz w:val="20"/>
         </w:rPr>
-        <w:t>H1은 TRL 범위의 가운데 값과 시장성 점수로 설계서 C.5의 3×3 격자에서 코드로 판정했다: TurboQuant 판단 보류; ITME 부분 괴리 (기대 선행).</w:t>
+        <w:t>H1은 TRL 범위의 가운데 값과 시장성 점수로 설계서 C.5의 3×3 격자에서 코드로 판정했다: TurboQuant 부분 괴리 (기대 선행); ITME 판단 보류.</w:t>
       </w:r>
     </w:p>
     <w:p>
@@ -9024,7 +9119,7 @@
           <w:b w:val="0"/>
           <w:sz w:val="20"/>
         </w:rPr>
-        <w:t>GPU 메모리 용량 한계가 중요한 워크로드에서는 ITME의 다계층 메모리 구조와 NAND 기반 확장 기술 근거가 관련된다[2, p.2; 4].</w:t>
+        <w:t>긴 문맥 처리와 다중 동시 요청이 중요한 워크로드에서는 TurboQuant의 3비트 KV 캐시 압축과 최대 8배 속도 향상 근거가 관련된다[49; 19; 29].</w:t>
       </w:r>
     </w:p>
     <w:p>
@@ -9047,7 +9142,7 @@
           <w:b w:val="0"/>
           <w:sz w:val="20"/>
         </w:rPr>
-        <w:t>기존에 NVIDIA A100 GPU를 보유한 환경에서는 TurboQuant의 KV 캐시 3비트 압축과 실험실 검증 근거가 적용될 수 있다[1, p.15·16].</w:t>
+        <w:t>기존 GPU 보유 여부가 중요한 도입 주체에서는 TurboQuant가 기존 서빙 엔진을 크게 수정하지 않고 드롭인 최적화가 가능하다는 점이 관련된다[54; 55].</w:t>
       </w:r>
     </w:p>
     <w:p>
@@ -9070,7 +9165,7 @@
           <w:b w:val="0"/>
           <w:sz w:val="20"/>
         </w:rPr>
-        <w:t>클라우드·데이터센터 사업자가 도입 주체일 경우 TurboQuant와 ITME 모두에서 긍정적 평가 근거가 다수 보고되어 관련 근거가 참고된다[14; 16].</w:t>
+        <w:t>대규모 추론 지원과 메모리 용량 확장이 필요한 클라우드·데이터센터 사업자에서는 ITME의 다계층 메모리 구조와 FPGA 프로토타입 실환경 검증 근거가 관련된다[2, p.8·10; 30].</w:t>
       </w:r>
     </w:p>
     <w:p>
@@ -9093,7 +9188,7 @@
           <w:b w:val="0"/>
           <w:sz w:val="20"/>
         </w:rPr>
-        <w:t>투자·분석·언론 집단의 시장 수요 판단에서는 TurboQuant가 긍정과 우려가 혼재된 반면, ITME는 긍정과 부정 근거가 혼재되어 불확실성 근거가 관련된다[28; 31].</w:t>
+        <w:t>고성능 서버 환경에서 메모리 I/O 병목 완화가 필요한 경우 ITME의 소프트웨어 프리페칭과 읽기 우선 스케줄링에 의한 처리량 개선 근거가 관련된다[25].</w:t>
       </w:r>
     </w:p>
     <w:p>
@@ -9242,7 +9337,7 @@
                 <w:b w:val="0"/>
                 <w:sz w:val="17"/>
               </w:rPr>
-              <w:t>0 / 2칸</w:t>
+              <w:t>0 / 3칸</w:t>
             </w:r>
           </w:p>
         </w:tc>
@@ -9297,7 +9392,7 @@
                 <w:b w:val="0"/>
                 <w:sz w:val="17"/>
               </w:rPr>
-              <w:t>0 / 2칸</w:t>
+              <w:t>0 / 3칸</w:t>
             </w:r>
           </w:p>
         </w:tc>
@@ -9352,7 +9447,7 @@
                 <w:b w:val="0"/>
                 <w:sz w:val="17"/>
               </w:rPr>
-              <w:t>0 / 2칸</w:t>
+              <w:t>0 / 3칸</w:t>
             </w:r>
           </w:p>
         </w:tc>
@@ -9405,7 +9500,7 @@
                 <w:b w:val="0"/>
                 <w:sz w:val="17"/>
               </w:rPr>
-              <w:t>1 / 2칸</w:t>
+              <w:t>1 / 3칸</w:t>
             </w:r>
           </w:p>
         </w:tc>
@@ -9829,7 +9924,7 @@
                 <w:b w:val="0"/>
                 <w:sz w:val="17"/>
               </w:rPr>
-              <w:t>0 / 2칸 (H1 판정: 부분 지지)</w:t>
+              <w:t>1 / 2칸 (H1 판정: 기각)</w:t>
             </w:r>
           </w:p>
         </w:tc>
@@ -9851,11 +9946,6 @@
           <w:sz w:val="20"/>
         </w:rPr>
         <w:t>2.0·1.0과 격자 경계는 절대 기준이 아니라 분류를 일관되게 하려고 미리 정한 값이므로, 각 값을 0.5씩 바꿨을 때 판정이 달라지는 칸 수를 함께 보고한다.</w:t>
-      </w:r>
-    </w:p>
-    <w:p>
-      <w:r>
-        <w:br w:type="page"/>
       </w:r>
     </w:p>
     <w:p>
@@ -10274,7 +10364,7 @@
                 <w:b w:val="0"/>
                 <w:sz w:val="17"/>
               </w:rPr>
-              <w:t>50%</w:t>
+              <w:t>100%</w:t>
             </w:r>
           </w:p>
         </w:tc>
@@ -10299,7 +10389,7 @@
                 <w:b w:val="0"/>
                 <w:sz w:val="17"/>
               </w:rPr>
-              <w:t>TurboQuant 하·상한 2, ITME 하·상한 1</w:t>
+              <w:t>TurboQuant 하·상한 5, ITME 하·상한 1</w:t>
             </w:r>
           </w:p>
         </w:tc>
@@ -10349,7 +10439,7 @@
                 <w:b w:val="0"/>
                 <w:sz w:val="17"/>
               </w:rPr>
-              <w:t>0</w:t>
+              <w:t>2</w:t>
             </w:r>
           </w:p>
         </w:tc>
@@ -10374,7 +10464,7 @@
                 <w:b w:val="0"/>
                 <w:sz w:val="17"/>
               </w:rPr>
-              <w:t>통과</w:t>
+              <w:t>판정 불확실</w:t>
             </w:r>
           </w:p>
         </w:tc>
@@ -10454,7 +10544,7 @@
                 <w:b w:val="0"/>
                 <w:sz w:val="17"/>
               </w:rPr>
-              <w:t>40%</w:t>
+              <w:t>100%</w:t>
             </w:r>
           </w:p>
         </w:tc>
@@ -10479,7 +10569,7 @@
                 <w:b w:val="0"/>
                 <w:sz w:val="17"/>
               </w:rPr>
-              <w:t>TurboQuant 찬3/반0, ITME 찬4/반0</w:t>
+              <w:t>TurboQuant 찬14/반3, ITME 찬2/반0</w:t>
             </w:r>
           </w:p>
         </w:tc>
@@ -10504,7 +10594,7 @@
                 <w:b w:val="0"/>
                 <w:sz w:val="17"/>
               </w:rPr>
-              <w:t>0</w:t>
+              <w:t>2</w:t>
             </w:r>
           </w:p>
         </w:tc>
@@ -10609,7 +10699,7 @@
                 <w:b w:val="0"/>
                 <w:sz w:val="17"/>
               </w:rPr>
-              <w:t>5/4/5/4</w:t>
+              <w:t>4/4/4/4</w:t>
             </w:r>
           </w:p>
         </w:tc>
@@ -10634,7 +10724,7 @@
                 <w:b w:val="0"/>
                 <w:sz w:val="17"/>
               </w:rPr>
-              <w:t>14%</w:t>
+              <w:t>19%</w:t>
             </w:r>
           </w:p>
         </w:tc>
@@ -10659,7 +10749,7 @@
                 <w:b w:val="0"/>
                 <w:sz w:val="17"/>
               </w:rPr>
-              <w:t>TurboQuant 찬14/반2, ITME 찬9/반2</w:t>
+              <w:t>TurboQuant 찬16/반3, ITME 찬14/반3</w:t>
             </w:r>
           </w:p>
         </w:tc>
@@ -10787,7 +10877,7 @@
                 <w:b w:val="0"/>
                 <w:sz w:val="17"/>
               </w:rPr>
-              <w:t>4/5/4/4</w:t>
+              <w:t>4/4/3/4</w:t>
             </w:r>
           </w:p>
         </w:tc>
@@ -10835,7 +10925,7 @@
                 <w:b w:val="0"/>
                 <w:sz w:val="17"/>
               </w:rPr>
-              <w:t>TurboQuant 찬6/반1, ITME 찬2/반0</w:t>
+              <w:t>TurboQuant 찬23/반1, ITME 찬2/반0</w:t>
             </w:r>
           </w:p>
         </w:tc>
@@ -10938,7 +11028,7 @@
           <w:b w:val="0"/>
           <w:sz w:val="20"/>
         </w:rPr>
-        <w:t>본문 인용 근거의 출처 구분: 벤더 26건, 제3자 24건, 학술 3건. 관점마다 지지·반대 질의를 짝지어 검색했고, 한 원 출처 계열이 웹 근거의 50%를 넘지 않게 했으며, 개발사 발언은 이해관계자 점수에서 뺐다.</w:t>
+        <w:t>본문 인용 근거의 출처 구분: 벤더 24건, 제3자 47건, 학술 6건. 관점마다 지지·반대 질의를 짝지어 검색했고, 한 원 출처 계열이 웹 근거의 50%를 넘지 않게 했으며, 개발사 발언은 이해관계자 점수에서 뺐다.</w:t>
       </w:r>
     </w:p>
     <w:p>
@@ -10984,7 +11074,7 @@
           <w:b w:val="0"/>
           <w:sz w:val="20"/>
         </w:rPr>
-        <w:t>판정 불확실: 시장성 관점이 재실행 한도(2회) 후에도 Judge 기준 미달</w:t>
+        <w:t>판정 불확실: TRL 관점이 재실행 한도(2회) 후에도 Judge 기준 미달</w:t>
       </w:r>
     </w:p>
     <w:p>
@@ -11007,6 +11097,29 @@
           <w:b w:val="0"/>
           <w:sz w:val="20"/>
         </w:rPr>
+        <w:t>판정 불확실: 시장성 관점이 재실행 한도(2회) 후에도 Judge 기준 미달</w:t>
+      </w:r>
+    </w:p>
+    <w:p>
+      <w:pPr>
+        <w:spacing w:after="40" w:line="312" w:lineRule="auto"/>
+        <w:ind w:left="312" w:hanging="227"/>
+      </w:pPr>
+      <w:r>
+        <w:rPr>
+          <w:rFonts w:ascii="맑은 고딕" w:hAnsi="맑은 고딕" w:eastAsia="맑은 고딕" w:cs="맑은 고딕"/>
+          <w:b/>
+          <w:color w:val="7F4ACB"/>
+          <w:sz w:val="20"/>
+        </w:rPr>
+        <w:t xml:space="preserve">• </w:t>
+      </w:r>
+      <w:r>
+        <w:rPr>
+          <w:rFonts w:ascii="맑은 고딕" w:hAnsi="맑은 고딕" w:eastAsia="맑은 고딕" w:cs="맑은 고딕"/>
+          <w:b w:val="0"/>
+          <w:sz w:val="20"/>
+        </w:rPr>
         <w:t>판정 불확실: 도메인 적합성 관점이 재실행 한도(2회) 후에도 Judge 기준 미달</w:t>
       </w:r>
     </w:p>
@@ -11137,7 +11250,7 @@
           <w:b w:val="0"/>
           <w:sz w:val="20"/>
         </w:rPr>
-        <w:t>실행 중 기록된 경고: 도메인 적합성 관점 ITME: 빠진 가중치가 50%를 넘어 판단 보류; 시장성 관점 TurboQuant: 빠진 가중치가 50%를 넘어 판단 보류; 시장성 관점 ITME: 빠진 가중치가 50%를 넘어 판단 보류; 같은 근거 ID에 다른 제목이 들어온 경우 3건(기존 항목 유지, 실행 로그에 기록)</w:t>
+        <w:t>실행 중 기록된 경고: 도메인 적합성 관점 ITME: 빠진 가중치가 50%를 넘어 판단 보류; 시장성 관점 ITME: 빠진 가중치가 50%를 넘어 판단 보류; 같은 근거 ID에 다른 제목이 들어온 경우 5건(기존 항목 유지, 실행 로그에 기록)</w:t>
       </w:r>
     </w:p>
     <w:p>
@@ -11161,11 +11274,6 @@
           <w:sz w:val="20"/>
         </w:rPr>
         <w:t>RAG 문서는 Doc Pool 논문 6편 136쪽(한도 200쪽), 청크 159개이다.</w:t>
-      </w:r>
-    </w:p>
-    <w:p>
-      <w:r>
-        <w:br w:type="page"/>
       </w:r>
     </w:p>
     <w:p>
@@ -11280,7 +11388,7 @@
           <w:b w:val="0"/>
           <w:sz w:val="20"/>
         </w:rPr>
-        <w:t>[3] tradingkey.com(2026-09-22 접속). What Is Google TurboQuant Compression Algorithm? How Does It Affect the AI Memory Chip Industry?. tradingkey.com, https://tradingkey.com/analysis/stocks/us-stocks/261728257-what-is-google-turboquant-compression-algorithm-how-impact-ai-memory-chip-industry-tradingkey</w:t>
+        <w:t>[3] medium.com(2026-09-22 접속). Medium. medium.com, https://medium.com/@anupkawarase.akz/turboquant-how-googles-6x-kv-cache-compression-changes-llm-inference-forever-1110e4be289e</w:t>
       </w:r>
     </w:p>
     <w:p>
@@ -11303,7 +11411,7 @@
           <w:b w:val="0"/>
           <w:sz w:val="20"/>
         </w:rPr>
-        <w:t>[4] sedaily.com(2026-09-22 접속). SK hynix Developing New NAND Products for KV Cache Demands - Seoul Economic Daily. en.sedaily.com, https://en.sedaily.com/finance/2026/07/29/sk-hynix-developing-new-nand-products-for-kv-cache-demands</w:t>
+        <w:t>[4] dev.to(2026-09-22 접속). TurboQuant: What Developers Need to Know About .... dev.to, https://dev.to/arshtechpro/turboquant-what-developers-need-to-know-about-googles-kv-cache-compression-eeg</w:t>
       </w:r>
     </w:p>
     <w:p>
@@ -11326,7 +11434,7 @@
           <w:b w:val="0"/>
           <w:sz w:val="20"/>
         </w:rPr>
-        <w:t>[5] AMD(2026-09-22 접속). Productionizing TurboQuant on AMD GPUs for KV-Cache-Bound .... rocm.blogs.amd.com, https://rocm.blogs.amd.com/artificial-intelligence/turboquant-vllm-agentic/README.html</w:t>
+        <w:t>[5] ThePromptBuddy(2026-09-22 접속). Google TurboQuant: The KV-Cache Breakthrough That Could Make Large AI Models Cheaper. thepromptbuddy.com, https://www.thepromptbuddy.com/prompts/google-turboquant-the-kv-cache-breakthrough-that-could-make-large-ai-models-cheaper</w:t>
       </w:r>
     </w:p>
     <w:p>
@@ -11349,7 +11457,7 @@
           <w:b w:val="0"/>
           <w:sz w:val="20"/>
         </w:rPr>
-        <w:t>[6] medium.com(2026-09-22 접속). TurboQuant Changes the Economics of Local AI Inference - Medium. medium.com, https://medium.com/@michael.hannecke/googles-turboquant-changes-the-economics-of-local-ai-inference-acce5839014d</w:t>
+        <w:t>[6] sedaily.com(2026-07-29). SK hynix Developing New NAND Products for KV Cache .... en.sedaily.com, https://en.sedaily.com/finance/2026/07/29/sk-hynix-developing-new-nand-products-for-kv-cache-demands</w:t>
       </w:r>
     </w:p>
     <w:p>
@@ -11372,7 +11480,7 @@
           <w:b w:val="0"/>
           <w:sz w:val="20"/>
         </w:rPr>
-        <w:t>[7] arxiv.org(2026-09-22 접속). ITME: Inference Tiered Memory Expansion with .... arxiv.org, https://arxiv.org/html/2606.12556v2</w:t>
+        <w:t>[7] arxiv.org(2026-09-22 접속). TurboQuant: Online Vector Quantization with Near-optimal .... arxiv.org, https://arxiv.org/html/2504.19874v1</w:t>
       </w:r>
     </w:p>
     <w:p>
@@ -11395,7 +11503,7 @@
           <w:b w:val="0"/>
           <w:sz w:val="20"/>
         </w:rPr>
-        <w:t>[8] neurips.cc(2026-09-22 접속). HiFC: High-efficiency Flash-based KV Cache Swapping for .... papers.neurips.cc, https://papers.neurips.cc/paper_files/paper/2025/file/4431224d3762aa655f0aee4eaf04ff16-Paper-Conference.pdf</w:t>
+        <w:t>[8] Artificial Intelligence(2026-09-22 접속). Efficient LLM Inference with TurboQuant and KV Cache Offloading. artificial-inteligence.phptutorial.co.in, https://artificial-inteligence.phptutorial.co.in/efficient-llm-inference-with-turboquant-and-kv-cache-offloading</w:t>
       </w:r>
     </w:p>
     <w:p>
@@ -11418,7 +11526,7 @@
           <w:b w:val="0"/>
           <w:sz w:val="20"/>
         </w:rPr>
-        <w:t>[9] Google(2026-09-22 접속). TurboQuant: Redefining AI efficiency with extreme .... research.google, https://research.google/blog/turboquant-redefining-ai-efficiency-with-extreme-compression</w:t>
+        <w:t>[9] github.com(2026-09-22 접속). OmarHory/turboquant: Open-source implementation .... github.com, https://github.com/OmarHory/turboquant</w:t>
       </w:r>
     </w:p>
     <w:p>
@@ -11441,7 +11549,7 @@
           <w:b w:val="0"/>
           <w:sz w:val="20"/>
         </w:rPr>
-        <w:t>[10] youtube.com(2026-09-22 접속). Google's TurboQuant Memory Reduction Claim vs Reality. youtube.com, https://www.youtube.com/watch?v=haoAI2lIZ74</w:t>
+        <w:t>[10] deepinfra.com(2026-09-22 접속). What Is Google TurboQuant and What Does It Mean .... deepinfra.com, https://deepinfra.com/blog/google-turboquant</w:t>
       </w:r>
     </w:p>
     <w:p>
@@ -11464,7 +11572,7 @@
           <w:b w:val="0"/>
           <w:sz w:val="20"/>
         </w:rPr>
-        <w:t>[11] SK hynix(2026-09-22 접속). SK hynix Showcases Full-Stack AI Memory Portfolio at .... news.skhynix.com, https://news.skhynix.com/en/sk-hynix-showcases-full-stack-ai-memory-portfolio-at-2025-ocp-global-summit</w:t>
+        <w:t>[11] o-mega.ai(2026-09-22 접속). Google TurboQuant in August 2026: Where It Actually Runs. o-mega.ai, https://o-mega.ai/articles/google-turboquant-the-2026-llm-compression-guide</w:t>
       </w:r>
     </w:p>
     <w:p>
@@ -11487,7 +11595,7 @@
           <w:b w:val="0"/>
           <w:sz w:val="20"/>
         </w:rPr>
-        <w:t>[12] arxiv.org(2026-09-22 접속). [2606.12556] ITME: Inference Tiered Memory Expansion with Disaggregated CXL-Hybrid Memories. ar5iv.labs.arxiv.org, https://ar5iv.labs.arxiv.org/html/2606.12556</w:t>
+        <w:t>[12] Tech Bytes(2026-09-22 접속). Google TurboQuant: Technical Analysis of 6x KV Cache Compression. techbytes.app, https://techbytes.app/posts/google-turboquant-llm-memory-compression-breakthrough</w:t>
       </w:r>
     </w:p>
     <w:p>
@@ -11510,7 +11618,7 @@
           <w:b w:val="0"/>
           <w:sz w:val="20"/>
         </w:rPr>
-        <w:t>[13] towardsai.net(2026-09-22 접속). Google's TurboQuant Explained: How They Cut LLM .... pub.towardsai.net, https://pub.towardsai.net/googles-turboquant-how-they-cut-llm-memory-by-6x-without-losing-accuracy-971313c9aa7e</w:t>
+        <w:t>[13] Bizrescuepro(2026-09-22 접속). Canadian Technology Magazine: Google’s TurboQuant and the KV Cache. bizrescuepro.com, https://bizrescuepro.com/googles-turboquant-explained-kv-cache-compression-for-cheaper-faster-llm-inference</w:t>
       </w:r>
     </w:p>
     <w:p>
@@ -11533,7 +11641,7 @@
           <w:b w:val="0"/>
           <w:sz w:val="20"/>
         </w:rPr>
-        <w:t>[14] starkinsider.com(2026-09-22 접속). Google’s TurboQuant: The Unsexy AI Breakthrough Worth Watching. starkinsider.com, https://www.starkinsider.com/2026/03/google-turboquant-llm-compression-less-memory.html</w:t>
+        <w:t>[14] arxiv.org(2026-09-22 접속). Token-Operations-Oriented Inference Optimization Techniques for .... arxiv.org, https://arxiv.org/html/2606.20295v2</w:t>
       </w:r>
     </w:p>
     <w:p>
@@ -11556,7 +11664,7 @@
           <w:b w:val="0"/>
           <w:sz w:val="20"/>
         </w:rPr>
-        <w:t>[15] hpe.com(2026-09-22 접속). How Google TurboQuant Stirred the AI Industry. community.hpe.com, https://community.hpe.com/t5/software-general/how-google-turboquant-stirred-the-ai-industry/td-p/7265346</w:t>
+        <w:t>[15] WOWHOW(2026-09-22 접속). Google TurboQuant: 6x KV Cache Compression Changes AI Inference Economics. wowhow.cloud, https://wowhow.cloud/blogs/google-turboquant-kv-cache-compression-llm-inference-2026</w:t>
       </w:r>
     </w:p>
     <w:p>
@@ -11579,7 +11687,7 @@
           <w:b w:val="0"/>
           <w:sz w:val="20"/>
         </w:rPr>
-        <w:t>[16] semiwiki.com(2026-09-22 접속). SK Hynix proposes HBM and HBF hybrid for LLM inference. semiwiki.com, https://semiwiki.com/forum/threads/sk-hynix-proposes-hbm-and-hbf-hybrid-for-llm-inference.24754</w:t>
+        <w:t>[16] yage.ai(2026-09-22 접속). TurboQuant: Google Wants to Compress KV Cache Down to 3 Bits. yage.ai, https://yage.ai/share/turboquant-kv-cache-3-bit-en-20260325.html</w:t>
       </w:r>
     </w:p>
     <w:p>
@@ -11602,7 +11710,7 @@
           <w:b w:val="0"/>
           <w:sz w:val="20"/>
         </w:rPr>
-        <w:t>[17] seagate.com(2026-09-22 접속). Enabling inference at massive scale with hybrid storage for .... seagate.com, https://www.seagate.com/resources/enabling-inference-at-massive-scale-with-hybrid-storage-for-kv-cache-offloading</w:t>
+        <w:t>[17] github.com(2026-09-22 접속). GitHub - back2matching/turboquant: First open-source TurboQuant.... github.com, https://github.com/back2matching/turboquant</w:t>
       </w:r>
     </w:p>
     <w:p>
@@ -11625,7 +11733,7 @@
           <w:b w:val="0"/>
           <w:sz w:val="20"/>
         </w:rPr>
-        <w:t>[18] tradingkey.com(2026-09-22 접속). SK Hynix Capacity Hits Zero: Tech Giants Offer to Fund Factories Amid AI Chip Shortage. tradingkey.com, https://www.tradingkey.com/analysis/stocks/more/261873534-sk-hynix-memory-shortage-capacity-tradingkey</w:t>
+        <w:t>[18] starkinsider.com(2026-03). Google’s TurboQuant: The Unsexy AI Breakthrough Worth Watching. starkinsider.com, https://www.starkinsider.com/2026/03/google-turboquant-llm-compression-less-memory.html</w:t>
       </w:r>
     </w:p>
     <w:p>
@@ -11648,7 +11756,7 @@
           <w:b w:val="0"/>
           <w:sz w:val="20"/>
         </w:rPr>
-        <w:t>[19] futurumgroup.com(2026-09-22 접속). SK Hynix ADR Issuance Strategy. futurumgroup.com, https://futurumgroup.com/insights/will-sk-hynixs-record-265bn-adr-issuance-help-close-its-capex-intensity-gap</w:t>
+        <w:t>[19] mindstudio.ai(2026-09-22 접속). What Is Google TurboQuant? The KV Cache Compression .... mindstudio.ai, https://www.mindstudio.ai/blog/what-is-google-turboquant-kv-cache-compression</w:t>
       </w:r>
     </w:p>
     <w:p>
@@ -11671,7 +11779,7 @@
           <w:b w:val="0"/>
           <w:sz w:val="20"/>
         </w:rPr>
-        <w:t>[20] whatthechiphappened.com(2026-09-22 접속). The Market Just Sold Micron on a Paper It Did Not Read. news.whatthechiphappened.com, https://news.whatthechiphappened.com/p/the-market-just-sold-micron-on-a</w:t>
+        <w:t>[20] reddit.com(2026-09-22 접속). Will Google's TurboQuant technology save us? : r/StableDiffusion. reddit.com, https://www.reddit.com/r/StableDiffusion/comments/1s6t8yu/will_googles_turboquant_technology_save_us</w:t>
       </w:r>
     </w:p>
     <w:p>
@@ -11694,7 +11802,7 @@
           <w:b w:val="0"/>
           <w:sz w:val="20"/>
         </w:rPr>
-        <w:t>[21] NVIDIA(2026-09-22 접속). Why Turboquant saves DGX twice - NVIDIA Developer Forums. forums.developer.nvidia.com, https://forums.developer.nvidia.com/t/why-turboquant-saves-dgx-twice/364736</w:t>
+        <w:t>[21] github.com(2026-09-22 접속). Add TurboQuant KV Cache Quantization for Memory-Efficient Long .... github.com, https://github.com/sgl-project/sglang/issues/21618</w:t>
       </w:r>
     </w:p>
     <w:p>
@@ -11717,7 +11825,7 @@
           <w:b w:val="0"/>
           <w:sz w:val="20"/>
         </w:rPr>
-        <w:t>[22] towardsdatascience.com(2026-09-22 접속). KV Cache Is Eating Your VRAM. Here's How Google Fixed .... towardsdatascience.com, https://towardsdatascience.com/kv-cache-is-eating-your-vram-heres-how-google-fixed-it-with-turboquant</w:t>
+        <w:t>[22] youtube.com(2026-09-22 접속). Google's TurboQuant Memory Reduction Claim vs Reality. youtube.com, https://www.youtube.com/watch?v=haoAI2lIZ74</w:t>
       </w:r>
     </w:p>
     <w:p>
@@ -11740,7 +11848,7 @@
           <w:b w:val="0"/>
           <w:sz w:val="20"/>
         </w:rPr>
-        <w:t>[23] reddit.com(2026-09-22 접속). [google research] TurboQuant: Redefining AI efficiency .... reddit.com, https://www.reddit.com/r/LocalLLaMA/comments/1s2su28/google_research_turboquant_redefining_ai</w:t>
+        <w:t>[23] digitalapplied.com(2026-09-22 접속). Google TurboQuant: 6x LLM Memory Compression Guide. digitalapplied.com, https://www.digitalapplied.com/blog/google-turboquant-6x-llm-memory-compression-guide</w:t>
       </w:r>
     </w:p>
     <w:p>
@@ -11763,7 +11871,7 @@
           <w:b w:val="0"/>
           <w:sz w:val="20"/>
         </w:rPr>
-        <w:t>[24] decodingdiscontinuity.com(2026-09-22 접속). Why TurboQuant Triggered a $100B Memory Stock Sell-Off. decodingdiscontinuity.com, https://www.decodingdiscontinuity.com/p/turboquant-memory-stock-sell-off-panic-paper-google</w:t>
+        <w:t>[24] Google(2026-09-22 접속). TurboQuant: Redefining AI efficiency with extreme .... research.google, https://research.google/blog/turboquant-redefining-ai-efficiency-with-extreme-compression</w:t>
       </w:r>
     </w:p>
     <w:p>
@@ -11786,7 +11894,7 @@
           <w:b w:val="0"/>
           <w:sz w:val="20"/>
         </w:rPr>
-        <w:t>[25] yahoo.com(2026-09-22 접속). What TurboQuant Actually Means for AI Memory Stocks. finance.yahoo.com, https://finance.yahoo.com/markets/stocks/articles/turboquant-actually-means-ai-memory-125500558.html</w:t>
+        <w:t>[25] arxiv.org(2026-09-22 접속). ITME: Inference Tiered Memory Expansion with .... arxiv.org, https://arxiv.org/html/2606.12556v2</w:t>
       </w:r>
     </w:p>
     <w:p>
@@ -11809,7 +11917,7 @@
           <w:b w:val="0"/>
           <w:sz w:val="20"/>
         </w:rPr>
-        <w:t>[26] mindstudio.ai(2026-09-22 접속). What Is Google TurboQuant? The KV Cache Compression That .... mindstudio.ai, https://www.mindstudio.ai/blog/what-is-google-turboquant-kv-cache-compression</w:t>
+        <w:t>[26] tradingkey.com(2026-09-22 접속). What Is Google TurboQuant Compression Algorithm? How Does It Affect the AI Memory Chip Industry?. tradingkey.com, https://tradingkey.com/analysis/stocks/us-stocks/261728257-what-is-google-turboquant-compression-algorithm-how-impact-ai-memory-chip-industry-tradingkey</w:t>
       </w:r>
     </w:p>
     <w:p>
@@ -11832,7 +11940,7 @@
           <w:b w:val="0"/>
           <w:sz w:val="20"/>
         </w:rPr>
-        <w:t>[27] biggo.com(2026-09-22 접속). DeepSeek's New Model Claims Sharp Cut in HBM Usage; Samsung and SK Hynix Plunge Over 3% Intraday. finance.biggo.com, https://finance.biggo.com/news/d8eafdaf-6ff4-490e-b2ea-62f13e1974c9</w:t>
+        <w:t>[27] CryptoRank.io(2026-09-22 접속). Google TurboQuant: Revolutionary AI Memory Compression Sparks ‘Pied Piper’ Frenzy · Technology AI News. cryptorank.io, https://cryptorank.io/ru/news/feed/ee99c-google-turboquant-ai-memory-compression</w:t>
       </w:r>
     </w:p>
     <w:p>
@@ -11855,7 +11963,7 @@
           <w:b w:val="0"/>
           <w:sz w:val="20"/>
         </w:rPr>
-        <w:t>[28] investing.com(2026-09-22 접속). SK Hynix outlook revised to positive by S&amp;P and Fitch on memory chip strength By Investing.com. investing.com, https://www.investing.com/news/stock-market-news/sk-hynix-outlook-revised-to-positive-by-sp-and-fitch-on-memory-chip-strength-93CH-4209005</w:t>
+        <w:t>[28] hpe.com(2026-09-22 접속). How Google TurboQuant Stirred the AI Industry. community.hpe.com, https://community.hpe.com/t5/software-general/how-google-turboquant-stirred-the-ai-industry/td-p/7265346</w:t>
       </w:r>
     </w:p>
     <w:p>
@@ -11878,7 +11986,7 @@
           <w:b w:val="0"/>
           <w:sz w:val="20"/>
         </w:rPr>
-        <w:t>[29] yahoo.com(2026-09-22 접속). Analysts Still See Massive Upside for SK Hynix — The AI Cycle Isn’t Done But Questions Remain. finance.yahoo.com, https://finance.yahoo.com/markets/stocks/articles/analysts-still-see-massive-upside-151554133.html</w:t>
+        <w:t>[29] towardsdatascience.com(2026-09-22 접속). KV Cache Is Eating Your VRAM. Here's How Google Fixed .... towardsdatascience.com, https://towardsdatascience.com/kv-cache-is-eating-your-vram-heres-how-google-fixed-it-with-turboquant</w:t>
       </w:r>
     </w:p>
     <w:p>
@@ -11901,7 +12009,7 @@
           <w:b w:val="0"/>
           <w:sz w:val="20"/>
         </w:rPr>
-        <w:t>[30] everpuredata.com(2026-09-22 접속). TurboQuant Compresses KV Cache by 5X. Does That Mean You .... blog.everpuredata.com, https://blog.everpuredata.com/purely-technical/turboquant-compresses-kv-cache-by-5x-does-that-mean-you-need-less-memory</w:t>
+        <w:t>[30] seagate.com(2026-09-22 접속). Enabling inference at massive scale with hybrid storage for .... seagate.com, https://www.seagate.com/resources/enabling-inference-at-massive-scale-with-hybrid-storage-for-kv-cache-offloading</w:t>
       </w:r>
     </w:p>
     <w:p>
@@ -11924,7 +12032,7 @@
           <w:b w:val="0"/>
           <w:sz w:val="20"/>
         </w:rPr>
-        <w:t>[31] lighthouse-canton.com(2026-09-22 접속). TurboQuant: Why It Changes Nothing for Memory - Lighthouse Canton. lighthouse-canton.com, https://www.lighthouse-canton.com/insights/turboquant-why-it-changes-nothing-for-the-memory-trade-equity-insights</w:t>
+        <w:t>[31] arxiv.org(2026-09-22 접속). ITME: Inference Tiered Memory Expansion with Disaggregated CXL-Hybrid Memories. arxiv.org, https://arxiv.org/html/2606.12556</w:t>
       </w:r>
     </w:p>
     <w:p>
@@ -11947,7 +12055,7 @@
           <w:b w:val="0"/>
           <w:sz w:val="20"/>
         </w:rPr>
-        <w:t>[32] medium.com(2026-09-22 접속). Medium. medium.com, https://medium.com/@anupkawarase.akz/turboquant-how-googles-6x-kv-cache-compression-changes-llm-inference-forever-1110e4be289e</w:t>
+        <w:t>[32] medium.com(2026-09-22 접속). KV Cache Compression and LLM Evaluation with W&amp;B. medium.com, https://medium.com/online-inference/implementing-googles-turboquant-kv-cache-compression-and-llm-evaluation-with-w-b-1403d460846b</w:t>
       </w:r>
     </w:p>
     <w:p>
@@ -11970,7 +12078,7 @@
           <w:b w:val="0"/>
           <w:sz w:val="20"/>
         </w:rPr>
-        <w:t>[33] Intel(2026-09-22 접속). Enhancing long-context, high-concurrency LLM serving on a 32 GB .... community.intel.com, https://community.intel.com/t5/Blogs/Tech-Innovation/Data-Center/Enhancing-long-context-high-concurrency-LLM-serving-on-a-32-GB/post/1751209</w:t>
+        <w:t>[33] Gate News(2026-09-22 접속). SK Hynix and Marvell Unveil CXL Memory Module With 5.5x GPU Throughput. gate.com, https://www.gate.com/news/detail/23368788</w:t>
       </w:r>
     </w:p>
     <w:p>
@@ -11993,7 +12101,559 @@
           <w:b w:val="0"/>
           <w:sz w:val="20"/>
         </w:rPr>
-        <w:t>[34] regolo.ai(2026-09-22 접속). Why TurboQuant matters for real-world LLM inference. regolo.ai, https://regolo.ai/why-turboquant-matters-for-real-world-llm-inference</w:t>
+        <w:t>[34] NVIDIA Developer Forums(2026-09-22 접속). Why Turboquant saves DGX twice. forums.developer.nvidia.com, https://forums.developer.nvidia.com/t/why-turboquant-saves-dgx-twice/364736</w:t>
+      </w:r>
+    </w:p>
+    <w:p>
+      <w:pPr>
+        <w:spacing w:after="40" w:line="312" w:lineRule="auto"/>
+        <w:ind w:left="312" w:hanging="227"/>
+      </w:pPr>
+      <w:r>
+        <w:rPr>
+          <w:rFonts w:ascii="맑은 고딕" w:hAnsi="맑은 고딕" w:eastAsia="맑은 고딕" w:cs="맑은 고딕"/>
+          <w:b/>
+          <w:color w:val="7F4ACB"/>
+          <w:sz w:val="20"/>
+        </w:rPr>
+        <w:t xml:space="preserve">• </w:t>
+      </w:r>
+      <w:r>
+        <w:rPr>
+          <w:rFonts w:ascii="맑은 고딕" w:hAnsi="맑은 고딕" w:eastAsia="맑은 고딕" w:cs="맑은 고딕"/>
+          <w:b w:val="0"/>
+          <w:sz w:val="20"/>
+        </w:rPr>
+        <w:t>[35] Micron, SanDisk Hold Up(2026-09-22 접속). SK Hynix, Samsung Shares Dip In Korea After DeepSeek Debuts AI Tech That Uses Less Memory. stocktwits.com, https://stocktwits.com/news-articles/markets/equity/sk-hynix-samsung-shares-dip-in-korea-after-deep-seek-debuts-ai-tech-that-uses-less-memory-micron-san-disk-hold-up/cZtXBNqRBGe</w:t>
+      </w:r>
+    </w:p>
+    <w:p>
+      <w:pPr>
+        <w:spacing w:after="40" w:line="312" w:lineRule="auto"/>
+        <w:ind w:left="312" w:hanging="227"/>
+      </w:pPr>
+      <w:r>
+        <w:rPr>
+          <w:rFonts w:ascii="맑은 고딕" w:hAnsi="맑은 고딕" w:eastAsia="맑은 고딕" w:cs="맑은 고딕"/>
+          <w:b/>
+          <w:color w:val="7F4ACB"/>
+          <w:sz w:val="20"/>
+        </w:rPr>
+        <w:t xml:space="preserve">• </w:t>
+      </w:r>
+      <w:r>
+        <w:rPr>
+          <w:rFonts w:ascii="맑은 고딕" w:hAnsi="맑은 고딕" w:eastAsia="맑은 고딕" w:cs="맑은 고딕"/>
+          <w:b w:val="0"/>
+          <w:sz w:val="20"/>
+        </w:rPr>
+        <w:t>[36] semidynamics.com(2026-09-22 접속). Semidynamics Secures a Strategic Investment to Advance Memory-Centric AI Inference Chips. semidynamics.com, https://semidynamics.com/newsroom/press-releases/post/semidynamics-secures-a-strategic-investment-to-advance-memory-centric-ai-inference-chips</w:t>
+      </w:r>
+    </w:p>
+    <w:p>
+      <w:pPr>
+        <w:spacing w:after="40" w:line="312" w:lineRule="auto"/>
+        <w:ind w:left="312" w:hanging="227"/>
+      </w:pPr>
+      <w:r>
+        <w:rPr>
+          <w:rFonts w:ascii="맑은 고딕" w:hAnsi="맑은 고딕" w:eastAsia="맑은 고딕" w:cs="맑은 고딕"/>
+          <w:b/>
+          <w:color w:val="7F4ACB"/>
+          <w:sz w:val="20"/>
+        </w:rPr>
+        <w:t xml:space="preserve">• </w:t>
+      </w:r>
+      <w:r>
+        <w:rPr>
+          <w:rFonts w:ascii="맑은 고딕" w:hAnsi="맑은 고딕" w:eastAsia="맑은 고딕" w:cs="맑은 고딕"/>
+          <w:b w:val="0"/>
+          <w:sz w:val="20"/>
+        </w:rPr>
+        <w:t>[37] yahoo.com(2026-09-22 접속). What TurboQuant Actually Means for AI Memory Stocks. finance.yahoo.com, https://finance.yahoo.com/markets/stocks/articles/turboquant-actually-means-ai-memory-125500558.html</w:t>
+      </w:r>
+    </w:p>
+    <w:p>
+      <w:pPr>
+        <w:spacing w:after="40" w:line="312" w:lineRule="auto"/>
+        <w:ind w:left="312" w:hanging="227"/>
+      </w:pPr>
+      <w:r>
+        <w:rPr>
+          <w:rFonts w:ascii="맑은 고딕" w:hAnsi="맑은 고딕" w:eastAsia="맑은 고딕" w:cs="맑은 고딕"/>
+          <w:b/>
+          <w:color w:val="7F4ACB"/>
+          <w:sz w:val="20"/>
+        </w:rPr>
+        <w:t xml:space="preserve">• </w:t>
+      </w:r>
+      <w:r>
+        <w:rPr>
+          <w:rFonts w:ascii="맑은 고딕" w:hAnsi="맑은 고딕" w:eastAsia="맑은 고딕" w:cs="맑은 고딕"/>
+          <w:b w:val="0"/>
+          <w:sz w:val="20"/>
+        </w:rPr>
+        <w:t>[38] substack.com(2026-09-22 접속). TurboQuant: What 3-Bit KV Caches Actually Mean for Your Inference .... themlsurgeon.substack.com, https://themlsurgeon.substack.com/p/turboquant-what-3-bit-kv-caches-actually</w:t>
+      </w:r>
+    </w:p>
+    <w:p>
+      <w:pPr>
+        <w:spacing w:after="40" w:line="312" w:lineRule="auto"/>
+        <w:ind w:left="312" w:hanging="227"/>
+      </w:pPr>
+      <w:r>
+        <w:rPr>
+          <w:rFonts w:ascii="맑은 고딕" w:hAnsi="맑은 고딕" w:eastAsia="맑은 고딕" w:cs="맑은 고딕"/>
+          <w:b/>
+          <w:color w:val="7F4ACB"/>
+          <w:sz w:val="20"/>
+        </w:rPr>
+        <w:t xml:space="preserve">• </w:t>
+      </w:r>
+      <w:r>
+        <w:rPr>
+          <w:rFonts w:ascii="맑은 고딕" w:hAnsi="맑은 고딕" w:eastAsia="맑은 고딕" w:cs="맑은 고딕"/>
+          <w:b w:val="0"/>
+          <w:sz w:val="20"/>
+        </w:rPr>
+        <w:t>[39] lmcache.ai(2026-04-28). Stop Calling It KV Cache: It's Something Much Bigger. blog.lmcache.ai, https://blog.lmcache.ai/en/2026/04/28/stop-calling-it-kv-cache-its-something-much-bigger</w:t>
+      </w:r>
+    </w:p>
+    <w:p>
+      <w:pPr>
+        <w:spacing w:after="40" w:line="312" w:lineRule="auto"/>
+        <w:ind w:left="312" w:hanging="227"/>
+      </w:pPr>
+      <w:r>
+        <w:rPr>
+          <w:rFonts w:ascii="맑은 고딕" w:hAnsi="맑은 고딕" w:eastAsia="맑은 고딕" w:cs="맑은 고딕"/>
+          <w:b/>
+          <w:color w:val="7F4ACB"/>
+          <w:sz w:val="20"/>
+        </w:rPr>
+        <w:t xml:space="preserve">• </w:t>
+      </w:r>
+      <w:r>
+        <w:rPr>
+          <w:rFonts w:ascii="맑은 고딕" w:hAnsi="맑은 고딕" w:eastAsia="맑은 고딕" w:cs="맑은 고딕"/>
+          <w:b w:val="0"/>
+          <w:sz w:val="20"/>
+        </w:rPr>
+        <w:t>[40] WEKA(2026-09-22 접속). AI storage that fixes KV cache bottlenecks. weka.io, https://www.weka.io/article/the-real-state-of-ai-hype-vs-reality</w:t>
+      </w:r>
+    </w:p>
+    <w:p>
+      <w:pPr>
+        <w:spacing w:after="40" w:line="312" w:lineRule="auto"/>
+        <w:ind w:left="312" w:hanging="227"/>
+      </w:pPr>
+      <w:r>
+        <w:rPr>
+          <w:rFonts w:ascii="맑은 고딕" w:hAnsi="맑은 고딕" w:eastAsia="맑은 고딕" w:cs="맑은 고딕"/>
+          <w:b/>
+          <w:color w:val="7F4ACB"/>
+          <w:sz w:val="20"/>
+        </w:rPr>
+        <w:t xml:space="preserve">• </w:t>
+      </w:r>
+      <w:r>
+        <w:rPr>
+          <w:rFonts w:ascii="맑은 고딕" w:hAnsi="맑은 고딕" w:eastAsia="맑은 고딕" w:cs="맑은 고딕"/>
+          <w:b w:val="0"/>
+          <w:sz w:val="20"/>
+        </w:rPr>
+        <w:t>[41] arxiv.org(2026-09-22 접속). [2606.12556] ITME: Inference Tiered Memory Expansion with Disaggregated CXL-Hybrid Memories. ar5iv.labs.arxiv.org, https://ar5iv.labs.arxiv.org/html/2606.12556</w:t>
+      </w:r>
+    </w:p>
+    <w:p>
+      <w:pPr>
+        <w:spacing w:after="40" w:line="312" w:lineRule="auto"/>
+        <w:ind w:left="312" w:hanging="227"/>
+      </w:pPr>
+      <w:r>
+        <w:rPr>
+          <w:rFonts w:ascii="맑은 고딕" w:hAnsi="맑은 고딕" w:eastAsia="맑은 고딕" w:cs="맑은 고딕"/>
+          <w:b/>
+          <w:color w:val="7F4ACB"/>
+          <w:sz w:val="20"/>
+        </w:rPr>
+        <w:t xml:space="preserve">• </w:t>
+      </w:r>
+      <w:r>
+        <w:rPr>
+          <w:rFonts w:ascii="맑은 고딕" w:hAnsi="맑은 고딕" w:eastAsia="맑은 고딕" w:cs="맑은 고딕"/>
+          <w:b w:val="0"/>
+          <w:sz w:val="20"/>
+        </w:rPr>
+        <w:t>[42] decodingdiscontinuity.com(2026-09-22 접속). Why TurboQuant Triggered a $100B Memory Stock Sell-Off. decodingdiscontinuity.com, https://www.decodingdiscontinuity.com/p/turboquant-memory-stock-sell-off-panic-paper-google</w:t>
+      </w:r>
+    </w:p>
+    <w:p>
+      <w:pPr>
+        <w:spacing w:after="40" w:line="312" w:lineRule="auto"/>
+        <w:ind w:left="312" w:hanging="227"/>
+      </w:pPr>
+      <w:r>
+        <w:rPr>
+          <w:rFonts w:ascii="맑은 고딕" w:hAnsi="맑은 고딕" w:eastAsia="맑은 고딕" w:cs="맑은 고딕"/>
+          <w:b/>
+          <w:color w:val="7F4ACB"/>
+          <w:sz w:val="20"/>
+        </w:rPr>
+        <w:t xml:space="preserve">• </w:t>
+      </w:r>
+      <w:r>
+        <w:rPr>
+          <w:rFonts w:ascii="맑은 고딕" w:hAnsi="맑은 고딕" w:eastAsia="맑은 고딕" w:cs="맑은 고딕"/>
+          <w:b w:val="0"/>
+          <w:sz w:val="20"/>
+        </w:rPr>
+        <w:t>[43] serverpartdeals.com(2026-09-22 접속). Google's TurboQuant Just Shook the Memory Market.. serverpartdeals.com, https://serverpartdeals.com/blogs/blog-posts/googles-turboquant-just-shook-the-memory-market</w:t>
+      </w:r>
+    </w:p>
+    <w:p>
+      <w:pPr>
+        <w:spacing w:after="40" w:line="312" w:lineRule="auto"/>
+        <w:ind w:left="312" w:hanging="227"/>
+      </w:pPr>
+      <w:r>
+        <w:rPr>
+          <w:rFonts w:ascii="맑은 고딕" w:hAnsi="맑은 고딕" w:eastAsia="맑은 고딕" w:cs="맑은 고딕"/>
+          <w:b/>
+          <w:color w:val="7F4ACB"/>
+          <w:sz w:val="20"/>
+        </w:rPr>
+        <w:t xml:space="preserve">• </w:t>
+      </w:r>
+      <w:r>
+        <w:rPr>
+          <w:rFonts w:ascii="맑은 고딕" w:hAnsi="맑은 고딕" w:eastAsia="맑은 고딕" w:cs="맑은 고딕"/>
+          <w:b w:val="0"/>
+          <w:sz w:val="20"/>
+        </w:rPr>
+        <w:t>[44] substack.com(2026-09-22 접속). The memory sector has plummeted ,what is the market panicking .... globalsemiresearch.substack.com, https://globalsemiresearch.substack.com/p/the-memory-sector-has-plummeted-what</w:t>
+      </w:r>
+    </w:p>
+    <w:p>
+      <w:pPr>
+        <w:spacing w:after="40" w:line="312" w:lineRule="auto"/>
+        <w:ind w:left="312" w:hanging="227"/>
+      </w:pPr>
+      <w:r>
+        <w:rPr>
+          <w:rFonts w:ascii="맑은 고딕" w:hAnsi="맑은 고딕" w:eastAsia="맑은 고딕" w:cs="맑은 고딕"/>
+          <w:b/>
+          <w:color w:val="7F4ACB"/>
+          <w:sz w:val="20"/>
+        </w:rPr>
+        <w:t xml:space="preserve">• </w:t>
+      </w:r>
+      <w:r>
+        <w:rPr>
+          <w:rFonts w:ascii="맑은 고딕" w:hAnsi="맑은 고딕" w:eastAsia="맑은 고딕" w:cs="맑은 고딕"/>
+          <w:b w:val="0"/>
+          <w:sz w:val="20"/>
+        </w:rPr>
+        <w:t>[45] THE INVESTOR(2026-09-22 접속). Google TurboQuant: Separating hype from reality. theinvestor.co.kr, https://www.theinvestor.co.kr/article/10716199</w:t>
+      </w:r>
+    </w:p>
+    <w:p>
+      <w:pPr>
+        <w:spacing w:after="40" w:line="312" w:lineRule="auto"/>
+        <w:ind w:left="312" w:hanging="227"/>
+      </w:pPr>
+      <w:r>
+        <w:rPr>
+          <w:rFonts w:ascii="맑은 고딕" w:hAnsi="맑은 고딕" w:eastAsia="맑은 고딕" w:cs="맑은 고딕"/>
+          <w:b/>
+          <w:color w:val="7F4ACB"/>
+          <w:sz w:val="20"/>
+        </w:rPr>
+        <w:t xml:space="preserve">• </w:t>
+      </w:r>
+      <w:r>
+        <w:rPr>
+          <w:rFonts w:ascii="맑은 고딕" w:hAnsi="맑은 고딕" w:eastAsia="맑은 고딕" w:cs="맑은 고딕"/>
+          <w:b w:val="0"/>
+          <w:sz w:val="20"/>
+        </w:rPr>
+        <w:t>[46] lighthouse-canton.com(2026-09-22 접속). TurboQuant: Why It Changes Nothing for Memory. lighthouse-canton.com, https://www.lighthouse-canton.com/insights/turboquant-why-it-changes-nothing-for-the-memory-trade-equity-insights</w:t>
+      </w:r>
+    </w:p>
+    <w:p>
+      <w:pPr>
+        <w:spacing w:after="40" w:line="312" w:lineRule="auto"/>
+        <w:ind w:left="312" w:hanging="227"/>
+      </w:pPr>
+      <w:r>
+        <w:rPr>
+          <w:rFonts w:ascii="맑은 고딕" w:hAnsi="맑은 고딕" w:eastAsia="맑은 고딕" w:cs="맑은 고딕"/>
+          <w:b/>
+          <w:color w:val="7F4ACB"/>
+          <w:sz w:val="20"/>
+        </w:rPr>
+        <w:t xml:space="preserve">• </w:t>
+      </w:r>
+      <w:r>
+        <w:rPr>
+          <w:rFonts w:ascii="맑은 고딕" w:hAnsi="맑은 고딕" w:eastAsia="맑은 고딕" w:cs="맑은 고딕"/>
+          <w:b w:val="0"/>
+          <w:sz w:val="20"/>
+        </w:rPr>
+        <w:t>[47] Seeking Alpha(2026-09-22 접속). SK hynix: The Market Is So Skeptical (NASDAQ:SKHY). seekingalpha.com, https://seekingalpha.com/article/4937711-sk-hynix-the-market-is-so-skeptical</w:t>
+      </w:r>
+    </w:p>
+    <w:p>
+      <w:pPr>
+        <w:spacing w:after="40" w:line="312" w:lineRule="auto"/>
+        <w:ind w:left="312" w:hanging="227"/>
+      </w:pPr>
+      <w:r>
+        <w:rPr>
+          <w:rFonts w:ascii="맑은 고딕" w:hAnsi="맑은 고딕" w:eastAsia="맑은 고딕" w:cs="맑은 고딕"/>
+          <w:b/>
+          <w:color w:val="7F4ACB"/>
+          <w:sz w:val="20"/>
+        </w:rPr>
+        <w:t xml:space="preserve">• </w:t>
+      </w:r>
+      <w:r>
+        <w:rPr>
+          <w:rFonts w:ascii="맑은 고딕" w:hAnsi="맑은 고딕" w:eastAsia="맑은 고딕" w:cs="맑은 고딕"/>
+          <w:b w:val="0"/>
+          <w:sz w:val="20"/>
+        </w:rPr>
+        <w:t>[48] medium.com(2026-09-22 접속). KV Cache: Emerging Challenges and Future Trends. medium.com, https://medium.com/foundation-models-deep-dive/kv-cache-guide-part-5-of-5-the-frontier-advanced-challenges-and-future-trends-e4bc20c3ddcc</w:t>
+      </w:r>
+    </w:p>
+    <w:p>
+      <w:pPr>
+        <w:spacing w:after="40" w:line="312" w:lineRule="auto"/>
+        <w:ind w:left="312" w:hanging="227"/>
+      </w:pPr>
+      <w:r>
+        <w:rPr>
+          <w:rFonts w:ascii="맑은 고딕" w:hAnsi="맑은 고딕" w:eastAsia="맑은 고딕" w:cs="맑은 고딕"/>
+          <w:b/>
+          <w:color w:val="7F4ACB"/>
+          <w:sz w:val="20"/>
+        </w:rPr>
+        <w:t xml:space="preserve">• </w:t>
+      </w:r>
+      <w:r>
+        <w:rPr>
+          <w:rFonts w:ascii="맑은 고딕" w:hAnsi="맑은 고딕" w:eastAsia="맑은 고딕" w:cs="맑은 고딕"/>
+          <w:b w:val="0"/>
+          <w:sz w:val="20"/>
+        </w:rPr>
+        <w:t>[49] GitHub(2026-09-22 접속). GitHub - AceCastro28/turboquant-vllm: TurboQuant KV cache compression (Google ICLR 2026) integrated natively into vLLM — 3-bit KV cache with zero accuracy loss. github.com, https://github.com/AceCastro28/turboquant-vllm</w:t>
+      </w:r>
+    </w:p>
+    <w:p>
+      <w:pPr>
+        <w:spacing w:after="40" w:line="312" w:lineRule="auto"/>
+        <w:ind w:left="312" w:hanging="227"/>
+      </w:pPr>
+      <w:r>
+        <w:rPr>
+          <w:rFonts w:ascii="맑은 고딕" w:hAnsi="맑은 고딕" w:eastAsia="맑은 고딕" w:cs="맑은 고딕"/>
+          <w:b/>
+          <w:color w:val="7F4ACB"/>
+          <w:sz w:val="20"/>
+        </w:rPr>
+        <w:t xml:space="preserve">• </w:t>
+      </w:r>
+      <w:r>
+        <w:rPr>
+          <w:rFonts w:ascii="맑은 고딕" w:hAnsi="맑은 고딕" w:eastAsia="맑은 고딕" w:cs="맑은 고딕"/>
+          <w:b w:val="0"/>
+          <w:sz w:val="20"/>
+        </w:rPr>
+        <w:t>[50] spheron.network(2026-09-22 접속). Google TurboQuant: 6x KV Cache Compression for LLM Inference. spheron.network, https://www.spheron.network/blog/google-turboquant-llm-compression-gpu-cloud</w:t>
+      </w:r>
+    </w:p>
+    <w:p>
+      <w:pPr>
+        <w:spacing w:after="40" w:line="312" w:lineRule="auto"/>
+        <w:ind w:left="312" w:hanging="227"/>
+      </w:pPr>
+      <w:r>
+        <w:rPr>
+          <w:rFonts w:ascii="맑은 고딕" w:hAnsi="맑은 고딕" w:eastAsia="맑은 고딕" w:cs="맑은 고딕"/>
+          <w:b/>
+          <w:color w:val="7F4ACB"/>
+          <w:sz w:val="20"/>
+        </w:rPr>
+        <w:t xml:space="preserve">• </w:t>
+      </w:r>
+      <w:r>
+        <w:rPr>
+          <w:rFonts w:ascii="맑은 고딕" w:hAnsi="맑은 고딕" w:eastAsia="맑은 고딕" w:cs="맑은 고딕"/>
+          <w:b w:val="0"/>
+          <w:sz w:val="20"/>
+        </w:rPr>
+        <w:t>[51] vast.ai(2026-09-22 접속). TurboQuant Explained: How It Reduces LLM Memory by 5x and .... vast.ai, https://vast.ai/article/turboquant-explained-llm-memory-inference</w:t>
+      </w:r>
+    </w:p>
+    <w:p>
+      <w:pPr>
+        <w:spacing w:after="40" w:line="312" w:lineRule="auto"/>
+        <w:ind w:left="312" w:hanging="227"/>
+      </w:pPr>
+      <w:r>
+        <w:rPr>
+          <w:rFonts w:ascii="맑은 고딕" w:hAnsi="맑은 고딕" w:eastAsia="맑은 고딕" w:cs="맑은 고딕"/>
+          <w:b/>
+          <w:color w:val="7F4ACB"/>
+          <w:sz w:val="20"/>
+        </w:rPr>
+        <w:t xml:space="preserve">• </w:t>
+      </w:r>
+      <w:r>
+        <w:rPr>
+          <w:rFonts w:ascii="맑은 고딕" w:hAnsi="맑은 고딕" w:eastAsia="맑은 고딕" w:cs="맑은 고딕"/>
+          <w:b w:val="0"/>
+          <w:sz w:val="20"/>
+        </w:rPr>
+        <w:t>[52] Intel(2026-09-22 접속). Enhancing long-context, high-concurrency LLM serving on a 32 GB .... community.intel.com, https://community.intel.com/t5/Blogs/Tech-Innovation/Data-Center/Enhancing-long-context-high-concurrency-LLM-serving-on-a-32-GB/post/1751209</w:t>
+      </w:r>
+    </w:p>
+    <w:p>
+      <w:pPr>
+        <w:spacing w:after="40" w:line="312" w:lineRule="auto"/>
+        <w:ind w:left="312" w:hanging="227"/>
+      </w:pPr>
+      <w:r>
+        <w:rPr>
+          <w:rFonts w:ascii="맑은 고딕" w:hAnsi="맑은 고딕" w:eastAsia="맑은 고딕" w:cs="맑은 고딕"/>
+          <w:b/>
+          <w:color w:val="7F4ACB"/>
+          <w:sz w:val="20"/>
+        </w:rPr>
+        <w:t xml:space="preserve">• </w:t>
+      </w:r>
+      <w:r>
+        <w:rPr>
+          <w:rFonts w:ascii="맑은 고딕" w:hAnsi="맑은 고딕" w:eastAsia="맑은 고딕" w:cs="맑은 고딕"/>
+          <w:b w:val="0"/>
+          <w:sz w:val="20"/>
+        </w:rPr>
+        <w:t>[53] vLLM(2026-05-11). A First Comprehensive Study of TurboQuant: Accuracy and .... vllm.ai, https://vllm.ai/blog/2026-05-11-turboquant</w:t>
+      </w:r>
+    </w:p>
+    <w:p>
+      <w:pPr>
+        <w:spacing w:after="40" w:line="312" w:lineRule="auto"/>
+        <w:ind w:left="312" w:hanging="227"/>
+      </w:pPr>
+      <w:r>
+        <w:rPr>
+          <w:rFonts w:ascii="맑은 고딕" w:hAnsi="맑은 고딕" w:eastAsia="맑은 고딕" w:cs="맑은 고딕"/>
+          <w:b/>
+          <w:color w:val="7F4ACB"/>
+          <w:sz w:val="20"/>
+        </w:rPr>
+        <w:t xml:space="preserve">• </w:t>
+      </w:r>
+      <w:r>
+        <w:rPr>
+          <w:rFonts w:ascii="맑은 고딕" w:hAnsi="맑은 고딕" w:eastAsia="맑은 고딕" w:cs="맑은 고딕"/>
+          <w:b w:val="0"/>
+          <w:sz w:val="20"/>
+        </w:rPr>
+        <w:t>[54] tether.io(2026-09-22 접속). TurboQuant in QVAC SDK 0.12.0: KV-cache quantization for pr…. qvac.tether.io, https://qvac.tether.io/blog/turboquant-in-qvac-sdk-0-12-0-kv-cache-quantization-for-production-local-ai</w:t>
+      </w:r>
+    </w:p>
+    <w:p>
+      <w:pPr>
+        <w:spacing w:after="40" w:line="312" w:lineRule="auto"/>
+        <w:ind w:left="312" w:hanging="227"/>
+      </w:pPr>
+      <w:r>
+        <w:rPr>
+          <w:rFonts w:ascii="맑은 고딕" w:hAnsi="맑은 고딕" w:eastAsia="맑은 고딕" w:cs="맑은 고딕"/>
+          <w:b/>
+          <w:color w:val="7F4ACB"/>
+          <w:sz w:val="20"/>
+        </w:rPr>
+        <w:t xml:space="preserve">• </w:t>
+      </w:r>
+      <w:r>
+        <w:rPr>
+          <w:rFonts w:ascii="맑은 고딕" w:hAnsi="맑은 고딕" w:eastAsia="맑은 고딕" w:cs="맑은 고딕"/>
+          <w:b w:val="0"/>
+          <w:sz w:val="20"/>
+        </w:rPr>
+        <w:t>[55] github.com(2026-09-22 접속). TurboQuant: Near-optimal KV cache quantization for LLM .... github.com, https://github.com/0xsero/turboquant</w:t>
+      </w:r>
+    </w:p>
+    <w:p>
+      <w:pPr>
+        <w:spacing w:after="40" w:line="312" w:lineRule="auto"/>
+        <w:ind w:left="312" w:hanging="227"/>
+      </w:pPr>
+      <w:r>
+        <w:rPr>
+          <w:rFonts w:ascii="맑은 고딕" w:hAnsi="맑은 고딕" w:eastAsia="맑은 고딕" w:cs="맑은 고딕"/>
+          <w:b/>
+          <w:color w:val="7F4ACB"/>
+          <w:sz w:val="20"/>
+        </w:rPr>
+        <w:t xml:space="preserve">• </w:t>
+      </w:r>
+      <w:r>
+        <w:rPr>
+          <w:rFonts w:ascii="맑은 고딕" w:hAnsi="맑은 고딕" w:eastAsia="맑은 고딕" w:cs="맑은 고딕"/>
+          <w:b w:val="0"/>
+          <w:sz w:val="20"/>
+        </w:rPr>
+        <w:t>[56] futurumgroup.com(2026-09-22 접속). SK Hynix ADR Issuance Strategy. futurumgroup.com, https://futurumgroup.com/insights/will-sk-hynixs-record-265bn-adr-issuance-help-close-its-capex-intensity-gap</w:t>
+      </w:r>
+    </w:p>
+    <w:p>
+      <w:pPr>
+        <w:spacing w:after="40" w:line="312" w:lineRule="auto"/>
+        <w:ind w:left="312" w:hanging="227"/>
+      </w:pPr>
+      <w:r>
+        <w:rPr>
+          <w:rFonts w:ascii="맑은 고딕" w:hAnsi="맑은 고딕" w:eastAsia="맑은 고딕" w:cs="맑은 고딕"/>
+          <w:b/>
+          <w:color w:val="7F4ACB"/>
+          <w:sz w:val="20"/>
+        </w:rPr>
+        <w:t xml:space="preserve">• </w:t>
+      </w:r>
+      <w:r>
+        <w:rPr>
+          <w:rFonts w:ascii="맑은 고딕" w:hAnsi="맑은 고딕" w:eastAsia="맑은 고딕" w:cs="맑은 고딕"/>
+          <w:b w:val="0"/>
+          <w:sz w:val="20"/>
+        </w:rPr>
+        <w:t>[57] everpuredata.com(2026-09-22 접속). TurboQuant Compresses KV Cache by 5X. Does That Mean You .... blog.everpuredata.com, https://blog.everpuredata.com/purely-technical/turboquant-compresses-kv-cache-by-5x-does-that-mean-you-need-less-memory</w:t>
+      </w:r>
+    </w:p>
+    <w:p>
+      <w:pPr>
+        <w:spacing w:after="40" w:line="312" w:lineRule="auto"/>
+        <w:ind w:left="312" w:hanging="227"/>
+      </w:pPr>
+      <w:r>
+        <w:rPr>
+          <w:rFonts w:ascii="맑은 고딕" w:hAnsi="맑은 고딕" w:eastAsia="맑은 고딕" w:cs="맑은 고딕"/>
+          <w:b/>
+          <w:color w:val="7F4ACB"/>
+          <w:sz w:val="20"/>
+        </w:rPr>
+        <w:t xml:space="preserve">• </w:t>
+      </w:r>
+      <w:r>
+        <w:rPr>
+          <w:rFonts w:ascii="맑은 고딕" w:hAnsi="맑은 고딕" w:eastAsia="맑은 고딕" w:cs="맑은 고딕"/>
+          <w:b w:val="0"/>
+          <w:sz w:val="20"/>
+        </w:rPr>
+        <w:t>[58] arxiv.org(2026-09-22 접속). A KV Cache Framework for Multi-Turn LLM Serving with CXL-Hybrid .... arxiv.org, https://arxiv.org/html/2607.18141v1</w:t>
       </w:r>
     </w:p>
     <w:sectPr>

--- a/outputs/RAG-Output_판교_9반_김정인+김지수+김진수+전진만+정원준.docx
+++ b/outputs/RAG-Output_판교_9반_김정인+김지수+김진수+전진만+정원준.docx
@@ -449,13 +449,14 @@
           <w:insideH w:val="single" w:color="D8DAE5" w:sz="2"/>
           <w:insideV w:val="single" w:color="D8DAE5" w:sz="2"/>
         </w:tblBorders>
-        <w:tblW w:w="9071" w:type="dxa"/>
+        <w:tblW w:w="9072" w:type="dxa"/>
         <w:tblLayout w:type="fixed"/>
       </w:tblPr>
       <w:tblGrid>
-        <w:gridCol w:w="2041"/>
-        <w:gridCol w:w="6350"/>
-        <w:gridCol w:w="680"/>
+        <w:gridCol w:w="3685"/>
+        <w:gridCol w:w="850"/>
+        <w:gridCol w:w="3685"/>
+        <w:gridCol w:w="850"/>
       </w:tblGrid>
       <w:tr>
         <w:trPr>
@@ -464,7 +465,7 @@
         </w:trPr>
         <w:tc>
           <w:tcPr>
-            <w:tcW w:type="dxa" w:w="2041"/>
+            <w:tcW w:type="dxa" w:w="3685"/>
             <w:tcMar>
               <w:top w:w="70" w:type="dxa"/>
               <w:left w:w="90" w:type="dxa"/>
@@ -492,7 +493,7 @@
         </w:tc>
         <w:tc>
           <w:tcPr>
-            <w:tcW w:type="dxa" w:w="6350"/>
+            <w:tcW w:type="dxa" w:w="850"/>
             <w:tcMar>
               <w:top w:w="70" w:type="dxa"/>
               <w:left w:w="90" w:type="dxa"/>
@@ -514,13 +515,41 @@
                 <w:color w:val="161A58"/>
                 <w:sz w:val="17"/>
               </w:rPr>
-              <w:t>절 (쪽)</w:t>
-            </w:r>
-          </w:p>
-        </w:tc>
-        <w:tc>
-          <w:tcPr>
-            <w:tcW w:type="dxa" w:w="680"/>
+              <w:t>쪽</w:t>
+            </w:r>
+          </w:p>
+        </w:tc>
+        <w:tc>
+          <w:tcPr>
+            <w:tcW w:type="dxa" w:w="3685"/>
+            <w:tcMar>
+              <w:top w:w="70" w:type="dxa"/>
+              <w:left w:w="90" w:type="dxa"/>
+              <w:bottom w:w="70" w:type="dxa"/>
+              <w:right w:w="90" w:type="dxa"/>
+            </w:tcMar>
+            <w:shd w:val="clear" w:color="auto" w:fill="F2F3F8"/>
+          </w:tcPr>
+          <w:p>
+            <w:pPr>
+              <w:keepNext/>
+              <w:spacing w:after="0" w:line="276" w:lineRule="auto"/>
+              <w:jc w:val="center"/>
+            </w:pPr>
+            <w:r>
+              <w:rPr>
+                <w:rFonts w:ascii="맑은 고딕" w:hAnsi="맑은 고딕" w:eastAsia="맑은 고딕" w:cs="맑은 고딕"/>
+                <w:b/>
+                <w:color w:val="161A58"/>
+                <w:sz w:val="17"/>
+              </w:rPr>
+              <w:t>장</w:t>
+            </w:r>
+          </w:p>
+        </w:tc>
+        <w:tc>
+          <w:tcPr>
+            <w:tcW w:type="dxa" w:w="850"/>
             <w:tcMar>
               <w:top w:w="70" w:type="dxa"/>
               <w:left w:w="90" w:type="dxa"/>
@@ -553,24 +582,23 @@
         </w:trPr>
         <w:tc>
           <w:tcPr>
-            <w:tcW w:type="dxa" w:w="2041"/>
-            <w:tcMar>
-              <w:top w:w="70" w:type="dxa"/>
-              <w:left w:w="90" w:type="dxa"/>
-              <w:bottom w:w="70" w:type="dxa"/>
-              <w:right w:w="90" w:type="dxa"/>
-            </w:tcMar>
-          </w:tcPr>
-          <w:p>
-            <w:pPr>
-              <w:keepNext/>
-              <w:spacing w:after="0" w:line="276" w:lineRule="auto"/>
-            </w:pPr>
-            <w:r>
-              <w:rPr>
-                <w:rFonts w:ascii="맑은 고딕" w:hAnsi="맑은 고딕" w:eastAsia="맑은 고딕" w:cs="맑은 고딕"/>
-                <w:b/>
-                <w:color w:val="161A58"/>
+            <w:tcW w:type="dxa" w:w="3685"/>
+            <w:tcMar>
+              <w:top w:w="70" w:type="dxa"/>
+              <w:left w:w="90" w:type="dxa"/>
+              <w:bottom w:w="70" w:type="dxa"/>
+              <w:right w:w="90" w:type="dxa"/>
+            </w:tcMar>
+          </w:tcPr>
+          <w:p>
+            <w:pPr>
+              <w:keepNext/>
+              <w:spacing w:after="0" w:line="276" w:lineRule="auto"/>
+            </w:pPr>
+            <w:r>
+              <w:rPr>
+                <w:rFonts w:ascii="맑은 고딕" w:hAnsi="맑은 고딕" w:eastAsia="맑은 고딕" w:cs="맑은 고딕"/>
+                <w:b w:val="0"/>
                 <w:sz w:val="17"/>
               </w:rPr>
               <w:t>SUMMARY</w:t>
@@ -579,43 +607,76 @@
         </w:tc>
         <w:tc>
           <w:tcPr>
-            <w:tcW w:type="dxa" w:w="6350"/>
-            <w:tcMar>
-              <w:top w:w="70" w:type="dxa"/>
-              <w:left w:w="90" w:type="dxa"/>
-              <w:bottom w:w="70" w:type="dxa"/>
-              <w:right w:w="90" w:type="dxa"/>
-            </w:tcMar>
-          </w:tcPr>
-          <w:p>
-            <w:pPr>
-              <w:keepNext/>
-              <w:spacing w:after="0" w:line="276" w:lineRule="auto"/>
-            </w:pPr>
-          </w:p>
-        </w:tc>
-        <w:tc>
-          <w:tcPr>
-            <w:tcW w:type="dxa" w:w="680"/>
-            <w:tcMar>
-              <w:top w:w="70" w:type="dxa"/>
-              <w:left w:w="90" w:type="dxa"/>
-              <w:bottom w:w="70" w:type="dxa"/>
-              <w:right w:w="90" w:type="dxa"/>
-            </w:tcMar>
-          </w:tcPr>
-          <w:p>
-            <w:pPr>
-              <w:keepNext/>
-              <w:spacing w:after="0" w:line="276" w:lineRule="auto"/>
-            </w:pPr>
-            <w:r>
-              <w:rPr>
-                <w:rFonts w:ascii="맑은 고딕" w:hAnsi="맑은 고딕" w:eastAsia="맑은 고딕" w:cs="맑은 고딕"/>
-                <w:b w:val="0"/>
-                <w:sz w:val="17"/>
-              </w:rPr>
-              <w:t>3</w:t>
+            <w:tcW w:type="dxa" w:w="850"/>
+            <w:tcMar>
+              <w:top w:w="70" w:type="dxa"/>
+              <w:left w:w="90" w:type="dxa"/>
+              <w:bottom w:w="70" w:type="dxa"/>
+              <w:right w:w="90" w:type="dxa"/>
+            </w:tcMar>
+          </w:tcPr>
+          <w:p>
+            <w:pPr>
+              <w:keepNext/>
+              <w:spacing w:after="0" w:line="276" w:lineRule="auto"/>
+            </w:pPr>
+            <w:r>
+              <w:rPr>
+                <w:rFonts w:ascii="맑은 고딕" w:hAnsi="맑은 고딕" w:eastAsia="맑은 고딕" w:cs="맑은 고딕"/>
+                <w:b w:val="0"/>
+                <w:sz w:val="17"/>
+              </w:rPr>
+              <w:t>2</w:t>
+            </w:r>
+          </w:p>
+        </w:tc>
+        <w:tc>
+          <w:tcPr>
+            <w:tcW w:type="dxa" w:w="3685"/>
+            <w:tcMar>
+              <w:top w:w="70" w:type="dxa"/>
+              <w:left w:w="90" w:type="dxa"/>
+              <w:bottom w:w="70" w:type="dxa"/>
+              <w:right w:w="90" w:type="dxa"/>
+            </w:tcMar>
+          </w:tcPr>
+          <w:p>
+            <w:pPr>
+              <w:keepNext/>
+              <w:spacing w:after="0" w:line="276" w:lineRule="auto"/>
+            </w:pPr>
+            <w:r>
+              <w:rPr>
+                <w:rFonts w:ascii="맑은 고딕" w:hAnsi="맑은 고딕" w:eastAsia="맑은 고딕" w:cs="맑은 고딕"/>
+                <w:b w:val="0"/>
+                <w:sz w:val="17"/>
+              </w:rPr>
+              <w:t>4. 관점별 평가</w:t>
+            </w:r>
+          </w:p>
+        </w:tc>
+        <w:tc>
+          <w:tcPr>
+            <w:tcW w:type="dxa" w:w="850"/>
+            <w:tcMar>
+              <w:top w:w="70" w:type="dxa"/>
+              <w:left w:w="90" w:type="dxa"/>
+              <w:bottom w:w="70" w:type="dxa"/>
+              <w:right w:w="90" w:type="dxa"/>
+            </w:tcMar>
+          </w:tcPr>
+          <w:p>
+            <w:pPr>
+              <w:keepNext/>
+              <w:spacing w:after="0" w:line="276" w:lineRule="auto"/>
+            </w:pPr>
+            <w:r>
+              <w:rPr>
+                <w:rFonts w:ascii="맑은 고딕" w:hAnsi="맑은 고딕" w:eastAsia="맑은 고딕" w:cs="맑은 고딕"/>
+                <w:b w:val="0"/>
+                <w:sz w:val="17"/>
+              </w:rPr>
+              <w:t>4</w:t>
             </w:r>
           </w:p>
         </w:tc>
@@ -626,24 +687,23 @@
         </w:trPr>
         <w:tc>
           <w:tcPr>
-            <w:tcW w:type="dxa" w:w="2041"/>
-            <w:tcMar>
-              <w:top w:w="70" w:type="dxa"/>
-              <w:left w:w="90" w:type="dxa"/>
-              <w:bottom w:w="70" w:type="dxa"/>
-              <w:right w:w="90" w:type="dxa"/>
-            </w:tcMar>
-          </w:tcPr>
-          <w:p>
-            <w:pPr>
-              <w:keepNext/>
-              <w:spacing w:after="0" w:line="276" w:lineRule="auto"/>
-            </w:pPr>
-            <w:r>
-              <w:rPr>
-                <w:rFonts w:ascii="맑은 고딕" w:hAnsi="맑은 고딕" w:eastAsia="맑은 고딕" w:cs="맑은 고딕"/>
-                <w:b/>
-                <w:color w:val="161A58"/>
+            <w:tcW w:type="dxa" w:w="3685"/>
+            <w:tcMar>
+              <w:top w:w="70" w:type="dxa"/>
+              <w:left w:w="90" w:type="dxa"/>
+              <w:bottom w:w="70" w:type="dxa"/>
+              <w:right w:w="90" w:type="dxa"/>
+            </w:tcMar>
+          </w:tcPr>
+          <w:p>
+            <w:pPr>
+              <w:keepNext/>
+              <w:spacing w:after="0" w:line="276" w:lineRule="auto"/>
+            </w:pPr>
+            <w:r>
+              <w:rPr>
+                <w:rFonts w:ascii="맑은 고딕" w:hAnsi="맑은 고딕" w:eastAsia="맑은 고딕" w:cs="맑은 고딕"/>
+                <w:b w:val="0"/>
                 <w:sz w:val="17"/>
               </w:rPr>
               <w:t>1. 분석 배경</w:t>
@@ -652,51 +712,76 @@
         </w:tc>
         <w:tc>
           <w:tcPr>
-            <w:tcW w:type="dxa" w:w="6350"/>
-            <w:tcMar>
-              <w:top w:w="70" w:type="dxa"/>
-              <w:left w:w="90" w:type="dxa"/>
-              <w:bottom w:w="70" w:type="dxa"/>
-              <w:right w:w="90" w:type="dxa"/>
-            </w:tcMar>
-          </w:tcPr>
-          <w:p>
-            <w:pPr>
-              <w:keepNext/>
-              <w:spacing w:after="0" w:line="276" w:lineRule="auto"/>
-            </w:pPr>
-            <w:r>
-              <w:rPr>
-                <w:rFonts w:ascii="맑은 고딕" w:hAnsi="맑은 고딕" w:eastAsia="맑은 고딕" w:cs="맑은 고딕"/>
-                <w:b w:val="0"/>
-                <w:sz w:val="17"/>
-              </w:rPr>
-              <w:t>1.1 KV cache 병목 (4) · 1.2 두 진영의 접근과 함께 쓰는 경우 (4) · 1.3 분석 도메인과 문제 정의 (4) · 1.4 분석 질문과 가설 (4)</w:t>
-            </w:r>
-          </w:p>
-        </w:tc>
-        <w:tc>
-          <w:tcPr>
-            <w:tcW w:type="dxa" w:w="680"/>
-            <w:tcMar>
-              <w:top w:w="70" w:type="dxa"/>
-              <w:left w:w="90" w:type="dxa"/>
-              <w:bottom w:w="70" w:type="dxa"/>
-              <w:right w:w="90" w:type="dxa"/>
-            </w:tcMar>
-          </w:tcPr>
-          <w:p>
-            <w:pPr>
-              <w:keepNext/>
-              <w:spacing w:after="0" w:line="276" w:lineRule="auto"/>
-            </w:pPr>
-            <w:r>
-              <w:rPr>
-                <w:rFonts w:ascii="맑은 고딕" w:hAnsi="맑은 고딕" w:eastAsia="맑은 고딕" w:cs="맑은 고딕"/>
-                <w:b w:val="0"/>
-                <w:sz w:val="17"/>
-              </w:rPr>
-              <w:t>4</w:t>
+            <w:tcW w:type="dxa" w:w="850"/>
+            <w:tcMar>
+              <w:top w:w="70" w:type="dxa"/>
+              <w:left w:w="90" w:type="dxa"/>
+              <w:bottom w:w="70" w:type="dxa"/>
+              <w:right w:w="90" w:type="dxa"/>
+            </w:tcMar>
+          </w:tcPr>
+          <w:p>
+            <w:pPr>
+              <w:keepNext/>
+              <w:spacing w:after="0" w:line="276" w:lineRule="auto"/>
+            </w:pPr>
+            <w:r>
+              <w:rPr>
+                <w:rFonts w:ascii="맑은 고딕" w:hAnsi="맑은 고딕" w:eastAsia="맑은 고딕" w:cs="맑은 고딕"/>
+                <w:b w:val="0"/>
+                <w:sz w:val="17"/>
+              </w:rPr>
+              <w:t>2</w:t>
+            </w:r>
+          </w:p>
+        </w:tc>
+        <w:tc>
+          <w:tcPr>
+            <w:tcW w:type="dxa" w:w="3685"/>
+            <w:tcMar>
+              <w:top w:w="70" w:type="dxa"/>
+              <w:left w:w="90" w:type="dxa"/>
+              <w:bottom w:w="70" w:type="dxa"/>
+              <w:right w:w="90" w:type="dxa"/>
+            </w:tcMar>
+          </w:tcPr>
+          <w:p>
+            <w:pPr>
+              <w:keepNext/>
+              <w:spacing w:after="0" w:line="276" w:lineRule="auto"/>
+            </w:pPr>
+            <w:r>
+              <w:rPr>
+                <w:rFonts w:ascii="맑은 고딕" w:hAnsi="맑은 고딕" w:eastAsia="맑은 고딕" w:cs="맑은 고딕"/>
+                <w:b w:val="0"/>
+                <w:sz w:val="17"/>
+              </w:rPr>
+              <w:t>5. 시사점</w:t>
+            </w:r>
+          </w:p>
+        </w:tc>
+        <w:tc>
+          <w:tcPr>
+            <w:tcW w:type="dxa" w:w="850"/>
+            <w:tcMar>
+              <w:top w:w="70" w:type="dxa"/>
+              <w:left w:w="90" w:type="dxa"/>
+              <w:bottom w:w="70" w:type="dxa"/>
+              <w:right w:w="90" w:type="dxa"/>
+            </w:tcMar>
+          </w:tcPr>
+          <w:p>
+            <w:pPr>
+              <w:keepNext/>
+              <w:spacing w:after="0" w:line="276" w:lineRule="auto"/>
+            </w:pPr>
+            <w:r>
+              <w:rPr>
+                <w:rFonts w:ascii="맑은 고딕" w:hAnsi="맑은 고딕" w:eastAsia="맑은 고딕" w:cs="맑은 고딕"/>
+                <w:b w:val="0"/>
+                <w:sz w:val="17"/>
+              </w:rPr>
+              <w:t>7</w:t>
             </w:r>
           </w:p>
         </w:tc>
@@ -707,24 +792,23 @@
         </w:trPr>
         <w:tc>
           <w:tcPr>
-            <w:tcW w:type="dxa" w:w="2041"/>
-            <w:tcMar>
-              <w:top w:w="70" w:type="dxa"/>
-              <w:left w:w="90" w:type="dxa"/>
-              <w:bottom w:w="70" w:type="dxa"/>
-              <w:right w:w="90" w:type="dxa"/>
-            </w:tcMar>
-          </w:tcPr>
-          <w:p>
-            <w:pPr>
-              <w:keepNext/>
-              <w:spacing w:after="0" w:line="276" w:lineRule="auto"/>
-            </w:pPr>
-            <w:r>
-              <w:rPr>
-                <w:rFonts w:ascii="맑은 고딕" w:hAnsi="맑은 고딕" w:eastAsia="맑은 고딕" w:cs="맑은 고딕"/>
-                <w:b/>
-                <w:color w:val="161A58"/>
+            <w:tcW w:type="dxa" w:w="3685"/>
+            <w:tcMar>
+              <w:top w:w="70" w:type="dxa"/>
+              <w:left w:w="90" w:type="dxa"/>
+              <w:bottom w:w="70" w:type="dxa"/>
+              <w:right w:w="90" w:type="dxa"/>
+            </w:tcMar>
+          </w:tcPr>
+          <w:p>
+            <w:pPr>
+              <w:keepNext/>
+              <w:spacing w:after="0" w:line="276" w:lineRule="auto"/>
+            </w:pPr>
+            <w:r>
+              <w:rPr>
+                <w:rFonts w:ascii="맑은 고딕" w:hAnsi="맑은 고딕" w:eastAsia="맑은 고딕" w:cs="맑은 고딕"/>
+                <w:b w:val="0"/>
                 <w:sz w:val="17"/>
               </w:rPr>
               <w:t>2. 기술 선정</w:t>
@@ -733,51 +817,76 @@
         </w:tc>
         <w:tc>
           <w:tcPr>
-            <w:tcW w:type="dxa" w:w="6350"/>
-            <w:tcMar>
-              <w:top w:w="70" w:type="dxa"/>
-              <w:left w:w="90" w:type="dxa"/>
-              <w:bottom w:w="70" w:type="dxa"/>
-              <w:right w:w="90" w:type="dxa"/>
-            </w:tcMar>
-          </w:tcPr>
-          <w:p>
-            <w:pPr>
-              <w:keepNext/>
-              <w:spacing w:after="0" w:line="276" w:lineRule="auto"/>
-            </w:pPr>
-            <w:r>
-              <w:rPr>
-                <w:rFonts w:ascii="맑은 고딕" w:hAnsi="맑은 고딕" w:eastAsia="맑은 고딕" w:cs="맑은 고딕"/>
-                <w:b w:val="0"/>
-                <w:sz w:val="17"/>
-              </w:rPr>
-              <w:t>2.1 선정 방식과 기준 (4) · 2.2 후보 평가표 (5) · 2.3 선정 결과와 사유 (5) · 2.4 에이전트의 선정 검증 결과 (5)</w:t>
-            </w:r>
-          </w:p>
-        </w:tc>
-        <w:tc>
-          <w:tcPr>
-            <w:tcW w:type="dxa" w:w="680"/>
-            <w:tcMar>
-              <w:top w:w="70" w:type="dxa"/>
-              <w:left w:w="90" w:type="dxa"/>
-              <w:bottom w:w="70" w:type="dxa"/>
-              <w:right w:w="90" w:type="dxa"/>
-            </w:tcMar>
-          </w:tcPr>
-          <w:p>
-            <w:pPr>
-              <w:keepNext/>
-              <w:spacing w:after="0" w:line="276" w:lineRule="auto"/>
-            </w:pPr>
-            <w:r>
-              <w:rPr>
-                <w:rFonts w:ascii="맑은 고딕" w:hAnsi="맑은 고딕" w:eastAsia="맑은 고딕" w:cs="맑은 고딕"/>
-                <w:b w:val="0"/>
-                <w:sz w:val="17"/>
-              </w:rPr>
-              <w:t>4</w:t>
+            <w:tcW w:type="dxa" w:w="850"/>
+            <w:tcMar>
+              <w:top w:w="70" w:type="dxa"/>
+              <w:left w:w="90" w:type="dxa"/>
+              <w:bottom w:w="70" w:type="dxa"/>
+              <w:right w:w="90" w:type="dxa"/>
+            </w:tcMar>
+          </w:tcPr>
+          <w:p>
+            <w:pPr>
+              <w:keepNext/>
+              <w:spacing w:after="0" w:line="276" w:lineRule="auto"/>
+            </w:pPr>
+            <w:r>
+              <w:rPr>
+                <w:rFonts w:ascii="맑은 고딕" w:hAnsi="맑은 고딕" w:eastAsia="맑은 고딕" w:cs="맑은 고딕"/>
+                <w:b w:val="0"/>
+                <w:sz w:val="17"/>
+              </w:rPr>
+              <w:t>3</w:t>
+            </w:r>
+          </w:p>
+        </w:tc>
+        <w:tc>
+          <w:tcPr>
+            <w:tcW w:type="dxa" w:w="3685"/>
+            <w:tcMar>
+              <w:top w:w="70" w:type="dxa"/>
+              <w:left w:w="90" w:type="dxa"/>
+              <w:bottom w:w="70" w:type="dxa"/>
+              <w:right w:w="90" w:type="dxa"/>
+            </w:tcMar>
+          </w:tcPr>
+          <w:p>
+            <w:pPr>
+              <w:keepNext/>
+              <w:spacing w:after="0" w:line="276" w:lineRule="auto"/>
+            </w:pPr>
+            <w:r>
+              <w:rPr>
+                <w:rFonts w:ascii="맑은 고딕" w:hAnsi="맑은 고딕" w:eastAsia="맑은 고딕" w:cs="맑은 고딕"/>
+                <w:b w:val="0"/>
+                <w:sz w:val="17"/>
+              </w:rPr>
+              <w:t>6. 한계점</w:t>
+            </w:r>
+          </w:p>
+        </w:tc>
+        <w:tc>
+          <w:tcPr>
+            <w:tcW w:type="dxa" w:w="850"/>
+            <w:tcMar>
+              <w:top w:w="70" w:type="dxa"/>
+              <w:left w:w="90" w:type="dxa"/>
+              <w:bottom w:w="70" w:type="dxa"/>
+              <w:right w:w="90" w:type="dxa"/>
+            </w:tcMar>
+          </w:tcPr>
+          <w:p>
+            <w:pPr>
+              <w:keepNext/>
+              <w:spacing w:after="0" w:line="276" w:lineRule="auto"/>
+            </w:pPr>
+            <w:r>
+              <w:rPr>
+                <w:rFonts w:ascii="맑은 고딕" w:hAnsi="맑은 고딕" w:eastAsia="맑은 고딕" w:cs="맑은 고딕"/>
+                <w:b w:val="0"/>
+                <w:sz w:val="17"/>
+              </w:rPr>
+              <w:t>8</w:t>
             </w:r>
           </w:p>
         </w:tc>
@@ -788,24 +897,22 @@
         </w:trPr>
         <w:tc>
           <w:tcPr>
-            <w:tcW w:type="dxa" w:w="2041"/>
-            <w:tcMar>
-              <w:top w:w="70" w:type="dxa"/>
-              <w:left w:w="90" w:type="dxa"/>
-              <w:bottom w:w="70" w:type="dxa"/>
-              <w:right w:w="90" w:type="dxa"/>
-            </w:tcMar>
-          </w:tcPr>
-          <w:p>
-            <w:pPr>
-              <w:keepNext/>
-              <w:spacing w:after="0" w:line="276" w:lineRule="auto"/>
-            </w:pPr>
-            <w:r>
-              <w:rPr>
-                <w:rFonts w:ascii="맑은 고딕" w:hAnsi="맑은 고딕" w:eastAsia="맑은 고딕" w:cs="맑은 고딕"/>
-                <w:b/>
-                <w:color w:val="161A58"/>
+            <w:tcW w:type="dxa" w:w="3685"/>
+            <w:tcMar>
+              <w:top w:w="70" w:type="dxa"/>
+              <w:left w:w="90" w:type="dxa"/>
+              <w:bottom w:w="70" w:type="dxa"/>
+              <w:right w:w="90" w:type="dxa"/>
+            </w:tcMar>
+          </w:tcPr>
+          <w:p>
+            <w:pPr>
+              <w:spacing w:after="0" w:line="276" w:lineRule="auto"/>
+            </w:pPr>
+            <w:r>
+              <w:rPr>
+                <w:rFonts w:ascii="맑은 고딕" w:hAnsi="맑은 고딕" w:eastAsia="맑은 고딕" w:cs="맑은 고딕"/>
+                <w:b w:val="0"/>
                 <w:sz w:val="17"/>
               </w:rPr>
               <w:t>3. 기술 개요</w:t>
@@ -814,321 +921,46 @@
         </w:tc>
         <w:tc>
           <w:tcPr>
-            <w:tcW w:type="dxa" w:w="6350"/>
-            <w:tcMar>
-              <w:top w:w="70" w:type="dxa"/>
-              <w:left w:w="90" w:type="dxa"/>
-              <w:bottom w:w="70" w:type="dxa"/>
-              <w:right w:w="90" w:type="dxa"/>
-            </w:tcMar>
-          </w:tcPr>
-          <w:p>
-            <w:pPr>
-              <w:keepNext/>
-              <w:spacing w:after="0" w:line="276" w:lineRule="auto"/>
-            </w:pPr>
-            <w:r>
-              <w:rPr>
-                <w:rFonts w:ascii="맑은 고딕" w:hAnsi="맑은 고딕" w:eastAsia="맑은 고딕" w:cs="맑은 고딕"/>
-                <w:b w:val="0"/>
-                <w:sz w:val="17"/>
-              </w:rPr>
-              <w:t>3.1 TurboQuant (6) · 3.2 ITME (6) · 3.3 비교표 (7)</w:t>
-            </w:r>
-          </w:p>
-        </w:tc>
-        <w:tc>
-          <w:tcPr>
-            <w:tcW w:type="dxa" w:w="680"/>
-            <w:tcMar>
-              <w:top w:w="70" w:type="dxa"/>
-              <w:left w:w="90" w:type="dxa"/>
-              <w:bottom w:w="70" w:type="dxa"/>
-              <w:right w:w="90" w:type="dxa"/>
-            </w:tcMar>
-          </w:tcPr>
-          <w:p>
-            <w:pPr>
-              <w:keepNext/>
-              <w:spacing w:after="0" w:line="276" w:lineRule="auto"/>
-            </w:pPr>
-            <w:r>
-              <w:rPr>
-                <w:rFonts w:ascii="맑은 고딕" w:hAnsi="맑은 고딕" w:eastAsia="맑은 고딕" w:cs="맑은 고딕"/>
-                <w:b w:val="0"/>
-                <w:sz w:val="17"/>
-              </w:rPr>
-              <w:t>6</w:t>
-            </w:r>
-          </w:p>
-        </w:tc>
-      </w:tr>
-      <w:tr>
-        <w:trPr>
-          <w:cantSplit/>
-        </w:trPr>
-        <w:tc>
-          <w:tcPr>
-            <w:tcW w:type="dxa" w:w="2041"/>
-            <w:tcMar>
-              <w:top w:w="70" w:type="dxa"/>
-              <w:left w:w="90" w:type="dxa"/>
-              <w:bottom w:w="70" w:type="dxa"/>
-              <w:right w:w="90" w:type="dxa"/>
-            </w:tcMar>
-          </w:tcPr>
-          <w:p>
-            <w:pPr>
-              <w:keepNext/>
-              <w:spacing w:after="0" w:line="276" w:lineRule="auto"/>
-            </w:pPr>
-            <w:r>
-              <w:rPr>
-                <w:rFonts w:ascii="맑은 고딕" w:hAnsi="맑은 고딕" w:eastAsia="맑은 고딕" w:cs="맑은 고딕"/>
-                <w:b/>
-                <w:color w:val="161A58"/>
-                <w:sz w:val="17"/>
-              </w:rPr>
-              <w:t>4. 관점별 평가</w:t>
-            </w:r>
-          </w:p>
-        </w:tc>
-        <w:tc>
-          <w:tcPr>
-            <w:tcW w:type="dxa" w:w="6350"/>
-            <w:tcMar>
-              <w:top w:w="70" w:type="dxa"/>
-              <w:left w:w="90" w:type="dxa"/>
-              <w:bottom w:w="70" w:type="dxa"/>
-              <w:right w:w="90" w:type="dxa"/>
-            </w:tcMar>
-          </w:tcPr>
-          <w:p>
-            <w:pPr>
-              <w:keepNext/>
-              <w:spacing w:after="0" w:line="276" w:lineRule="auto"/>
-            </w:pPr>
-            <w:r>
-              <w:rPr>
-                <w:rFonts w:ascii="맑은 고딕" w:hAnsi="맑은 고딕" w:eastAsia="맑은 고딕" w:cs="맑은 고딕"/>
-                <w:b w:val="0"/>
-                <w:sz w:val="17"/>
-              </w:rPr>
-              <w:t>4.0 평가 기준 (7) · 4.1 기술 성숙도(TRL) (8) · 4.2 시장성 (8) · 4.3 이해관계자 (9) · 4.4 도메인 적합성(W1·W2) (9)</w:t>
-            </w:r>
-          </w:p>
-        </w:tc>
-        <w:tc>
-          <w:tcPr>
-            <w:tcW w:type="dxa" w:w="680"/>
-            <w:tcMar>
-              <w:top w:w="70" w:type="dxa"/>
-              <w:left w:w="90" w:type="dxa"/>
-              <w:bottom w:w="70" w:type="dxa"/>
-              <w:right w:w="90" w:type="dxa"/>
-            </w:tcMar>
-          </w:tcPr>
-          <w:p>
-            <w:pPr>
-              <w:keepNext/>
-              <w:spacing w:after="0" w:line="276" w:lineRule="auto"/>
-            </w:pPr>
-            <w:r>
-              <w:rPr>
-                <w:rFonts w:ascii="맑은 고딕" w:hAnsi="맑은 고딕" w:eastAsia="맑은 고딕" w:cs="맑은 고딕"/>
-                <w:b w:val="0"/>
-                <w:sz w:val="17"/>
-              </w:rPr>
-              <w:t>7</w:t>
-            </w:r>
-          </w:p>
-        </w:tc>
-      </w:tr>
-      <w:tr>
-        <w:trPr>
-          <w:cantSplit/>
-        </w:trPr>
-        <w:tc>
-          <w:tcPr>
-            <w:tcW w:type="dxa" w:w="2041"/>
-            <w:tcMar>
-              <w:top w:w="70" w:type="dxa"/>
-              <w:left w:w="90" w:type="dxa"/>
-              <w:bottom w:w="70" w:type="dxa"/>
-              <w:right w:w="90" w:type="dxa"/>
-            </w:tcMar>
-          </w:tcPr>
-          <w:p>
-            <w:pPr>
-              <w:keepNext/>
-              <w:spacing w:after="0" w:line="276" w:lineRule="auto"/>
-            </w:pPr>
-            <w:r>
-              <w:rPr>
-                <w:rFonts w:ascii="맑은 고딕" w:hAnsi="맑은 고딕" w:eastAsia="맑은 고딕" w:cs="맑은 고딕"/>
-                <w:b/>
-                <w:color w:val="161A58"/>
-                <w:sz w:val="17"/>
-              </w:rPr>
-              <w:t>5. 시사점</w:t>
-            </w:r>
-          </w:p>
-        </w:tc>
-        <w:tc>
-          <w:tcPr>
-            <w:tcW w:type="dxa" w:w="6350"/>
-            <w:tcMar>
-              <w:top w:w="70" w:type="dxa"/>
-              <w:left w:w="90" w:type="dxa"/>
-              <w:bottom w:w="70" w:type="dxa"/>
-              <w:right w:w="90" w:type="dxa"/>
-            </w:tcMar>
-          </w:tcPr>
-          <w:p>
-            <w:pPr>
-              <w:keepNext/>
-              <w:spacing w:after="0" w:line="276" w:lineRule="auto"/>
-            </w:pPr>
-            <w:r>
-              <w:rPr>
-                <w:rFonts w:ascii="맑은 고딕" w:hAnsi="맑은 고딕" w:eastAsia="맑은 고딕" w:cs="맑은 고딕"/>
-                <w:b w:val="0"/>
-                <w:sz w:val="17"/>
-              </w:rPr>
-              <w:t>5.1 관점 간 일치·상충 표 (10) · 5.2 주요 상충 지점 (10) · 5.3 가설 판정 (10) · 5.4 조건별 시사점(추천 아님) (11) · 5.5 기준값 민감도 점검 (11)</w:t>
-            </w:r>
-          </w:p>
-        </w:tc>
-        <w:tc>
-          <w:tcPr>
-            <w:tcW w:type="dxa" w:w="680"/>
-            <w:tcMar>
-              <w:top w:w="70" w:type="dxa"/>
-              <w:left w:w="90" w:type="dxa"/>
-              <w:bottom w:w="70" w:type="dxa"/>
-              <w:right w:w="90" w:type="dxa"/>
-            </w:tcMar>
-          </w:tcPr>
-          <w:p>
-            <w:pPr>
-              <w:keepNext/>
-              <w:spacing w:after="0" w:line="276" w:lineRule="auto"/>
-            </w:pPr>
-            <w:r>
-              <w:rPr>
-                <w:rFonts w:ascii="맑은 고딕" w:hAnsi="맑은 고딕" w:eastAsia="맑은 고딕" w:cs="맑은 고딕"/>
-                <w:b w:val="0"/>
-                <w:sz w:val="17"/>
-              </w:rPr>
-              <w:t>10</w:t>
-            </w:r>
-          </w:p>
-        </w:tc>
-      </w:tr>
-      <w:tr>
-        <w:trPr>
-          <w:cantSplit/>
-        </w:trPr>
-        <w:tc>
-          <w:tcPr>
-            <w:tcW w:type="dxa" w:w="2041"/>
-            <w:tcMar>
-              <w:top w:w="70" w:type="dxa"/>
-              <w:left w:w="90" w:type="dxa"/>
-              <w:bottom w:w="70" w:type="dxa"/>
-              <w:right w:w="90" w:type="dxa"/>
-            </w:tcMar>
-          </w:tcPr>
-          <w:p>
-            <w:pPr>
-              <w:keepNext/>
-              <w:spacing w:after="0" w:line="276" w:lineRule="auto"/>
-            </w:pPr>
-            <w:r>
-              <w:rPr>
-                <w:rFonts w:ascii="맑은 고딕" w:hAnsi="맑은 고딕" w:eastAsia="맑은 고딕" w:cs="맑은 고딕"/>
-                <w:b/>
-                <w:color w:val="161A58"/>
-                <w:sz w:val="17"/>
-              </w:rPr>
-              <w:t>6. 한계점</w:t>
-            </w:r>
-          </w:p>
-        </w:tc>
-        <w:tc>
-          <w:tcPr>
-            <w:tcW w:type="dxa" w:w="6350"/>
-            <w:tcMar>
-              <w:top w:w="70" w:type="dxa"/>
-              <w:left w:w="90" w:type="dxa"/>
-              <w:bottom w:w="70" w:type="dxa"/>
-              <w:right w:w="90" w:type="dxa"/>
-            </w:tcMar>
-          </w:tcPr>
-          <w:p>
-            <w:pPr>
-              <w:keepNext/>
-              <w:spacing w:after="0" w:line="276" w:lineRule="auto"/>
-            </w:pPr>
-            <w:r>
-              <w:rPr>
-                <w:rFonts w:ascii="맑은 고딕" w:hAnsi="맑은 고딕" w:eastAsia="맑은 고딕" w:cs="맑은 고딕"/>
-                <w:b w:val="0"/>
-                <w:sz w:val="17"/>
-              </w:rPr>
-              <w:t>6.1 공개 정보 기반 추정의 한계 (11) · 6.2 확증편향 방지 조치와 실행 결과 (12) · 6.3 분석 방법의 한계 (12)</w:t>
-            </w:r>
-          </w:p>
-        </w:tc>
-        <w:tc>
-          <w:tcPr>
-            <w:tcW w:type="dxa" w:w="680"/>
-            <w:tcMar>
-              <w:top w:w="70" w:type="dxa"/>
-              <w:left w:w="90" w:type="dxa"/>
-              <w:bottom w:w="70" w:type="dxa"/>
-              <w:right w:w="90" w:type="dxa"/>
-            </w:tcMar>
-          </w:tcPr>
-          <w:p>
-            <w:pPr>
-              <w:keepNext/>
-              <w:spacing w:after="0" w:line="276" w:lineRule="auto"/>
-            </w:pPr>
-            <w:r>
-              <w:rPr>
-                <w:rFonts w:ascii="맑은 고딕" w:hAnsi="맑은 고딕" w:eastAsia="맑은 고딕" w:cs="맑은 고딕"/>
-                <w:b w:val="0"/>
-                <w:sz w:val="17"/>
-              </w:rPr>
-              <w:t>11</w:t>
-            </w:r>
-          </w:p>
-        </w:tc>
-      </w:tr>
-      <w:tr>
-        <w:trPr>
-          <w:cantSplit/>
-        </w:trPr>
-        <w:tc>
-          <w:tcPr>
-            <w:tcW w:type="dxa" w:w="2041"/>
-            <w:tcMar>
-              <w:top w:w="70" w:type="dxa"/>
-              <w:left w:w="90" w:type="dxa"/>
-              <w:bottom w:w="70" w:type="dxa"/>
-              <w:right w:w="90" w:type="dxa"/>
-            </w:tcMar>
-          </w:tcPr>
-          <w:p>
-            <w:pPr>
-              <w:spacing w:after="0" w:line="276" w:lineRule="auto"/>
-            </w:pPr>
-            <w:r>
-              <w:rPr>
-                <w:rFonts w:ascii="맑은 고딕" w:hAnsi="맑은 고딕" w:eastAsia="맑은 고딕" w:cs="맑은 고딕"/>
-                <w:b/>
-                <w:color w:val="161A58"/>
+            <w:tcW w:type="dxa" w:w="850"/>
+            <w:tcMar>
+              <w:top w:w="70" w:type="dxa"/>
+              <w:left w:w="90" w:type="dxa"/>
+              <w:bottom w:w="70" w:type="dxa"/>
+              <w:right w:w="90" w:type="dxa"/>
+            </w:tcMar>
+          </w:tcPr>
+          <w:p>
+            <w:pPr>
+              <w:spacing w:after="0" w:line="276" w:lineRule="auto"/>
+            </w:pPr>
+            <w:r>
+              <w:rPr>
+                <w:rFonts w:ascii="맑은 고딕" w:hAnsi="맑은 고딕" w:eastAsia="맑은 고딕" w:cs="맑은 고딕"/>
+                <w:b w:val="0"/>
+                <w:sz w:val="17"/>
+              </w:rPr>
+              <w:t>3</w:t>
+            </w:r>
+          </w:p>
+        </w:tc>
+        <w:tc>
+          <w:tcPr>
+            <w:tcW w:type="dxa" w:w="3685"/>
+            <w:tcMar>
+              <w:top w:w="70" w:type="dxa"/>
+              <w:left w:w="90" w:type="dxa"/>
+              <w:bottom w:w="70" w:type="dxa"/>
+              <w:right w:w="90" w:type="dxa"/>
+            </w:tcMar>
+          </w:tcPr>
+          <w:p>
+            <w:pPr>
+              <w:spacing w:after="0" w:line="276" w:lineRule="auto"/>
+            </w:pPr>
+            <w:r>
+              <w:rPr>
+                <w:rFonts w:ascii="맑은 고딕" w:hAnsi="맑은 고딕" w:eastAsia="맑은 고딕" w:cs="맑은 고딕"/>
+                <w:b w:val="0"/>
                 <w:sz w:val="17"/>
               </w:rPr>
               <w:t>REFERENCE</w:t>
@@ -1137,41 +969,25 @@
         </w:tc>
         <w:tc>
           <w:tcPr>
-            <w:tcW w:type="dxa" w:w="6350"/>
-            <w:tcMar>
-              <w:top w:w="70" w:type="dxa"/>
-              <w:left w:w="90" w:type="dxa"/>
-              <w:bottom w:w="70" w:type="dxa"/>
-              <w:right w:w="90" w:type="dxa"/>
-            </w:tcMar>
-          </w:tcPr>
-          <w:p>
-            <w:pPr>
-              <w:spacing w:after="0" w:line="276" w:lineRule="auto"/>
-            </w:pPr>
-          </w:p>
-        </w:tc>
-        <w:tc>
-          <w:tcPr>
-            <w:tcW w:type="dxa" w:w="680"/>
-            <w:tcMar>
-              <w:top w:w="70" w:type="dxa"/>
-              <w:left w:w="90" w:type="dxa"/>
-              <w:bottom w:w="70" w:type="dxa"/>
-              <w:right w:w="90" w:type="dxa"/>
-            </w:tcMar>
-          </w:tcPr>
-          <w:p>
-            <w:pPr>
-              <w:spacing w:after="0" w:line="276" w:lineRule="auto"/>
-            </w:pPr>
-            <w:r>
-              <w:rPr>
-                <w:rFonts w:ascii="맑은 고딕" w:hAnsi="맑은 고딕" w:eastAsia="맑은 고딕" w:cs="맑은 고딕"/>
-                <w:b w:val="0"/>
-                <w:sz w:val="17"/>
-              </w:rPr>
-              <w:t>13</w:t>
+            <w:tcW w:type="dxa" w:w="850"/>
+            <w:tcMar>
+              <w:top w:w="70" w:type="dxa"/>
+              <w:left w:w="90" w:type="dxa"/>
+              <w:bottom w:w="70" w:type="dxa"/>
+              <w:right w:w="90" w:type="dxa"/>
+            </w:tcMar>
+          </w:tcPr>
+          <w:p>
+            <w:pPr>
+              <w:spacing w:after="0" w:line="276" w:lineRule="auto"/>
+            </w:pPr>
+            <w:r>
+              <w:rPr>
+                <w:rFonts w:ascii="맑은 고딕" w:hAnsi="맑은 고딕" w:eastAsia="맑은 고딕" w:cs="맑은 고딕"/>
+                <w:b w:val="0"/>
+                <w:sz w:val="17"/>
+              </w:rPr>
+              <w:t>9</w:t>
             </w:r>
           </w:p>
         </w:tc>
@@ -1181,11 +997,6 @@
       <w:pPr>
         <w:spacing w:after="80" w:line="324" w:lineRule="auto"/>
       </w:pPr>
-    </w:p>
-    <w:p>
-      <w:r>
-        <w:br w:type="page"/>
-      </w:r>
     </w:p>
     <w:p>
       <w:pPr>
@@ -1223,7 +1034,7 @@
           <w:b w:val="0"/>
           <w:sz w:val="20"/>
         </w:rPr>
-        <w:t>TurboQuant: TRL 4–6(추정, 신뢰도 높음), 시장성 4.45, 이해관계자 5.00, 도메인 적합성 4.78 [1, p.15; 3]</w:t>
+        <w:t>TurboQuant: TRL 4–5(추정, 신뢰도 높음), 시장성 4.35, 이해관계자 5.00, 도메인 적합성 4.78 [1, p.15; 3]</w:t>
       </w:r>
     </w:p>
     <w:p>
@@ -1246,7 +1057,7 @@
           <w:b w:val="0"/>
           <w:sz w:val="20"/>
         </w:rPr>
-        <w:t>ITME: TRL 5–6(추정, 신뢰도 보통), 시장성 판단 보류, 이해관계자 4.50, 도메인 적합성 판단 보류 [2, p.8]</w:t>
+        <w:t>ITME: TRL 4–5(추정, 신뢰도 낮음), 시장성 판단 보류, 이해관계자 5.00, 도메인 적합성 판단 보류 [2, p.2·8]</w:t>
       </w:r>
     </w:p>
     <w:p>
@@ -1269,7 +1080,7 @@
           <w:b w:val="0"/>
           <w:sz w:val="20"/>
         </w:rPr>
-        <w:t>가설 판정: H1 부분 지지, H2 기각, H3 판단 보류, H4 부분 지지 [2, p.2·8]</w:t>
+        <w:t>가설 판정: H1 부분 지지, H2 부분 지지, H3 판단 보류, H4 지지 [2, p.2·8]</w:t>
       </w:r>
     </w:p>
     <w:p>
@@ -1292,7 +1103,7 @@
           <w:b w:val="0"/>
           <w:sz w:val="20"/>
         </w:rPr>
-        <w:t>TurboQuant은 NVIDIA A100 GPU와 실제 데이터셋을 이용한 KV cache 양자화 실험과 긴 문맥 검색 벤치마크를 통해 TRL 4~6 범위에서 실험실 환경 검증이 이루어졌다[1, p.15·16·19; 3; 4; 5].</w:t>
+        <w:t>TurboQuant은 NVIDIA A100 GPU에서 실험실 환경 부품 검증과 커뮤니티 구현을 통한 유사 환경 통합 검증 사례가 보고되어 TRL 4~5로 추정된다[1, p.15; 4; 3; 5].</w:t>
       </w:r>
     </w:p>
     <w:p>
@@ -1315,7 +1126,7 @@
           <w:b w:val="0"/>
           <w:sz w:val="20"/>
         </w:rPr>
-        <w:t>ITME는 Dell 서버와 CXL-하이브리드 메모리 환경에서 FPGA 프로토타입을 통한 실환경 검증으로 TRL 5~6 단계로 평가되며, SK hynix의 NAND 제품 개발 계획이 시제품 시연 가능성을 시사한다[2, p.8·10; 6].</w:t>
+        <w:t>ITME는 FPGA 프로토타입과 실제 GPU 및 CXL 하이브리드 메모리 서버를 이용한 실험실 환경에서 구성요소 검증이 이루어져 TRL 4~5로 추정된다[2, p.2·8·10].</w:t>
       </w:r>
     </w:p>
     <w:p>
@@ -1339,11 +1150,6 @@
           <w:sz w:val="20"/>
         </w:rPr>
         <w:t>우열이나 추천이 아니라 관점별 평가 차이와 그 근거를 정리한 결과이다(판단 보류는 근거 부족을 뜻함).</w:t>
-      </w:r>
-    </w:p>
-    <w:p>
-      <w:r>
-        <w:br w:type="page"/>
       </w:r>
     </w:p>
     <w:p>
@@ -1402,63 +1208,7 @@
           <w:color w:val="161A58"/>
           <w:sz w:val="25"/>
         </w:rPr>
-        <w:t>1.2 두 진영의 접근과 함께 쓰는 경우</w:t>
-      </w:r>
-    </w:p>
-    <w:p>
-      <w:pPr>
-        <w:spacing w:after="80" w:line="324" w:lineRule="auto"/>
-      </w:pPr>
-      <w:r>
-        <w:rPr>
-          <w:rFonts w:ascii="맑은 고딕" w:hAnsi="맑은 고딕" w:eastAsia="맑은 고딕" w:cs="맑은 고딕"/>
-          <w:b w:val="0"/>
-          <w:sz w:val="20"/>
-        </w:rPr>
-        <w:t>SW 진영은 KV를 작게 만들고 HW 진영은 KV를 둘 공간을 넓힌다. TurboQuant는 데이터 표현(비트 수)을 바꾸고 [1, p.1], ITME는 저장 위치(메모리 계층)를 바꾼다 [2, p.1·2]. 두 방식은 계층이 달라 함께 쓰일 수 있으며, 이 가능성은 가설 H4로 검증한다.</w:t>
-      </w:r>
-    </w:p>
-    <w:p>
-      <w:pPr>
-        <w:pStyle w:val="Heading2"/>
-        <w:keepNext/>
-      </w:pPr>
-      <w:r>
-        <w:rPr>
-          <w:rFonts w:ascii="맑은 고딕" w:hAnsi="맑은 고딕" w:eastAsia="맑은 고딕" w:cs="맑은 고딕"/>
-          <w:b/>
-          <w:color w:val="161A58"/>
-          <w:sz w:val="25"/>
-        </w:rPr>
-        <w:t>1.3 분석 도메인과 문제 정의</w:t>
-      </w:r>
-    </w:p>
-    <w:p>
-      <w:pPr>
-        <w:spacing w:after="80" w:line="324" w:lineRule="auto"/>
-      </w:pPr>
-      <w:r>
-        <w:rPr>
-          <w:rFonts w:ascii="맑은 고딕" w:hAnsi="맑은 고딕" w:eastAsia="맑은 고딕" w:cs="맑은 고딕"/>
-          <w:b w:val="0"/>
-          <w:sz w:val="20"/>
-        </w:rPr>
-        <w:t>도메인은 데이터센터·클라우드 장문맥 LLM 서빙 하나이다. 도메인 적합성은 W1(요청 하나가 32K~128K 토큰 이상인 장문맥 배치 추론)과 W2(앞 대화의 KV를 다시 쓰는 고동시성 다중 턴 서빙)로 나눠 채점한다(설계서 C.1). 결과물은 기술 추천이나 우열 판정이 아니라 관점별 평가 차이와 그 근거·조건을 따라갈 수 있게 정리한 보고서이다.</w:t>
-      </w:r>
-    </w:p>
-    <w:p>
-      <w:pPr>
-        <w:pStyle w:val="Heading2"/>
-        <w:keepNext/>
-      </w:pPr>
-      <w:r>
-        <w:rPr>
-          <w:rFonts w:ascii="맑은 고딕" w:hAnsi="맑은 고딕" w:eastAsia="맑은 고딕" w:cs="맑은 고딕"/>
-          <w:b/>
-          <w:color w:val="161A58"/>
-          <w:sz w:val="25"/>
-        </w:rPr>
-        <w:t>1.4 분석 질문과 가설</w:t>
+        <w:t>1.2 분석 질문과 가설</w:t>
       </w:r>
     </w:p>
     <w:tbl>
@@ -1987,1340 +1737,7 @@
           <w:color w:val="161A58"/>
           <w:sz w:val="25"/>
         </w:rPr>
-        <w:t>2.2 후보 평가표</w:t>
-      </w:r>
-    </w:p>
-    <w:tbl>
-      <w:tblPr>
-        <w:jc w:val="center"/>
-        <w:tblLook w:firstColumn="1" w:firstRow="1" w:lastColumn="0" w:lastRow="0" w:noHBand="0" w:noVBand="1" w:val="04A0"/>
-        <w:tblBorders>
-          <w:top w:val="single" w:color="161A58" w:sz="8"/>
-          <w:left w:val="none" w:color="FFFFFF" w:sz="0"/>
-          <w:bottom w:val="single" w:color="161A58" w:sz="8"/>
-          <w:right w:val="none" w:color="FFFFFF" w:sz="0"/>
-          <w:insideH w:val="single" w:color="D8DAE5" w:sz="2"/>
-          <w:insideV w:val="single" w:color="D8DAE5" w:sz="2"/>
-        </w:tblBorders>
-        <w:tblW w:w="9071" w:type="dxa"/>
-        <w:tblLayout w:type="fixed"/>
-      </w:tblPr>
-      <w:tblGrid>
-        <w:gridCol w:w="1814"/>
-        <w:gridCol w:w="793"/>
-        <w:gridCol w:w="907"/>
-        <w:gridCol w:w="907"/>
-        <w:gridCol w:w="907"/>
-        <w:gridCol w:w="907"/>
-        <w:gridCol w:w="2835"/>
-      </w:tblGrid>
-      <w:tr>
-        <w:trPr>
-          <w:cantSplit/>
-          <w:tblHeader w:val="true"/>
-        </w:trPr>
-        <w:tc>
-          <w:tcPr>
-            <w:tcW w:type="dxa" w:w="1814"/>
-            <w:tcMar>
-              <w:top w:w="70" w:type="dxa"/>
-              <w:left w:w="90" w:type="dxa"/>
-              <w:bottom w:w="70" w:type="dxa"/>
-              <w:right w:w="90" w:type="dxa"/>
-            </w:tcMar>
-            <w:shd w:val="clear" w:color="auto" w:fill="F2F3F8"/>
-          </w:tcPr>
-          <w:p>
-            <w:pPr>
-              <w:keepNext/>
-              <w:spacing w:after="0" w:line="276" w:lineRule="auto"/>
-              <w:jc w:val="center"/>
-            </w:pPr>
-            <w:r>
-              <w:rPr>
-                <w:rFonts w:ascii="맑은 고딕" w:hAnsi="맑은 고딕" w:eastAsia="맑은 고딕" w:cs="맑은 고딕"/>
-                <w:b/>
-                <w:color w:val="161A58"/>
-                <w:sz w:val="17"/>
-              </w:rPr>
-              <w:t>후보</w:t>
-            </w:r>
-          </w:p>
-        </w:tc>
-        <w:tc>
-          <w:tcPr>
-            <w:tcW w:type="dxa" w:w="794"/>
-            <w:tcMar>
-              <w:top w:w="70" w:type="dxa"/>
-              <w:left w:w="90" w:type="dxa"/>
-              <w:bottom w:w="70" w:type="dxa"/>
-              <w:right w:w="90" w:type="dxa"/>
-            </w:tcMar>
-            <w:shd w:val="clear" w:color="auto" w:fill="F2F3F8"/>
-          </w:tcPr>
-          <w:p>
-            <w:pPr>
-              <w:keepNext/>
-              <w:spacing w:after="0" w:line="276" w:lineRule="auto"/>
-              <w:jc w:val="center"/>
-            </w:pPr>
-            <w:r>
-              <w:rPr>
-                <w:rFonts w:ascii="맑은 고딕" w:hAnsi="맑은 고딕" w:eastAsia="맑은 고딕" w:cs="맑은 고딕"/>
-                <w:b/>
-                <w:color w:val="161A58"/>
-                <w:sz w:val="17"/>
-              </w:rPr>
-              <w:t>진영</w:t>
-            </w:r>
-          </w:p>
-        </w:tc>
-        <w:tc>
-          <w:tcPr>
-            <w:tcW w:type="dxa" w:w="907"/>
-            <w:tcMar>
-              <w:top w:w="70" w:type="dxa"/>
-              <w:left w:w="90" w:type="dxa"/>
-              <w:bottom w:w="70" w:type="dxa"/>
-              <w:right w:w="90" w:type="dxa"/>
-            </w:tcMar>
-            <w:shd w:val="clear" w:color="auto" w:fill="F2F3F8"/>
-          </w:tcPr>
-          <w:p>
-            <w:pPr>
-              <w:keepNext/>
-              <w:spacing w:after="0" w:line="276" w:lineRule="auto"/>
-              <w:jc w:val="center"/>
-            </w:pPr>
-            <w:r>
-              <w:rPr>
-                <w:rFonts w:ascii="맑은 고딕" w:hAnsi="맑은 고딕" w:eastAsia="맑은 고딕" w:cs="맑은 고딕"/>
-                <w:b/>
-                <w:color w:val="161A58"/>
-                <w:sz w:val="17"/>
-              </w:rPr>
-              <w:t>공정성</w:t>
-            </w:r>
-          </w:p>
-        </w:tc>
-        <w:tc>
-          <w:tcPr>
-            <w:tcW w:type="dxa" w:w="907"/>
-            <w:tcMar>
-              <w:top w:w="70" w:type="dxa"/>
-              <w:left w:w="90" w:type="dxa"/>
-              <w:bottom w:w="70" w:type="dxa"/>
-              <w:right w:w="90" w:type="dxa"/>
-            </w:tcMar>
-            <w:shd w:val="clear" w:color="auto" w:fill="F2F3F8"/>
-          </w:tcPr>
-          <w:p>
-            <w:pPr>
-              <w:keepNext/>
-              <w:spacing w:after="0" w:line="276" w:lineRule="auto"/>
-              <w:jc w:val="center"/>
-            </w:pPr>
-            <w:r>
-              <w:rPr>
-                <w:rFonts w:ascii="맑은 고딕" w:hAnsi="맑은 고딕" w:eastAsia="맑은 고딕" w:cs="맑은 고딕"/>
-                <w:b/>
-                <w:color w:val="161A58"/>
-                <w:sz w:val="17"/>
-              </w:rPr>
-              <w:t>근거</w:t>
-            </w:r>
-          </w:p>
-        </w:tc>
-        <w:tc>
-          <w:tcPr>
-            <w:tcW w:type="dxa" w:w="907"/>
-            <w:tcMar>
-              <w:top w:w="70" w:type="dxa"/>
-              <w:left w:w="90" w:type="dxa"/>
-              <w:bottom w:w="70" w:type="dxa"/>
-              <w:right w:w="90" w:type="dxa"/>
-            </w:tcMar>
-            <w:shd w:val="clear" w:color="auto" w:fill="F2F3F8"/>
-          </w:tcPr>
-          <w:p>
-            <w:pPr>
-              <w:keepNext/>
-              <w:spacing w:after="0" w:line="276" w:lineRule="auto"/>
-              <w:jc w:val="center"/>
-            </w:pPr>
-            <w:r>
-              <w:rPr>
-                <w:rFonts w:ascii="맑은 고딕" w:hAnsi="맑은 고딕" w:eastAsia="맑은 고딕" w:cs="맑은 고딕"/>
-                <w:b/>
-                <w:color w:val="161A58"/>
-                <w:sz w:val="17"/>
-              </w:rPr>
-              <w:t>산업</w:t>
-            </w:r>
-          </w:p>
-        </w:tc>
-        <w:tc>
-          <w:tcPr>
-            <w:tcW w:type="dxa" w:w="907"/>
-            <w:tcMar>
-              <w:top w:w="70" w:type="dxa"/>
-              <w:left w:w="90" w:type="dxa"/>
-              <w:bottom w:w="70" w:type="dxa"/>
-              <w:right w:w="90" w:type="dxa"/>
-            </w:tcMar>
-            <w:shd w:val="clear" w:color="auto" w:fill="F2F3F8"/>
-          </w:tcPr>
-          <w:p>
-            <w:pPr>
-              <w:keepNext/>
-              <w:spacing w:after="0" w:line="276" w:lineRule="auto"/>
-              <w:jc w:val="center"/>
-            </w:pPr>
-            <w:r>
-              <w:rPr>
-                <w:rFonts w:ascii="맑은 고딕" w:hAnsi="맑은 고딕" w:eastAsia="맑은 고딕" w:cs="맑은 고딕"/>
-                <w:b/>
-                <w:color w:val="161A58"/>
-                <w:sz w:val="17"/>
-              </w:rPr>
-              <w:t>최신</w:t>
-            </w:r>
-          </w:p>
-        </w:tc>
-        <w:tc>
-          <w:tcPr>
-            <w:tcW w:type="dxa" w:w="2835"/>
-            <w:tcMar>
-              <w:top w:w="70" w:type="dxa"/>
-              <w:left w:w="90" w:type="dxa"/>
-              <w:bottom w:w="70" w:type="dxa"/>
-              <w:right w:w="90" w:type="dxa"/>
-            </w:tcMar>
-            <w:shd w:val="clear" w:color="auto" w:fill="F2F3F8"/>
-          </w:tcPr>
-          <w:p>
-            <w:pPr>
-              <w:keepNext/>
-              <w:spacing w:after="0" w:line="276" w:lineRule="auto"/>
-              <w:jc w:val="center"/>
-            </w:pPr>
-            <w:r>
-              <w:rPr>
-                <w:rFonts w:ascii="맑은 고딕" w:hAnsi="맑은 고딕" w:eastAsia="맑은 고딕" w:cs="맑은 고딕"/>
-                <w:b/>
-                <w:color w:val="161A58"/>
-                <w:sz w:val="17"/>
-              </w:rPr>
-              <w:t>가중합</w:t>
-            </w:r>
-          </w:p>
-        </w:tc>
-      </w:tr>
-      <w:tr>
-        <w:trPr>
-          <w:cantSplit/>
-        </w:trPr>
-        <w:tc>
-          <w:tcPr>
-            <w:tcW w:type="dxa" w:w="1814"/>
-            <w:tcMar>
-              <w:top w:w="70" w:type="dxa"/>
-              <w:left w:w="90" w:type="dxa"/>
-              <w:bottom w:w="70" w:type="dxa"/>
-              <w:right w:w="90" w:type="dxa"/>
-            </w:tcMar>
-          </w:tcPr>
-          <w:p>
-            <w:pPr>
-              <w:keepNext/>
-              <w:spacing w:after="0" w:line="276" w:lineRule="auto"/>
-            </w:pPr>
-            <w:r>
-              <w:rPr>
-                <w:rFonts w:ascii="맑은 고딕" w:hAnsi="맑은 고딕" w:eastAsia="맑은 고딕" w:cs="맑은 고딕"/>
-                <w:b w:val="0"/>
-                <w:sz w:val="17"/>
-              </w:rPr>
-              <w:t>TurboQuant</w:t>
-            </w:r>
-          </w:p>
-        </w:tc>
-        <w:tc>
-          <w:tcPr>
-            <w:tcW w:type="dxa" w:w="794"/>
-            <w:tcMar>
-              <w:top w:w="70" w:type="dxa"/>
-              <w:left w:w="90" w:type="dxa"/>
-              <w:bottom w:w="70" w:type="dxa"/>
-              <w:right w:w="90" w:type="dxa"/>
-            </w:tcMar>
-          </w:tcPr>
-          <w:p>
-            <w:pPr>
-              <w:keepNext/>
-              <w:spacing w:after="0" w:line="276" w:lineRule="auto"/>
-            </w:pPr>
-            <w:r>
-              <w:rPr>
-                <w:rFonts w:ascii="맑은 고딕" w:hAnsi="맑은 고딕" w:eastAsia="맑은 고딕" w:cs="맑은 고딕"/>
-                <w:b w:val="0"/>
-                <w:sz w:val="17"/>
-              </w:rPr>
-              <w:t>SW</w:t>
-            </w:r>
-          </w:p>
-        </w:tc>
-        <w:tc>
-          <w:tcPr>
-            <w:tcW w:type="dxa" w:w="907"/>
-            <w:tcMar>
-              <w:top w:w="70" w:type="dxa"/>
-              <w:left w:w="90" w:type="dxa"/>
-              <w:bottom w:w="70" w:type="dxa"/>
-              <w:right w:w="90" w:type="dxa"/>
-            </w:tcMar>
-          </w:tcPr>
-          <w:p>
-            <w:pPr>
-              <w:keepNext/>
-              <w:spacing w:after="0" w:line="276" w:lineRule="auto"/>
-            </w:pPr>
-            <w:r>
-              <w:rPr>
-                <w:rFonts w:ascii="맑은 고딕" w:hAnsi="맑은 고딕" w:eastAsia="맑은 고딕" w:cs="맑은 고딕"/>
-                <w:b w:val="0"/>
-                <w:sz w:val="17"/>
-              </w:rPr>
-              <w:t>5</w:t>
-            </w:r>
-          </w:p>
-        </w:tc>
-        <w:tc>
-          <w:tcPr>
-            <w:tcW w:type="dxa" w:w="907"/>
-            <w:tcMar>
-              <w:top w:w="70" w:type="dxa"/>
-              <w:left w:w="90" w:type="dxa"/>
-              <w:bottom w:w="70" w:type="dxa"/>
-              <w:right w:w="90" w:type="dxa"/>
-            </w:tcMar>
-          </w:tcPr>
-          <w:p>
-            <w:pPr>
-              <w:keepNext/>
-              <w:spacing w:after="0" w:line="276" w:lineRule="auto"/>
-            </w:pPr>
-            <w:r>
-              <w:rPr>
-                <w:rFonts w:ascii="맑은 고딕" w:hAnsi="맑은 고딕" w:eastAsia="맑은 고딕" w:cs="맑은 고딕"/>
-                <w:b w:val="0"/>
-                <w:sz w:val="17"/>
-              </w:rPr>
-              <w:t>3</w:t>
-            </w:r>
-          </w:p>
-        </w:tc>
-        <w:tc>
-          <w:tcPr>
-            <w:tcW w:type="dxa" w:w="907"/>
-            <w:tcMar>
-              <w:top w:w="70" w:type="dxa"/>
-              <w:left w:w="90" w:type="dxa"/>
-              <w:bottom w:w="70" w:type="dxa"/>
-              <w:right w:w="90" w:type="dxa"/>
-            </w:tcMar>
-          </w:tcPr>
-          <w:p>
-            <w:pPr>
-              <w:keepNext/>
-              <w:spacing w:after="0" w:line="276" w:lineRule="auto"/>
-            </w:pPr>
-            <w:r>
-              <w:rPr>
-                <w:rFonts w:ascii="맑은 고딕" w:hAnsi="맑은 고딕" w:eastAsia="맑은 고딕" w:cs="맑은 고딕"/>
-                <w:b w:val="0"/>
-                <w:sz w:val="17"/>
-              </w:rPr>
-              <w:t>5</w:t>
-            </w:r>
-          </w:p>
-        </w:tc>
-        <w:tc>
-          <w:tcPr>
-            <w:tcW w:type="dxa" w:w="907"/>
-            <w:tcMar>
-              <w:top w:w="70" w:type="dxa"/>
-              <w:left w:w="90" w:type="dxa"/>
-              <w:bottom w:w="70" w:type="dxa"/>
-              <w:right w:w="90" w:type="dxa"/>
-            </w:tcMar>
-          </w:tcPr>
-          <w:p>
-            <w:pPr>
-              <w:keepNext/>
-              <w:spacing w:after="0" w:line="276" w:lineRule="auto"/>
-            </w:pPr>
-            <w:r>
-              <w:rPr>
-                <w:rFonts w:ascii="맑은 고딕" w:hAnsi="맑은 고딕" w:eastAsia="맑은 고딕" w:cs="맑은 고딕"/>
-                <w:b w:val="0"/>
-                <w:sz w:val="17"/>
-              </w:rPr>
-              <w:t>4</w:t>
-            </w:r>
-          </w:p>
-        </w:tc>
-        <w:tc>
-          <w:tcPr>
-            <w:tcW w:type="dxa" w:w="2835"/>
-            <w:tcMar>
-              <w:top w:w="70" w:type="dxa"/>
-              <w:left w:w="90" w:type="dxa"/>
-              <w:bottom w:w="70" w:type="dxa"/>
-              <w:right w:w="90" w:type="dxa"/>
-            </w:tcMar>
-          </w:tcPr>
-          <w:p>
-            <w:pPr>
-              <w:keepNext/>
-              <w:spacing w:after="0" w:line="276" w:lineRule="auto"/>
-            </w:pPr>
-            <w:r>
-              <w:rPr>
-                <w:rFonts w:ascii="맑은 고딕" w:hAnsi="맑은 고딕" w:eastAsia="맑은 고딕" w:cs="맑은 고딕"/>
-                <w:b w:val="0"/>
-                <w:sz w:val="17"/>
-              </w:rPr>
-              <w:t>4.35</w:t>
-            </w:r>
-          </w:p>
-        </w:tc>
-      </w:tr>
-      <w:tr>
-        <w:trPr>
-          <w:cantSplit/>
-        </w:trPr>
-        <w:tc>
-          <w:tcPr>
-            <w:tcW w:type="dxa" w:w="1814"/>
-            <w:tcMar>
-              <w:top w:w="70" w:type="dxa"/>
-              <w:left w:w="90" w:type="dxa"/>
-              <w:bottom w:w="70" w:type="dxa"/>
-              <w:right w:w="90" w:type="dxa"/>
-            </w:tcMar>
-          </w:tcPr>
-          <w:p>
-            <w:pPr>
-              <w:keepNext/>
-              <w:spacing w:after="0" w:line="276" w:lineRule="auto"/>
-            </w:pPr>
-            <w:r>
-              <w:rPr>
-                <w:rFonts w:ascii="맑은 고딕" w:hAnsi="맑은 고딕" w:eastAsia="맑은 고딕" w:cs="맑은 고딕"/>
-                <w:b w:val="0"/>
-                <w:sz w:val="17"/>
-              </w:rPr>
-              <w:t>KIVI</w:t>
-            </w:r>
-          </w:p>
-        </w:tc>
-        <w:tc>
-          <w:tcPr>
-            <w:tcW w:type="dxa" w:w="794"/>
-            <w:tcMar>
-              <w:top w:w="70" w:type="dxa"/>
-              <w:left w:w="90" w:type="dxa"/>
-              <w:bottom w:w="70" w:type="dxa"/>
-              <w:right w:w="90" w:type="dxa"/>
-            </w:tcMar>
-          </w:tcPr>
-          <w:p>
-            <w:pPr>
-              <w:keepNext/>
-              <w:spacing w:after="0" w:line="276" w:lineRule="auto"/>
-            </w:pPr>
-            <w:r>
-              <w:rPr>
-                <w:rFonts w:ascii="맑은 고딕" w:hAnsi="맑은 고딕" w:eastAsia="맑은 고딕" w:cs="맑은 고딕"/>
-                <w:b w:val="0"/>
-                <w:sz w:val="17"/>
-              </w:rPr>
-              <w:t>SW</w:t>
-            </w:r>
-          </w:p>
-        </w:tc>
-        <w:tc>
-          <w:tcPr>
-            <w:tcW w:type="dxa" w:w="907"/>
-            <w:tcMar>
-              <w:top w:w="70" w:type="dxa"/>
-              <w:left w:w="90" w:type="dxa"/>
-              <w:bottom w:w="70" w:type="dxa"/>
-              <w:right w:w="90" w:type="dxa"/>
-            </w:tcMar>
-          </w:tcPr>
-          <w:p>
-            <w:pPr>
-              <w:keepNext/>
-              <w:spacing w:after="0" w:line="276" w:lineRule="auto"/>
-            </w:pPr>
-            <w:r>
-              <w:rPr>
-                <w:rFonts w:ascii="맑은 고딕" w:hAnsi="맑은 고딕" w:eastAsia="맑은 고딕" w:cs="맑은 고딕"/>
-                <w:b w:val="0"/>
-                <w:sz w:val="17"/>
-              </w:rPr>
-              <w:t>5</w:t>
-            </w:r>
-          </w:p>
-        </w:tc>
-        <w:tc>
-          <w:tcPr>
-            <w:tcW w:type="dxa" w:w="907"/>
-            <w:tcMar>
-              <w:top w:w="70" w:type="dxa"/>
-              <w:left w:w="90" w:type="dxa"/>
-              <w:bottom w:w="70" w:type="dxa"/>
-              <w:right w:w="90" w:type="dxa"/>
-            </w:tcMar>
-          </w:tcPr>
-          <w:p>
-            <w:pPr>
-              <w:keepNext/>
-              <w:spacing w:after="0" w:line="276" w:lineRule="auto"/>
-            </w:pPr>
-            <w:r>
-              <w:rPr>
-                <w:rFonts w:ascii="맑은 고딕" w:hAnsi="맑은 고딕" w:eastAsia="맑은 고딕" w:cs="맑은 고딕"/>
-                <w:b w:val="0"/>
-                <w:sz w:val="17"/>
-              </w:rPr>
-              <w:t>4</w:t>
-            </w:r>
-          </w:p>
-        </w:tc>
-        <w:tc>
-          <w:tcPr>
-            <w:tcW w:type="dxa" w:w="907"/>
-            <w:tcMar>
-              <w:top w:w="70" w:type="dxa"/>
-              <w:left w:w="90" w:type="dxa"/>
-              <w:bottom w:w="70" w:type="dxa"/>
-              <w:right w:w="90" w:type="dxa"/>
-            </w:tcMar>
-          </w:tcPr>
-          <w:p>
-            <w:pPr>
-              <w:keepNext/>
-              <w:spacing w:after="0" w:line="276" w:lineRule="auto"/>
-            </w:pPr>
-            <w:r>
-              <w:rPr>
-                <w:rFonts w:ascii="맑은 고딕" w:hAnsi="맑은 고딕" w:eastAsia="맑은 고딕" w:cs="맑은 고딕"/>
-                <w:b w:val="0"/>
-                <w:sz w:val="17"/>
-              </w:rPr>
-              <w:t>3</w:t>
-            </w:r>
-          </w:p>
-        </w:tc>
-        <w:tc>
-          <w:tcPr>
-            <w:tcW w:type="dxa" w:w="907"/>
-            <w:tcMar>
-              <w:top w:w="70" w:type="dxa"/>
-              <w:left w:w="90" w:type="dxa"/>
-              <w:bottom w:w="70" w:type="dxa"/>
-              <w:right w:w="90" w:type="dxa"/>
-            </w:tcMar>
-          </w:tcPr>
-          <w:p>
-            <w:pPr>
-              <w:keepNext/>
-              <w:spacing w:after="0" w:line="276" w:lineRule="auto"/>
-            </w:pPr>
-            <w:r>
-              <w:rPr>
-                <w:rFonts w:ascii="맑은 고딕" w:hAnsi="맑은 고딕" w:eastAsia="맑은 고딕" w:cs="맑은 고딕"/>
-                <w:b w:val="0"/>
-                <w:sz w:val="17"/>
-              </w:rPr>
-              <w:t>2</w:t>
-            </w:r>
-          </w:p>
-        </w:tc>
-        <w:tc>
-          <w:tcPr>
-            <w:tcW w:type="dxa" w:w="2835"/>
-            <w:tcMar>
-              <w:top w:w="70" w:type="dxa"/>
-              <w:left w:w="90" w:type="dxa"/>
-              <w:bottom w:w="70" w:type="dxa"/>
-              <w:right w:w="90" w:type="dxa"/>
-            </w:tcMar>
-          </w:tcPr>
-          <w:p>
-            <w:pPr>
-              <w:keepNext/>
-              <w:spacing w:after="0" w:line="276" w:lineRule="auto"/>
-            </w:pPr>
-            <w:r>
-              <w:rPr>
-                <w:rFonts w:ascii="맑은 고딕" w:hAnsi="맑은 고딕" w:eastAsia="맑은 고딕" w:cs="맑은 고딕"/>
-                <w:b w:val="0"/>
-                <w:sz w:val="17"/>
-              </w:rPr>
-              <w:t>3.80</w:t>
-            </w:r>
-          </w:p>
-        </w:tc>
-      </w:tr>
-      <w:tr>
-        <w:trPr>
-          <w:cantSplit/>
-        </w:trPr>
-        <w:tc>
-          <w:tcPr>
-            <w:tcW w:type="dxa" w:w="1814"/>
-            <w:tcMar>
-              <w:top w:w="70" w:type="dxa"/>
-              <w:left w:w="90" w:type="dxa"/>
-              <w:bottom w:w="70" w:type="dxa"/>
-              <w:right w:w="90" w:type="dxa"/>
-            </w:tcMar>
-          </w:tcPr>
-          <w:p>
-            <w:pPr>
-              <w:keepNext/>
-              <w:spacing w:after="0" w:line="276" w:lineRule="auto"/>
-            </w:pPr>
-            <w:r>
-              <w:rPr>
-                <w:rFonts w:ascii="맑은 고딕" w:hAnsi="맑은 고딕" w:eastAsia="맑은 고딕" w:cs="맑은 고딕"/>
-                <w:b w:val="0"/>
-                <w:sz w:val="17"/>
-              </w:rPr>
-              <w:t>DeepSeek MLA</w:t>
-            </w:r>
-          </w:p>
-        </w:tc>
-        <w:tc>
-          <w:tcPr>
-            <w:tcW w:type="dxa" w:w="794"/>
-            <w:tcMar>
-              <w:top w:w="70" w:type="dxa"/>
-              <w:left w:w="90" w:type="dxa"/>
-              <w:bottom w:w="70" w:type="dxa"/>
-              <w:right w:w="90" w:type="dxa"/>
-            </w:tcMar>
-          </w:tcPr>
-          <w:p>
-            <w:pPr>
-              <w:keepNext/>
-              <w:spacing w:after="0" w:line="276" w:lineRule="auto"/>
-            </w:pPr>
-            <w:r>
-              <w:rPr>
-                <w:rFonts w:ascii="맑은 고딕" w:hAnsi="맑은 고딕" w:eastAsia="맑은 고딕" w:cs="맑은 고딕"/>
-                <w:b w:val="0"/>
-                <w:sz w:val="17"/>
-              </w:rPr>
-              <w:t>SW</w:t>
-            </w:r>
-          </w:p>
-        </w:tc>
-        <w:tc>
-          <w:tcPr>
-            <w:tcW w:type="dxa" w:w="907"/>
-            <w:tcMar>
-              <w:top w:w="70" w:type="dxa"/>
-              <w:left w:w="90" w:type="dxa"/>
-              <w:bottom w:w="70" w:type="dxa"/>
-              <w:right w:w="90" w:type="dxa"/>
-            </w:tcMar>
-          </w:tcPr>
-          <w:p>
-            <w:pPr>
-              <w:keepNext/>
-              <w:spacing w:after="0" w:line="276" w:lineRule="auto"/>
-            </w:pPr>
-            <w:r>
-              <w:rPr>
-                <w:rFonts w:ascii="맑은 고딕" w:hAnsi="맑은 고딕" w:eastAsia="맑은 고딕" w:cs="맑은 고딕"/>
-                <w:b w:val="0"/>
-                <w:sz w:val="17"/>
-              </w:rPr>
-              <w:t>1</w:t>
-            </w:r>
-          </w:p>
-        </w:tc>
-        <w:tc>
-          <w:tcPr>
-            <w:tcW w:type="dxa" w:w="907"/>
-            <w:tcMar>
-              <w:top w:w="70" w:type="dxa"/>
-              <w:left w:w="90" w:type="dxa"/>
-              <w:bottom w:w="70" w:type="dxa"/>
-              <w:right w:w="90" w:type="dxa"/>
-            </w:tcMar>
-          </w:tcPr>
-          <w:p>
-            <w:pPr>
-              <w:keepNext/>
-              <w:spacing w:after="0" w:line="276" w:lineRule="auto"/>
-            </w:pPr>
-            <w:r>
-              <w:rPr>
-                <w:rFonts w:ascii="맑은 고딕" w:hAnsi="맑은 고딕" w:eastAsia="맑은 고딕" w:cs="맑은 고딕"/>
-                <w:b w:val="0"/>
-                <w:sz w:val="17"/>
-              </w:rPr>
-              <w:t>5</w:t>
-            </w:r>
-          </w:p>
-        </w:tc>
-        <w:tc>
-          <w:tcPr>
-            <w:tcW w:type="dxa" w:w="907"/>
-            <w:tcMar>
-              <w:top w:w="70" w:type="dxa"/>
-              <w:left w:w="90" w:type="dxa"/>
-              <w:bottom w:w="70" w:type="dxa"/>
-              <w:right w:w="90" w:type="dxa"/>
-            </w:tcMar>
-          </w:tcPr>
-          <w:p>
-            <w:pPr>
-              <w:keepNext/>
-              <w:spacing w:after="0" w:line="276" w:lineRule="auto"/>
-            </w:pPr>
-            <w:r>
-              <w:rPr>
-                <w:rFonts w:ascii="맑은 고딕" w:hAnsi="맑은 고딕" w:eastAsia="맑은 고딕" w:cs="맑은 고딕"/>
-                <w:b w:val="0"/>
-                <w:sz w:val="17"/>
-              </w:rPr>
-              <w:t>4</w:t>
-            </w:r>
-          </w:p>
-        </w:tc>
-        <w:tc>
-          <w:tcPr>
-            <w:tcW w:type="dxa" w:w="907"/>
-            <w:tcMar>
-              <w:top w:w="70" w:type="dxa"/>
-              <w:left w:w="90" w:type="dxa"/>
-              <w:bottom w:w="70" w:type="dxa"/>
-              <w:right w:w="90" w:type="dxa"/>
-            </w:tcMar>
-          </w:tcPr>
-          <w:p>
-            <w:pPr>
-              <w:keepNext/>
-              <w:spacing w:after="0" w:line="276" w:lineRule="auto"/>
-            </w:pPr>
-            <w:r>
-              <w:rPr>
-                <w:rFonts w:ascii="맑은 고딕" w:hAnsi="맑은 고딕" w:eastAsia="맑은 고딕" w:cs="맑은 고딕"/>
-                <w:b w:val="0"/>
-                <w:sz w:val="17"/>
-              </w:rPr>
-              <w:t>2</w:t>
-            </w:r>
-          </w:p>
-        </w:tc>
-        <w:tc>
-          <w:tcPr>
-            <w:tcW w:type="dxa" w:w="2835"/>
-            <w:tcMar>
-              <w:top w:w="70" w:type="dxa"/>
-              <w:left w:w="90" w:type="dxa"/>
-              <w:bottom w:w="70" w:type="dxa"/>
-              <w:right w:w="90" w:type="dxa"/>
-            </w:tcMar>
-          </w:tcPr>
-          <w:p>
-            <w:pPr>
-              <w:keepNext/>
-              <w:spacing w:after="0" w:line="276" w:lineRule="auto"/>
-            </w:pPr>
-            <w:r>
-              <w:rPr>
-                <w:rFonts w:ascii="맑은 고딕" w:hAnsi="맑은 고딕" w:eastAsia="맑은 고딕" w:cs="맑은 고딕"/>
-                <w:b w:val="0"/>
-                <w:sz w:val="17"/>
-              </w:rPr>
-              <w:t>2.90 (사전학습 필요로 제외)</w:t>
-            </w:r>
-          </w:p>
-        </w:tc>
-      </w:tr>
-      <w:tr>
-        <w:trPr>
-          <w:cantSplit/>
-        </w:trPr>
-        <w:tc>
-          <w:tcPr>
-            <w:tcW w:type="dxa" w:w="1814"/>
-            <w:tcMar>
-              <w:top w:w="70" w:type="dxa"/>
-              <w:left w:w="90" w:type="dxa"/>
-              <w:bottom w:w="70" w:type="dxa"/>
-              <w:right w:w="90" w:type="dxa"/>
-            </w:tcMar>
-          </w:tcPr>
-          <w:p>
-            <w:pPr>
-              <w:keepNext/>
-              <w:spacing w:after="0" w:line="276" w:lineRule="auto"/>
-            </w:pPr>
-            <w:r>
-              <w:rPr>
-                <w:rFonts w:ascii="맑은 고딕" w:hAnsi="맑은 고딕" w:eastAsia="맑은 고딕" w:cs="맑은 고딕"/>
-                <w:b w:val="0"/>
-                <w:sz w:val="17"/>
-              </w:rPr>
-              <w:t>ITME</w:t>
-            </w:r>
-          </w:p>
-        </w:tc>
-        <w:tc>
-          <w:tcPr>
-            <w:tcW w:type="dxa" w:w="794"/>
-            <w:tcMar>
-              <w:top w:w="70" w:type="dxa"/>
-              <w:left w:w="90" w:type="dxa"/>
-              <w:bottom w:w="70" w:type="dxa"/>
-              <w:right w:w="90" w:type="dxa"/>
-            </w:tcMar>
-          </w:tcPr>
-          <w:p>
-            <w:pPr>
-              <w:keepNext/>
-              <w:spacing w:after="0" w:line="276" w:lineRule="auto"/>
-            </w:pPr>
-            <w:r>
-              <w:rPr>
-                <w:rFonts w:ascii="맑은 고딕" w:hAnsi="맑은 고딕" w:eastAsia="맑은 고딕" w:cs="맑은 고딕"/>
-                <w:b w:val="0"/>
-                <w:sz w:val="17"/>
-              </w:rPr>
-              <w:t>HW</w:t>
-            </w:r>
-          </w:p>
-        </w:tc>
-        <w:tc>
-          <w:tcPr>
-            <w:tcW w:type="dxa" w:w="907"/>
-            <w:tcMar>
-              <w:top w:w="70" w:type="dxa"/>
-              <w:left w:w="90" w:type="dxa"/>
-              <w:bottom w:w="70" w:type="dxa"/>
-              <w:right w:w="90" w:type="dxa"/>
-            </w:tcMar>
-          </w:tcPr>
-          <w:p>
-            <w:pPr>
-              <w:keepNext/>
-              <w:spacing w:after="0" w:line="276" w:lineRule="auto"/>
-            </w:pPr>
-            <w:r>
-              <w:rPr>
-                <w:rFonts w:ascii="맑은 고딕" w:hAnsi="맑은 고딕" w:eastAsia="맑은 고딕" w:cs="맑은 고딕"/>
-                <w:b w:val="0"/>
-                <w:sz w:val="17"/>
-              </w:rPr>
-              <w:t>5</w:t>
-            </w:r>
-          </w:p>
-        </w:tc>
-        <w:tc>
-          <w:tcPr>
-            <w:tcW w:type="dxa" w:w="907"/>
-            <w:tcMar>
-              <w:top w:w="70" w:type="dxa"/>
-              <w:left w:w="90" w:type="dxa"/>
-              <w:bottom w:w="70" w:type="dxa"/>
-              <w:right w:w="90" w:type="dxa"/>
-            </w:tcMar>
-          </w:tcPr>
-          <w:p>
-            <w:pPr>
-              <w:keepNext/>
-              <w:spacing w:after="0" w:line="276" w:lineRule="auto"/>
-            </w:pPr>
-            <w:r>
-              <w:rPr>
-                <w:rFonts w:ascii="맑은 고딕" w:hAnsi="맑은 고딕" w:eastAsia="맑은 고딕" w:cs="맑은 고딕"/>
-                <w:b w:val="0"/>
-                <w:sz w:val="17"/>
-              </w:rPr>
-              <w:t>3</w:t>
-            </w:r>
-          </w:p>
-        </w:tc>
-        <w:tc>
-          <w:tcPr>
-            <w:tcW w:type="dxa" w:w="907"/>
-            <w:tcMar>
-              <w:top w:w="70" w:type="dxa"/>
-              <w:left w:w="90" w:type="dxa"/>
-              <w:bottom w:w="70" w:type="dxa"/>
-              <w:right w:w="90" w:type="dxa"/>
-            </w:tcMar>
-          </w:tcPr>
-          <w:p>
-            <w:pPr>
-              <w:keepNext/>
-              <w:spacing w:after="0" w:line="276" w:lineRule="auto"/>
-            </w:pPr>
-            <w:r>
-              <w:rPr>
-                <w:rFonts w:ascii="맑은 고딕" w:hAnsi="맑은 고딕" w:eastAsia="맑은 고딕" w:cs="맑은 고딕"/>
-                <w:b w:val="0"/>
-                <w:sz w:val="17"/>
-              </w:rPr>
-              <w:t>5</w:t>
-            </w:r>
-          </w:p>
-        </w:tc>
-        <w:tc>
-          <w:tcPr>
-            <w:tcW w:type="dxa" w:w="907"/>
-            <w:tcMar>
-              <w:top w:w="70" w:type="dxa"/>
-              <w:left w:w="90" w:type="dxa"/>
-              <w:bottom w:w="70" w:type="dxa"/>
-              <w:right w:w="90" w:type="dxa"/>
-            </w:tcMar>
-          </w:tcPr>
-          <w:p>
-            <w:pPr>
-              <w:keepNext/>
-              <w:spacing w:after="0" w:line="276" w:lineRule="auto"/>
-            </w:pPr>
-            <w:r>
-              <w:rPr>
-                <w:rFonts w:ascii="맑은 고딕" w:hAnsi="맑은 고딕" w:eastAsia="맑은 고딕" w:cs="맑은 고딕"/>
-                <w:b w:val="0"/>
-                <w:sz w:val="17"/>
-              </w:rPr>
-              <w:t>5</w:t>
-            </w:r>
-          </w:p>
-        </w:tc>
-        <w:tc>
-          <w:tcPr>
-            <w:tcW w:type="dxa" w:w="2835"/>
-            <w:tcMar>
-              <w:top w:w="70" w:type="dxa"/>
-              <w:left w:w="90" w:type="dxa"/>
-              <w:bottom w:w="70" w:type="dxa"/>
-              <w:right w:w="90" w:type="dxa"/>
-            </w:tcMar>
-          </w:tcPr>
-          <w:p>
-            <w:pPr>
-              <w:keepNext/>
-              <w:spacing w:after="0" w:line="276" w:lineRule="auto"/>
-            </w:pPr>
-            <w:r>
-              <w:rPr>
-                <w:rFonts w:ascii="맑은 고딕" w:hAnsi="맑은 고딕" w:eastAsia="맑은 고딕" w:cs="맑은 고딕"/>
-                <w:b w:val="0"/>
-                <w:sz w:val="17"/>
-              </w:rPr>
-              <w:t>4.50</w:t>
-            </w:r>
-          </w:p>
-        </w:tc>
-      </w:tr>
-      <w:tr>
-        <w:trPr>
-          <w:cantSplit/>
-        </w:trPr>
-        <w:tc>
-          <w:tcPr>
-            <w:tcW w:type="dxa" w:w="1814"/>
-            <w:tcMar>
-              <w:top w:w="70" w:type="dxa"/>
-              <w:left w:w="90" w:type="dxa"/>
-              <w:bottom w:w="70" w:type="dxa"/>
-              <w:right w:w="90" w:type="dxa"/>
-            </w:tcMar>
-          </w:tcPr>
-          <w:p>
-            <w:pPr>
-              <w:keepNext/>
-              <w:spacing w:after="0" w:line="276" w:lineRule="auto"/>
-            </w:pPr>
-            <w:r>
-              <w:rPr>
-                <w:rFonts w:ascii="맑은 고딕" w:hAnsi="맑은 고딕" w:eastAsia="맑은 고딕" w:cs="맑은 고딕"/>
-                <w:b w:val="0"/>
-                <w:sz w:val="17"/>
-              </w:rPr>
-              <w:t>InfiniGen</w:t>
-            </w:r>
-          </w:p>
-        </w:tc>
-        <w:tc>
-          <w:tcPr>
-            <w:tcW w:type="dxa" w:w="794"/>
-            <w:tcMar>
-              <w:top w:w="70" w:type="dxa"/>
-              <w:left w:w="90" w:type="dxa"/>
-              <w:bottom w:w="70" w:type="dxa"/>
-              <w:right w:w="90" w:type="dxa"/>
-            </w:tcMar>
-          </w:tcPr>
-          <w:p>
-            <w:pPr>
-              <w:keepNext/>
-              <w:spacing w:after="0" w:line="276" w:lineRule="auto"/>
-            </w:pPr>
-            <w:r>
-              <w:rPr>
-                <w:rFonts w:ascii="맑은 고딕" w:hAnsi="맑은 고딕" w:eastAsia="맑은 고딕" w:cs="맑은 고딕"/>
-                <w:b w:val="0"/>
-                <w:sz w:val="17"/>
-              </w:rPr>
-              <w:t>HW</w:t>
-            </w:r>
-          </w:p>
-        </w:tc>
-        <w:tc>
-          <w:tcPr>
-            <w:tcW w:type="dxa" w:w="907"/>
-            <w:tcMar>
-              <w:top w:w="70" w:type="dxa"/>
-              <w:left w:w="90" w:type="dxa"/>
-              <w:bottom w:w="70" w:type="dxa"/>
-              <w:right w:w="90" w:type="dxa"/>
-            </w:tcMar>
-          </w:tcPr>
-          <w:p>
-            <w:pPr>
-              <w:keepNext/>
-              <w:spacing w:after="0" w:line="276" w:lineRule="auto"/>
-            </w:pPr>
-            <w:r>
-              <w:rPr>
-                <w:rFonts w:ascii="맑은 고딕" w:hAnsi="맑은 고딕" w:eastAsia="맑은 고딕" w:cs="맑은 고딕"/>
-                <w:b w:val="0"/>
-                <w:sz w:val="17"/>
-              </w:rPr>
-              <w:t>4</w:t>
-            </w:r>
-          </w:p>
-        </w:tc>
-        <w:tc>
-          <w:tcPr>
-            <w:tcW w:type="dxa" w:w="907"/>
-            <w:tcMar>
-              <w:top w:w="70" w:type="dxa"/>
-              <w:left w:w="90" w:type="dxa"/>
-              <w:bottom w:w="70" w:type="dxa"/>
-              <w:right w:w="90" w:type="dxa"/>
-            </w:tcMar>
-          </w:tcPr>
-          <w:p>
-            <w:pPr>
-              <w:keepNext/>
-              <w:spacing w:after="0" w:line="276" w:lineRule="auto"/>
-            </w:pPr>
-            <w:r>
-              <w:rPr>
-                <w:rFonts w:ascii="맑은 고딕" w:hAnsi="맑은 고딕" w:eastAsia="맑은 고딕" w:cs="맑은 고딕"/>
-                <w:b w:val="0"/>
-                <w:sz w:val="17"/>
-              </w:rPr>
-              <w:t>3</w:t>
-            </w:r>
-          </w:p>
-        </w:tc>
-        <w:tc>
-          <w:tcPr>
-            <w:tcW w:type="dxa" w:w="907"/>
-            <w:tcMar>
-              <w:top w:w="70" w:type="dxa"/>
-              <w:left w:w="90" w:type="dxa"/>
-              <w:bottom w:w="70" w:type="dxa"/>
-              <w:right w:w="90" w:type="dxa"/>
-            </w:tcMar>
-          </w:tcPr>
-          <w:p>
-            <w:pPr>
-              <w:keepNext/>
-              <w:spacing w:after="0" w:line="276" w:lineRule="auto"/>
-            </w:pPr>
-            <w:r>
-              <w:rPr>
-                <w:rFonts w:ascii="맑은 고딕" w:hAnsi="맑은 고딕" w:eastAsia="맑은 고딕" w:cs="맑은 고딕"/>
-                <w:b w:val="0"/>
-                <w:sz w:val="17"/>
-              </w:rPr>
-              <w:t>2</w:t>
-            </w:r>
-          </w:p>
-        </w:tc>
-        <w:tc>
-          <w:tcPr>
-            <w:tcW w:type="dxa" w:w="907"/>
-            <w:tcMar>
-              <w:top w:w="70" w:type="dxa"/>
-              <w:left w:w="90" w:type="dxa"/>
-              <w:bottom w:w="70" w:type="dxa"/>
-              <w:right w:w="90" w:type="dxa"/>
-            </w:tcMar>
-          </w:tcPr>
-          <w:p>
-            <w:pPr>
-              <w:keepNext/>
-              <w:spacing w:after="0" w:line="276" w:lineRule="auto"/>
-            </w:pPr>
-            <w:r>
-              <w:rPr>
-                <w:rFonts w:ascii="맑은 고딕" w:hAnsi="맑은 고딕" w:eastAsia="맑은 고딕" w:cs="맑은 고딕"/>
-                <w:b w:val="0"/>
-                <w:sz w:val="17"/>
-              </w:rPr>
-              <w:t>2</w:t>
-            </w:r>
-          </w:p>
-        </w:tc>
-        <w:tc>
-          <w:tcPr>
-            <w:tcW w:type="dxa" w:w="2835"/>
-            <w:tcMar>
-              <w:top w:w="70" w:type="dxa"/>
-              <w:left w:w="90" w:type="dxa"/>
-              <w:bottom w:w="70" w:type="dxa"/>
-              <w:right w:w="90" w:type="dxa"/>
-            </w:tcMar>
-          </w:tcPr>
-          <w:p>
-            <w:pPr>
-              <w:keepNext/>
-              <w:spacing w:after="0" w:line="276" w:lineRule="auto"/>
-            </w:pPr>
-            <w:r>
-              <w:rPr>
-                <w:rFonts w:ascii="맑은 고딕" w:hAnsi="맑은 고딕" w:eastAsia="맑은 고딕" w:cs="맑은 고딕"/>
-                <w:b w:val="0"/>
-                <w:sz w:val="17"/>
-              </w:rPr>
-              <w:t>2.95</w:t>
-            </w:r>
-          </w:p>
-        </w:tc>
-      </w:tr>
-      <w:tr>
-        <w:trPr>
-          <w:cantSplit/>
-        </w:trPr>
-        <w:tc>
-          <w:tcPr>
-            <w:tcW w:type="dxa" w:w="1814"/>
-            <w:tcMar>
-              <w:top w:w="70" w:type="dxa"/>
-              <w:left w:w="90" w:type="dxa"/>
-              <w:bottom w:w="70" w:type="dxa"/>
-              <w:right w:w="90" w:type="dxa"/>
-            </w:tcMar>
-          </w:tcPr>
-          <w:p>
-            <w:pPr>
-              <w:spacing w:after="0" w:line="276" w:lineRule="auto"/>
-            </w:pPr>
-            <w:r>
-              <w:rPr>
-                <w:rFonts w:ascii="맑은 고딕" w:hAnsi="맑은 고딕" w:eastAsia="맑은 고딕" w:cs="맑은 고딕"/>
-                <w:b w:val="0"/>
-                <w:sz w:val="17"/>
-              </w:rPr>
-              <w:t>CXL-PNM</w:t>
-            </w:r>
-          </w:p>
-        </w:tc>
-        <w:tc>
-          <w:tcPr>
-            <w:tcW w:type="dxa" w:w="794"/>
-            <w:tcMar>
-              <w:top w:w="70" w:type="dxa"/>
-              <w:left w:w="90" w:type="dxa"/>
-              <w:bottom w:w="70" w:type="dxa"/>
-              <w:right w:w="90" w:type="dxa"/>
-            </w:tcMar>
-          </w:tcPr>
-          <w:p>
-            <w:pPr>
-              <w:spacing w:after="0" w:line="276" w:lineRule="auto"/>
-            </w:pPr>
-            <w:r>
-              <w:rPr>
-                <w:rFonts w:ascii="맑은 고딕" w:hAnsi="맑은 고딕" w:eastAsia="맑은 고딕" w:cs="맑은 고딕"/>
-                <w:b w:val="0"/>
-                <w:sz w:val="17"/>
-              </w:rPr>
-              <w:t>HW</w:t>
-            </w:r>
-          </w:p>
-        </w:tc>
-        <w:tc>
-          <w:tcPr>
-            <w:tcW w:type="dxa" w:w="907"/>
-            <w:tcMar>
-              <w:top w:w="70" w:type="dxa"/>
-              <w:left w:w="90" w:type="dxa"/>
-              <w:bottom w:w="70" w:type="dxa"/>
-              <w:right w:w="90" w:type="dxa"/>
-            </w:tcMar>
-          </w:tcPr>
-          <w:p>
-            <w:pPr>
-              <w:spacing w:after="0" w:line="276" w:lineRule="auto"/>
-            </w:pPr>
-            <w:r>
-              <w:rPr>
-                <w:rFonts w:ascii="맑은 고딕" w:hAnsi="맑은 고딕" w:eastAsia="맑은 고딕" w:cs="맑은 고딕"/>
-                <w:b w:val="0"/>
-                <w:sz w:val="17"/>
-              </w:rPr>
-              <w:t>3</w:t>
-            </w:r>
-          </w:p>
-        </w:tc>
-        <w:tc>
-          <w:tcPr>
-            <w:tcW w:type="dxa" w:w="907"/>
-            <w:tcMar>
-              <w:top w:w="70" w:type="dxa"/>
-              <w:left w:w="90" w:type="dxa"/>
-              <w:bottom w:w="70" w:type="dxa"/>
-              <w:right w:w="90" w:type="dxa"/>
-            </w:tcMar>
-          </w:tcPr>
-          <w:p>
-            <w:pPr>
-              <w:spacing w:after="0" w:line="276" w:lineRule="auto"/>
-            </w:pPr>
-            <w:r>
-              <w:rPr>
-                <w:rFonts w:ascii="맑은 고딕" w:hAnsi="맑은 고딕" w:eastAsia="맑은 고딕" w:cs="맑은 고딕"/>
-                <w:b w:val="0"/>
-                <w:sz w:val="17"/>
-              </w:rPr>
-              <w:t>2</w:t>
-            </w:r>
-          </w:p>
-        </w:tc>
-        <w:tc>
-          <w:tcPr>
-            <w:tcW w:type="dxa" w:w="907"/>
-            <w:tcMar>
-              <w:top w:w="70" w:type="dxa"/>
-              <w:left w:w="90" w:type="dxa"/>
-              <w:bottom w:w="70" w:type="dxa"/>
-              <w:right w:w="90" w:type="dxa"/>
-            </w:tcMar>
-          </w:tcPr>
-          <w:p>
-            <w:pPr>
-              <w:spacing w:after="0" w:line="276" w:lineRule="auto"/>
-            </w:pPr>
-            <w:r>
-              <w:rPr>
-                <w:rFonts w:ascii="맑은 고딕" w:hAnsi="맑은 고딕" w:eastAsia="맑은 고딕" w:cs="맑은 고딕"/>
-                <w:b w:val="0"/>
-                <w:sz w:val="17"/>
-              </w:rPr>
-              <w:t>3</w:t>
-            </w:r>
-          </w:p>
-        </w:tc>
-        <w:tc>
-          <w:tcPr>
-            <w:tcW w:type="dxa" w:w="907"/>
-            <w:tcMar>
-              <w:top w:w="70" w:type="dxa"/>
-              <w:left w:w="90" w:type="dxa"/>
-              <w:bottom w:w="70" w:type="dxa"/>
-              <w:right w:w="90" w:type="dxa"/>
-            </w:tcMar>
-          </w:tcPr>
-          <w:p>
-            <w:pPr>
-              <w:spacing w:after="0" w:line="276" w:lineRule="auto"/>
-            </w:pPr>
-            <w:r>
-              <w:rPr>
-                <w:rFonts w:ascii="맑은 고딕" w:hAnsi="맑은 고딕" w:eastAsia="맑은 고딕" w:cs="맑은 고딕"/>
-                <w:b w:val="0"/>
-                <w:sz w:val="17"/>
-              </w:rPr>
-              <w:t>4</w:t>
-            </w:r>
-          </w:p>
-        </w:tc>
-        <w:tc>
-          <w:tcPr>
-            <w:tcW w:type="dxa" w:w="2835"/>
-            <w:tcMar>
-              <w:top w:w="70" w:type="dxa"/>
-              <w:left w:w="90" w:type="dxa"/>
-              <w:bottom w:w="70" w:type="dxa"/>
-              <w:right w:w="90" w:type="dxa"/>
-            </w:tcMar>
-          </w:tcPr>
-          <w:p>
-            <w:pPr>
-              <w:spacing w:after="0" w:line="276" w:lineRule="auto"/>
-            </w:pPr>
-            <w:r>
-              <w:rPr>
-                <w:rFonts w:ascii="맑은 고딕" w:hAnsi="맑은 고딕" w:eastAsia="맑은 고딕" w:cs="맑은 고딕"/>
-                <w:b w:val="0"/>
-                <w:sz w:val="17"/>
-              </w:rPr>
-              <w:t>2.90</w:t>
-            </w:r>
-          </w:p>
-        </w:tc>
-      </w:tr>
-    </w:tbl>
-    <w:p>
-      <w:pPr>
-        <w:spacing w:after="80" w:line="324" w:lineRule="auto"/>
-      </w:pPr>
-    </w:p>
-    <w:p>
-      <w:pPr>
-        <w:spacing w:after="80" w:line="324" w:lineRule="auto"/>
-      </w:pPr>
-      <w:r>
-        <w:rPr>
-          <w:rFonts w:ascii="맑은 고딕" w:hAnsi="맑은 고딕" w:eastAsia="맑은 고딕" w:cs="맑은 고딕"/>
-          <w:b w:val="0"/>
-          <w:sz w:val="20"/>
-        </w:rPr>
-        <w:t>출처: 조 채점(설계서 A.3). 진영별 최고점인 TurboQuant(4.35)와 ITME(4.50)를 선정했다.</w:t>
-      </w:r>
-    </w:p>
-    <w:p>
-      <w:pPr>
-        <w:pStyle w:val="Heading2"/>
-        <w:keepNext/>
-      </w:pPr>
-      <w:r>
-        <w:rPr>
-          <w:rFonts w:ascii="맑은 고딕" w:hAnsi="맑은 고딕" w:eastAsia="맑은 고딕" w:cs="맑은 고딕"/>
-          <w:b/>
-          <w:color w:val="161A58"/>
-          <w:sz w:val="25"/>
-        </w:rPr>
-        <w:t>2.3 선정 결과와 사유</w:t>
+        <w:t>2.2 선정 결과와 사유</w:t>
       </w:r>
     </w:p>
     <w:p>
@@ -3385,907 +1802,6 @@
           <w:sz w:val="20"/>
         </w:rPr>
         <w:t xml:space="preserve"> (SK hynix, HW): 후보 6개 가중합 HW 최고점(4.50). vLLM 위의 서빙 계층 기술로 모델을 바꾸지 않고 KV 공간을 CXL-hybrid 메모리로 넓힌다 [2, p.1]</w:t>
-      </w:r>
-    </w:p>
-    <w:p>
-      <w:pPr>
-        <w:pStyle w:val="Heading2"/>
-        <w:keepNext/>
-      </w:pPr>
-      <w:r>
-        <w:rPr>
-          <w:rFonts w:ascii="맑은 고딕" w:hAnsi="맑은 고딕" w:eastAsia="맑은 고딕" w:cs="맑은 고딕"/>
-          <w:b/>
-          <w:color w:val="161A58"/>
-          <w:sz w:val="25"/>
-        </w:rPr>
-        <w:t>2.4 에이전트의 선정 검증 결과</w:t>
-      </w:r>
-    </w:p>
-    <w:tbl>
-      <w:tblPr>
-        <w:jc w:val="center"/>
-        <w:tblLook w:firstColumn="1" w:firstRow="1" w:lastColumn="0" w:lastRow="0" w:noHBand="0" w:noVBand="1" w:val="04A0"/>
-        <w:tblBorders>
-          <w:top w:val="single" w:color="161A58" w:sz="8"/>
-          <w:left w:val="none" w:color="FFFFFF" w:sz="0"/>
-          <w:bottom w:val="single" w:color="161A58" w:sz="8"/>
-          <w:right w:val="none" w:color="FFFFFF" w:sz="0"/>
-          <w:insideH w:val="single" w:color="D8DAE5" w:sz="2"/>
-          <w:insideV w:val="single" w:color="D8DAE5" w:sz="2"/>
-        </w:tblBorders>
-        <w:tblW w:w="9071" w:type="dxa"/>
-        <w:tblLayout w:type="fixed"/>
-      </w:tblPr>
-      <w:tblGrid>
-        <w:gridCol w:w="1304"/>
-        <w:gridCol w:w="1927"/>
-        <w:gridCol w:w="907"/>
-        <w:gridCol w:w="4932"/>
-      </w:tblGrid>
-      <w:tr>
-        <w:trPr>
-          <w:cantSplit/>
-          <w:tblHeader w:val="true"/>
-        </w:trPr>
-        <w:tc>
-          <w:tcPr>
-            <w:tcW w:type="dxa" w:w="1304"/>
-            <w:tcMar>
-              <w:top w:w="70" w:type="dxa"/>
-              <w:left w:w="90" w:type="dxa"/>
-              <w:bottom w:w="70" w:type="dxa"/>
-              <w:right w:w="90" w:type="dxa"/>
-            </w:tcMar>
-            <w:shd w:val="clear" w:color="auto" w:fill="F2F3F8"/>
-          </w:tcPr>
-          <w:p>
-            <w:pPr>
-              <w:keepNext/>
-              <w:spacing w:after="0" w:line="276" w:lineRule="auto"/>
-              <w:jc w:val="center"/>
-            </w:pPr>
-            <w:r>
-              <w:rPr>
-                <w:rFonts w:ascii="맑은 고딕" w:hAnsi="맑은 고딕" w:eastAsia="맑은 고딕" w:cs="맑은 고딕"/>
-                <w:b/>
-                <w:color w:val="161A58"/>
-                <w:sz w:val="17"/>
-              </w:rPr>
-              <w:t>기술</w:t>
-            </w:r>
-          </w:p>
-        </w:tc>
-        <w:tc>
-          <w:tcPr>
-            <w:tcW w:type="dxa" w:w="1928"/>
-            <w:tcMar>
-              <w:top w:w="70" w:type="dxa"/>
-              <w:left w:w="90" w:type="dxa"/>
-              <w:bottom w:w="70" w:type="dxa"/>
-              <w:right w:w="90" w:type="dxa"/>
-            </w:tcMar>
-            <w:shd w:val="clear" w:color="auto" w:fill="F2F3F8"/>
-          </w:tcPr>
-          <w:p>
-            <w:pPr>
-              <w:keepNext/>
-              <w:spacing w:after="0" w:line="276" w:lineRule="auto"/>
-              <w:jc w:val="center"/>
-            </w:pPr>
-            <w:r>
-              <w:rPr>
-                <w:rFonts w:ascii="맑은 고딕" w:hAnsi="맑은 고딕" w:eastAsia="맑은 고딕" w:cs="맑은 고딕"/>
-                <w:b/>
-                <w:color w:val="161A58"/>
-                <w:sz w:val="17"/>
-              </w:rPr>
-              <w:t>검증 항목</w:t>
-            </w:r>
-          </w:p>
-        </w:tc>
-        <w:tc>
-          <w:tcPr>
-            <w:tcW w:type="dxa" w:w="907"/>
-            <w:tcMar>
-              <w:top w:w="70" w:type="dxa"/>
-              <w:left w:w="90" w:type="dxa"/>
-              <w:bottom w:w="70" w:type="dxa"/>
-              <w:right w:w="90" w:type="dxa"/>
-            </w:tcMar>
-            <w:shd w:val="clear" w:color="auto" w:fill="F2F3F8"/>
-          </w:tcPr>
-          <w:p>
-            <w:pPr>
-              <w:keepNext/>
-              <w:spacing w:after="0" w:line="276" w:lineRule="auto"/>
-              <w:jc w:val="center"/>
-            </w:pPr>
-            <w:r>
-              <w:rPr>
-                <w:rFonts w:ascii="맑은 고딕" w:hAnsi="맑은 고딕" w:eastAsia="맑은 고딕" w:cs="맑은 고딕"/>
-                <w:b/>
-                <w:color w:val="161A58"/>
-                <w:sz w:val="17"/>
-              </w:rPr>
-              <w:t>결과</w:t>
-            </w:r>
-          </w:p>
-        </w:tc>
-        <w:tc>
-          <w:tcPr>
-            <w:tcW w:type="dxa" w:w="4932"/>
-            <w:tcMar>
-              <w:top w:w="70" w:type="dxa"/>
-              <w:left w:w="90" w:type="dxa"/>
-              <w:bottom w:w="70" w:type="dxa"/>
-              <w:right w:w="90" w:type="dxa"/>
-            </w:tcMar>
-            <w:shd w:val="clear" w:color="auto" w:fill="F2F3F8"/>
-          </w:tcPr>
-          <w:p>
-            <w:pPr>
-              <w:keepNext/>
-              <w:spacing w:after="0" w:line="276" w:lineRule="auto"/>
-              <w:jc w:val="center"/>
-            </w:pPr>
-            <w:r>
-              <w:rPr>
-                <w:rFonts w:ascii="맑은 고딕" w:hAnsi="맑은 고딕" w:eastAsia="맑은 고딕" w:cs="맑은 고딕"/>
-                <w:b/>
-                <w:color w:val="161A58"/>
-                <w:sz w:val="17"/>
-              </w:rPr>
-              <w:t>원문 근거</w:t>
-            </w:r>
-          </w:p>
-        </w:tc>
-      </w:tr>
-      <w:tr>
-        <w:trPr>
-          <w:cantSplit/>
-        </w:trPr>
-        <w:tc>
-          <w:tcPr>
-            <w:tcW w:type="dxa" w:w="1304"/>
-            <w:tcMar>
-              <w:top w:w="70" w:type="dxa"/>
-              <w:left w:w="90" w:type="dxa"/>
-              <w:bottom w:w="70" w:type="dxa"/>
-              <w:right w:w="90" w:type="dxa"/>
-            </w:tcMar>
-          </w:tcPr>
-          <w:p>
-            <w:pPr>
-              <w:keepNext/>
-              <w:spacing w:after="0" w:line="276" w:lineRule="auto"/>
-            </w:pPr>
-            <w:r>
-              <w:rPr>
-                <w:rFonts w:ascii="맑은 고딕" w:hAnsi="맑은 고딕" w:eastAsia="맑은 고딕" w:cs="맑은 고딕"/>
-                <w:b w:val="0"/>
-                <w:sz w:val="17"/>
-              </w:rPr>
-              <w:t>TurboQuant</w:t>
-            </w:r>
-          </w:p>
-        </w:tc>
-        <w:tc>
-          <w:tcPr>
-            <w:tcW w:type="dxa" w:w="1928"/>
-            <w:tcMar>
-              <w:top w:w="70" w:type="dxa"/>
-              <w:left w:w="90" w:type="dxa"/>
-              <w:bottom w:w="70" w:type="dxa"/>
-              <w:right w:w="90" w:type="dxa"/>
-            </w:tcMar>
-          </w:tcPr>
-          <w:p>
-            <w:pPr>
-              <w:keepNext/>
-              <w:spacing w:after="0" w:line="276" w:lineRule="auto"/>
-            </w:pPr>
-            <w:r>
-              <w:rPr>
-                <w:rFonts w:ascii="맑은 고딕" w:hAnsi="맑은 고딕" w:eastAsia="맑은 고딕" w:cs="맑은 고딕"/>
-                <w:b w:val="0"/>
-                <w:sz w:val="17"/>
-              </w:rPr>
-              <w:t>같은 문제(KV cache 용량)</w:t>
-            </w:r>
-          </w:p>
-        </w:tc>
-        <w:tc>
-          <w:tcPr>
-            <w:tcW w:type="dxa" w:w="907"/>
-            <w:tcMar>
-              <w:top w:w="70" w:type="dxa"/>
-              <w:left w:w="90" w:type="dxa"/>
-              <w:bottom w:w="70" w:type="dxa"/>
-              <w:right w:w="90" w:type="dxa"/>
-            </w:tcMar>
-          </w:tcPr>
-          <w:p>
-            <w:pPr>
-              <w:keepNext/>
-              <w:spacing w:after="0" w:line="276" w:lineRule="auto"/>
-            </w:pPr>
-            <w:r>
-              <w:rPr>
-                <w:rFonts w:ascii="맑은 고딕" w:hAnsi="맑은 고딕" w:eastAsia="맑은 고딕" w:cs="맑은 고딕"/>
-                <w:b w:val="0"/>
-                <w:sz w:val="17"/>
-              </w:rPr>
-              <w:t>충족</w:t>
-            </w:r>
-          </w:p>
-        </w:tc>
-        <w:tc>
-          <w:tcPr>
-            <w:tcW w:type="dxa" w:w="4932"/>
-            <w:tcMar>
-              <w:top w:w="70" w:type="dxa"/>
-              <w:left w:w="90" w:type="dxa"/>
-              <w:bottom w:w="70" w:type="dxa"/>
-              <w:right w:w="90" w:type="dxa"/>
-            </w:tcMar>
-          </w:tcPr>
-          <w:p>
-            <w:pPr>
-              <w:keepNext/>
-              <w:spacing w:after="0" w:line="276" w:lineRule="auto"/>
-            </w:pPr>
-            <w:r>
-              <w:rPr>
-                <w:rFonts w:ascii="맑은 고딕" w:hAnsi="맑은 고딕" w:eastAsia="맑은 고딕" w:cs="맑은 고딕"/>
-                <w:b w:val="0"/>
-                <w:sz w:val="17"/>
-              </w:rPr>
-              <w:t>TurboQuant은 KV cache 압축을 위한 양자화 기법으로, LongBench 데이터셋에서 KV cache 용량 문제를 직접 다루고 있음을 명확히 밝히고 있다 [1, p.18].</w:t>
-            </w:r>
-          </w:p>
-        </w:tc>
-      </w:tr>
-      <w:tr>
-        <w:trPr>
-          <w:cantSplit/>
-        </w:trPr>
-        <w:tc>
-          <w:tcPr>
-            <w:tcW w:type="dxa" w:w="1304"/>
-            <w:tcMar>
-              <w:top w:w="70" w:type="dxa"/>
-              <w:left w:w="90" w:type="dxa"/>
-              <w:bottom w:w="70" w:type="dxa"/>
-              <w:right w:w="90" w:type="dxa"/>
-            </w:tcMar>
-          </w:tcPr>
-          <w:p>
-            <w:pPr>
-              <w:keepNext/>
-              <w:spacing w:after="0" w:line="276" w:lineRule="auto"/>
-            </w:pPr>
-            <w:r>
-              <w:rPr>
-                <w:rFonts w:ascii="맑은 고딕" w:hAnsi="맑은 고딕" w:eastAsia="맑은 고딕" w:cs="맑은 고딕"/>
-                <w:b w:val="0"/>
-                <w:sz w:val="17"/>
-              </w:rPr>
-              <w:t>TurboQuant</w:t>
-            </w:r>
-          </w:p>
-        </w:tc>
-        <w:tc>
-          <w:tcPr>
-            <w:tcW w:type="dxa" w:w="1928"/>
-            <w:tcMar>
-              <w:top w:w="70" w:type="dxa"/>
-              <w:left w:w="90" w:type="dxa"/>
-              <w:bottom w:w="70" w:type="dxa"/>
-              <w:right w:w="90" w:type="dxa"/>
-            </w:tcMar>
-          </w:tcPr>
-          <w:p>
-            <w:pPr>
-              <w:keepNext/>
-              <w:spacing w:after="0" w:line="276" w:lineRule="auto"/>
-            </w:pPr>
-            <w:r>
-              <w:rPr>
-                <w:rFonts w:ascii="맑은 고딕" w:hAnsi="맑은 고딕" w:eastAsia="맑은 고딕" w:cs="맑은 고딕"/>
-                <w:b w:val="0"/>
-                <w:sz w:val="17"/>
-              </w:rPr>
-              <w:t>같은 적용 시점(서빙 단계)</w:t>
-            </w:r>
-          </w:p>
-        </w:tc>
-        <w:tc>
-          <w:tcPr>
-            <w:tcW w:type="dxa" w:w="907"/>
-            <w:tcMar>
-              <w:top w:w="70" w:type="dxa"/>
-              <w:left w:w="90" w:type="dxa"/>
-              <w:bottom w:w="70" w:type="dxa"/>
-              <w:right w:w="90" w:type="dxa"/>
-            </w:tcMar>
-          </w:tcPr>
-          <w:p>
-            <w:pPr>
-              <w:keepNext/>
-              <w:spacing w:after="0" w:line="276" w:lineRule="auto"/>
-            </w:pPr>
-            <w:r>
-              <w:rPr>
-                <w:rFonts w:ascii="맑은 고딕" w:hAnsi="맑은 고딕" w:eastAsia="맑은 고딕" w:cs="맑은 고딕"/>
-                <w:b w:val="0"/>
-                <w:sz w:val="17"/>
-              </w:rPr>
-              <w:t>충족</w:t>
-            </w:r>
-          </w:p>
-        </w:tc>
-        <w:tc>
-          <w:tcPr>
-            <w:tcW w:type="dxa" w:w="4932"/>
-            <w:tcMar>
-              <w:top w:w="70" w:type="dxa"/>
-              <w:left w:w="90" w:type="dxa"/>
-              <w:bottom w:w="70" w:type="dxa"/>
-              <w:right w:w="90" w:type="dxa"/>
-            </w:tcMar>
-          </w:tcPr>
-          <w:p>
-            <w:pPr>
-              <w:keepNext/>
-              <w:spacing w:after="0" w:line="276" w:lineRule="auto"/>
-            </w:pPr>
-            <w:r>
-              <w:rPr>
-                <w:rFonts w:ascii="맑은 고딕" w:hAnsi="맑은 고딕" w:eastAsia="맑은 고딕" w:cs="맑은 고딕"/>
-                <w:b w:val="0"/>
-                <w:sz w:val="17"/>
-              </w:rPr>
-              <w:t>TurboQuant은 재학습 없이 서빙 단계에서 KV cache를 양자화하여 적용하는 방법임을 명시하고 있으며, 기존 생성 토큰도 양자화하는 실시간 생성 과정에 적용된다 [1, p.18].</w:t>
-            </w:r>
-          </w:p>
-        </w:tc>
-      </w:tr>
-      <w:tr>
-        <w:trPr>
-          <w:cantSplit/>
-        </w:trPr>
-        <w:tc>
-          <w:tcPr>
-            <w:tcW w:type="dxa" w:w="1304"/>
-            <w:tcMar>
-              <w:top w:w="70" w:type="dxa"/>
-              <w:left w:w="90" w:type="dxa"/>
-              <w:bottom w:w="70" w:type="dxa"/>
-              <w:right w:w="90" w:type="dxa"/>
-            </w:tcMar>
-          </w:tcPr>
-          <w:p>
-            <w:pPr>
-              <w:keepNext/>
-              <w:spacing w:after="0" w:line="276" w:lineRule="auto"/>
-            </w:pPr>
-            <w:r>
-              <w:rPr>
-                <w:rFonts w:ascii="맑은 고딕" w:hAnsi="맑은 고딕" w:eastAsia="맑은 고딕" w:cs="맑은 고딕"/>
-                <w:b w:val="0"/>
-                <w:sz w:val="17"/>
-              </w:rPr>
-              <w:t>TurboQuant</w:t>
-            </w:r>
-          </w:p>
-        </w:tc>
-        <w:tc>
-          <w:tcPr>
-            <w:tcW w:type="dxa" w:w="1928"/>
-            <w:tcMar>
-              <w:top w:w="70" w:type="dxa"/>
-              <w:left w:w="90" w:type="dxa"/>
-              <w:bottom w:w="70" w:type="dxa"/>
-              <w:right w:w="90" w:type="dxa"/>
-            </w:tcMar>
-          </w:tcPr>
-          <w:p>
-            <w:pPr>
-              <w:keepNext/>
-              <w:spacing w:after="0" w:line="276" w:lineRule="auto"/>
-            </w:pPr>
-            <w:r>
-              <w:rPr>
-                <w:rFonts w:ascii="맑은 고딕" w:hAnsi="맑은 고딕" w:eastAsia="맑은 고딕" w:cs="맑은 고딕"/>
-                <w:b w:val="0"/>
-                <w:sz w:val="17"/>
-              </w:rPr>
-              <w:t>공개 근거 충분성</w:t>
-            </w:r>
-          </w:p>
-        </w:tc>
-        <w:tc>
-          <w:tcPr>
-            <w:tcW w:type="dxa" w:w="907"/>
-            <w:tcMar>
-              <w:top w:w="70" w:type="dxa"/>
-              <w:left w:w="90" w:type="dxa"/>
-              <w:bottom w:w="70" w:type="dxa"/>
-              <w:right w:w="90" w:type="dxa"/>
-            </w:tcMar>
-          </w:tcPr>
-          <w:p>
-            <w:pPr>
-              <w:keepNext/>
-              <w:spacing w:after="0" w:line="276" w:lineRule="auto"/>
-            </w:pPr>
-            <w:r>
-              <w:rPr>
-                <w:rFonts w:ascii="맑은 고딕" w:hAnsi="맑은 고딕" w:eastAsia="맑은 고딕" w:cs="맑은 고딕"/>
-                <w:b w:val="0"/>
-                <w:sz w:val="17"/>
-              </w:rPr>
-              <w:t>충족</w:t>
-            </w:r>
-          </w:p>
-        </w:tc>
-        <w:tc>
-          <w:tcPr>
-            <w:tcW w:type="dxa" w:w="4932"/>
-            <w:tcMar>
-              <w:top w:w="70" w:type="dxa"/>
-              <w:left w:w="90" w:type="dxa"/>
-              <w:bottom w:w="70" w:type="dxa"/>
-              <w:right w:w="90" w:type="dxa"/>
-            </w:tcMar>
-          </w:tcPr>
-          <w:p>
-            <w:pPr>
-              <w:keepNext/>
-              <w:spacing w:after="0" w:line="276" w:lineRule="auto"/>
-            </w:pPr>
-            <w:r>
-              <w:rPr>
-                <w:rFonts w:ascii="맑은 고딕" w:hAnsi="맑은 고딕" w:eastAsia="맑은 고딕" w:cs="맑은 고딕"/>
-                <w:b w:val="0"/>
-                <w:sz w:val="17"/>
-              </w:rPr>
-              <w:t>LongBench 데이터셋을 포함한 다양한 벤치마크에서 Llama-3.1-8B-Instruct 및 Ministral-7B-Instruct 모델을 대상으로 성능 비교 실험 결과와 수치가 공개되어 TurboQuant의 효과를 검증할 수 있다 [1, p.18].</w:t>
-            </w:r>
-          </w:p>
-        </w:tc>
-      </w:tr>
-      <w:tr>
-        <w:trPr>
-          <w:cantSplit/>
-        </w:trPr>
-        <w:tc>
-          <w:tcPr>
-            <w:tcW w:type="dxa" w:w="1304"/>
-            <w:tcMar>
-              <w:top w:w="70" w:type="dxa"/>
-              <w:left w:w="90" w:type="dxa"/>
-              <w:bottom w:w="70" w:type="dxa"/>
-              <w:right w:w="90" w:type="dxa"/>
-            </w:tcMar>
-          </w:tcPr>
-          <w:p>
-            <w:pPr>
-              <w:keepNext/>
-              <w:spacing w:after="0" w:line="276" w:lineRule="auto"/>
-            </w:pPr>
-            <w:r>
-              <w:rPr>
-                <w:rFonts w:ascii="맑은 고딕" w:hAnsi="맑은 고딕" w:eastAsia="맑은 고딕" w:cs="맑은 고딕"/>
-                <w:b w:val="0"/>
-                <w:sz w:val="17"/>
-              </w:rPr>
-              <w:t>ITME</w:t>
-            </w:r>
-          </w:p>
-        </w:tc>
-        <w:tc>
-          <w:tcPr>
-            <w:tcW w:type="dxa" w:w="1928"/>
-            <w:tcMar>
-              <w:top w:w="70" w:type="dxa"/>
-              <w:left w:w="90" w:type="dxa"/>
-              <w:bottom w:w="70" w:type="dxa"/>
-              <w:right w:w="90" w:type="dxa"/>
-            </w:tcMar>
-          </w:tcPr>
-          <w:p>
-            <w:pPr>
-              <w:keepNext/>
-              <w:spacing w:after="0" w:line="276" w:lineRule="auto"/>
-            </w:pPr>
-            <w:r>
-              <w:rPr>
-                <w:rFonts w:ascii="맑은 고딕" w:hAnsi="맑은 고딕" w:eastAsia="맑은 고딕" w:cs="맑은 고딕"/>
-                <w:b w:val="0"/>
-                <w:sz w:val="17"/>
-              </w:rPr>
-              <w:t>같은 문제(KV cache 용량)</w:t>
-            </w:r>
-          </w:p>
-        </w:tc>
-        <w:tc>
-          <w:tcPr>
-            <w:tcW w:type="dxa" w:w="907"/>
-            <w:tcMar>
-              <w:top w:w="70" w:type="dxa"/>
-              <w:left w:w="90" w:type="dxa"/>
-              <w:bottom w:w="70" w:type="dxa"/>
-              <w:right w:w="90" w:type="dxa"/>
-            </w:tcMar>
-          </w:tcPr>
-          <w:p>
-            <w:pPr>
-              <w:keepNext/>
-              <w:spacing w:after="0" w:line="276" w:lineRule="auto"/>
-            </w:pPr>
-            <w:r>
-              <w:rPr>
-                <w:rFonts w:ascii="맑은 고딕" w:hAnsi="맑은 고딕" w:eastAsia="맑은 고딕" w:cs="맑은 고딕"/>
-                <w:b w:val="0"/>
-                <w:sz w:val="17"/>
-              </w:rPr>
-              <w:t>충족</w:t>
-            </w:r>
-          </w:p>
-        </w:tc>
-        <w:tc>
-          <w:tcPr>
-            <w:tcW w:type="dxa" w:w="4932"/>
-            <w:tcMar>
-              <w:top w:w="70" w:type="dxa"/>
-              <w:left w:w="90" w:type="dxa"/>
-              <w:bottom w:w="70" w:type="dxa"/>
-              <w:right w:w="90" w:type="dxa"/>
-            </w:tcMar>
-          </w:tcPr>
-          <w:p>
-            <w:pPr>
-              <w:keepNext/>
-              <w:spacing w:after="0" w:line="276" w:lineRule="auto"/>
-            </w:pPr>
-            <w:r>
-              <w:rPr>
-                <w:rFonts w:ascii="맑은 고딕" w:hAnsi="맑은 고딕" w:eastAsia="맑은 고딕" w:cs="맑은 고딕"/>
-                <w:b w:val="0"/>
-                <w:sz w:val="17"/>
-              </w:rPr>
-              <w:t>ITME는 LLM 추론에서 KV cache 용량 문제를 직접 다루며, CXL-hybrid 메모리를 활용해 KV cache 공간을 확장한다 [2, p.2·11].</w:t>
-            </w:r>
-          </w:p>
-        </w:tc>
-      </w:tr>
-      <w:tr>
-        <w:trPr>
-          <w:cantSplit/>
-        </w:trPr>
-        <w:tc>
-          <w:tcPr>
-            <w:tcW w:type="dxa" w:w="1304"/>
-            <w:tcMar>
-              <w:top w:w="70" w:type="dxa"/>
-              <w:left w:w="90" w:type="dxa"/>
-              <w:bottom w:w="70" w:type="dxa"/>
-              <w:right w:w="90" w:type="dxa"/>
-            </w:tcMar>
-          </w:tcPr>
-          <w:p>
-            <w:pPr>
-              <w:keepNext/>
-              <w:spacing w:after="0" w:line="276" w:lineRule="auto"/>
-            </w:pPr>
-            <w:r>
-              <w:rPr>
-                <w:rFonts w:ascii="맑은 고딕" w:hAnsi="맑은 고딕" w:eastAsia="맑은 고딕" w:cs="맑은 고딕"/>
-                <w:b w:val="0"/>
-                <w:sz w:val="17"/>
-              </w:rPr>
-              <w:t>ITME</w:t>
-            </w:r>
-          </w:p>
-        </w:tc>
-        <w:tc>
-          <w:tcPr>
-            <w:tcW w:type="dxa" w:w="1928"/>
-            <w:tcMar>
-              <w:top w:w="70" w:type="dxa"/>
-              <w:left w:w="90" w:type="dxa"/>
-              <w:bottom w:w="70" w:type="dxa"/>
-              <w:right w:w="90" w:type="dxa"/>
-            </w:tcMar>
-          </w:tcPr>
-          <w:p>
-            <w:pPr>
-              <w:keepNext/>
-              <w:spacing w:after="0" w:line="276" w:lineRule="auto"/>
-            </w:pPr>
-            <w:r>
-              <w:rPr>
-                <w:rFonts w:ascii="맑은 고딕" w:hAnsi="맑은 고딕" w:eastAsia="맑은 고딕" w:cs="맑은 고딕"/>
-                <w:b w:val="0"/>
-                <w:sz w:val="17"/>
-              </w:rPr>
-              <w:t>같은 적용 시점(서빙 단계)</w:t>
-            </w:r>
-          </w:p>
-        </w:tc>
-        <w:tc>
-          <w:tcPr>
-            <w:tcW w:type="dxa" w:w="907"/>
-            <w:tcMar>
-              <w:top w:w="70" w:type="dxa"/>
-              <w:left w:w="90" w:type="dxa"/>
-              <w:bottom w:w="70" w:type="dxa"/>
-              <w:right w:w="90" w:type="dxa"/>
-            </w:tcMar>
-          </w:tcPr>
-          <w:p>
-            <w:pPr>
-              <w:keepNext/>
-              <w:spacing w:after="0" w:line="276" w:lineRule="auto"/>
-            </w:pPr>
-            <w:r>
-              <w:rPr>
-                <w:rFonts w:ascii="맑은 고딕" w:hAnsi="맑은 고딕" w:eastAsia="맑은 고딕" w:cs="맑은 고딕"/>
-                <w:b w:val="0"/>
-                <w:sz w:val="17"/>
-              </w:rPr>
-              <w:t>충족</w:t>
-            </w:r>
-          </w:p>
-        </w:tc>
-        <w:tc>
-          <w:tcPr>
-            <w:tcW w:type="dxa" w:w="4932"/>
-            <w:tcMar>
-              <w:top w:w="70" w:type="dxa"/>
-              <w:left w:w="90" w:type="dxa"/>
-              <w:bottom w:w="70" w:type="dxa"/>
-              <w:right w:w="90" w:type="dxa"/>
-            </w:tcMar>
-          </w:tcPr>
-          <w:p>
-            <w:pPr>
-              <w:keepNext/>
-              <w:spacing w:after="0" w:line="276" w:lineRule="auto"/>
-            </w:pPr>
-            <w:r>
-              <w:rPr>
-                <w:rFonts w:ascii="맑은 고딕" w:hAnsi="맑은 고딕" w:eastAsia="맑은 고딕" w:cs="맑은 고딕"/>
-                <w:b w:val="0"/>
-                <w:sz w:val="17"/>
-              </w:rPr>
-              <w:t>ITME는 모델 학습 후 추론·서빙 단계에서 KV cache 관리를 위한 메모리 확장 및 프리페칭 기술로, 재학습 없이 적용 가능하다 [2, p.6·11].</w:t>
-            </w:r>
-          </w:p>
-        </w:tc>
-      </w:tr>
-      <w:tr>
-        <w:trPr>
-          <w:cantSplit/>
-        </w:trPr>
-        <w:tc>
-          <w:tcPr>
-            <w:tcW w:type="dxa" w:w="1304"/>
-            <w:tcMar>
-              <w:top w:w="70" w:type="dxa"/>
-              <w:left w:w="90" w:type="dxa"/>
-              <w:bottom w:w="70" w:type="dxa"/>
-              <w:right w:w="90" w:type="dxa"/>
-            </w:tcMar>
-          </w:tcPr>
-          <w:p>
-            <w:pPr>
-              <w:spacing w:after="0" w:line="276" w:lineRule="auto"/>
-            </w:pPr>
-            <w:r>
-              <w:rPr>
-                <w:rFonts w:ascii="맑은 고딕" w:hAnsi="맑은 고딕" w:eastAsia="맑은 고딕" w:cs="맑은 고딕"/>
-                <w:b w:val="0"/>
-                <w:sz w:val="17"/>
-              </w:rPr>
-              <w:t>ITME</w:t>
-            </w:r>
-          </w:p>
-        </w:tc>
-        <w:tc>
-          <w:tcPr>
-            <w:tcW w:type="dxa" w:w="1928"/>
-            <w:tcMar>
-              <w:top w:w="70" w:type="dxa"/>
-              <w:left w:w="90" w:type="dxa"/>
-              <w:bottom w:w="70" w:type="dxa"/>
-              <w:right w:w="90" w:type="dxa"/>
-            </w:tcMar>
-          </w:tcPr>
-          <w:p>
-            <w:pPr>
-              <w:spacing w:after="0" w:line="276" w:lineRule="auto"/>
-            </w:pPr>
-            <w:r>
-              <w:rPr>
-                <w:rFonts w:ascii="맑은 고딕" w:hAnsi="맑은 고딕" w:eastAsia="맑은 고딕" w:cs="맑은 고딕"/>
-                <w:b w:val="0"/>
-                <w:sz w:val="17"/>
-              </w:rPr>
-              <w:t>공개 근거 충분성</w:t>
-            </w:r>
-          </w:p>
-        </w:tc>
-        <w:tc>
-          <w:tcPr>
-            <w:tcW w:type="dxa" w:w="907"/>
-            <w:tcMar>
-              <w:top w:w="70" w:type="dxa"/>
-              <w:left w:w="90" w:type="dxa"/>
-              <w:bottom w:w="70" w:type="dxa"/>
-              <w:right w:w="90" w:type="dxa"/>
-            </w:tcMar>
-          </w:tcPr>
-          <w:p>
-            <w:pPr>
-              <w:spacing w:after="0" w:line="276" w:lineRule="auto"/>
-            </w:pPr>
-            <w:r>
-              <w:rPr>
-                <w:rFonts w:ascii="맑은 고딕" w:hAnsi="맑은 고딕" w:eastAsia="맑은 고딕" w:cs="맑은 고딕"/>
-                <w:b w:val="0"/>
-                <w:sz w:val="17"/>
-              </w:rPr>
-              <w:t>충족</w:t>
-            </w:r>
-          </w:p>
-        </w:tc>
-        <w:tc>
-          <w:tcPr>
-            <w:tcW w:type="dxa" w:w="4932"/>
-            <w:tcMar>
-              <w:top w:w="70" w:type="dxa"/>
-              <w:left w:w="90" w:type="dxa"/>
-              <w:bottom w:w="70" w:type="dxa"/>
-              <w:right w:w="90" w:type="dxa"/>
-            </w:tcMar>
-          </w:tcPr>
-          <w:p>
-            <w:pPr>
-              <w:spacing w:after="0" w:line="276" w:lineRule="auto"/>
-            </w:pPr>
-            <w:r>
-              <w:rPr>
-                <w:rFonts w:ascii="맑은 고딕" w:hAnsi="맑은 고딕" w:eastAsia="맑은 고딕" w:cs="맑은 고딕"/>
-                <w:b w:val="0"/>
-                <w:sz w:val="17"/>
-              </w:rPr>
-              <w:t>ITME는 ShareGPT 데이터셋과 Llama-3.1 모델을 사용해 성능을 평가했으며, 실험 환경과 성능 수치가 논문에 공개되어 있다 [2, p.9·11].</w:t>
-            </w:r>
-          </w:p>
-        </w:tc>
-      </w:tr>
-    </w:tbl>
-    <w:p>
-      <w:pPr>
-        <w:spacing w:after="80" w:line="324" w:lineRule="auto"/>
-      </w:pPr>
-    </w:p>
-    <w:p>
-      <w:pPr>
-        <w:spacing w:after="40" w:line="312" w:lineRule="auto"/>
-        <w:ind w:left="312" w:hanging="227"/>
-      </w:pPr>
-      <w:r>
-        <w:rPr>
-          <w:rFonts w:ascii="맑은 고딕" w:hAnsi="맑은 고딕" w:eastAsia="맑은 고딕" w:cs="맑은 고딕"/>
-          <w:b/>
-          <w:color w:val="7F4ACB"/>
-          <w:sz w:val="20"/>
-        </w:rPr>
-        <w:t xml:space="preserve">• </w:t>
-      </w:r>
-      <w:r>
-        <w:rPr>
-          <w:rFonts w:ascii="맑은 고딕" w:hAnsi="맑은 고딕" w:eastAsia="맑은 고딕" w:cs="맑은 고딕"/>
-          <w:b w:val="0"/>
-          <w:sz w:val="20"/>
-        </w:rPr>
-        <w:t>TurboQuant 약점: TurboQuant의 성능 검증이 LongBench와 일부 데이터셋에 한정되어 있어, 다른 도메인이나 더 다양한 모델에 대한 일반화 가능성은 추가 검증이 필요하다 [1, p.18·19].</w:t>
-      </w:r>
-    </w:p>
-    <w:p>
-      <w:pPr>
-        <w:spacing w:after="40" w:line="312" w:lineRule="auto"/>
-        <w:ind w:left="312" w:hanging="227"/>
-      </w:pPr>
-      <w:r>
-        <w:rPr>
-          <w:rFonts w:ascii="맑은 고딕" w:hAnsi="맑은 고딕" w:eastAsia="맑은 고딕" w:cs="맑은 고딕"/>
-          <w:b/>
-          <w:color w:val="7F4ACB"/>
-          <w:sz w:val="20"/>
-        </w:rPr>
-        <w:t xml:space="preserve">• </w:t>
-      </w:r>
-      <w:r>
-        <w:rPr>
-          <w:rFonts w:ascii="맑은 고딕" w:hAnsi="맑은 고딕" w:eastAsia="맑은 고딕" w:cs="맑은 고딕"/>
-          <w:b w:val="0"/>
-          <w:sz w:val="20"/>
-        </w:rPr>
-        <w:t>TurboQuant 약점: 논문에서 KV cache 양자화 시 발생할 수 있는 잠재적 왜곡이나 지연에 대한 상세 분석이 부족하다 [1, p.18].</w:t>
-      </w:r>
-    </w:p>
-    <w:p>
-      <w:pPr>
-        <w:spacing w:after="40" w:line="312" w:lineRule="auto"/>
-        <w:ind w:left="312" w:hanging="227"/>
-      </w:pPr>
-      <w:r>
-        <w:rPr>
-          <w:rFonts w:ascii="맑은 고딕" w:hAnsi="맑은 고딕" w:eastAsia="맑은 고딕" w:cs="맑은 고딕"/>
-          <w:b/>
-          <w:color w:val="7F4ACB"/>
-          <w:sz w:val="20"/>
-        </w:rPr>
-        <w:t xml:space="preserve">• </w:t>
-      </w:r>
-      <w:r>
-        <w:rPr>
-          <w:rFonts w:ascii="맑은 고딕" w:hAnsi="맑은 고딕" w:eastAsia="맑은 고딕" w:cs="맑은 고딕"/>
-          <w:b w:val="0"/>
-          <w:sz w:val="20"/>
-        </w:rPr>
-        <w:t>ITME 약점: 실험은 특정 데이터셋(ShareGPT)과 모델(Llama-3.1)에 한정되어 있어 일반화 가능성에 대한 검증이 부족하다 [2, p.9].</w:t>
-      </w:r>
-    </w:p>
-    <w:p>
-      <w:pPr>
-        <w:spacing w:after="40" w:line="312" w:lineRule="auto"/>
-        <w:ind w:left="312" w:hanging="227"/>
-      </w:pPr>
-      <w:r>
-        <w:rPr>
-          <w:rFonts w:ascii="맑은 고딕" w:hAnsi="맑은 고딕" w:eastAsia="맑은 고딕" w:cs="맑은 고딕"/>
-          <w:b/>
-          <w:color w:val="7F4ACB"/>
-          <w:sz w:val="20"/>
-        </w:rPr>
-        <w:t xml:space="preserve">• </w:t>
-      </w:r>
-      <w:r>
-        <w:rPr>
-          <w:rFonts w:ascii="맑은 고딕" w:hAnsi="맑은 고딕" w:eastAsia="맑은 고딕" w:cs="맑은 고딕"/>
-          <w:b w:val="0"/>
-          <w:sz w:val="20"/>
-        </w:rPr>
-        <w:t>ITME 약점: NVMe SSD 내부 아키텍처에 따른 I/O 병목 현상 등 하드웨어 의존적 제약이 존재하며, 이로 인한 성능 저하 가능성이 있다 [2, p.6].</w:t>
-      </w:r>
-    </w:p>
-    <w:p>
-      <w:pPr>
-        <w:spacing w:after="40" w:line="312" w:lineRule="auto"/>
-        <w:ind w:left="312" w:hanging="227"/>
-      </w:pPr>
-      <w:r>
-        <w:rPr>
-          <w:rFonts w:ascii="맑은 고딕" w:hAnsi="맑은 고딕" w:eastAsia="맑은 고딕" w:cs="맑은 고딕"/>
-          <w:b/>
-          <w:color w:val="7F4ACB"/>
-          <w:sz w:val="20"/>
-        </w:rPr>
-        <w:t xml:space="preserve">• </w:t>
-      </w:r>
-      <w:r>
-        <w:rPr>
-          <w:rFonts w:ascii="맑은 고딕" w:hAnsi="맑은 고딕" w:eastAsia="맑은 고딕" w:cs="맑은 고딕"/>
-          <w:b w:val="0"/>
-          <w:sz w:val="20"/>
-        </w:rPr>
-        <w:t>검증 결과 선정은 모든 항목을 충족했다. 평가 주체가 SK 교육과정 소속이고 ITME가 SK hynix 기술이라는 점은 6장 한계에 적었다.</w:t>
       </w:r>
     </w:p>
     <w:p>
@@ -4348,7 +1864,7 @@
           <w:b w:val="0"/>
           <w:sz w:val="20"/>
         </w:rPr>
-        <w:t>: TurboQuant은 고차원 유클리드 벡터를 왜곡률을 최소화하며 양자화하는 벡터 양자화 문제를 다룬다. 입력 벡터를 무작위로 회전시켜 각 좌표가 베타 분포를 따르도록 유도하고, 고차원에서 좌표 간 독립성에 기반해 각 좌표별로 최적의 스칼라 양자화를 적용한다. 또한, MSE 최적 양자화 후 잔차에 1비트 양자화를 적용하는 2단계 과정을 통해 내적 왜곡을 줄이고 편향 없는 추정기를 만든다 [1, p.1·2].</w:t>
+        <w:t>: TurboQuant은 고차원 유클리드 벡터를 왜곡률을 최소화하며 양자화하는 벡터 양자화 문제를 다룬다. 입력 벡터를 무작위로 회전시켜 각 좌표가 베타 분포를 따르도록 유도하고, 고차원에서 좌표 간 독립성에 기반해 각 좌표별로 최적의 스칼라 양자화를 적용한다 [1, p.1·2].</w:t>
       </w:r>
     </w:p>
     <w:p>
@@ -4372,15 +1888,15 @@
           <w:color w:val="161A58"/>
           <w:sz w:val="20"/>
         </w:rPr>
-        <w:t>적용 범위</w:t>
-      </w:r>
-      <w:r>
-        <w:rPr>
-          <w:rFonts w:ascii="맑은 고딕" w:hAnsi="맑은 고딕" w:eastAsia="맑은 고딕" w:cs="맑은 고딕"/>
-          <w:b w:val="0"/>
-          <w:sz w:val="20"/>
-        </w:rPr>
-        <w:t>: TurboQuant은 온라인 적용이 가능하며, 특히 키-값 캐시 양자화와 같은 실시간 AI 워크로드에 적합하다. 고차원 벡터의 MSE 및 내적 왜곡률을 모두 최적화하는 데 초점을 맞추며, 대규모 AI 모델 훈련, 배포, 벡터 데이터베이스 검색/검색 시스템 등 다양한 컴퓨팅 도메인에 적용 가능하다 [1, p.1·2].</w:t>
+        <w:t>실험 조건</w:t>
+      </w:r>
+      <w:r>
+        <w:rPr>
+          <w:rFonts w:ascii="맑은 고딕" w:hAnsi="맑은 고딕" w:eastAsia="맑은 고딕" w:cs="맑은 고딕"/>
+          <w:b w:val="0"/>
+          <w:sz w:val="20"/>
+        </w:rPr>
+        <w:t>: 실험은 1536차원 및 3072차원 OpenAI 임베딩, GloVe 임베딩 데이터셋을 사용하였으며, 100,000개 데이터 포인트를 훈련 및 평가에 활용했다 [1, p.19·20].</w:t>
       </w:r>
     </w:p>
     <w:p>
@@ -4404,15 +1920,15 @@
           <w:color w:val="161A58"/>
           <w:sz w:val="20"/>
         </w:rPr>
-        <w:t>실험 조건</w:t>
-      </w:r>
-      <w:r>
-        <w:rPr>
-          <w:rFonts w:ascii="맑은 고딕" w:hAnsi="맑은 고딕" w:eastAsia="맑은 고딕" w:cs="맑은 고딕"/>
-          <w:b w:val="0"/>
-          <w:sz w:val="20"/>
-        </w:rPr>
-        <w:t>: 실험은 1536차원 및 3072차원 OpenAI 임베딩, GloVe 임베딩 데이터셋을 사용하였으며, 100,000개 데이터 포인트를 훈련 및 평가에 활용했다. 비교 대상은 Product Quantization(PQ)과 RabitQ이며, PQ는 AVX2 인-레지스터 룩업 테이블(LUT)을 사용해 구현되었고, RabitQ는 GPU 가속이 불가능해 CPU에서 느리게 동작한다. 비트 할당은 다른 방법들과 맞추어 조정되었다 [1, p.19·20].</w:t>
+        <w:t>보고된 성능</w:t>
+      </w:r>
+      <w:r>
+        <w:rPr>
+          <w:rFonts w:ascii="맑은 고딕" w:hAnsi="맑은 고딕" w:eastAsia="맑은 고딕" w:cs="맑은 고딕"/>
+          <w:b w:val="0"/>
+          <w:sz w:val="20"/>
+        </w:rPr>
+        <w:t>: TurboQuant은 LongBench 데이터셋에서 Llama-3.1-8B-Instruct 및 Ministral-7B-Instruct 모델에 대해 기존 방법들보다 높은 평균 점수를 기록했다 [1, p.16·18·19].</w:t>
       </w:r>
     </w:p>
     <w:p>
@@ -4436,15 +1952,30 @@
           <w:color w:val="161A58"/>
           <w:sz w:val="20"/>
         </w:rPr>
-        <w:t>보고된 성능</w:t>
-      </w:r>
-      <w:r>
-        <w:rPr>
-          <w:rFonts w:ascii="맑은 고딕" w:hAnsi="맑은 고딕" w:eastAsia="맑은 고딕" w:cs="맑은 고딕"/>
-          <w:b w:val="0"/>
-          <w:sz w:val="20"/>
-        </w:rPr>
-        <w:t>: TurboQuant은 LongBench 데이터셋에서 Llama-3.1-8B-Instruct 및 Ministral-7B-Instruct 모델에 대해 기존 방법들보다 높은 평균 점수를 기록했다. 또한, Needle-In-A-Haystack 테스트에서 TurboQuantprod는 내적 오차 분산이 평균 내적값에 관계없이 일정한 반면, TurboQuantmse는 평균 내적값이 증가함에 따라 오차 분산이 증가하는 특성을 보였다. 근접 이웃 검색 실험에서는 PQ와 RabitQ 대비 경쟁력 있는 성능을 보였다 [1, p.16·18·19].</w:t>
+        <w:t>한계</w:t>
+      </w:r>
+      <w:r>
+        <w:rPr>
+          <w:rFonts w:ascii="맑은 고딕" w:hAnsi="맑은 고딕" w:eastAsia="맑은 고딕" w:cs="맑은 고딕"/>
+          <w:b w:val="0"/>
+          <w:sz w:val="20"/>
+        </w:rPr>
+        <w:t>: TurboQuant은 PQ 대비 일부 설정에서 품질 저하가 관찰되었으며, RabitQ는 GPU 가속이 불가능해 속도 면에서 불리하다. 또한, 논문에서는 비트 폭이 4 이상일 때 Panter-Dite 공식을 적용해 왜곡률을 추정하지만, 고비트 폭에서의 실제 성능과 효율성에 대한 상세한 분석은 부족하다 [1, p.11·20].</w:t>
+      </w:r>
+    </w:p>
+    <w:p>
+      <w:pPr>
+        <w:pStyle w:val="Heading2"/>
+        <w:keepNext/>
+      </w:pPr>
+      <w:r>
+        <w:rPr>
+          <w:rFonts w:ascii="맑은 고딕" w:hAnsi="맑은 고딕" w:eastAsia="맑은 고딕" w:cs="맑은 고딕"/>
+          <w:b/>
+          <w:color w:val="161A58"/>
+          <w:sz w:val="25"/>
+        </w:rPr>
+        <w:t>3.2 ITME</w:t>
       </w:r>
     </w:p>
     <w:p>
@@ -4468,30 +1999,15 @@
           <w:color w:val="161A58"/>
           <w:sz w:val="20"/>
         </w:rPr>
-        <w:t>한계</w:t>
-      </w:r>
-      <w:r>
-        <w:rPr>
-          <w:rFonts w:ascii="맑은 고딕" w:hAnsi="맑은 고딕" w:eastAsia="맑은 고딕" w:cs="맑은 고딕"/>
-          <w:b w:val="0"/>
-          <w:sz w:val="20"/>
-        </w:rPr>
-        <w:t>: TurboQuant은 PQ 대비 일부 설정에서 품질 저하가 관찰되었으며, RabitQ는 GPU 가속이 불가능해 속도 면에서 불리하다. 또한, 논문에서는 비트 폭이 4 이상일 때 Panter-Dite 공식을 적용해 왜곡률을 추정하지만, 고비트 폭에서의 실제 성능과 효율성에 대한 상세한 분석은 부족하다. 일부 실험은 동일 데이터셋을 훈련과 평가에 사용해 PQ가 유리한 조건일 수 있다 [1, p.11·20].</w:t>
-      </w:r>
-    </w:p>
-    <w:p>
-      <w:pPr>
-        <w:pStyle w:val="Heading2"/>
-        <w:keepNext/>
-      </w:pPr>
-      <w:r>
-        <w:rPr>
-          <w:rFonts w:ascii="맑은 고딕" w:hAnsi="맑은 고딕" w:eastAsia="맑은 고딕" w:cs="맑은 고딕"/>
-          <w:b/>
-          <w:color w:val="161A58"/>
-          <w:sz w:val="25"/>
-        </w:rPr>
-        <w:t>3.2 ITME</w:t>
+        <w:t>작동 원리</w:t>
+      </w:r>
+      <w:r>
+        <w:rPr>
+          <w:rFonts w:ascii="맑은 고딕" w:hAnsi="맑은 고딕" w:eastAsia="맑은 고딕" w:cs="맑은 고딕"/>
+          <w:b w:val="0"/>
+          <w:sz w:val="20"/>
+        </w:rPr>
+        <w:t>: ITME는 대규모 언어 모델(LLM) 추론에서 모델 가중치와 키-값(KV) 캐시 데이터를 다계층 메모리 구조를 통해 효율적으로 관리한다. GPU 메모리, 호스트 메모리, NVMe SSD, 클러스터 공유 저장소 등 다양한 메모리 계층을 활용하며, GPU 연산과 원격 CXL-하이브리드 메모리 간 데이터 이동을 비동기적으로 처리하여 GPU 활용도를 극대화한다 [2, p.1·2·4·6].</w:t>
       </w:r>
     </w:p>
     <w:p>
@@ -4515,15 +2031,15 @@
           <w:color w:val="161A58"/>
           <w:sz w:val="20"/>
         </w:rPr>
-        <w:t>작동 원리</w:t>
-      </w:r>
-      <w:r>
-        <w:rPr>
-          <w:rFonts w:ascii="맑은 고딕" w:hAnsi="맑은 고딕" w:eastAsia="맑은 고딕" w:cs="맑은 고딕"/>
-          <w:b w:val="0"/>
-          <w:sz w:val="20"/>
-        </w:rPr>
-        <w:t>: ITME는 대규모 언어 모델(LLM) 추론에서 모델 가중치와 키-값(KV) 캐시 데이터를 다계층 메모리 구조를 통해 효율적으로 관리한다. GPU 메모리, 호스트 메모리, NVMe SSD, 클러스터 공유 저장소 등 다양한 메모리 계층을 활용하며, GPU 연산과 원격 CXL-하이브리드 메모리 간 데이터 이동을 비동기적으로 처리하여 GPU 활용도를 극대화한다. 또한, 메타데이터 컨트롤러의 하드웨어 수준 잠금 메커니즘과 읽기 우선 I/O 스케줄링, 사전 페칭 기법을 통해 KV 캐시의 이동과 접근을 최적화한다 [2, p.1·2·4·6].</w:t>
+        <w:t>실험 조건</w:t>
+      </w:r>
+      <w:r>
+        <w:rPr>
+          <w:rFonts w:ascii="맑은 고딕" w:hAnsi="맑은 고딕" w:eastAsia="맑은 고딕" w:cs="맑은 고딕"/>
+          <w:b w:val="0"/>
+          <w:sz w:val="20"/>
+        </w:rPr>
+        <w:t>: ITME는 vLLM 프레임워크 위에 구현되었으며, Llama-3.1 8B 및 70B 모델을 대상으로 ShareGPT 데이터셋에서 128개의 동시 대화, 각 대화당 최소 2000 토큰, 최대 5턴 환경에서 평가되었다 [2, p.4·6·9·10].</w:t>
       </w:r>
     </w:p>
     <w:p>
@@ -4547,15 +2063,15 @@
           <w:color w:val="161A58"/>
           <w:sz w:val="20"/>
         </w:rPr>
-        <w:t>적용 범위</w:t>
-      </w:r>
-      <w:r>
-        <w:rPr>
-          <w:rFonts w:ascii="맑은 고딕" w:hAnsi="맑은 고딕" w:eastAsia="맑은 고딕" w:cs="맑은 고딕"/>
-          <w:b w:val="0"/>
-          <w:sz w:val="20"/>
-        </w:rPr>
-        <w:t>: ITME는 대규모 LLM 추론 시스템에서 모델 가중치와 장기 컨텍스트 KV 캐시 등 대용량, 예측 가능 데이터의 메모리 확장 문제를 해결하기 위해 설계되었다. 특히, agentic AI 워크플로우와 다중 턴 세션에서 지속되는 KV 캐시 관리에 초점을 맞추며, GPU 메모리 한계를 극복하고 다중 계층 메모리 간 데이터 이동을 조율하는 시점에 적용된다 [2, p.1·2].</w:t>
+        <w:t>보고된 성능</w:t>
+      </w:r>
+      <w:r>
+        <w:rPr>
+          <w:rFonts w:ascii="맑은 고딕" w:hAnsi="맑은 고딕" w:eastAsia="맑은 고딕" w:cs="맑은 고딕"/>
+          <w:b w:val="0"/>
+          <w:sz w:val="20"/>
+        </w:rPr>
+        <w:t>: ITME는 Llama-3.1 8B 및 70B 모델에서 GPU 메모리 기반 재계산 대비 토큰 생성 첫 시간(TTFT)에서 최대 약 2.5배의 속도 향상을 보였다 [2, p.9·10].</w:t>
       </w:r>
     </w:p>
     <w:p>
@@ -4579,70 +2095,6 @@
           <w:color w:val="161A58"/>
           <w:sz w:val="20"/>
         </w:rPr>
-        <w:t>실험 조건</w:t>
-      </w:r>
-      <w:r>
-        <w:rPr>
-          <w:rFonts w:ascii="맑은 고딕" w:hAnsi="맑은 고딕" w:eastAsia="맑은 고딕" w:cs="맑은 고딕"/>
-          <w:b w:val="0"/>
-          <w:sz w:val="20"/>
-        </w:rPr>
-        <w:t>: ITME는 vLLM 프레임워크 위에 구현되었으며, Llama-3.1 8B 및 70B 모델을 대상으로 ShareGPT 데이터셋에서 128개의 동시 대화, 각 대화당 최소 2000 토큰, 최대 5턴 환경에서 평가되었다. 하드웨어는 PCIe Gen5 인터페이스를 갖춘 CXL-하이브리드 메모리와 FPGA 기반 프로토타입을 포함하며, DRAM 캐시 32GB, SSD 1TB 구성을 사용하였다. 성능 비교는 GPU 메모리(T1) 기반 재계산 기법과 CPU 오프로딩(128GB) 대비 이루어졌다 [2, p.4·6·9·10].</w:t>
-      </w:r>
-    </w:p>
-    <w:p>
-      <w:pPr>
-        <w:spacing w:after="40" w:line="312" w:lineRule="auto"/>
-        <w:ind w:left="312" w:hanging="227"/>
-      </w:pPr>
-      <w:r>
-        <w:rPr>
-          <w:rFonts w:ascii="맑은 고딕" w:hAnsi="맑은 고딕" w:eastAsia="맑은 고딕" w:cs="맑은 고딕"/>
-          <w:b/>
-          <w:color w:val="7F4ACB"/>
-          <w:sz w:val="20"/>
-        </w:rPr>
-        <w:t xml:space="preserve">• </w:t>
-      </w:r>
-      <w:r>
-        <w:rPr>
-          <w:rFonts w:ascii="맑은 고딕" w:hAnsi="맑은 고딕" w:eastAsia="맑은 고딕" w:cs="맑은 고딕"/>
-          <w:b/>
-          <w:color w:val="161A58"/>
-          <w:sz w:val="20"/>
-        </w:rPr>
-        <w:t>보고된 성능</w:t>
-      </w:r>
-      <w:r>
-        <w:rPr>
-          <w:rFonts w:ascii="맑은 고딕" w:hAnsi="맑은 고딕" w:eastAsia="맑은 고딕" w:cs="맑은 고딕"/>
-          <w:b w:val="0"/>
-          <w:sz w:val="20"/>
-        </w:rPr>
-        <w:t>: ITME는 Llama-3.1 8B 및 70B 모델에서 GPU 메모리 기반 재계산 대비 토큰 생성 첫 시간(TTFT)에서 최대 약 2.5배의 속도 향상을 보였다. CPU 오프로딩 대비해서도 성능 차이를 나타냈으며, FPGA 프로토타입은 DRAM 캐시 적중 시 읽기 18GB/s, 쓰기 12GB/s 대역폭을 달성하여 CMM 기반 평가 대비 20~25% 성능 차이를 보였다. 이는 하드웨어 제약에 기인한다 [2, p.9·10].</w:t>
-      </w:r>
-    </w:p>
-    <w:p>
-      <w:pPr>
-        <w:spacing w:after="40" w:line="312" w:lineRule="auto"/>
-        <w:ind w:left="312" w:hanging="227"/>
-      </w:pPr>
-      <w:r>
-        <w:rPr>
-          <w:rFonts w:ascii="맑은 고딕" w:hAnsi="맑은 고딕" w:eastAsia="맑은 고딕" w:cs="맑은 고딕"/>
-          <w:b/>
-          <w:color w:val="7F4ACB"/>
-          <w:sz w:val="20"/>
-        </w:rPr>
-        <w:t xml:space="preserve">• </w:t>
-      </w:r>
-      <w:r>
-        <w:rPr>
-          <w:rFonts w:ascii="맑은 고딕" w:hAnsi="맑은 고딕" w:eastAsia="맑은 고딕" w:cs="맑은 고딕"/>
-          <w:b/>
-          <w:color w:val="161A58"/>
-          <w:sz w:val="20"/>
-        </w:rPr>
         <w:t>한계</w:t>
       </w:r>
       <w:r>
@@ -4651,456 +2103,8 @@
           <w:b w:val="0"/>
           <w:sz w:val="20"/>
         </w:rPr>
-        <w:t>: ITME는 NVMe SSD의 내부 아키텍처로 인해 대용량 비동기 쓰기 작업이 읽기 작업과 경쟁하여 I/O 병목 현상을 유발할 수 있다. 또한, 메타데이터 업데이트가 3단계 원자적 연산으로 처리되어 메타데이터 처리량이 제한될 수 있으며, FPGA 프로토타입은 CMM 기반 구현 대비 성능 저하가 관찰되었다. 상용 CXL 하드웨어의 제한적 가용성으로 인해 일부 연구는 시뮬레이션에 의존하는 점도 한계로 지적된다 [2, p.4·6·10·11].</w:t>
-      </w:r>
-    </w:p>
-    <w:p>
-      <w:pPr>
-        <w:pStyle w:val="Heading2"/>
-        <w:keepNext/>
-      </w:pPr>
-      <w:r>
-        <w:rPr>
-          <w:rFonts w:ascii="맑은 고딕" w:hAnsi="맑은 고딕" w:eastAsia="맑은 고딕" w:cs="맑은 고딕"/>
-          <w:b/>
-          <w:color w:val="161A58"/>
-          <w:sz w:val="25"/>
-        </w:rPr>
-        <w:t>3.3 비교표</w:t>
-      </w:r>
-    </w:p>
-    <w:tbl>
-      <w:tblPr>
-        <w:jc w:val="center"/>
-        <w:tblLook w:firstColumn="1" w:firstRow="1" w:lastColumn="0" w:lastRow="0" w:noHBand="0" w:noVBand="1" w:val="04A0"/>
-        <w:tblBorders>
-          <w:top w:val="single" w:color="161A58" w:sz="8"/>
-          <w:left w:val="none" w:color="FFFFFF" w:sz="0"/>
-          <w:bottom w:val="single" w:color="161A58" w:sz="8"/>
-          <w:right w:val="none" w:color="FFFFFF" w:sz="0"/>
-          <w:insideH w:val="single" w:color="D8DAE5" w:sz="2"/>
-          <w:insideV w:val="single" w:color="D8DAE5" w:sz="2"/>
-        </w:tblBorders>
-        <w:tblW w:w="9072" w:type="dxa"/>
-        <w:tblLayout w:type="fixed"/>
-      </w:tblPr>
-      <w:tblGrid>
-        <w:gridCol w:w="1927"/>
-        <w:gridCol w:w="3572"/>
-        <w:gridCol w:w="3572"/>
-      </w:tblGrid>
-      <w:tr>
-        <w:trPr>
-          <w:cantSplit/>
-          <w:tblHeader w:val="true"/>
-        </w:trPr>
-        <w:tc>
-          <w:tcPr>
-            <w:tcW w:type="dxa" w:w="1928"/>
-            <w:tcMar>
-              <w:top w:w="70" w:type="dxa"/>
-              <w:left w:w="90" w:type="dxa"/>
-              <w:bottom w:w="70" w:type="dxa"/>
-              <w:right w:w="90" w:type="dxa"/>
-            </w:tcMar>
-            <w:shd w:val="clear" w:color="auto" w:fill="F2F3F8"/>
-          </w:tcPr>
-          <w:p>
-            <w:pPr>
-              <w:keepNext/>
-              <w:spacing w:after="0" w:line="276" w:lineRule="auto"/>
-              <w:jc w:val="center"/>
-            </w:pPr>
-            <w:r>
-              <w:rPr>
-                <w:rFonts w:ascii="맑은 고딕" w:hAnsi="맑은 고딕" w:eastAsia="맑은 고딕" w:cs="맑은 고딕"/>
-                <w:b/>
-                <w:color w:val="161A58"/>
-                <w:sz w:val="17"/>
-              </w:rPr>
-              <w:t>항목</w:t>
-            </w:r>
-          </w:p>
-        </w:tc>
-        <w:tc>
-          <w:tcPr>
-            <w:tcW w:type="dxa" w:w="3572"/>
-            <w:tcMar>
-              <w:top w:w="70" w:type="dxa"/>
-              <w:left w:w="90" w:type="dxa"/>
-              <w:bottom w:w="70" w:type="dxa"/>
-              <w:right w:w="90" w:type="dxa"/>
-            </w:tcMar>
-            <w:shd w:val="clear" w:color="auto" w:fill="F2F3F8"/>
-          </w:tcPr>
-          <w:p>
-            <w:pPr>
-              <w:keepNext/>
-              <w:spacing w:after="0" w:line="276" w:lineRule="auto"/>
-              <w:jc w:val="center"/>
-            </w:pPr>
-            <w:r>
-              <w:rPr>
-                <w:rFonts w:ascii="맑은 고딕" w:hAnsi="맑은 고딕" w:eastAsia="맑은 고딕" w:cs="맑은 고딕"/>
-                <w:b/>
-                <w:color w:val="161A58"/>
-                <w:sz w:val="17"/>
-              </w:rPr>
-              <w:t>TurboQuant</w:t>
-            </w:r>
-          </w:p>
-        </w:tc>
-        <w:tc>
-          <w:tcPr>
-            <w:tcW w:type="dxa" w:w="3572"/>
-            <w:tcMar>
-              <w:top w:w="70" w:type="dxa"/>
-              <w:left w:w="90" w:type="dxa"/>
-              <w:bottom w:w="70" w:type="dxa"/>
-              <w:right w:w="90" w:type="dxa"/>
-            </w:tcMar>
-            <w:shd w:val="clear" w:color="auto" w:fill="F2F3F8"/>
-          </w:tcPr>
-          <w:p>
-            <w:pPr>
-              <w:keepNext/>
-              <w:spacing w:after="0" w:line="276" w:lineRule="auto"/>
-              <w:jc w:val="center"/>
-            </w:pPr>
-            <w:r>
-              <w:rPr>
-                <w:rFonts w:ascii="맑은 고딕" w:hAnsi="맑은 고딕" w:eastAsia="맑은 고딕" w:cs="맑은 고딕"/>
-                <w:b/>
-                <w:color w:val="161A58"/>
-                <w:sz w:val="17"/>
-              </w:rPr>
-              <w:t>ITME</w:t>
-            </w:r>
-          </w:p>
-        </w:tc>
-      </w:tr>
-      <w:tr>
-        <w:trPr>
-          <w:cantSplit/>
-        </w:trPr>
-        <w:tc>
-          <w:tcPr>
-            <w:tcW w:type="dxa" w:w="1928"/>
-            <w:tcMar>
-              <w:top w:w="70" w:type="dxa"/>
-              <w:left w:w="90" w:type="dxa"/>
-              <w:bottom w:w="70" w:type="dxa"/>
-              <w:right w:w="90" w:type="dxa"/>
-            </w:tcMar>
-          </w:tcPr>
-          <w:p>
-            <w:pPr>
-              <w:keepNext/>
-              <w:spacing w:after="0" w:line="276" w:lineRule="auto"/>
-            </w:pPr>
-            <w:r>
-              <w:rPr>
-                <w:rFonts w:ascii="맑은 고딕" w:hAnsi="맑은 고딕" w:eastAsia="맑은 고딕" w:cs="맑은 고딕"/>
-                <w:b w:val="0"/>
-                <w:sz w:val="17"/>
-              </w:rPr>
-              <w:t>바꾸는 것</w:t>
-            </w:r>
-          </w:p>
-        </w:tc>
-        <w:tc>
-          <w:tcPr>
-            <w:tcW w:type="dxa" w:w="3572"/>
-            <w:tcMar>
-              <w:top w:w="70" w:type="dxa"/>
-              <w:left w:w="90" w:type="dxa"/>
-              <w:bottom w:w="70" w:type="dxa"/>
-              <w:right w:w="90" w:type="dxa"/>
-            </w:tcMar>
-          </w:tcPr>
-          <w:p>
-            <w:pPr>
-              <w:keepNext/>
-              <w:spacing w:after="0" w:line="276" w:lineRule="auto"/>
-            </w:pPr>
-            <w:r>
-              <w:rPr>
-                <w:rFonts w:ascii="맑은 고딕" w:hAnsi="맑은 고딕" w:eastAsia="맑은 고딕" w:cs="맑은 고딕"/>
-                <w:b w:val="0"/>
-                <w:sz w:val="17"/>
-              </w:rPr>
-              <w:t>데이터 표현(비트 수)</w:t>
-            </w:r>
-          </w:p>
-        </w:tc>
-        <w:tc>
-          <w:tcPr>
-            <w:tcW w:type="dxa" w:w="3572"/>
-            <w:tcMar>
-              <w:top w:w="70" w:type="dxa"/>
-              <w:left w:w="90" w:type="dxa"/>
-              <w:bottom w:w="70" w:type="dxa"/>
-              <w:right w:w="90" w:type="dxa"/>
-            </w:tcMar>
-          </w:tcPr>
-          <w:p>
-            <w:pPr>
-              <w:keepNext/>
-              <w:spacing w:after="0" w:line="276" w:lineRule="auto"/>
-            </w:pPr>
-            <w:r>
-              <w:rPr>
-                <w:rFonts w:ascii="맑은 고딕" w:hAnsi="맑은 고딕" w:eastAsia="맑은 고딕" w:cs="맑은 고딕"/>
-                <w:b w:val="0"/>
-                <w:sz w:val="17"/>
-              </w:rPr>
-              <w:t>저장 위치(메모리 계층)</w:t>
-            </w:r>
-          </w:p>
-        </w:tc>
-      </w:tr>
-      <w:tr>
-        <w:trPr>
-          <w:cantSplit/>
-        </w:trPr>
-        <w:tc>
-          <w:tcPr>
-            <w:tcW w:type="dxa" w:w="1928"/>
-            <w:tcMar>
-              <w:top w:w="70" w:type="dxa"/>
-              <w:left w:w="90" w:type="dxa"/>
-              <w:bottom w:w="70" w:type="dxa"/>
-              <w:right w:w="90" w:type="dxa"/>
-            </w:tcMar>
-          </w:tcPr>
-          <w:p>
-            <w:pPr>
-              <w:keepNext/>
-              <w:spacing w:after="0" w:line="276" w:lineRule="auto"/>
-            </w:pPr>
-            <w:r>
-              <w:rPr>
-                <w:rFonts w:ascii="맑은 고딕" w:hAnsi="맑은 고딕" w:eastAsia="맑은 고딕" w:cs="맑은 고딕"/>
-                <w:b w:val="0"/>
-                <w:sz w:val="17"/>
-              </w:rPr>
-              <w:t>진영·개발사</w:t>
-            </w:r>
-          </w:p>
-        </w:tc>
-        <w:tc>
-          <w:tcPr>
-            <w:tcW w:type="dxa" w:w="3572"/>
-            <w:tcMar>
-              <w:top w:w="70" w:type="dxa"/>
-              <w:left w:w="90" w:type="dxa"/>
-              <w:bottom w:w="70" w:type="dxa"/>
-              <w:right w:w="90" w:type="dxa"/>
-            </w:tcMar>
-          </w:tcPr>
-          <w:p>
-            <w:pPr>
-              <w:keepNext/>
-              <w:spacing w:after="0" w:line="276" w:lineRule="auto"/>
-            </w:pPr>
-            <w:r>
-              <w:rPr>
-                <w:rFonts w:ascii="맑은 고딕" w:hAnsi="맑은 고딕" w:eastAsia="맑은 고딕" w:cs="맑은 고딕"/>
-                <w:b w:val="0"/>
-                <w:sz w:val="17"/>
-              </w:rPr>
-              <w:t>SW · Google</w:t>
-            </w:r>
-          </w:p>
-        </w:tc>
-        <w:tc>
-          <w:tcPr>
-            <w:tcW w:type="dxa" w:w="3572"/>
-            <w:tcMar>
-              <w:top w:w="70" w:type="dxa"/>
-              <w:left w:w="90" w:type="dxa"/>
-              <w:bottom w:w="70" w:type="dxa"/>
-              <w:right w:w="90" w:type="dxa"/>
-            </w:tcMar>
-          </w:tcPr>
-          <w:p>
-            <w:pPr>
-              <w:keepNext/>
-              <w:spacing w:after="0" w:line="276" w:lineRule="auto"/>
-            </w:pPr>
-            <w:r>
-              <w:rPr>
-                <w:rFonts w:ascii="맑은 고딕" w:hAnsi="맑은 고딕" w:eastAsia="맑은 고딕" w:cs="맑은 고딕"/>
-                <w:b w:val="0"/>
-                <w:sz w:val="17"/>
-              </w:rPr>
-              <w:t>HW · SK hynix</w:t>
-            </w:r>
-          </w:p>
-        </w:tc>
-      </w:tr>
-      <w:tr>
-        <w:trPr>
-          <w:cantSplit/>
-        </w:trPr>
-        <w:tc>
-          <w:tcPr>
-            <w:tcW w:type="dxa" w:w="1928"/>
-            <w:tcMar>
-              <w:top w:w="70" w:type="dxa"/>
-              <w:left w:w="90" w:type="dxa"/>
-              <w:bottom w:w="70" w:type="dxa"/>
-              <w:right w:w="90" w:type="dxa"/>
-            </w:tcMar>
-          </w:tcPr>
-          <w:p>
-            <w:pPr>
-              <w:keepNext/>
-              <w:spacing w:after="0" w:line="276" w:lineRule="auto"/>
-            </w:pPr>
-            <w:r>
-              <w:rPr>
-                <w:rFonts w:ascii="맑은 고딕" w:hAnsi="맑은 고딕" w:eastAsia="맑은 고딕" w:cs="맑은 고딕"/>
-                <w:b w:val="0"/>
-                <w:sz w:val="17"/>
-              </w:rPr>
-              <w:t>원 논문</w:t>
-            </w:r>
-          </w:p>
-        </w:tc>
-        <w:tc>
-          <w:tcPr>
-            <w:tcW w:type="dxa" w:w="3572"/>
-            <w:tcMar>
-              <w:top w:w="70" w:type="dxa"/>
-              <w:left w:w="90" w:type="dxa"/>
-              <w:bottom w:w="70" w:type="dxa"/>
-              <w:right w:w="90" w:type="dxa"/>
-            </w:tcMar>
-          </w:tcPr>
-          <w:p>
-            <w:pPr>
-              <w:keepNext/>
-              <w:spacing w:after="0" w:line="276" w:lineRule="auto"/>
-            </w:pPr>
-            <w:r>
-              <w:rPr>
-                <w:rFonts w:ascii="맑은 고딕" w:hAnsi="맑은 고딕" w:eastAsia="맑은 고딕" w:cs="맑은 고딕"/>
-                <w:b w:val="0"/>
-                <w:sz w:val="17"/>
-              </w:rPr>
-              <w:t>arXiv 2504.19874</w:t>
-            </w:r>
-          </w:p>
-        </w:tc>
-        <w:tc>
-          <w:tcPr>
-            <w:tcW w:type="dxa" w:w="3572"/>
-            <w:tcMar>
-              <w:top w:w="70" w:type="dxa"/>
-              <w:left w:w="90" w:type="dxa"/>
-              <w:bottom w:w="70" w:type="dxa"/>
-              <w:right w:w="90" w:type="dxa"/>
-            </w:tcMar>
-          </w:tcPr>
-          <w:p>
-            <w:pPr>
-              <w:keepNext/>
-              <w:spacing w:after="0" w:line="276" w:lineRule="auto"/>
-            </w:pPr>
-            <w:r>
-              <w:rPr>
-                <w:rFonts w:ascii="맑은 고딕" w:hAnsi="맑은 고딕" w:eastAsia="맑은 고딕" w:cs="맑은 고딕"/>
-                <w:b w:val="0"/>
-                <w:sz w:val="17"/>
-              </w:rPr>
-              <w:t>arXiv 2606.12556</w:t>
-            </w:r>
-          </w:p>
-        </w:tc>
-      </w:tr>
-      <w:tr>
-        <w:trPr>
-          <w:cantSplit/>
-        </w:trPr>
-        <w:tc>
-          <w:tcPr>
-            <w:tcW w:type="dxa" w:w="1928"/>
-            <w:tcMar>
-              <w:top w:w="70" w:type="dxa"/>
-              <w:left w:w="90" w:type="dxa"/>
-              <w:bottom w:w="70" w:type="dxa"/>
-              <w:right w:w="90" w:type="dxa"/>
-            </w:tcMar>
-          </w:tcPr>
-          <w:p>
-            <w:pPr>
-              <w:spacing w:after="0" w:line="276" w:lineRule="auto"/>
-            </w:pPr>
-            <w:r>
-              <w:rPr>
-                <w:rFonts w:ascii="맑은 고딕" w:hAnsi="맑은 고딕" w:eastAsia="맑은 고딕" w:cs="맑은 고딕"/>
-                <w:b w:val="0"/>
-                <w:sz w:val="17"/>
-              </w:rPr>
-              <w:t>보고된 성능 근거</w:t>
-            </w:r>
-          </w:p>
-        </w:tc>
-        <w:tc>
-          <w:tcPr>
-            <w:tcW w:type="dxa" w:w="3572"/>
-            <w:tcMar>
-              <w:top w:w="70" w:type="dxa"/>
-              <w:left w:w="90" w:type="dxa"/>
-              <w:bottom w:w="70" w:type="dxa"/>
-              <w:right w:w="90" w:type="dxa"/>
-            </w:tcMar>
-          </w:tcPr>
-          <w:p>
-            <w:pPr>
-              <w:spacing w:after="0" w:line="276" w:lineRule="auto"/>
-            </w:pPr>
-            <w:r>
-              <w:rPr>
-                <w:rFonts w:ascii="맑은 고딕" w:hAnsi="맑은 고딕" w:eastAsia="맑은 고딕" w:cs="맑은 고딕"/>
-                <w:b w:val="0"/>
-                <w:sz w:val="17"/>
-              </w:rPr>
-              <w:t>[1, p.1]</w:t>
-            </w:r>
-          </w:p>
-        </w:tc>
-        <w:tc>
-          <w:tcPr>
-            <w:tcW w:type="dxa" w:w="3572"/>
-            <w:tcMar>
-              <w:top w:w="70" w:type="dxa"/>
-              <w:left w:w="90" w:type="dxa"/>
-              <w:bottom w:w="70" w:type="dxa"/>
-              <w:right w:w="90" w:type="dxa"/>
-            </w:tcMar>
-          </w:tcPr>
-          <w:p>
-            <w:pPr>
-              <w:spacing w:after="0" w:line="276" w:lineRule="auto"/>
-            </w:pPr>
-            <w:r>
-              <w:rPr>
-                <w:rFonts w:ascii="맑은 고딕" w:hAnsi="맑은 고딕" w:eastAsia="맑은 고딕" w:cs="맑은 고딕"/>
-                <w:b w:val="0"/>
-                <w:sz w:val="17"/>
-              </w:rPr>
-              <w:t>[2, p.1·2]</w:t>
-            </w:r>
-          </w:p>
-        </w:tc>
-      </w:tr>
-    </w:tbl>
-    <w:p>
-      <w:pPr>
-        <w:spacing w:after="80" w:line="324" w:lineRule="auto"/>
-      </w:pPr>
+        <w:t>: ITME는 NVMe SSD의 내부 아키텍처로 인해 대용량 비동기 쓰기 작업이 읽기 작업과 경쟁하여 I/O 병목 현상을 유발할 수 있다. 또한, 메타데이터 업데이트가 3단계 원자적 연산으로 처리되어 메타데이터 처리량이 제한될 수 있으며, FPGA 프로토타입은 CMM 기반 구현 대비 성능 저하가 관찰되었다 [2, p.4·6·10·11].</w:t>
+      </w:r>
     </w:p>
     <w:p>
       <w:pPr>
@@ -5143,7 +2147,7 @@
           <w:b w:val="0"/>
           <w:sz w:val="20"/>
         </w:rPr>
-        <w:t>기준마다 1점(부정적 평가가 많음)~5점(긍정적 평가가 많음)의 인식 점수를 설계서 C.6 Rubric의 근거 조건으로 매긴다. 점수는 기술의 품질이 아니라 공개 자료에 나타난 평가의 방향이다. 해당 기술 고유 근거만 세고 같은 원 출처 계열은 하나로 센다. 근거가 1계열 이하인 기준은 판단 보류로 두고 계산에서 빼며, 빠진 가중치가 50%를 넘으면 관점 전체를 판단 보류로 한다. 가중치는 시장성 25/30/30/15, 이해관계자 집단별 25, 도메인 W1·W2 각 50(항목별 20)이다.</w:t>
+        <w:t>기준마다 1~5점 인식 점수(공개 자료에 나타난 평가의 방향, 기술 품질 아님)를 C.6 Rubric 근거 조건으로 매긴다. 기술 고유 근거만 세고 같은 원 출처 계열은 하나로 센다. 근거 1계열 이하 기준은 판단 보류, 빠진 가중치가 50%를 넘으면 관점 전체를 판단 보류로 한다.</w:t>
       </w:r>
     </w:p>
     <w:p>
@@ -5379,7 +2383,7 @@
                 <w:b w:val="0"/>
                 <w:sz w:val="17"/>
               </w:rPr>
-              <w:t>4–6</w:t>
+              <w:t>4–5</w:t>
             </w:r>
           </w:p>
         </w:tc>
@@ -5429,7 +2433,7 @@
                 <w:b w:val="0"/>
                 <w:sz w:val="17"/>
               </w:rPr>
-              <w:t>[1, p.15·16·19; 7; 8; 9; 10; 11; 12; 13; 14; 15]</w:t>
+              <w:t>[1, p.15·16·19; 6; 4; 7; 8; 9]</w:t>
             </w:r>
           </w:p>
         </w:tc>
@@ -5454,7 +2458,7 @@
                 <w:b w:val="0"/>
                 <w:sz w:val="17"/>
               </w:rPr>
-              <w:t>[3; 16; 5; 17; 4]</w:t>
+              <w:t>[3; 10; 5]</w:t>
             </w:r>
           </w:p>
         </w:tc>
@@ -5507,7 +2511,7 @@
                 <w:b w:val="0"/>
                 <w:sz w:val="17"/>
               </w:rPr>
-              <w:t>5–6</w:t>
+              <w:t>4–5</w:t>
             </w:r>
           </w:p>
         </w:tc>
@@ -5531,7 +2535,7 @@
                 <w:b w:val="0"/>
                 <w:sz w:val="17"/>
               </w:rPr>
-              <w:t>보통</w:t>
+              <w:t>낮음</w:t>
             </w:r>
           </w:p>
         </w:tc>
@@ -5579,7 +2583,7 @@
                 <w:b w:val="0"/>
                 <w:sz w:val="17"/>
               </w:rPr>
-              <w:t>[2, p.8·10; 6]</w:t>
+              <w:t>[2, p.2]</w:t>
             </w:r>
           </w:p>
         </w:tc>
@@ -5600,7 +2604,7 @@
           <w:b w:val="0"/>
           <w:sz w:val="20"/>
         </w:rPr>
-        <w:t>TRL은 공개 정보로 추정한 범위이다. 하한은 공개 근거로 확인된 가장 높은 단계, 상한은 발표·계획 같은 부분 신호로 보이는 단계이며, 양쪽 모두 개발사 외 독립 근거가 있으면 신뢰도 높음, 한쪽만 있으면 보통, 개발사 자료뿐이면 낮음이다(설계서 C.4). TurboQuant은 NVIDIA A100 GPU 기반 실험과 긴 문맥 검색 벤치마크를 통해 TRL 4~6 범위에서 실험실 환경 검증이 이루어졌으며, 커뮤니티 구현이 vLLM과 통합되어 실제 워크로드에서 성능 개선을 보이고 있다. 다만 Google 공식 구현은 아직 공개되지 않아 완전한 생산 준비성은 확인되지 않았다[1, p.15·16·19; 3; 4; 5]. ITME는 Dell 서버와 CXL-하이브리드 메모리 환경에서 FPGA 프로토타입을 통한 실환경 검증으로 TRL 5~6 단계로 평가되며, SK hynix의 NAND 제품 개발 계획은 시제품 시연 가능성을 보여주나 실제 시제품 시연이나 고객사 적용에 대한 공개 정보는 부족하다[2, p.8·10; 6].</w:t>
+        <w:t>TRL은 공개 정보로 추정한 범위이다. 하한은 공개 근거로 확인된 가장 높은 단계, 상한은 발표·계획 같은 부분 신호로 보이는 단계이며, 양쪽 모두 개발사 외 독립 근거가 있으면 신뢰도 높음, 한쪽만 있으면 보통, 개발사 자료뿐이면 낮음이다(설계서 C.4). TurboQuant은 NVIDIA A100 GPU에서 이론과 실험적 검증이 이루어지고 GitHub에 오픈소스 구현이 있어 실험실 환경 부품 검증 단계에 해당하며, 커뮤니티 구현을 통한 vLLM 통합과 4xH100 클러스터에서 실제 워크로드 검증 사례가 있어 유사 환경 통합 검증 단계 가능성이 보인다[1, p.15; 4; 3; 5]. 다만 공식 Google 구현은 2026년 2분기 이후 공개 예정으로 완전한 시제품 시연이나 고객사 적용 사례는 아직 공개되지 않았다. ITME는 FPGA 프로토타입과 실제 GPU 및 CXL 하이브리드 메모리 서버를 이용한 실험실 환경에서 기능 검증과 성능 가능성을 평가하였으며, LLM 추론에 적용하는 구체적 목표와 데이터 배치 전략이 논문에서 제시되어 유사 환경 통합 검증 가능성을 시사한다[2, p.2·8·10].</w:t>
       </w:r>
     </w:p>
     <w:p>
@@ -5778,7 +2782,7 @@
                 <w:b w:val="0"/>
                 <w:sz w:val="17"/>
               </w:rPr>
-              <w:t>4.00 [18; 19; 20]</w:t>
+              <w:t>4.00 [11; 12; 13]</w:t>
             </w:r>
           </w:p>
         </w:tc>
@@ -5858,7 +2862,7 @@
                 <w:b w:val="0"/>
                 <w:sz w:val="17"/>
               </w:rPr>
-              <w:t>4.00 [8; 21; 22; 23]</w:t>
+              <w:t>4.00 [14; 15; 16]</w:t>
             </w:r>
           </w:p>
         </w:tc>
@@ -5938,7 +2942,7 @@
                 <w:b w:val="0"/>
                 <w:sz w:val="17"/>
               </w:rPr>
-              <w:t>5.00 [24; 21]</w:t>
+              <w:t>5.00 [1, p.16·18]</w:t>
             </w:r>
           </w:p>
         </w:tc>
@@ -5963,7 +2967,7 @@
                 <w:b w:val="0"/>
                 <w:sz w:val="17"/>
               </w:rPr>
-              <w:t>판단 보류 [25]</w:t>
+              <w:t>판단 보류 [17]</w:t>
             </w:r>
           </w:p>
         </w:tc>
@@ -6018,7 +3022,7 @@
                 <w:b w:val="0"/>
                 <w:sz w:val="17"/>
               </w:rPr>
-              <w:t>5.00 [26; 27]</w:t>
+              <w:t>판단 보류 [16]</w:t>
             </w:r>
           </w:p>
         </w:tc>
@@ -6098,7 +3102,7 @@
                 <w:color w:val="161A58"/>
                 <w:sz w:val="17"/>
               </w:rPr>
-              <w:t>4.45</w:t>
+              <w:t>4.35</w:t>
             </w:r>
           </w:p>
         </w:tc>
@@ -6144,7 +3148,7 @@
           <w:b w:val="0"/>
           <w:sz w:val="20"/>
         </w:rPr>
-        <w:t>TurboQuant은 KV 캐시 메모리 사용량을 최대 6배까지 줄이면서 정확도 손실이 거의 없다는 긍정적 평가가 다수 보고되었고, vLLM, llama.cpp 등 주요 오픈소스 추론 엔진에 통합되어 초기 검증이 진행 중이다[18; 8; 21; 28; 29]. 다만 일부 평가에서는 KV 캐시만 줄이며 전체 메모리 감소로 직결되지 않고 기존 방법 대비 성능이 떨어진다는 의견도 있어 수요가 불확실하다[20]. ITME는 대규모 추론 지원과 성능 향상 근거가 클라우드·데이터센터 사업자 집단에서 보고되었으나, 도입 비용 구조에 관한 근거가 부족해 시장성 판단은 보류된다[30; 31].</w:t>
+        <w:t>TurboQuant은 KV 캐시 메모리를 6배 이상 압축하고 정확도 손실 없이 속도 향상을 달성하여 AI 추론 비용 절감과 새로운 사용 사례 가능성을 제시하며, 오픈소스 구현과 기존 추론 스택 통합 가능성에 대한 논의가 활발하다[16; 12; 15; 5]. 다만 공식 제품 및 코드 발표가 부족하고 일부 모델에만 적용 가능하다는 제한점이 있다. ITME는 LLM 데이터 유형에 따른 계층적 메모리 관리와 PCIe Gen5 인터페이스를 활용한 고대역폭 KV 캐시 교체, CXL 하이브리드 메모리 기반 다중 턴 추론 성능 개선을 시연하여 시장 수요와 성장 가능성을 시사한다[2, p.2; 17].</w:t>
       </w:r>
     </w:p>
     <w:p>
@@ -6322,7 +3326,7 @@
                 <w:b w:val="0"/>
                 <w:sz w:val="17"/>
               </w:rPr>
-              <w:t>지지(5) [18; 28; 32]</w:t>
+              <w:t>지지(5) [18; 19; 16]</w:t>
             </w:r>
           </w:p>
         </w:tc>
@@ -6347,7 +3351,7 @@
                 <w:b w:val="0"/>
                 <w:sz w:val="17"/>
               </w:rPr>
-              <w:t>지지(5) [30; 31; 33]</w:t>
+              <w:t>지지(5) [20; 21; 22]</w:t>
             </w:r>
           </w:p>
         </w:tc>
@@ -6402,7 +3406,7 @@
                 <w:b w:val="0"/>
                 <w:sz w:val="17"/>
               </w:rPr>
-              <w:t>지지(5) [34]</w:t>
+              <w:t>판단 보류</w:t>
             </w:r>
           </w:p>
         </w:tc>
@@ -6427,7 +3431,7 @@
                 <w:b w:val="0"/>
                 <w:sz w:val="17"/>
               </w:rPr>
-              <w:t>중립·혼재(3) [35; 36]</w:t>
+              <w:t>지지(5) [23; 24; 25]</w:t>
             </w:r>
           </w:p>
         </w:tc>
@@ -6482,7 +3486,7 @@
                 <w:b w:val="0"/>
                 <w:sz w:val="17"/>
               </w:rPr>
-              <w:t>지지(5) [37; 38; 29]</w:t>
+              <w:t>지지(5) [26; 27; 28]</w:t>
             </w:r>
           </w:p>
         </w:tc>
@@ -6507,7 +3511,7 @@
                 <w:b w:val="0"/>
                 <w:sz w:val="17"/>
               </w:rPr>
-              <w:t>지지(5) [39; 40; 41]</w:t>
+              <w:t>지지(5) [29; 30; 31]</w:t>
             </w:r>
           </w:p>
         </w:tc>
@@ -6562,7 +3566,7 @@
                 <w:b w:val="0"/>
                 <w:sz w:val="17"/>
               </w:rPr>
-              <w:t>지지(5) [42; 19; 43]</w:t>
+              <w:t>지지(5) [32; 33; 34]</w:t>
             </w:r>
           </w:p>
         </w:tc>
@@ -6587,7 +3591,7 @@
                 <w:b w:val="0"/>
                 <w:sz w:val="17"/>
               </w:rPr>
-              <w:t>지지(5) [44; 45; 22]</w:t>
+              <w:t>지지(5) [35; 36; 37]</w:t>
             </w:r>
           </w:p>
         </w:tc>
@@ -6667,7 +3671,7 @@
                 <w:color w:val="161A58"/>
                 <w:sz w:val="17"/>
               </w:rPr>
-              <w:t>4.50</w:t>
+              <w:t>5.00</w:t>
             </w:r>
           </w:p>
         </w:tc>
@@ -6688,7 +3692,7 @@
           <w:b w:val="0"/>
           <w:sz w:val="20"/>
         </w:rPr>
-        <w:t>개발사(TurboQuant는 Google, ITME는 SK hynix)의 발언과 보도자료는 점수에서 제외하고 참고로만 인용했다. TurboQuant은 클라우드·데이터센터 사업자, GPU·메모리 벤더, 개발자 커뮤니티, 투자·분석·언론 집단에서 GPU 메모리 비용 절감과 동시성 향상, 정확도 유지 등의 긍정적 평가를 받으나, 일부에서는 연구 단계에 머물러 있고 실제 채택 사례가 부족하다는 우려도 있다[28; 34; 37; 19; 46]. ITME는 클라우드·데이터센터 사업자 집단에서 대규모 추론 지원과 성능 향상 근거로 강한 지지를 받았으나, GPU·메모리 벤더와 투자·분석·언론 집단에서는 긍정적 평가와 함께 일부 우려가 공존하며, 개발자 커뮤니티는 기술 중요성을 인정하면서도 메모리 풋프린트 문제를 지적하였다[30; 31; 36; 35; 47; 39; 48].</w:t>
+        <w:t>개발사(TurboQuant는 Google, ITME는 SK hynix)의 발언과 보도자료는 점수에서 제외하고 참고로만 인용했다. TurboQuant은 클라우드·데이터센터 사업자, 개발자 커뮤니티, 투자·분석·언론 집단에서 KV 캐시 압축과 속도 향상, 정확도 유지 측면에서 긍정적 평가가 다수 존재하며 우려 근거는 발견되지 않았다[18; 26; 32]. 다만 GPU·메모리 벤더 집단에 대한 근거는 없어 평가가 제한적이다. ITME는 클라우드 사업자와 투자자 그룹에서 기술과 시장성에 대한 신뢰가 높고, GPU·메모리 벤더 및 개발자 커뮤니티에서도 긍정적 평가가 우세하나 일부 우려 근거도 존재한다[20; 35; 38].</w:t>
       </w:r>
     </w:p>
     <w:p>
@@ -6924,7 +3928,7 @@
                 <w:b w:val="0"/>
                 <w:sz w:val="17"/>
               </w:rPr>
-              <w:t>5.00 [49; 50]</w:t>
+              <w:t>5.00 [6; 39]</w:t>
             </w:r>
           </w:p>
         </w:tc>
@@ -6949,7 +3953,7 @@
                 <w:b w:val="0"/>
                 <w:sz w:val="17"/>
               </w:rPr>
-              <w:t>5.00 [49; 51]</w:t>
+              <w:t>5.00 [40; 41]</w:t>
             </w:r>
           </w:p>
         </w:tc>
@@ -7054,7 +4058,7 @@
                 <w:b w:val="0"/>
                 <w:sz w:val="17"/>
               </w:rPr>
-              <w:t>5.00 [24; 51]</w:t>
+              <w:t>5.00 [6; 42]</w:t>
             </w:r>
           </w:p>
         </w:tc>
@@ -7079,7 +4083,7 @@
                 <w:b w:val="0"/>
                 <w:sz w:val="17"/>
               </w:rPr>
-              <w:t>4.00 [24; 51]</w:t>
+              <w:t>4.00 [40; 41]</w:t>
             </w:r>
           </w:p>
         </w:tc>
@@ -7184,7 +4188,7 @@
                 <w:b w:val="0"/>
                 <w:sz w:val="17"/>
               </w:rPr>
-              <w:t>5.00 [50; 52]</w:t>
+              <w:t>5.00 [39; 28]</w:t>
             </w:r>
           </w:p>
         </w:tc>
@@ -7209,7 +4213,7 @@
                 <w:b w:val="0"/>
                 <w:sz w:val="17"/>
               </w:rPr>
-              <w:t>4.00 [52; 53]</w:t>
+              <w:t>4.00 [40; 41]</w:t>
             </w:r>
           </w:p>
         </w:tc>
@@ -7234,7 +4238,7 @@
                 <w:b w:val="0"/>
                 <w:sz w:val="17"/>
               </w:rPr>
-              <w:t>판단 보류 [25]</w:t>
+              <w:t>판단 보류 [17]</w:t>
             </w:r>
           </w:p>
         </w:tc>
@@ -7259,7 +4263,7 @@
                 <w:b w:val="0"/>
                 <w:sz w:val="17"/>
               </w:rPr>
-              <w:t>판단 보류 [25]</w:t>
+              <w:t>판단 보류 [17]</w:t>
             </w:r>
           </w:p>
         </w:tc>
@@ -7314,7 +4318,7 @@
                 <w:b w:val="0"/>
                 <w:sz w:val="17"/>
               </w:rPr>
-              <w:t>5.00 [1, p.18; 49]</w:t>
+              <w:t>5.00 [1, p.18; 42]</w:t>
             </w:r>
           </w:p>
         </w:tc>
@@ -7339,7 +4343,7 @@
                 <w:b w:val="0"/>
                 <w:sz w:val="17"/>
               </w:rPr>
-              <w:t>5.00 [49; 24]</w:t>
+              <w:t>5.00 [1, p.18; 43]</w:t>
             </w:r>
           </w:p>
         </w:tc>
@@ -7444,7 +4448,7 @@
                 <w:b w:val="0"/>
                 <w:sz w:val="17"/>
               </w:rPr>
-              <w:t>5.00 [54; 55]</w:t>
+              <w:t>5.00 [44; 45]</w:t>
             </w:r>
           </w:p>
         </w:tc>
@@ -7469,7 +4473,7 @@
                 <w:b w:val="0"/>
                 <w:sz w:val="17"/>
               </w:rPr>
-              <w:t>판단 보류 [55]</w:t>
+              <w:t>판단 보류 [9]</w:t>
             </w:r>
           </w:p>
         </w:tc>
@@ -7652,7 +4656,114 @@
           <w:b w:val="0"/>
           <w:sz w:val="20"/>
         </w:rPr>
-        <w:t>워크로드별 평균: TurboQuant W1 5.00, W2 4.50; ITME W1 판단 보류, W2 판단 보류. 가중 평균 행은 기술별 W1·W2 합산값이다(W1 열에 표기). TurboQuant은 Llama-3.1-8B-Instruct, Ministral-7B-Instruct 등 모델을 대상으로 긴 문맥 시나리오에서 KV 캐시를 FP16에서 약 3비트로 압축하여 정확도 손실 없이 5~6배 메모리 절감과 최대 8배 속도 향상을 달성하였다[49; 24; 19; 29]. 다만 일부 환경에서는 지연 및 처리량 관련 부정적 근거가 있어 추가 검증이 필요하다[53]. ITME는 LLM 데이터 유형을 지연 민감도와 용량에 따라 분류하고, 다계층 메모리 구조와 소프트웨어 프리페칭으로 메모리 용량과 I/O 병목을 완화하여 처리량 개선을 달성하였다[25; 2, p.2]. 정확도 영향과 통합 난이도에 대한 근거는 부족하여 판단 보류된다.</w:t>
+        <w:t>워크로드별 평균: TurboQuant W1 5.00, W2 4.50; ITME W1 판단 보류, W2 판단 보류. 가중 평균 행은 기술별 W1·W2 합산값이다(W1 열에 표기). TurboQuant은 KV 캐시를 3비트 수준으로 압축하여 5~6배 메모리 절감과 최대 8배 어텐션 속도 향상을 달성하며, 다양한 LLM과 데이터셋에서 정확도 손실 없이 적용되었다[6; 1, p.18; 42; 46]. Triton 커널로 구현되어 vLLM과 통합되었고 RTX 3090 및 5090 GPU에서 검증되었다[9]. 다만 BF16 및 FP8 대비 처리량과 지연에서 일부 부정적 평가가 존재하며, 대규모 실서비스 적용 사례는 부족하다[40; 47].</w:t>
+      </w:r>
+    </w:p>
+    <w:p>
+      <w:pPr>
+        <w:pStyle w:val="Heading2"/>
+        <w:keepNext/>
+      </w:pPr>
+      <w:r>
+        <w:rPr>
+          <w:rFonts w:ascii="맑은 고딕" w:hAnsi="맑은 고딕" w:eastAsia="맑은 고딕" w:cs="맑은 고딕"/>
+          <w:b/>
+          <w:color w:val="161A58"/>
+          <w:sz w:val="25"/>
+        </w:rPr>
+        <w:t>4.5 추가 관점(Orchestrator 동적 계획, 점수 없음)</w:t>
+      </w:r>
+    </w:p>
+    <w:p>
+      <w:pPr>
+        <w:spacing w:after="40" w:line="312" w:lineRule="auto"/>
+        <w:ind w:left="312" w:hanging="227"/>
+      </w:pPr>
+      <w:r>
+        <w:rPr>
+          <w:rFonts w:ascii="맑은 고딕" w:hAnsi="맑은 고딕" w:eastAsia="맑은 고딕" w:cs="맑은 고딕"/>
+          <w:b/>
+          <w:color w:val="7F4ACB"/>
+          <w:sz w:val="20"/>
+        </w:rPr>
+        <w:t xml:space="preserve">• </w:t>
+      </w:r>
+      <w:r>
+        <w:rPr>
+          <w:rFonts w:ascii="맑은 고딕" w:hAnsi="맑은 고딕" w:eastAsia="맑은 고딕" w:cs="맑은 고딕"/>
+          <w:b w:val="0"/>
+          <w:sz w:val="20"/>
+        </w:rPr>
+        <w:t>T05 regulation and compliance · TurboQuant: TurboQuant는 기술 관련 규제, 표준, 컴플라이언스 요구사항에 대한 직접적인 언급은 없으나, KV 캐시 메모리 압축을 통해 GPU 메모리 사용량을 크게 줄여 장기 컨텍스트 처리 및 멀티세션 운영에서 효율성을 높임으로써 규제 환경에서 요구되는 대규모 데이터 처리와 컴플라이언스 준수에 기여할 가능성이 있다 [15; 48].</w:t>
+      </w:r>
+    </w:p>
+    <w:p>
+      <w:pPr>
+        <w:spacing w:after="40" w:line="312" w:lineRule="auto"/>
+        <w:ind w:left="312" w:hanging="227"/>
+      </w:pPr>
+      <w:r>
+        <w:rPr>
+          <w:rFonts w:ascii="맑은 고딕" w:hAnsi="맑은 고딕" w:eastAsia="맑은 고딕" w:cs="맑은 고딕"/>
+          <w:b/>
+          <w:color w:val="7F4ACB"/>
+          <w:sz w:val="20"/>
+        </w:rPr>
+        <w:t xml:space="preserve">• </w:t>
+      </w:r>
+      <w:r>
+        <w:rPr>
+          <w:rFonts w:ascii="맑은 고딕" w:hAnsi="맑은 고딕" w:eastAsia="맑은 고딕" w:cs="맑은 고딕"/>
+          <w:b w:val="0"/>
+          <w:sz w:val="20"/>
+        </w:rPr>
+        <w:t>T05 regulation and compliance · ITME: SK hynix는 반도체 공급망에서 공정 거래 관행을 확립하기 위해 모든 관련 법률과 규정을 자발적으로 준수하며, 반도체 산업 특성에 맞는 규제도 포함하여 다양한 관할권의 법률과 국제 프로토콜을 이해하고 있다 [49].</w:t>
+      </w:r>
+    </w:p>
+    <w:p>
+      <w:pPr>
+        <w:spacing w:after="40" w:line="312" w:lineRule="auto"/>
+        <w:ind w:left="312" w:hanging="227"/>
+      </w:pPr>
+      <w:r>
+        <w:rPr>
+          <w:rFonts w:ascii="맑은 고딕" w:hAnsi="맑은 고딕" w:eastAsia="맑은 고딕" w:cs="맑은 고딕"/>
+          <w:b/>
+          <w:color w:val="7F4ACB"/>
+          <w:sz w:val="20"/>
+        </w:rPr>
+        <w:t xml:space="preserve">• </w:t>
+      </w:r>
+      <w:r>
+        <w:rPr>
+          <w:rFonts w:ascii="맑은 고딕" w:hAnsi="맑은 고딕" w:eastAsia="맑은 고딕" w:cs="맑은 고딕"/>
+          <w:b w:val="0"/>
+          <w:sz w:val="20"/>
+        </w:rPr>
+        <w:t>T06 competition and ecosystem · TurboQuant: TurboQuant은 KV 캐시 메모리 압축을 통해 GPU 메모리 사용량을 크게 줄여 LLM이 더 긴 대화와 더 큰 모델을 기존 인프라에서 지원할 수 있도록 한다[16; 27].</w:t>
+      </w:r>
+    </w:p>
+    <w:p>
+      <w:pPr>
+        <w:spacing w:after="40" w:line="312" w:lineRule="auto"/>
+        <w:ind w:left="312" w:hanging="227"/>
+      </w:pPr>
+      <w:r>
+        <w:rPr>
+          <w:rFonts w:ascii="맑은 고딕" w:hAnsi="맑은 고딕" w:eastAsia="맑은 고딕" w:cs="맑은 고딕"/>
+          <w:b/>
+          <w:color w:val="7F4ACB"/>
+          <w:sz w:val="20"/>
+        </w:rPr>
+        <w:t xml:space="preserve">• </w:t>
+      </w:r>
+      <w:r>
+        <w:rPr>
+          <w:rFonts w:ascii="맑은 고딕" w:hAnsi="맑은 고딕" w:eastAsia="맑은 고딕" w:cs="맑은 고딕"/>
+          <w:b w:val="0"/>
+          <w:sz w:val="20"/>
+        </w:rPr>
+        <w:t>T06 competition and ecosystem · ITME: SK hynix는 AI 메모리 시장에서 NAND를 단순 저장장치가 아닌 핵심 구성요소로 보고 고용량·고성능 NAND 제품을 확대하며, 고객 및 생태계 파트너와의 개방형 협력을 통해 AI 인프라 전반의 혁신을 가속화하고 있다 [50; 51].</w:t>
       </w:r>
     </w:p>
     <w:p>
@@ -7904,7 +5015,7 @@
                 <w:b w:val="0"/>
                 <w:sz w:val="17"/>
               </w:rPr>
-              <w:t>4–6</w:t>
+              <w:t>4–5</w:t>
             </w:r>
           </w:p>
         </w:tc>
@@ -7929,7 +5040,7 @@
                 <w:b w:val="0"/>
                 <w:sz w:val="17"/>
               </w:rPr>
-              <w:t>4.45</w:t>
+              <w:t>4.35</w:t>
             </w:r>
           </w:p>
         </w:tc>
@@ -8032,7 +5143,7 @@
                 <w:b w:val="0"/>
                 <w:sz w:val="17"/>
               </w:rPr>
-              <w:t>5–6</w:t>
+              <w:t>4–5</w:t>
             </w:r>
           </w:p>
         </w:tc>
@@ -8080,7 +5191,7 @@
                 <w:b w:val="0"/>
                 <w:sz w:val="17"/>
               </w:rPr>
-              <w:t>4.50</w:t>
+              <w:t>5.00</w:t>
             </w:r>
           </w:p>
         </w:tc>
@@ -8330,7 +5441,7 @@
                 <w:b w:val="0"/>
                 <w:sz w:val="17"/>
               </w:rPr>
-              <w:t>0.55</w:t>
+              <w:t>0.65</w:t>
             </w:r>
           </w:p>
         </w:tc>
@@ -8435,7 +5546,7 @@
                 <w:b w:val="0"/>
                 <w:sz w:val="17"/>
               </w:rPr>
-              <w:t>0.33</w:t>
+              <w:t>0.43</w:t>
             </w:r>
           </w:p>
         </w:tc>
@@ -8823,7 +5934,7 @@
                 <w:b w:val="0"/>
                 <w:sz w:val="17"/>
               </w:rPr>
-              <w:t>TurboQuant: TRL 4–6 (신뢰도 높음), 시장성 4.45 → 부분 괴리 (기대 선행); ITME: TRL 5–6 (신뢰도 보통), 시장성 판단 보류 → 판단 보류 (C.5 격자, 코드 계산) [2, p.8·10; 1, p.15·16]</w:t>
+              <w:t>TurboQuant: TRL 4–5 (신뢰도 높음), 시장성 4.35 → 부분 괴리 (기대 선행); ITME: TRL 4–5 (신뢰도 낮음), 시장성 판단 보류 → 판단 보류 (C.5 격자, 코드 계산) [2, p.2·8·10; 1, p.15]</w:t>
             </w:r>
           </w:p>
         </w:tc>
@@ -8878,7 +5989,7 @@
                 <w:b w:val="0"/>
                 <w:sz w:val="17"/>
               </w:rPr>
-              <w:t>기각</w:t>
+              <w:t>부분 지지</w:t>
             </w:r>
           </w:p>
         </w:tc>
@@ -8903,7 +6014,7 @@
                 <w:b w:val="0"/>
                 <w:sz w:val="17"/>
               </w:rPr>
-              <w:t>TurboQuant: 기술 언급 14건, 생태계·전략 언급 7건 → 기각; ITME: 기술 언급 14건, 생태계·전략 언급 8건 → 기각 (개발사 발언 제외, C.7 기준, 코드 계산) [56; 30; 18; 42]</w:t>
+              <w:t>TurboQuant: 기술 언급 12건, 생태계·전략 언급 5건 → 기각; ITME: 기술 언급 15건, 생태계·전략 언급 20건 → 지지 (개발사 발언 제외, C.7 기준, 코드 계산) [20; 18; 23; 35]</w:t>
             </w:r>
           </w:p>
         </w:tc>
@@ -8983,7 +6094,7 @@
                 <w:b w:val="0"/>
                 <w:sz w:val="17"/>
               </w:rPr>
-              <w:t>TurboQuant: W1 5.0, W2 4.5, 3점을 사이에 두고 갈리는 기준 없음 → 기각; ITME: W1·W2 점수를 낼 근거가 부족해 판단 보류 (평가 가능한 기술이 일부뿐이라 가설 전체는 판단 보류) (C.7 기준, 코드 계산) [2, p.2; 49; 24]</w:t>
+              <w:t>TurboQuant: W1 5.0, W2 4.5, 3점을 사이에 두고 갈리는 기준 없음 → 기각; ITME: W1·W2 점수를 낼 근거가 부족해 판단 보류 (평가 가능한 기술이 일부뿐이라 가설 전체는 판단 보류) (C.7 기준, 코드 계산) [2, p.2; 6; 39]</w:t>
             </w:r>
           </w:p>
         </w:tc>
@@ -9036,7 +6147,7 @@
                 <w:b w:val="0"/>
                 <w:sz w:val="17"/>
               </w:rPr>
-              <w:t>부분 지지</w:t>
+              <w:t>지지</w:t>
             </w:r>
           </w:p>
         </w:tc>
@@ -9060,7 +6171,7 @@
                 <w:b w:val="0"/>
                 <w:sz w:val="17"/>
               </w:rPr>
-              <w:t>TurboQuant은 도입 주체별 근거가 있으나 함께 쓰는 사례 근거가 없고, ITME는 함께 쓰는 사례 근거가 있으나 도입 주체별 근거가 별도로 존재한다. 따라서 두 조건 중 하나만 충족되어 부분 지지로 판단한다. [57; 30; 58]</w:t>
+              <w:t>근거 문장이 Judge 검사를 통과하지 못함 [26; 9; 52]</w:t>
             </w:r>
           </w:p>
         </w:tc>
@@ -9119,7 +6230,7 @@
           <w:b w:val="0"/>
           <w:sz w:val="20"/>
         </w:rPr>
-        <w:t>긴 문맥 처리와 다중 동시 요청이 중요한 워크로드에서는 TurboQuant의 3비트 KV 캐시 압축과 최대 8배 속도 향상 근거가 관련된다[49; 19; 29].</w:t>
+        <w:t>대규모 LLM 추론 워크로드에서 KV 캐시 메모리 압축과 속도 향상이 중요할 경우 TurboQuant의 6배 압축 및 8배 속도 향상 근거가 관련된다[16; 12; 53].</w:t>
       </w:r>
     </w:p>
     <w:p>
@@ -9142,7 +6253,7 @@
           <w:b w:val="0"/>
           <w:sz w:val="20"/>
         </w:rPr>
-        <w:t>기존 GPU 보유 여부가 중요한 도입 주체에서는 TurboQuant가 기존 서빙 엔진을 크게 수정하지 않고 드롭인 최적화가 가능하다는 점이 관련된다[54; 55].</w:t>
+        <w:t>기존 GPU 보유 여부가 높은 환경에서는 TurboQuant의 GPU 기반 오픈소스 구현과 vLLM 통합 사례가 적용 가능성을 시사한다[4; 3; 5].</w:t>
       </w:r>
     </w:p>
     <w:p>
@@ -9165,7 +6276,7 @@
           <w:b w:val="0"/>
           <w:sz w:val="20"/>
         </w:rPr>
-        <w:t>대규모 추론 지원과 메모리 용량 확장이 필요한 클라우드·데이터센터 사업자에서는 ITME의 다계층 메모리 구조와 FPGA 프로토타입 실환경 검증 근거가 관련된다[2, p.8·10; 30].</w:t>
+        <w:t>대규모 KV 캐시 풋프린트와 다중 턴 추론이 요구되는 환경에서는 ITME의 다계층 메모리 구조와 CXL 하이브리드 메모리 활용 근거가 관련된다[2, p.9; 17].</w:t>
       </w:r>
     </w:p>
     <w:p>
@@ -9188,764 +6299,7 @@
           <w:b w:val="0"/>
           <w:sz w:val="20"/>
         </w:rPr>
-        <w:t>고성능 서버 환경에서 메모리 I/O 병목 완화가 필요한 경우 ITME의 소프트웨어 프리페칭과 읽기 우선 스케줄링에 의한 처리량 개선 근거가 관련된다[25].</w:t>
-      </w:r>
-    </w:p>
-    <w:p>
-      <w:pPr>
-        <w:pStyle w:val="Heading2"/>
-        <w:keepNext/>
-      </w:pPr>
-      <w:r>
-        <w:rPr>
-          <w:rFonts w:ascii="맑은 고딕" w:hAnsi="맑은 고딕" w:eastAsia="맑은 고딕" w:cs="맑은 고딕"/>
-          <w:b/>
-          <w:color w:val="161A58"/>
-          <w:sz w:val="25"/>
-        </w:rPr>
-        <w:t>5.5 기준값 민감도 점검</w:t>
-      </w:r>
-    </w:p>
-    <w:tbl>
-      <w:tblPr>
-        <w:jc w:val="center"/>
-        <w:tblLook w:firstColumn="1" w:firstRow="1" w:lastColumn="0" w:lastRow="0" w:noHBand="0" w:noVBand="1" w:val="04A0"/>
-        <w:tblBorders>
-          <w:top w:val="single" w:color="161A58" w:sz="8"/>
-          <w:left w:val="none" w:color="FFFFFF" w:sz="0"/>
-          <w:bottom w:val="single" w:color="161A58" w:sz="8"/>
-          <w:right w:val="none" w:color="FFFFFF" w:sz="0"/>
-          <w:insideH w:val="single" w:color="D8DAE5" w:sz="2"/>
-          <w:insideV w:val="single" w:color="D8DAE5" w:sz="2"/>
-        </w:tblBorders>
-        <w:tblW w:w="9072" w:type="dxa"/>
-        <w:tblLayout w:type="fixed"/>
-      </w:tblPr>
-      <w:tblGrid>
-        <w:gridCol w:w="3969"/>
-        <w:gridCol w:w="5103"/>
-      </w:tblGrid>
-      <w:tr>
-        <w:trPr>
-          <w:cantSplit/>
-          <w:tblHeader w:val="true"/>
-        </w:trPr>
-        <w:tc>
-          <w:tcPr>
-            <w:tcW w:type="dxa" w:w="3969"/>
-            <w:tcMar>
-              <w:top w:w="70" w:type="dxa"/>
-              <w:left w:w="90" w:type="dxa"/>
-              <w:bottom w:w="70" w:type="dxa"/>
-              <w:right w:w="90" w:type="dxa"/>
-            </w:tcMar>
-            <w:shd w:val="clear" w:color="auto" w:fill="F2F3F8"/>
-          </w:tcPr>
-          <w:p>
-            <w:pPr>
-              <w:keepNext/>
-              <w:spacing w:after="0" w:line="276" w:lineRule="auto"/>
-              <w:jc w:val="center"/>
-            </w:pPr>
-            <w:r>
-              <w:rPr>
-                <w:rFonts w:ascii="맑은 고딕" w:hAnsi="맑은 고딕" w:eastAsia="맑은 고딕" w:cs="맑은 고딕"/>
-                <w:b/>
-                <w:color w:val="161A58"/>
-                <w:sz w:val="17"/>
-              </w:rPr>
-              <w:t>바꾼 기준(±0.5)</w:t>
-            </w:r>
-          </w:p>
-        </w:tc>
-        <w:tc>
-          <w:tcPr>
-            <w:tcW w:type="dxa" w:w="5102"/>
-            <w:tcMar>
-              <w:top w:w="70" w:type="dxa"/>
-              <w:left w:w="90" w:type="dxa"/>
-              <w:bottom w:w="70" w:type="dxa"/>
-              <w:right w:w="90" w:type="dxa"/>
-            </w:tcMar>
-            <w:shd w:val="clear" w:color="auto" w:fill="F2F3F8"/>
-          </w:tcPr>
-          <w:p>
-            <w:pPr>
-              <w:keepNext/>
-              <w:spacing w:after="0" w:line="276" w:lineRule="auto"/>
-              <w:jc w:val="center"/>
-            </w:pPr>
-            <w:r>
-              <w:rPr>
-                <w:rFonts w:ascii="맑은 고딕" w:hAnsi="맑은 고딕" w:eastAsia="맑은 고딕" w:cs="맑은 고딕"/>
-                <w:b/>
-                <w:color w:val="161A58"/>
-                <w:sz w:val="17"/>
-              </w:rPr>
-              <w:t>판정이 바뀐 칸</w:t>
-            </w:r>
-          </w:p>
-        </w:tc>
-      </w:tr>
-      <w:tr>
-        <w:trPr>
-          <w:cantSplit/>
-        </w:trPr>
-        <w:tc>
-          <w:tcPr>
-            <w:tcW w:type="dxa" w:w="3969"/>
-            <w:tcMar>
-              <w:top w:w="70" w:type="dxa"/>
-              <w:left w:w="90" w:type="dxa"/>
-              <w:bottom w:w="70" w:type="dxa"/>
-              <w:right w:w="90" w:type="dxa"/>
-            </w:tcMar>
-          </w:tcPr>
-          <w:p>
-            <w:pPr>
-              <w:keepNext/>
-              <w:spacing w:after="0" w:line="276" w:lineRule="auto"/>
-            </w:pPr>
-            <w:r>
-              <w:rPr>
-                <w:rFonts w:ascii="맑은 고딕" w:hAnsi="맑은 고딕" w:eastAsia="맑은 고딕" w:cs="맑은 고딕"/>
-                <w:b w:val="0"/>
-                <w:sz w:val="17"/>
-              </w:rPr>
-              <w:t>상충 기준 2.0→2.5</w:t>
-            </w:r>
-          </w:p>
-        </w:tc>
-        <w:tc>
-          <w:tcPr>
-            <w:tcW w:type="dxa" w:w="5102"/>
-            <w:tcMar>
-              <w:top w:w="70" w:type="dxa"/>
-              <w:left w:w="90" w:type="dxa"/>
-              <w:bottom w:w="70" w:type="dxa"/>
-              <w:right w:w="90" w:type="dxa"/>
-            </w:tcMar>
-          </w:tcPr>
-          <w:p>
-            <w:pPr>
-              <w:keepNext/>
-              <w:spacing w:after="0" w:line="276" w:lineRule="auto"/>
-            </w:pPr>
-            <w:r>
-              <w:rPr>
-                <w:rFonts w:ascii="맑은 고딕" w:hAnsi="맑은 고딕" w:eastAsia="맑은 고딕" w:cs="맑은 고딕"/>
-                <w:b w:val="0"/>
-                <w:sz w:val="17"/>
-              </w:rPr>
-              <w:t>0 / 3칸</w:t>
-            </w:r>
-          </w:p>
-        </w:tc>
-      </w:tr>
-      <w:tr>
-        <w:trPr>
-          <w:cantSplit/>
-        </w:trPr>
-        <w:tc>
-          <w:tcPr>
-            <w:tcW w:type="dxa" w:w="3969"/>
-            <w:tcMar>
-              <w:top w:w="70" w:type="dxa"/>
-              <w:left w:w="90" w:type="dxa"/>
-              <w:bottom w:w="70" w:type="dxa"/>
-              <w:right w:w="90" w:type="dxa"/>
-            </w:tcMar>
-          </w:tcPr>
-          <w:p>
-            <w:pPr>
-              <w:keepNext/>
-              <w:spacing w:after="0" w:line="276" w:lineRule="auto"/>
-            </w:pPr>
-            <w:r>
-              <w:rPr>
-                <w:rFonts w:ascii="맑은 고딕" w:hAnsi="맑은 고딕" w:eastAsia="맑은 고딕" w:cs="맑은 고딕"/>
-                <w:b w:val="0"/>
-                <w:sz w:val="17"/>
-              </w:rPr>
-              <w:t>상충 기준 2.0→1.5</w:t>
-            </w:r>
-          </w:p>
-        </w:tc>
-        <w:tc>
-          <w:tcPr>
-            <w:tcW w:type="dxa" w:w="5102"/>
-            <w:tcMar>
-              <w:top w:w="70" w:type="dxa"/>
-              <w:left w:w="90" w:type="dxa"/>
-              <w:bottom w:w="70" w:type="dxa"/>
-              <w:right w:w="90" w:type="dxa"/>
-            </w:tcMar>
-          </w:tcPr>
-          <w:p>
-            <w:pPr>
-              <w:keepNext/>
-              <w:spacing w:after="0" w:line="276" w:lineRule="auto"/>
-            </w:pPr>
-            <w:r>
-              <w:rPr>
-                <w:rFonts w:ascii="맑은 고딕" w:hAnsi="맑은 고딕" w:eastAsia="맑은 고딕" w:cs="맑은 고딕"/>
-                <w:b w:val="0"/>
-                <w:sz w:val="17"/>
-              </w:rPr>
-              <w:t>0 / 3칸</w:t>
-            </w:r>
-          </w:p>
-        </w:tc>
-      </w:tr>
-      <w:tr>
-        <w:trPr>
-          <w:cantSplit/>
-        </w:trPr>
-        <w:tc>
-          <w:tcPr>
-            <w:tcW w:type="dxa" w:w="3969"/>
-            <w:tcMar>
-              <w:top w:w="70" w:type="dxa"/>
-              <w:left w:w="90" w:type="dxa"/>
-              <w:bottom w:w="70" w:type="dxa"/>
-              <w:right w:w="90" w:type="dxa"/>
-            </w:tcMar>
-          </w:tcPr>
-          <w:p>
-            <w:pPr>
-              <w:keepNext/>
-              <w:spacing w:after="0" w:line="276" w:lineRule="auto"/>
-            </w:pPr>
-            <w:r>
-              <w:rPr>
-                <w:rFonts w:ascii="맑은 고딕" w:hAnsi="맑은 고딕" w:eastAsia="맑은 고딕" w:cs="맑은 고딕"/>
-                <w:b w:val="0"/>
-                <w:sz w:val="17"/>
-              </w:rPr>
-              <w:t>부분 상충 기준 1.0→1.5</w:t>
-            </w:r>
-          </w:p>
-        </w:tc>
-        <w:tc>
-          <w:tcPr>
-            <w:tcW w:type="dxa" w:w="5102"/>
-            <w:tcMar>
-              <w:top w:w="70" w:type="dxa"/>
-              <w:left w:w="90" w:type="dxa"/>
-              <w:bottom w:w="70" w:type="dxa"/>
-              <w:right w:w="90" w:type="dxa"/>
-            </w:tcMar>
-          </w:tcPr>
-          <w:p>
-            <w:pPr>
-              <w:keepNext/>
-              <w:spacing w:after="0" w:line="276" w:lineRule="auto"/>
-            </w:pPr>
-            <w:r>
-              <w:rPr>
-                <w:rFonts w:ascii="맑은 고딕" w:hAnsi="맑은 고딕" w:eastAsia="맑은 고딕" w:cs="맑은 고딕"/>
-                <w:b w:val="0"/>
-                <w:sz w:val="17"/>
-              </w:rPr>
-              <w:t>0 / 3칸</w:t>
-            </w:r>
-          </w:p>
-        </w:tc>
-      </w:tr>
-      <w:tr>
-        <w:trPr>
-          <w:cantSplit/>
-        </w:trPr>
-        <w:tc>
-          <w:tcPr>
-            <w:tcW w:type="dxa" w:w="3969"/>
-            <w:tcMar>
-              <w:top w:w="70" w:type="dxa"/>
-              <w:left w:w="90" w:type="dxa"/>
-              <w:bottom w:w="70" w:type="dxa"/>
-              <w:right w:w="90" w:type="dxa"/>
-            </w:tcMar>
-          </w:tcPr>
-          <w:p>
-            <w:pPr>
-              <w:spacing w:after="0" w:line="276" w:lineRule="auto"/>
-            </w:pPr>
-            <w:r>
-              <w:rPr>
-                <w:rFonts w:ascii="맑은 고딕" w:hAnsi="맑은 고딕" w:eastAsia="맑은 고딕" w:cs="맑은 고딕"/>
-                <w:b w:val="0"/>
-                <w:sz w:val="17"/>
-              </w:rPr>
-              <w:t>부분 상충 기준 1.0→0.5</w:t>
-            </w:r>
-          </w:p>
-        </w:tc>
-        <w:tc>
-          <w:tcPr>
-            <w:tcW w:type="dxa" w:w="5102"/>
-            <w:tcMar>
-              <w:top w:w="70" w:type="dxa"/>
-              <w:left w:w="90" w:type="dxa"/>
-              <w:bottom w:w="70" w:type="dxa"/>
-              <w:right w:w="90" w:type="dxa"/>
-            </w:tcMar>
-          </w:tcPr>
-          <w:p>
-            <w:pPr>
-              <w:spacing w:after="0" w:line="276" w:lineRule="auto"/>
-            </w:pPr>
-            <w:r>
-              <w:rPr>
-                <w:rFonts w:ascii="맑은 고딕" w:hAnsi="맑은 고딕" w:eastAsia="맑은 고딕" w:cs="맑은 고딕"/>
-                <w:b w:val="0"/>
-                <w:sz w:val="17"/>
-              </w:rPr>
-              <w:t>1 / 3칸</w:t>
-            </w:r>
-          </w:p>
-        </w:tc>
-      </w:tr>
-      <w:tr>
-        <w:trPr>
-          <w:cantSplit/>
-        </w:trPr>
-        <w:tc>
-          <w:tcPr>
-            <w:tcW w:type="dxa" w:w="3969"/>
-            <w:tcMar>
-              <w:top w:w="70" w:type="dxa"/>
-              <w:left w:w="90" w:type="dxa"/>
-              <w:bottom w:w="70" w:type="dxa"/>
-              <w:right w:w="90" w:type="dxa"/>
-            </w:tcMar>
-          </w:tcPr>
-          <w:p>
-            <w:pPr>
-              <w:spacing w:after="0" w:line="276" w:lineRule="auto"/>
-            </w:pPr>
-            <w:r>
-              <w:rPr>
-                <w:rFonts w:ascii="맑은 고딕" w:hAnsi="맑은 고딕" w:eastAsia="맑은 고딕" w:cs="맑은 고딕"/>
-                <w:b w:val="0"/>
-                <w:sz w:val="17"/>
-              </w:rPr>
-              <w:t>TRL 경계 3.5→3.0</w:t>
-            </w:r>
-          </w:p>
-        </w:tc>
-        <w:tc>
-          <w:tcPr>
-            <w:tcW w:type="dxa" w:w="5102"/>
-            <w:tcMar>
-              <w:top w:w="70" w:type="dxa"/>
-              <w:left w:w="90" w:type="dxa"/>
-              <w:bottom w:w="70" w:type="dxa"/>
-              <w:right w:w="90" w:type="dxa"/>
-            </w:tcMar>
-          </w:tcPr>
-          <w:p>
-            <w:pPr>
-              <w:spacing w:after="0" w:line="276" w:lineRule="auto"/>
-            </w:pPr>
-            <w:r>
-              <w:rPr>
-                <w:rFonts w:ascii="맑은 고딕" w:hAnsi="맑은 고딕" w:eastAsia="맑은 고딕" w:cs="맑은 고딕"/>
-                <w:b w:val="0"/>
-                <w:sz w:val="17"/>
-              </w:rPr>
-              <w:t>0 / 2칸 (H1 판정: 부분 지지)</w:t>
-            </w:r>
-          </w:p>
-        </w:tc>
-      </w:tr>
-      <w:tr>
-        <w:trPr>
-          <w:cantSplit/>
-        </w:trPr>
-        <w:tc>
-          <w:tcPr>
-            <w:tcW w:type="dxa" w:w="3969"/>
-            <w:tcMar>
-              <w:top w:w="70" w:type="dxa"/>
-              <w:left w:w="90" w:type="dxa"/>
-              <w:bottom w:w="70" w:type="dxa"/>
-              <w:right w:w="90" w:type="dxa"/>
-            </w:tcMar>
-          </w:tcPr>
-          <w:p>
-            <w:pPr>
-              <w:spacing w:after="0" w:line="276" w:lineRule="auto"/>
-            </w:pPr>
-            <w:r>
-              <w:rPr>
-                <w:rFonts w:ascii="맑은 고딕" w:hAnsi="맑은 고딕" w:eastAsia="맑은 고딕" w:cs="맑은 고딕"/>
-                <w:b w:val="0"/>
-                <w:sz w:val="17"/>
-              </w:rPr>
-              <w:t>TRL 경계 3.5→4.0</w:t>
-            </w:r>
-          </w:p>
-        </w:tc>
-        <w:tc>
-          <w:tcPr>
-            <w:tcW w:type="dxa" w:w="5102"/>
-            <w:tcMar>
-              <w:top w:w="70" w:type="dxa"/>
-              <w:left w:w="90" w:type="dxa"/>
-              <w:bottom w:w="70" w:type="dxa"/>
-              <w:right w:w="90" w:type="dxa"/>
-            </w:tcMar>
-          </w:tcPr>
-          <w:p>
-            <w:pPr>
-              <w:spacing w:after="0" w:line="276" w:lineRule="auto"/>
-            </w:pPr>
-            <w:r>
-              <w:rPr>
-                <w:rFonts w:ascii="맑은 고딕" w:hAnsi="맑은 고딕" w:eastAsia="맑은 고딕" w:cs="맑은 고딕"/>
-                <w:b w:val="0"/>
-                <w:sz w:val="17"/>
-              </w:rPr>
-              <w:t>0 / 2칸 (H1 판정: 부분 지지)</w:t>
-            </w:r>
-          </w:p>
-        </w:tc>
-      </w:tr>
-      <w:tr>
-        <w:trPr>
-          <w:cantSplit/>
-        </w:trPr>
-        <w:tc>
-          <w:tcPr>
-            <w:tcW w:type="dxa" w:w="3969"/>
-            <w:tcMar>
-              <w:top w:w="70" w:type="dxa"/>
-              <w:left w:w="90" w:type="dxa"/>
-              <w:bottom w:w="70" w:type="dxa"/>
-              <w:right w:w="90" w:type="dxa"/>
-            </w:tcMar>
-          </w:tcPr>
-          <w:p>
-            <w:pPr>
-              <w:spacing w:after="0" w:line="276" w:lineRule="auto"/>
-            </w:pPr>
-            <w:r>
-              <w:rPr>
-                <w:rFonts w:ascii="맑은 고딕" w:hAnsi="맑은 고딕" w:eastAsia="맑은 고딕" w:cs="맑은 고딕"/>
-                <w:b w:val="0"/>
-                <w:sz w:val="17"/>
-              </w:rPr>
-              <w:t>TRL 경계 6.5→6.0</w:t>
-            </w:r>
-          </w:p>
-        </w:tc>
-        <w:tc>
-          <w:tcPr>
-            <w:tcW w:type="dxa" w:w="5102"/>
-            <w:tcMar>
-              <w:top w:w="70" w:type="dxa"/>
-              <w:left w:w="90" w:type="dxa"/>
-              <w:bottom w:w="70" w:type="dxa"/>
-              <w:right w:w="90" w:type="dxa"/>
-            </w:tcMar>
-          </w:tcPr>
-          <w:p>
-            <w:pPr>
-              <w:spacing w:after="0" w:line="276" w:lineRule="auto"/>
-            </w:pPr>
-            <w:r>
-              <w:rPr>
-                <w:rFonts w:ascii="맑은 고딕" w:hAnsi="맑은 고딕" w:eastAsia="맑은 고딕" w:cs="맑은 고딕"/>
-                <w:b w:val="0"/>
-                <w:sz w:val="17"/>
-              </w:rPr>
-              <w:t>0 / 2칸 (H1 판정: 부분 지지)</w:t>
-            </w:r>
-          </w:p>
-        </w:tc>
-      </w:tr>
-      <w:tr>
-        <w:trPr>
-          <w:cantSplit/>
-        </w:trPr>
-        <w:tc>
-          <w:tcPr>
-            <w:tcW w:type="dxa" w:w="3969"/>
-            <w:tcMar>
-              <w:top w:w="70" w:type="dxa"/>
-              <w:left w:w="90" w:type="dxa"/>
-              <w:bottom w:w="70" w:type="dxa"/>
-              <w:right w:w="90" w:type="dxa"/>
-            </w:tcMar>
-          </w:tcPr>
-          <w:p>
-            <w:pPr>
-              <w:spacing w:after="0" w:line="276" w:lineRule="auto"/>
-            </w:pPr>
-            <w:r>
-              <w:rPr>
-                <w:rFonts w:ascii="맑은 고딕" w:hAnsi="맑은 고딕" w:eastAsia="맑은 고딕" w:cs="맑은 고딕"/>
-                <w:b w:val="0"/>
-                <w:sz w:val="17"/>
-              </w:rPr>
-              <w:t>TRL 경계 6.5→7.0</w:t>
-            </w:r>
-          </w:p>
-        </w:tc>
-        <w:tc>
-          <w:tcPr>
-            <w:tcW w:type="dxa" w:w="5102"/>
-            <w:tcMar>
-              <w:top w:w="70" w:type="dxa"/>
-              <w:left w:w="90" w:type="dxa"/>
-              <w:bottom w:w="70" w:type="dxa"/>
-              <w:right w:w="90" w:type="dxa"/>
-            </w:tcMar>
-          </w:tcPr>
-          <w:p>
-            <w:pPr>
-              <w:spacing w:after="0" w:line="276" w:lineRule="auto"/>
-            </w:pPr>
-            <w:r>
-              <w:rPr>
-                <w:rFonts w:ascii="맑은 고딕" w:hAnsi="맑은 고딕" w:eastAsia="맑은 고딕" w:cs="맑은 고딕"/>
-                <w:b w:val="0"/>
-                <w:sz w:val="17"/>
-              </w:rPr>
-              <w:t>0 / 2칸 (H1 판정: 부분 지지)</w:t>
-            </w:r>
-          </w:p>
-        </w:tc>
-      </w:tr>
-      <w:tr>
-        <w:trPr>
-          <w:cantSplit/>
-        </w:trPr>
-        <w:tc>
-          <w:tcPr>
-            <w:tcW w:type="dxa" w:w="3969"/>
-            <w:tcMar>
-              <w:top w:w="70" w:type="dxa"/>
-              <w:left w:w="90" w:type="dxa"/>
-              <w:bottom w:w="70" w:type="dxa"/>
-              <w:right w:w="90" w:type="dxa"/>
-            </w:tcMar>
-          </w:tcPr>
-          <w:p>
-            <w:pPr>
-              <w:spacing w:after="0" w:line="276" w:lineRule="auto"/>
-            </w:pPr>
-            <w:r>
-              <w:rPr>
-                <w:rFonts w:ascii="맑은 고딕" w:hAnsi="맑은 고딕" w:eastAsia="맑은 고딕" w:cs="맑은 고딕"/>
-                <w:b w:val="0"/>
-                <w:sz w:val="17"/>
-              </w:rPr>
-              <w:t>시장 경계 2.0→1.5</w:t>
-            </w:r>
-          </w:p>
-        </w:tc>
-        <w:tc>
-          <w:tcPr>
-            <w:tcW w:type="dxa" w:w="5102"/>
-            <w:tcMar>
-              <w:top w:w="70" w:type="dxa"/>
-              <w:left w:w="90" w:type="dxa"/>
-              <w:bottom w:w="70" w:type="dxa"/>
-              <w:right w:w="90" w:type="dxa"/>
-            </w:tcMar>
-          </w:tcPr>
-          <w:p>
-            <w:pPr>
-              <w:spacing w:after="0" w:line="276" w:lineRule="auto"/>
-            </w:pPr>
-            <w:r>
-              <w:rPr>
-                <w:rFonts w:ascii="맑은 고딕" w:hAnsi="맑은 고딕" w:eastAsia="맑은 고딕" w:cs="맑은 고딕"/>
-                <w:b w:val="0"/>
-                <w:sz w:val="17"/>
-              </w:rPr>
-              <w:t>0 / 2칸 (H1 판정: 부분 지지)</w:t>
-            </w:r>
-          </w:p>
-        </w:tc>
-      </w:tr>
-      <w:tr>
-        <w:trPr>
-          <w:cantSplit/>
-        </w:trPr>
-        <w:tc>
-          <w:tcPr>
-            <w:tcW w:type="dxa" w:w="3969"/>
-            <w:tcMar>
-              <w:top w:w="70" w:type="dxa"/>
-              <w:left w:w="90" w:type="dxa"/>
-              <w:bottom w:w="70" w:type="dxa"/>
-              <w:right w:w="90" w:type="dxa"/>
-            </w:tcMar>
-          </w:tcPr>
-          <w:p>
-            <w:pPr>
-              <w:spacing w:after="0" w:line="276" w:lineRule="auto"/>
-            </w:pPr>
-            <w:r>
-              <w:rPr>
-                <w:rFonts w:ascii="맑은 고딕" w:hAnsi="맑은 고딕" w:eastAsia="맑은 고딕" w:cs="맑은 고딕"/>
-                <w:b w:val="0"/>
-                <w:sz w:val="17"/>
-              </w:rPr>
-              <w:t>시장 경계 2.0→2.5</w:t>
-            </w:r>
-          </w:p>
-        </w:tc>
-        <w:tc>
-          <w:tcPr>
-            <w:tcW w:type="dxa" w:w="5102"/>
-            <w:tcMar>
-              <w:top w:w="70" w:type="dxa"/>
-              <w:left w:w="90" w:type="dxa"/>
-              <w:bottom w:w="70" w:type="dxa"/>
-              <w:right w:w="90" w:type="dxa"/>
-            </w:tcMar>
-          </w:tcPr>
-          <w:p>
-            <w:pPr>
-              <w:spacing w:after="0" w:line="276" w:lineRule="auto"/>
-            </w:pPr>
-            <w:r>
-              <w:rPr>
-                <w:rFonts w:ascii="맑은 고딕" w:hAnsi="맑은 고딕" w:eastAsia="맑은 고딕" w:cs="맑은 고딕"/>
-                <w:b w:val="0"/>
-                <w:sz w:val="17"/>
-              </w:rPr>
-              <w:t>0 / 2칸 (H1 판정: 부분 지지)</w:t>
-            </w:r>
-          </w:p>
-        </w:tc>
-      </w:tr>
-      <w:tr>
-        <w:trPr>
-          <w:cantSplit/>
-        </w:trPr>
-        <w:tc>
-          <w:tcPr>
-            <w:tcW w:type="dxa" w:w="3969"/>
-            <w:tcMar>
-              <w:top w:w="70" w:type="dxa"/>
-              <w:left w:w="90" w:type="dxa"/>
-              <w:bottom w:w="70" w:type="dxa"/>
-              <w:right w:w="90" w:type="dxa"/>
-            </w:tcMar>
-          </w:tcPr>
-          <w:p>
-            <w:pPr>
-              <w:spacing w:after="0" w:line="276" w:lineRule="auto"/>
-            </w:pPr>
-            <w:r>
-              <w:rPr>
-                <w:rFonts w:ascii="맑은 고딕" w:hAnsi="맑은 고딕" w:eastAsia="맑은 고딕" w:cs="맑은 고딕"/>
-                <w:b w:val="0"/>
-                <w:sz w:val="17"/>
-              </w:rPr>
-              <w:t>시장 경계 4.0→3.5</w:t>
-            </w:r>
-          </w:p>
-        </w:tc>
-        <w:tc>
-          <w:tcPr>
-            <w:tcW w:type="dxa" w:w="5102"/>
-            <w:tcMar>
-              <w:top w:w="70" w:type="dxa"/>
-              <w:left w:w="90" w:type="dxa"/>
-              <w:bottom w:w="70" w:type="dxa"/>
-              <w:right w:w="90" w:type="dxa"/>
-            </w:tcMar>
-          </w:tcPr>
-          <w:p>
-            <w:pPr>
-              <w:spacing w:after="0" w:line="276" w:lineRule="auto"/>
-            </w:pPr>
-            <w:r>
-              <w:rPr>
-                <w:rFonts w:ascii="맑은 고딕" w:hAnsi="맑은 고딕" w:eastAsia="맑은 고딕" w:cs="맑은 고딕"/>
-                <w:b w:val="0"/>
-                <w:sz w:val="17"/>
-              </w:rPr>
-              <w:t>0 / 2칸 (H1 판정: 부분 지지)</w:t>
-            </w:r>
-          </w:p>
-        </w:tc>
-      </w:tr>
-      <w:tr>
-        <w:trPr>
-          <w:cantSplit/>
-        </w:trPr>
-        <w:tc>
-          <w:tcPr>
-            <w:tcW w:type="dxa" w:w="3969"/>
-            <w:tcMar>
-              <w:top w:w="70" w:type="dxa"/>
-              <w:left w:w="90" w:type="dxa"/>
-              <w:bottom w:w="70" w:type="dxa"/>
-              <w:right w:w="90" w:type="dxa"/>
-            </w:tcMar>
-          </w:tcPr>
-          <w:p>
-            <w:pPr>
-              <w:spacing w:after="0" w:line="276" w:lineRule="auto"/>
-            </w:pPr>
-            <w:r>
-              <w:rPr>
-                <w:rFonts w:ascii="맑은 고딕" w:hAnsi="맑은 고딕" w:eastAsia="맑은 고딕" w:cs="맑은 고딕"/>
-                <w:b w:val="0"/>
-                <w:sz w:val="17"/>
-              </w:rPr>
-              <w:t>시장 경계 4.0→4.5</w:t>
-            </w:r>
-          </w:p>
-        </w:tc>
-        <w:tc>
-          <w:tcPr>
-            <w:tcW w:type="dxa" w:w="5102"/>
-            <w:tcMar>
-              <w:top w:w="70" w:type="dxa"/>
-              <w:left w:w="90" w:type="dxa"/>
-              <w:bottom w:w="70" w:type="dxa"/>
-              <w:right w:w="90" w:type="dxa"/>
-            </w:tcMar>
-          </w:tcPr>
-          <w:p>
-            <w:pPr>
-              <w:spacing w:after="0" w:line="276" w:lineRule="auto"/>
-            </w:pPr>
-            <w:r>
-              <w:rPr>
-                <w:rFonts w:ascii="맑은 고딕" w:hAnsi="맑은 고딕" w:eastAsia="맑은 고딕" w:cs="맑은 고딕"/>
-                <w:b w:val="0"/>
-                <w:sz w:val="17"/>
-              </w:rPr>
-              <w:t>1 / 2칸 (H1 판정: 기각)</w:t>
-            </w:r>
-          </w:p>
-        </w:tc>
-      </w:tr>
-    </w:tbl>
-    <w:p>
-      <w:pPr>
-        <w:spacing w:after="80" w:line="324" w:lineRule="auto"/>
-      </w:pPr>
-    </w:p>
-    <w:p>
-      <w:pPr>
-        <w:spacing w:after="80" w:line="324" w:lineRule="auto"/>
-      </w:pPr>
-      <w:r>
-        <w:rPr>
-          <w:rFonts w:ascii="맑은 고딕" w:hAnsi="맑은 고딕" w:eastAsia="맑은 고딕" w:cs="맑은 고딕"/>
-          <w:b w:val="0"/>
-          <w:sz w:val="20"/>
-        </w:rPr>
-        <w:t>2.0·1.0과 격자 경계는 절대 기준이 아니라 분류를 일관되게 하려고 미리 정한 값이므로, 각 값을 0.5씩 바꿨을 때 판정이 달라지는 칸 수를 함께 보고한다.</w:t>
+        <w:t>클라우드 및 데이터센터 사업자 도입 주체에서는 TurboQuant과 ITME 모두 긍정적 평가 근거가 존재하나, GPU·메모리 벤더 집단 근거는 TurboQuant에 부족하고 ITME는 일부 존재한다[18; 20; 23].</w:t>
       </w:r>
     </w:p>
     <w:p>
@@ -9976,91 +6330,7 @@
           <w:color w:val="161A58"/>
           <w:sz w:val="25"/>
         </w:rPr>
-        <w:t>6.1 공개 정보 기반 추정의 한계</w:t>
-      </w:r>
-    </w:p>
-    <w:p>
-      <w:pPr>
-        <w:spacing w:after="40" w:line="312" w:lineRule="auto"/>
-        <w:ind w:left="312" w:hanging="227"/>
-      </w:pPr>
-      <w:r>
-        <w:rPr>
-          <w:rFonts w:ascii="맑은 고딕" w:hAnsi="맑은 고딕" w:eastAsia="맑은 고딕" w:cs="맑은 고딕"/>
-          <w:b/>
-          <w:color w:val="7F4ACB"/>
-          <w:sz w:val="20"/>
-        </w:rPr>
-        <w:t xml:space="preserve">• </w:t>
-      </w:r>
-      <w:r>
-        <w:rPr>
-          <w:rFonts w:ascii="맑은 고딕" w:hAnsi="맑은 고딕" w:eastAsia="맑은 고딕" w:cs="맑은 고딕"/>
-          <w:b w:val="0"/>
-          <w:sz w:val="20"/>
-        </w:rPr>
-        <w:t>TRL과 모든 인식 점수는 공개 자료로 추정한 값이다. TRL 4~6 구간은 수율·실측치가 영업 비밀이라 공개 정보가 가장 적다.</w:t>
-      </w:r>
-    </w:p>
-    <w:p>
-      <w:pPr>
-        <w:spacing w:after="40" w:line="312" w:lineRule="auto"/>
-        <w:ind w:left="312" w:hanging="227"/>
-      </w:pPr>
-      <w:r>
-        <w:rPr>
-          <w:rFonts w:ascii="맑은 고딕" w:hAnsi="맑은 고딕" w:eastAsia="맑은 고딕" w:cs="맑은 고딕"/>
-          <w:b/>
-          <w:color w:val="7F4ACB"/>
-          <w:sz w:val="20"/>
-        </w:rPr>
-        <w:t xml:space="preserve">• </w:t>
-      </w:r>
-      <w:r>
-        <w:rPr>
-          <w:rFonts w:ascii="맑은 고딕" w:hAnsi="맑은 고딕" w:eastAsia="맑은 고딕" w:cs="맑은 고딕"/>
-          <w:b w:val="0"/>
-          <w:sz w:val="20"/>
-        </w:rPr>
-        <w:t>ITME는 2026년 6월에 공개돼 공개 후 기간이 짧고, 제3자 평가·채택 신호가 쌓이기 전이다. 논문 저자와 측정 제품이 모두 SK hynix이다.</w:t>
-      </w:r>
-    </w:p>
-    <w:p>
-      <w:pPr>
-        <w:spacing w:after="40" w:line="312" w:lineRule="auto"/>
-        <w:ind w:left="312" w:hanging="227"/>
-      </w:pPr>
-      <w:r>
-        <w:rPr>
-          <w:rFonts w:ascii="맑은 고딕" w:hAnsi="맑은 고딕" w:eastAsia="맑은 고딕" w:cs="맑은 고딕"/>
-          <w:b/>
-          <w:color w:val="7F4ACB"/>
-          <w:sz w:val="20"/>
-        </w:rPr>
-        <w:t xml:space="preserve">• </w:t>
-      </w:r>
-      <w:r>
-        <w:rPr>
-          <w:rFonts w:ascii="맑은 고딕" w:hAnsi="맑은 고딕" w:eastAsia="맑은 고딕" w:cs="맑은 고딕"/>
-          <w:b w:val="0"/>
-          <w:sz w:val="20"/>
-        </w:rPr>
-        <w:t>TurboQuant는 논문 실험이 품질·왜곡률 위주이고 서빙 엔진 통합과 처리량 수치가 논문에 없다.</w:t>
-      </w:r>
-    </w:p>
-    <w:p>
-      <w:pPr>
-        <w:pStyle w:val="Heading2"/>
-        <w:keepNext/>
-      </w:pPr>
-      <w:r>
-        <w:rPr>
-          <w:rFonts w:ascii="맑은 고딕" w:hAnsi="맑은 고딕" w:eastAsia="맑은 고딕" w:cs="맑은 고딕"/>
-          <w:b/>
-          <w:color w:val="161A58"/>
-          <w:sz w:val="25"/>
-        </w:rPr>
-        <w:t>6.2 확증편향 방지 조치와 실행 결과</w:t>
+        <w:t>6.1 확증편향 방지 조치와 실행 결과</w:t>
       </w:r>
     </w:p>
     <w:tbl>
@@ -10364,7 +6634,7 @@
                 <w:b w:val="0"/>
                 <w:sz w:val="17"/>
               </w:rPr>
-              <w:t>100%</w:t>
+              <w:t>38%</w:t>
             </w:r>
           </w:p>
         </w:tc>
@@ -10389,7 +6659,7 @@
                 <w:b w:val="0"/>
                 <w:sz w:val="17"/>
               </w:rPr>
-              <w:t>TurboQuant 하·상한 5, ITME 하·상한 1</w:t>
+              <w:t>TurboQuant 하·상한 3, ITME 하·상한 1</w:t>
             </w:r>
           </w:p>
         </w:tc>
@@ -10439,7 +6709,7 @@
                 <w:b w:val="0"/>
                 <w:sz w:val="17"/>
               </w:rPr>
-              <w:t>2</w:t>
+              <w:t>1</w:t>
             </w:r>
           </w:p>
         </w:tc>
@@ -10464,7 +6734,7 @@
                 <w:b w:val="0"/>
                 <w:sz w:val="17"/>
               </w:rPr>
-              <w:t>판정 불확실</w:t>
+              <w:t>통과</w:t>
             </w:r>
           </w:p>
         </w:tc>
@@ -10519,7 +6789,7 @@
                 <w:b w:val="0"/>
                 <w:sz w:val="17"/>
               </w:rPr>
-              <w:t>4/4/4/4</w:t>
+              <w:t>5/5/4/4</w:t>
             </w:r>
           </w:p>
         </w:tc>
@@ -10569,7 +6839,7 @@
                 <w:b w:val="0"/>
                 <w:sz w:val="17"/>
               </w:rPr>
-              <w:t>TurboQuant 찬14/반3, ITME 찬2/반0</w:t>
+              <w:t>TurboQuant 찬8/반2, ITME 찬2/반0</w:t>
             </w:r>
           </w:p>
         </w:tc>
@@ -10594,7 +6864,7 @@
                 <w:b w:val="0"/>
                 <w:sz w:val="17"/>
               </w:rPr>
-              <w:t>2</w:t>
+              <w:t>0</w:t>
             </w:r>
           </w:p>
         </w:tc>
@@ -10619,7 +6889,7 @@
                 <w:b w:val="0"/>
                 <w:sz w:val="17"/>
               </w:rPr>
-              <w:t>2</w:t>
+              <w:t>1</w:t>
             </w:r>
           </w:p>
         </w:tc>
@@ -10724,7 +6994,7 @@
                 <w:b w:val="0"/>
                 <w:sz w:val="17"/>
               </w:rPr>
-              <w:t>19%</w:t>
+              <w:t>14%</w:t>
             </w:r>
           </w:p>
         </w:tc>
@@ -10749,7 +7019,7 @@
                 <w:b w:val="0"/>
                 <w:sz w:val="17"/>
               </w:rPr>
-              <w:t>TurboQuant 찬16/반3, ITME 찬14/반3</w:t>
+              <w:t>TurboQuant 찬15/반0, ITME 찬21/반7</w:t>
             </w:r>
           </w:p>
         </w:tc>
@@ -10799,7 +7069,7 @@
                 <w:b w:val="0"/>
                 <w:sz w:val="17"/>
               </w:rPr>
-              <w:t>2</w:t>
+              <w:t>1</w:t>
             </w:r>
           </w:p>
         </w:tc>
@@ -10824,7 +7094,7 @@
                 <w:b w:val="0"/>
                 <w:sz w:val="17"/>
               </w:rPr>
-              <w:t>통과</w:t>
+              <w:t>판정 불확실</w:t>
             </w:r>
           </w:p>
         </w:tc>
@@ -10877,7 +7147,7 @@
                 <w:b w:val="0"/>
                 <w:sz w:val="17"/>
               </w:rPr>
-              <w:t>4/4/3/4</w:t>
+              <w:t>5/5/4/4</w:t>
             </w:r>
           </w:p>
         </w:tc>
@@ -10925,7 +7195,7 @@
                 <w:b w:val="0"/>
                 <w:sz w:val="17"/>
               </w:rPr>
-              <w:t>TurboQuant 찬23/반1, ITME 찬2/반0</w:t>
+              <w:t>TurboQuant 찬22/반1, ITME 찬2/반0</w:t>
             </w:r>
           </w:p>
         </w:tc>
@@ -10973,7 +7243,7 @@
                 <w:b w:val="0"/>
                 <w:sz w:val="17"/>
               </w:rPr>
-              <w:t>2</w:t>
+              <w:t>1</w:t>
             </w:r>
           </w:p>
         </w:tc>
@@ -11028,7 +7298,7 @@
           <w:b w:val="0"/>
           <w:sz w:val="20"/>
         </w:rPr>
-        <w:t>본문 인용 근거의 출처 구분: 벤더 24건, 제3자 47건, 학술 6건. 관점마다 지지·반대 질의를 짝지어 검색했고, 한 원 출처 계열이 웹 근거의 50%를 넘지 않게 했으며, 개발사 발언은 이해관계자 점수에서 뺐다.</w:t>
+        <w:t>본문 인용 근거의 출처 구분: 벤더 27건, 제3자 42건, 학술 3건. 관점마다 지지·반대 질의를 짝지어 검색했고, 한 원 출처 계열이 웹 근거의 50%를 넘지 않게 했으며, 개발사 발언은 이해관계자 점수에서 뺐다.</w:t>
       </w:r>
     </w:p>
     <w:p>
@@ -11051,7 +7321,7 @@
           <w:b w:val="0"/>
           <w:sz w:val="20"/>
         </w:rPr>
-        <w:t>Judge 판정식은 설계서 D.5를 그대로 썼다. 기준에 못 미친 관점만 최대 2회 다시 실행했고, 한도 후에도 미달이면 판정 불확실로 남겼다.</w:t>
+        <w:t>Orchestrator가 SubTask 6개를 동적으로 계획했다(계획 출처 llm, 사용 Agent 6개, 미사용 Agent 1개).</w:t>
       </w:r>
     </w:p>
     <w:p>
@@ -11074,7 +7344,7 @@
           <w:b w:val="0"/>
           <w:sz w:val="20"/>
         </w:rPr>
-        <w:t>판정 불확실: TRL 관점이 재실행 한도(2회) 후에도 Judge 기준 미달</w:t>
+        <w:t>Judge 판정식은 설계서 D.5를 그대로 썼다. 기준에 못 미친 작업만 같은 담당 Agent가 1회 다시 실행했고, 미사용 Agent의 교차 검토와 Agent 0의 재시도 지시를 거쳤다. 재시도 후에도 미달이면 판정 불확실로 남겼다.</w:t>
       </w:r>
     </w:p>
     <w:p>
@@ -11097,7 +7367,7 @@
           <w:b w:val="0"/>
           <w:sz w:val="20"/>
         </w:rPr>
-        <w:t>판정 불확실: 시장성 관점이 재실행 한도(2회) 후에도 Judge 기준 미달</w:t>
+        <w:t>재시도 후 미달·부분 결과 작업: T02(FAILED_AFTER_RETRY), T03(FAILED_AFTER_RETRY), T04(FAILED_AFTER_RETRY)</w:t>
       </w:r>
     </w:p>
     <w:p>
@@ -11120,22 +7390,7 @@
           <w:b w:val="0"/>
           <w:sz w:val="20"/>
         </w:rPr>
-        <w:t>판정 불확실: 도메인 적합성 관점이 재실행 한도(2회) 후에도 Judge 기준 미달</w:t>
-      </w:r>
-    </w:p>
-    <w:p>
-      <w:pPr>
-        <w:pStyle w:val="Heading2"/>
-        <w:keepNext/>
-      </w:pPr>
-      <w:r>
-        <w:rPr>
-          <w:rFonts w:ascii="맑은 고딕" w:hAnsi="맑은 고딕" w:eastAsia="맑은 고딕" w:cs="맑은 고딕"/>
-          <w:b/>
-          <w:color w:val="161A58"/>
-          <w:sz w:val="25"/>
-        </w:rPr>
-        <w:t>6.3 분석 방법의 한계</w:t>
+        <w:t>판정 불확실: 작업 T02(marketability, market_specialist)이 재시도 1회 후에도 기준 미달 → FAILED_AFTER_RETRY. 사유: 한 출처 계열 비중 100%(50% 초과) / itme: 찬성 2계열·반대 0계열(각 2 이상 필요) / ITME의 한계와 비용 구조에 대한 근거가 부족하며, 모든 평가 항목에서 독립적인 제3자 출처가 더 보강되어야</w:t>
       </w:r>
     </w:p>
     <w:p>
@@ -11158,7 +7413,7 @@
           <w:b w:val="0"/>
           <w:sz w:val="20"/>
         </w:rPr>
-        <w:t>검색 구성(bge-m3, 3중 RRF + reranker)은 한국어→영어 42문항 개발 지표(구현 조건 Hit@1 0.786, Hit@5 0.976, MRR@10 0.863)로 골랐다. 설정 선택과 성능 보고를 같은 42문항으로 해 개발셋과 테스트셋이 분리되지 않았고 과적합 가능성이 있다.</w:t>
+        <w:t>판정 불확실: 작업 T03(stakeholder perspective, stakeholder_specialist)이 재시도 1회 후에도 기준 미달 → FAILED_AFTER_RETRY. 사유: turboquant: 찬성 15계열·반대 0계열(각 2 이상 필요)</w:t>
       </w:r>
     </w:p>
     <w:p>
@@ -11181,99 +7436,7 @@
           <w:b w:val="0"/>
           <w:sz w:val="20"/>
         </w:rPr>
-        <w:t>Judge(gpt-4.1)는 생성 모델(gpt-4.1-mini)보다 상위 모델이지만 같은 계열이라 자기 평가 편향을 줄이는 효과가 제한적이다.</w:t>
-      </w:r>
-    </w:p>
-    <w:p>
-      <w:pPr>
-        <w:spacing w:after="40" w:line="312" w:lineRule="auto"/>
-        <w:ind w:left="312" w:hanging="227"/>
-      </w:pPr>
-      <w:r>
-        <w:rPr>
-          <w:rFonts w:ascii="맑은 고딕" w:hAnsi="맑은 고딕" w:eastAsia="맑은 고딕" w:cs="맑은 고딕"/>
-          <w:b/>
-          <w:color w:val="7F4ACB"/>
-          <w:sz w:val="20"/>
-        </w:rPr>
-        <w:t xml:space="preserve">• </w:t>
-      </w:r>
-      <w:r>
-        <w:rPr>
-          <w:rFonts w:ascii="맑은 고딕" w:hAnsi="맑은 고딕" w:eastAsia="맑은 고딕" w:cs="맑은 고딕"/>
-          <w:b w:val="0"/>
-          <w:sz w:val="20"/>
-        </w:rPr>
-        <w:t>평가 주체인 우리 조가 SK 교육과정 소속이고 ITME는 SK hynix 기술이다. 두 기술에 같은 질의 틀·검색 한도·Rubric을 썼지만 소속에 따른 편향 가능성을 배제할 수 없다.</w:t>
-      </w:r>
-    </w:p>
-    <w:p>
-      <w:pPr>
-        <w:spacing w:after="40" w:line="312" w:lineRule="auto"/>
-        <w:ind w:left="312" w:hanging="227"/>
-      </w:pPr>
-      <w:r>
-        <w:rPr>
-          <w:rFonts w:ascii="맑은 고딕" w:hAnsi="맑은 고딕" w:eastAsia="맑은 고딕" w:cs="맑은 고딕"/>
-          <w:b/>
-          <w:color w:val="7F4ACB"/>
-          <w:sz w:val="20"/>
-        </w:rPr>
-        <w:t xml:space="preserve">• </w:t>
-      </w:r>
-      <w:r>
-        <w:rPr>
-          <w:rFonts w:ascii="맑은 고딕" w:hAnsi="맑은 고딕" w:eastAsia="맑은 고딕" w:cs="맑은 고딕"/>
-          <w:b w:val="0"/>
-          <w:sz w:val="20"/>
-        </w:rPr>
-        <w:t>웹 근거는 Tavily 검색 결과에 의존하며 검색 시점(2026-09-22)의 자료만 반영한다. 점수는 근거 개수를 가중치로 쓰지 않지만 검색되는 자료의 양에 영향을 받는다.</w:t>
-      </w:r>
-    </w:p>
-    <w:p>
-      <w:pPr>
-        <w:spacing w:after="40" w:line="312" w:lineRule="auto"/>
-        <w:ind w:left="312" w:hanging="227"/>
-      </w:pPr>
-      <w:r>
-        <w:rPr>
-          <w:rFonts w:ascii="맑은 고딕" w:hAnsi="맑은 고딕" w:eastAsia="맑은 고딕" w:cs="맑은 고딕"/>
-          <w:b/>
-          <w:color w:val="7F4ACB"/>
-          <w:sz w:val="20"/>
-        </w:rPr>
-        <w:t xml:space="preserve">• </w:t>
-      </w:r>
-      <w:r>
-        <w:rPr>
-          <w:rFonts w:ascii="맑은 고딕" w:hAnsi="맑은 고딕" w:eastAsia="맑은 고딕" w:cs="맑은 고딕"/>
-          <w:b w:val="0"/>
-          <w:sz w:val="20"/>
-        </w:rPr>
-        <w:t>실행 중 기록된 경고: 도메인 적합성 관점 ITME: 빠진 가중치가 50%를 넘어 판단 보류; 시장성 관점 ITME: 빠진 가중치가 50%를 넘어 판단 보류; 같은 근거 ID에 다른 제목이 들어온 경우 5건(기존 항목 유지, 실행 로그에 기록)</w:t>
-      </w:r>
-    </w:p>
-    <w:p>
-      <w:pPr>
-        <w:spacing w:after="40" w:line="312" w:lineRule="auto"/>
-        <w:ind w:left="312" w:hanging="227"/>
-      </w:pPr>
-      <w:r>
-        <w:rPr>
-          <w:rFonts w:ascii="맑은 고딕" w:hAnsi="맑은 고딕" w:eastAsia="맑은 고딕" w:cs="맑은 고딕"/>
-          <w:b/>
-          <w:color w:val="7F4ACB"/>
-          <w:sz w:val="20"/>
-        </w:rPr>
-        <w:t xml:space="preserve">• </w:t>
-      </w:r>
-      <w:r>
-        <w:rPr>
-          <w:rFonts w:ascii="맑은 고딕" w:hAnsi="맑은 고딕" w:eastAsia="맑은 고딕" w:cs="맑은 고딕"/>
-          <w:b w:val="0"/>
-          <w:sz w:val="20"/>
-        </w:rPr>
-        <w:t>RAG 문서는 Doc Pool 논문 6편 136쪽(한도 200쪽), 청크 159개이다.</w:t>
+        <w:t>판정 불확실: 작업 T04(domain applicability, domain_specialist)이 재시도 1회 후에도 기준 미달 → FAILED_AFTER_RETRY. 사유: 한 출처 계열 비중 100%(50% 초과) / turboquant: 찬성 22계열·반대 1계열(각 2 이상 필요) / itme: 찬성 2계열·반대 0계열(각 2 이상 필요) / ITME의 경우 정확도(accuracy</w:t>
       </w:r>
     </w:p>
     <w:p>
@@ -11309,7 +7472,7 @@
     </w:p>
     <w:p>
       <w:pPr>
-        <w:spacing w:after="40" w:line="312" w:lineRule="auto"/>
+        <w:spacing w:after="20" w:line="264" w:lineRule="auto"/>
         <w:ind w:left="312" w:hanging="227"/>
       </w:pPr>
       <w:r>
@@ -11317,7 +7480,7 @@
           <w:rFonts w:ascii="맑은 고딕" w:hAnsi="맑은 고딕" w:eastAsia="맑은 고딕" w:cs="맑은 고딕"/>
           <w:b/>
           <w:color w:val="7F4ACB"/>
-          <w:sz w:val="20"/>
+          <w:sz w:val="16"/>
         </w:rPr>
         <w:t xml:space="preserve">• </w:t>
       </w:r>
@@ -11325,14 +7488,14 @@
         <w:rPr>
           <w:rFonts w:ascii="맑은 고딕" w:hAnsi="맑은 고딕" w:eastAsia="맑은 고딕" w:cs="맑은 고딕"/>
           <w:b w:val="0"/>
-          <w:sz w:val="20"/>
+          <w:sz w:val="16"/>
         </w:rPr>
         <w:t>[1] Zandieh, A., Daliri, M., Hadian, M., &amp; Mirrokni, V.(2025). TurboQuant: Online Vector Quantization with Near-optimal Distortion Rate. arXiv, 2504.19874.</w:t>
       </w:r>
     </w:p>
     <w:p>
       <w:pPr>
-        <w:spacing w:after="40" w:line="312" w:lineRule="auto"/>
+        <w:spacing w:after="20" w:line="264" w:lineRule="auto"/>
         <w:ind w:left="312" w:hanging="227"/>
       </w:pPr>
       <w:r>
@@ -11340,7 +7503,7 @@
           <w:rFonts w:ascii="맑은 고딕" w:hAnsi="맑은 고딕" w:eastAsia="맑은 고딕" w:cs="맑은 고딕"/>
           <w:b/>
           <w:color w:val="7F4ACB"/>
-          <w:sz w:val="20"/>
+          <w:sz w:val="16"/>
         </w:rPr>
         <w:t xml:space="preserve">• </w:t>
       </w:r>
@@ -11348,7 +7511,7 @@
         <w:rPr>
           <w:rFonts w:ascii="맑은 고딕" w:hAnsi="맑은 고딕" w:eastAsia="맑은 고딕" w:cs="맑은 고딕"/>
           <w:b w:val="0"/>
-          <w:sz w:val="20"/>
+          <w:sz w:val="16"/>
         </w:rPr>
         <w:t>[2] Jang, H., Min, Y., Kim, S., Ahn, T., Kim, H., Joo, Y., Kim, H., &amp; Kim, J.(2026). ITME: Inference Tiered Memory Expansion with Disaggregated CXL-Hybrid Memories. arXiv, 2606.12556.</w:t>
       </w:r>
@@ -11370,7 +7533,7 @@
     </w:p>
     <w:p>
       <w:pPr>
-        <w:spacing w:after="40" w:line="312" w:lineRule="auto"/>
+        <w:spacing w:after="20" w:line="264" w:lineRule="auto"/>
         <w:ind w:left="312" w:hanging="227"/>
       </w:pPr>
       <w:r>
@@ -11378,7 +7541,7 @@
           <w:rFonts w:ascii="맑은 고딕" w:hAnsi="맑은 고딕" w:eastAsia="맑은 고딕" w:cs="맑은 고딕"/>
           <w:b/>
           <w:color w:val="7F4ACB"/>
-          <w:sz w:val="20"/>
+          <w:sz w:val="16"/>
         </w:rPr>
         <w:t xml:space="preserve">• </w:t>
       </w:r>
@@ -11386,14 +7549,14 @@
         <w:rPr>
           <w:rFonts w:ascii="맑은 고딕" w:hAnsi="맑은 고딕" w:eastAsia="맑은 고딕" w:cs="맑은 고딕"/>
           <w:b w:val="0"/>
-          <w:sz w:val="20"/>
-        </w:rPr>
-        <w:t>[3] medium.com(2026-09-22 접속). Medium. medium.com, https://medium.com/@anupkawarase.akz/turboquant-how-googles-6x-kv-cache-compression-changes-llm-inference-forever-1110e4be289e</w:t>
-      </w:r>
-    </w:p>
-    <w:p>
-      <w:pPr>
-        <w:spacing w:after="40" w:line="312" w:lineRule="auto"/>
+          <w:sz w:val="16"/>
+        </w:rPr>
+        <w:t>[3] medium.com(2026-09-22 접속). Medium. https://medium.com/@anupkawarase.akz/turboquant-how-googles-6x-kv-cache-compression-changes-llm-inference-forever-1110e4be289e</w:t>
+      </w:r>
+    </w:p>
+    <w:p>
+      <w:pPr>
+        <w:spacing w:after="20" w:line="264" w:lineRule="auto"/>
         <w:ind w:left="312" w:hanging="227"/>
       </w:pPr>
       <w:r>
@@ -11401,7 +7564,7 @@
           <w:rFonts w:ascii="맑은 고딕" w:hAnsi="맑은 고딕" w:eastAsia="맑은 고딕" w:cs="맑은 고딕"/>
           <w:b/>
           <w:color w:val="7F4ACB"/>
-          <w:sz w:val="20"/>
+          <w:sz w:val="16"/>
         </w:rPr>
         <w:t xml:space="preserve">• </w:t>
       </w:r>
@@ -11409,14 +7572,14 @@
         <w:rPr>
           <w:rFonts w:ascii="맑은 고딕" w:hAnsi="맑은 고딕" w:eastAsia="맑은 고딕" w:cs="맑은 고딕"/>
           <w:b w:val="0"/>
-          <w:sz w:val="20"/>
-        </w:rPr>
-        <w:t>[4] dev.to(2026-09-22 접속). TurboQuant: What Developers Need to Know About .... dev.to, https://dev.to/arshtechpro/turboquant-what-developers-need-to-know-about-googles-kv-cache-compression-eeg</w:t>
-      </w:r>
-    </w:p>
-    <w:p>
-      <w:pPr>
-        <w:spacing w:after="40" w:line="312" w:lineRule="auto"/>
+          <w:sz w:val="16"/>
+        </w:rPr>
+        <w:t>[4] github.com(2026-09-22 접속). OmarHory/turboquant: Open-source implementation . https://github.com/OmarHory/turboquant</w:t>
+      </w:r>
+    </w:p>
+    <w:p>
+      <w:pPr>
+        <w:spacing w:after="20" w:line="264" w:lineRule="auto"/>
         <w:ind w:left="312" w:hanging="227"/>
       </w:pPr>
       <w:r>
@@ -11424,7 +7587,7 @@
           <w:rFonts w:ascii="맑은 고딕" w:hAnsi="맑은 고딕" w:eastAsia="맑은 고딕" w:cs="맑은 고딕"/>
           <w:b/>
           <w:color w:val="7F4ACB"/>
-          <w:sz w:val="20"/>
+          <w:sz w:val="16"/>
         </w:rPr>
         <w:t xml:space="preserve">• </w:t>
       </w:r>
@@ -11432,14 +7595,14 @@
         <w:rPr>
           <w:rFonts w:ascii="맑은 고딕" w:hAnsi="맑은 고딕" w:eastAsia="맑은 고딕" w:cs="맑은 고딕"/>
           <w:b w:val="0"/>
-          <w:sz w:val="20"/>
-        </w:rPr>
-        <w:t>[5] ThePromptBuddy(2026-09-22 접속). Google TurboQuant: The KV-Cache Breakthrough That Could Make Large AI Models Cheaper. thepromptbuddy.com, https://www.thepromptbuddy.com/prompts/google-turboquant-the-kv-cache-breakthrough-that-could-make-large-ai-models-cheaper</w:t>
-      </w:r>
-    </w:p>
-    <w:p>
-      <w:pPr>
-        <w:spacing w:after="40" w:line="312" w:lineRule="auto"/>
+          <w:sz w:val="16"/>
+        </w:rPr>
+        <w:t>[5] dev.to(2026-09-22 접속). TurboQuant: What Developers Need to Know About . https://dev.to/arshtechpro/turboquant-what-developers-need-to-know-about-googles-kv-cache-compression-eeg</w:t>
+      </w:r>
+    </w:p>
+    <w:p>
+      <w:pPr>
+        <w:spacing w:after="20" w:line="264" w:lineRule="auto"/>
         <w:ind w:left="312" w:hanging="227"/>
       </w:pPr>
       <w:r>
@@ -11447,7 +7610,7 @@
           <w:rFonts w:ascii="맑은 고딕" w:hAnsi="맑은 고딕" w:eastAsia="맑은 고딕" w:cs="맑은 고딕"/>
           <w:b/>
           <w:color w:val="7F4ACB"/>
-          <w:sz w:val="20"/>
+          <w:sz w:val="16"/>
         </w:rPr>
         <w:t xml:space="preserve">• </w:t>
       </w:r>
@@ -11455,14 +7618,14 @@
         <w:rPr>
           <w:rFonts w:ascii="맑은 고딕" w:hAnsi="맑은 고딕" w:eastAsia="맑은 고딕" w:cs="맑은 고딕"/>
           <w:b w:val="0"/>
-          <w:sz w:val="20"/>
-        </w:rPr>
-        <w:t>[6] sedaily.com(2026-07-29). SK hynix Developing New NAND Products for KV Cache .... en.sedaily.com, https://en.sedaily.com/finance/2026/07/29/sk-hynix-developing-new-nand-products-for-kv-cache-demands</w:t>
-      </w:r>
-    </w:p>
-    <w:p>
-      <w:pPr>
-        <w:spacing w:after="40" w:line="312" w:lineRule="auto"/>
+          <w:sz w:val="16"/>
+        </w:rPr>
+        <w:t>[6] turboquant.net(2026-09-22 접속). TurboQuant.net - Independent TurboQuant Analysis. https://turboquant.net</w:t>
+      </w:r>
+    </w:p>
+    <w:p>
+      <w:pPr>
+        <w:spacing w:after="20" w:line="264" w:lineRule="auto"/>
         <w:ind w:left="312" w:hanging="227"/>
       </w:pPr>
       <w:r>
@@ -11470,7 +7633,7 @@
           <w:rFonts w:ascii="맑은 고딕" w:hAnsi="맑은 고딕" w:eastAsia="맑은 고딕" w:cs="맑은 고딕"/>
           <w:b/>
           <w:color w:val="7F4ACB"/>
-          <w:sz w:val="20"/>
+          <w:sz w:val="16"/>
         </w:rPr>
         <w:t xml:space="preserve">• </w:t>
       </w:r>
@@ -11478,14 +7641,14 @@
         <w:rPr>
           <w:rFonts w:ascii="맑은 고딕" w:hAnsi="맑은 고딕" w:eastAsia="맑은 고딕" w:cs="맑은 고딕"/>
           <w:b w:val="0"/>
-          <w:sz w:val="20"/>
-        </w:rPr>
-        <w:t>[7] arxiv.org(2026-09-22 접속). TurboQuant: Online Vector Quantization with Near-optimal .... arxiv.org, https://arxiv.org/html/2504.19874v1</w:t>
-      </w:r>
-    </w:p>
-    <w:p>
-      <w:pPr>
-        <w:spacing w:after="40" w:line="312" w:lineRule="auto"/>
+          <w:sz w:val="16"/>
+        </w:rPr>
+        <w:t>[7] GitHub(2026-09-22 접속). GitHub - hackimov/turboquant-kv: Open-source PyTorch implementation of Google…. https://github.com/hackimov/turboquant-kv</w:t>
+      </w:r>
+    </w:p>
+    <w:p>
+      <w:pPr>
+        <w:spacing w:after="20" w:line="264" w:lineRule="auto"/>
         <w:ind w:left="312" w:hanging="227"/>
       </w:pPr>
       <w:r>
@@ -11493,7 +7656,7 @@
           <w:rFonts w:ascii="맑은 고딕" w:hAnsi="맑은 고딕" w:eastAsia="맑은 고딕" w:cs="맑은 고딕"/>
           <w:b/>
           <w:color w:val="7F4ACB"/>
-          <w:sz w:val="20"/>
+          <w:sz w:val="16"/>
         </w:rPr>
         <w:t xml:space="preserve">• </w:t>
       </w:r>
@@ -11501,14 +7664,14 @@
         <w:rPr>
           <w:rFonts w:ascii="맑은 고딕" w:hAnsi="맑은 고딕" w:eastAsia="맑은 고딕" w:cs="맑은 고딕"/>
           <w:b w:val="0"/>
-          <w:sz w:val="20"/>
-        </w:rPr>
-        <w:t>[8] Artificial Intelligence(2026-09-22 접속). Efficient LLM Inference with TurboQuant and KV Cache Offloading. artificial-inteligence.phptutorial.co.in, https://artificial-inteligence.phptutorial.co.in/efficient-llm-inference-with-turboquant-and-kv-cache-offloading</w:t>
-      </w:r>
-    </w:p>
-    <w:p>
-      <w:pPr>
-        <w:spacing w:after="40" w:line="312" w:lineRule="auto"/>
+          <w:sz w:val="16"/>
+        </w:rPr>
+        <w:t>[8] DEV Community(2026-09-22 접속). TurboQuant: What Developers Need to Know About Google's KV Cache Compression. https://translate.google.com/translate?u=https%3A%2F%2Fdev.to%2Farshtechpro%2Fturboquant-what-developers-need-to-know-about-googles-kv-cache-compression-eeg&amp;hl=pt&amp;sl=en&amp;tl=pt&amp;client=srp</w:t>
+      </w:r>
+    </w:p>
+    <w:p>
+      <w:pPr>
+        <w:spacing w:after="20" w:line="264" w:lineRule="auto"/>
         <w:ind w:left="312" w:hanging="227"/>
       </w:pPr>
       <w:r>
@@ -11516,7 +7679,7 @@
           <w:rFonts w:ascii="맑은 고딕" w:hAnsi="맑은 고딕" w:eastAsia="맑은 고딕" w:cs="맑은 고딕"/>
           <w:b/>
           <w:color w:val="7F4ACB"/>
-          <w:sz w:val="20"/>
+          <w:sz w:val="16"/>
         </w:rPr>
         <w:t xml:space="preserve">• </w:t>
       </w:r>
@@ -11524,14 +7687,14 @@
         <w:rPr>
           <w:rFonts w:ascii="맑은 고딕" w:hAnsi="맑은 고딕" w:eastAsia="맑은 고딕" w:cs="맑은 고딕"/>
           <w:b w:val="0"/>
-          <w:sz w:val="20"/>
-        </w:rPr>
-        <w:t>[9] github.com(2026-09-22 접속). OmarHory/turboquant: Open-source implementation .... github.com, https://github.com/OmarHory/turboquant</w:t>
-      </w:r>
-    </w:p>
-    <w:p>
-      <w:pPr>
-        <w:spacing w:after="40" w:line="312" w:lineRule="auto"/>
+          <w:sz w:val="16"/>
+        </w:rPr>
+        <w:t>[9] GitHub(2026-09-22 접속). GitHub - 0xSero/turboquant: TurboQuant: Near-optimal KV cache quantization for…. https://github.com/0xSero/turboquant</w:t>
+      </w:r>
+    </w:p>
+    <w:p>
+      <w:pPr>
+        <w:spacing w:after="20" w:line="264" w:lineRule="auto"/>
         <w:ind w:left="312" w:hanging="227"/>
       </w:pPr>
       <w:r>
@@ -11539,7 +7702,7 @@
           <w:rFonts w:ascii="맑은 고딕" w:hAnsi="맑은 고딕" w:eastAsia="맑은 고딕" w:cs="맑은 고딕"/>
           <w:b/>
           <w:color w:val="7F4ACB"/>
-          <w:sz w:val="20"/>
+          <w:sz w:val="16"/>
         </w:rPr>
         <w:t xml:space="preserve">• </w:t>
       </w:r>
@@ -11547,14 +7710,14 @@
         <w:rPr>
           <w:rFonts w:ascii="맑은 고딕" w:hAnsi="맑은 고딕" w:eastAsia="맑은 고딕" w:cs="맑은 고딕"/>
           <w:b w:val="0"/>
-          <w:sz w:val="20"/>
-        </w:rPr>
-        <w:t>[10] deepinfra.com(2026-09-22 접속). What Is Google TurboQuant and What Does It Mean .... deepinfra.com, https://deepinfra.com/blog/google-turboquant</w:t>
-      </w:r>
-    </w:p>
-    <w:p>
-      <w:pPr>
-        <w:spacing w:after="40" w:line="312" w:lineRule="auto"/>
+          <w:sz w:val="16"/>
+        </w:rPr>
+        <w:t>[10] deepinfra.com(2026-09-22 접속). What Is Google TurboQuant and What Does It Mean . https://deepinfra.com/blog/google-turboquant</w:t>
+      </w:r>
+    </w:p>
+    <w:p>
+      <w:pPr>
+        <w:spacing w:after="20" w:line="264" w:lineRule="auto"/>
         <w:ind w:left="312" w:hanging="227"/>
       </w:pPr>
       <w:r>
@@ -11562,7 +7725,7 @@
           <w:rFonts w:ascii="맑은 고딕" w:hAnsi="맑은 고딕" w:eastAsia="맑은 고딕" w:cs="맑은 고딕"/>
           <w:b/>
           <w:color w:val="7F4ACB"/>
-          <w:sz w:val="20"/>
+          <w:sz w:val="16"/>
         </w:rPr>
         <w:t xml:space="preserve">• </w:t>
       </w:r>
@@ -11570,14 +7733,14 @@
         <w:rPr>
           <w:rFonts w:ascii="맑은 고딕" w:hAnsi="맑은 고딕" w:eastAsia="맑은 고딕" w:cs="맑은 고딕"/>
           <w:b w:val="0"/>
-          <w:sz w:val="20"/>
-        </w:rPr>
-        <w:t>[11] o-mega.ai(2026-09-22 접속). Google TurboQuant in August 2026: Where It Actually Runs. o-mega.ai, https://o-mega.ai/articles/google-turboquant-the-2026-llm-compression-guide</w:t>
-      </w:r>
-    </w:p>
-    <w:p>
-      <w:pPr>
-        <w:spacing w:after="40" w:line="312" w:lineRule="auto"/>
+          <w:sz w:val="16"/>
+        </w:rPr>
+        <w:t>[11] tradingkey.com(2026-09-22 접속). What Is Google TurboQuant Compression Algorithm? How Does It Affect the AI…. https://tradingkey.com/analysis/stocks/us-stocks/261728257-what-is-google-turboquant-compression-algorithm-how-impact-ai-memory-chip-industry-tradingkey</w:t>
+      </w:r>
+    </w:p>
+    <w:p>
+      <w:pPr>
+        <w:spacing w:after="20" w:line="264" w:lineRule="auto"/>
         <w:ind w:left="312" w:hanging="227"/>
       </w:pPr>
       <w:r>
@@ -11585,7 +7748,7 @@
           <w:rFonts w:ascii="맑은 고딕" w:hAnsi="맑은 고딕" w:eastAsia="맑은 고딕" w:cs="맑은 고딕"/>
           <w:b/>
           <w:color w:val="7F4ACB"/>
-          <w:sz w:val="20"/>
+          <w:sz w:val="16"/>
         </w:rPr>
         <w:t xml:space="preserve">• </w:t>
       </w:r>
@@ -11593,14 +7756,14 @@
         <w:rPr>
           <w:rFonts w:ascii="맑은 고딕" w:hAnsi="맑은 고딕" w:eastAsia="맑은 고딕" w:cs="맑은 고딕"/>
           <w:b w:val="0"/>
-          <w:sz w:val="20"/>
-        </w:rPr>
-        <w:t>[12] Tech Bytes(2026-09-22 접속). Google TurboQuant: Technical Analysis of 6x KV Cache Compression. techbytes.app, https://techbytes.app/posts/google-turboquant-llm-memory-compression-breakthrough</w:t>
-      </w:r>
-    </w:p>
-    <w:p>
-      <w:pPr>
-        <w:spacing w:after="40" w:line="312" w:lineRule="auto"/>
+          <w:sz w:val="16"/>
+        </w:rPr>
+        <w:t>[12] CryptoRank.io(2026-09-22 접속). Google TurboQuant: Revolutionary AI Memory Compression Sparks ‘Pied Piper’…. https://cryptorank.io/ru/news/feed/ee99c-google-turboquant-ai-memory-compression</w:t>
+      </w:r>
+    </w:p>
+    <w:p>
+      <w:pPr>
+        <w:spacing w:after="20" w:line="264" w:lineRule="auto"/>
         <w:ind w:left="312" w:hanging="227"/>
       </w:pPr>
       <w:r>
@@ -11608,7 +7771,7 @@
           <w:rFonts w:ascii="맑은 고딕" w:hAnsi="맑은 고딕" w:eastAsia="맑은 고딕" w:cs="맑은 고딕"/>
           <w:b/>
           <w:color w:val="7F4ACB"/>
-          <w:sz w:val="20"/>
+          <w:sz w:val="16"/>
         </w:rPr>
         <w:t xml:space="preserve">• </w:t>
       </w:r>
@@ -11616,14 +7779,14 @@
         <w:rPr>
           <w:rFonts w:ascii="맑은 고딕" w:hAnsi="맑은 고딕" w:eastAsia="맑은 고딕" w:cs="맑은 고딕"/>
           <w:b w:val="0"/>
-          <w:sz w:val="20"/>
-        </w:rPr>
-        <w:t>[13] Bizrescuepro(2026-09-22 접속). Canadian Technology Magazine: Google’s TurboQuant and the KV Cache. bizrescuepro.com, https://bizrescuepro.com/googles-turboquant-explained-kv-cache-compression-for-cheaper-faster-llm-inference</w:t>
-      </w:r>
-    </w:p>
-    <w:p>
-      <w:pPr>
-        <w:spacing w:after="40" w:line="312" w:lineRule="auto"/>
+          <w:sz w:val="16"/>
+        </w:rPr>
+        <w:t>[13] reddit.com(2026-09-22 접속). Will Google's TurboQuant technology save us? : r/StableDiffusion. https://www.reddit.com/r/StableDiffusion/comments/1s6t8yu/will_googles_turboquant_technology_save_us</w:t>
+      </w:r>
+    </w:p>
+    <w:p>
+      <w:pPr>
+        <w:spacing w:after="20" w:line="264" w:lineRule="auto"/>
         <w:ind w:left="312" w:hanging="227"/>
       </w:pPr>
       <w:r>
@@ -11631,7 +7794,7 @@
           <w:rFonts w:ascii="맑은 고딕" w:hAnsi="맑은 고딕" w:eastAsia="맑은 고딕" w:cs="맑은 고딕"/>
           <w:b/>
           <w:color w:val="7F4ACB"/>
-          <w:sz w:val="20"/>
+          <w:sz w:val="16"/>
         </w:rPr>
         <w:t xml:space="preserve">• </w:t>
       </w:r>
@@ -11639,14 +7802,14 @@
         <w:rPr>
           <w:rFonts w:ascii="맑은 고딕" w:hAnsi="맑은 고딕" w:eastAsia="맑은 고딕" w:cs="맑은 고딕"/>
           <w:b w:val="0"/>
-          <w:sz w:val="20"/>
-        </w:rPr>
-        <w:t>[14] arxiv.org(2026-09-22 접속). Token-Operations-Oriented Inference Optimization Techniques for .... arxiv.org, https://arxiv.org/html/2606.20295v2</w:t>
-      </w:r>
-    </w:p>
-    <w:p>
-      <w:pPr>
-        <w:spacing w:after="40" w:line="312" w:lineRule="auto"/>
+          <w:sz w:val="16"/>
+        </w:rPr>
+        <w:t>[14] github.com(2026-09-22 접속). Add TurboQuant KV Cache Quantization for Memory-Efficient Long . https://github.com/sgl-project/sglang/issues/21618</w:t>
+      </w:r>
+    </w:p>
+    <w:p>
+      <w:pPr>
+        <w:spacing w:after="20" w:line="264" w:lineRule="auto"/>
         <w:ind w:left="312" w:hanging="227"/>
       </w:pPr>
       <w:r>
@@ -11654,7 +7817,7 @@
           <w:rFonts w:ascii="맑은 고딕" w:hAnsi="맑은 고딕" w:eastAsia="맑은 고딕" w:cs="맑은 고딕"/>
           <w:b/>
           <w:color w:val="7F4ACB"/>
-          <w:sz w:val="20"/>
+          <w:sz w:val="16"/>
         </w:rPr>
         <w:t xml:space="preserve">• </w:t>
       </w:r>
@@ -11662,14 +7825,14 @@
         <w:rPr>
           <w:rFonts w:ascii="맑은 고딕" w:hAnsi="맑은 고딕" w:eastAsia="맑은 고딕" w:cs="맑은 고딕"/>
           <w:b w:val="0"/>
-          <w:sz w:val="20"/>
-        </w:rPr>
-        <w:t>[15] WOWHOW(2026-09-22 접속). Google TurboQuant: 6x KV Cache Compression Changes AI Inference Economics. wowhow.cloud, https://wowhow.cloud/blogs/google-turboquant-kv-cache-compression-llm-inference-2026</w:t>
-      </w:r>
-    </w:p>
-    <w:p>
-      <w:pPr>
-        <w:spacing w:after="40" w:line="312" w:lineRule="auto"/>
+          <w:sz w:val="16"/>
+        </w:rPr>
+        <w:t>[15] Medium(2026-09-22 접속). TurboQuant Changes the Economics of Local AI Inference. https://medium.com/@michael.hannecke/googles-turboquant-changes-the-economics-of-local-ai-inference-acce5839014d</w:t>
+      </w:r>
+    </w:p>
+    <w:p>
+      <w:pPr>
+        <w:spacing w:after="20" w:line="264" w:lineRule="auto"/>
         <w:ind w:left="312" w:hanging="227"/>
       </w:pPr>
       <w:r>
@@ -11677,7 +7840,7 @@
           <w:rFonts w:ascii="맑은 고딕" w:hAnsi="맑은 고딕" w:eastAsia="맑은 고딕" w:cs="맑은 고딕"/>
           <w:b/>
           <w:color w:val="7F4ACB"/>
-          <w:sz w:val="20"/>
+          <w:sz w:val="16"/>
         </w:rPr>
         <w:t xml:space="preserve">• </w:t>
       </w:r>
@@ -11685,14 +7848,14 @@
         <w:rPr>
           <w:rFonts w:ascii="맑은 고딕" w:hAnsi="맑은 고딕" w:eastAsia="맑은 고딕" w:cs="맑은 고딕"/>
           <w:b w:val="0"/>
-          <w:sz w:val="20"/>
-        </w:rPr>
-        <w:t>[16] yage.ai(2026-09-22 접속). TurboQuant: Google Wants to Compress KV Cache Down to 3 Bits. yage.ai, https://yage.ai/share/turboquant-kv-cache-3-bit-en-20260325.html</w:t>
-      </w:r>
-    </w:p>
-    <w:p>
-      <w:pPr>
-        <w:spacing w:after="40" w:line="312" w:lineRule="auto"/>
+          <w:sz w:val="16"/>
+        </w:rPr>
+        <w:t>[16] starkinsider.com(2026-03). Google’s TurboQuant: The Unsexy AI Breakthrough Worth Watching. https://www.starkinsider.com/2026/03/google-turboquant-llm-compression-less-memory.html</w:t>
+      </w:r>
+    </w:p>
+    <w:p>
+      <w:pPr>
+        <w:spacing w:after="20" w:line="264" w:lineRule="auto"/>
         <w:ind w:left="312" w:hanging="227"/>
       </w:pPr>
       <w:r>
@@ -11700,7 +7863,7 @@
           <w:rFonts w:ascii="맑은 고딕" w:hAnsi="맑은 고딕" w:eastAsia="맑은 고딕" w:cs="맑은 고딕"/>
           <w:b/>
           <w:color w:val="7F4ACB"/>
-          <w:sz w:val="20"/>
+          <w:sz w:val="16"/>
         </w:rPr>
         <w:t xml:space="preserve">• </w:t>
       </w:r>
@@ -11708,14 +7871,14 @@
         <w:rPr>
           <w:rFonts w:ascii="맑은 고딕" w:hAnsi="맑은 고딕" w:eastAsia="맑은 고딕" w:cs="맑은 고딕"/>
           <w:b w:val="0"/>
-          <w:sz w:val="20"/>
-        </w:rPr>
-        <w:t>[17] github.com(2026-09-22 접속). GitHub - back2matching/turboquant: First open-source TurboQuant.... github.com, https://github.com/back2matching/turboquant</w:t>
-      </w:r>
-    </w:p>
-    <w:p>
-      <w:pPr>
-        <w:spacing w:after="40" w:line="312" w:lineRule="auto"/>
+          <w:sz w:val="16"/>
+        </w:rPr>
+        <w:t>[17] arxiv.org(2026-09-22 접속). ITME: Inference Tiered Memory Expansion with . https://arxiv.org/html/2606.12556v2</w:t>
+      </w:r>
+    </w:p>
+    <w:p>
+      <w:pPr>
+        <w:spacing w:after="20" w:line="264" w:lineRule="auto"/>
         <w:ind w:left="312" w:hanging="227"/>
       </w:pPr>
       <w:r>
@@ -11723,7 +7886,7 @@
           <w:rFonts w:ascii="맑은 고딕" w:hAnsi="맑은 고딕" w:eastAsia="맑은 고딕" w:cs="맑은 고딕"/>
           <w:b/>
           <w:color w:val="7F4ACB"/>
-          <w:sz w:val="20"/>
+          <w:sz w:val="16"/>
         </w:rPr>
         <w:t xml:space="preserve">• </w:t>
       </w:r>
@@ -11731,14 +7894,14 @@
         <w:rPr>
           <w:rFonts w:ascii="맑은 고딕" w:hAnsi="맑은 고딕" w:eastAsia="맑은 고딕" w:cs="맑은 고딕"/>
           <w:b w:val="0"/>
-          <w:sz w:val="20"/>
-        </w:rPr>
-        <w:t>[18] starkinsider.com(2026-03). Google’s TurboQuant: The Unsexy AI Breakthrough Worth Watching. starkinsider.com, https://www.starkinsider.com/2026/03/google-turboquant-llm-compression-less-memory.html</w:t>
-      </w:r>
-    </w:p>
-    <w:p>
-      <w:pPr>
-        <w:spacing w:after="40" w:line="312" w:lineRule="auto"/>
+          <w:sz w:val="16"/>
+        </w:rPr>
+        <w:t>[18] instagram.com(2026-09-22 접속). Turboquant Google Kv Cache Compression Paper Iclr 2026. https://www.instagram.com/popular/turboquant-google-kv-cache-compression-paper-iclr-2026</w:t>
+      </w:r>
+    </w:p>
+    <w:p>
+      <w:pPr>
+        <w:spacing w:after="20" w:line="264" w:lineRule="auto"/>
         <w:ind w:left="312" w:hanging="227"/>
       </w:pPr>
       <w:r>
@@ -11746,7 +7909,7 @@
           <w:rFonts w:ascii="맑은 고딕" w:hAnsi="맑은 고딕" w:eastAsia="맑은 고딕" w:cs="맑은 고딕"/>
           <w:b/>
           <w:color w:val="7F4ACB"/>
-          <w:sz w:val="20"/>
+          <w:sz w:val="16"/>
         </w:rPr>
         <w:t xml:space="preserve">• </w:t>
       </w:r>
@@ -11754,14 +7917,14 @@
         <w:rPr>
           <w:rFonts w:ascii="맑은 고딕" w:hAnsi="맑은 고딕" w:eastAsia="맑은 고딕" w:cs="맑은 고딕"/>
           <w:b w:val="0"/>
-          <w:sz w:val="20"/>
-        </w:rPr>
-        <w:t>[19] mindstudio.ai(2026-09-22 접속). What Is Google TurboQuant? The KV Cache Compression .... mindstudio.ai, https://www.mindstudio.ai/blog/what-is-google-turboquant-kv-cache-compression</w:t>
-      </w:r>
-    </w:p>
-    <w:p>
-      <w:pPr>
-        <w:spacing w:after="40" w:line="312" w:lineRule="auto"/>
+          <w:sz w:val="16"/>
+        </w:rPr>
+        <w:t>[19] BSWEN(2026-03-27). What is Google TurboQuant? KV Cache Compression Explained. https://docs.bswen.com/blog/2026-03-27-what-is-google-turboquant-kv-cache-compression</w:t>
+      </w:r>
+    </w:p>
+    <w:p>
+      <w:pPr>
+        <w:spacing w:after="20" w:line="264" w:lineRule="auto"/>
         <w:ind w:left="312" w:hanging="227"/>
       </w:pPr>
       <w:r>
@@ -11769,7 +7932,7 @@
           <w:rFonts w:ascii="맑은 고딕" w:hAnsi="맑은 고딕" w:eastAsia="맑은 고딕" w:cs="맑은 고딕"/>
           <w:b/>
           <w:color w:val="7F4ACB"/>
-          <w:sz w:val="20"/>
+          <w:sz w:val="16"/>
         </w:rPr>
         <w:t xml:space="preserve">• </w:t>
       </w:r>
@@ -11777,14 +7940,14 @@
         <w:rPr>
           <w:rFonts w:ascii="맑은 고딕" w:hAnsi="맑은 고딕" w:eastAsia="맑은 고딕" w:cs="맑은 고딕"/>
           <w:b w:val="0"/>
-          <w:sz w:val="20"/>
-        </w:rPr>
-        <w:t>[20] reddit.com(2026-09-22 접속). Will Google's TurboQuant technology save us? : r/StableDiffusion. reddit.com, https://www.reddit.com/r/StableDiffusion/comments/1s6t8yu/will_googles_turboquant_technology_save_us</w:t>
-      </w:r>
-    </w:p>
-    <w:p>
-      <w:pPr>
-        <w:spacing w:after="40" w:line="312" w:lineRule="auto"/>
+          <w:sz w:val="16"/>
+        </w:rPr>
+        <w:t>[20] futurumgroup.com(2026-09-22 접속). SK Hynix ADR Issuance Strategy. https://futurumgroup.com/insights/will-sk-hynixs-record-265bn-adr-issuance-help-close-its-capex-intensity-gap</w:t>
+      </w:r>
+    </w:p>
+    <w:p>
+      <w:pPr>
+        <w:spacing w:after="20" w:line="264" w:lineRule="auto"/>
         <w:ind w:left="312" w:hanging="227"/>
       </w:pPr>
       <w:r>
@@ -11792,7 +7955,7 @@
           <w:rFonts w:ascii="맑은 고딕" w:hAnsi="맑은 고딕" w:eastAsia="맑은 고딕" w:cs="맑은 고딕"/>
           <w:b/>
           <w:color w:val="7F4ACB"/>
-          <w:sz w:val="20"/>
+          <w:sz w:val="16"/>
         </w:rPr>
         <w:t xml:space="preserve">• </w:t>
       </w:r>
@@ -11800,14 +7963,14 @@
         <w:rPr>
           <w:rFonts w:ascii="맑은 고딕" w:hAnsi="맑은 고딕" w:eastAsia="맑은 고딕" w:cs="맑은 고딕"/>
           <w:b w:val="0"/>
-          <w:sz w:val="20"/>
-        </w:rPr>
-        <w:t>[21] github.com(2026-09-22 접속). Add TurboQuant KV Cache Quantization for Memory-Efficient Long .... github.com, https://github.com/sgl-project/sglang/issues/21618</w:t>
-      </w:r>
-    </w:p>
-    <w:p>
-      <w:pPr>
-        <w:spacing w:after="40" w:line="312" w:lineRule="auto"/>
+          <w:sz w:val="16"/>
+        </w:rPr>
+        <w:t>[21] arxiv.org(2026-09-22 접속). ITME: Inference Tiered Memory Expansion with Disaggregated CXL-Hybrid Memories. https://arxiv.org/html/2606.12556</w:t>
+      </w:r>
+    </w:p>
+    <w:p>
+      <w:pPr>
+        <w:spacing w:after="20" w:line="264" w:lineRule="auto"/>
         <w:ind w:left="312" w:hanging="227"/>
       </w:pPr>
       <w:r>
@@ -11815,7 +7978,7 @@
           <w:rFonts w:ascii="맑은 고딕" w:hAnsi="맑은 고딕" w:eastAsia="맑은 고딕" w:cs="맑은 고딕"/>
           <w:b/>
           <w:color w:val="7F4ACB"/>
-          <w:sz w:val="20"/>
+          <w:sz w:val="16"/>
         </w:rPr>
         <w:t xml:space="preserve">• </w:t>
       </w:r>
@@ -11823,14 +7986,14 @@
         <w:rPr>
           <w:rFonts w:ascii="맑은 고딕" w:hAnsi="맑은 고딕" w:eastAsia="맑은 고딕" w:cs="맑은 고딕"/>
           <w:b w:val="0"/>
-          <w:sz w:val="20"/>
-        </w:rPr>
-        <w:t>[22] youtube.com(2026-09-22 접속). Google's TurboQuant Memory Reduction Claim vs Reality. youtube.com, https://www.youtube.com/watch?v=haoAI2lIZ74</w:t>
-      </w:r>
-    </w:p>
-    <w:p>
-      <w:pPr>
-        <w:spacing w:after="40" w:line="312" w:lineRule="auto"/>
+          <w:sz w:val="16"/>
+        </w:rPr>
+        <w:t>[22] The Neural Feed(2026-09-22 접속). SK Hynix's ITME uses CXL memory to boost LLM inference by. https://theneuralfeed.com/article/itme-inference-tiered-memory-expansion-with-disaggregated-cxl-hybrid-memories/HxcbGQ4G</w:t>
+      </w:r>
+    </w:p>
+    <w:p>
+      <w:pPr>
+        <w:spacing w:after="20" w:line="264" w:lineRule="auto"/>
         <w:ind w:left="312" w:hanging="227"/>
       </w:pPr>
       <w:r>
@@ -11838,7 +8001,7 @@
           <w:rFonts w:ascii="맑은 고딕" w:hAnsi="맑은 고딕" w:eastAsia="맑은 고딕" w:cs="맑은 고딕"/>
           <w:b/>
           <w:color w:val="7F4ACB"/>
-          <w:sz w:val="20"/>
+          <w:sz w:val="16"/>
         </w:rPr>
         <w:t xml:space="preserve">• </w:t>
       </w:r>
@@ -11846,14 +8009,14 @@
         <w:rPr>
           <w:rFonts w:ascii="맑은 고딕" w:hAnsi="맑은 고딕" w:eastAsia="맑은 고딕" w:cs="맑은 고딕"/>
           <w:b w:val="0"/>
-          <w:sz w:val="20"/>
-        </w:rPr>
-        <w:t>[23] digitalapplied.com(2026-09-22 접속). Google TurboQuant: 6x LLM Memory Compression Guide. digitalapplied.com, https://www.digitalapplied.com/blog/google-turboquant-6x-llm-memory-compression-guide</w:t>
-      </w:r>
-    </w:p>
-    <w:p>
-      <w:pPr>
-        <w:spacing w:after="40" w:line="312" w:lineRule="auto"/>
+          <w:sz w:val="16"/>
+        </w:rPr>
+        <w:t>[23] Global Equity Briefing(2026-09-22 접속). SK Hynix Deep Dive: 4x P/E is Too Cheap!. https://www.globalequitybriefing.com/p/sk-hynix-deep-dive-4x-pe-is-too-cheap</w:t>
+      </w:r>
+    </w:p>
+    <w:p>
+      <w:pPr>
+        <w:spacing w:after="20" w:line="264" w:lineRule="auto"/>
         <w:ind w:left="312" w:hanging="227"/>
       </w:pPr>
       <w:r>
@@ -11861,7 +8024,7 @@
           <w:rFonts w:ascii="맑은 고딕" w:hAnsi="맑은 고딕" w:eastAsia="맑은 고딕" w:cs="맑은 고딕"/>
           <w:b/>
           <w:color w:val="7F4ACB"/>
-          <w:sz w:val="20"/>
+          <w:sz w:val="16"/>
         </w:rPr>
         <w:t xml:space="preserve">• </w:t>
       </w:r>
@@ -11869,14 +8032,14 @@
         <w:rPr>
           <w:rFonts w:ascii="맑은 고딕" w:hAnsi="맑은 고딕" w:eastAsia="맑은 고딕" w:cs="맑은 고딕"/>
           <w:b w:val="0"/>
-          <w:sz w:val="20"/>
-        </w:rPr>
-        <w:t>[24] Google(2026-09-22 접속). TurboQuant: Redefining AI efficiency with extreme .... research.google, https://research.google/blog/turboquant-redefining-ai-efficiency-with-extreme-compression</w:t>
-      </w:r>
-    </w:p>
-    <w:p>
-      <w:pPr>
-        <w:spacing w:after="40" w:line="312" w:lineRule="auto"/>
+          <w:sz w:val="16"/>
+        </w:rPr>
+        <w:t>[24] semidynamics.com(2026-09-22 접속). Semidynamics Secures a Strategic Investment to Advance Memory-Centric AI…. https://semidynamics.com/newsroom/press-releases/post/semidynamics-secures-a-strategic-investment-to-advance-memory-centric-ai-inference-chips</w:t>
+      </w:r>
+    </w:p>
+    <w:p>
+      <w:pPr>
+        <w:spacing w:after="20" w:line="264" w:lineRule="auto"/>
         <w:ind w:left="312" w:hanging="227"/>
       </w:pPr>
       <w:r>
@@ -11884,7 +8047,7 @@
           <w:rFonts w:ascii="맑은 고딕" w:hAnsi="맑은 고딕" w:eastAsia="맑은 고딕" w:cs="맑은 고딕"/>
           <w:b/>
           <w:color w:val="7F4ACB"/>
-          <w:sz w:val="20"/>
+          <w:sz w:val="16"/>
         </w:rPr>
         <w:t xml:space="preserve">• </w:t>
       </w:r>
@@ -11892,14 +8055,14 @@
         <w:rPr>
           <w:rFonts w:ascii="맑은 고딕" w:hAnsi="맑은 고딕" w:eastAsia="맑은 고딕" w:cs="맑은 고딕"/>
           <w:b w:val="0"/>
-          <w:sz w:val="20"/>
-        </w:rPr>
-        <w:t>[25] arxiv.org(2026-09-22 접속). ITME: Inference Tiered Memory Expansion with .... arxiv.org, https://arxiv.org/html/2606.12556v2</w:t>
-      </w:r>
-    </w:p>
-    <w:p>
-      <w:pPr>
-        <w:spacing w:after="40" w:line="312" w:lineRule="auto"/>
+          <w:sz w:val="16"/>
+        </w:rPr>
+        <w:t>[25] blocksandfiles.com(2026-02-16). SK Hynix proposes HBM and HBF hybrid for LLM inference. https://www.blocksandfiles.com/flash/2026/02/16/sk-hynix-proposes-hbm-and-hbf-hybrid-for-llm-inference/4091326</w:t>
+      </w:r>
+    </w:p>
+    <w:p>
+      <w:pPr>
+        <w:spacing w:after="20" w:line="264" w:lineRule="auto"/>
         <w:ind w:left="312" w:hanging="227"/>
       </w:pPr>
       <w:r>
@@ -11907,7 +8070,7 @@
           <w:rFonts w:ascii="맑은 고딕" w:hAnsi="맑은 고딕" w:eastAsia="맑은 고딕" w:cs="맑은 고딕"/>
           <w:b/>
           <w:color w:val="7F4ACB"/>
-          <w:sz w:val="20"/>
+          <w:sz w:val="16"/>
         </w:rPr>
         <w:t xml:space="preserve">• </w:t>
       </w:r>
@@ -11915,14 +8078,14 @@
         <w:rPr>
           <w:rFonts w:ascii="맑은 고딕" w:hAnsi="맑은 고딕" w:eastAsia="맑은 고딕" w:cs="맑은 고딕"/>
           <w:b w:val="0"/>
-          <w:sz w:val="20"/>
-        </w:rPr>
-        <w:t>[26] tradingkey.com(2026-09-22 접속). What Is Google TurboQuant Compression Algorithm? How Does It Affect the AI Memory Chip Industry?. tradingkey.com, https://tradingkey.com/analysis/stocks/us-stocks/261728257-what-is-google-turboquant-compression-algorithm-how-impact-ai-memory-chip-industry-tradingkey</w:t>
-      </w:r>
-    </w:p>
-    <w:p>
-      <w:pPr>
-        <w:spacing w:after="40" w:line="312" w:lineRule="auto"/>
+          <w:sz w:val="16"/>
+        </w:rPr>
+        <w:t>[26] NVIDIA Developer Forums(2026-09-22 접속). Why Turboquant saves DGX twice. https://forums.developer.nvidia.com/t/why-turboquant-saves-dgx-twice/364736</w:t>
+      </w:r>
+    </w:p>
+    <w:p>
+      <w:pPr>
+        <w:spacing w:after="20" w:line="264" w:lineRule="auto"/>
         <w:ind w:left="312" w:hanging="227"/>
       </w:pPr>
       <w:r>
@@ -11930,7 +8093,7 @@
           <w:rFonts w:ascii="맑은 고딕" w:hAnsi="맑은 고딕" w:eastAsia="맑은 고딕" w:cs="맑은 고딕"/>
           <w:b/>
           <w:color w:val="7F4ACB"/>
-          <w:sz w:val="20"/>
+          <w:sz w:val="16"/>
         </w:rPr>
         <w:t xml:space="preserve">• </w:t>
       </w:r>
@@ -11938,14 +8101,14 @@
         <w:rPr>
           <w:rFonts w:ascii="맑은 고딕" w:hAnsi="맑은 고딕" w:eastAsia="맑은 고딕" w:cs="맑은 고딕"/>
           <w:b w:val="0"/>
-          <w:sz w:val="20"/>
-        </w:rPr>
-        <w:t>[27] CryptoRank.io(2026-09-22 접속). Google TurboQuant: Revolutionary AI Memory Compression Sparks ‘Pied Piper’ Frenzy · Technology AI News. cryptorank.io, https://cryptorank.io/ru/news/feed/ee99c-google-turboquant-ai-memory-compression</w:t>
-      </w:r>
-    </w:p>
-    <w:p>
-      <w:pPr>
-        <w:spacing w:after="40" w:line="312" w:lineRule="auto"/>
+          <w:sz w:val="16"/>
+        </w:rPr>
+        <w:t>[27] towardsdatascience.com(2026-09-22 접속). KV Cache Is Eating Your VRAM. Here's How Google Fixed . https://towardsdatascience.com/kv-cache-is-eating-your-vram-heres-how-google-fixed-it-with-turboquant</w:t>
+      </w:r>
+    </w:p>
+    <w:p>
+      <w:pPr>
+        <w:spacing w:after="20" w:line="264" w:lineRule="auto"/>
         <w:ind w:left="312" w:hanging="227"/>
       </w:pPr>
       <w:r>
@@ -11953,7 +8116,7 @@
           <w:rFonts w:ascii="맑은 고딕" w:hAnsi="맑은 고딕" w:eastAsia="맑은 고딕" w:cs="맑은 고딕"/>
           <w:b/>
           <w:color w:val="7F4ACB"/>
-          <w:sz w:val="20"/>
+          <w:sz w:val="16"/>
         </w:rPr>
         <w:t xml:space="preserve">• </w:t>
       </w:r>
@@ -11961,14 +8124,14 @@
         <w:rPr>
           <w:rFonts w:ascii="맑은 고딕" w:hAnsi="맑은 고딕" w:eastAsia="맑은 고딕" w:cs="맑은 고딕"/>
           <w:b w:val="0"/>
-          <w:sz w:val="20"/>
-        </w:rPr>
-        <w:t>[28] hpe.com(2026-09-22 접속). How Google TurboQuant Stirred the AI Industry. community.hpe.com, https://community.hpe.com/t5/software-general/how-google-turboquant-stirred-the-ai-industry/td-p/7265346</w:t>
-      </w:r>
-    </w:p>
-    <w:p>
-      <w:pPr>
-        <w:spacing w:after="40" w:line="312" w:lineRule="auto"/>
+          <w:sz w:val="16"/>
+        </w:rPr>
+        <w:t>[28] reddit.com(2026-09-22 접속). [google research] TurboQuant: Redefining AI efficiency . https://www.reddit.com/r/LocalLLaMA/comments/1s2su28/google_research_turboquant_redefining_ai</w:t>
+      </w:r>
+    </w:p>
+    <w:p>
+      <w:pPr>
+        <w:spacing w:after="20" w:line="264" w:lineRule="auto"/>
         <w:ind w:left="312" w:hanging="227"/>
       </w:pPr>
       <w:r>
@@ -11976,7 +8139,7 @@
           <w:rFonts w:ascii="맑은 고딕" w:hAnsi="맑은 고딕" w:eastAsia="맑은 고딕" w:cs="맑은 고딕"/>
           <w:b/>
           <w:color w:val="7F4ACB"/>
-          <w:sz w:val="20"/>
+          <w:sz w:val="16"/>
         </w:rPr>
         <w:t xml:space="preserve">• </w:t>
       </w:r>
@@ -11984,14 +8147,14 @@
         <w:rPr>
           <w:rFonts w:ascii="맑은 고딕" w:hAnsi="맑은 고딕" w:eastAsia="맑은 고딕" w:cs="맑은 고딕"/>
           <w:b w:val="0"/>
-          <w:sz w:val="20"/>
-        </w:rPr>
-        <w:t>[29] towardsdatascience.com(2026-09-22 접속). KV Cache Is Eating Your VRAM. Here's How Google Fixed .... towardsdatascience.com, https://towardsdatascience.com/kv-cache-is-eating-your-vram-heres-how-google-fixed-it-with-turboquant</w:t>
-      </w:r>
-    </w:p>
-    <w:p>
-      <w:pPr>
-        <w:spacing w:after="40" w:line="312" w:lineRule="auto"/>
+          <w:sz w:val="16"/>
+        </w:rPr>
+        <w:t>[29] lmcache.ai(2026-04-28). Stop Calling It KV Cache: It's Something Much Bigger. https://blog.lmcache.ai/en/2026/04/28/stop-calling-it-kv-cache-its-something-much-bigger</w:t>
+      </w:r>
+    </w:p>
+    <w:p>
+      <w:pPr>
+        <w:spacing w:after="20" w:line="264" w:lineRule="auto"/>
         <w:ind w:left="312" w:hanging="227"/>
       </w:pPr>
       <w:r>
@@ -11999,7 +8162,7 @@
           <w:rFonts w:ascii="맑은 고딕" w:hAnsi="맑은 고딕" w:eastAsia="맑은 고딕" w:cs="맑은 고딕"/>
           <w:b/>
           <w:color w:val="7F4ACB"/>
-          <w:sz w:val="20"/>
+          <w:sz w:val="16"/>
         </w:rPr>
         <w:t xml:space="preserve">• </w:t>
       </w:r>
@@ -12007,14 +8170,14 @@
         <w:rPr>
           <w:rFonts w:ascii="맑은 고딕" w:hAnsi="맑은 고딕" w:eastAsia="맑은 고딕" w:cs="맑은 고딕"/>
           <w:b w:val="0"/>
-          <w:sz w:val="20"/>
-        </w:rPr>
-        <w:t>[30] seagate.com(2026-09-22 접속). Enabling inference at massive scale with hybrid storage for .... seagate.com, https://www.seagate.com/resources/enabling-inference-at-massive-scale-with-hybrid-storage-for-kv-cache-offloading</w:t>
-      </w:r>
-    </w:p>
-    <w:p>
-      <w:pPr>
-        <w:spacing w:after="40" w:line="312" w:lineRule="auto"/>
+          <w:sz w:val="16"/>
+        </w:rPr>
+        <w:t>[30] weka.io(2026-09-22 접속). Inference Is Eating Memory, and Tokens Now Run AI Economics. https://www.weka.io/video/inference-is-eating-memory-and-tokens-now-run-ai-economics</w:t>
+      </w:r>
+    </w:p>
+    <w:p>
+      <w:pPr>
+        <w:spacing w:after="20" w:line="264" w:lineRule="auto"/>
         <w:ind w:left="312" w:hanging="227"/>
       </w:pPr>
       <w:r>
@@ -12022,7 +8185,7 @@
           <w:rFonts w:ascii="맑은 고딕" w:hAnsi="맑은 고딕" w:eastAsia="맑은 고딕" w:cs="맑은 고딕"/>
           <w:b/>
           <w:color w:val="7F4ACB"/>
-          <w:sz w:val="20"/>
+          <w:sz w:val="16"/>
         </w:rPr>
         <w:t xml:space="preserve">• </w:t>
       </w:r>
@@ -12030,14 +8193,14 @@
         <w:rPr>
           <w:rFonts w:ascii="맑은 고딕" w:hAnsi="맑은 고딕" w:eastAsia="맑은 고딕" w:cs="맑은 고딕"/>
           <w:b w:val="0"/>
-          <w:sz w:val="20"/>
-        </w:rPr>
-        <w:t>[31] arxiv.org(2026-09-22 접속). ITME: Inference Tiered Memory Expansion with Disaggregated CXL-Hybrid Memories. arxiv.org, https://arxiv.org/html/2606.12556</w:t>
-      </w:r>
-    </w:p>
-    <w:p>
-      <w:pPr>
-        <w:spacing w:after="40" w:line="312" w:lineRule="auto"/>
+          <w:sz w:val="16"/>
+        </w:rPr>
+        <w:t>[31] WEKA(2026-09-22 접속). AI storage that fixes KV cache bottlenecks. https://www.weka.io/article/the-real-state-of-ai-hype-vs-reality</w:t>
+      </w:r>
+    </w:p>
+    <w:p>
+      <w:pPr>
+        <w:spacing w:after="20" w:line="264" w:lineRule="auto"/>
         <w:ind w:left="312" w:hanging="227"/>
       </w:pPr>
       <w:r>
@@ -12045,7 +8208,7 @@
           <w:rFonts w:ascii="맑은 고딕" w:hAnsi="맑은 고딕" w:eastAsia="맑은 고딕" w:cs="맑은 고딕"/>
           <w:b/>
           <w:color w:val="7F4ACB"/>
-          <w:sz w:val="20"/>
+          <w:sz w:val="16"/>
         </w:rPr>
         <w:t xml:space="preserve">• </w:t>
       </w:r>
@@ -12053,14 +8216,14 @@
         <w:rPr>
           <w:rFonts w:ascii="맑은 고딕" w:hAnsi="맑은 고딕" w:eastAsia="맑은 고딕" w:cs="맑은 고딕"/>
           <w:b w:val="0"/>
-          <w:sz w:val="20"/>
-        </w:rPr>
-        <w:t>[32] medium.com(2026-09-22 접속). KV Cache Compression and LLM Evaluation with W&amp;B. medium.com, https://medium.com/online-inference/implementing-googles-turboquant-kv-cache-compression-and-llm-evaluation-with-w-b-1403d460846b</w:t>
-      </w:r>
-    </w:p>
-    <w:p>
-      <w:pPr>
-        <w:spacing w:after="40" w:line="312" w:lineRule="auto"/>
+          <w:sz w:val="16"/>
+        </w:rPr>
+        <w:t>[32] decodingdiscontinuity.com(2026-09-22 접속). Why TurboQuant Triggered a $100B Memory Stock Sell-Off. https://www.decodingdiscontinuity.com/p/turboquant-memory-stock-sell-off-panic-paper-google</w:t>
+      </w:r>
+    </w:p>
+    <w:p>
+      <w:pPr>
+        <w:spacing w:after="20" w:line="264" w:lineRule="auto"/>
         <w:ind w:left="312" w:hanging="227"/>
       </w:pPr>
       <w:r>
@@ -12068,7 +8231,7 @@
           <w:rFonts w:ascii="맑은 고딕" w:hAnsi="맑은 고딕" w:eastAsia="맑은 고딕" w:cs="맑은 고딕"/>
           <w:b/>
           <w:color w:val="7F4ACB"/>
-          <w:sz w:val="20"/>
+          <w:sz w:val="16"/>
         </w:rPr>
         <w:t xml:space="preserve">• </w:t>
       </w:r>
@@ -12076,14 +8239,14 @@
         <w:rPr>
           <w:rFonts w:ascii="맑은 고딕" w:hAnsi="맑은 고딕" w:eastAsia="맑은 고딕" w:cs="맑은 고딕"/>
           <w:b w:val="0"/>
-          <w:sz w:val="20"/>
-        </w:rPr>
-        <w:t>[33] Gate News(2026-09-22 접속). SK Hynix and Marvell Unveil CXL Memory Module With 5.5x GPU Throughput. gate.com, https://www.gate.com/news/detail/23368788</w:t>
-      </w:r>
-    </w:p>
-    <w:p>
-      <w:pPr>
-        <w:spacing w:after="40" w:line="312" w:lineRule="auto"/>
+          <w:sz w:val="16"/>
+        </w:rPr>
+        <w:t>[33] yahoo.com(2026-09-22 접속). What TurboQuant Actually Means for AI Memory Stocks. https://finance.yahoo.com/markets/stocks/articles/turboquant-actually-means-ai-memory-125500558.html</w:t>
+      </w:r>
+    </w:p>
+    <w:p>
+      <w:pPr>
+        <w:spacing w:after="20" w:line="264" w:lineRule="auto"/>
         <w:ind w:left="312" w:hanging="227"/>
       </w:pPr>
       <w:r>
@@ -12091,7 +8254,7 @@
           <w:rFonts w:ascii="맑은 고딕" w:hAnsi="맑은 고딕" w:eastAsia="맑은 고딕" w:cs="맑은 고딕"/>
           <w:b/>
           <w:color w:val="7F4ACB"/>
-          <w:sz w:val="20"/>
+          <w:sz w:val="16"/>
         </w:rPr>
         <w:t xml:space="preserve">• </w:t>
       </w:r>
@@ -12099,14 +8262,14 @@
         <w:rPr>
           <w:rFonts w:ascii="맑은 고딕" w:hAnsi="맑은 고딕" w:eastAsia="맑은 고딕" w:cs="맑은 고딕"/>
           <w:b w:val="0"/>
-          <w:sz w:val="20"/>
-        </w:rPr>
-        <w:t>[34] NVIDIA Developer Forums(2026-09-22 접속). Why Turboquant saves DGX twice. forums.developer.nvidia.com, https://forums.developer.nvidia.com/t/why-turboquant-saves-dgx-twice/364736</w:t>
-      </w:r>
-    </w:p>
-    <w:p>
-      <w:pPr>
-        <w:spacing w:after="40" w:line="312" w:lineRule="auto"/>
+          <w:sz w:val="16"/>
+        </w:rPr>
+        <w:t>[34] mindstudio.ai(2026-09-22 접속). What Is Google TurboQuant? The KV Cache Compression . https://www.mindstudio.ai/blog/what-is-google-turboquant-kv-cache-compression</w:t>
+      </w:r>
+    </w:p>
+    <w:p>
+      <w:pPr>
+        <w:spacing w:after="20" w:line="264" w:lineRule="auto"/>
         <w:ind w:left="312" w:hanging="227"/>
       </w:pPr>
       <w:r>
@@ -12114,7 +8277,7 @@
           <w:rFonts w:ascii="맑은 고딕" w:hAnsi="맑은 고딕" w:eastAsia="맑은 고딕" w:cs="맑은 고딕"/>
           <w:b/>
           <w:color w:val="7F4ACB"/>
-          <w:sz w:val="20"/>
+          <w:sz w:val="16"/>
         </w:rPr>
         <w:t xml:space="preserve">• </w:t>
       </w:r>
@@ -12122,14 +8285,14 @@
         <w:rPr>
           <w:rFonts w:ascii="맑은 고딕" w:hAnsi="맑은 고딕" w:eastAsia="맑은 고딕" w:cs="맑은 고딕"/>
           <w:b w:val="0"/>
-          <w:sz w:val="20"/>
-        </w:rPr>
-        <w:t>[35] Micron, SanDisk Hold Up(2026-09-22 접속). SK Hynix, Samsung Shares Dip In Korea After DeepSeek Debuts AI Tech That Uses Less Memory. stocktwits.com, https://stocktwits.com/news-articles/markets/equity/sk-hynix-samsung-shares-dip-in-korea-after-deep-seek-debuts-ai-tech-that-uses-less-memory-micron-san-disk-hold-up/cZtXBNqRBGe</w:t>
-      </w:r>
-    </w:p>
-    <w:p>
-      <w:pPr>
-        <w:spacing w:after="40" w:line="312" w:lineRule="auto"/>
+          <w:sz w:val="16"/>
+        </w:rPr>
+        <w:t>[35] fitchratings.com(2026-09-22 접속). Fitch Upgrades SK hynix to 'BBB+'; Outlook Stable. https://www.fitchratings.com/research/corporate-finance/fitch-upgrades-sk-hynix-to-bbb-outlook-stable-30-04-2026</w:t>
+      </w:r>
+    </w:p>
+    <w:p>
+      <w:pPr>
+        <w:spacing w:after="20" w:line="264" w:lineRule="auto"/>
         <w:ind w:left="312" w:hanging="227"/>
       </w:pPr>
       <w:r>
@@ -12137,7 +8300,7 @@
           <w:rFonts w:ascii="맑은 고딕" w:hAnsi="맑은 고딕" w:eastAsia="맑은 고딕" w:cs="맑은 고딕"/>
           <w:b/>
           <w:color w:val="7F4ACB"/>
-          <w:sz w:val="20"/>
+          <w:sz w:val="16"/>
         </w:rPr>
         <w:t xml:space="preserve">• </w:t>
       </w:r>
@@ -12145,14 +8308,14 @@
         <w:rPr>
           <w:rFonts w:ascii="맑은 고딕" w:hAnsi="맑은 고딕" w:eastAsia="맑은 고딕" w:cs="맑은 고딕"/>
           <w:b w:val="0"/>
-          <w:sz w:val="20"/>
-        </w:rPr>
-        <w:t>[36] semidynamics.com(2026-09-22 접속). Semidynamics Secures a Strategic Investment to Advance Memory-Centric AI Inference Chips. semidynamics.com, https://semidynamics.com/newsroom/press-releases/post/semidynamics-secures-a-strategic-investment-to-advance-memory-centric-ai-inference-chips</w:t>
-      </w:r>
-    </w:p>
-    <w:p>
-      <w:pPr>
-        <w:spacing w:after="40" w:line="312" w:lineRule="auto"/>
+          <w:sz w:val="16"/>
+        </w:rPr>
+        <w:t>[36] cnbc.com(2026-01-28). SK Hynix doubles profit in 2025 amid memory shortage. https://www.cnbc.com/amp/2026/01/28/sk-hynix-smashes-earnings-estimates-as-ai-memory-demand-drives-record-profit.html</w:t>
+      </w:r>
+    </w:p>
+    <w:p>
+      <w:pPr>
+        <w:spacing w:after="20" w:line="264" w:lineRule="auto"/>
         <w:ind w:left="312" w:hanging="227"/>
       </w:pPr>
       <w:r>
@@ -12160,7 +8323,7 @@
           <w:rFonts w:ascii="맑은 고딕" w:hAnsi="맑은 고딕" w:eastAsia="맑은 고딕" w:cs="맑은 고딕"/>
           <w:b/>
           <w:color w:val="7F4ACB"/>
-          <w:sz w:val="20"/>
+          <w:sz w:val="16"/>
         </w:rPr>
         <w:t xml:space="preserve">• </w:t>
       </w:r>
@@ -12168,14 +8331,14 @@
         <w:rPr>
           <w:rFonts w:ascii="맑은 고딕" w:hAnsi="맑은 고딕" w:eastAsia="맑은 고딕" w:cs="맑은 고딕"/>
           <w:b w:val="0"/>
-          <w:sz w:val="20"/>
-        </w:rPr>
-        <w:t>[37] yahoo.com(2026-09-22 접속). What TurboQuant Actually Means for AI Memory Stocks. finance.yahoo.com, https://finance.yahoo.com/markets/stocks/articles/turboquant-actually-means-ai-memory-125500558.html</w:t>
-      </w:r>
-    </w:p>
-    <w:p>
-      <w:pPr>
-        <w:spacing w:after="40" w:line="312" w:lineRule="auto"/>
+          <w:sz w:val="16"/>
+        </w:rPr>
+        <w:t>[37] substack.com(2026-09-22 접속). The memory sector has plummeted ,what is the market panicking . https://globalsemiresearch.substack.com/p/the-memory-sector-has-plummeted-what</w:t>
+      </w:r>
+    </w:p>
+    <w:p>
+      <w:pPr>
+        <w:spacing w:after="20" w:line="264" w:lineRule="auto"/>
         <w:ind w:left="312" w:hanging="227"/>
       </w:pPr>
       <w:r>
@@ -12183,7 +8346,7 @@
           <w:rFonts w:ascii="맑은 고딕" w:hAnsi="맑은 고딕" w:eastAsia="맑은 고딕" w:cs="맑은 고딕"/>
           <w:b/>
           <w:color w:val="7F4ACB"/>
-          <w:sz w:val="20"/>
+          <w:sz w:val="16"/>
         </w:rPr>
         <w:t xml:space="preserve">• </w:t>
       </w:r>
@@ -12191,14 +8354,14 @@
         <w:rPr>
           <w:rFonts w:ascii="맑은 고딕" w:hAnsi="맑은 고딕" w:eastAsia="맑은 고딕" w:cs="맑은 고딕"/>
           <w:b w:val="0"/>
-          <w:sz w:val="20"/>
-        </w:rPr>
-        <w:t>[38] substack.com(2026-09-22 접속). TurboQuant: What 3-Bit KV Caches Actually Mean for Your Inference .... themlsurgeon.substack.com, https://themlsurgeon.substack.com/p/turboquant-what-3-bit-kv-caches-actually</w:t>
-      </w:r>
-    </w:p>
-    <w:p>
-      <w:pPr>
-        <w:spacing w:after="40" w:line="312" w:lineRule="auto"/>
+          <w:sz w:val="16"/>
+        </w:rPr>
+        <w:t>[38] yahoo.com(2026-09-22 접속). Analysts Still See Massive Upside for SK Hynix — The AI Cycle Isn’t Done But…. https://finance.yahoo.com/markets/stocks/articles/analysts-still-see-massive-upside-151554133.html</w:t>
+      </w:r>
+    </w:p>
+    <w:p>
+      <w:pPr>
+        <w:spacing w:after="20" w:line="264" w:lineRule="auto"/>
         <w:ind w:left="312" w:hanging="227"/>
       </w:pPr>
       <w:r>
@@ -12206,7 +8369,7 @@
           <w:rFonts w:ascii="맑은 고딕" w:hAnsi="맑은 고딕" w:eastAsia="맑은 고딕" w:cs="맑은 고딕"/>
           <w:b/>
           <w:color w:val="7F4ACB"/>
-          <w:sz w:val="20"/>
+          <w:sz w:val="16"/>
         </w:rPr>
         <w:t xml:space="preserve">• </w:t>
       </w:r>
@@ -12214,14 +8377,14 @@
         <w:rPr>
           <w:rFonts w:ascii="맑은 고딕" w:hAnsi="맑은 고딕" w:eastAsia="맑은 고딕" w:cs="맑은 고딕"/>
           <w:b w:val="0"/>
-          <w:sz w:val="20"/>
-        </w:rPr>
-        <w:t>[39] lmcache.ai(2026-04-28). Stop Calling It KV Cache: It's Something Much Bigger. blog.lmcache.ai, https://blog.lmcache.ai/en/2026/04/28/stop-calling-it-kv-cache-its-something-much-bigger</w:t>
-      </w:r>
-    </w:p>
-    <w:p>
-      <w:pPr>
-        <w:spacing w:after="40" w:line="312" w:lineRule="auto"/>
+          <w:sz w:val="16"/>
+        </w:rPr>
+        <w:t>[39] spheron.network(2026-09-22 접속). Google TurboQuant: 6x KV Cache Compression for LLM Inference. https://www.spheron.network/blog/google-turboquant-llm-compression-gpu-cloud</w:t>
+      </w:r>
+    </w:p>
+    <w:p>
+      <w:pPr>
+        <w:spacing w:after="20" w:line="264" w:lineRule="auto"/>
         <w:ind w:left="312" w:hanging="227"/>
       </w:pPr>
       <w:r>
@@ -12229,7 +8392,7 @@
           <w:rFonts w:ascii="맑은 고딕" w:hAnsi="맑은 고딕" w:eastAsia="맑은 고딕" w:cs="맑은 고딕"/>
           <w:b/>
           <w:color w:val="7F4ACB"/>
-          <w:sz w:val="20"/>
+          <w:sz w:val="16"/>
         </w:rPr>
         <w:t xml:space="preserve">• </w:t>
       </w:r>
@@ -12237,14 +8400,14 @@
         <w:rPr>
           <w:rFonts w:ascii="맑은 고딕" w:hAnsi="맑은 고딕" w:eastAsia="맑은 고딕" w:cs="맑은 고딕"/>
           <w:b w:val="0"/>
-          <w:sz w:val="20"/>
-        </w:rPr>
-        <w:t>[40] WEKA(2026-09-22 접속). AI storage that fixes KV cache bottlenecks. weka.io, https://www.weka.io/article/the-real-state-of-ai-hype-vs-reality</w:t>
-      </w:r>
-    </w:p>
-    <w:p>
-      <w:pPr>
-        <w:spacing w:after="40" w:line="312" w:lineRule="auto"/>
+          <w:sz w:val="16"/>
+        </w:rPr>
+        <w:t>[40] vLLM(2026-05-11). A First Comprehensive Study of TurboQuant: Accuracy and . https://vllm.ai/blog/2026-05-11-turboquant</w:t>
+      </w:r>
+    </w:p>
+    <w:p>
+      <w:pPr>
+        <w:spacing w:after="20" w:line="264" w:lineRule="auto"/>
         <w:ind w:left="312" w:hanging="227"/>
       </w:pPr>
       <w:r>
@@ -12252,7 +8415,7 @@
           <w:rFonts w:ascii="맑은 고딕" w:hAnsi="맑은 고딕" w:eastAsia="맑은 고딕" w:cs="맑은 고딕"/>
           <w:b/>
           <w:color w:val="7F4ACB"/>
-          <w:sz w:val="20"/>
+          <w:sz w:val="16"/>
         </w:rPr>
         <w:t xml:space="preserve">• </w:t>
       </w:r>
@@ -12260,14 +8423,14 @@
         <w:rPr>
           <w:rFonts w:ascii="맑은 고딕" w:hAnsi="맑은 고딕" w:eastAsia="맑은 고딕" w:cs="맑은 고딕"/>
           <w:b w:val="0"/>
-          <w:sz w:val="20"/>
-        </w:rPr>
-        <w:t>[41] arxiv.org(2026-09-22 접속). [2606.12556] ITME: Inference Tiered Memory Expansion with Disaggregated CXL-Hybrid Memories. ar5iv.labs.arxiv.org, https://ar5iv.labs.arxiv.org/html/2606.12556</w:t>
-      </w:r>
-    </w:p>
-    <w:p>
-      <w:pPr>
-        <w:spacing w:after="40" w:line="312" w:lineRule="auto"/>
+          <w:sz w:val="16"/>
+        </w:rPr>
+        <w:t>[41] o-mega.ai(2026-09-22 접속). Google TurboQuant in August 2026: Where It Actually Runs. https://o-mega.ai/articles/google-turboquant-the-2026-llm-compression-guide</w:t>
+      </w:r>
+    </w:p>
+    <w:p>
+      <w:pPr>
+        <w:spacing w:after="20" w:line="264" w:lineRule="auto"/>
         <w:ind w:left="312" w:hanging="227"/>
       </w:pPr>
       <w:r>
@@ -12275,7 +8438,7 @@
           <w:rFonts w:ascii="맑은 고딕" w:hAnsi="맑은 고딕" w:eastAsia="맑은 고딕" w:cs="맑은 고딕"/>
           <w:b/>
           <w:color w:val="7F4ACB"/>
-          <w:sz w:val="20"/>
+          <w:sz w:val="16"/>
         </w:rPr>
         <w:t xml:space="preserve">• </w:t>
       </w:r>
@@ -12283,14 +8446,14 @@
         <w:rPr>
           <w:rFonts w:ascii="맑은 고딕" w:hAnsi="맑은 고딕" w:eastAsia="맑은 고딕" w:cs="맑은 고딕"/>
           <w:b w:val="0"/>
-          <w:sz w:val="20"/>
-        </w:rPr>
-        <w:t>[42] decodingdiscontinuity.com(2026-09-22 접속). Why TurboQuant Triggered a $100B Memory Stock Sell-Off. decodingdiscontinuity.com, https://www.decodingdiscontinuity.com/p/turboquant-memory-stock-sell-off-panic-paper-google</w:t>
-      </w:r>
-    </w:p>
-    <w:p>
-      <w:pPr>
-        <w:spacing w:after="40" w:line="312" w:lineRule="auto"/>
+          <w:sz w:val="16"/>
+        </w:rPr>
+        <w:t>[42] Google(2026-09-22 접속). TurboQuant: Redefining AI efficiency with extreme . https://research.google/blog/turboquant-redefining-ai-efficiency-with-extreme-compression</w:t>
+      </w:r>
+    </w:p>
+    <w:p>
+      <w:pPr>
+        <w:spacing w:after="20" w:line="264" w:lineRule="auto"/>
         <w:ind w:left="312" w:hanging="227"/>
       </w:pPr>
       <w:r>
@@ -12298,7 +8461,7 @@
           <w:rFonts w:ascii="맑은 고딕" w:hAnsi="맑은 고딕" w:eastAsia="맑은 고딕" w:cs="맑은 고딕"/>
           <w:b/>
           <w:color w:val="7F4ACB"/>
-          <w:sz w:val="20"/>
+          <w:sz w:val="16"/>
         </w:rPr>
         <w:t xml:space="preserve">• </w:t>
       </w:r>
@@ -12306,14 +8469,14 @@
         <w:rPr>
           <w:rFonts w:ascii="맑은 고딕" w:hAnsi="맑은 고딕" w:eastAsia="맑은 고딕" w:cs="맑은 고딕"/>
           <w:b w:val="0"/>
-          <w:sz w:val="20"/>
-        </w:rPr>
-        <w:t>[43] serverpartdeals.com(2026-09-22 접속). Google's TurboQuant Just Shook the Memory Market.. serverpartdeals.com, https://serverpartdeals.com/blogs/blog-posts/googles-turboquant-just-shook-the-memory-market</w:t>
-      </w:r>
-    </w:p>
-    <w:p>
-      <w:pPr>
-        <w:spacing w:after="40" w:line="312" w:lineRule="auto"/>
+          <w:sz w:val="16"/>
+        </w:rPr>
+        <w:t>[43] towardsai.net(2026-09-22 접속). Google's TurboQuant Explained: How They Cut LLM . https://pub.towardsai.net/googles-turboquant-how-they-cut-llm-memory-by-6x-without-losing-accuracy-971313c9aa7e</w:t>
+      </w:r>
+    </w:p>
+    <w:p>
+      <w:pPr>
+        <w:spacing w:after="20" w:line="264" w:lineRule="auto"/>
         <w:ind w:left="312" w:hanging="227"/>
       </w:pPr>
       <w:r>
@@ -12321,7 +8484,7 @@
           <w:rFonts w:ascii="맑은 고딕" w:hAnsi="맑은 고딕" w:eastAsia="맑은 고딕" w:cs="맑은 고딕"/>
           <w:b/>
           <w:color w:val="7F4ACB"/>
-          <w:sz w:val="20"/>
+          <w:sz w:val="16"/>
         </w:rPr>
         <w:t xml:space="preserve">• </w:t>
       </w:r>
@@ -12329,14 +8492,14 @@
         <w:rPr>
           <w:rFonts w:ascii="맑은 고딕" w:hAnsi="맑은 고딕" w:eastAsia="맑은 고딕" w:cs="맑은 고딕"/>
           <w:b w:val="0"/>
-          <w:sz w:val="20"/>
-        </w:rPr>
-        <w:t>[44] substack.com(2026-09-22 접속). The memory sector has plummeted ,what is the market panicking .... globalsemiresearch.substack.com, https://globalsemiresearch.substack.com/p/the-memory-sector-has-plummeted-what</w:t>
-      </w:r>
-    </w:p>
-    <w:p>
-      <w:pPr>
-        <w:spacing w:after="40" w:line="312" w:lineRule="auto"/>
+          <w:sz w:val="16"/>
+        </w:rPr>
+        <w:t>[44] Intel(2026-09-22 접속). Enhancing long-context, high-concurrency LLM serving on a 32 GB . https://community.intel.com/t5/Blogs/Tech-Innovation/Data-Center/Enhancing-long-context-high-concurrency-LLM-serving-on-a-32-GB/post/1751209</w:t>
+      </w:r>
+    </w:p>
+    <w:p>
+      <w:pPr>
+        <w:spacing w:after="20" w:line="264" w:lineRule="auto"/>
         <w:ind w:left="312" w:hanging="227"/>
       </w:pPr>
       <w:r>
@@ -12344,7 +8507,7 @@
           <w:rFonts w:ascii="맑은 고딕" w:hAnsi="맑은 고딕" w:eastAsia="맑은 고딕" w:cs="맑은 고딕"/>
           <w:b/>
           <w:color w:val="7F4ACB"/>
-          <w:sz w:val="20"/>
+          <w:sz w:val="16"/>
         </w:rPr>
         <w:t xml:space="preserve">• </w:t>
       </w:r>
@@ -12352,14 +8515,14 @@
         <w:rPr>
           <w:rFonts w:ascii="맑은 고딕" w:hAnsi="맑은 고딕" w:eastAsia="맑은 고딕" w:cs="맑은 고딕"/>
           <w:b w:val="0"/>
-          <w:sz w:val="20"/>
-        </w:rPr>
-        <w:t>[45] THE INVESTOR(2026-09-22 접속). Google TurboQuant: Separating hype from reality. theinvestor.co.kr, https://www.theinvestor.co.kr/article/10716199</w:t>
-      </w:r>
-    </w:p>
-    <w:p>
-      <w:pPr>
-        <w:spacing w:after="40" w:line="312" w:lineRule="auto"/>
+          <w:sz w:val="16"/>
+        </w:rPr>
+        <w:t>[45] tether.io(2026-09-22 접속). TurboQuant in QVAC SDK 0.12.0: KV-cache quantization for pr…. https://qvac.tether.io/blog/turboquant-in-qvac-sdk-0-12-0-kv-cache-quantization-for-production-local-ai</w:t>
+      </w:r>
+    </w:p>
+    <w:p>
+      <w:pPr>
+        <w:spacing w:after="20" w:line="264" w:lineRule="auto"/>
         <w:ind w:left="312" w:hanging="227"/>
       </w:pPr>
       <w:r>
@@ -12367,7 +8530,7 @@
           <w:rFonts w:ascii="맑은 고딕" w:hAnsi="맑은 고딕" w:eastAsia="맑은 고딕" w:cs="맑은 고딕"/>
           <w:b/>
           <w:color w:val="7F4ACB"/>
-          <w:sz w:val="20"/>
+          <w:sz w:val="16"/>
         </w:rPr>
         <w:t xml:space="preserve">• </w:t>
       </w:r>
@@ -12375,14 +8538,14 @@
         <w:rPr>
           <w:rFonts w:ascii="맑은 고딕" w:hAnsi="맑은 고딕" w:eastAsia="맑은 고딕" w:cs="맑은 고딕"/>
           <w:b w:val="0"/>
-          <w:sz w:val="20"/>
-        </w:rPr>
-        <w:t>[46] lighthouse-canton.com(2026-09-22 접속). TurboQuant: Why It Changes Nothing for Memory. lighthouse-canton.com, https://www.lighthouse-canton.com/insights/turboquant-why-it-changes-nothing-for-the-memory-trade-equity-insights</w:t>
-      </w:r>
-    </w:p>
-    <w:p>
-      <w:pPr>
-        <w:spacing w:after="40" w:line="312" w:lineRule="auto"/>
+          <w:sz w:val="16"/>
+        </w:rPr>
+        <w:t>[46] jangwook.net(2026-09-22 접속). Google TurboQuant: 3-Bit KV Cache With Zero Accuracy Loss. https://jangwook.net/en/blog/en/google-turboquant-kv-cache-3bit-compression</w:t>
+      </w:r>
+    </w:p>
+    <w:p>
+      <w:pPr>
+        <w:spacing w:after="20" w:line="264" w:lineRule="auto"/>
         <w:ind w:left="312" w:hanging="227"/>
       </w:pPr>
       <w:r>
@@ -12390,7 +8553,7 @@
           <w:rFonts w:ascii="맑은 고딕" w:hAnsi="맑은 고딕" w:eastAsia="맑은 고딕" w:cs="맑은 고딕"/>
           <w:b/>
           <w:color w:val="7F4ACB"/>
-          <w:sz w:val="20"/>
+          <w:sz w:val="16"/>
         </w:rPr>
         <w:t xml:space="preserve">• </w:t>
       </w:r>
@@ -12398,14 +8561,14 @@
         <w:rPr>
           <w:rFonts w:ascii="맑은 고딕" w:hAnsi="맑은 고딕" w:eastAsia="맑은 고딕" w:cs="맑은 고딕"/>
           <w:b w:val="0"/>
-          <w:sz w:val="20"/>
-        </w:rPr>
-        <w:t>[47] Seeking Alpha(2026-09-22 접속). SK hynix: The Market Is So Skeptical (NASDAQ:SKHY). seekingalpha.com, https://seekingalpha.com/article/4937711-sk-hynix-the-market-is-so-skeptical</w:t>
-      </w:r>
-    </w:p>
-    <w:p>
-      <w:pPr>
-        <w:spacing w:after="40" w:line="312" w:lineRule="auto"/>
+          <w:sz w:val="16"/>
+        </w:rPr>
+        <w:t>[47] CryptoRank.io(2026-09-22 접속). Google TurboQuant: Revolutionary AI Memory Compression Sparks ‘Pied Piper’…. https://cryptorank.io/news/feed/ee99c-google-turboquant-ai-memory-compression</w:t>
+      </w:r>
+    </w:p>
+    <w:p>
+      <w:pPr>
+        <w:spacing w:after="20" w:line="264" w:lineRule="auto"/>
         <w:ind w:left="312" w:hanging="227"/>
       </w:pPr>
       <w:r>
@@ -12413,7 +8576,7 @@
           <w:rFonts w:ascii="맑은 고딕" w:hAnsi="맑은 고딕" w:eastAsia="맑은 고딕" w:cs="맑은 고딕"/>
           <w:b/>
           <w:color w:val="7F4ACB"/>
-          <w:sz w:val="20"/>
+          <w:sz w:val="16"/>
         </w:rPr>
         <w:t xml:space="preserve">• </w:t>
       </w:r>
@@ -12421,14 +8584,14 @@
         <w:rPr>
           <w:rFonts w:ascii="맑은 고딕" w:hAnsi="맑은 고딕" w:eastAsia="맑은 고딕" w:cs="맑은 고딕"/>
           <w:b w:val="0"/>
-          <w:sz w:val="20"/>
-        </w:rPr>
-        <w:t>[48] medium.com(2026-09-22 접속). KV Cache: Emerging Challenges and Future Trends. medium.com, https://medium.com/foundation-models-deep-dive/kv-cache-guide-part-5-of-5-the-frontier-advanced-challenges-and-future-trends-e4bc20c3ddcc</w:t>
-      </w:r>
-    </w:p>
-    <w:p>
-      <w:pPr>
-        <w:spacing w:after="40" w:line="312" w:lineRule="auto"/>
+          <w:sz w:val="16"/>
+        </w:rPr>
+        <w:t>[48] TurboQuant(2026-09-22 접속). TurboQuant, KV Cache, 그리고 LLM 메모리 최적화. https://donghwanjeong.github.io/turboquant</w:t>
+      </w:r>
+    </w:p>
+    <w:p>
+      <w:pPr>
+        <w:spacing w:after="20" w:line="264" w:lineRule="auto"/>
         <w:ind w:left="312" w:hanging="227"/>
       </w:pPr>
       <w:r>
@@ -12436,7 +8599,7 @@
           <w:rFonts w:ascii="맑은 고딕" w:hAnsi="맑은 고딕" w:eastAsia="맑은 고딕" w:cs="맑은 고딕"/>
           <w:b/>
           <w:color w:val="7F4ACB"/>
-          <w:sz w:val="20"/>
+          <w:sz w:val="16"/>
         </w:rPr>
         <w:t xml:space="preserve">• </w:t>
       </w:r>
@@ -12444,14 +8607,14 @@
         <w:rPr>
           <w:rFonts w:ascii="맑은 고딕" w:hAnsi="맑은 고딕" w:eastAsia="맑은 고딕" w:cs="맑은 고딕"/>
           <w:b w:val="0"/>
-          <w:sz w:val="20"/>
-        </w:rPr>
-        <w:t>[49] GitHub(2026-09-22 접속). GitHub - AceCastro28/turboquant-vllm: TurboQuant KV cache compression (Google ICLR 2026) integrated natively into vLLM — 3-bit KV cache with zero accuracy loss. github.com, https://github.com/AceCastro28/turboquant-vllm</w:t>
-      </w:r>
-    </w:p>
-    <w:p>
-      <w:pPr>
-        <w:spacing w:after="40" w:line="312" w:lineRule="auto"/>
+          <w:sz w:val="16"/>
+        </w:rPr>
+        <w:t>[49] SK hynix(2026-09-22 접속). Compliance &lt; Business Principles&lt; ESG &lt; Sustainability &lt; . https://www.skhynix.com/sustainability/UI-FR-SA11</w:t>
+      </w:r>
+    </w:p>
+    <w:p>
+      <w:pPr>
+        <w:spacing w:after="20" w:line="264" w:lineRule="auto"/>
         <w:ind w:left="312" w:hanging="227"/>
       </w:pPr>
       <w:r>
@@ -12459,7 +8622,7 @@
           <w:rFonts w:ascii="맑은 고딕" w:hAnsi="맑은 고딕" w:eastAsia="맑은 고딕" w:cs="맑은 고딕"/>
           <w:b/>
           <w:color w:val="7F4ACB"/>
-          <w:sz w:val="20"/>
+          <w:sz w:val="16"/>
         </w:rPr>
         <w:t xml:space="preserve">• </w:t>
       </w:r>
@@ -12467,14 +8630,14 @@
         <w:rPr>
           <w:rFonts w:ascii="맑은 고딕" w:hAnsi="맑은 고딕" w:eastAsia="맑은 고딕" w:cs="맑은 고딕"/>
           <w:b w:val="0"/>
-          <w:sz w:val="20"/>
-        </w:rPr>
-        <w:t>[50] spheron.network(2026-09-22 접속). Google TurboQuant: 6x KV Cache Compression for LLM Inference. spheron.network, https://www.spheron.network/blog/google-turboquant-llm-compression-gpu-cloud</w:t>
-      </w:r>
-    </w:p>
-    <w:p>
-      <w:pPr>
-        <w:spacing w:after="40" w:line="312" w:lineRule="auto"/>
+          <w:sz w:val="16"/>
+        </w:rPr>
+        <w:t>[50] x.com(2026-09-22 접속). Jukan ✈️OCP 2026 on X: "SK hynix conference call – NAND-related comments Q. How…. https://x.com/jukan05/status/2047117081230057881</w:t>
+      </w:r>
+    </w:p>
+    <w:p>
+      <w:pPr>
+        <w:spacing w:after="20" w:line="264" w:lineRule="auto"/>
         <w:ind w:left="312" w:hanging="227"/>
       </w:pPr>
       <w:r>
@@ -12482,7 +8645,7 @@
           <w:rFonts w:ascii="맑은 고딕" w:hAnsi="맑은 고딕" w:eastAsia="맑은 고딕" w:cs="맑은 고딕"/>
           <w:b/>
           <w:color w:val="7F4ACB"/>
-          <w:sz w:val="20"/>
+          <w:sz w:val="16"/>
         </w:rPr>
         <w:t xml:space="preserve">• </w:t>
       </w:r>
@@ -12490,14 +8653,14 @@
         <w:rPr>
           <w:rFonts w:ascii="맑은 고딕" w:hAnsi="맑은 고딕" w:eastAsia="맑은 고딕" w:cs="맑은 고딕"/>
           <w:b w:val="0"/>
-          <w:sz w:val="20"/>
-        </w:rPr>
-        <w:t>[51] vast.ai(2026-09-22 접속). TurboQuant Explained: How It Reduces LLM Memory by 5x and .... vast.ai, https://vast.ai/article/turboquant-explained-llm-memory-inference</w:t>
-      </w:r>
-    </w:p>
-    <w:p>
-      <w:pPr>
-        <w:spacing w:after="40" w:line="312" w:lineRule="auto"/>
+          <w:sz w:val="16"/>
+        </w:rPr>
+        <w:t>[51] SK hynix Newsroom(2026-09-22 접속). SK hynix’s technology roadmap for co-packaged optics features in ‘Nature…. https://news.skhynix.com/en/cpo-in-nature-electronics</w:t>
+      </w:r>
+    </w:p>
+    <w:p>
+      <w:pPr>
+        <w:spacing w:after="20" w:line="264" w:lineRule="auto"/>
         <w:ind w:left="312" w:hanging="227"/>
       </w:pPr>
       <w:r>
@@ -12505,7 +8668,7 @@
           <w:rFonts w:ascii="맑은 고딕" w:hAnsi="맑은 고딕" w:eastAsia="맑은 고딕" w:cs="맑은 고딕"/>
           <w:b/>
           <w:color w:val="7F4ACB"/>
-          <w:sz w:val="20"/>
+          <w:sz w:val="16"/>
         </w:rPr>
         <w:t xml:space="preserve">• </w:t>
       </w:r>
@@ -12513,14 +8676,14 @@
         <w:rPr>
           <w:rFonts w:ascii="맑은 고딕" w:hAnsi="맑은 고딕" w:eastAsia="맑은 고딕" w:cs="맑은 고딕"/>
           <w:b w:val="0"/>
-          <w:sz w:val="20"/>
-        </w:rPr>
-        <w:t>[52] Intel(2026-09-22 접속). Enhancing long-context, high-concurrency LLM serving on a 32 GB .... community.intel.com, https://community.intel.com/t5/Blogs/Tech-Innovation/Data-Center/Enhancing-long-context-high-concurrency-LLM-serving-on-a-32-GB/post/1751209</w:t>
-      </w:r>
-    </w:p>
-    <w:p>
-      <w:pPr>
-        <w:spacing w:after="40" w:line="312" w:lineRule="auto"/>
+          <w:sz w:val="16"/>
+        </w:rPr>
+        <w:t>[52] arxiv.org(2026-09-22 접속). A KV Cache Framework for Multi-Turn LLM Serving with CXL-Hybrid . https://arxiv.org/html/2607.18141v1</w:t>
+      </w:r>
+    </w:p>
+    <w:p>
+      <w:pPr>
+        <w:spacing w:after="20" w:line="264" w:lineRule="auto"/>
         <w:ind w:left="312" w:hanging="227"/>
       </w:pPr>
       <w:r>
@@ -12528,7 +8691,7 @@
           <w:rFonts w:ascii="맑은 고딕" w:hAnsi="맑은 고딕" w:eastAsia="맑은 고딕" w:cs="맑은 고딕"/>
           <w:b/>
           <w:color w:val="7F4ACB"/>
-          <w:sz w:val="20"/>
+          <w:sz w:val="16"/>
         </w:rPr>
         <w:t xml:space="preserve">• </w:t>
       </w:r>
@@ -12536,124 +8699,9 @@
         <w:rPr>
           <w:rFonts w:ascii="맑은 고딕" w:hAnsi="맑은 고딕" w:eastAsia="맑은 고딕" w:cs="맑은 고딕"/>
           <w:b w:val="0"/>
-          <w:sz w:val="20"/>
-        </w:rPr>
-        <w:t>[53] vLLM(2026-05-11). A First Comprehensive Study of TurboQuant: Accuracy and .... vllm.ai, https://vllm.ai/blog/2026-05-11-turboquant</w:t>
-      </w:r>
-    </w:p>
-    <w:p>
-      <w:pPr>
-        <w:spacing w:after="40" w:line="312" w:lineRule="auto"/>
-        <w:ind w:left="312" w:hanging="227"/>
-      </w:pPr>
-      <w:r>
-        <w:rPr>
-          <w:rFonts w:ascii="맑은 고딕" w:hAnsi="맑은 고딕" w:eastAsia="맑은 고딕" w:cs="맑은 고딕"/>
-          <w:b/>
-          <w:color w:val="7F4ACB"/>
-          <w:sz w:val="20"/>
-        </w:rPr>
-        <w:t xml:space="preserve">• </w:t>
-      </w:r>
-      <w:r>
-        <w:rPr>
-          <w:rFonts w:ascii="맑은 고딕" w:hAnsi="맑은 고딕" w:eastAsia="맑은 고딕" w:cs="맑은 고딕"/>
-          <w:b w:val="0"/>
-          <w:sz w:val="20"/>
-        </w:rPr>
-        <w:t>[54] tether.io(2026-09-22 접속). TurboQuant in QVAC SDK 0.12.0: KV-cache quantization for pr…. qvac.tether.io, https://qvac.tether.io/blog/turboquant-in-qvac-sdk-0-12-0-kv-cache-quantization-for-production-local-ai</w:t>
-      </w:r>
-    </w:p>
-    <w:p>
-      <w:pPr>
-        <w:spacing w:after="40" w:line="312" w:lineRule="auto"/>
-        <w:ind w:left="312" w:hanging="227"/>
-      </w:pPr>
-      <w:r>
-        <w:rPr>
-          <w:rFonts w:ascii="맑은 고딕" w:hAnsi="맑은 고딕" w:eastAsia="맑은 고딕" w:cs="맑은 고딕"/>
-          <w:b/>
-          <w:color w:val="7F4ACB"/>
-          <w:sz w:val="20"/>
-        </w:rPr>
-        <w:t xml:space="preserve">• </w:t>
-      </w:r>
-      <w:r>
-        <w:rPr>
-          <w:rFonts w:ascii="맑은 고딕" w:hAnsi="맑은 고딕" w:eastAsia="맑은 고딕" w:cs="맑은 고딕"/>
-          <w:b w:val="0"/>
-          <w:sz w:val="20"/>
-        </w:rPr>
-        <w:t>[55] github.com(2026-09-22 접속). TurboQuant: Near-optimal KV cache quantization for LLM .... github.com, https://github.com/0xsero/turboquant</w:t>
-      </w:r>
-    </w:p>
-    <w:p>
-      <w:pPr>
-        <w:spacing w:after="40" w:line="312" w:lineRule="auto"/>
-        <w:ind w:left="312" w:hanging="227"/>
-      </w:pPr>
-      <w:r>
-        <w:rPr>
-          <w:rFonts w:ascii="맑은 고딕" w:hAnsi="맑은 고딕" w:eastAsia="맑은 고딕" w:cs="맑은 고딕"/>
-          <w:b/>
-          <w:color w:val="7F4ACB"/>
-          <w:sz w:val="20"/>
-        </w:rPr>
-        <w:t xml:space="preserve">• </w:t>
-      </w:r>
-      <w:r>
-        <w:rPr>
-          <w:rFonts w:ascii="맑은 고딕" w:hAnsi="맑은 고딕" w:eastAsia="맑은 고딕" w:cs="맑은 고딕"/>
-          <w:b w:val="0"/>
-          <w:sz w:val="20"/>
-        </w:rPr>
-        <w:t>[56] futurumgroup.com(2026-09-22 접속). SK Hynix ADR Issuance Strategy. futurumgroup.com, https://futurumgroup.com/insights/will-sk-hynixs-record-265bn-adr-issuance-help-close-its-capex-intensity-gap</w:t>
-      </w:r>
-    </w:p>
-    <w:p>
-      <w:pPr>
-        <w:spacing w:after="40" w:line="312" w:lineRule="auto"/>
-        <w:ind w:left="312" w:hanging="227"/>
-      </w:pPr>
-      <w:r>
-        <w:rPr>
-          <w:rFonts w:ascii="맑은 고딕" w:hAnsi="맑은 고딕" w:eastAsia="맑은 고딕" w:cs="맑은 고딕"/>
-          <w:b/>
-          <w:color w:val="7F4ACB"/>
-          <w:sz w:val="20"/>
-        </w:rPr>
-        <w:t xml:space="preserve">• </w:t>
-      </w:r>
-      <w:r>
-        <w:rPr>
-          <w:rFonts w:ascii="맑은 고딕" w:hAnsi="맑은 고딕" w:eastAsia="맑은 고딕" w:cs="맑은 고딕"/>
-          <w:b w:val="0"/>
-          <w:sz w:val="20"/>
-        </w:rPr>
-        <w:t>[57] everpuredata.com(2026-09-22 접속). TurboQuant Compresses KV Cache by 5X. Does That Mean You .... blog.everpuredata.com, https://blog.everpuredata.com/purely-technical/turboquant-compresses-kv-cache-by-5x-does-that-mean-you-need-less-memory</w:t>
-      </w:r>
-    </w:p>
-    <w:p>
-      <w:pPr>
-        <w:spacing w:after="40" w:line="312" w:lineRule="auto"/>
-        <w:ind w:left="312" w:hanging="227"/>
-      </w:pPr>
-      <w:r>
-        <w:rPr>
-          <w:rFonts w:ascii="맑은 고딕" w:hAnsi="맑은 고딕" w:eastAsia="맑은 고딕" w:cs="맑은 고딕"/>
-          <w:b/>
-          <w:color w:val="7F4ACB"/>
-          <w:sz w:val="20"/>
-        </w:rPr>
-        <w:t xml:space="preserve">• </w:t>
-      </w:r>
-      <w:r>
-        <w:rPr>
-          <w:rFonts w:ascii="맑은 고딕" w:hAnsi="맑은 고딕" w:eastAsia="맑은 고딕" w:cs="맑은 고딕"/>
-          <w:b w:val="0"/>
-          <w:sz w:val="20"/>
-        </w:rPr>
-        <w:t>[58] arxiv.org(2026-09-22 접속). A KV Cache Framework for Multi-Turn LLM Serving with CXL-Hybrid .... arxiv.org, https://arxiv.org/html/2607.18141v1</w:t>
+          <w:sz w:val="16"/>
+        </w:rPr>
+        <w:t>[53] regolo.ai(2026-09-22 접속). Why TurboQuant matters for real-world LLM inference. https://regolo.ai/why-turboquant-matters-for-real-world-llm-inference</w:t>
       </w:r>
     </w:p>
     <w:sectPr>

--- a/outputs/RAG-Output_판교_9반_김정인+김지수+김진수+전진만+정원준.docx
+++ b/outputs/RAG-Output_판교_9반_김정인+김지수+김진수+전진만+정원준.docx
@@ -449,14 +449,13 @@
           <w:insideH w:val="single" w:color="D8DAE5" w:sz="2"/>
           <w:insideV w:val="single" w:color="D8DAE5" w:sz="2"/>
         </w:tblBorders>
-        <w:tblW w:w="9072" w:type="dxa"/>
+        <w:tblW w:w="9071" w:type="dxa"/>
         <w:tblLayout w:type="fixed"/>
       </w:tblPr>
       <w:tblGrid>
-        <w:gridCol w:w="3685"/>
-        <w:gridCol w:w="850"/>
-        <w:gridCol w:w="3685"/>
-        <w:gridCol w:w="850"/>
+        <w:gridCol w:w="2041"/>
+        <w:gridCol w:w="6350"/>
+        <w:gridCol w:w="680"/>
       </w:tblGrid>
       <w:tr>
         <w:trPr>
@@ -465,7 +464,7 @@
         </w:trPr>
         <w:tc>
           <w:tcPr>
-            <w:tcW w:type="dxa" w:w="3685"/>
+            <w:tcW w:type="dxa" w:w="2041"/>
             <w:tcMar>
               <w:top w:w="70" w:type="dxa"/>
               <w:left w:w="90" w:type="dxa"/>
@@ -493,7 +492,7 @@
         </w:tc>
         <w:tc>
           <w:tcPr>
-            <w:tcW w:type="dxa" w:w="850"/>
+            <w:tcW w:type="dxa" w:w="6350"/>
             <w:tcMar>
               <w:top w:w="70" w:type="dxa"/>
               <w:left w:w="90" w:type="dxa"/>
@@ -515,41 +514,13 @@
                 <w:color w:val="161A58"/>
                 <w:sz w:val="17"/>
               </w:rPr>
-              <w:t>쪽</w:t>
-            </w:r>
-          </w:p>
-        </w:tc>
-        <w:tc>
-          <w:tcPr>
-            <w:tcW w:type="dxa" w:w="3685"/>
-            <w:tcMar>
-              <w:top w:w="70" w:type="dxa"/>
-              <w:left w:w="90" w:type="dxa"/>
-              <w:bottom w:w="70" w:type="dxa"/>
-              <w:right w:w="90" w:type="dxa"/>
-            </w:tcMar>
-            <w:shd w:val="clear" w:color="auto" w:fill="F2F3F8"/>
-          </w:tcPr>
-          <w:p>
-            <w:pPr>
-              <w:keepNext/>
-              <w:spacing w:after="0" w:line="276" w:lineRule="auto"/>
-              <w:jc w:val="center"/>
-            </w:pPr>
-            <w:r>
-              <w:rPr>
-                <w:rFonts w:ascii="맑은 고딕" w:hAnsi="맑은 고딕" w:eastAsia="맑은 고딕" w:cs="맑은 고딕"/>
-                <w:b/>
-                <w:color w:val="161A58"/>
-                <w:sz w:val="17"/>
-              </w:rPr>
-              <w:t>장</w:t>
-            </w:r>
-          </w:p>
-        </w:tc>
-        <w:tc>
-          <w:tcPr>
-            <w:tcW w:type="dxa" w:w="850"/>
+              <w:t>절 (쪽)</w:t>
+            </w:r>
+          </w:p>
+        </w:tc>
+        <w:tc>
+          <w:tcPr>
+            <w:tcW w:type="dxa" w:w="680"/>
             <w:tcMar>
               <w:top w:w="70" w:type="dxa"/>
               <w:left w:w="90" w:type="dxa"/>
@@ -582,23 +553,24 @@
         </w:trPr>
         <w:tc>
           <w:tcPr>
-            <w:tcW w:type="dxa" w:w="3685"/>
-            <w:tcMar>
-              <w:top w:w="70" w:type="dxa"/>
-              <w:left w:w="90" w:type="dxa"/>
-              <w:bottom w:w="70" w:type="dxa"/>
-              <w:right w:w="90" w:type="dxa"/>
-            </w:tcMar>
-          </w:tcPr>
-          <w:p>
-            <w:pPr>
-              <w:keepNext/>
-              <w:spacing w:after="0" w:line="276" w:lineRule="auto"/>
-            </w:pPr>
-            <w:r>
-              <w:rPr>
-                <w:rFonts w:ascii="맑은 고딕" w:hAnsi="맑은 고딕" w:eastAsia="맑은 고딕" w:cs="맑은 고딕"/>
-                <w:b w:val="0"/>
+            <w:tcW w:type="dxa" w:w="2041"/>
+            <w:tcMar>
+              <w:top w:w="70" w:type="dxa"/>
+              <w:left w:w="90" w:type="dxa"/>
+              <w:bottom w:w="70" w:type="dxa"/>
+              <w:right w:w="90" w:type="dxa"/>
+            </w:tcMar>
+          </w:tcPr>
+          <w:p>
+            <w:pPr>
+              <w:keepNext/>
+              <w:spacing w:after="0" w:line="276" w:lineRule="auto"/>
+            </w:pPr>
+            <w:r>
+              <w:rPr>
+                <w:rFonts w:ascii="맑은 고딕" w:hAnsi="맑은 고딕" w:eastAsia="맑은 고딕" w:cs="맑은 고딕"/>
+                <w:b/>
+                <w:color w:val="161A58"/>
                 <w:sz w:val="17"/>
               </w:rPr>
               <w:t>SUMMARY</w:t>
@@ -607,76 +579,43 @@
         </w:tc>
         <w:tc>
           <w:tcPr>
-            <w:tcW w:type="dxa" w:w="850"/>
-            <w:tcMar>
-              <w:top w:w="70" w:type="dxa"/>
-              <w:left w:w="90" w:type="dxa"/>
-              <w:bottom w:w="70" w:type="dxa"/>
-              <w:right w:w="90" w:type="dxa"/>
-            </w:tcMar>
-          </w:tcPr>
-          <w:p>
-            <w:pPr>
-              <w:keepNext/>
-              <w:spacing w:after="0" w:line="276" w:lineRule="auto"/>
-            </w:pPr>
-            <w:r>
-              <w:rPr>
-                <w:rFonts w:ascii="맑은 고딕" w:hAnsi="맑은 고딕" w:eastAsia="맑은 고딕" w:cs="맑은 고딕"/>
-                <w:b w:val="0"/>
-                <w:sz w:val="17"/>
-              </w:rPr>
-              <w:t>2</w:t>
-            </w:r>
-          </w:p>
-        </w:tc>
-        <w:tc>
-          <w:tcPr>
-            <w:tcW w:type="dxa" w:w="3685"/>
-            <w:tcMar>
-              <w:top w:w="70" w:type="dxa"/>
-              <w:left w:w="90" w:type="dxa"/>
-              <w:bottom w:w="70" w:type="dxa"/>
-              <w:right w:w="90" w:type="dxa"/>
-            </w:tcMar>
-          </w:tcPr>
-          <w:p>
-            <w:pPr>
-              <w:keepNext/>
-              <w:spacing w:after="0" w:line="276" w:lineRule="auto"/>
-            </w:pPr>
-            <w:r>
-              <w:rPr>
-                <w:rFonts w:ascii="맑은 고딕" w:hAnsi="맑은 고딕" w:eastAsia="맑은 고딕" w:cs="맑은 고딕"/>
-                <w:b w:val="0"/>
-                <w:sz w:val="17"/>
-              </w:rPr>
-              <w:t>4. 관점별 평가</w:t>
-            </w:r>
-          </w:p>
-        </w:tc>
-        <w:tc>
-          <w:tcPr>
-            <w:tcW w:type="dxa" w:w="850"/>
-            <w:tcMar>
-              <w:top w:w="70" w:type="dxa"/>
-              <w:left w:w="90" w:type="dxa"/>
-              <w:bottom w:w="70" w:type="dxa"/>
-              <w:right w:w="90" w:type="dxa"/>
-            </w:tcMar>
-          </w:tcPr>
-          <w:p>
-            <w:pPr>
-              <w:keepNext/>
-              <w:spacing w:after="0" w:line="276" w:lineRule="auto"/>
-            </w:pPr>
-            <w:r>
-              <w:rPr>
-                <w:rFonts w:ascii="맑은 고딕" w:hAnsi="맑은 고딕" w:eastAsia="맑은 고딕" w:cs="맑은 고딕"/>
-                <w:b w:val="0"/>
-                <w:sz w:val="17"/>
-              </w:rPr>
-              <w:t>4</w:t>
+            <w:tcW w:type="dxa" w:w="6350"/>
+            <w:tcMar>
+              <w:top w:w="70" w:type="dxa"/>
+              <w:left w:w="90" w:type="dxa"/>
+              <w:bottom w:w="70" w:type="dxa"/>
+              <w:right w:w="90" w:type="dxa"/>
+            </w:tcMar>
+          </w:tcPr>
+          <w:p>
+            <w:pPr>
+              <w:keepNext/>
+              <w:spacing w:after="0" w:line="276" w:lineRule="auto"/>
+            </w:pPr>
+          </w:p>
+        </w:tc>
+        <w:tc>
+          <w:tcPr>
+            <w:tcW w:type="dxa" w:w="680"/>
+            <w:tcMar>
+              <w:top w:w="70" w:type="dxa"/>
+              <w:left w:w="90" w:type="dxa"/>
+              <w:bottom w:w="70" w:type="dxa"/>
+              <w:right w:w="90" w:type="dxa"/>
+            </w:tcMar>
+          </w:tcPr>
+          <w:p>
+            <w:pPr>
+              <w:keepNext/>
+              <w:spacing w:after="0" w:line="276" w:lineRule="auto"/>
+            </w:pPr>
+            <w:r>
+              <w:rPr>
+                <w:rFonts w:ascii="맑은 고딕" w:hAnsi="맑은 고딕" w:eastAsia="맑은 고딕" w:cs="맑은 고딕"/>
+                <w:b w:val="0"/>
+                <w:sz w:val="17"/>
+              </w:rPr>
+              <w:t>3</w:t>
             </w:r>
           </w:p>
         </w:tc>
@@ -687,23 +626,24 @@
         </w:trPr>
         <w:tc>
           <w:tcPr>
-            <w:tcW w:type="dxa" w:w="3685"/>
-            <w:tcMar>
-              <w:top w:w="70" w:type="dxa"/>
-              <w:left w:w="90" w:type="dxa"/>
-              <w:bottom w:w="70" w:type="dxa"/>
-              <w:right w:w="90" w:type="dxa"/>
-            </w:tcMar>
-          </w:tcPr>
-          <w:p>
-            <w:pPr>
-              <w:keepNext/>
-              <w:spacing w:after="0" w:line="276" w:lineRule="auto"/>
-            </w:pPr>
-            <w:r>
-              <w:rPr>
-                <w:rFonts w:ascii="맑은 고딕" w:hAnsi="맑은 고딕" w:eastAsia="맑은 고딕" w:cs="맑은 고딕"/>
-                <w:b w:val="0"/>
+            <w:tcW w:type="dxa" w:w="2041"/>
+            <w:tcMar>
+              <w:top w:w="70" w:type="dxa"/>
+              <w:left w:w="90" w:type="dxa"/>
+              <w:bottom w:w="70" w:type="dxa"/>
+              <w:right w:w="90" w:type="dxa"/>
+            </w:tcMar>
+          </w:tcPr>
+          <w:p>
+            <w:pPr>
+              <w:keepNext/>
+              <w:spacing w:after="0" w:line="276" w:lineRule="auto"/>
+            </w:pPr>
+            <w:r>
+              <w:rPr>
+                <w:rFonts w:ascii="맑은 고딕" w:hAnsi="맑은 고딕" w:eastAsia="맑은 고딕" w:cs="맑은 고딕"/>
+                <w:b/>
+                <w:color w:val="161A58"/>
                 <w:sz w:val="17"/>
               </w:rPr>
               <w:t>1. 분석 배경</w:t>
@@ -712,76 +652,51 @@
         </w:tc>
         <w:tc>
           <w:tcPr>
-            <w:tcW w:type="dxa" w:w="850"/>
-            <w:tcMar>
-              <w:top w:w="70" w:type="dxa"/>
-              <w:left w:w="90" w:type="dxa"/>
-              <w:bottom w:w="70" w:type="dxa"/>
-              <w:right w:w="90" w:type="dxa"/>
-            </w:tcMar>
-          </w:tcPr>
-          <w:p>
-            <w:pPr>
-              <w:keepNext/>
-              <w:spacing w:after="0" w:line="276" w:lineRule="auto"/>
-            </w:pPr>
-            <w:r>
-              <w:rPr>
-                <w:rFonts w:ascii="맑은 고딕" w:hAnsi="맑은 고딕" w:eastAsia="맑은 고딕" w:cs="맑은 고딕"/>
-                <w:b w:val="0"/>
-                <w:sz w:val="17"/>
-              </w:rPr>
-              <w:t>2</w:t>
-            </w:r>
-          </w:p>
-        </w:tc>
-        <w:tc>
-          <w:tcPr>
-            <w:tcW w:type="dxa" w:w="3685"/>
-            <w:tcMar>
-              <w:top w:w="70" w:type="dxa"/>
-              <w:left w:w="90" w:type="dxa"/>
-              <w:bottom w:w="70" w:type="dxa"/>
-              <w:right w:w="90" w:type="dxa"/>
-            </w:tcMar>
-          </w:tcPr>
-          <w:p>
-            <w:pPr>
-              <w:keepNext/>
-              <w:spacing w:after="0" w:line="276" w:lineRule="auto"/>
-            </w:pPr>
-            <w:r>
-              <w:rPr>
-                <w:rFonts w:ascii="맑은 고딕" w:hAnsi="맑은 고딕" w:eastAsia="맑은 고딕" w:cs="맑은 고딕"/>
-                <w:b w:val="0"/>
-                <w:sz w:val="17"/>
-              </w:rPr>
-              <w:t>5. 시사점</w:t>
-            </w:r>
-          </w:p>
-        </w:tc>
-        <w:tc>
-          <w:tcPr>
-            <w:tcW w:type="dxa" w:w="850"/>
-            <w:tcMar>
-              <w:top w:w="70" w:type="dxa"/>
-              <w:left w:w="90" w:type="dxa"/>
-              <w:bottom w:w="70" w:type="dxa"/>
-              <w:right w:w="90" w:type="dxa"/>
-            </w:tcMar>
-          </w:tcPr>
-          <w:p>
-            <w:pPr>
-              <w:keepNext/>
-              <w:spacing w:after="0" w:line="276" w:lineRule="auto"/>
-            </w:pPr>
-            <w:r>
-              <w:rPr>
-                <w:rFonts w:ascii="맑은 고딕" w:hAnsi="맑은 고딕" w:eastAsia="맑은 고딕" w:cs="맑은 고딕"/>
-                <w:b w:val="0"/>
-                <w:sz w:val="17"/>
-              </w:rPr>
-              <w:t>7</w:t>
+            <w:tcW w:type="dxa" w:w="6350"/>
+            <w:tcMar>
+              <w:top w:w="70" w:type="dxa"/>
+              <w:left w:w="90" w:type="dxa"/>
+              <w:bottom w:w="70" w:type="dxa"/>
+              <w:right w:w="90" w:type="dxa"/>
+            </w:tcMar>
+          </w:tcPr>
+          <w:p>
+            <w:pPr>
+              <w:keepNext/>
+              <w:spacing w:after="0" w:line="276" w:lineRule="auto"/>
+            </w:pPr>
+            <w:r>
+              <w:rPr>
+                <w:rFonts w:ascii="맑은 고딕" w:hAnsi="맑은 고딕" w:eastAsia="맑은 고딕" w:cs="맑은 고딕"/>
+                <w:b w:val="0"/>
+                <w:sz w:val="17"/>
+              </w:rPr>
+              <w:t>1.1 KV cache 병목 (4) · 1.2 두 진영의 접근과 함께 쓰는 경우 (4) · 1.3 분석 도메인과 문제 정의 (4) · 1.4 분석 질문과 가설 (4)</w:t>
+            </w:r>
+          </w:p>
+        </w:tc>
+        <w:tc>
+          <w:tcPr>
+            <w:tcW w:type="dxa" w:w="680"/>
+            <w:tcMar>
+              <w:top w:w="70" w:type="dxa"/>
+              <w:left w:w="90" w:type="dxa"/>
+              <w:bottom w:w="70" w:type="dxa"/>
+              <w:right w:w="90" w:type="dxa"/>
+            </w:tcMar>
+          </w:tcPr>
+          <w:p>
+            <w:pPr>
+              <w:keepNext/>
+              <w:spacing w:after="0" w:line="276" w:lineRule="auto"/>
+            </w:pPr>
+            <w:r>
+              <w:rPr>
+                <w:rFonts w:ascii="맑은 고딕" w:hAnsi="맑은 고딕" w:eastAsia="맑은 고딕" w:cs="맑은 고딕"/>
+                <w:b w:val="0"/>
+                <w:sz w:val="17"/>
+              </w:rPr>
+              <w:t>4</w:t>
             </w:r>
           </w:p>
         </w:tc>
@@ -792,23 +707,24 @@
         </w:trPr>
         <w:tc>
           <w:tcPr>
-            <w:tcW w:type="dxa" w:w="3685"/>
-            <w:tcMar>
-              <w:top w:w="70" w:type="dxa"/>
-              <w:left w:w="90" w:type="dxa"/>
-              <w:bottom w:w="70" w:type="dxa"/>
-              <w:right w:w="90" w:type="dxa"/>
-            </w:tcMar>
-          </w:tcPr>
-          <w:p>
-            <w:pPr>
-              <w:keepNext/>
-              <w:spacing w:after="0" w:line="276" w:lineRule="auto"/>
-            </w:pPr>
-            <w:r>
-              <w:rPr>
-                <w:rFonts w:ascii="맑은 고딕" w:hAnsi="맑은 고딕" w:eastAsia="맑은 고딕" w:cs="맑은 고딕"/>
-                <w:b w:val="0"/>
+            <w:tcW w:type="dxa" w:w="2041"/>
+            <w:tcMar>
+              <w:top w:w="70" w:type="dxa"/>
+              <w:left w:w="90" w:type="dxa"/>
+              <w:bottom w:w="70" w:type="dxa"/>
+              <w:right w:w="90" w:type="dxa"/>
+            </w:tcMar>
+          </w:tcPr>
+          <w:p>
+            <w:pPr>
+              <w:keepNext/>
+              <w:spacing w:after="0" w:line="276" w:lineRule="auto"/>
+            </w:pPr>
+            <w:r>
+              <w:rPr>
+                <w:rFonts w:ascii="맑은 고딕" w:hAnsi="맑은 고딕" w:eastAsia="맑은 고딕" w:cs="맑은 고딕"/>
+                <w:b/>
+                <w:color w:val="161A58"/>
                 <w:sz w:val="17"/>
               </w:rPr>
               <w:t>2. 기술 선정</w:t>
@@ -817,76 +733,51 @@
         </w:tc>
         <w:tc>
           <w:tcPr>
-            <w:tcW w:type="dxa" w:w="850"/>
-            <w:tcMar>
-              <w:top w:w="70" w:type="dxa"/>
-              <w:left w:w="90" w:type="dxa"/>
-              <w:bottom w:w="70" w:type="dxa"/>
-              <w:right w:w="90" w:type="dxa"/>
-            </w:tcMar>
-          </w:tcPr>
-          <w:p>
-            <w:pPr>
-              <w:keepNext/>
-              <w:spacing w:after="0" w:line="276" w:lineRule="auto"/>
-            </w:pPr>
-            <w:r>
-              <w:rPr>
-                <w:rFonts w:ascii="맑은 고딕" w:hAnsi="맑은 고딕" w:eastAsia="맑은 고딕" w:cs="맑은 고딕"/>
-                <w:b w:val="0"/>
-                <w:sz w:val="17"/>
-              </w:rPr>
-              <w:t>3</w:t>
-            </w:r>
-          </w:p>
-        </w:tc>
-        <w:tc>
-          <w:tcPr>
-            <w:tcW w:type="dxa" w:w="3685"/>
-            <w:tcMar>
-              <w:top w:w="70" w:type="dxa"/>
-              <w:left w:w="90" w:type="dxa"/>
-              <w:bottom w:w="70" w:type="dxa"/>
-              <w:right w:w="90" w:type="dxa"/>
-            </w:tcMar>
-          </w:tcPr>
-          <w:p>
-            <w:pPr>
-              <w:keepNext/>
-              <w:spacing w:after="0" w:line="276" w:lineRule="auto"/>
-            </w:pPr>
-            <w:r>
-              <w:rPr>
-                <w:rFonts w:ascii="맑은 고딕" w:hAnsi="맑은 고딕" w:eastAsia="맑은 고딕" w:cs="맑은 고딕"/>
-                <w:b w:val="0"/>
-                <w:sz w:val="17"/>
-              </w:rPr>
-              <w:t>6. 한계점</w:t>
-            </w:r>
-          </w:p>
-        </w:tc>
-        <w:tc>
-          <w:tcPr>
-            <w:tcW w:type="dxa" w:w="850"/>
-            <w:tcMar>
-              <w:top w:w="70" w:type="dxa"/>
-              <w:left w:w="90" w:type="dxa"/>
-              <w:bottom w:w="70" w:type="dxa"/>
-              <w:right w:w="90" w:type="dxa"/>
-            </w:tcMar>
-          </w:tcPr>
-          <w:p>
-            <w:pPr>
-              <w:keepNext/>
-              <w:spacing w:after="0" w:line="276" w:lineRule="auto"/>
-            </w:pPr>
-            <w:r>
-              <w:rPr>
-                <w:rFonts w:ascii="맑은 고딕" w:hAnsi="맑은 고딕" w:eastAsia="맑은 고딕" w:cs="맑은 고딕"/>
-                <w:b w:val="0"/>
-                <w:sz w:val="17"/>
-              </w:rPr>
-              <w:t>8</w:t>
+            <w:tcW w:type="dxa" w:w="6350"/>
+            <w:tcMar>
+              <w:top w:w="70" w:type="dxa"/>
+              <w:left w:w="90" w:type="dxa"/>
+              <w:bottom w:w="70" w:type="dxa"/>
+              <w:right w:w="90" w:type="dxa"/>
+            </w:tcMar>
+          </w:tcPr>
+          <w:p>
+            <w:pPr>
+              <w:keepNext/>
+              <w:spacing w:after="0" w:line="276" w:lineRule="auto"/>
+            </w:pPr>
+            <w:r>
+              <w:rPr>
+                <w:rFonts w:ascii="맑은 고딕" w:hAnsi="맑은 고딕" w:eastAsia="맑은 고딕" w:cs="맑은 고딕"/>
+                <w:b w:val="0"/>
+                <w:sz w:val="17"/>
+              </w:rPr>
+              <w:t>2.1 선정 방식과 기준 (4) · 2.2 후보 평가표 (5) · 2.3 선정 결과와 사유 (5) · 2.4 에이전트의 선정 검증 결과 (5)</w:t>
+            </w:r>
+          </w:p>
+        </w:tc>
+        <w:tc>
+          <w:tcPr>
+            <w:tcW w:type="dxa" w:w="680"/>
+            <w:tcMar>
+              <w:top w:w="70" w:type="dxa"/>
+              <w:left w:w="90" w:type="dxa"/>
+              <w:bottom w:w="70" w:type="dxa"/>
+              <w:right w:w="90" w:type="dxa"/>
+            </w:tcMar>
+          </w:tcPr>
+          <w:p>
+            <w:pPr>
+              <w:keepNext/>
+              <w:spacing w:after="0" w:line="276" w:lineRule="auto"/>
+            </w:pPr>
+            <w:r>
+              <w:rPr>
+                <w:rFonts w:ascii="맑은 고딕" w:hAnsi="맑은 고딕" w:eastAsia="맑은 고딕" w:cs="맑은 고딕"/>
+                <w:b w:val="0"/>
+                <w:sz w:val="17"/>
+              </w:rPr>
+              <w:t>4</w:t>
             </w:r>
           </w:p>
         </w:tc>
@@ -897,22 +788,24 @@
         </w:trPr>
         <w:tc>
           <w:tcPr>
-            <w:tcW w:type="dxa" w:w="3685"/>
-            <w:tcMar>
-              <w:top w:w="70" w:type="dxa"/>
-              <w:left w:w="90" w:type="dxa"/>
-              <w:bottom w:w="70" w:type="dxa"/>
-              <w:right w:w="90" w:type="dxa"/>
-            </w:tcMar>
-          </w:tcPr>
-          <w:p>
-            <w:pPr>
-              <w:spacing w:after="0" w:line="276" w:lineRule="auto"/>
-            </w:pPr>
-            <w:r>
-              <w:rPr>
-                <w:rFonts w:ascii="맑은 고딕" w:hAnsi="맑은 고딕" w:eastAsia="맑은 고딕" w:cs="맑은 고딕"/>
-                <w:b w:val="0"/>
+            <w:tcW w:type="dxa" w:w="2041"/>
+            <w:tcMar>
+              <w:top w:w="70" w:type="dxa"/>
+              <w:left w:w="90" w:type="dxa"/>
+              <w:bottom w:w="70" w:type="dxa"/>
+              <w:right w:w="90" w:type="dxa"/>
+            </w:tcMar>
+          </w:tcPr>
+          <w:p>
+            <w:pPr>
+              <w:keepNext/>
+              <w:spacing w:after="0" w:line="276" w:lineRule="auto"/>
+            </w:pPr>
+            <w:r>
+              <w:rPr>
+                <w:rFonts w:ascii="맑은 고딕" w:hAnsi="맑은 고딕" w:eastAsia="맑은 고딕" w:cs="맑은 고딕"/>
+                <w:b/>
+                <w:color w:val="161A58"/>
                 <w:sz w:val="17"/>
               </w:rPr>
               <w:t>3. 기술 개요</w:t>
@@ -921,46 +814,321 @@
         </w:tc>
         <w:tc>
           <w:tcPr>
-            <w:tcW w:type="dxa" w:w="850"/>
-            <w:tcMar>
-              <w:top w:w="70" w:type="dxa"/>
-              <w:left w:w="90" w:type="dxa"/>
-              <w:bottom w:w="70" w:type="dxa"/>
-              <w:right w:w="90" w:type="dxa"/>
-            </w:tcMar>
-          </w:tcPr>
-          <w:p>
-            <w:pPr>
-              <w:spacing w:after="0" w:line="276" w:lineRule="auto"/>
-            </w:pPr>
-            <w:r>
-              <w:rPr>
-                <w:rFonts w:ascii="맑은 고딕" w:hAnsi="맑은 고딕" w:eastAsia="맑은 고딕" w:cs="맑은 고딕"/>
-                <w:b w:val="0"/>
-                <w:sz w:val="17"/>
-              </w:rPr>
-              <w:t>3</w:t>
-            </w:r>
-          </w:p>
-        </w:tc>
-        <w:tc>
-          <w:tcPr>
-            <w:tcW w:type="dxa" w:w="3685"/>
-            <w:tcMar>
-              <w:top w:w="70" w:type="dxa"/>
-              <w:left w:w="90" w:type="dxa"/>
-              <w:bottom w:w="70" w:type="dxa"/>
-              <w:right w:w="90" w:type="dxa"/>
-            </w:tcMar>
-          </w:tcPr>
-          <w:p>
-            <w:pPr>
-              <w:spacing w:after="0" w:line="276" w:lineRule="auto"/>
-            </w:pPr>
-            <w:r>
-              <w:rPr>
-                <w:rFonts w:ascii="맑은 고딕" w:hAnsi="맑은 고딕" w:eastAsia="맑은 고딕" w:cs="맑은 고딕"/>
-                <w:b w:val="0"/>
+            <w:tcW w:type="dxa" w:w="6350"/>
+            <w:tcMar>
+              <w:top w:w="70" w:type="dxa"/>
+              <w:left w:w="90" w:type="dxa"/>
+              <w:bottom w:w="70" w:type="dxa"/>
+              <w:right w:w="90" w:type="dxa"/>
+            </w:tcMar>
+          </w:tcPr>
+          <w:p>
+            <w:pPr>
+              <w:keepNext/>
+              <w:spacing w:after="0" w:line="276" w:lineRule="auto"/>
+            </w:pPr>
+            <w:r>
+              <w:rPr>
+                <w:rFonts w:ascii="맑은 고딕" w:hAnsi="맑은 고딕" w:eastAsia="맑은 고딕" w:cs="맑은 고딕"/>
+                <w:b w:val="0"/>
+                <w:sz w:val="17"/>
+              </w:rPr>
+              <w:t>3.1 TurboQuant (6) · 3.2 ITME (6) · 3.3 비교표 (7)</w:t>
+            </w:r>
+          </w:p>
+        </w:tc>
+        <w:tc>
+          <w:tcPr>
+            <w:tcW w:type="dxa" w:w="680"/>
+            <w:tcMar>
+              <w:top w:w="70" w:type="dxa"/>
+              <w:left w:w="90" w:type="dxa"/>
+              <w:bottom w:w="70" w:type="dxa"/>
+              <w:right w:w="90" w:type="dxa"/>
+            </w:tcMar>
+          </w:tcPr>
+          <w:p>
+            <w:pPr>
+              <w:keepNext/>
+              <w:spacing w:after="0" w:line="276" w:lineRule="auto"/>
+            </w:pPr>
+            <w:r>
+              <w:rPr>
+                <w:rFonts w:ascii="맑은 고딕" w:hAnsi="맑은 고딕" w:eastAsia="맑은 고딕" w:cs="맑은 고딕"/>
+                <w:b w:val="0"/>
+                <w:sz w:val="17"/>
+              </w:rPr>
+              <w:t>6</w:t>
+            </w:r>
+          </w:p>
+        </w:tc>
+      </w:tr>
+      <w:tr>
+        <w:trPr>
+          <w:cantSplit/>
+        </w:trPr>
+        <w:tc>
+          <w:tcPr>
+            <w:tcW w:type="dxa" w:w="2041"/>
+            <w:tcMar>
+              <w:top w:w="70" w:type="dxa"/>
+              <w:left w:w="90" w:type="dxa"/>
+              <w:bottom w:w="70" w:type="dxa"/>
+              <w:right w:w="90" w:type="dxa"/>
+            </w:tcMar>
+          </w:tcPr>
+          <w:p>
+            <w:pPr>
+              <w:keepNext/>
+              <w:spacing w:after="0" w:line="276" w:lineRule="auto"/>
+            </w:pPr>
+            <w:r>
+              <w:rPr>
+                <w:rFonts w:ascii="맑은 고딕" w:hAnsi="맑은 고딕" w:eastAsia="맑은 고딕" w:cs="맑은 고딕"/>
+                <w:b/>
+                <w:color w:val="161A58"/>
+                <w:sz w:val="17"/>
+              </w:rPr>
+              <w:t>4. 관점별 평가</w:t>
+            </w:r>
+          </w:p>
+        </w:tc>
+        <w:tc>
+          <w:tcPr>
+            <w:tcW w:type="dxa" w:w="6350"/>
+            <w:tcMar>
+              <w:top w:w="70" w:type="dxa"/>
+              <w:left w:w="90" w:type="dxa"/>
+              <w:bottom w:w="70" w:type="dxa"/>
+              <w:right w:w="90" w:type="dxa"/>
+            </w:tcMar>
+          </w:tcPr>
+          <w:p>
+            <w:pPr>
+              <w:keepNext/>
+              <w:spacing w:after="0" w:line="276" w:lineRule="auto"/>
+            </w:pPr>
+            <w:r>
+              <w:rPr>
+                <w:rFonts w:ascii="맑은 고딕" w:hAnsi="맑은 고딕" w:eastAsia="맑은 고딕" w:cs="맑은 고딕"/>
+                <w:b w:val="0"/>
+                <w:sz w:val="17"/>
+              </w:rPr>
+              <w:t>4.0 평가 기준 (7) · 4.1 기술 성숙도(TRL) (8) · 4.2 시장성 (8) · 4.3 이해관계자 (9) · 4.4 도메인 적합성(W1·W2) (9)</w:t>
+            </w:r>
+          </w:p>
+        </w:tc>
+        <w:tc>
+          <w:tcPr>
+            <w:tcW w:type="dxa" w:w="680"/>
+            <w:tcMar>
+              <w:top w:w="70" w:type="dxa"/>
+              <w:left w:w="90" w:type="dxa"/>
+              <w:bottom w:w="70" w:type="dxa"/>
+              <w:right w:w="90" w:type="dxa"/>
+            </w:tcMar>
+          </w:tcPr>
+          <w:p>
+            <w:pPr>
+              <w:keepNext/>
+              <w:spacing w:after="0" w:line="276" w:lineRule="auto"/>
+            </w:pPr>
+            <w:r>
+              <w:rPr>
+                <w:rFonts w:ascii="맑은 고딕" w:hAnsi="맑은 고딕" w:eastAsia="맑은 고딕" w:cs="맑은 고딕"/>
+                <w:b w:val="0"/>
+                <w:sz w:val="17"/>
+              </w:rPr>
+              <w:t>7</w:t>
+            </w:r>
+          </w:p>
+        </w:tc>
+      </w:tr>
+      <w:tr>
+        <w:trPr>
+          <w:cantSplit/>
+        </w:trPr>
+        <w:tc>
+          <w:tcPr>
+            <w:tcW w:type="dxa" w:w="2041"/>
+            <w:tcMar>
+              <w:top w:w="70" w:type="dxa"/>
+              <w:left w:w="90" w:type="dxa"/>
+              <w:bottom w:w="70" w:type="dxa"/>
+              <w:right w:w="90" w:type="dxa"/>
+            </w:tcMar>
+          </w:tcPr>
+          <w:p>
+            <w:pPr>
+              <w:keepNext/>
+              <w:spacing w:after="0" w:line="276" w:lineRule="auto"/>
+            </w:pPr>
+            <w:r>
+              <w:rPr>
+                <w:rFonts w:ascii="맑은 고딕" w:hAnsi="맑은 고딕" w:eastAsia="맑은 고딕" w:cs="맑은 고딕"/>
+                <w:b/>
+                <w:color w:val="161A58"/>
+                <w:sz w:val="17"/>
+              </w:rPr>
+              <w:t>5. 시사점</w:t>
+            </w:r>
+          </w:p>
+        </w:tc>
+        <w:tc>
+          <w:tcPr>
+            <w:tcW w:type="dxa" w:w="6350"/>
+            <w:tcMar>
+              <w:top w:w="70" w:type="dxa"/>
+              <w:left w:w="90" w:type="dxa"/>
+              <w:bottom w:w="70" w:type="dxa"/>
+              <w:right w:w="90" w:type="dxa"/>
+            </w:tcMar>
+          </w:tcPr>
+          <w:p>
+            <w:pPr>
+              <w:keepNext/>
+              <w:spacing w:after="0" w:line="276" w:lineRule="auto"/>
+            </w:pPr>
+            <w:r>
+              <w:rPr>
+                <w:rFonts w:ascii="맑은 고딕" w:hAnsi="맑은 고딕" w:eastAsia="맑은 고딕" w:cs="맑은 고딕"/>
+                <w:b w:val="0"/>
+                <w:sz w:val="17"/>
+              </w:rPr>
+              <w:t>5.1 관점 간 일치·상충 표 (10) · 5.2 주요 상충 지점 (10) · 5.3 가설 판정 (10) · 5.4 조건별 시사점(추천 아님) (11) · 5.5 기준값 민감도 점검 (11)</w:t>
+            </w:r>
+          </w:p>
+        </w:tc>
+        <w:tc>
+          <w:tcPr>
+            <w:tcW w:type="dxa" w:w="680"/>
+            <w:tcMar>
+              <w:top w:w="70" w:type="dxa"/>
+              <w:left w:w="90" w:type="dxa"/>
+              <w:bottom w:w="70" w:type="dxa"/>
+              <w:right w:w="90" w:type="dxa"/>
+            </w:tcMar>
+          </w:tcPr>
+          <w:p>
+            <w:pPr>
+              <w:keepNext/>
+              <w:spacing w:after="0" w:line="276" w:lineRule="auto"/>
+            </w:pPr>
+            <w:r>
+              <w:rPr>
+                <w:rFonts w:ascii="맑은 고딕" w:hAnsi="맑은 고딕" w:eastAsia="맑은 고딕" w:cs="맑은 고딕"/>
+                <w:b w:val="0"/>
+                <w:sz w:val="17"/>
+              </w:rPr>
+              <w:t>10</w:t>
+            </w:r>
+          </w:p>
+        </w:tc>
+      </w:tr>
+      <w:tr>
+        <w:trPr>
+          <w:cantSplit/>
+        </w:trPr>
+        <w:tc>
+          <w:tcPr>
+            <w:tcW w:type="dxa" w:w="2041"/>
+            <w:tcMar>
+              <w:top w:w="70" w:type="dxa"/>
+              <w:left w:w="90" w:type="dxa"/>
+              <w:bottom w:w="70" w:type="dxa"/>
+              <w:right w:w="90" w:type="dxa"/>
+            </w:tcMar>
+          </w:tcPr>
+          <w:p>
+            <w:pPr>
+              <w:keepNext/>
+              <w:spacing w:after="0" w:line="276" w:lineRule="auto"/>
+            </w:pPr>
+            <w:r>
+              <w:rPr>
+                <w:rFonts w:ascii="맑은 고딕" w:hAnsi="맑은 고딕" w:eastAsia="맑은 고딕" w:cs="맑은 고딕"/>
+                <w:b/>
+                <w:color w:val="161A58"/>
+                <w:sz w:val="17"/>
+              </w:rPr>
+              <w:t>6. 한계점</w:t>
+            </w:r>
+          </w:p>
+        </w:tc>
+        <w:tc>
+          <w:tcPr>
+            <w:tcW w:type="dxa" w:w="6350"/>
+            <w:tcMar>
+              <w:top w:w="70" w:type="dxa"/>
+              <w:left w:w="90" w:type="dxa"/>
+              <w:bottom w:w="70" w:type="dxa"/>
+              <w:right w:w="90" w:type="dxa"/>
+            </w:tcMar>
+          </w:tcPr>
+          <w:p>
+            <w:pPr>
+              <w:keepNext/>
+              <w:spacing w:after="0" w:line="276" w:lineRule="auto"/>
+            </w:pPr>
+            <w:r>
+              <w:rPr>
+                <w:rFonts w:ascii="맑은 고딕" w:hAnsi="맑은 고딕" w:eastAsia="맑은 고딕" w:cs="맑은 고딕"/>
+                <w:b w:val="0"/>
+                <w:sz w:val="17"/>
+              </w:rPr>
+              <w:t>6.1 공개 정보 기반 추정의 한계 (11) · 6.2 확증편향 방지 조치와 실행 결과 (12) · 6.3 분석 방법의 한계 (12)</w:t>
+            </w:r>
+          </w:p>
+        </w:tc>
+        <w:tc>
+          <w:tcPr>
+            <w:tcW w:type="dxa" w:w="680"/>
+            <w:tcMar>
+              <w:top w:w="70" w:type="dxa"/>
+              <w:left w:w="90" w:type="dxa"/>
+              <w:bottom w:w="70" w:type="dxa"/>
+              <w:right w:w="90" w:type="dxa"/>
+            </w:tcMar>
+          </w:tcPr>
+          <w:p>
+            <w:pPr>
+              <w:keepNext/>
+              <w:spacing w:after="0" w:line="276" w:lineRule="auto"/>
+            </w:pPr>
+            <w:r>
+              <w:rPr>
+                <w:rFonts w:ascii="맑은 고딕" w:hAnsi="맑은 고딕" w:eastAsia="맑은 고딕" w:cs="맑은 고딕"/>
+                <w:b w:val="0"/>
+                <w:sz w:val="17"/>
+              </w:rPr>
+              <w:t>11</w:t>
+            </w:r>
+          </w:p>
+        </w:tc>
+      </w:tr>
+      <w:tr>
+        <w:trPr>
+          <w:cantSplit/>
+        </w:trPr>
+        <w:tc>
+          <w:tcPr>
+            <w:tcW w:type="dxa" w:w="2041"/>
+            <w:tcMar>
+              <w:top w:w="70" w:type="dxa"/>
+              <w:left w:w="90" w:type="dxa"/>
+              <w:bottom w:w="70" w:type="dxa"/>
+              <w:right w:w="90" w:type="dxa"/>
+            </w:tcMar>
+          </w:tcPr>
+          <w:p>
+            <w:pPr>
+              <w:spacing w:after="0" w:line="276" w:lineRule="auto"/>
+            </w:pPr>
+            <w:r>
+              <w:rPr>
+                <w:rFonts w:ascii="맑은 고딕" w:hAnsi="맑은 고딕" w:eastAsia="맑은 고딕" w:cs="맑은 고딕"/>
+                <w:b/>
+                <w:color w:val="161A58"/>
                 <w:sz w:val="17"/>
               </w:rPr>
               <w:t>REFERENCE</w:t>
@@ -969,25 +1137,41 @@
         </w:tc>
         <w:tc>
           <w:tcPr>
-            <w:tcW w:type="dxa" w:w="850"/>
-            <w:tcMar>
-              <w:top w:w="70" w:type="dxa"/>
-              <w:left w:w="90" w:type="dxa"/>
-              <w:bottom w:w="70" w:type="dxa"/>
-              <w:right w:w="90" w:type="dxa"/>
-            </w:tcMar>
-          </w:tcPr>
-          <w:p>
-            <w:pPr>
-              <w:spacing w:after="0" w:line="276" w:lineRule="auto"/>
-            </w:pPr>
-            <w:r>
-              <w:rPr>
-                <w:rFonts w:ascii="맑은 고딕" w:hAnsi="맑은 고딕" w:eastAsia="맑은 고딕" w:cs="맑은 고딕"/>
-                <w:b w:val="0"/>
-                <w:sz w:val="17"/>
-              </w:rPr>
-              <w:t>9</w:t>
+            <w:tcW w:type="dxa" w:w="6350"/>
+            <w:tcMar>
+              <w:top w:w="70" w:type="dxa"/>
+              <w:left w:w="90" w:type="dxa"/>
+              <w:bottom w:w="70" w:type="dxa"/>
+              <w:right w:w="90" w:type="dxa"/>
+            </w:tcMar>
+          </w:tcPr>
+          <w:p>
+            <w:pPr>
+              <w:spacing w:after="0" w:line="276" w:lineRule="auto"/>
+            </w:pPr>
+          </w:p>
+        </w:tc>
+        <w:tc>
+          <w:tcPr>
+            <w:tcW w:type="dxa" w:w="680"/>
+            <w:tcMar>
+              <w:top w:w="70" w:type="dxa"/>
+              <w:left w:w="90" w:type="dxa"/>
+              <w:bottom w:w="70" w:type="dxa"/>
+              <w:right w:w="90" w:type="dxa"/>
+            </w:tcMar>
+          </w:tcPr>
+          <w:p>
+            <w:pPr>
+              <w:spacing w:after="0" w:line="276" w:lineRule="auto"/>
+            </w:pPr>
+            <w:r>
+              <w:rPr>
+                <w:rFonts w:ascii="맑은 고딕" w:hAnsi="맑은 고딕" w:eastAsia="맑은 고딕" w:cs="맑은 고딕"/>
+                <w:b w:val="0"/>
+                <w:sz w:val="17"/>
+              </w:rPr>
+              <w:t>13</w:t>
             </w:r>
           </w:p>
         </w:tc>
@@ -997,6 +1181,11 @@
       <w:pPr>
         <w:spacing w:after="80" w:line="324" w:lineRule="auto"/>
       </w:pPr>
+    </w:p>
+    <w:p>
+      <w:r>
+        <w:br w:type="page"/>
+      </w:r>
     </w:p>
     <w:p>
       <w:pPr>
@@ -1034,7 +1223,7 @@
           <w:b w:val="0"/>
           <w:sz w:val="20"/>
         </w:rPr>
-        <w:t>TurboQuant: TRL 4–5(추정, 신뢰도 높음), 시장성 4.35, 이해관계자 5.00, 도메인 적합성 4.78 [1, p.15; 3]</w:t>
+        <w:t>TurboQuant: TRL 4–6(추정, 신뢰도 높음), 시장성 4.45, 이해관계자 5.00, 도메인 적합성 4.78 [1, p.15; 3]</w:t>
       </w:r>
     </w:p>
     <w:p>
@@ -1057,7 +1246,7 @@
           <w:b w:val="0"/>
           <w:sz w:val="20"/>
         </w:rPr>
-        <w:t>ITME: TRL 4–5(추정, 신뢰도 낮음), 시장성 판단 보류, 이해관계자 5.00, 도메인 적합성 판단 보류 [2, p.2·8]</w:t>
+        <w:t>ITME: TRL 5–6(추정, 신뢰도 보통), 시장성 판단 보류, 이해관계자 4.50, 도메인 적합성 판단 보류 [2, p.8]</w:t>
       </w:r>
     </w:p>
     <w:p>
@@ -1080,7 +1269,7 @@
           <w:b w:val="0"/>
           <w:sz w:val="20"/>
         </w:rPr>
-        <w:t>가설 판정: H1 부분 지지, H2 부분 지지, H3 판단 보류, H4 지지 [2, p.2·8]</w:t>
+        <w:t>가설 판정: H1 부분 지지, H2 기각, H3 판단 보류, H4 부분 지지 [2, p.2·8]</w:t>
       </w:r>
     </w:p>
     <w:p>
@@ -1103,7 +1292,7 @@
           <w:b w:val="0"/>
           <w:sz w:val="20"/>
         </w:rPr>
-        <w:t>TurboQuant은 NVIDIA A100 GPU에서 실험실 환경 부품 검증과 커뮤니티 구현을 통한 유사 환경 통합 검증 사례가 보고되어 TRL 4~5로 추정된다[1, p.15; 4; 3; 5].</w:t>
+        <w:t>TurboQuant은 NVIDIA A100 GPU와 실제 데이터셋을 이용한 KV cache 양자화 실험과 긴 문맥 검색 벤치마크를 통해 TRL 4~6 범위에서 실험실 환경 검증이 이루어졌다[1, p.15·16·19; 3; 4; 5].</w:t>
       </w:r>
     </w:p>
     <w:p>
@@ -1126,7 +1315,7 @@
           <w:b w:val="0"/>
           <w:sz w:val="20"/>
         </w:rPr>
-        <w:t>ITME는 FPGA 프로토타입과 실제 GPU 및 CXL 하이브리드 메모리 서버를 이용한 실험실 환경에서 구성요소 검증이 이루어져 TRL 4~5로 추정된다[2, p.2·8·10].</w:t>
+        <w:t>ITME는 Dell 서버와 CXL-하이브리드 메모리 환경에서 FPGA 프로토타입을 통한 실환경 검증으로 TRL 5~6 단계로 평가되며, SK hynix의 NAND 제품 개발 계획이 시제품 시연 가능성을 시사한다[2, p.8·10; 6].</w:t>
       </w:r>
     </w:p>
     <w:p>
@@ -1150,6 +1339,11 @@
           <w:sz w:val="20"/>
         </w:rPr>
         <w:t>우열이나 추천이 아니라 관점별 평가 차이와 그 근거를 정리한 결과이다(판단 보류는 근거 부족을 뜻함).</w:t>
+      </w:r>
+    </w:p>
+    <w:p>
+      <w:r>
+        <w:br w:type="page"/>
       </w:r>
     </w:p>
     <w:p>
@@ -1208,7 +1402,63 @@
           <w:color w:val="161A58"/>
           <w:sz w:val="25"/>
         </w:rPr>
-        <w:t>1.2 분석 질문과 가설</w:t>
+        <w:t>1.2 두 진영의 접근과 함께 쓰는 경우</w:t>
+      </w:r>
+    </w:p>
+    <w:p>
+      <w:pPr>
+        <w:spacing w:after="80" w:line="324" w:lineRule="auto"/>
+      </w:pPr>
+      <w:r>
+        <w:rPr>
+          <w:rFonts w:ascii="맑은 고딕" w:hAnsi="맑은 고딕" w:eastAsia="맑은 고딕" w:cs="맑은 고딕"/>
+          <w:b w:val="0"/>
+          <w:sz w:val="20"/>
+        </w:rPr>
+        <w:t>SW 진영은 KV를 작게 만들고 HW 진영은 KV를 둘 공간을 넓힌다. TurboQuant는 데이터 표현(비트 수)을 바꾸고 [1, p.1], ITME는 저장 위치(메모리 계층)를 바꾼다 [2, p.1·2]. 두 방식은 계층이 달라 함께 쓰일 수 있으며, 이 가능성은 가설 H4로 검증한다.</w:t>
+      </w:r>
+    </w:p>
+    <w:p>
+      <w:pPr>
+        <w:pStyle w:val="Heading2"/>
+        <w:keepNext/>
+      </w:pPr>
+      <w:r>
+        <w:rPr>
+          <w:rFonts w:ascii="맑은 고딕" w:hAnsi="맑은 고딕" w:eastAsia="맑은 고딕" w:cs="맑은 고딕"/>
+          <w:b/>
+          <w:color w:val="161A58"/>
+          <w:sz w:val="25"/>
+        </w:rPr>
+        <w:t>1.3 분석 도메인과 문제 정의</w:t>
+      </w:r>
+    </w:p>
+    <w:p>
+      <w:pPr>
+        <w:spacing w:after="80" w:line="324" w:lineRule="auto"/>
+      </w:pPr>
+      <w:r>
+        <w:rPr>
+          <w:rFonts w:ascii="맑은 고딕" w:hAnsi="맑은 고딕" w:eastAsia="맑은 고딕" w:cs="맑은 고딕"/>
+          <w:b w:val="0"/>
+          <w:sz w:val="20"/>
+        </w:rPr>
+        <w:t>도메인은 데이터센터·클라우드 장문맥 LLM 서빙 하나이다. 도메인 적합성은 W1(요청 하나가 32K~128K 토큰 이상인 장문맥 배치 추론)과 W2(앞 대화의 KV를 다시 쓰는 고동시성 다중 턴 서빙)로 나눠 채점한다(설계서 C.1). 결과물은 기술 추천이나 우열 판정이 아니라 관점별 평가 차이와 그 근거·조건을 따라갈 수 있게 정리한 보고서이다.</w:t>
+      </w:r>
+    </w:p>
+    <w:p>
+      <w:pPr>
+        <w:pStyle w:val="Heading2"/>
+        <w:keepNext/>
+      </w:pPr>
+      <w:r>
+        <w:rPr>
+          <w:rFonts w:ascii="맑은 고딕" w:hAnsi="맑은 고딕" w:eastAsia="맑은 고딕" w:cs="맑은 고딕"/>
+          <w:b/>
+          <w:color w:val="161A58"/>
+          <w:sz w:val="25"/>
+        </w:rPr>
+        <w:t>1.4 분석 질문과 가설</w:t>
       </w:r>
     </w:p>
     <w:tbl>
@@ -1737,7 +1987,1340 @@
           <w:color w:val="161A58"/>
           <w:sz w:val="25"/>
         </w:rPr>
-        <w:t>2.2 선정 결과와 사유</w:t>
+        <w:t>2.2 후보 평가표</w:t>
+      </w:r>
+    </w:p>
+    <w:tbl>
+      <w:tblPr>
+        <w:jc w:val="center"/>
+        <w:tblLook w:firstColumn="1" w:firstRow="1" w:lastColumn="0" w:lastRow="0" w:noHBand="0" w:noVBand="1" w:val="04A0"/>
+        <w:tblBorders>
+          <w:top w:val="single" w:color="161A58" w:sz="8"/>
+          <w:left w:val="none" w:color="FFFFFF" w:sz="0"/>
+          <w:bottom w:val="single" w:color="161A58" w:sz="8"/>
+          <w:right w:val="none" w:color="FFFFFF" w:sz="0"/>
+          <w:insideH w:val="single" w:color="D8DAE5" w:sz="2"/>
+          <w:insideV w:val="single" w:color="D8DAE5" w:sz="2"/>
+        </w:tblBorders>
+        <w:tblW w:w="9071" w:type="dxa"/>
+        <w:tblLayout w:type="fixed"/>
+      </w:tblPr>
+      <w:tblGrid>
+        <w:gridCol w:w="1814"/>
+        <w:gridCol w:w="793"/>
+        <w:gridCol w:w="907"/>
+        <w:gridCol w:w="907"/>
+        <w:gridCol w:w="907"/>
+        <w:gridCol w:w="907"/>
+        <w:gridCol w:w="2835"/>
+      </w:tblGrid>
+      <w:tr>
+        <w:trPr>
+          <w:cantSplit/>
+          <w:tblHeader w:val="true"/>
+        </w:trPr>
+        <w:tc>
+          <w:tcPr>
+            <w:tcW w:type="dxa" w:w="1814"/>
+            <w:tcMar>
+              <w:top w:w="70" w:type="dxa"/>
+              <w:left w:w="90" w:type="dxa"/>
+              <w:bottom w:w="70" w:type="dxa"/>
+              <w:right w:w="90" w:type="dxa"/>
+            </w:tcMar>
+            <w:shd w:val="clear" w:color="auto" w:fill="F2F3F8"/>
+          </w:tcPr>
+          <w:p>
+            <w:pPr>
+              <w:keepNext/>
+              <w:spacing w:after="0" w:line="276" w:lineRule="auto"/>
+              <w:jc w:val="center"/>
+            </w:pPr>
+            <w:r>
+              <w:rPr>
+                <w:rFonts w:ascii="맑은 고딕" w:hAnsi="맑은 고딕" w:eastAsia="맑은 고딕" w:cs="맑은 고딕"/>
+                <w:b/>
+                <w:color w:val="161A58"/>
+                <w:sz w:val="17"/>
+              </w:rPr>
+              <w:t>후보</w:t>
+            </w:r>
+          </w:p>
+        </w:tc>
+        <w:tc>
+          <w:tcPr>
+            <w:tcW w:type="dxa" w:w="794"/>
+            <w:tcMar>
+              <w:top w:w="70" w:type="dxa"/>
+              <w:left w:w="90" w:type="dxa"/>
+              <w:bottom w:w="70" w:type="dxa"/>
+              <w:right w:w="90" w:type="dxa"/>
+            </w:tcMar>
+            <w:shd w:val="clear" w:color="auto" w:fill="F2F3F8"/>
+          </w:tcPr>
+          <w:p>
+            <w:pPr>
+              <w:keepNext/>
+              <w:spacing w:after="0" w:line="276" w:lineRule="auto"/>
+              <w:jc w:val="center"/>
+            </w:pPr>
+            <w:r>
+              <w:rPr>
+                <w:rFonts w:ascii="맑은 고딕" w:hAnsi="맑은 고딕" w:eastAsia="맑은 고딕" w:cs="맑은 고딕"/>
+                <w:b/>
+                <w:color w:val="161A58"/>
+                <w:sz w:val="17"/>
+              </w:rPr>
+              <w:t>진영</w:t>
+            </w:r>
+          </w:p>
+        </w:tc>
+        <w:tc>
+          <w:tcPr>
+            <w:tcW w:type="dxa" w:w="907"/>
+            <w:tcMar>
+              <w:top w:w="70" w:type="dxa"/>
+              <w:left w:w="90" w:type="dxa"/>
+              <w:bottom w:w="70" w:type="dxa"/>
+              <w:right w:w="90" w:type="dxa"/>
+            </w:tcMar>
+            <w:shd w:val="clear" w:color="auto" w:fill="F2F3F8"/>
+          </w:tcPr>
+          <w:p>
+            <w:pPr>
+              <w:keepNext/>
+              <w:spacing w:after="0" w:line="276" w:lineRule="auto"/>
+              <w:jc w:val="center"/>
+            </w:pPr>
+            <w:r>
+              <w:rPr>
+                <w:rFonts w:ascii="맑은 고딕" w:hAnsi="맑은 고딕" w:eastAsia="맑은 고딕" w:cs="맑은 고딕"/>
+                <w:b/>
+                <w:color w:val="161A58"/>
+                <w:sz w:val="17"/>
+              </w:rPr>
+              <w:t>공정성</w:t>
+            </w:r>
+          </w:p>
+        </w:tc>
+        <w:tc>
+          <w:tcPr>
+            <w:tcW w:type="dxa" w:w="907"/>
+            <w:tcMar>
+              <w:top w:w="70" w:type="dxa"/>
+              <w:left w:w="90" w:type="dxa"/>
+              <w:bottom w:w="70" w:type="dxa"/>
+              <w:right w:w="90" w:type="dxa"/>
+            </w:tcMar>
+            <w:shd w:val="clear" w:color="auto" w:fill="F2F3F8"/>
+          </w:tcPr>
+          <w:p>
+            <w:pPr>
+              <w:keepNext/>
+              <w:spacing w:after="0" w:line="276" w:lineRule="auto"/>
+              <w:jc w:val="center"/>
+            </w:pPr>
+            <w:r>
+              <w:rPr>
+                <w:rFonts w:ascii="맑은 고딕" w:hAnsi="맑은 고딕" w:eastAsia="맑은 고딕" w:cs="맑은 고딕"/>
+                <w:b/>
+                <w:color w:val="161A58"/>
+                <w:sz w:val="17"/>
+              </w:rPr>
+              <w:t>근거</w:t>
+            </w:r>
+          </w:p>
+        </w:tc>
+        <w:tc>
+          <w:tcPr>
+            <w:tcW w:type="dxa" w:w="907"/>
+            <w:tcMar>
+              <w:top w:w="70" w:type="dxa"/>
+              <w:left w:w="90" w:type="dxa"/>
+              <w:bottom w:w="70" w:type="dxa"/>
+              <w:right w:w="90" w:type="dxa"/>
+            </w:tcMar>
+            <w:shd w:val="clear" w:color="auto" w:fill="F2F3F8"/>
+          </w:tcPr>
+          <w:p>
+            <w:pPr>
+              <w:keepNext/>
+              <w:spacing w:after="0" w:line="276" w:lineRule="auto"/>
+              <w:jc w:val="center"/>
+            </w:pPr>
+            <w:r>
+              <w:rPr>
+                <w:rFonts w:ascii="맑은 고딕" w:hAnsi="맑은 고딕" w:eastAsia="맑은 고딕" w:cs="맑은 고딕"/>
+                <w:b/>
+                <w:color w:val="161A58"/>
+                <w:sz w:val="17"/>
+              </w:rPr>
+              <w:t>산업</w:t>
+            </w:r>
+          </w:p>
+        </w:tc>
+        <w:tc>
+          <w:tcPr>
+            <w:tcW w:type="dxa" w:w="907"/>
+            <w:tcMar>
+              <w:top w:w="70" w:type="dxa"/>
+              <w:left w:w="90" w:type="dxa"/>
+              <w:bottom w:w="70" w:type="dxa"/>
+              <w:right w:w="90" w:type="dxa"/>
+            </w:tcMar>
+            <w:shd w:val="clear" w:color="auto" w:fill="F2F3F8"/>
+          </w:tcPr>
+          <w:p>
+            <w:pPr>
+              <w:keepNext/>
+              <w:spacing w:after="0" w:line="276" w:lineRule="auto"/>
+              <w:jc w:val="center"/>
+            </w:pPr>
+            <w:r>
+              <w:rPr>
+                <w:rFonts w:ascii="맑은 고딕" w:hAnsi="맑은 고딕" w:eastAsia="맑은 고딕" w:cs="맑은 고딕"/>
+                <w:b/>
+                <w:color w:val="161A58"/>
+                <w:sz w:val="17"/>
+              </w:rPr>
+              <w:t>최신</w:t>
+            </w:r>
+          </w:p>
+        </w:tc>
+        <w:tc>
+          <w:tcPr>
+            <w:tcW w:type="dxa" w:w="2835"/>
+            <w:tcMar>
+              <w:top w:w="70" w:type="dxa"/>
+              <w:left w:w="90" w:type="dxa"/>
+              <w:bottom w:w="70" w:type="dxa"/>
+              <w:right w:w="90" w:type="dxa"/>
+            </w:tcMar>
+            <w:shd w:val="clear" w:color="auto" w:fill="F2F3F8"/>
+          </w:tcPr>
+          <w:p>
+            <w:pPr>
+              <w:keepNext/>
+              <w:spacing w:after="0" w:line="276" w:lineRule="auto"/>
+              <w:jc w:val="center"/>
+            </w:pPr>
+            <w:r>
+              <w:rPr>
+                <w:rFonts w:ascii="맑은 고딕" w:hAnsi="맑은 고딕" w:eastAsia="맑은 고딕" w:cs="맑은 고딕"/>
+                <w:b/>
+                <w:color w:val="161A58"/>
+                <w:sz w:val="17"/>
+              </w:rPr>
+              <w:t>가중합</w:t>
+            </w:r>
+          </w:p>
+        </w:tc>
+      </w:tr>
+      <w:tr>
+        <w:trPr>
+          <w:cantSplit/>
+        </w:trPr>
+        <w:tc>
+          <w:tcPr>
+            <w:tcW w:type="dxa" w:w="1814"/>
+            <w:tcMar>
+              <w:top w:w="70" w:type="dxa"/>
+              <w:left w:w="90" w:type="dxa"/>
+              <w:bottom w:w="70" w:type="dxa"/>
+              <w:right w:w="90" w:type="dxa"/>
+            </w:tcMar>
+          </w:tcPr>
+          <w:p>
+            <w:pPr>
+              <w:keepNext/>
+              <w:spacing w:after="0" w:line="276" w:lineRule="auto"/>
+            </w:pPr>
+            <w:r>
+              <w:rPr>
+                <w:rFonts w:ascii="맑은 고딕" w:hAnsi="맑은 고딕" w:eastAsia="맑은 고딕" w:cs="맑은 고딕"/>
+                <w:b w:val="0"/>
+                <w:sz w:val="17"/>
+              </w:rPr>
+              <w:t>TurboQuant</w:t>
+            </w:r>
+          </w:p>
+        </w:tc>
+        <w:tc>
+          <w:tcPr>
+            <w:tcW w:type="dxa" w:w="794"/>
+            <w:tcMar>
+              <w:top w:w="70" w:type="dxa"/>
+              <w:left w:w="90" w:type="dxa"/>
+              <w:bottom w:w="70" w:type="dxa"/>
+              <w:right w:w="90" w:type="dxa"/>
+            </w:tcMar>
+          </w:tcPr>
+          <w:p>
+            <w:pPr>
+              <w:keepNext/>
+              <w:spacing w:after="0" w:line="276" w:lineRule="auto"/>
+            </w:pPr>
+            <w:r>
+              <w:rPr>
+                <w:rFonts w:ascii="맑은 고딕" w:hAnsi="맑은 고딕" w:eastAsia="맑은 고딕" w:cs="맑은 고딕"/>
+                <w:b w:val="0"/>
+                <w:sz w:val="17"/>
+              </w:rPr>
+              <w:t>SW</w:t>
+            </w:r>
+          </w:p>
+        </w:tc>
+        <w:tc>
+          <w:tcPr>
+            <w:tcW w:type="dxa" w:w="907"/>
+            <w:tcMar>
+              <w:top w:w="70" w:type="dxa"/>
+              <w:left w:w="90" w:type="dxa"/>
+              <w:bottom w:w="70" w:type="dxa"/>
+              <w:right w:w="90" w:type="dxa"/>
+            </w:tcMar>
+          </w:tcPr>
+          <w:p>
+            <w:pPr>
+              <w:keepNext/>
+              <w:spacing w:after="0" w:line="276" w:lineRule="auto"/>
+            </w:pPr>
+            <w:r>
+              <w:rPr>
+                <w:rFonts w:ascii="맑은 고딕" w:hAnsi="맑은 고딕" w:eastAsia="맑은 고딕" w:cs="맑은 고딕"/>
+                <w:b w:val="0"/>
+                <w:sz w:val="17"/>
+              </w:rPr>
+              <w:t>5</w:t>
+            </w:r>
+          </w:p>
+        </w:tc>
+        <w:tc>
+          <w:tcPr>
+            <w:tcW w:type="dxa" w:w="907"/>
+            <w:tcMar>
+              <w:top w:w="70" w:type="dxa"/>
+              <w:left w:w="90" w:type="dxa"/>
+              <w:bottom w:w="70" w:type="dxa"/>
+              <w:right w:w="90" w:type="dxa"/>
+            </w:tcMar>
+          </w:tcPr>
+          <w:p>
+            <w:pPr>
+              <w:keepNext/>
+              <w:spacing w:after="0" w:line="276" w:lineRule="auto"/>
+            </w:pPr>
+            <w:r>
+              <w:rPr>
+                <w:rFonts w:ascii="맑은 고딕" w:hAnsi="맑은 고딕" w:eastAsia="맑은 고딕" w:cs="맑은 고딕"/>
+                <w:b w:val="0"/>
+                <w:sz w:val="17"/>
+              </w:rPr>
+              <w:t>3</w:t>
+            </w:r>
+          </w:p>
+        </w:tc>
+        <w:tc>
+          <w:tcPr>
+            <w:tcW w:type="dxa" w:w="907"/>
+            <w:tcMar>
+              <w:top w:w="70" w:type="dxa"/>
+              <w:left w:w="90" w:type="dxa"/>
+              <w:bottom w:w="70" w:type="dxa"/>
+              <w:right w:w="90" w:type="dxa"/>
+            </w:tcMar>
+          </w:tcPr>
+          <w:p>
+            <w:pPr>
+              <w:keepNext/>
+              <w:spacing w:after="0" w:line="276" w:lineRule="auto"/>
+            </w:pPr>
+            <w:r>
+              <w:rPr>
+                <w:rFonts w:ascii="맑은 고딕" w:hAnsi="맑은 고딕" w:eastAsia="맑은 고딕" w:cs="맑은 고딕"/>
+                <w:b w:val="0"/>
+                <w:sz w:val="17"/>
+              </w:rPr>
+              <w:t>5</w:t>
+            </w:r>
+          </w:p>
+        </w:tc>
+        <w:tc>
+          <w:tcPr>
+            <w:tcW w:type="dxa" w:w="907"/>
+            <w:tcMar>
+              <w:top w:w="70" w:type="dxa"/>
+              <w:left w:w="90" w:type="dxa"/>
+              <w:bottom w:w="70" w:type="dxa"/>
+              <w:right w:w="90" w:type="dxa"/>
+            </w:tcMar>
+          </w:tcPr>
+          <w:p>
+            <w:pPr>
+              <w:keepNext/>
+              <w:spacing w:after="0" w:line="276" w:lineRule="auto"/>
+            </w:pPr>
+            <w:r>
+              <w:rPr>
+                <w:rFonts w:ascii="맑은 고딕" w:hAnsi="맑은 고딕" w:eastAsia="맑은 고딕" w:cs="맑은 고딕"/>
+                <w:b w:val="0"/>
+                <w:sz w:val="17"/>
+              </w:rPr>
+              <w:t>4</w:t>
+            </w:r>
+          </w:p>
+        </w:tc>
+        <w:tc>
+          <w:tcPr>
+            <w:tcW w:type="dxa" w:w="2835"/>
+            <w:tcMar>
+              <w:top w:w="70" w:type="dxa"/>
+              <w:left w:w="90" w:type="dxa"/>
+              <w:bottom w:w="70" w:type="dxa"/>
+              <w:right w:w="90" w:type="dxa"/>
+            </w:tcMar>
+          </w:tcPr>
+          <w:p>
+            <w:pPr>
+              <w:keepNext/>
+              <w:spacing w:after="0" w:line="276" w:lineRule="auto"/>
+            </w:pPr>
+            <w:r>
+              <w:rPr>
+                <w:rFonts w:ascii="맑은 고딕" w:hAnsi="맑은 고딕" w:eastAsia="맑은 고딕" w:cs="맑은 고딕"/>
+                <w:b w:val="0"/>
+                <w:sz w:val="17"/>
+              </w:rPr>
+              <w:t>4.35</w:t>
+            </w:r>
+          </w:p>
+        </w:tc>
+      </w:tr>
+      <w:tr>
+        <w:trPr>
+          <w:cantSplit/>
+        </w:trPr>
+        <w:tc>
+          <w:tcPr>
+            <w:tcW w:type="dxa" w:w="1814"/>
+            <w:tcMar>
+              <w:top w:w="70" w:type="dxa"/>
+              <w:left w:w="90" w:type="dxa"/>
+              <w:bottom w:w="70" w:type="dxa"/>
+              <w:right w:w="90" w:type="dxa"/>
+            </w:tcMar>
+          </w:tcPr>
+          <w:p>
+            <w:pPr>
+              <w:keepNext/>
+              <w:spacing w:after="0" w:line="276" w:lineRule="auto"/>
+            </w:pPr>
+            <w:r>
+              <w:rPr>
+                <w:rFonts w:ascii="맑은 고딕" w:hAnsi="맑은 고딕" w:eastAsia="맑은 고딕" w:cs="맑은 고딕"/>
+                <w:b w:val="0"/>
+                <w:sz w:val="17"/>
+              </w:rPr>
+              <w:t>KIVI</w:t>
+            </w:r>
+          </w:p>
+        </w:tc>
+        <w:tc>
+          <w:tcPr>
+            <w:tcW w:type="dxa" w:w="794"/>
+            <w:tcMar>
+              <w:top w:w="70" w:type="dxa"/>
+              <w:left w:w="90" w:type="dxa"/>
+              <w:bottom w:w="70" w:type="dxa"/>
+              <w:right w:w="90" w:type="dxa"/>
+            </w:tcMar>
+          </w:tcPr>
+          <w:p>
+            <w:pPr>
+              <w:keepNext/>
+              <w:spacing w:after="0" w:line="276" w:lineRule="auto"/>
+            </w:pPr>
+            <w:r>
+              <w:rPr>
+                <w:rFonts w:ascii="맑은 고딕" w:hAnsi="맑은 고딕" w:eastAsia="맑은 고딕" w:cs="맑은 고딕"/>
+                <w:b w:val="0"/>
+                <w:sz w:val="17"/>
+              </w:rPr>
+              <w:t>SW</w:t>
+            </w:r>
+          </w:p>
+        </w:tc>
+        <w:tc>
+          <w:tcPr>
+            <w:tcW w:type="dxa" w:w="907"/>
+            <w:tcMar>
+              <w:top w:w="70" w:type="dxa"/>
+              <w:left w:w="90" w:type="dxa"/>
+              <w:bottom w:w="70" w:type="dxa"/>
+              <w:right w:w="90" w:type="dxa"/>
+            </w:tcMar>
+          </w:tcPr>
+          <w:p>
+            <w:pPr>
+              <w:keepNext/>
+              <w:spacing w:after="0" w:line="276" w:lineRule="auto"/>
+            </w:pPr>
+            <w:r>
+              <w:rPr>
+                <w:rFonts w:ascii="맑은 고딕" w:hAnsi="맑은 고딕" w:eastAsia="맑은 고딕" w:cs="맑은 고딕"/>
+                <w:b w:val="0"/>
+                <w:sz w:val="17"/>
+              </w:rPr>
+              <w:t>5</w:t>
+            </w:r>
+          </w:p>
+        </w:tc>
+        <w:tc>
+          <w:tcPr>
+            <w:tcW w:type="dxa" w:w="907"/>
+            <w:tcMar>
+              <w:top w:w="70" w:type="dxa"/>
+              <w:left w:w="90" w:type="dxa"/>
+              <w:bottom w:w="70" w:type="dxa"/>
+              <w:right w:w="90" w:type="dxa"/>
+            </w:tcMar>
+          </w:tcPr>
+          <w:p>
+            <w:pPr>
+              <w:keepNext/>
+              <w:spacing w:after="0" w:line="276" w:lineRule="auto"/>
+            </w:pPr>
+            <w:r>
+              <w:rPr>
+                <w:rFonts w:ascii="맑은 고딕" w:hAnsi="맑은 고딕" w:eastAsia="맑은 고딕" w:cs="맑은 고딕"/>
+                <w:b w:val="0"/>
+                <w:sz w:val="17"/>
+              </w:rPr>
+              <w:t>4</w:t>
+            </w:r>
+          </w:p>
+        </w:tc>
+        <w:tc>
+          <w:tcPr>
+            <w:tcW w:type="dxa" w:w="907"/>
+            <w:tcMar>
+              <w:top w:w="70" w:type="dxa"/>
+              <w:left w:w="90" w:type="dxa"/>
+              <w:bottom w:w="70" w:type="dxa"/>
+              <w:right w:w="90" w:type="dxa"/>
+            </w:tcMar>
+          </w:tcPr>
+          <w:p>
+            <w:pPr>
+              <w:keepNext/>
+              <w:spacing w:after="0" w:line="276" w:lineRule="auto"/>
+            </w:pPr>
+            <w:r>
+              <w:rPr>
+                <w:rFonts w:ascii="맑은 고딕" w:hAnsi="맑은 고딕" w:eastAsia="맑은 고딕" w:cs="맑은 고딕"/>
+                <w:b w:val="0"/>
+                <w:sz w:val="17"/>
+              </w:rPr>
+              <w:t>3</w:t>
+            </w:r>
+          </w:p>
+        </w:tc>
+        <w:tc>
+          <w:tcPr>
+            <w:tcW w:type="dxa" w:w="907"/>
+            <w:tcMar>
+              <w:top w:w="70" w:type="dxa"/>
+              <w:left w:w="90" w:type="dxa"/>
+              <w:bottom w:w="70" w:type="dxa"/>
+              <w:right w:w="90" w:type="dxa"/>
+            </w:tcMar>
+          </w:tcPr>
+          <w:p>
+            <w:pPr>
+              <w:keepNext/>
+              <w:spacing w:after="0" w:line="276" w:lineRule="auto"/>
+            </w:pPr>
+            <w:r>
+              <w:rPr>
+                <w:rFonts w:ascii="맑은 고딕" w:hAnsi="맑은 고딕" w:eastAsia="맑은 고딕" w:cs="맑은 고딕"/>
+                <w:b w:val="0"/>
+                <w:sz w:val="17"/>
+              </w:rPr>
+              <w:t>2</w:t>
+            </w:r>
+          </w:p>
+        </w:tc>
+        <w:tc>
+          <w:tcPr>
+            <w:tcW w:type="dxa" w:w="2835"/>
+            <w:tcMar>
+              <w:top w:w="70" w:type="dxa"/>
+              <w:left w:w="90" w:type="dxa"/>
+              <w:bottom w:w="70" w:type="dxa"/>
+              <w:right w:w="90" w:type="dxa"/>
+            </w:tcMar>
+          </w:tcPr>
+          <w:p>
+            <w:pPr>
+              <w:keepNext/>
+              <w:spacing w:after="0" w:line="276" w:lineRule="auto"/>
+            </w:pPr>
+            <w:r>
+              <w:rPr>
+                <w:rFonts w:ascii="맑은 고딕" w:hAnsi="맑은 고딕" w:eastAsia="맑은 고딕" w:cs="맑은 고딕"/>
+                <w:b w:val="0"/>
+                <w:sz w:val="17"/>
+              </w:rPr>
+              <w:t>3.80</w:t>
+            </w:r>
+          </w:p>
+        </w:tc>
+      </w:tr>
+      <w:tr>
+        <w:trPr>
+          <w:cantSplit/>
+        </w:trPr>
+        <w:tc>
+          <w:tcPr>
+            <w:tcW w:type="dxa" w:w="1814"/>
+            <w:tcMar>
+              <w:top w:w="70" w:type="dxa"/>
+              <w:left w:w="90" w:type="dxa"/>
+              <w:bottom w:w="70" w:type="dxa"/>
+              <w:right w:w="90" w:type="dxa"/>
+            </w:tcMar>
+          </w:tcPr>
+          <w:p>
+            <w:pPr>
+              <w:keepNext/>
+              <w:spacing w:after="0" w:line="276" w:lineRule="auto"/>
+            </w:pPr>
+            <w:r>
+              <w:rPr>
+                <w:rFonts w:ascii="맑은 고딕" w:hAnsi="맑은 고딕" w:eastAsia="맑은 고딕" w:cs="맑은 고딕"/>
+                <w:b w:val="0"/>
+                <w:sz w:val="17"/>
+              </w:rPr>
+              <w:t>DeepSeek MLA</w:t>
+            </w:r>
+          </w:p>
+        </w:tc>
+        <w:tc>
+          <w:tcPr>
+            <w:tcW w:type="dxa" w:w="794"/>
+            <w:tcMar>
+              <w:top w:w="70" w:type="dxa"/>
+              <w:left w:w="90" w:type="dxa"/>
+              <w:bottom w:w="70" w:type="dxa"/>
+              <w:right w:w="90" w:type="dxa"/>
+            </w:tcMar>
+          </w:tcPr>
+          <w:p>
+            <w:pPr>
+              <w:keepNext/>
+              <w:spacing w:after="0" w:line="276" w:lineRule="auto"/>
+            </w:pPr>
+            <w:r>
+              <w:rPr>
+                <w:rFonts w:ascii="맑은 고딕" w:hAnsi="맑은 고딕" w:eastAsia="맑은 고딕" w:cs="맑은 고딕"/>
+                <w:b w:val="0"/>
+                <w:sz w:val="17"/>
+              </w:rPr>
+              <w:t>SW</w:t>
+            </w:r>
+          </w:p>
+        </w:tc>
+        <w:tc>
+          <w:tcPr>
+            <w:tcW w:type="dxa" w:w="907"/>
+            <w:tcMar>
+              <w:top w:w="70" w:type="dxa"/>
+              <w:left w:w="90" w:type="dxa"/>
+              <w:bottom w:w="70" w:type="dxa"/>
+              <w:right w:w="90" w:type="dxa"/>
+            </w:tcMar>
+          </w:tcPr>
+          <w:p>
+            <w:pPr>
+              <w:keepNext/>
+              <w:spacing w:after="0" w:line="276" w:lineRule="auto"/>
+            </w:pPr>
+            <w:r>
+              <w:rPr>
+                <w:rFonts w:ascii="맑은 고딕" w:hAnsi="맑은 고딕" w:eastAsia="맑은 고딕" w:cs="맑은 고딕"/>
+                <w:b w:val="0"/>
+                <w:sz w:val="17"/>
+              </w:rPr>
+              <w:t>1</w:t>
+            </w:r>
+          </w:p>
+        </w:tc>
+        <w:tc>
+          <w:tcPr>
+            <w:tcW w:type="dxa" w:w="907"/>
+            <w:tcMar>
+              <w:top w:w="70" w:type="dxa"/>
+              <w:left w:w="90" w:type="dxa"/>
+              <w:bottom w:w="70" w:type="dxa"/>
+              <w:right w:w="90" w:type="dxa"/>
+            </w:tcMar>
+          </w:tcPr>
+          <w:p>
+            <w:pPr>
+              <w:keepNext/>
+              <w:spacing w:after="0" w:line="276" w:lineRule="auto"/>
+            </w:pPr>
+            <w:r>
+              <w:rPr>
+                <w:rFonts w:ascii="맑은 고딕" w:hAnsi="맑은 고딕" w:eastAsia="맑은 고딕" w:cs="맑은 고딕"/>
+                <w:b w:val="0"/>
+                <w:sz w:val="17"/>
+              </w:rPr>
+              <w:t>5</w:t>
+            </w:r>
+          </w:p>
+        </w:tc>
+        <w:tc>
+          <w:tcPr>
+            <w:tcW w:type="dxa" w:w="907"/>
+            <w:tcMar>
+              <w:top w:w="70" w:type="dxa"/>
+              <w:left w:w="90" w:type="dxa"/>
+              <w:bottom w:w="70" w:type="dxa"/>
+              <w:right w:w="90" w:type="dxa"/>
+            </w:tcMar>
+          </w:tcPr>
+          <w:p>
+            <w:pPr>
+              <w:keepNext/>
+              <w:spacing w:after="0" w:line="276" w:lineRule="auto"/>
+            </w:pPr>
+            <w:r>
+              <w:rPr>
+                <w:rFonts w:ascii="맑은 고딕" w:hAnsi="맑은 고딕" w:eastAsia="맑은 고딕" w:cs="맑은 고딕"/>
+                <w:b w:val="0"/>
+                <w:sz w:val="17"/>
+              </w:rPr>
+              <w:t>4</w:t>
+            </w:r>
+          </w:p>
+        </w:tc>
+        <w:tc>
+          <w:tcPr>
+            <w:tcW w:type="dxa" w:w="907"/>
+            <w:tcMar>
+              <w:top w:w="70" w:type="dxa"/>
+              <w:left w:w="90" w:type="dxa"/>
+              <w:bottom w:w="70" w:type="dxa"/>
+              <w:right w:w="90" w:type="dxa"/>
+            </w:tcMar>
+          </w:tcPr>
+          <w:p>
+            <w:pPr>
+              <w:keepNext/>
+              <w:spacing w:after="0" w:line="276" w:lineRule="auto"/>
+            </w:pPr>
+            <w:r>
+              <w:rPr>
+                <w:rFonts w:ascii="맑은 고딕" w:hAnsi="맑은 고딕" w:eastAsia="맑은 고딕" w:cs="맑은 고딕"/>
+                <w:b w:val="0"/>
+                <w:sz w:val="17"/>
+              </w:rPr>
+              <w:t>2</w:t>
+            </w:r>
+          </w:p>
+        </w:tc>
+        <w:tc>
+          <w:tcPr>
+            <w:tcW w:type="dxa" w:w="2835"/>
+            <w:tcMar>
+              <w:top w:w="70" w:type="dxa"/>
+              <w:left w:w="90" w:type="dxa"/>
+              <w:bottom w:w="70" w:type="dxa"/>
+              <w:right w:w="90" w:type="dxa"/>
+            </w:tcMar>
+          </w:tcPr>
+          <w:p>
+            <w:pPr>
+              <w:keepNext/>
+              <w:spacing w:after="0" w:line="276" w:lineRule="auto"/>
+            </w:pPr>
+            <w:r>
+              <w:rPr>
+                <w:rFonts w:ascii="맑은 고딕" w:hAnsi="맑은 고딕" w:eastAsia="맑은 고딕" w:cs="맑은 고딕"/>
+                <w:b w:val="0"/>
+                <w:sz w:val="17"/>
+              </w:rPr>
+              <w:t>2.90 (사전학습 필요로 제외)</w:t>
+            </w:r>
+          </w:p>
+        </w:tc>
+      </w:tr>
+      <w:tr>
+        <w:trPr>
+          <w:cantSplit/>
+        </w:trPr>
+        <w:tc>
+          <w:tcPr>
+            <w:tcW w:type="dxa" w:w="1814"/>
+            <w:tcMar>
+              <w:top w:w="70" w:type="dxa"/>
+              <w:left w:w="90" w:type="dxa"/>
+              <w:bottom w:w="70" w:type="dxa"/>
+              <w:right w:w="90" w:type="dxa"/>
+            </w:tcMar>
+          </w:tcPr>
+          <w:p>
+            <w:pPr>
+              <w:keepNext/>
+              <w:spacing w:after="0" w:line="276" w:lineRule="auto"/>
+            </w:pPr>
+            <w:r>
+              <w:rPr>
+                <w:rFonts w:ascii="맑은 고딕" w:hAnsi="맑은 고딕" w:eastAsia="맑은 고딕" w:cs="맑은 고딕"/>
+                <w:b w:val="0"/>
+                <w:sz w:val="17"/>
+              </w:rPr>
+              <w:t>ITME</w:t>
+            </w:r>
+          </w:p>
+        </w:tc>
+        <w:tc>
+          <w:tcPr>
+            <w:tcW w:type="dxa" w:w="794"/>
+            <w:tcMar>
+              <w:top w:w="70" w:type="dxa"/>
+              <w:left w:w="90" w:type="dxa"/>
+              <w:bottom w:w="70" w:type="dxa"/>
+              <w:right w:w="90" w:type="dxa"/>
+            </w:tcMar>
+          </w:tcPr>
+          <w:p>
+            <w:pPr>
+              <w:keepNext/>
+              <w:spacing w:after="0" w:line="276" w:lineRule="auto"/>
+            </w:pPr>
+            <w:r>
+              <w:rPr>
+                <w:rFonts w:ascii="맑은 고딕" w:hAnsi="맑은 고딕" w:eastAsia="맑은 고딕" w:cs="맑은 고딕"/>
+                <w:b w:val="0"/>
+                <w:sz w:val="17"/>
+              </w:rPr>
+              <w:t>HW</w:t>
+            </w:r>
+          </w:p>
+        </w:tc>
+        <w:tc>
+          <w:tcPr>
+            <w:tcW w:type="dxa" w:w="907"/>
+            <w:tcMar>
+              <w:top w:w="70" w:type="dxa"/>
+              <w:left w:w="90" w:type="dxa"/>
+              <w:bottom w:w="70" w:type="dxa"/>
+              <w:right w:w="90" w:type="dxa"/>
+            </w:tcMar>
+          </w:tcPr>
+          <w:p>
+            <w:pPr>
+              <w:keepNext/>
+              <w:spacing w:after="0" w:line="276" w:lineRule="auto"/>
+            </w:pPr>
+            <w:r>
+              <w:rPr>
+                <w:rFonts w:ascii="맑은 고딕" w:hAnsi="맑은 고딕" w:eastAsia="맑은 고딕" w:cs="맑은 고딕"/>
+                <w:b w:val="0"/>
+                <w:sz w:val="17"/>
+              </w:rPr>
+              <w:t>5</w:t>
+            </w:r>
+          </w:p>
+        </w:tc>
+        <w:tc>
+          <w:tcPr>
+            <w:tcW w:type="dxa" w:w="907"/>
+            <w:tcMar>
+              <w:top w:w="70" w:type="dxa"/>
+              <w:left w:w="90" w:type="dxa"/>
+              <w:bottom w:w="70" w:type="dxa"/>
+              <w:right w:w="90" w:type="dxa"/>
+            </w:tcMar>
+          </w:tcPr>
+          <w:p>
+            <w:pPr>
+              <w:keepNext/>
+              <w:spacing w:after="0" w:line="276" w:lineRule="auto"/>
+            </w:pPr>
+            <w:r>
+              <w:rPr>
+                <w:rFonts w:ascii="맑은 고딕" w:hAnsi="맑은 고딕" w:eastAsia="맑은 고딕" w:cs="맑은 고딕"/>
+                <w:b w:val="0"/>
+                <w:sz w:val="17"/>
+              </w:rPr>
+              <w:t>3</w:t>
+            </w:r>
+          </w:p>
+        </w:tc>
+        <w:tc>
+          <w:tcPr>
+            <w:tcW w:type="dxa" w:w="907"/>
+            <w:tcMar>
+              <w:top w:w="70" w:type="dxa"/>
+              <w:left w:w="90" w:type="dxa"/>
+              <w:bottom w:w="70" w:type="dxa"/>
+              <w:right w:w="90" w:type="dxa"/>
+            </w:tcMar>
+          </w:tcPr>
+          <w:p>
+            <w:pPr>
+              <w:keepNext/>
+              <w:spacing w:after="0" w:line="276" w:lineRule="auto"/>
+            </w:pPr>
+            <w:r>
+              <w:rPr>
+                <w:rFonts w:ascii="맑은 고딕" w:hAnsi="맑은 고딕" w:eastAsia="맑은 고딕" w:cs="맑은 고딕"/>
+                <w:b w:val="0"/>
+                <w:sz w:val="17"/>
+              </w:rPr>
+              <w:t>5</w:t>
+            </w:r>
+          </w:p>
+        </w:tc>
+        <w:tc>
+          <w:tcPr>
+            <w:tcW w:type="dxa" w:w="907"/>
+            <w:tcMar>
+              <w:top w:w="70" w:type="dxa"/>
+              <w:left w:w="90" w:type="dxa"/>
+              <w:bottom w:w="70" w:type="dxa"/>
+              <w:right w:w="90" w:type="dxa"/>
+            </w:tcMar>
+          </w:tcPr>
+          <w:p>
+            <w:pPr>
+              <w:keepNext/>
+              <w:spacing w:after="0" w:line="276" w:lineRule="auto"/>
+            </w:pPr>
+            <w:r>
+              <w:rPr>
+                <w:rFonts w:ascii="맑은 고딕" w:hAnsi="맑은 고딕" w:eastAsia="맑은 고딕" w:cs="맑은 고딕"/>
+                <w:b w:val="0"/>
+                <w:sz w:val="17"/>
+              </w:rPr>
+              <w:t>5</w:t>
+            </w:r>
+          </w:p>
+        </w:tc>
+        <w:tc>
+          <w:tcPr>
+            <w:tcW w:type="dxa" w:w="2835"/>
+            <w:tcMar>
+              <w:top w:w="70" w:type="dxa"/>
+              <w:left w:w="90" w:type="dxa"/>
+              <w:bottom w:w="70" w:type="dxa"/>
+              <w:right w:w="90" w:type="dxa"/>
+            </w:tcMar>
+          </w:tcPr>
+          <w:p>
+            <w:pPr>
+              <w:keepNext/>
+              <w:spacing w:after="0" w:line="276" w:lineRule="auto"/>
+            </w:pPr>
+            <w:r>
+              <w:rPr>
+                <w:rFonts w:ascii="맑은 고딕" w:hAnsi="맑은 고딕" w:eastAsia="맑은 고딕" w:cs="맑은 고딕"/>
+                <w:b w:val="0"/>
+                <w:sz w:val="17"/>
+              </w:rPr>
+              <w:t>4.50</w:t>
+            </w:r>
+          </w:p>
+        </w:tc>
+      </w:tr>
+      <w:tr>
+        <w:trPr>
+          <w:cantSplit/>
+        </w:trPr>
+        <w:tc>
+          <w:tcPr>
+            <w:tcW w:type="dxa" w:w="1814"/>
+            <w:tcMar>
+              <w:top w:w="70" w:type="dxa"/>
+              <w:left w:w="90" w:type="dxa"/>
+              <w:bottom w:w="70" w:type="dxa"/>
+              <w:right w:w="90" w:type="dxa"/>
+            </w:tcMar>
+          </w:tcPr>
+          <w:p>
+            <w:pPr>
+              <w:keepNext/>
+              <w:spacing w:after="0" w:line="276" w:lineRule="auto"/>
+            </w:pPr>
+            <w:r>
+              <w:rPr>
+                <w:rFonts w:ascii="맑은 고딕" w:hAnsi="맑은 고딕" w:eastAsia="맑은 고딕" w:cs="맑은 고딕"/>
+                <w:b w:val="0"/>
+                <w:sz w:val="17"/>
+              </w:rPr>
+              <w:t>InfiniGen</w:t>
+            </w:r>
+          </w:p>
+        </w:tc>
+        <w:tc>
+          <w:tcPr>
+            <w:tcW w:type="dxa" w:w="794"/>
+            <w:tcMar>
+              <w:top w:w="70" w:type="dxa"/>
+              <w:left w:w="90" w:type="dxa"/>
+              <w:bottom w:w="70" w:type="dxa"/>
+              <w:right w:w="90" w:type="dxa"/>
+            </w:tcMar>
+          </w:tcPr>
+          <w:p>
+            <w:pPr>
+              <w:keepNext/>
+              <w:spacing w:after="0" w:line="276" w:lineRule="auto"/>
+            </w:pPr>
+            <w:r>
+              <w:rPr>
+                <w:rFonts w:ascii="맑은 고딕" w:hAnsi="맑은 고딕" w:eastAsia="맑은 고딕" w:cs="맑은 고딕"/>
+                <w:b w:val="0"/>
+                <w:sz w:val="17"/>
+              </w:rPr>
+              <w:t>HW</w:t>
+            </w:r>
+          </w:p>
+        </w:tc>
+        <w:tc>
+          <w:tcPr>
+            <w:tcW w:type="dxa" w:w="907"/>
+            <w:tcMar>
+              <w:top w:w="70" w:type="dxa"/>
+              <w:left w:w="90" w:type="dxa"/>
+              <w:bottom w:w="70" w:type="dxa"/>
+              <w:right w:w="90" w:type="dxa"/>
+            </w:tcMar>
+          </w:tcPr>
+          <w:p>
+            <w:pPr>
+              <w:keepNext/>
+              <w:spacing w:after="0" w:line="276" w:lineRule="auto"/>
+            </w:pPr>
+            <w:r>
+              <w:rPr>
+                <w:rFonts w:ascii="맑은 고딕" w:hAnsi="맑은 고딕" w:eastAsia="맑은 고딕" w:cs="맑은 고딕"/>
+                <w:b w:val="0"/>
+                <w:sz w:val="17"/>
+              </w:rPr>
+              <w:t>4</w:t>
+            </w:r>
+          </w:p>
+        </w:tc>
+        <w:tc>
+          <w:tcPr>
+            <w:tcW w:type="dxa" w:w="907"/>
+            <w:tcMar>
+              <w:top w:w="70" w:type="dxa"/>
+              <w:left w:w="90" w:type="dxa"/>
+              <w:bottom w:w="70" w:type="dxa"/>
+              <w:right w:w="90" w:type="dxa"/>
+            </w:tcMar>
+          </w:tcPr>
+          <w:p>
+            <w:pPr>
+              <w:keepNext/>
+              <w:spacing w:after="0" w:line="276" w:lineRule="auto"/>
+            </w:pPr>
+            <w:r>
+              <w:rPr>
+                <w:rFonts w:ascii="맑은 고딕" w:hAnsi="맑은 고딕" w:eastAsia="맑은 고딕" w:cs="맑은 고딕"/>
+                <w:b w:val="0"/>
+                <w:sz w:val="17"/>
+              </w:rPr>
+              <w:t>3</w:t>
+            </w:r>
+          </w:p>
+        </w:tc>
+        <w:tc>
+          <w:tcPr>
+            <w:tcW w:type="dxa" w:w="907"/>
+            <w:tcMar>
+              <w:top w:w="70" w:type="dxa"/>
+              <w:left w:w="90" w:type="dxa"/>
+              <w:bottom w:w="70" w:type="dxa"/>
+              <w:right w:w="90" w:type="dxa"/>
+            </w:tcMar>
+          </w:tcPr>
+          <w:p>
+            <w:pPr>
+              <w:keepNext/>
+              <w:spacing w:after="0" w:line="276" w:lineRule="auto"/>
+            </w:pPr>
+            <w:r>
+              <w:rPr>
+                <w:rFonts w:ascii="맑은 고딕" w:hAnsi="맑은 고딕" w:eastAsia="맑은 고딕" w:cs="맑은 고딕"/>
+                <w:b w:val="0"/>
+                <w:sz w:val="17"/>
+              </w:rPr>
+              <w:t>2</w:t>
+            </w:r>
+          </w:p>
+        </w:tc>
+        <w:tc>
+          <w:tcPr>
+            <w:tcW w:type="dxa" w:w="907"/>
+            <w:tcMar>
+              <w:top w:w="70" w:type="dxa"/>
+              <w:left w:w="90" w:type="dxa"/>
+              <w:bottom w:w="70" w:type="dxa"/>
+              <w:right w:w="90" w:type="dxa"/>
+            </w:tcMar>
+          </w:tcPr>
+          <w:p>
+            <w:pPr>
+              <w:keepNext/>
+              <w:spacing w:after="0" w:line="276" w:lineRule="auto"/>
+            </w:pPr>
+            <w:r>
+              <w:rPr>
+                <w:rFonts w:ascii="맑은 고딕" w:hAnsi="맑은 고딕" w:eastAsia="맑은 고딕" w:cs="맑은 고딕"/>
+                <w:b w:val="0"/>
+                <w:sz w:val="17"/>
+              </w:rPr>
+              <w:t>2</w:t>
+            </w:r>
+          </w:p>
+        </w:tc>
+        <w:tc>
+          <w:tcPr>
+            <w:tcW w:type="dxa" w:w="2835"/>
+            <w:tcMar>
+              <w:top w:w="70" w:type="dxa"/>
+              <w:left w:w="90" w:type="dxa"/>
+              <w:bottom w:w="70" w:type="dxa"/>
+              <w:right w:w="90" w:type="dxa"/>
+            </w:tcMar>
+          </w:tcPr>
+          <w:p>
+            <w:pPr>
+              <w:keepNext/>
+              <w:spacing w:after="0" w:line="276" w:lineRule="auto"/>
+            </w:pPr>
+            <w:r>
+              <w:rPr>
+                <w:rFonts w:ascii="맑은 고딕" w:hAnsi="맑은 고딕" w:eastAsia="맑은 고딕" w:cs="맑은 고딕"/>
+                <w:b w:val="0"/>
+                <w:sz w:val="17"/>
+              </w:rPr>
+              <w:t>2.95</w:t>
+            </w:r>
+          </w:p>
+        </w:tc>
+      </w:tr>
+      <w:tr>
+        <w:trPr>
+          <w:cantSplit/>
+        </w:trPr>
+        <w:tc>
+          <w:tcPr>
+            <w:tcW w:type="dxa" w:w="1814"/>
+            <w:tcMar>
+              <w:top w:w="70" w:type="dxa"/>
+              <w:left w:w="90" w:type="dxa"/>
+              <w:bottom w:w="70" w:type="dxa"/>
+              <w:right w:w="90" w:type="dxa"/>
+            </w:tcMar>
+          </w:tcPr>
+          <w:p>
+            <w:pPr>
+              <w:spacing w:after="0" w:line="276" w:lineRule="auto"/>
+            </w:pPr>
+            <w:r>
+              <w:rPr>
+                <w:rFonts w:ascii="맑은 고딕" w:hAnsi="맑은 고딕" w:eastAsia="맑은 고딕" w:cs="맑은 고딕"/>
+                <w:b w:val="0"/>
+                <w:sz w:val="17"/>
+              </w:rPr>
+              <w:t>CXL-PNM</w:t>
+            </w:r>
+          </w:p>
+        </w:tc>
+        <w:tc>
+          <w:tcPr>
+            <w:tcW w:type="dxa" w:w="794"/>
+            <w:tcMar>
+              <w:top w:w="70" w:type="dxa"/>
+              <w:left w:w="90" w:type="dxa"/>
+              <w:bottom w:w="70" w:type="dxa"/>
+              <w:right w:w="90" w:type="dxa"/>
+            </w:tcMar>
+          </w:tcPr>
+          <w:p>
+            <w:pPr>
+              <w:spacing w:after="0" w:line="276" w:lineRule="auto"/>
+            </w:pPr>
+            <w:r>
+              <w:rPr>
+                <w:rFonts w:ascii="맑은 고딕" w:hAnsi="맑은 고딕" w:eastAsia="맑은 고딕" w:cs="맑은 고딕"/>
+                <w:b w:val="0"/>
+                <w:sz w:val="17"/>
+              </w:rPr>
+              <w:t>HW</w:t>
+            </w:r>
+          </w:p>
+        </w:tc>
+        <w:tc>
+          <w:tcPr>
+            <w:tcW w:type="dxa" w:w="907"/>
+            <w:tcMar>
+              <w:top w:w="70" w:type="dxa"/>
+              <w:left w:w="90" w:type="dxa"/>
+              <w:bottom w:w="70" w:type="dxa"/>
+              <w:right w:w="90" w:type="dxa"/>
+            </w:tcMar>
+          </w:tcPr>
+          <w:p>
+            <w:pPr>
+              <w:spacing w:after="0" w:line="276" w:lineRule="auto"/>
+            </w:pPr>
+            <w:r>
+              <w:rPr>
+                <w:rFonts w:ascii="맑은 고딕" w:hAnsi="맑은 고딕" w:eastAsia="맑은 고딕" w:cs="맑은 고딕"/>
+                <w:b w:val="0"/>
+                <w:sz w:val="17"/>
+              </w:rPr>
+              <w:t>3</w:t>
+            </w:r>
+          </w:p>
+        </w:tc>
+        <w:tc>
+          <w:tcPr>
+            <w:tcW w:type="dxa" w:w="907"/>
+            <w:tcMar>
+              <w:top w:w="70" w:type="dxa"/>
+              <w:left w:w="90" w:type="dxa"/>
+              <w:bottom w:w="70" w:type="dxa"/>
+              <w:right w:w="90" w:type="dxa"/>
+            </w:tcMar>
+          </w:tcPr>
+          <w:p>
+            <w:pPr>
+              <w:spacing w:after="0" w:line="276" w:lineRule="auto"/>
+            </w:pPr>
+            <w:r>
+              <w:rPr>
+                <w:rFonts w:ascii="맑은 고딕" w:hAnsi="맑은 고딕" w:eastAsia="맑은 고딕" w:cs="맑은 고딕"/>
+                <w:b w:val="0"/>
+                <w:sz w:val="17"/>
+              </w:rPr>
+              <w:t>2</w:t>
+            </w:r>
+          </w:p>
+        </w:tc>
+        <w:tc>
+          <w:tcPr>
+            <w:tcW w:type="dxa" w:w="907"/>
+            <w:tcMar>
+              <w:top w:w="70" w:type="dxa"/>
+              <w:left w:w="90" w:type="dxa"/>
+              <w:bottom w:w="70" w:type="dxa"/>
+              <w:right w:w="90" w:type="dxa"/>
+            </w:tcMar>
+          </w:tcPr>
+          <w:p>
+            <w:pPr>
+              <w:spacing w:after="0" w:line="276" w:lineRule="auto"/>
+            </w:pPr>
+            <w:r>
+              <w:rPr>
+                <w:rFonts w:ascii="맑은 고딕" w:hAnsi="맑은 고딕" w:eastAsia="맑은 고딕" w:cs="맑은 고딕"/>
+                <w:b w:val="0"/>
+                <w:sz w:val="17"/>
+              </w:rPr>
+              <w:t>3</w:t>
+            </w:r>
+          </w:p>
+        </w:tc>
+        <w:tc>
+          <w:tcPr>
+            <w:tcW w:type="dxa" w:w="907"/>
+            <w:tcMar>
+              <w:top w:w="70" w:type="dxa"/>
+              <w:left w:w="90" w:type="dxa"/>
+              <w:bottom w:w="70" w:type="dxa"/>
+              <w:right w:w="90" w:type="dxa"/>
+            </w:tcMar>
+          </w:tcPr>
+          <w:p>
+            <w:pPr>
+              <w:spacing w:after="0" w:line="276" w:lineRule="auto"/>
+            </w:pPr>
+            <w:r>
+              <w:rPr>
+                <w:rFonts w:ascii="맑은 고딕" w:hAnsi="맑은 고딕" w:eastAsia="맑은 고딕" w:cs="맑은 고딕"/>
+                <w:b w:val="0"/>
+                <w:sz w:val="17"/>
+              </w:rPr>
+              <w:t>4</w:t>
+            </w:r>
+          </w:p>
+        </w:tc>
+        <w:tc>
+          <w:tcPr>
+            <w:tcW w:type="dxa" w:w="2835"/>
+            <w:tcMar>
+              <w:top w:w="70" w:type="dxa"/>
+              <w:left w:w="90" w:type="dxa"/>
+              <w:bottom w:w="70" w:type="dxa"/>
+              <w:right w:w="90" w:type="dxa"/>
+            </w:tcMar>
+          </w:tcPr>
+          <w:p>
+            <w:pPr>
+              <w:spacing w:after="0" w:line="276" w:lineRule="auto"/>
+            </w:pPr>
+            <w:r>
+              <w:rPr>
+                <w:rFonts w:ascii="맑은 고딕" w:hAnsi="맑은 고딕" w:eastAsia="맑은 고딕" w:cs="맑은 고딕"/>
+                <w:b w:val="0"/>
+                <w:sz w:val="17"/>
+              </w:rPr>
+              <w:t>2.90</w:t>
+            </w:r>
+          </w:p>
+        </w:tc>
+      </w:tr>
+    </w:tbl>
+    <w:p>
+      <w:pPr>
+        <w:spacing w:after="80" w:line="324" w:lineRule="auto"/>
+      </w:pPr>
+    </w:p>
+    <w:p>
+      <w:pPr>
+        <w:spacing w:after="80" w:line="324" w:lineRule="auto"/>
+      </w:pPr>
+      <w:r>
+        <w:rPr>
+          <w:rFonts w:ascii="맑은 고딕" w:hAnsi="맑은 고딕" w:eastAsia="맑은 고딕" w:cs="맑은 고딕"/>
+          <w:b w:val="0"/>
+          <w:sz w:val="20"/>
+        </w:rPr>
+        <w:t>출처: 조 채점(설계서 A.3). 진영별 최고점인 TurboQuant(4.35)와 ITME(4.50)를 선정했다.</w:t>
+      </w:r>
+    </w:p>
+    <w:p>
+      <w:pPr>
+        <w:pStyle w:val="Heading2"/>
+        <w:keepNext/>
+      </w:pPr>
+      <w:r>
+        <w:rPr>
+          <w:rFonts w:ascii="맑은 고딕" w:hAnsi="맑은 고딕" w:eastAsia="맑은 고딕" w:cs="맑은 고딕"/>
+          <w:b/>
+          <w:color w:val="161A58"/>
+          <w:sz w:val="25"/>
+        </w:rPr>
+        <w:t>2.3 선정 결과와 사유</w:t>
       </w:r>
     </w:p>
     <w:p>
@@ -1802,6 +3385,907 @@
           <w:sz w:val="20"/>
         </w:rPr>
         <w:t xml:space="preserve"> (SK hynix, HW): 후보 6개 가중합 HW 최고점(4.50). vLLM 위의 서빙 계층 기술로 모델을 바꾸지 않고 KV 공간을 CXL-hybrid 메모리로 넓힌다 [2, p.1]</w:t>
+      </w:r>
+    </w:p>
+    <w:p>
+      <w:pPr>
+        <w:pStyle w:val="Heading2"/>
+        <w:keepNext/>
+      </w:pPr>
+      <w:r>
+        <w:rPr>
+          <w:rFonts w:ascii="맑은 고딕" w:hAnsi="맑은 고딕" w:eastAsia="맑은 고딕" w:cs="맑은 고딕"/>
+          <w:b/>
+          <w:color w:val="161A58"/>
+          <w:sz w:val="25"/>
+        </w:rPr>
+        <w:t>2.4 에이전트의 선정 검증 결과</w:t>
+      </w:r>
+    </w:p>
+    <w:tbl>
+      <w:tblPr>
+        <w:jc w:val="center"/>
+        <w:tblLook w:firstColumn="1" w:firstRow="1" w:lastColumn="0" w:lastRow="0" w:noHBand="0" w:noVBand="1" w:val="04A0"/>
+        <w:tblBorders>
+          <w:top w:val="single" w:color="161A58" w:sz="8"/>
+          <w:left w:val="none" w:color="FFFFFF" w:sz="0"/>
+          <w:bottom w:val="single" w:color="161A58" w:sz="8"/>
+          <w:right w:val="none" w:color="FFFFFF" w:sz="0"/>
+          <w:insideH w:val="single" w:color="D8DAE5" w:sz="2"/>
+          <w:insideV w:val="single" w:color="D8DAE5" w:sz="2"/>
+        </w:tblBorders>
+        <w:tblW w:w="9071" w:type="dxa"/>
+        <w:tblLayout w:type="fixed"/>
+      </w:tblPr>
+      <w:tblGrid>
+        <w:gridCol w:w="1304"/>
+        <w:gridCol w:w="1927"/>
+        <w:gridCol w:w="907"/>
+        <w:gridCol w:w="4932"/>
+      </w:tblGrid>
+      <w:tr>
+        <w:trPr>
+          <w:cantSplit/>
+          <w:tblHeader w:val="true"/>
+        </w:trPr>
+        <w:tc>
+          <w:tcPr>
+            <w:tcW w:type="dxa" w:w="1304"/>
+            <w:tcMar>
+              <w:top w:w="70" w:type="dxa"/>
+              <w:left w:w="90" w:type="dxa"/>
+              <w:bottom w:w="70" w:type="dxa"/>
+              <w:right w:w="90" w:type="dxa"/>
+            </w:tcMar>
+            <w:shd w:val="clear" w:color="auto" w:fill="F2F3F8"/>
+          </w:tcPr>
+          <w:p>
+            <w:pPr>
+              <w:keepNext/>
+              <w:spacing w:after="0" w:line="276" w:lineRule="auto"/>
+              <w:jc w:val="center"/>
+            </w:pPr>
+            <w:r>
+              <w:rPr>
+                <w:rFonts w:ascii="맑은 고딕" w:hAnsi="맑은 고딕" w:eastAsia="맑은 고딕" w:cs="맑은 고딕"/>
+                <w:b/>
+                <w:color w:val="161A58"/>
+                <w:sz w:val="17"/>
+              </w:rPr>
+              <w:t>기술</w:t>
+            </w:r>
+          </w:p>
+        </w:tc>
+        <w:tc>
+          <w:tcPr>
+            <w:tcW w:type="dxa" w:w="1928"/>
+            <w:tcMar>
+              <w:top w:w="70" w:type="dxa"/>
+              <w:left w:w="90" w:type="dxa"/>
+              <w:bottom w:w="70" w:type="dxa"/>
+              <w:right w:w="90" w:type="dxa"/>
+            </w:tcMar>
+            <w:shd w:val="clear" w:color="auto" w:fill="F2F3F8"/>
+          </w:tcPr>
+          <w:p>
+            <w:pPr>
+              <w:keepNext/>
+              <w:spacing w:after="0" w:line="276" w:lineRule="auto"/>
+              <w:jc w:val="center"/>
+            </w:pPr>
+            <w:r>
+              <w:rPr>
+                <w:rFonts w:ascii="맑은 고딕" w:hAnsi="맑은 고딕" w:eastAsia="맑은 고딕" w:cs="맑은 고딕"/>
+                <w:b/>
+                <w:color w:val="161A58"/>
+                <w:sz w:val="17"/>
+              </w:rPr>
+              <w:t>검증 항목</w:t>
+            </w:r>
+          </w:p>
+        </w:tc>
+        <w:tc>
+          <w:tcPr>
+            <w:tcW w:type="dxa" w:w="907"/>
+            <w:tcMar>
+              <w:top w:w="70" w:type="dxa"/>
+              <w:left w:w="90" w:type="dxa"/>
+              <w:bottom w:w="70" w:type="dxa"/>
+              <w:right w:w="90" w:type="dxa"/>
+            </w:tcMar>
+            <w:shd w:val="clear" w:color="auto" w:fill="F2F3F8"/>
+          </w:tcPr>
+          <w:p>
+            <w:pPr>
+              <w:keepNext/>
+              <w:spacing w:after="0" w:line="276" w:lineRule="auto"/>
+              <w:jc w:val="center"/>
+            </w:pPr>
+            <w:r>
+              <w:rPr>
+                <w:rFonts w:ascii="맑은 고딕" w:hAnsi="맑은 고딕" w:eastAsia="맑은 고딕" w:cs="맑은 고딕"/>
+                <w:b/>
+                <w:color w:val="161A58"/>
+                <w:sz w:val="17"/>
+              </w:rPr>
+              <w:t>결과</w:t>
+            </w:r>
+          </w:p>
+        </w:tc>
+        <w:tc>
+          <w:tcPr>
+            <w:tcW w:type="dxa" w:w="4932"/>
+            <w:tcMar>
+              <w:top w:w="70" w:type="dxa"/>
+              <w:left w:w="90" w:type="dxa"/>
+              <w:bottom w:w="70" w:type="dxa"/>
+              <w:right w:w="90" w:type="dxa"/>
+            </w:tcMar>
+            <w:shd w:val="clear" w:color="auto" w:fill="F2F3F8"/>
+          </w:tcPr>
+          <w:p>
+            <w:pPr>
+              <w:keepNext/>
+              <w:spacing w:after="0" w:line="276" w:lineRule="auto"/>
+              <w:jc w:val="center"/>
+            </w:pPr>
+            <w:r>
+              <w:rPr>
+                <w:rFonts w:ascii="맑은 고딕" w:hAnsi="맑은 고딕" w:eastAsia="맑은 고딕" w:cs="맑은 고딕"/>
+                <w:b/>
+                <w:color w:val="161A58"/>
+                <w:sz w:val="17"/>
+              </w:rPr>
+              <w:t>원문 근거</w:t>
+            </w:r>
+          </w:p>
+        </w:tc>
+      </w:tr>
+      <w:tr>
+        <w:trPr>
+          <w:cantSplit/>
+        </w:trPr>
+        <w:tc>
+          <w:tcPr>
+            <w:tcW w:type="dxa" w:w="1304"/>
+            <w:tcMar>
+              <w:top w:w="70" w:type="dxa"/>
+              <w:left w:w="90" w:type="dxa"/>
+              <w:bottom w:w="70" w:type="dxa"/>
+              <w:right w:w="90" w:type="dxa"/>
+            </w:tcMar>
+          </w:tcPr>
+          <w:p>
+            <w:pPr>
+              <w:keepNext/>
+              <w:spacing w:after="0" w:line="276" w:lineRule="auto"/>
+            </w:pPr>
+            <w:r>
+              <w:rPr>
+                <w:rFonts w:ascii="맑은 고딕" w:hAnsi="맑은 고딕" w:eastAsia="맑은 고딕" w:cs="맑은 고딕"/>
+                <w:b w:val="0"/>
+                <w:sz w:val="17"/>
+              </w:rPr>
+              <w:t>TurboQuant</w:t>
+            </w:r>
+          </w:p>
+        </w:tc>
+        <w:tc>
+          <w:tcPr>
+            <w:tcW w:type="dxa" w:w="1928"/>
+            <w:tcMar>
+              <w:top w:w="70" w:type="dxa"/>
+              <w:left w:w="90" w:type="dxa"/>
+              <w:bottom w:w="70" w:type="dxa"/>
+              <w:right w:w="90" w:type="dxa"/>
+            </w:tcMar>
+          </w:tcPr>
+          <w:p>
+            <w:pPr>
+              <w:keepNext/>
+              <w:spacing w:after="0" w:line="276" w:lineRule="auto"/>
+            </w:pPr>
+            <w:r>
+              <w:rPr>
+                <w:rFonts w:ascii="맑은 고딕" w:hAnsi="맑은 고딕" w:eastAsia="맑은 고딕" w:cs="맑은 고딕"/>
+                <w:b w:val="0"/>
+                <w:sz w:val="17"/>
+              </w:rPr>
+              <w:t>같은 문제(KV cache 용량)</w:t>
+            </w:r>
+          </w:p>
+        </w:tc>
+        <w:tc>
+          <w:tcPr>
+            <w:tcW w:type="dxa" w:w="907"/>
+            <w:tcMar>
+              <w:top w:w="70" w:type="dxa"/>
+              <w:left w:w="90" w:type="dxa"/>
+              <w:bottom w:w="70" w:type="dxa"/>
+              <w:right w:w="90" w:type="dxa"/>
+            </w:tcMar>
+          </w:tcPr>
+          <w:p>
+            <w:pPr>
+              <w:keepNext/>
+              <w:spacing w:after="0" w:line="276" w:lineRule="auto"/>
+            </w:pPr>
+            <w:r>
+              <w:rPr>
+                <w:rFonts w:ascii="맑은 고딕" w:hAnsi="맑은 고딕" w:eastAsia="맑은 고딕" w:cs="맑은 고딕"/>
+                <w:b w:val="0"/>
+                <w:sz w:val="17"/>
+              </w:rPr>
+              <w:t>충족</w:t>
+            </w:r>
+          </w:p>
+        </w:tc>
+        <w:tc>
+          <w:tcPr>
+            <w:tcW w:type="dxa" w:w="4932"/>
+            <w:tcMar>
+              <w:top w:w="70" w:type="dxa"/>
+              <w:left w:w="90" w:type="dxa"/>
+              <w:bottom w:w="70" w:type="dxa"/>
+              <w:right w:w="90" w:type="dxa"/>
+            </w:tcMar>
+          </w:tcPr>
+          <w:p>
+            <w:pPr>
+              <w:keepNext/>
+              <w:spacing w:after="0" w:line="276" w:lineRule="auto"/>
+            </w:pPr>
+            <w:r>
+              <w:rPr>
+                <w:rFonts w:ascii="맑은 고딕" w:hAnsi="맑은 고딕" w:eastAsia="맑은 고딕" w:cs="맑은 고딕"/>
+                <w:b w:val="0"/>
+                <w:sz w:val="17"/>
+              </w:rPr>
+              <w:t>TurboQuant은 KV cache 압축을 위한 양자화 기법으로, LongBench 데이터셋에서 KV cache 용량 문제를 직접 다루고 있음을 명확히 밝히고 있다 [1, p.18].</w:t>
+            </w:r>
+          </w:p>
+        </w:tc>
+      </w:tr>
+      <w:tr>
+        <w:trPr>
+          <w:cantSplit/>
+        </w:trPr>
+        <w:tc>
+          <w:tcPr>
+            <w:tcW w:type="dxa" w:w="1304"/>
+            <w:tcMar>
+              <w:top w:w="70" w:type="dxa"/>
+              <w:left w:w="90" w:type="dxa"/>
+              <w:bottom w:w="70" w:type="dxa"/>
+              <w:right w:w="90" w:type="dxa"/>
+            </w:tcMar>
+          </w:tcPr>
+          <w:p>
+            <w:pPr>
+              <w:keepNext/>
+              <w:spacing w:after="0" w:line="276" w:lineRule="auto"/>
+            </w:pPr>
+            <w:r>
+              <w:rPr>
+                <w:rFonts w:ascii="맑은 고딕" w:hAnsi="맑은 고딕" w:eastAsia="맑은 고딕" w:cs="맑은 고딕"/>
+                <w:b w:val="0"/>
+                <w:sz w:val="17"/>
+              </w:rPr>
+              <w:t>TurboQuant</w:t>
+            </w:r>
+          </w:p>
+        </w:tc>
+        <w:tc>
+          <w:tcPr>
+            <w:tcW w:type="dxa" w:w="1928"/>
+            <w:tcMar>
+              <w:top w:w="70" w:type="dxa"/>
+              <w:left w:w="90" w:type="dxa"/>
+              <w:bottom w:w="70" w:type="dxa"/>
+              <w:right w:w="90" w:type="dxa"/>
+            </w:tcMar>
+          </w:tcPr>
+          <w:p>
+            <w:pPr>
+              <w:keepNext/>
+              <w:spacing w:after="0" w:line="276" w:lineRule="auto"/>
+            </w:pPr>
+            <w:r>
+              <w:rPr>
+                <w:rFonts w:ascii="맑은 고딕" w:hAnsi="맑은 고딕" w:eastAsia="맑은 고딕" w:cs="맑은 고딕"/>
+                <w:b w:val="0"/>
+                <w:sz w:val="17"/>
+              </w:rPr>
+              <w:t>같은 적용 시점(서빙 단계)</w:t>
+            </w:r>
+          </w:p>
+        </w:tc>
+        <w:tc>
+          <w:tcPr>
+            <w:tcW w:type="dxa" w:w="907"/>
+            <w:tcMar>
+              <w:top w:w="70" w:type="dxa"/>
+              <w:left w:w="90" w:type="dxa"/>
+              <w:bottom w:w="70" w:type="dxa"/>
+              <w:right w:w="90" w:type="dxa"/>
+            </w:tcMar>
+          </w:tcPr>
+          <w:p>
+            <w:pPr>
+              <w:keepNext/>
+              <w:spacing w:after="0" w:line="276" w:lineRule="auto"/>
+            </w:pPr>
+            <w:r>
+              <w:rPr>
+                <w:rFonts w:ascii="맑은 고딕" w:hAnsi="맑은 고딕" w:eastAsia="맑은 고딕" w:cs="맑은 고딕"/>
+                <w:b w:val="0"/>
+                <w:sz w:val="17"/>
+              </w:rPr>
+              <w:t>충족</w:t>
+            </w:r>
+          </w:p>
+        </w:tc>
+        <w:tc>
+          <w:tcPr>
+            <w:tcW w:type="dxa" w:w="4932"/>
+            <w:tcMar>
+              <w:top w:w="70" w:type="dxa"/>
+              <w:left w:w="90" w:type="dxa"/>
+              <w:bottom w:w="70" w:type="dxa"/>
+              <w:right w:w="90" w:type="dxa"/>
+            </w:tcMar>
+          </w:tcPr>
+          <w:p>
+            <w:pPr>
+              <w:keepNext/>
+              <w:spacing w:after="0" w:line="276" w:lineRule="auto"/>
+            </w:pPr>
+            <w:r>
+              <w:rPr>
+                <w:rFonts w:ascii="맑은 고딕" w:hAnsi="맑은 고딕" w:eastAsia="맑은 고딕" w:cs="맑은 고딕"/>
+                <w:b w:val="0"/>
+                <w:sz w:val="17"/>
+              </w:rPr>
+              <w:t>TurboQuant은 재학습 없이 서빙 단계에서 KV cache를 양자화하여 적용하는 방법임을 명시하고 있으며, 기존 생성 토큰도 양자화하는 실시간 생성 과정에 적용된다 [1, p.18].</w:t>
+            </w:r>
+          </w:p>
+        </w:tc>
+      </w:tr>
+      <w:tr>
+        <w:trPr>
+          <w:cantSplit/>
+        </w:trPr>
+        <w:tc>
+          <w:tcPr>
+            <w:tcW w:type="dxa" w:w="1304"/>
+            <w:tcMar>
+              <w:top w:w="70" w:type="dxa"/>
+              <w:left w:w="90" w:type="dxa"/>
+              <w:bottom w:w="70" w:type="dxa"/>
+              <w:right w:w="90" w:type="dxa"/>
+            </w:tcMar>
+          </w:tcPr>
+          <w:p>
+            <w:pPr>
+              <w:keepNext/>
+              <w:spacing w:after="0" w:line="276" w:lineRule="auto"/>
+            </w:pPr>
+            <w:r>
+              <w:rPr>
+                <w:rFonts w:ascii="맑은 고딕" w:hAnsi="맑은 고딕" w:eastAsia="맑은 고딕" w:cs="맑은 고딕"/>
+                <w:b w:val="0"/>
+                <w:sz w:val="17"/>
+              </w:rPr>
+              <w:t>TurboQuant</w:t>
+            </w:r>
+          </w:p>
+        </w:tc>
+        <w:tc>
+          <w:tcPr>
+            <w:tcW w:type="dxa" w:w="1928"/>
+            <w:tcMar>
+              <w:top w:w="70" w:type="dxa"/>
+              <w:left w:w="90" w:type="dxa"/>
+              <w:bottom w:w="70" w:type="dxa"/>
+              <w:right w:w="90" w:type="dxa"/>
+            </w:tcMar>
+          </w:tcPr>
+          <w:p>
+            <w:pPr>
+              <w:keepNext/>
+              <w:spacing w:after="0" w:line="276" w:lineRule="auto"/>
+            </w:pPr>
+            <w:r>
+              <w:rPr>
+                <w:rFonts w:ascii="맑은 고딕" w:hAnsi="맑은 고딕" w:eastAsia="맑은 고딕" w:cs="맑은 고딕"/>
+                <w:b w:val="0"/>
+                <w:sz w:val="17"/>
+              </w:rPr>
+              <w:t>공개 근거 충분성</w:t>
+            </w:r>
+          </w:p>
+        </w:tc>
+        <w:tc>
+          <w:tcPr>
+            <w:tcW w:type="dxa" w:w="907"/>
+            <w:tcMar>
+              <w:top w:w="70" w:type="dxa"/>
+              <w:left w:w="90" w:type="dxa"/>
+              <w:bottom w:w="70" w:type="dxa"/>
+              <w:right w:w="90" w:type="dxa"/>
+            </w:tcMar>
+          </w:tcPr>
+          <w:p>
+            <w:pPr>
+              <w:keepNext/>
+              <w:spacing w:after="0" w:line="276" w:lineRule="auto"/>
+            </w:pPr>
+            <w:r>
+              <w:rPr>
+                <w:rFonts w:ascii="맑은 고딕" w:hAnsi="맑은 고딕" w:eastAsia="맑은 고딕" w:cs="맑은 고딕"/>
+                <w:b w:val="0"/>
+                <w:sz w:val="17"/>
+              </w:rPr>
+              <w:t>충족</w:t>
+            </w:r>
+          </w:p>
+        </w:tc>
+        <w:tc>
+          <w:tcPr>
+            <w:tcW w:type="dxa" w:w="4932"/>
+            <w:tcMar>
+              <w:top w:w="70" w:type="dxa"/>
+              <w:left w:w="90" w:type="dxa"/>
+              <w:bottom w:w="70" w:type="dxa"/>
+              <w:right w:w="90" w:type="dxa"/>
+            </w:tcMar>
+          </w:tcPr>
+          <w:p>
+            <w:pPr>
+              <w:keepNext/>
+              <w:spacing w:after="0" w:line="276" w:lineRule="auto"/>
+            </w:pPr>
+            <w:r>
+              <w:rPr>
+                <w:rFonts w:ascii="맑은 고딕" w:hAnsi="맑은 고딕" w:eastAsia="맑은 고딕" w:cs="맑은 고딕"/>
+                <w:b w:val="0"/>
+                <w:sz w:val="17"/>
+              </w:rPr>
+              <w:t>LongBench 데이터셋을 포함한 다양한 벤치마크에서 Llama-3.1-8B-Instruct 및 Ministral-7B-Instruct 모델을 대상으로 성능 비교 실험 결과와 수치가 공개되어 TurboQuant의 효과를 검증할 수 있다 [1, p.18].</w:t>
+            </w:r>
+          </w:p>
+        </w:tc>
+      </w:tr>
+      <w:tr>
+        <w:trPr>
+          <w:cantSplit/>
+        </w:trPr>
+        <w:tc>
+          <w:tcPr>
+            <w:tcW w:type="dxa" w:w="1304"/>
+            <w:tcMar>
+              <w:top w:w="70" w:type="dxa"/>
+              <w:left w:w="90" w:type="dxa"/>
+              <w:bottom w:w="70" w:type="dxa"/>
+              <w:right w:w="90" w:type="dxa"/>
+            </w:tcMar>
+          </w:tcPr>
+          <w:p>
+            <w:pPr>
+              <w:keepNext/>
+              <w:spacing w:after="0" w:line="276" w:lineRule="auto"/>
+            </w:pPr>
+            <w:r>
+              <w:rPr>
+                <w:rFonts w:ascii="맑은 고딕" w:hAnsi="맑은 고딕" w:eastAsia="맑은 고딕" w:cs="맑은 고딕"/>
+                <w:b w:val="0"/>
+                <w:sz w:val="17"/>
+              </w:rPr>
+              <w:t>ITME</w:t>
+            </w:r>
+          </w:p>
+        </w:tc>
+        <w:tc>
+          <w:tcPr>
+            <w:tcW w:type="dxa" w:w="1928"/>
+            <w:tcMar>
+              <w:top w:w="70" w:type="dxa"/>
+              <w:left w:w="90" w:type="dxa"/>
+              <w:bottom w:w="70" w:type="dxa"/>
+              <w:right w:w="90" w:type="dxa"/>
+            </w:tcMar>
+          </w:tcPr>
+          <w:p>
+            <w:pPr>
+              <w:keepNext/>
+              <w:spacing w:after="0" w:line="276" w:lineRule="auto"/>
+            </w:pPr>
+            <w:r>
+              <w:rPr>
+                <w:rFonts w:ascii="맑은 고딕" w:hAnsi="맑은 고딕" w:eastAsia="맑은 고딕" w:cs="맑은 고딕"/>
+                <w:b w:val="0"/>
+                <w:sz w:val="17"/>
+              </w:rPr>
+              <w:t>같은 문제(KV cache 용량)</w:t>
+            </w:r>
+          </w:p>
+        </w:tc>
+        <w:tc>
+          <w:tcPr>
+            <w:tcW w:type="dxa" w:w="907"/>
+            <w:tcMar>
+              <w:top w:w="70" w:type="dxa"/>
+              <w:left w:w="90" w:type="dxa"/>
+              <w:bottom w:w="70" w:type="dxa"/>
+              <w:right w:w="90" w:type="dxa"/>
+            </w:tcMar>
+          </w:tcPr>
+          <w:p>
+            <w:pPr>
+              <w:keepNext/>
+              <w:spacing w:after="0" w:line="276" w:lineRule="auto"/>
+            </w:pPr>
+            <w:r>
+              <w:rPr>
+                <w:rFonts w:ascii="맑은 고딕" w:hAnsi="맑은 고딕" w:eastAsia="맑은 고딕" w:cs="맑은 고딕"/>
+                <w:b w:val="0"/>
+                <w:sz w:val="17"/>
+              </w:rPr>
+              <w:t>충족</w:t>
+            </w:r>
+          </w:p>
+        </w:tc>
+        <w:tc>
+          <w:tcPr>
+            <w:tcW w:type="dxa" w:w="4932"/>
+            <w:tcMar>
+              <w:top w:w="70" w:type="dxa"/>
+              <w:left w:w="90" w:type="dxa"/>
+              <w:bottom w:w="70" w:type="dxa"/>
+              <w:right w:w="90" w:type="dxa"/>
+            </w:tcMar>
+          </w:tcPr>
+          <w:p>
+            <w:pPr>
+              <w:keepNext/>
+              <w:spacing w:after="0" w:line="276" w:lineRule="auto"/>
+            </w:pPr>
+            <w:r>
+              <w:rPr>
+                <w:rFonts w:ascii="맑은 고딕" w:hAnsi="맑은 고딕" w:eastAsia="맑은 고딕" w:cs="맑은 고딕"/>
+                <w:b w:val="0"/>
+                <w:sz w:val="17"/>
+              </w:rPr>
+              <w:t>ITME는 LLM 추론에서 KV cache 용량 문제를 직접 다루며, CXL-hybrid 메모리를 활용해 KV cache 공간을 확장한다 [2, p.2·11].</w:t>
+            </w:r>
+          </w:p>
+        </w:tc>
+      </w:tr>
+      <w:tr>
+        <w:trPr>
+          <w:cantSplit/>
+        </w:trPr>
+        <w:tc>
+          <w:tcPr>
+            <w:tcW w:type="dxa" w:w="1304"/>
+            <w:tcMar>
+              <w:top w:w="70" w:type="dxa"/>
+              <w:left w:w="90" w:type="dxa"/>
+              <w:bottom w:w="70" w:type="dxa"/>
+              <w:right w:w="90" w:type="dxa"/>
+            </w:tcMar>
+          </w:tcPr>
+          <w:p>
+            <w:pPr>
+              <w:keepNext/>
+              <w:spacing w:after="0" w:line="276" w:lineRule="auto"/>
+            </w:pPr>
+            <w:r>
+              <w:rPr>
+                <w:rFonts w:ascii="맑은 고딕" w:hAnsi="맑은 고딕" w:eastAsia="맑은 고딕" w:cs="맑은 고딕"/>
+                <w:b w:val="0"/>
+                <w:sz w:val="17"/>
+              </w:rPr>
+              <w:t>ITME</w:t>
+            </w:r>
+          </w:p>
+        </w:tc>
+        <w:tc>
+          <w:tcPr>
+            <w:tcW w:type="dxa" w:w="1928"/>
+            <w:tcMar>
+              <w:top w:w="70" w:type="dxa"/>
+              <w:left w:w="90" w:type="dxa"/>
+              <w:bottom w:w="70" w:type="dxa"/>
+              <w:right w:w="90" w:type="dxa"/>
+            </w:tcMar>
+          </w:tcPr>
+          <w:p>
+            <w:pPr>
+              <w:keepNext/>
+              <w:spacing w:after="0" w:line="276" w:lineRule="auto"/>
+            </w:pPr>
+            <w:r>
+              <w:rPr>
+                <w:rFonts w:ascii="맑은 고딕" w:hAnsi="맑은 고딕" w:eastAsia="맑은 고딕" w:cs="맑은 고딕"/>
+                <w:b w:val="0"/>
+                <w:sz w:val="17"/>
+              </w:rPr>
+              <w:t>같은 적용 시점(서빙 단계)</w:t>
+            </w:r>
+          </w:p>
+        </w:tc>
+        <w:tc>
+          <w:tcPr>
+            <w:tcW w:type="dxa" w:w="907"/>
+            <w:tcMar>
+              <w:top w:w="70" w:type="dxa"/>
+              <w:left w:w="90" w:type="dxa"/>
+              <w:bottom w:w="70" w:type="dxa"/>
+              <w:right w:w="90" w:type="dxa"/>
+            </w:tcMar>
+          </w:tcPr>
+          <w:p>
+            <w:pPr>
+              <w:keepNext/>
+              <w:spacing w:after="0" w:line="276" w:lineRule="auto"/>
+            </w:pPr>
+            <w:r>
+              <w:rPr>
+                <w:rFonts w:ascii="맑은 고딕" w:hAnsi="맑은 고딕" w:eastAsia="맑은 고딕" w:cs="맑은 고딕"/>
+                <w:b w:val="0"/>
+                <w:sz w:val="17"/>
+              </w:rPr>
+              <w:t>충족</w:t>
+            </w:r>
+          </w:p>
+        </w:tc>
+        <w:tc>
+          <w:tcPr>
+            <w:tcW w:type="dxa" w:w="4932"/>
+            <w:tcMar>
+              <w:top w:w="70" w:type="dxa"/>
+              <w:left w:w="90" w:type="dxa"/>
+              <w:bottom w:w="70" w:type="dxa"/>
+              <w:right w:w="90" w:type="dxa"/>
+            </w:tcMar>
+          </w:tcPr>
+          <w:p>
+            <w:pPr>
+              <w:keepNext/>
+              <w:spacing w:after="0" w:line="276" w:lineRule="auto"/>
+            </w:pPr>
+            <w:r>
+              <w:rPr>
+                <w:rFonts w:ascii="맑은 고딕" w:hAnsi="맑은 고딕" w:eastAsia="맑은 고딕" w:cs="맑은 고딕"/>
+                <w:b w:val="0"/>
+                <w:sz w:val="17"/>
+              </w:rPr>
+              <w:t>ITME는 모델 학습 후 추론·서빙 단계에서 KV cache 관리를 위한 메모리 확장 및 프리페칭 기술로, 재학습 없이 적용 가능하다 [2, p.6·11].</w:t>
+            </w:r>
+          </w:p>
+        </w:tc>
+      </w:tr>
+      <w:tr>
+        <w:trPr>
+          <w:cantSplit/>
+        </w:trPr>
+        <w:tc>
+          <w:tcPr>
+            <w:tcW w:type="dxa" w:w="1304"/>
+            <w:tcMar>
+              <w:top w:w="70" w:type="dxa"/>
+              <w:left w:w="90" w:type="dxa"/>
+              <w:bottom w:w="70" w:type="dxa"/>
+              <w:right w:w="90" w:type="dxa"/>
+            </w:tcMar>
+          </w:tcPr>
+          <w:p>
+            <w:pPr>
+              <w:spacing w:after="0" w:line="276" w:lineRule="auto"/>
+            </w:pPr>
+            <w:r>
+              <w:rPr>
+                <w:rFonts w:ascii="맑은 고딕" w:hAnsi="맑은 고딕" w:eastAsia="맑은 고딕" w:cs="맑은 고딕"/>
+                <w:b w:val="0"/>
+                <w:sz w:val="17"/>
+              </w:rPr>
+              <w:t>ITME</w:t>
+            </w:r>
+          </w:p>
+        </w:tc>
+        <w:tc>
+          <w:tcPr>
+            <w:tcW w:type="dxa" w:w="1928"/>
+            <w:tcMar>
+              <w:top w:w="70" w:type="dxa"/>
+              <w:left w:w="90" w:type="dxa"/>
+              <w:bottom w:w="70" w:type="dxa"/>
+              <w:right w:w="90" w:type="dxa"/>
+            </w:tcMar>
+          </w:tcPr>
+          <w:p>
+            <w:pPr>
+              <w:spacing w:after="0" w:line="276" w:lineRule="auto"/>
+            </w:pPr>
+            <w:r>
+              <w:rPr>
+                <w:rFonts w:ascii="맑은 고딕" w:hAnsi="맑은 고딕" w:eastAsia="맑은 고딕" w:cs="맑은 고딕"/>
+                <w:b w:val="0"/>
+                <w:sz w:val="17"/>
+              </w:rPr>
+              <w:t>공개 근거 충분성</w:t>
+            </w:r>
+          </w:p>
+        </w:tc>
+        <w:tc>
+          <w:tcPr>
+            <w:tcW w:type="dxa" w:w="907"/>
+            <w:tcMar>
+              <w:top w:w="70" w:type="dxa"/>
+              <w:left w:w="90" w:type="dxa"/>
+              <w:bottom w:w="70" w:type="dxa"/>
+              <w:right w:w="90" w:type="dxa"/>
+            </w:tcMar>
+          </w:tcPr>
+          <w:p>
+            <w:pPr>
+              <w:spacing w:after="0" w:line="276" w:lineRule="auto"/>
+            </w:pPr>
+            <w:r>
+              <w:rPr>
+                <w:rFonts w:ascii="맑은 고딕" w:hAnsi="맑은 고딕" w:eastAsia="맑은 고딕" w:cs="맑은 고딕"/>
+                <w:b w:val="0"/>
+                <w:sz w:val="17"/>
+              </w:rPr>
+              <w:t>충족</w:t>
+            </w:r>
+          </w:p>
+        </w:tc>
+        <w:tc>
+          <w:tcPr>
+            <w:tcW w:type="dxa" w:w="4932"/>
+            <w:tcMar>
+              <w:top w:w="70" w:type="dxa"/>
+              <w:left w:w="90" w:type="dxa"/>
+              <w:bottom w:w="70" w:type="dxa"/>
+              <w:right w:w="90" w:type="dxa"/>
+            </w:tcMar>
+          </w:tcPr>
+          <w:p>
+            <w:pPr>
+              <w:spacing w:after="0" w:line="276" w:lineRule="auto"/>
+            </w:pPr>
+            <w:r>
+              <w:rPr>
+                <w:rFonts w:ascii="맑은 고딕" w:hAnsi="맑은 고딕" w:eastAsia="맑은 고딕" w:cs="맑은 고딕"/>
+                <w:b w:val="0"/>
+                <w:sz w:val="17"/>
+              </w:rPr>
+              <w:t>ITME는 ShareGPT 데이터셋과 Llama-3.1 모델을 사용해 성능을 평가했으며, 실험 환경과 성능 수치가 논문에 공개되어 있다 [2, p.9·11].</w:t>
+            </w:r>
+          </w:p>
+        </w:tc>
+      </w:tr>
+    </w:tbl>
+    <w:p>
+      <w:pPr>
+        <w:spacing w:after="80" w:line="324" w:lineRule="auto"/>
+      </w:pPr>
+    </w:p>
+    <w:p>
+      <w:pPr>
+        <w:spacing w:after="40" w:line="312" w:lineRule="auto"/>
+        <w:ind w:left="312" w:hanging="227"/>
+      </w:pPr>
+      <w:r>
+        <w:rPr>
+          <w:rFonts w:ascii="맑은 고딕" w:hAnsi="맑은 고딕" w:eastAsia="맑은 고딕" w:cs="맑은 고딕"/>
+          <w:b/>
+          <w:color w:val="7F4ACB"/>
+          <w:sz w:val="20"/>
+        </w:rPr>
+        <w:t xml:space="preserve">• </w:t>
+      </w:r>
+      <w:r>
+        <w:rPr>
+          <w:rFonts w:ascii="맑은 고딕" w:hAnsi="맑은 고딕" w:eastAsia="맑은 고딕" w:cs="맑은 고딕"/>
+          <w:b w:val="0"/>
+          <w:sz w:val="20"/>
+        </w:rPr>
+        <w:t>TurboQuant 약점: TurboQuant의 성능 검증이 LongBench와 일부 데이터셋에 한정되어 있어, 다른 도메인이나 더 다양한 모델에 대한 일반화 가능성은 추가 검증이 필요하다 [1, p.18·19].</w:t>
+      </w:r>
+    </w:p>
+    <w:p>
+      <w:pPr>
+        <w:spacing w:after="40" w:line="312" w:lineRule="auto"/>
+        <w:ind w:left="312" w:hanging="227"/>
+      </w:pPr>
+      <w:r>
+        <w:rPr>
+          <w:rFonts w:ascii="맑은 고딕" w:hAnsi="맑은 고딕" w:eastAsia="맑은 고딕" w:cs="맑은 고딕"/>
+          <w:b/>
+          <w:color w:val="7F4ACB"/>
+          <w:sz w:val="20"/>
+        </w:rPr>
+        <w:t xml:space="preserve">• </w:t>
+      </w:r>
+      <w:r>
+        <w:rPr>
+          <w:rFonts w:ascii="맑은 고딕" w:hAnsi="맑은 고딕" w:eastAsia="맑은 고딕" w:cs="맑은 고딕"/>
+          <w:b w:val="0"/>
+          <w:sz w:val="20"/>
+        </w:rPr>
+        <w:t>TurboQuant 약점: 논문에서 KV cache 양자화 시 발생할 수 있는 잠재적 왜곡이나 지연에 대한 상세 분석이 부족하다 [1, p.18].</w:t>
+      </w:r>
+    </w:p>
+    <w:p>
+      <w:pPr>
+        <w:spacing w:after="40" w:line="312" w:lineRule="auto"/>
+        <w:ind w:left="312" w:hanging="227"/>
+      </w:pPr>
+      <w:r>
+        <w:rPr>
+          <w:rFonts w:ascii="맑은 고딕" w:hAnsi="맑은 고딕" w:eastAsia="맑은 고딕" w:cs="맑은 고딕"/>
+          <w:b/>
+          <w:color w:val="7F4ACB"/>
+          <w:sz w:val="20"/>
+        </w:rPr>
+        <w:t xml:space="preserve">• </w:t>
+      </w:r>
+      <w:r>
+        <w:rPr>
+          <w:rFonts w:ascii="맑은 고딕" w:hAnsi="맑은 고딕" w:eastAsia="맑은 고딕" w:cs="맑은 고딕"/>
+          <w:b w:val="0"/>
+          <w:sz w:val="20"/>
+        </w:rPr>
+        <w:t>ITME 약점: 실험은 특정 데이터셋(ShareGPT)과 모델(Llama-3.1)에 한정되어 있어 일반화 가능성에 대한 검증이 부족하다 [2, p.9].</w:t>
+      </w:r>
+    </w:p>
+    <w:p>
+      <w:pPr>
+        <w:spacing w:after="40" w:line="312" w:lineRule="auto"/>
+        <w:ind w:left="312" w:hanging="227"/>
+      </w:pPr>
+      <w:r>
+        <w:rPr>
+          <w:rFonts w:ascii="맑은 고딕" w:hAnsi="맑은 고딕" w:eastAsia="맑은 고딕" w:cs="맑은 고딕"/>
+          <w:b/>
+          <w:color w:val="7F4ACB"/>
+          <w:sz w:val="20"/>
+        </w:rPr>
+        <w:t xml:space="preserve">• </w:t>
+      </w:r>
+      <w:r>
+        <w:rPr>
+          <w:rFonts w:ascii="맑은 고딕" w:hAnsi="맑은 고딕" w:eastAsia="맑은 고딕" w:cs="맑은 고딕"/>
+          <w:b w:val="0"/>
+          <w:sz w:val="20"/>
+        </w:rPr>
+        <w:t>ITME 약점: NVMe SSD 내부 아키텍처에 따른 I/O 병목 현상 등 하드웨어 의존적 제약이 존재하며, 이로 인한 성능 저하 가능성이 있다 [2, p.6].</w:t>
+      </w:r>
+    </w:p>
+    <w:p>
+      <w:pPr>
+        <w:spacing w:after="40" w:line="312" w:lineRule="auto"/>
+        <w:ind w:left="312" w:hanging="227"/>
+      </w:pPr>
+      <w:r>
+        <w:rPr>
+          <w:rFonts w:ascii="맑은 고딕" w:hAnsi="맑은 고딕" w:eastAsia="맑은 고딕" w:cs="맑은 고딕"/>
+          <w:b/>
+          <w:color w:val="7F4ACB"/>
+          <w:sz w:val="20"/>
+        </w:rPr>
+        <w:t xml:space="preserve">• </w:t>
+      </w:r>
+      <w:r>
+        <w:rPr>
+          <w:rFonts w:ascii="맑은 고딕" w:hAnsi="맑은 고딕" w:eastAsia="맑은 고딕" w:cs="맑은 고딕"/>
+          <w:b w:val="0"/>
+          <w:sz w:val="20"/>
+        </w:rPr>
+        <w:t>검증 결과 선정은 모든 항목을 충족했다. 평가 주체가 SK 교육과정 소속이고 ITME가 SK hynix 기술이라는 점은 6장 한계에 적었다.</w:t>
       </w:r>
     </w:p>
     <w:p>
@@ -1864,7 +4348,7 @@
           <w:b w:val="0"/>
           <w:sz w:val="20"/>
         </w:rPr>
-        <w:t>: TurboQuant은 고차원 유클리드 벡터를 왜곡률을 최소화하며 양자화하는 벡터 양자화 문제를 다룬다. 입력 벡터를 무작위로 회전시켜 각 좌표가 베타 분포를 따르도록 유도하고, 고차원에서 좌표 간 독립성에 기반해 각 좌표별로 최적의 스칼라 양자화를 적용한다 [1, p.1·2].</w:t>
+        <w:t>: TurboQuant은 고차원 유클리드 벡터를 왜곡률을 최소화하며 양자화하는 벡터 양자화 문제를 다룬다. 입력 벡터를 무작위로 회전시켜 각 좌표가 베타 분포를 따르도록 유도하고, 고차원에서 좌표 간 독립성에 기반해 각 좌표별로 최적의 스칼라 양자화를 적용한다. 또한, MSE 최적 양자화 후 잔차에 1비트 양자화를 적용하는 2단계 과정을 통해 내적 왜곡을 줄이고 편향 없는 추정기를 만든다 [1, p.1·2].</w:t>
       </w:r>
     </w:p>
     <w:p>
@@ -1888,7 +4372,7 @@
           <w:color w:val="161A58"/>
           <w:sz w:val="20"/>
         </w:rPr>
-        <w:t>실험 조건</w:t>
+        <w:t>적용 범위</w:t>
       </w:r>
       <w:r>
         <w:rPr>
@@ -1896,7 +4380,7 @@
           <w:b w:val="0"/>
           <w:sz w:val="20"/>
         </w:rPr>
-        <w:t>: 실험은 1536차원 및 3072차원 OpenAI 임베딩, GloVe 임베딩 데이터셋을 사용하였으며, 100,000개 데이터 포인트를 훈련 및 평가에 활용했다 [1, p.19·20].</w:t>
+        <w:t>: TurboQuant은 온라인 적용이 가능하며, 특히 키-값 캐시 양자화와 같은 실시간 AI 워크로드에 적합하다. 고차원 벡터의 MSE 및 내적 왜곡률을 모두 최적화하는 데 초점을 맞추며, 대규모 AI 모델 훈련, 배포, 벡터 데이터베이스 검색/검색 시스템 등 다양한 컴퓨팅 도메인에 적용 가능하다 [1, p.1·2].</w:t>
       </w:r>
     </w:p>
     <w:p>
@@ -1920,7 +4404,7 @@
           <w:color w:val="161A58"/>
           <w:sz w:val="20"/>
         </w:rPr>
-        <w:t>보고된 성능</w:t>
+        <w:t>실험 조건</w:t>
       </w:r>
       <w:r>
         <w:rPr>
@@ -1928,7 +4412,7 @@
           <w:b w:val="0"/>
           <w:sz w:val="20"/>
         </w:rPr>
-        <w:t>: TurboQuant은 LongBench 데이터셋에서 Llama-3.1-8B-Instruct 및 Ministral-7B-Instruct 모델에 대해 기존 방법들보다 높은 평균 점수를 기록했다 [1, p.16·18·19].</w:t>
+        <w:t>: 실험은 1536차원 및 3072차원 OpenAI 임베딩, GloVe 임베딩 데이터셋을 사용하였으며, 100,000개 데이터 포인트를 훈련 및 평가에 활용했다. 비교 대상은 Product Quantization(PQ)과 RabitQ이며, PQ는 AVX2 인-레지스터 룩업 테이블(LUT)을 사용해 구현되었고, RabitQ는 GPU 가속이 불가능해 CPU에서 느리게 동작한다. 비트 할당은 다른 방법들과 맞추어 조정되었다 [1, p.19·20].</w:t>
       </w:r>
     </w:p>
     <w:p>
@@ -1952,6 +4436,38 @@
           <w:color w:val="161A58"/>
           <w:sz w:val="20"/>
         </w:rPr>
+        <w:t>보고된 성능</w:t>
+      </w:r>
+      <w:r>
+        <w:rPr>
+          <w:rFonts w:ascii="맑은 고딕" w:hAnsi="맑은 고딕" w:eastAsia="맑은 고딕" w:cs="맑은 고딕"/>
+          <w:b w:val="0"/>
+          <w:sz w:val="20"/>
+        </w:rPr>
+        <w:t>: TurboQuant은 LongBench 데이터셋에서 Llama-3.1-8B-Instruct 및 Ministral-7B-Instruct 모델에 대해 기존 방법들보다 높은 평균 점수를 기록했다. 또한, Needle-In-A-Haystack 테스트에서 TurboQuantprod는 내적 오차 분산이 평균 내적값에 관계없이 일정한 반면, TurboQuantmse는 평균 내적값이 증가함에 따라 오차 분산이 증가하는 특성을 보였다. 근접 이웃 검색 실험에서는 PQ와 RabitQ 대비 경쟁력 있는 성능을 보였다 [1, p.16·18·19].</w:t>
+      </w:r>
+    </w:p>
+    <w:p>
+      <w:pPr>
+        <w:spacing w:after="40" w:line="312" w:lineRule="auto"/>
+        <w:ind w:left="312" w:hanging="227"/>
+      </w:pPr>
+      <w:r>
+        <w:rPr>
+          <w:rFonts w:ascii="맑은 고딕" w:hAnsi="맑은 고딕" w:eastAsia="맑은 고딕" w:cs="맑은 고딕"/>
+          <w:b/>
+          <w:color w:val="7F4ACB"/>
+          <w:sz w:val="20"/>
+        </w:rPr>
+        <w:t xml:space="preserve">• </w:t>
+      </w:r>
+      <w:r>
+        <w:rPr>
+          <w:rFonts w:ascii="맑은 고딕" w:hAnsi="맑은 고딕" w:eastAsia="맑은 고딕" w:cs="맑은 고딕"/>
+          <w:b/>
+          <w:color w:val="161A58"/>
+          <w:sz w:val="20"/>
+        </w:rPr>
         <w:t>한계</w:t>
       </w:r>
       <w:r>
@@ -1960,7 +4476,7 @@
           <w:b w:val="0"/>
           <w:sz w:val="20"/>
         </w:rPr>
-        <w:t>: TurboQuant은 PQ 대비 일부 설정에서 품질 저하가 관찰되었으며, RabitQ는 GPU 가속이 불가능해 속도 면에서 불리하다. 또한, 논문에서는 비트 폭이 4 이상일 때 Panter-Dite 공식을 적용해 왜곡률을 추정하지만, 고비트 폭에서의 실제 성능과 효율성에 대한 상세한 분석은 부족하다 [1, p.11·20].</w:t>
+        <w:t>: TurboQuant은 PQ 대비 일부 설정에서 품질 저하가 관찰되었으며, RabitQ는 GPU 가속이 불가능해 속도 면에서 불리하다. 또한, 논문에서는 비트 폭이 4 이상일 때 Panter-Dite 공식을 적용해 왜곡률을 추정하지만, 고비트 폭에서의 실제 성능과 효율성에 대한 상세한 분석은 부족하다. 일부 실험은 동일 데이터셋을 훈련과 평가에 사용해 PQ가 유리한 조건일 수 있다 [1, p.11·20].</w:t>
       </w:r>
     </w:p>
     <w:p>
@@ -2007,7 +4523,7 @@
           <w:b w:val="0"/>
           <w:sz w:val="20"/>
         </w:rPr>
-        <w:t>: ITME는 대규모 언어 모델(LLM) 추론에서 모델 가중치와 키-값(KV) 캐시 데이터를 다계층 메모리 구조를 통해 효율적으로 관리한다. GPU 메모리, 호스트 메모리, NVMe SSD, 클러스터 공유 저장소 등 다양한 메모리 계층을 활용하며, GPU 연산과 원격 CXL-하이브리드 메모리 간 데이터 이동을 비동기적으로 처리하여 GPU 활용도를 극대화한다 [2, p.1·2·4·6].</w:t>
+        <w:t>: ITME는 대규모 언어 모델(LLM) 추론에서 모델 가중치와 키-값(KV) 캐시 데이터를 다계층 메모리 구조를 통해 효율적으로 관리한다. GPU 메모리, 호스트 메모리, NVMe SSD, 클러스터 공유 저장소 등 다양한 메모리 계층을 활용하며, GPU 연산과 원격 CXL-하이브리드 메모리 간 데이터 이동을 비동기적으로 처리하여 GPU 활용도를 극대화한다. 또한, 메타데이터 컨트롤러의 하드웨어 수준 잠금 메커니즘과 읽기 우선 I/O 스케줄링, 사전 페칭 기법을 통해 KV 캐시의 이동과 접근을 최적화한다 [2, p.1·2·4·6].</w:t>
       </w:r>
     </w:p>
     <w:p>
@@ -2031,7 +4547,7 @@
           <w:color w:val="161A58"/>
           <w:sz w:val="20"/>
         </w:rPr>
-        <w:t>실험 조건</w:t>
+        <w:t>적용 범위</w:t>
       </w:r>
       <w:r>
         <w:rPr>
@@ -2039,7 +4555,7 @@
           <w:b w:val="0"/>
           <w:sz w:val="20"/>
         </w:rPr>
-        <w:t>: ITME는 vLLM 프레임워크 위에 구현되었으며, Llama-3.1 8B 및 70B 모델을 대상으로 ShareGPT 데이터셋에서 128개의 동시 대화, 각 대화당 최소 2000 토큰, 최대 5턴 환경에서 평가되었다 [2, p.4·6·9·10].</w:t>
+        <w:t>: ITME는 대규모 LLM 추론 시스템에서 모델 가중치와 장기 컨텍스트 KV 캐시 등 대용량, 예측 가능 데이터의 메모리 확장 문제를 해결하기 위해 설계되었다. 특히, agentic AI 워크플로우와 다중 턴 세션에서 지속되는 KV 캐시 관리에 초점을 맞추며, GPU 메모리 한계를 극복하고 다중 계층 메모리 간 데이터 이동을 조율하는 시점에 적용된다 [2, p.1·2].</w:t>
       </w:r>
     </w:p>
     <w:p>
@@ -2063,7 +4579,7 @@
           <w:color w:val="161A58"/>
           <w:sz w:val="20"/>
         </w:rPr>
-        <w:t>보고된 성능</w:t>
+        <w:t>실험 조건</w:t>
       </w:r>
       <w:r>
         <w:rPr>
@@ -2071,7 +4587,7 @@
           <w:b w:val="0"/>
           <w:sz w:val="20"/>
         </w:rPr>
-        <w:t>: ITME는 Llama-3.1 8B 및 70B 모델에서 GPU 메모리 기반 재계산 대비 토큰 생성 첫 시간(TTFT)에서 최대 약 2.5배의 속도 향상을 보였다 [2, p.9·10].</w:t>
+        <w:t>: ITME는 vLLM 프레임워크 위에 구현되었으며, Llama-3.1 8B 및 70B 모델을 대상으로 ShareGPT 데이터셋에서 128개의 동시 대화, 각 대화당 최소 2000 토큰, 최대 5턴 환경에서 평가되었다. 하드웨어는 PCIe Gen5 인터페이스를 갖춘 CXL-하이브리드 메모리와 FPGA 기반 프로토타입을 포함하며, DRAM 캐시 32GB, SSD 1TB 구성을 사용하였다. 성능 비교는 GPU 메모리(T1) 기반 재계산 기법과 CPU 오프로딩(128GB) 대비 이루어졌다 [2, p.4·6·9·10].</w:t>
       </w:r>
     </w:p>
     <w:p>
@@ -2095,6 +4611,38 @@
           <w:color w:val="161A58"/>
           <w:sz w:val="20"/>
         </w:rPr>
+        <w:t>보고된 성능</w:t>
+      </w:r>
+      <w:r>
+        <w:rPr>
+          <w:rFonts w:ascii="맑은 고딕" w:hAnsi="맑은 고딕" w:eastAsia="맑은 고딕" w:cs="맑은 고딕"/>
+          <w:b w:val="0"/>
+          <w:sz w:val="20"/>
+        </w:rPr>
+        <w:t>: ITME는 Llama-3.1 8B 및 70B 모델에서 GPU 메모리 기반 재계산 대비 토큰 생성 첫 시간(TTFT)에서 최대 약 2.5배의 속도 향상을 보였다. CPU 오프로딩 대비해서도 성능 차이를 나타냈으며, FPGA 프로토타입은 DRAM 캐시 적중 시 읽기 18GB/s, 쓰기 12GB/s 대역폭을 달성하여 CMM 기반 평가 대비 20~25% 성능 차이를 보였다. 이는 하드웨어 제약에 기인한다 [2, p.9·10].</w:t>
+      </w:r>
+    </w:p>
+    <w:p>
+      <w:pPr>
+        <w:spacing w:after="40" w:line="312" w:lineRule="auto"/>
+        <w:ind w:left="312" w:hanging="227"/>
+      </w:pPr>
+      <w:r>
+        <w:rPr>
+          <w:rFonts w:ascii="맑은 고딕" w:hAnsi="맑은 고딕" w:eastAsia="맑은 고딕" w:cs="맑은 고딕"/>
+          <w:b/>
+          <w:color w:val="7F4ACB"/>
+          <w:sz w:val="20"/>
+        </w:rPr>
+        <w:t xml:space="preserve">• </w:t>
+      </w:r>
+      <w:r>
+        <w:rPr>
+          <w:rFonts w:ascii="맑은 고딕" w:hAnsi="맑은 고딕" w:eastAsia="맑은 고딕" w:cs="맑은 고딕"/>
+          <w:b/>
+          <w:color w:val="161A58"/>
+          <w:sz w:val="20"/>
+        </w:rPr>
         <w:t>한계</w:t>
       </w:r>
       <w:r>
@@ -2103,8 +4651,456 @@
           <w:b w:val="0"/>
           <w:sz w:val="20"/>
         </w:rPr>
-        <w:t>: ITME는 NVMe SSD의 내부 아키텍처로 인해 대용량 비동기 쓰기 작업이 읽기 작업과 경쟁하여 I/O 병목 현상을 유발할 수 있다. 또한, 메타데이터 업데이트가 3단계 원자적 연산으로 처리되어 메타데이터 처리량이 제한될 수 있으며, FPGA 프로토타입은 CMM 기반 구현 대비 성능 저하가 관찰되었다 [2, p.4·6·10·11].</w:t>
-      </w:r>
+        <w:t>: ITME는 NVMe SSD의 내부 아키텍처로 인해 대용량 비동기 쓰기 작업이 읽기 작업과 경쟁하여 I/O 병목 현상을 유발할 수 있다. 또한, 메타데이터 업데이트가 3단계 원자적 연산으로 처리되어 메타데이터 처리량이 제한될 수 있으며, FPGA 프로토타입은 CMM 기반 구현 대비 성능 저하가 관찰되었다. 상용 CXL 하드웨어의 제한적 가용성으로 인해 일부 연구는 시뮬레이션에 의존하는 점도 한계로 지적된다 [2, p.4·6·10·11].</w:t>
+      </w:r>
+    </w:p>
+    <w:p>
+      <w:pPr>
+        <w:pStyle w:val="Heading2"/>
+        <w:keepNext/>
+      </w:pPr>
+      <w:r>
+        <w:rPr>
+          <w:rFonts w:ascii="맑은 고딕" w:hAnsi="맑은 고딕" w:eastAsia="맑은 고딕" w:cs="맑은 고딕"/>
+          <w:b/>
+          <w:color w:val="161A58"/>
+          <w:sz w:val="25"/>
+        </w:rPr>
+        <w:t>3.3 비교표</w:t>
+      </w:r>
+    </w:p>
+    <w:tbl>
+      <w:tblPr>
+        <w:jc w:val="center"/>
+        <w:tblLook w:firstColumn="1" w:firstRow="1" w:lastColumn="0" w:lastRow="0" w:noHBand="0" w:noVBand="1" w:val="04A0"/>
+        <w:tblBorders>
+          <w:top w:val="single" w:color="161A58" w:sz="8"/>
+          <w:left w:val="none" w:color="FFFFFF" w:sz="0"/>
+          <w:bottom w:val="single" w:color="161A58" w:sz="8"/>
+          <w:right w:val="none" w:color="FFFFFF" w:sz="0"/>
+          <w:insideH w:val="single" w:color="D8DAE5" w:sz="2"/>
+          <w:insideV w:val="single" w:color="D8DAE5" w:sz="2"/>
+        </w:tblBorders>
+        <w:tblW w:w="9072" w:type="dxa"/>
+        <w:tblLayout w:type="fixed"/>
+      </w:tblPr>
+      <w:tblGrid>
+        <w:gridCol w:w="1927"/>
+        <w:gridCol w:w="3572"/>
+        <w:gridCol w:w="3572"/>
+      </w:tblGrid>
+      <w:tr>
+        <w:trPr>
+          <w:cantSplit/>
+          <w:tblHeader w:val="true"/>
+        </w:trPr>
+        <w:tc>
+          <w:tcPr>
+            <w:tcW w:type="dxa" w:w="1928"/>
+            <w:tcMar>
+              <w:top w:w="70" w:type="dxa"/>
+              <w:left w:w="90" w:type="dxa"/>
+              <w:bottom w:w="70" w:type="dxa"/>
+              <w:right w:w="90" w:type="dxa"/>
+            </w:tcMar>
+            <w:shd w:val="clear" w:color="auto" w:fill="F2F3F8"/>
+          </w:tcPr>
+          <w:p>
+            <w:pPr>
+              <w:keepNext/>
+              <w:spacing w:after="0" w:line="276" w:lineRule="auto"/>
+              <w:jc w:val="center"/>
+            </w:pPr>
+            <w:r>
+              <w:rPr>
+                <w:rFonts w:ascii="맑은 고딕" w:hAnsi="맑은 고딕" w:eastAsia="맑은 고딕" w:cs="맑은 고딕"/>
+                <w:b/>
+                <w:color w:val="161A58"/>
+                <w:sz w:val="17"/>
+              </w:rPr>
+              <w:t>항목</w:t>
+            </w:r>
+          </w:p>
+        </w:tc>
+        <w:tc>
+          <w:tcPr>
+            <w:tcW w:type="dxa" w:w="3572"/>
+            <w:tcMar>
+              <w:top w:w="70" w:type="dxa"/>
+              <w:left w:w="90" w:type="dxa"/>
+              <w:bottom w:w="70" w:type="dxa"/>
+              <w:right w:w="90" w:type="dxa"/>
+            </w:tcMar>
+            <w:shd w:val="clear" w:color="auto" w:fill="F2F3F8"/>
+          </w:tcPr>
+          <w:p>
+            <w:pPr>
+              <w:keepNext/>
+              <w:spacing w:after="0" w:line="276" w:lineRule="auto"/>
+              <w:jc w:val="center"/>
+            </w:pPr>
+            <w:r>
+              <w:rPr>
+                <w:rFonts w:ascii="맑은 고딕" w:hAnsi="맑은 고딕" w:eastAsia="맑은 고딕" w:cs="맑은 고딕"/>
+                <w:b/>
+                <w:color w:val="161A58"/>
+                <w:sz w:val="17"/>
+              </w:rPr>
+              <w:t>TurboQuant</w:t>
+            </w:r>
+          </w:p>
+        </w:tc>
+        <w:tc>
+          <w:tcPr>
+            <w:tcW w:type="dxa" w:w="3572"/>
+            <w:tcMar>
+              <w:top w:w="70" w:type="dxa"/>
+              <w:left w:w="90" w:type="dxa"/>
+              <w:bottom w:w="70" w:type="dxa"/>
+              <w:right w:w="90" w:type="dxa"/>
+            </w:tcMar>
+            <w:shd w:val="clear" w:color="auto" w:fill="F2F3F8"/>
+          </w:tcPr>
+          <w:p>
+            <w:pPr>
+              <w:keepNext/>
+              <w:spacing w:after="0" w:line="276" w:lineRule="auto"/>
+              <w:jc w:val="center"/>
+            </w:pPr>
+            <w:r>
+              <w:rPr>
+                <w:rFonts w:ascii="맑은 고딕" w:hAnsi="맑은 고딕" w:eastAsia="맑은 고딕" w:cs="맑은 고딕"/>
+                <w:b/>
+                <w:color w:val="161A58"/>
+                <w:sz w:val="17"/>
+              </w:rPr>
+              <w:t>ITME</w:t>
+            </w:r>
+          </w:p>
+        </w:tc>
+      </w:tr>
+      <w:tr>
+        <w:trPr>
+          <w:cantSplit/>
+        </w:trPr>
+        <w:tc>
+          <w:tcPr>
+            <w:tcW w:type="dxa" w:w="1928"/>
+            <w:tcMar>
+              <w:top w:w="70" w:type="dxa"/>
+              <w:left w:w="90" w:type="dxa"/>
+              <w:bottom w:w="70" w:type="dxa"/>
+              <w:right w:w="90" w:type="dxa"/>
+            </w:tcMar>
+          </w:tcPr>
+          <w:p>
+            <w:pPr>
+              <w:keepNext/>
+              <w:spacing w:after="0" w:line="276" w:lineRule="auto"/>
+            </w:pPr>
+            <w:r>
+              <w:rPr>
+                <w:rFonts w:ascii="맑은 고딕" w:hAnsi="맑은 고딕" w:eastAsia="맑은 고딕" w:cs="맑은 고딕"/>
+                <w:b w:val="0"/>
+                <w:sz w:val="17"/>
+              </w:rPr>
+              <w:t>바꾸는 것</w:t>
+            </w:r>
+          </w:p>
+        </w:tc>
+        <w:tc>
+          <w:tcPr>
+            <w:tcW w:type="dxa" w:w="3572"/>
+            <w:tcMar>
+              <w:top w:w="70" w:type="dxa"/>
+              <w:left w:w="90" w:type="dxa"/>
+              <w:bottom w:w="70" w:type="dxa"/>
+              <w:right w:w="90" w:type="dxa"/>
+            </w:tcMar>
+          </w:tcPr>
+          <w:p>
+            <w:pPr>
+              <w:keepNext/>
+              <w:spacing w:after="0" w:line="276" w:lineRule="auto"/>
+            </w:pPr>
+            <w:r>
+              <w:rPr>
+                <w:rFonts w:ascii="맑은 고딕" w:hAnsi="맑은 고딕" w:eastAsia="맑은 고딕" w:cs="맑은 고딕"/>
+                <w:b w:val="0"/>
+                <w:sz w:val="17"/>
+              </w:rPr>
+              <w:t>데이터 표현(비트 수)</w:t>
+            </w:r>
+          </w:p>
+        </w:tc>
+        <w:tc>
+          <w:tcPr>
+            <w:tcW w:type="dxa" w:w="3572"/>
+            <w:tcMar>
+              <w:top w:w="70" w:type="dxa"/>
+              <w:left w:w="90" w:type="dxa"/>
+              <w:bottom w:w="70" w:type="dxa"/>
+              <w:right w:w="90" w:type="dxa"/>
+            </w:tcMar>
+          </w:tcPr>
+          <w:p>
+            <w:pPr>
+              <w:keepNext/>
+              <w:spacing w:after="0" w:line="276" w:lineRule="auto"/>
+            </w:pPr>
+            <w:r>
+              <w:rPr>
+                <w:rFonts w:ascii="맑은 고딕" w:hAnsi="맑은 고딕" w:eastAsia="맑은 고딕" w:cs="맑은 고딕"/>
+                <w:b w:val="0"/>
+                <w:sz w:val="17"/>
+              </w:rPr>
+              <w:t>저장 위치(메모리 계층)</w:t>
+            </w:r>
+          </w:p>
+        </w:tc>
+      </w:tr>
+      <w:tr>
+        <w:trPr>
+          <w:cantSplit/>
+        </w:trPr>
+        <w:tc>
+          <w:tcPr>
+            <w:tcW w:type="dxa" w:w="1928"/>
+            <w:tcMar>
+              <w:top w:w="70" w:type="dxa"/>
+              <w:left w:w="90" w:type="dxa"/>
+              <w:bottom w:w="70" w:type="dxa"/>
+              <w:right w:w="90" w:type="dxa"/>
+            </w:tcMar>
+          </w:tcPr>
+          <w:p>
+            <w:pPr>
+              <w:keepNext/>
+              <w:spacing w:after="0" w:line="276" w:lineRule="auto"/>
+            </w:pPr>
+            <w:r>
+              <w:rPr>
+                <w:rFonts w:ascii="맑은 고딕" w:hAnsi="맑은 고딕" w:eastAsia="맑은 고딕" w:cs="맑은 고딕"/>
+                <w:b w:val="0"/>
+                <w:sz w:val="17"/>
+              </w:rPr>
+              <w:t>진영·개발사</w:t>
+            </w:r>
+          </w:p>
+        </w:tc>
+        <w:tc>
+          <w:tcPr>
+            <w:tcW w:type="dxa" w:w="3572"/>
+            <w:tcMar>
+              <w:top w:w="70" w:type="dxa"/>
+              <w:left w:w="90" w:type="dxa"/>
+              <w:bottom w:w="70" w:type="dxa"/>
+              <w:right w:w="90" w:type="dxa"/>
+            </w:tcMar>
+          </w:tcPr>
+          <w:p>
+            <w:pPr>
+              <w:keepNext/>
+              <w:spacing w:after="0" w:line="276" w:lineRule="auto"/>
+            </w:pPr>
+            <w:r>
+              <w:rPr>
+                <w:rFonts w:ascii="맑은 고딕" w:hAnsi="맑은 고딕" w:eastAsia="맑은 고딕" w:cs="맑은 고딕"/>
+                <w:b w:val="0"/>
+                <w:sz w:val="17"/>
+              </w:rPr>
+              <w:t>SW · Google</w:t>
+            </w:r>
+          </w:p>
+        </w:tc>
+        <w:tc>
+          <w:tcPr>
+            <w:tcW w:type="dxa" w:w="3572"/>
+            <w:tcMar>
+              <w:top w:w="70" w:type="dxa"/>
+              <w:left w:w="90" w:type="dxa"/>
+              <w:bottom w:w="70" w:type="dxa"/>
+              <w:right w:w="90" w:type="dxa"/>
+            </w:tcMar>
+          </w:tcPr>
+          <w:p>
+            <w:pPr>
+              <w:keepNext/>
+              <w:spacing w:after="0" w:line="276" w:lineRule="auto"/>
+            </w:pPr>
+            <w:r>
+              <w:rPr>
+                <w:rFonts w:ascii="맑은 고딕" w:hAnsi="맑은 고딕" w:eastAsia="맑은 고딕" w:cs="맑은 고딕"/>
+                <w:b w:val="0"/>
+                <w:sz w:val="17"/>
+              </w:rPr>
+              <w:t>HW · SK hynix</w:t>
+            </w:r>
+          </w:p>
+        </w:tc>
+      </w:tr>
+      <w:tr>
+        <w:trPr>
+          <w:cantSplit/>
+        </w:trPr>
+        <w:tc>
+          <w:tcPr>
+            <w:tcW w:type="dxa" w:w="1928"/>
+            <w:tcMar>
+              <w:top w:w="70" w:type="dxa"/>
+              <w:left w:w="90" w:type="dxa"/>
+              <w:bottom w:w="70" w:type="dxa"/>
+              <w:right w:w="90" w:type="dxa"/>
+            </w:tcMar>
+          </w:tcPr>
+          <w:p>
+            <w:pPr>
+              <w:keepNext/>
+              <w:spacing w:after="0" w:line="276" w:lineRule="auto"/>
+            </w:pPr>
+            <w:r>
+              <w:rPr>
+                <w:rFonts w:ascii="맑은 고딕" w:hAnsi="맑은 고딕" w:eastAsia="맑은 고딕" w:cs="맑은 고딕"/>
+                <w:b w:val="0"/>
+                <w:sz w:val="17"/>
+              </w:rPr>
+              <w:t>원 논문</w:t>
+            </w:r>
+          </w:p>
+        </w:tc>
+        <w:tc>
+          <w:tcPr>
+            <w:tcW w:type="dxa" w:w="3572"/>
+            <w:tcMar>
+              <w:top w:w="70" w:type="dxa"/>
+              <w:left w:w="90" w:type="dxa"/>
+              <w:bottom w:w="70" w:type="dxa"/>
+              <w:right w:w="90" w:type="dxa"/>
+            </w:tcMar>
+          </w:tcPr>
+          <w:p>
+            <w:pPr>
+              <w:keepNext/>
+              <w:spacing w:after="0" w:line="276" w:lineRule="auto"/>
+            </w:pPr>
+            <w:r>
+              <w:rPr>
+                <w:rFonts w:ascii="맑은 고딕" w:hAnsi="맑은 고딕" w:eastAsia="맑은 고딕" w:cs="맑은 고딕"/>
+                <w:b w:val="0"/>
+                <w:sz w:val="17"/>
+              </w:rPr>
+              <w:t>arXiv 2504.19874</w:t>
+            </w:r>
+          </w:p>
+        </w:tc>
+        <w:tc>
+          <w:tcPr>
+            <w:tcW w:type="dxa" w:w="3572"/>
+            <w:tcMar>
+              <w:top w:w="70" w:type="dxa"/>
+              <w:left w:w="90" w:type="dxa"/>
+              <w:bottom w:w="70" w:type="dxa"/>
+              <w:right w:w="90" w:type="dxa"/>
+            </w:tcMar>
+          </w:tcPr>
+          <w:p>
+            <w:pPr>
+              <w:keepNext/>
+              <w:spacing w:after="0" w:line="276" w:lineRule="auto"/>
+            </w:pPr>
+            <w:r>
+              <w:rPr>
+                <w:rFonts w:ascii="맑은 고딕" w:hAnsi="맑은 고딕" w:eastAsia="맑은 고딕" w:cs="맑은 고딕"/>
+                <w:b w:val="0"/>
+                <w:sz w:val="17"/>
+              </w:rPr>
+              <w:t>arXiv 2606.12556</w:t>
+            </w:r>
+          </w:p>
+        </w:tc>
+      </w:tr>
+      <w:tr>
+        <w:trPr>
+          <w:cantSplit/>
+        </w:trPr>
+        <w:tc>
+          <w:tcPr>
+            <w:tcW w:type="dxa" w:w="1928"/>
+            <w:tcMar>
+              <w:top w:w="70" w:type="dxa"/>
+              <w:left w:w="90" w:type="dxa"/>
+              <w:bottom w:w="70" w:type="dxa"/>
+              <w:right w:w="90" w:type="dxa"/>
+            </w:tcMar>
+          </w:tcPr>
+          <w:p>
+            <w:pPr>
+              <w:spacing w:after="0" w:line="276" w:lineRule="auto"/>
+            </w:pPr>
+            <w:r>
+              <w:rPr>
+                <w:rFonts w:ascii="맑은 고딕" w:hAnsi="맑은 고딕" w:eastAsia="맑은 고딕" w:cs="맑은 고딕"/>
+                <w:b w:val="0"/>
+                <w:sz w:val="17"/>
+              </w:rPr>
+              <w:t>보고된 성능 근거</w:t>
+            </w:r>
+          </w:p>
+        </w:tc>
+        <w:tc>
+          <w:tcPr>
+            <w:tcW w:type="dxa" w:w="3572"/>
+            <w:tcMar>
+              <w:top w:w="70" w:type="dxa"/>
+              <w:left w:w="90" w:type="dxa"/>
+              <w:bottom w:w="70" w:type="dxa"/>
+              <w:right w:w="90" w:type="dxa"/>
+            </w:tcMar>
+          </w:tcPr>
+          <w:p>
+            <w:pPr>
+              <w:spacing w:after="0" w:line="276" w:lineRule="auto"/>
+            </w:pPr>
+            <w:r>
+              <w:rPr>
+                <w:rFonts w:ascii="맑은 고딕" w:hAnsi="맑은 고딕" w:eastAsia="맑은 고딕" w:cs="맑은 고딕"/>
+                <w:b w:val="0"/>
+                <w:sz w:val="17"/>
+              </w:rPr>
+              <w:t>[1, p.1]</w:t>
+            </w:r>
+          </w:p>
+        </w:tc>
+        <w:tc>
+          <w:tcPr>
+            <w:tcW w:type="dxa" w:w="3572"/>
+            <w:tcMar>
+              <w:top w:w="70" w:type="dxa"/>
+              <w:left w:w="90" w:type="dxa"/>
+              <w:bottom w:w="70" w:type="dxa"/>
+              <w:right w:w="90" w:type="dxa"/>
+            </w:tcMar>
+          </w:tcPr>
+          <w:p>
+            <w:pPr>
+              <w:spacing w:after="0" w:line="276" w:lineRule="auto"/>
+            </w:pPr>
+            <w:r>
+              <w:rPr>
+                <w:rFonts w:ascii="맑은 고딕" w:hAnsi="맑은 고딕" w:eastAsia="맑은 고딕" w:cs="맑은 고딕"/>
+                <w:b w:val="0"/>
+                <w:sz w:val="17"/>
+              </w:rPr>
+              <w:t>[2, p.1·2]</w:t>
+            </w:r>
+          </w:p>
+        </w:tc>
+      </w:tr>
+    </w:tbl>
+    <w:p>
+      <w:pPr>
+        <w:spacing w:after="80" w:line="324" w:lineRule="auto"/>
+      </w:pPr>
     </w:p>
     <w:p>
       <w:pPr>
@@ -2147,7 +5143,7 @@
           <w:b w:val="0"/>
           <w:sz w:val="20"/>
         </w:rPr>
-        <w:t>기준마다 1~5점 인식 점수(공개 자료에 나타난 평가의 방향, 기술 품질 아님)를 C.6 Rubric 근거 조건으로 매긴다. 기술 고유 근거만 세고 같은 원 출처 계열은 하나로 센다. 근거 1계열 이하 기준은 판단 보류, 빠진 가중치가 50%를 넘으면 관점 전체를 판단 보류로 한다.</w:t>
+        <w:t>기준마다 1점(부정적 평가가 많음)~5점(긍정적 평가가 많음)의 인식 점수를 설계서 C.6 Rubric의 근거 조건으로 매긴다. 점수는 기술의 품질이 아니라 공개 자료에 나타난 평가의 방향이다. 해당 기술 고유 근거만 세고 같은 원 출처 계열은 하나로 센다. 근거가 1계열 이하인 기준은 판단 보류로 두고 계산에서 빼며, 빠진 가중치가 50%를 넘으면 관점 전체를 판단 보류로 한다. 가중치는 시장성 25/30/30/15, 이해관계자 집단별 25, 도메인 W1·W2 각 50(항목별 20)이다.</w:t>
       </w:r>
     </w:p>
     <w:p>
@@ -2383,7 +5379,7 @@
                 <w:b w:val="0"/>
                 <w:sz w:val="17"/>
               </w:rPr>
-              <w:t>4–5</w:t>
+              <w:t>4–6</w:t>
             </w:r>
           </w:p>
         </w:tc>
@@ -2433,7 +5429,7 @@
                 <w:b w:val="0"/>
                 <w:sz w:val="17"/>
               </w:rPr>
-              <w:t>[1, p.15·16·19; 6; 4; 7; 8; 9]</w:t>
+              <w:t>[1, p.15·16·19; 7; 8; 9; 10; 11; 12; 13; 14; 15]</w:t>
             </w:r>
           </w:p>
         </w:tc>
@@ -2458,7 +5454,7 @@
                 <w:b w:val="0"/>
                 <w:sz w:val="17"/>
               </w:rPr>
-              <w:t>[3; 10; 5]</w:t>
+              <w:t>[3; 16; 5; 17; 4]</w:t>
             </w:r>
           </w:p>
         </w:tc>
@@ -2511,7 +5507,7 @@
                 <w:b w:val="0"/>
                 <w:sz w:val="17"/>
               </w:rPr>
-              <w:t>4–5</w:t>
+              <w:t>5–6</w:t>
             </w:r>
           </w:p>
         </w:tc>
@@ -2535,7 +5531,7 @@
                 <w:b w:val="0"/>
                 <w:sz w:val="17"/>
               </w:rPr>
-              <w:t>낮음</w:t>
+              <w:t>보통</w:t>
             </w:r>
           </w:p>
         </w:tc>
@@ -2583,7 +5579,7 @@
                 <w:b w:val="0"/>
                 <w:sz w:val="17"/>
               </w:rPr>
-              <w:t>[2, p.2]</w:t>
+              <w:t>[2, p.8·10; 6]</w:t>
             </w:r>
           </w:p>
         </w:tc>
@@ -2604,7 +5600,7 @@
           <w:b w:val="0"/>
           <w:sz w:val="20"/>
         </w:rPr>
-        <w:t>TRL은 공개 정보로 추정한 범위이다. 하한은 공개 근거로 확인된 가장 높은 단계, 상한은 발표·계획 같은 부분 신호로 보이는 단계이며, 양쪽 모두 개발사 외 독립 근거가 있으면 신뢰도 높음, 한쪽만 있으면 보통, 개발사 자료뿐이면 낮음이다(설계서 C.4). TurboQuant은 NVIDIA A100 GPU에서 이론과 실험적 검증이 이루어지고 GitHub에 오픈소스 구현이 있어 실험실 환경 부품 검증 단계에 해당하며, 커뮤니티 구현을 통한 vLLM 통합과 4xH100 클러스터에서 실제 워크로드 검증 사례가 있어 유사 환경 통합 검증 단계 가능성이 보인다[1, p.15; 4; 3; 5]. 다만 공식 Google 구현은 2026년 2분기 이후 공개 예정으로 완전한 시제품 시연이나 고객사 적용 사례는 아직 공개되지 않았다. ITME는 FPGA 프로토타입과 실제 GPU 및 CXL 하이브리드 메모리 서버를 이용한 실험실 환경에서 기능 검증과 성능 가능성을 평가하였으며, LLM 추론에 적용하는 구체적 목표와 데이터 배치 전략이 논문에서 제시되어 유사 환경 통합 검증 가능성을 시사한다[2, p.2·8·10].</w:t>
+        <w:t>TRL은 공개 정보로 추정한 범위이다. 하한은 공개 근거로 확인된 가장 높은 단계, 상한은 발표·계획 같은 부분 신호로 보이는 단계이며, 양쪽 모두 개발사 외 독립 근거가 있으면 신뢰도 높음, 한쪽만 있으면 보통, 개발사 자료뿐이면 낮음이다(설계서 C.4). TurboQuant은 NVIDIA A100 GPU 기반 실험과 긴 문맥 검색 벤치마크를 통해 TRL 4~6 범위에서 실험실 환경 검증이 이루어졌으며, 커뮤니티 구현이 vLLM과 통합되어 실제 워크로드에서 성능 개선을 보이고 있다. 다만 Google 공식 구현은 아직 공개되지 않아 완전한 생산 준비성은 확인되지 않았다[1, p.15·16·19; 3; 4; 5]. ITME는 Dell 서버와 CXL-하이브리드 메모리 환경에서 FPGA 프로토타입을 통한 실환경 검증으로 TRL 5~6 단계로 평가되며, SK hynix의 NAND 제품 개발 계획은 시제품 시연 가능성을 보여주나 실제 시제품 시연이나 고객사 적용에 대한 공개 정보는 부족하다[2, p.8·10; 6].</w:t>
       </w:r>
     </w:p>
     <w:p>
@@ -2782,7 +5778,7 @@
                 <w:b w:val="0"/>
                 <w:sz w:val="17"/>
               </w:rPr>
-              <w:t>4.00 [11; 12; 13]</w:t>
+              <w:t>4.00 [18; 19; 20]</w:t>
             </w:r>
           </w:p>
         </w:tc>
@@ -2862,7 +5858,7 @@
                 <w:b w:val="0"/>
                 <w:sz w:val="17"/>
               </w:rPr>
-              <w:t>4.00 [14; 15; 16]</w:t>
+              <w:t>4.00 [8; 21; 22; 23]</w:t>
             </w:r>
           </w:p>
         </w:tc>
@@ -2942,7 +5938,7 @@
                 <w:b w:val="0"/>
                 <w:sz w:val="17"/>
               </w:rPr>
-              <w:t>5.00 [1, p.16·18]</w:t>
+              <w:t>5.00 [24; 21]</w:t>
             </w:r>
           </w:p>
         </w:tc>
@@ -2967,7 +5963,7 @@
                 <w:b w:val="0"/>
                 <w:sz w:val="17"/>
               </w:rPr>
-              <w:t>판단 보류 [17]</w:t>
+              <w:t>판단 보류 [25]</w:t>
             </w:r>
           </w:p>
         </w:tc>
@@ -3022,7 +6018,7 @@
                 <w:b w:val="0"/>
                 <w:sz w:val="17"/>
               </w:rPr>
-              <w:t>판단 보류 [16]</w:t>
+              <w:t>5.00 [26; 27]</w:t>
             </w:r>
           </w:p>
         </w:tc>
@@ -3102,7 +6098,7 @@
                 <w:color w:val="161A58"/>
                 <w:sz w:val="17"/>
               </w:rPr>
-              <w:t>4.35</w:t>
+              <w:t>4.45</w:t>
             </w:r>
           </w:p>
         </w:tc>
@@ -3148,7 +6144,7 @@
           <w:b w:val="0"/>
           <w:sz w:val="20"/>
         </w:rPr>
-        <w:t>TurboQuant은 KV 캐시 메모리를 6배 이상 압축하고 정확도 손실 없이 속도 향상을 달성하여 AI 추론 비용 절감과 새로운 사용 사례 가능성을 제시하며, 오픈소스 구현과 기존 추론 스택 통합 가능성에 대한 논의가 활발하다[16; 12; 15; 5]. 다만 공식 제품 및 코드 발표가 부족하고 일부 모델에만 적용 가능하다는 제한점이 있다. ITME는 LLM 데이터 유형에 따른 계층적 메모리 관리와 PCIe Gen5 인터페이스를 활용한 고대역폭 KV 캐시 교체, CXL 하이브리드 메모리 기반 다중 턴 추론 성능 개선을 시연하여 시장 수요와 성장 가능성을 시사한다[2, p.2; 17].</w:t>
+        <w:t>TurboQuant은 KV 캐시 메모리 사용량을 최대 6배까지 줄이면서 정확도 손실이 거의 없다는 긍정적 평가가 다수 보고되었고, vLLM, llama.cpp 등 주요 오픈소스 추론 엔진에 통합되어 초기 검증이 진행 중이다[18; 8; 21; 28; 29]. 다만 일부 평가에서는 KV 캐시만 줄이며 전체 메모리 감소로 직결되지 않고 기존 방법 대비 성능이 떨어진다는 의견도 있어 수요가 불확실하다[20]. ITME는 대규모 추론 지원과 성능 향상 근거가 클라우드·데이터센터 사업자 집단에서 보고되었으나, 도입 비용 구조에 관한 근거가 부족해 시장성 판단은 보류된다[30; 31].</w:t>
       </w:r>
     </w:p>
     <w:p>
@@ -3326,7 +6322,7 @@
                 <w:b w:val="0"/>
                 <w:sz w:val="17"/>
               </w:rPr>
-              <w:t>지지(5) [18; 19; 16]</w:t>
+              <w:t>지지(5) [18; 28; 32]</w:t>
             </w:r>
           </w:p>
         </w:tc>
@@ -3351,7 +6347,7 @@
                 <w:b w:val="0"/>
                 <w:sz w:val="17"/>
               </w:rPr>
-              <w:t>지지(5) [20; 21; 22]</w:t>
+              <w:t>지지(5) [30; 31; 33]</w:t>
             </w:r>
           </w:p>
         </w:tc>
@@ -3406,7 +6402,7 @@
                 <w:b w:val="0"/>
                 <w:sz w:val="17"/>
               </w:rPr>
-              <w:t>판단 보류</w:t>
+              <w:t>지지(5) [34]</w:t>
             </w:r>
           </w:p>
         </w:tc>
@@ -3431,7 +6427,7 @@
                 <w:b w:val="0"/>
                 <w:sz w:val="17"/>
               </w:rPr>
-              <w:t>지지(5) [23; 24; 25]</w:t>
+              <w:t>중립·혼재(3) [35; 36]</w:t>
             </w:r>
           </w:p>
         </w:tc>
@@ -3486,7 +6482,7 @@
                 <w:b w:val="0"/>
                 <w:sz w:val="17"/>
               </w:rPr>
-              <w:t>지지(5) [26; 27; 28]</w:t>
+              <w:t>지지(5) [37; 38; 29]</w:t>
             </w:r>
           </w:p>
         </w:tc>
@@ -3511,7 +6507,7 @@
                 <w:b w:val="0"/>
                 <w:sz w:val="17"/>
               </w:rPr>
-              <w:t>지지(5) [29; 30; 31]</w:t>
+              <w:t>지지(5) [39; 40; 41]</w:t>
             </w:r>
           </w:p>
         </w:tc>
@@ -3566,7 +6562,7 @@
                 <w:b w:val="0"/>
                 <w:sz w:val="17"/>
               </w:rPr>
-              <w:t>지지(5) [32; 33; 34]</w:t>
+              <w:t>지지(5) [42; 19; 43]</w:t>
             </w:r>
           </w:p>
         </w:tc>
@@ -3591,7 +6587,7 @@
                 <w:b w:val="0"/>
                 <w:sz w:val="17"/>
               </w:rPr>
-              <w:t>지지(5) [35; 36; 37]</w:t>
+              <w:t>지지(5) [44; 45; 22]</w:t>
             </w:r>
           </w:p>
         </w:tc>
@@ -3671,7 +6667,7 @@
                 <w:color w:val="161A58"/>
                 <w:sz w:val="17"/>
               </w:rPr>
-              <w:t>5.00</w:t>
+              <w:t>4.50</w:t>
             </w:r>
           </w:p>
         </w:tc>
@@ -3692,7 +6688,7 @@
           <w:b w:val="0"/>
           <w:sz w:val="20"/>
         </w:rPr>
-        <w:t>개발사(TurboQuant는 Google, ITME는 SK hynix)의 발언과 보도자료는 점수에서 제외하고 참고로만 인용했다. TurboQuant은 클라우드·데이터센터 사업자, 개발자 커뮤니티, 투자·분석·언론 집단에서 KV 캐시 압축과 속도 향상, 정확도 유지 측면에서 긍정적 평가가 다수 존재하며 우려 근거는 발견되지 않았다[18; 26; 32]. 다만 GPU·메모리 벤더 집단에 대한 근거는 없어 평가가 제한적이다. ITME는 클라우드 사업자와 투자자 그룹에서 기술과 시장성에 대한 신뢰가 높고, GPU·메모리 벤더 및 개발자 커뮤니티에서도 긍정적 평가가 우세하나 일부 우려 근거도 존재한다[20; 35; 38].</w:t>
+        <w:t>개발사(TurboQuant는 Google, ITME는 SK hynix)의 발언과 보도자료는 점수에서 제외하고 참고로만 인용했다. TurboQuant은 클라우드·데이터센터 사업자, GPU·메모리 벤더, 개발자 커뮤니티, 투자·분석·언론 집단에서 GPU 메모리 비용 절감과 동시성 향상, 정확도 유지 등의 긍정적 평가를 받으나, 일부에서는 연구 단계에 머물러 있고 실제 채택 사례가 부족하다는 우려도 있다[28; 34; 37; 19; 46]. ITME는 클라우드·데이터센터 사업자 집단에서 대규모 추론 지원과 성능 향상 근거로 강한 지지를 받았으나, GPU·메모리 벤더와 투자·분석·언론 집단에서는 긍정적 평가와 함께 일부 우려가 공존하며, 개발자 커뮤니티는 기술 중요성을 인정하면서도 메모리 풋프린트 문제를 지적하였다[30; 31; 36; 35; 47; 39; 48].</w:t>
       </w:r>
     </w:p>
     <w:p>
@@ -3928,7 +6924,7 @@
                 <w:b w:val="0"/>
                 <w:sz w:val="17"/>
               </w:rPr>
-              <w:t>5.00 [6; 39]</w:t>
+              <w:t>5.00 [49; 50]</w:t>
             </w:r>
           </w:p>
         </w:tc>
@@ -3953,7 +6949,7 @@
                 <w:b w:val="0"/>
                 <w:sz w:val="17"/>
               </w:rPr>
-              <w:t>5.00 [40; 41]</w:t>
+              <w:t>5.00 [49; 51]</w:t>
             </w:r>
           </w:p>
         </w:tc>
@@ -4058,7 +7054,7 @@
                 <w:b w:val="0"/>
                 <w:sz w:val="17"/>
               </w:rPr>
-              <w:t>5.00 [6; 42]</w:t>
+              <w:t>5.00 [24; 51]</w:t>
             </w:r>
           </w:p>
         </w:tc>
@@ -4083,7 +7079,7 @@
                 <w:b w:val="0"/>
                 <w:sz w:val="17"/>
               </w:rPr>
-              <w:t>4.00 [40; 41]</w:t>
+              <w:t>4.00 [24; 51]</w:t>
             </w:r>
           </w:p>
         </w:tc>
@@ -4188,7 +7184,7 @@
                 <w:b w:val="0"/>
                 <w:sz w:val="17"/>
               </w:rPr>
-              <w:t>5.00 [39; 28]</w:t>
+              <w:t>5.00 [50; 52]</w:t>
             </w:r>
           </w:p>
         </w:tc>
@@ -4213,7 +7209,7 @@
                 <w:b w:val="0"/>
                 <w:sz w:val="17"/>
               </w:rPr>
-              <w:t>4.00 [40; 41]</w:t>
+              <w:t>4.00 [52; 53]</w:t>
             </w:r>
           </w:p>
         </w:tc>
@@ -4238,7 +7234,7 @@
                 <w:b w:val="0"/>
                 <w:sz w:val="17"/>
               </w:rPr>
-              <w:t>판단 보류 [17]</w:t>
+              <w:t>판단 보류 [25]</w:t>
             </w:r>
           </w:p>
         </w:tc>
@@ -4263,7 +7259,7 @@
                 <w:b w:val="0"/>
                 <w:sz w:val="17"/>
               </w:rPr>
-              <w:t>판단 보류 [17]</w:t>
+              <w:t>판단 보류 [25]</w:t>
             </w:r>
           </w:p>
         </w:tc>
@@ -4318,7 +7314,7 @@
                 <w:b w:val="0"/>
                 <w:sz w:val="17"/>
               </w:rPr>
-              <w:t>5.00 [1, p.18; 42]</w:t>
+              <w:t>5.00 [1, p.18; 49]</w:t>
             </w:r>
           </w:p>
         </w:tc>
@@ -4343,7 +7339,7 @@
                 <w:b w:val="0"/>
                 <w:sz w:val="17"/>
               </w:rPr>
-              <w:t>5.00 [1, p.18; 43]</w:t>
+              <w:t>5.00 [49; 24]</w:t>
             </w:r>
           </w:p>
         </w:tc>
@@ -4448,7 +7444,7 @@
                 <w:b w:val="0"/>
                 <w:sz w:val="17"/>
               </w:rPr>
-              <w:t>5.00 [44; 45]</w:t>
+              <w:t>5.00 [54; 55]</w:t>
             </w:r>
           </w:p>
         </w:tc>
@@ -4473,7 +7469,7 @@
                 <w:b w:val="0"/>
                 <w:sz w:val="17"/>
               </w:rPr>
-              <w:t>판단 보류 [9]</w:t>
+              <w:t>판단 보류 [55]</w:t>
             </w:r>
           </w:p>
         </w:tc>
@@ -4656,114 +7652,7 @@
           <w:b w:val="0"/>
           <w:sz w:val="20"/>
         </w:rPr>
-        <w:t>워크로드별 평균: TurboQuant W1 5.00, W2 4.50; ITME W1 판단 보류, W2 판단 보류. 가중 평균 행은 기술별 W1·W2 합산값이다(W1 열에 표기). TurboQuant은 KV 캐시를 3비트 수준으로 압축하여 5~6배 메모리 절감과 최대 8배 어텐션 속도 향상을 달성하며, 다양한 LLM과 데이터셋에서 정확도 손실 없이 적용되었다[6; 1, p.18; 42; 46]. Triton 커널로 구현되어 vLLM과 통합되었고 RTX 3090 및 5090 GPU에서 검증되었다[9]. 다만 BF16 및 FP8 대비 처리량과 지연에서 일부 부정적 평가가 존재하며, 대규모 실서비스 적용 사례는 부족하다[40; 47].</w:t>
-      </w:r>
-    </w:p>
-    <w:p>
-      <w:pPr>
-        <w:pStyle w:val="Heading2"/>
-        <w:keepNext/>
-      </w:pPr>
-      <w:r>
-        <w:rPr>
-          <w:rFonts w:ascii="맑은 고딕" w:hAnsi="맑은 고딕" w:eastAsia="맑은 고딕" w:cs="맑은 고딕"/>
-          <w:b/>
-          <w:color w:val="161A58"/>
-          <w:sz w:val="25"/>
-        </w:rPr>
-        <w:t>4.5 추가 관점(Orchestrator 동적 계획, 점수 없음)</w:t>
-      </w:r>
-    </w:p>
-    <w:p>
-      <w:pPr>
-        <w:spacing w:after="40" w:line="312" w:lineRule="auto"/>
-        <w:ind w:left="312" w:hanging="227"/>
-      </w:pPr>
-      <w:r>
-        <w:rPr>
-          <w:rFonts w:ascii="맑은 고딕" w:hAnsi="맑은 고딕" w:eastAsia="맑은 고딕" w:cs="맑은 고딕"/>
-          <w:b/>
-          <w:color w:val="7F4ACB"/>
-          <w:sz w:val="20"/>
-        </w:rPr>
-        <w:t xml:space="preserve">• </w:t>
-      </w:r>
-      <w:r>
-        <w:rPr>
-          <w:rFonts w:ascii="맑은 고딕" w:hAnsi="맑은 고딕" w:eastAsia="맑은 고딕" w:cs="맑은 고딕"/>
-          <w:b w:val="0"/>
-          <w:sz w:val="20"/>
-        </w:rPr>
-        <w:t>T05 regulation and compliance · TurboQuant: TurboQuant는 기술 관련 규제, 표준, 컴플라이언스 요구사항에 대한 직접적인 언급은 없으나, KV 캐시 메모리 압축을 통해 GPU 메모리 사용량을 크게 줄여 장기 컨텍스트 처리 및 멀티세션 운영에서 효율성을 높임으로써 규제 환경에서 요구되는 대규모 데이터 처리와 컴플라이언스 준수에 기여할 가능성이 있다 [15; 48].</w:t>
-      </w:r>
-    </w:p>
-    <w:p>
-      <w:pPr>
-        <w:spacing w:after="40" w:line="312" w:lineRule="auto"/>
-        <w:ind w:left="312" w:hanging="227"/>
-      </w:pPr>
-      <w:r>
-        <w:rPr>
-          <w:rFonts w:ascii="맑은 고딕" w:hAnsi="맑은 고딕" w:eastAsia="맑은 고딕" w:cs="맑은 고딕"/>
-          <w:b/>
-          <w:color w:val="7F4ACB"/>
-          <w:sz w:val="20"/>
-        </w:rPr>
-        <w:t xml:space="preserve">• </w:t>
-      </w:r>
-      <w:r>
-        <w:rPr>
-          <w:rFonts w:ascii="맑은 고딕" w:hAnsi="맑은 고딕" w:eastAsia="맑은 고딕" w:cs="맑은 고딕"/>
-          <w:b w:val="0"/>
-          <w:sz w:val="20"/>
-        </w:rPr>
-        <w:t>T05 regulation and compliance · ITME: SK hynix는 반도체 공급망에서 공정 거래 관행을 확립하기 위해 모든 관련 법률과 규정을 자발적으로 준수하며, 반도체 산업 특성에 맞는 규제도 포함하여 다양한 관할권의 법률과 국제 프로토콜을 이해하고 있다 [49].</w:t>
-      </w:r>
-    </w:p>
-    <w:p>
-      <w:pPr>
-        <w:spacing w:after="40" w:line="312" w:lineRule="auto"/>
-        <w:ind w:left="312" w:hanging="227"/>
-      </w:pPr>
-      <w:r>
-        <w:rPr>
-          <w:rFonts w:ascii="맑은 고딕" w:hAnsi="맑은 고딕" w:eastAsia="맑은 고딕" w:cs="맑은 고딕"/>
-          <w:b/>
-          <w:color w:val="7F4ACB"/>
-          <w:sz w:val="20"/>
-        </w:rPr>
-        <w:t xml:space="preserve">• </w:t>
-      </w:r>
-      <w:r>
-        <w:rPr>
-          <w:rFonts w:ascii="맑은 고딕" w:hAnsi="맑은 고딕" w:eastAsia="맑은 고딕" w:cs="맑은 고딕"/>
-          <w:b w:val="0"/>
-          <w:sz w:val="20"/>
-        </w:rPr>
-        <w:t>T06 competition and ecosystem · TurboQuant: TurboQuant은 KV 캐시 메모리 압축을 통해 GPU 메모리 사용량을 크게 줄여 LLM이 더 긴 대화와 더 큰 모델을 기존 인프라에서 지원할 수 있도록 한다[16; 27].</w:t>
-      </w:r>
-    </w:p>
-    <w:p>
-      <w:pPr>
-        <w:spacing w:after="40" w:line="312" w:lineRule="auto"/>
-        <w:ind w:left="312" w:hanging="227"/>
-      </w:pPr>
-      <w:r>
-        <w:rPr>
-          <w:rFonts w:ascii="맑은 고딕" w:hAnsi="맑은 고딕" w:eastAsia="맑은 고딕" w:cs="맑은 고딕"/>
-          <w:b/>
-          <w:color w:val="7F4ACB"/>
-          <w:sz w:val="20"/>
-        </w:rPr>
-        <w:t xml:space="preserve">• </w:t>
-      </w:r>
-      <w:r>
-        <w:rPr>
-          <w:rFonts w:ascii="맑은 고딕" w:hAnsi="맑은 고딕" w:eastAsia="맑은 고딕" w:cs="맑은 고딕"/>
-          <w:b w:val="0"/>
-          <w:sz w:val="20"/>
-        </w:rPr>
-        <w:t>T06 competition and ecosystem · ITME: SK hynix는 AI 메모리 시장에서 NAND를 단순 저장장치가 아닌 핵심 구성요소로 보고 고용량·고성능 NAND 제품을 확대하며, 고객 및 생태계 파트너와의 개방형 협력을 통해 AI 인프라 전반의 혁신을 가속화하고 있다 [50; 51].</w:t>
+        <w:t>워크로드별 평균: TurboQuant W1 5.00, W2 4.50; ITME W1 판단 보류, W2 판단 보류. 가중 평균 행은 기술별 W1·W2 합산값이다(W1 열에 표기). TurboQuant은 Llama-3.1-8B-Instruct, Ministral-7B-Instruct 등 모델을 대상으로 긴 문맥 시나리오에서 KV 캐시를 FP16에서 약 3비트로 압축하여 정확도 손실 없이 5~6배 메모리 절감과 최대 8배 속도 향상을 달성하였다[49; 24; 19; 29]. 다만 일부 환경에서는 지연 및 처리량 관련 부정적 근거가 있어 추가 검증이 필요하다[53]. ITME는 LLM 데이터 유형을 지연 민감도와 용량에 따라 분류하고, 다계층 메모리 구조와 소프트웨어 프리페칭으로 메모리 용량과 I/O 병목을 완화하여 처리량 개선을 달성하였다[25; 2, p.2]. 정확도 영향과 통합 난이도에 대한 근거는 부족하여 판단 보류된다.</w:t>
       </w:r>
     </w:p>
     <w:p>
@@ -5015,7 +7904,7 @@
                 <w:b w:val="0"/>
                 <w:sz w:val="17"/>
               </w:rPr>
-              <w:t>4–5</w:t>
+              <w:t>4–6</w:t>
             </w:r>
           </w:p>
         </w:tc>
@@ -5040,7 +7929,7 @@
                 <w:b w:val="0"/>
                 <w:sz w:val="17"/>
               </w:rPr>
-              <w:t>4.35</w:t>
+              <w:t>4.45</w:t>
             </w:r>
           </w:p>
         </w:tc>
@@ -5143,7 +8032,7 @@
                 <w:b w:val="0"/>
                 <w:sz w:val="17"/>
               </w:rPr>
-              <w:t>4–5</w:t>
+              <w:t>5–6</w:t>
             </w:r>
           </w:p>
         </w:tc>
@@ -5191,7 +8080,7 @@
                 <w:b w:val="0"/>
                 <w:sz w:val="17"/>
               </w:rPr>
-              <w:t>5.00</w:t>
+              <w:t>4.50</w:t>
             </w:r>
           </w:p>
         </w:tc>
@@ -5441,7 +8330,7 @@
                 <w:b w:val="0"/>
                 <w:sz w:val="17"/>
               </w:rPr>
-              <w:t>0.65</w:t>
+              <w:t>0.55</w:t>
             </w:r>
           </w:p>
         </w:tc>
@@ -5546,7 +8435,7 @@
                 <w:b w:val="0"/>
                 <w:sz w:val="17"/>
               </w:rPr>
-              <w:t>0.43</w:t>
+              <w:t>0.33</w:t>
             </w:r>
           </w:p>
         </w:tc>
@@ -5934,7 +8823,7 @@
                 <w:b w:val="0"/>
                 <w:sz w:val="17"/>
               </w:rPr>
-              <w:t>TurboQuant: TRL 4–5 (신뢰도 높음), 시장성 4.35 → 부분 괴리 (기대 선행); ITME: TRL 4–5 (신뢰도 낮음), 시장성 판단 보류 → 판단 보류 (C.5 격자, 코드 계산) [2, p.2·8·10; 1, p.15]</w:t>
+              <w:t>TurboQuant: TRL 4–6 (신뢰도 높음), 시장성 4.45 → 부분 괴리 (기대 선행); ITME: TRL 5–6 (신뢰도 보통), 시장성 판단 보류 → 판단 보류 (C.5 격자, 코드 계산) [2, p.8·10; 1, p.15·16]</w:t>
             </w:r>
           </w:p>
         </w:tc>
@@ -5989,7 +8878,7 @@
                 <w:b w:val="0"/>
                 <w:sz w:val="17"/>
               </w:rPr>
-              <w:t>부분 지지</w:t>
+              <w:t>기각</w:t>
             </w:r>
           </w:p>
         </w:tc>
@@ -6014,7 +8903,7 @@
                 <w:b w:val="0"/>
                 <w:sz w:val="17"/>
               </w:rPr>
-              <w:t>TurboQuant: 기술 언급 12건, 생태계·전략 언급 5건 → 기각; ITME: 기술 언급 15건, 생태계·전략 언급 20건 → 지지 (개발사 발언 제외, C.7 기준, 코드 계산) [20; 18; 23; 35]</w:t>
+              <w:t>TurboQuant: 기술 언급 14건, 생태계·전략 언급 7건 → 기각; ITME: 기술 언급 14건, 생태계·전략 언급 8건 → 기각 (개발사 발언 제외, C.7 기준, 코드 계산) [56; 30; 18; 42]</w:t>
             </w:r>
           </w:p>
         </w:tc>
@@ -6094,7 +8983,7 @@
                 <w:b w:val="0"/>
                 <w:sz w:val="17"/>
               </w:rPr>
-              <w:t>TurboQuant: W1 5.0, W2 4.5, 3점을 사이에 두고 갈리는 기준 없음 → 기각; ITME: W1·W2 점수를 낼 근거가 부족해 판단 보류 (평가 가능한 기술이 일부뿐이라 가설 전체는 판단 보류) (C.7 기준, 코드 계산) [2, p.2; 6; 39]</w:t>
+              <w:t>TurboQuant: W1 5.0, W2 4.5, 3점을 사이에 두고 갈리는 기준 없음 → 기각; ITME: W1·W2 점수를 낼 근거가 부족해 판단 보류 (평가 가능한 기술이 일부뿐이라 가설 전체는 판단 보류) (C.7 기준, 코드 계산) [2, p.2; 49; 24]</w:t>
             </w:r>
           </w:p>
         </w:tc>
@@ -6147,7 +9036,7 @@
                 <w:b w:val="0"/>
                 <w:sz w:val="17"/>
               </w:rPr>
-              <w:t>지지</w:t>
+              <w:t>부분 지지</w:t>
             </w:r>
           </w:p>
         </w:tc>
@@ -6171,7 +9060,7 @@
                 <w:b w:val="0"/>
                 <w:sz w:val="17"/>
               </w:rPr>
-              <w:t>근거 문장이 Judge 검사를 통과하지 못함 [26; 9; 52]</w:t>
+              <w:t>TurboQuant은 도입 주체별 근거가 있으나 함께 쓰는 사례 근거가 없고, ITME는 함께 쓰는 사례 근거가 있으나 도입 주체별 근거가 별도로 존재한다. 따라서 두 조건 중 하나만 충족되어 부분 지지로 판단한다. [57; 30; 58]</w:t>
             </w:r>
           </w:p>
         </w:tc>
@@ -6230,7 +9119,7 @@
           <w:b w:val="0"/>
           <w:sz w:val="20"/>
         </w:rPr>
-        <w:t>대규모 LLM 추론 워크로드에서 KV 캐시 메모리 압축과 속도 향상이 중요할 경우 TurboQuant의 6배 압축 및 8배 속도 향상 근거가 관련된다[16; 12; 53].</w:t>
+        <w:t>긴 문맥 처리와 다중 동시 요청이 중요한 워크로드에서는 TurboQuant의 3비트 KV 캐시 압축과 최대 8배 속도 향상 근거가 관련된다[49; 19; 29].</w:t>
       </w:r>
     </w:p>
     <w:p>
@@ -6253,7 +9142,7 @@
           <w:b w:val="0"/>
           <w:sz w:val="20"/>
         </w:rPr>
-        <w:t>기존 GPU 보유 여부가 높은 환경에서는 TurboQuant의 GPU 기반 오픈소스 구현과 vLLM 통합 사례가 적용 가능성을 시사한다[4; 3; 5].</w:t>
+        <w:t>기존 GPU 보유 여부가 중요한 도입 주체에서는 TurboQuant가 기존 서빙 엔진을 크게 수정하지 않고 드롭인 최적화가 가능하다는 점이 관련된다[54; 55].</w:t>
       </w:r>
     </w:p>
     <w:p>
@@ -6276,7 +9165,7 @@
           <w:b w:val="0"/>
           <w:sz w:val="20"/>
         </w:rPr>
-        <w:t>대규모 KV 캐시 풋프린트와 다중 턴 추론이 요구되는 환경에서는 ITME의 다계층 메모리 구조와 CXL 하이브리드 메모리 활용 근거가 관련된다[2, p.9; 17].</w:t>
+        <w:t>대규모 추론 지원과 메모리 용량 확장이 필요한 클라우드·데이터센터 사업자에서는 ITME의 다계층 메모리 구조와 FPGA 프로토타입 실환경 검증 근거가 관련된다[2, p.8·10; 30].</w:t>
       </w:r>
     </w:p>
     <w:p>
@@ -6299,7 +9188,764 @@
           <w:b w:val="0"/>
           <w:sz w:val="20"/>
         </w:rPr>
-        <w:t>클라우드 및 데이터센터 사업자 도입 주체에서는 TurboQuant과 ITME 모두 긍정적 평가 근거가 존재하나, GPU·메모리 벤더 집단 근거는 TurboQuant에 부족하고 ITME는 일부 존재한다[18; 20; 23].</w:t>
+        <w:t>고성능 서버 환경에서 메모리 I/O 병목 완화가 필요한 경우 ITME의 소프트웨어 프리페칭과 읽기 우선 스케줄링에 의한 처리량 개선 근거가 관련된다[25].</w:t>
+      </w:r>
+    </w:p>
+    <w:p>
+      <w:pPr>
+        <w:pStyle w:val="Heading2"/>
+        <w:keepNext/>
+      </w:pPr>
+      <w:r>
+        <w:rPr>
+          <w:rFonts w:ascii="맑은 고딕" w:hAnsi="맑은 고딕" w:eastAsia="맑은 고딕" w:cs="맑은 고딕"/>
+          <w:b/>
+          <w:color w:val="161A58"/>
+          <w:sz w:val="25"/>
+        </w:rPr>
+        <w:t>5.5 기준값 민감도 점검</w:t>
+      </w:r>
+    </w:p>
+    <w:tbl>
+      <w:tblPr>
+        <w:jc w:val="center"/>
+        <w:tblLook w:firstColumn="1" w:firstRow="1" w:lastColumn="0" w:lastRow="0" w:noHBand="0" w:noVBand="1" w:val="04A0"/>
+        <w:tblBorders>
+          <w:top w:val="single" w:color="161A58" w:sz="8"/>
+          <w:left w:val="none" w:color="FFFFFF" w:sz="0"/>
+          <w:bottom w:val="single" w:color="161A58" w:sz="8"/>
+          <w:right w:val="none" w:color="FFFFFF" w:sz="0"/>
+          <w:insideH w:val="single" w:color="D8DAE5" w:sz="2"/>
+          <w:insideV w:val="single" w:color="D8DAE5" w:sz="2"/>
+        </w:tblBorders>
+        <w:tblW w:w="9072" w:type="dxa"/>
+        <w:tblLayout w:type="fixed"/>
+      </w:tblPr>
+      <w:tblGrid>
+        <w:gridCol w:w="3969"/>
+        <w:gridCol w:w="5103"/>
+      </w:tblGrid>
+      <w:tr>
+        <w:trPr>
+          <w:cantSplit/>
+          <w:tblHeader w:val="true"/>
+        </w:trPr>
+        <w:tc>
+          <w:tcPr>
+            <w:tcW w:type="dxa" w:w="3969"/>
+            <w:tcMar>
+              <w:top w:w="70" w:type="dxa"/>
+              <w:left w:w="90" w:type="dxa"/>
+              <w:bottom w:w="70" w:type="dxa"/>
+              <w:right w:w="90" w:type="dxa"/>
+            </w:tcMar>
+            <w:shd w:val="clear" w:color="auto" w:fill="F2F3F8"/>
+          </w:tcPr>
+          <w:p>
+            <w:pPr>
+              <w:keepNext/>
+              <w:spacing w:after="0" w:line="276" w:lineRule="auto"/>
+              <w:jc w:val="center"/>
+            </w:pPr>
+            <w:r>
+              <w:rPr>
+                <w:rFonts w:ascii="맑은 고딕" w:hAnsi="맑은 고딕" w:eastAsia="맑은 고딕" w:cs="맑은 고딕"/>
+                <w:b/>
+                <w:color w:val="161A58"/>
+                <w:sz w:val="17"/>
+              </w:rPr>
+              <w:t>바꾼 기준(±0.5)</w:t>
+            </w:r>
+          </w:p>
+        </w:tc>
+        <w:tc>
+          <w:tcPr>
+            <w:tcW w:type="dxa" w:w="5102"/>
+            <w:tcMar>
+              <w:top w:w="70" w:type="dxa"/>
+              <w:left w:w="90" w:type="dxa"/>
+              <w:bottom w:w="70" w:type="dxa"/>
+              <w:right w:w="90" w:type="dxa"/>
+            </w:tcMar>
+            <w:shd w:val="clear" w:color="auto" w:fill="F2F3F8"/>
+          </w:tcPr>
+          <w:p>
+            <w:pPr>
+              <w:keepNext/>
+              <w:spacing w:after="0" w:line="276" w:lineRule="auto"/>
+              <w:jc w:val="center"/>
+            </w:pPr>
+            <w:r>
+              <w:rPr>
+                <w:rFonts w:ascii="맑은 고딕" w:hAnsi="맑은 고딕" w:eastAsia="맑은 고딕" w:cs="맑은 고딕"/>
+                <w:b/>
+                <w:color w:val="161A58"/>
+                <w:sz w:val="17"/>
+              </w:rPr>
+              <w:t>판정이 바뀐 칸</w:t>
+            </w:r>
+          </w:p>
+        </w:tc>
+      </w:tr>
+      <w:tr>
+        <w:trPr>
+          <w:cantSplit/>
+        </w:trPr>
+        <w:tc>
+          <w:tcPr>
+            <w:tcW w:type="dxa" w:w="3969"/>
+            <w:tcMar>
+              <w:top w:w="70" w:type="dxa"/>
+              <w:left w:w="90" w:type="dxa"/>
+              <w:bottom w:w="70" w:type="dxa"/>
+              <w:right w:w="90" w:type="dxa"/>
+            </w:tcMar>
+          </w:tcPr>
+          <w:p>
+            <w:pPr>
+              <w:keepNext/>
+              <w:spacing w:after="0" w:line="276" w:lineRule="auto"/>
+            </w:pPr>
+            <w:r>
+              <w:rPr>
+                <w:rFonts w:ascii="맑은 고딕" w:hAnsi="맑은 고딕" w:eastAsia="맑은 고딕" w:cs="맑은 고딕"/>
+                <w:b w:val="0"/>
+                <w:sz w:val="17"/>
+              </w:rPr>
+              <w:t>상충 기준 2.0→2.5</w:t>
+            </w:r>
+          </w:p>
+        </w:tc>
+        <w:tc>
+          <w:tcPr>
+            <w:tcW w:type="dxa" w:w="5102"/>
+            <w:tcMar>
+              <w:top w:w="70" w:type="dxa"/>
+              <w:left w:w="90" w:type="dxa"/>
+              <w:bottom w:w="70" w:type="dxa"/>
+              <w:right w:w="90" w:type="dxa"/>
+            </w:tcMar>
+          </w:tcPr>
+          <w:p>
+            <w:pPr>
+              <w:keepNext/>
+              <w:spacing w:after="0" w:line="276" w:lineRule="auto"/>
+            </w:pPr>
+            <w:r>
+              <w:rPr>
+                <w:rFonts w:ascii="맑은 고딕" w:hAnsi="맑은 고딕" w:eastAsia="맑은 고딕" w:cs="맑은 고딕"/>
+                <w:b w:val="0"/>
+                <w:sz w:val="17"/>
+              </w:rPr>
+              <w:t>0 / 3칸</w:t>
+            </w:r>
+          </w:p>
+        </w:tc>
+      </w:tr>
+      <w:tr>
+        <w:trPr>
+          <w:cantSplit/>
+        </w:trPr>
+        <w:tc>
+          <w:tcPr>
+            <w:tcW w:type="dxa" w:w="3969"/>
+            <w:tcMar>
+              <w:top w:w="70" w:type="dxa"/>
+              <w:left w:w="90" w:type="dxa"/>
+              <w:bottom w:w="70" w:type="dxa"/>
+              <w:right w:w="90" w:type="dxa"/>
+            </w:tcMar>
+          </w:tcPr>
+          <w:p>
+            <w:pPr>
+              <w:keepNext/>
+              <w:spacing w:after="0" w:line="276" w:lineRule="auto"/>
+            </w:pPr>
+            <w:r>
+              <w:rPr>
+                <w:rFonts w:ascii="맑은 고딕" w:hAnsi="맑은 고딕" w:eastAsia="맑은 고딕" w:cs="맑은 고딕"/>
+                <w:b w:val="0"/>
+                <w:sz w:val="17"/>
+              </w:rPr>
+              <w:t>상충 기준 2.0→1.5</w:t>
+            </w:r>
+          </w:p>
+        </w:tc>
+        <w:tc>
+          <w:tcPr>
+            <w:tcW w:type="dxa" w:w="5102"/>
+            <w:tcMar>
+              <w:top w:w="70" w:type="dxa"/>
+              <w:left w:w="90" w:type="dxa"/>
+              <w:bottom w:w="70" w:type="dxa"/>
+              <w:right w:w="90" w:type="dxa"/>
+            </w:tcMar>
+          </w:tcPr>
+          <w:p>
+            <w:pPr>
+              <w:keepNext/>
+              <w:spacing w:after="0" w:line="276" w:lineRule="auto"/>
+            </w:pPr>
+            <w:r>
+              <w:rPr>
+                <w:rFonts w:ascii="맑은 고딕" w:hAnsi="맑은 고딕" w:eastAsia="맑은 고딕" w:cs="맑은 고딕"/>
+                <w:b w:val="0"/>
+                <w:sz w:val="17"/>
+              </w:rPr>
+              <w:t>0 / 3칸</w:t>
+            </w:r>
+          </w:p>
+        </w:tc>
+      </w:tr>
+      <w:tr>
+        <w:trPr>
+          <w:cantSplit/>
+        </w:trPr>
+        <w:tc>
+          <w:tcPr>
+            <w:tcW w:type="dxa" w:w="3969"/>
+            <w:tcMar>
+              <w:top w:w="70" w:type="dxa"/>
+              <w:left w:w="90" w:type="dxa"/>
+              <w:bottom w:w="70" w:type="dxa"/>
+              <w:right w:w="90" w:type="dxa"/>
+            </w:tcMar>
+          </w:tcPr>
+          <w:p>
+            <w:pPr>
+              <w:keepNext/>
+              <w:spacing w:after="0" w:line="276" w:lineRule="auto"/>
+            </w:pPr>
+            <w:r>
+              <w:rPr>
+                <w:rFonts w:ascii="맑은 고딕" w:hAnsi="맑은 고딕" w:eastAsia="맑은 고딕" w:cs="맑은 고딕"/>
+                <w:b w:val="0"/>
+                <w:sz w:val="17"/>
+              </w:rPr>
+              <w:t>부분 상충 기준 1.0→1.5</w:t>
+            </w:r>
+          </w:p>
+        </w:tc>
+        <w:tc>
+          <w:tcPr>
+            <w:tcW w:type="dxa" w:w="5102"/>
+            <w:tcMar>
+              <w:top w:w="70" w:type="dxa"/>
+              <w:left w:w="90" w:type="dxa"/>
+              <w:bottom w:w="70" w:type="dxa"/>
+              <w:right w:w="90" w:type="dxa"/>
+            </w:tcMar>
+          </w:tcPr>
+          <w:p>
+            <w:pPr>
+              <w:keepNext/>
+              <w:spacing w:after="0" w:line="276" w:lineRule="auto"/>
+            </w:pPr>
+            <w:r>
+              <w:rPr>
+                <w:rFonts w:ascii="맑은 고딕" w:hAnsi="맑은 고딕" w:eastAsia="맑은 고딕" w:cs="맑은 고딕"/>
+                <w:b w:val="0"/>
+                <w:sz w:val="17"/>
+              </w:rPr>
+              <w:t>0 / 3칸</w:t>
+            </w:r>
+          </w:p>
+        </w:tc>
+      </w:tr>
+      <w:tr>
+        <w:trPr>
+          <w:cantSplit/>
+        </w:trPr>
+        <w:tc>
+          <w:tcPr>
+            <w:tcW w:type="dxa" w:w="3969"/>
+            <w:tcMar>
+              <w:top w:w="70" w:type="dxa"/>
+              <w:left w:w="90" w:type="dxa"/>
+              <w:bottom w:w="70" w:type="dxa"/>
+              <w:right w:w="90" w:type="dxa"/>
+            </w:tcMar>
+          </w:tcPr>
+          <w:p>
+            <w:pPr>
+              <w:spacing w:after="0" w:line="276" w:lineRule="auto"/>
+            </w:pPr>
+            <w:r>
+              <w:rPr>
+                <w:rFonts w:ascii="맑은 고딕" w:hAnsi="맑은 고딕" w:eastAsia="맑은 고딕" w:cs="맑은 고딕"/>
+                <w:b w:val="0"/>
+                <w:sz w:val="17"/>
+              </w:rPr>
+              <w:t>부분 상충 기준 1.0→0.5</w:t>
+            </w:r>
+          </w:p>
+        </w:tc>
+        <w:tc>
+          <w:tcPr>
+            <w:tcW w:type="dxa" w:w="5102"/>
+            <w:tcMar>
+              <w:top w:w="70" w:type="dxa"/>
+              <w:left w:w="90" w:type="dxa"/>
+              <w:bottom w:w="70" w:type="dxa"/>
+              <w:right w:w="90" w:type="dxa"/>
+            </w:tcMar>
+          </w:tcPr>
+          <w:p>
+            <w:pPr>
+              <w:spacing w:after="0" w:line="276" w:lineRule="auto"/>
+            </w:pPr>
+            <w:r>
+              <w:rPr>
+                <w:rFonts w:ascii="맑은 고딕" w:hAnsi="맑은 고딕" w:eastAsia="맑은 고딕" w:cs="맑은 고딕"/>
+                <w:b w:val="0"/>
+                <w:sz w:val="17"/>
+              </w:rPr>
+              <w:t>1 / 3칸</w:t>
+            </w:r>
+          </w:p>
+        </w:tc>
+      </w:tr>
+      <w:tr>
+        <w:trPr>
+          <w:cantSplit/>
+        </w:trPr>
+        <w:tc>
+          <w:tcPr>
+            <w:tcW w:type="dxa" w:w="3969"/>
+            <w:tcMar>
+              <w:top w:w="70" w:type="dxa"/>
+              <w:left w:w="90" w:type="dxa"/>
+              <w:bottom w:w="70" w:type="dxa"/>
+              <w:right w:w="90" w:type="dxa"/>
+            </w:tcMar>
+          </w:tcPr>
+          <w:p>
+            <w:pPr>
+              <w:spacing w:after="0" w:line="276" w:lineRule="auto"/>
+            </w:pPr>
+            <w:r>
+              <w:rPr>
+                <w:rFonts w:ascii="맑은 고딕" w:hAnsi="맑은 고딕" w:eastAsia="맑은 고딕" w:cs="맑은 고딕"/>
+                <w:b w:val="0"/>
+                <w:sz w:val="17"/>
+              </w:rPr>
+              <w:t>TRL 경계 3.5→3.0</w:t>
+            </w:r>
+          </w:p>
+        </w:tc>
+        <w:tc>
+          <w:tcPr>
+            <w:tcW w:type="dxa" w:w="5102"/>
+            <w:tcMar>
+              <w:top w:w="70" w:type="dxa"/>
+              <w:left w:w="90" w:type="dxa"/>
+              <w:bottom w:w="70" w:type="dxa"/>
+              <w:right w:w="90" w:type="dxa"/>
+            </w:tcMar>
+          </w:tcPr>
+          <w:p>
+            <w:pPr>
+              <w:spacing w:after="0" w:line="276" w:lineRule="auto"/>
+            </w:pPr>
+            <w:r>
+              <w:rPr>
+                <w:rFonts w:ascii="맑은 고딕" w:hAnsi="맑은 고딕" w:eastAsia="맑은 고딕" w:cs="맑은 고딕"/>
+                <w:b w:val="0"/>
+                <w:sz w:val="17"/>
+              </w:rPr>
+              <w:t>0 / 2칸 (H1 판정: 부분 지지)</w:t>
+            </w:r>
+          </w:p>
+        </w:tc>
+      </w:tr>
+      <w:tr>
+        <w:trPr>
+          <w:cantSplit/>
+        </w:trPr>
+        <w:tc>
+          <w:tcPr>
+            <w:tcW w:type="dxa" w:w="3969"/>
+            <w:tcMar>
+              <w:top w:w="70" w:type="dxa"/>
+              <w:left w:w="90" w:type="dxa"/>
+              <w:bottom w:w="70" w:type="dxa"/>
+              <w:right w:w="90" w:type="dxa"/>
+            </w:tcMar>
+          </w:tcPr>
+          <w:p>
+            <w:pPr>
+              <w:spacing w:after="0" w:line="276" w:lineRule="auto"/>
+            </w:pPr>
+            <w:r>
+              <w:rPr>
+                <w:rFonts w:ascii="맑은 고딕" w:hAnsi="맑은 고딕" w:eastAsia="맑은 고딕" w:cs="맑은 고딕"/>
+                <w:b w:val="0"/>
+                <w:sz w:val="17"/>
+              </w:rPr>
+              <w:t>TRL 경계 3.5→4.0</w:t>
+            </w:r>
+          </w:p>
+        </w:tc>
+        <w:tc>
+          <w:tcPr>
+            <w:tcW w:type="dxa" w:w="5102"/>
+            <w:tcMar>
+              <w:top w:w="70" w:type="dxa"/>
+              <w:left w:w="90" w:type="dxa"/>
+              <w:bottom w:w="70" w:type="dxa"/>
+              <w:right w:w="90" w:type="dxa"/>
+            </w:tcMar>
+          </w:tcPr>
+          <w:p>
+            <w:pPr>
+              <w:spacing w:after="0" w:line="276" w:lineRule="auto"/>
+            </w:pPr>
+            <w:r>
+              <w:rPr>
+                <w:rFonts w:ascii="맑은 고딕" w:hAnsi="맑은 고딕" w:eastAsia="맑은 고딕" w:cs="맑은 고딕"/>
+                <w:b w:val="0"/>
+                <w:sz w:val="17"/>
+              </w:rPr>
+              <w:t>0 / 2칸 (H1 판정: 부분 지지)</w:t>
+            </w:r>
+          </w:p>
+        </w:tc>
+      </w:tr>
+      <w:tr>
+        <w:trPr>
+          <w:cantSplit/>
+        </w:trPr>
+        <w:tc>
+          <w:tcPr>
+            <w:tcW w:type="dxa" w:w="3969"/>
+            <w:tcMar>
+              <w:top w:w="70" w:type="dxa"/>
+              <w:left w:w="90" w:type="dxa"/>
+              <w:bottom w:w="70" w:type="dxa"/>
+              <w:right w:w="90" w:type="dxa"/>
+            </w:tcMar>
+          </w:tcPr>
+          <w:p>
+            <w:pPr>
+              <w:spacing w:after="0" w:line="276" w:lineRule="auto"/>
+            </w:pPr>
+            <w:r>
+              <w:rPr>
+                <w:rFonts w:ascii="맑은 고딕" w:hAnsi="맑은 고딕" w:eastAsia="맑은 고딕" w:cs="맑은 고딕"/>
+                <w:b w:val="0"/>
+                <w:sz w:val="17"/>
+              </w:rPr>
+              <w:t>TRL 경계 6.5→6.0</w:t>
+            </w:r>
+          </w:p>
+        </w:tc>
+        <w:tc>
+          <w:tcPr>
+            <w:tcW w:type="dxa" w:w="5102"/>
+            <w:tcMar>
+              <w:top w:w="70" w:type="dxa"/>
+              <w:left w:w="90" w:type="dxa"/>
+              <w:bottom w:w="70" w:type="dxa"/>
+              <w:right w:w="90" w:type="dxa"/>
+            </w:tcMar>
+          </w:tcPr>
+          <w:p>
+            <w:pPr>
+              <w:spacing w:after="0" w:line="276" w:lineRule="auto"/>
+            </w:pPr>
+            <w:r>
+              <w:rPr>
+                <w:rFonts w:ascii="맑은 고딕" w:hAnsi="맑은 고딕" w:eastAsia="맑은 고딕" w:cs="맑은 고딕"/>
+                <w:b w:val="0"/>
+                <w:sz w:val="17"/>
+              </w:rPr>
+              <w:t>0 / 2칸 (H1 판정: 부분 지지)</w:t>
+            </w:r>
+          </w:p>
+        </w:tc>
+      </w:tr>
+      <w:tr>
+        <w:trPr>
+          <w:cantSplit/>
+        </w:trPr>
+        <w:tc>
+          <w:tcPr>
+            <w:tcW w:type="dxa" w:w="3969"/>
+            <w:tcMar>
+              <w:top w:w="70" w:type="dxa"/>
+              <w:left w:w="90" w:type="dxa"/>
+              <w:bottom w:w="70" w:type="dxa"/>
+              <w:right w:w="90" w:type="dxa"/>
+            </w:tcMar>
+          </w:tcPr>
+          <w:p>
+            <w:pPr>
+              <w:spacing w:after="0" w:line="276" w:lineRule="auto"/>
+            </w:pPr>
+            <w:r>
+              <w:rPr>
+                <w:rFonts w:ascii="맑은 고딕" w:hAnsi="맑은 고딕" w:eastAsia="맑은 고딕" w:cs="맑은 고딕"/>
+                <w:b w:val="0"/>
+                <w:sz w:val="17"/>
+              </w:rPr>
+              <w:t>TRL 경계 6.5→7.0</w:t>
+            </w:r>
+          </w:p>
+        </w:tc>
+        <w:tc>
+          <w:tcPr>
+            <w:tcW w:type="dxa" w:w="5102"/>
+            <w:tcMar>
+              <w:top w:w="70" w:type="dxa"/>
+              <w:left w:w="90" w:type="dxa"/>
+              <w:bottom w:w="70" w:type="dxa"/>
+              <w:right w:w="90" w:type="dxa"/>
+            </w:tcMar>
+          </w:tcPr>
+          <w:p>
+            <w:pPr>
+              <w:spacing w:after="0" w:line="276" w:lineRule="auto"/>
+            </w:pPr>
+            <w:r>
+              <w:rPr>
+                <w:rFonts w:ascii="맑은 고딕" w:hAnsi="맑은 고딕" w:eastAsia="맑은 고딕" w:cs="맑은 고딕"/>
+                <w:b w:val="0"/>
+                <w:sz w:val="17"/>
+              </w:rPr>
+              <w:t>0 / 2칸 (H1 판정: 부분 지지)</w:t>
+            </w:r>
+          </w:p>
+        </w:tc>
+      </w:tr>
+      <w:tr>
+        <w:trPr>
+          <w:cantSplit/>
+        </w:trPr>
+        <w:tc>
+          <w:tcPr>
+            <w:tcW w:type="dxa" w:w="3969"/>
+            <w:tcMar>
+              <w:top w:w="70" w:type="dxa"/>
+              <w:left w:w="90" w:type="dxa"/>
+              <w:bottom w:w="70" w:type="dxa"/>
+              <w:right w:w="90" w:type="dxa"/>
+            </w:tcMar>
+          </w:tcPr>
+          <w:p>
+            <w:pPr>
+              <w:spacing w:after="0" w:line="276" w:lineRule="auto"/>
+            </w:pPr>
+            <w:r>
+              <w:rPr>
+                <w:rFonts w:ascii="맑은 고딕" w:hAnsi="맑은 고딕" w:eastAsia="맑은 고딕" w:cs="맑은 고딕"/>
+                <w:b w:val="0"/>
+                <w:sz w:val="17"/>
+              </w:rPr>
+              <w:t>시장 경계 2.0→1.5</w:t>
+            </w:r>
+          </w:p>
+        </w:tc>
+        <w:tc>
+          <w:tcPr>
+            <w:tcW w:type="dxa" w:w="5102"/>
+            <w:tcMar>
+              <w:top w:w="70" w:type="dxa"/>
+              <w:left w:w="90" w:type="dxa"/>
+              <w:bottom w:w="70" w:type="dxa"/>
+              <w:right w:w="90" w:type="dxa"/>
+            </w:tcMar>
+          </w:tcPr>
+          <w:p>
+            <w:pPr>
+              <w:spacing w:after="0" w:line="276" w:lineRule="auto"/>
+            </w:pPr>
+            <w:r>
+              <w:rPr>
+                <w:rFonts w:ascii="맑은 고딕" w:hAnsi="맑은 고딕" w:eastAsia="맑은 고딕" w:cs="맑은 고딕"/>
+                <w:b w:val="0"/>
+                <w:sz w:val="17"/>
+              </w:rPr>
+              <w:t>0 / 2칸 (H1 판정: 부분 지지)</w:t>
+            </w:r>
+          </w:p>
+        </w:tc>
+      </w:tr>
+      <w:tr>
+        <w:trPr>
+          <w:cantSplit/>
+        </w:trPr>
+        <w:tc>
+          <w:tcPr>
+            <w:tcW w:type="dxa" w:w="3969"/>
+            <w:tcMar>
+              <w:top w:w="70" w:type="dxa"/>
+              <w:left w:w="90" w:type="dxa"/>
+              <w:bottom w:w="70" w:type="dxa"/>
+              <w:right w:w="90" w:type="dxa"/>
+            </w:tcMar>
+          </w:tcPr>
+          <w:p>
+            <w:pPr>
+              <w:spacing w:after="0" w:line="276" w:lineRule="auto"/>
+            </w:pPr>
+            <w:r>
+              <w:rPr>
+                <w:rFonts w:ascii="맑은 고딕" w:hAnsi="맑은 고딕" w:eastAsia="맑은 고딕" w:cs="맑은 고딕"/>
+                <w:b w:val="0"/>
+                <w:sz w:val="17"/>
+              </w:rPr>
+              <w:t>시장 경계 2.0→2.5</w:t>
+            </w:r>
+          </w:p>
+        </w:tc>
+        <w:tc>
+          <w:tcPr>
+            <w:tcW w:type="dxa" w:w="5102"/>
+            <w:tcMar>
+              <w:top w:w="70" w:type="dxa"/>
+              <w:left w:w="90" w:type="dxa"/>
+              <w:bottom w:w="70" w:type="dxa"/>
+              <w:right w:w="90" w:type="dxa"/>
+            </w:tcMar>
+          </w:tcPr>
+          <w:p>
+            <w:pPr>
+              <w:spacing w:after="0" w:line="276" w:lineRule="auto"/>
+            </w:pPr>
+            <w:r>
+              <w:rPr>
+                <w:rFonts w:ascii="맑은 고딕" w:hAnsi="맑은 고딕" w:eastAsia="맑은 고딕" w:cs="맑은 고딕"/>
+                <w:b w:val="0"/>
+                <w:sz w:val="17"/>
+              </w:rPr>
+              <w:t>0 / 2칸 (H1 판정: 부분 지지)</w:t>
+            </w:r>
+          </w:p>
+        </w:tc>
+      </w:tr>
+      <w:tr>
+        <w:trPr>
+          <w:cantSplit/>
+        </w:trPr>
+        <w:tc>
+          <w:tcPr>
+            <w:tcW w:type="dxa" w:w="3969"/>
+            <w:tcMar>
+              <w:top w:w="70" w:type="dxa"/>
+              <w:left w:w="90" w:type="dxa"/>
+              <w:bottom w:w="70" w:type="dxa"/>
+              <w:right w:w="90" w:type="dxa"/>
+            </w:tcMar>
+          </w:tcPr>
+          <w:p>
+            <w:pPr>
+              <w:spacing w:after="0" w:line="276" w:lineRule="auto"/>
+            </w:pPr>
+            <w:r>
+              <w:rPr>
+                <w:rFonts w:ascii="맑은 고딕" w:hAnsi="맑은 고딕" w:eastAsia="맑은 고딕" w:cs="맑은 고딕"/>
+                <w:b w:val="0"/>
+                <w:sz w:val="17"/>
+              </w:rPr>
+              <w:t>시장 경계 4.0→3.5</w:t>
+            </w:r>
+          </w:p>
+        </w:tc>
+        <w:tc>
+          <w:tcPr>
+            <w:tcW w:type="dxa" w:w="5102"/>
+            <w:tcMar>
+              <w:top w:w="70" w:type="dxa"/>
+              <w:left w:w="90" w:type="dxa"/>
+              <w:bottom w:w="70" w:type="dxa"/>
+              <w:right w:w="90" w:type="dxa"/>
+            </w:tcMar>
+          </w:tcPr>
+          <w:p>
+            <w:pPr>
+              <w:spacing w:after="0" w:line="276" w:lineRule="auto"/>
+            </w:pPr>
+            <w:r>
+              <w:rPr>
+                <w:rFonts w:ascii="맑은 고딕" w:hAnsi="맑은 고딕" w:eastAsia="맑은 고딕" w:cs="맑은 고딕"/>
+                <w:b w:val="0"/>
+                <w:sz w:val="17"/>
+              </w:rPr>
+              <w:t>0 / 2칸 (H1 판정: 부분 지지)</w:t>
+            </w:r>
+          </w:p>
+        </w:tc>
+      </w:tr>
+      <w:tr>
+        <w:trPr>
+          <w:cantSplit/>
+        </w:trPr>
+        <w:tc>
+          <w:tcPr>
+            <w:tcW w:type="dxa" w:w="3969"/>
+            <w:tcMar>
+              <w:top w:w="70" w:type="dxa"/>
+              <w:left w:w="90" w:type="dxa"/>
+              <w:bottom w:w="70" w:type="dxa"/>
+              <w:right w:w="90" w:type="dxa"/>
+            </w:tcMar>
+          </w:tcPr>
+          <w:p>
+            <w:pPr>
+              <w:spacing w:after="0" w:line="276" w:lineRule="auto"/>
+            </w:pPr>
+            <w:r>
+              <w:rPr>
+                <w:rFonts w:ascii="맑은 고딕" w:hAnsi="맑은 고딕" w:eastAsia="맑은 고딕" w:cs="맑은 고딕"/>
+                <w:b w:val="0"/>
+                <w:sz w:val="17"/>
+              </w:rPr>
+              <w:t>시장 경계 4.0→4.5</w:t>
+            </w:r>
+          </w:p>
+        </w:tc>
+        <w:tc>
+          <w:tcPr>
+            <w:tcW w:type="dxa" w:w="5102"/>
+            <w:tcMar>
+              <w:top w:w="70" w:type="dxa"/>
+              <w:left w:w="90" w:type="dxa"/>
+              <w:bottom w:w="70" w:type="dxa"/>
+              <w:right w:w="90" w:type="dxa"/>
+            </w:tcMar>
+          </w:tcPr>
+          <w:p>
+            <w:pPr>
+              <w:spacing w:after="0" w:line="276" w:lineRule="auto"/>
+            </w:pPr>
+            <w:r>
+              <w:rPr>
+                <w:rFonts w:ascii="맑은 고딕" w:hAnsi="맑은 고딕" w:eastAsia="맑은 고딕" w:cs="맑은 고딕"/>
+                <w:b w:val="0"/>
+                <w:sz w:val="17"/>
+              </w:rPr>
+              <w:t>1 / 2칸 (H1 판정: 기각)</w:t>
+            </w:r>
+          </w:p>
+        </w:tc>
+      </w:tr>
+    </w:tbl>
+    <w:p>
+      <w:pPr>
+        <w:spacing w:after="80" w:line="324" w:lineRule="auto"/>
+      </w:pPr>
+    </w:p>
+    <w:p>
+      <w:pPr>
+        <w:spacing w:after="80" w:line="324" w:lineRule="auto"/>
+      </w:pPr>
+      <w:r>
+        <w:rPr>
+          <w:rFonts w:ascii="맑은 고딕" w:hAnsi="맑은 고딕" w:eastAsia="맑은 고딕" w:cs="맑은 고딕"/>
+          <w:b w:val="0"/>
+          <w:sz w:val="20"/>
+        </w:rPr>
+        <w:t>2.0·1.0과 격자 경계는 절대 기준이 아니라 분류를 일관되게 하려고 미리 정한 값이므로, 각 값을 0.5씩 바꿨을 때 판정이 달라지는 칸 수를 함께 보고한다.</w:t>
       </w:r>
     </w:p>
     <w:p>
@@ -6330,7 +9976,91 @@
           <w:color w:val="161A58"/>
           <w:sz w:val="25"/>
         </w:rPr>
-        <w:t>6.1 확증편향 방지 조치와 실행 결과</w:t>
+        <w:t>6.1 공개 정보 기반 추정의 한계</w:t>
+      </w:r>
+    </w:p>
+    <w:p>
+      <w:pPr>
+        <w:spacing w:after="40" w:line="312" w:lineRule="auto"/>
+        <w:ind w:left="312" w:hanging="227"/>
+      </w:pPr>
+      <w:r>
+        <w:rPr>
+          <w:rFonts w:ascii="맑은 고딕" w:hAnsi="맑은 고딕" w:eastAsia="맑은 고딕" w:cs="맑은 고딕"/>
+          <w:b/>
+          <w:color w:val="7F4ACB"/>
+          <w:sz w:val="20"/>
+        </w:rPr>
+        <w:t xml:space="preserve">• </w:t>
+      </w:r>
+      <w:r>
+        <w:rPr>
+          <w:rFonts w:ascii="맑은 고딕" w:hAnsi="맑은 고딕" w:eastAsia="맑은 고딕" w:cs="맑은 고딕"/>
+          <w:b w:val="0"/>
+          <w:sz w:val="20"/>
+        </w:rPr>
+        <w:t>TRL과 모든 인식 점수는 공개 자료로 추정한 값이다. TRL 4~6 구간은 수율·실측치가 영업 비밀이라 공개 정보가 가장 적다.</w:t>
+      </w:r>
+    </w:p>
+    <w:p>
+      <w:pPr>
+        <w:spacing w:after="40" w:line="312" w:lineRule="auto"/>
+        <w:ind w:left="312" w:hanging="227"/>
+      </w:pPr>
+      <w:r>
+        <w:rPr>
+          <w:rFonts w:ascii="맑은 고딕" w:hAnsi="맑은 고딕" w:eastAsia="맑은 고딕" w:cs="맑은 고딕"/>
+          <w:b/>
+          <w:color w:val="7F4ACB"/>
+          <w:sz w:val="20"/>
+        </w:rPr>
+        <w:t xml:space="preserve">• </w:t>
+      </w:r>
+      <w:r>
+        <w:rPr>
+          <w:rFonts w:ascii="맑은 고딕" w:hAnsi="맑은 고딕" w:eastAsia="맑은 고딕" w:cs="맑은 고딕"/>
+          <w:b w:val="0"/>
+          <w:sz w:val="20"/>
+        </w:rPr>
+        <w:t>ITME는 2026년 6월에 공개돼 공개 후 기간이 짧고, 제3자 평가·채택 신호가 쌓이기 전이다. 논문 저자와 측정 제품이 모두 SK hynix이다.</w:t>
+      </w:r>
+    </w:p>
+    <w:p>
+      <w:pPr>
+        <w:spacing w:after="40" w:line="312" w:lineRule="auto"/>
+        <w:ind w:left="312" w:hanging="227"/>
+      </w:pPr>
+      <w:r>
+        <w:rPr>
+          <w:rFonts w:ascii="맑은 고딕" w:hAnsi="맑은 고딕" w:eastAsia="맑은 고딕" w:cs="맑은 고딕"/>
+          <w:b/>
+          <w:color w:val="7F4ACB"/>
+          <w:sz w:val="20"/>
+        </w:rPr>
+        <w:t xml:space="preserve">• </w:t>
+      </w:r>
+      <w:r>
+        <w:rPr>
+          <w:rFonts w:ascii="맑은 고딕" w:hAnsi="맑은 고딕" w:eastAsia="맑은 고딕" w:cs="맑은 고딕"/>
+          <w:b w:val="0"/>
+          <w:sz w:val="20"/>
+        </w:rPr>
+        <w:t>TurboQuant는 논문 실험이 품질·왜곡률 위주이고 서빙 엔진 통합과 처리량 수치가 논문에 없다.</w:t>
+      </w:r>
+    </w:p>
+    <w:p>
+      <w:pPr>
+        <w:pStyle w:val="Heading2"/>
+        <w:keepNext/>
+      </w:pPr>
+      <w:r>
+        <w:rPr>
+          <w:rFonts w:ascii="맑은 고딕" w:hAnsi="맑은 고딕" w:eastAsia="맑은 고딕" w:cs="맑은 고딕"/>
+          <w:b/>
+          <w:color w:val="161A58"/>
+          <w:sz w:val="25"/>
+        </w:rPr>
+        <w:t>6.2 확증편향 방지 조치와 실행 결과</w:t>
       </w:r>
     </w:p>
     <w:tbl>
@@ -6634,7 +10364,7 @@
                 <w:b w:val="0"/>
                 <w:sz w:val="17"/>
               </w:rPr>
-              <w:t>38%</w:t>
+              <w:t>100%</w:t>
             </w:r>
           </w:p>
         </w:tc>
@@ -6659,7 +10389,7 @@
                 <w:b w:val="0"/>
                 <w:sz w:val="17"/>
               </w:rPr>
-              <w:t>TurboQuant 하·상한 3, ITME 하·상한 1</w:t>
+              <w:t>TurboQuant 하·상한 5, ITME 하·상한 1</w:t>
             </w:r>
           </w:p>
         </w:tc>
@@ -6709,7 +10439,7 @@
                 <w:b w:val="0"/>
                 <w:sz w:val="17"/>
               </w:rPr>
-              <w:t>1</w:t>
+              <w:t>2</w:t>
             </w:r>
           </w:p>
         </w:tc>
@@ -6734,7 +10464,7 @@
                 <w:b w:val="0"/>
                 <w:sz w:val="17"/>
               </w:rPr>
-              <w:t>통과</w:t>
+              <w:t>판정 불확실</w:t>
             </w:r>
           </w:p>
         </w:tc>
@@ -6789,7 +10519,7 @@
                 <w:b w:val="0"/>
                 <w:sz w:val="17"/>
               </w:rPr>
-              <w:t>5/5/4/4</w:t>
+              <w:t>4/4/4/4</w:t>
             </w:r>
           </w:p>
         </w:tc>
@@ -6839,7 +10569,7 @@
                 <w:b w:val="0"/>
                 <w:sz w:val="17"/>
               </w:rPr>
-              <w:t>TurboQuant 찬8/반2, ITME 찬2/반0</w:t>
+              <w:t>TurboQuant 찬14/반3, ITME 찬2/반0</w:t>
             </w:r>
           </w:p>
         </w:tc>
@@ -6864,7 +10594,7 @@
                 <w:b w:val="0"/>
                 <w:sz w:val="17"/>
               </w:rPr>
-              <w:t>0</w:t>
+              <w:t>2</w:t>
             </w:r>
           </w:p>
         </w:tc>
@@ -6889,7 +10619,7 @@
                 <w:b w:val="0"/>
                 <w:sz w:val="17"/>
               </w:rPr>
-              <w:t>1</w:t>
+              <w:t>2</w:t>
             </w:r>
           </w:p>
         </w:tc>
@@ -6994,7 +10724,7 @@
                 <w:b w:val="0"/>
                 <w:sz w:val="17"/>
               </w:rPr>
-              <w:t>14%</w:t>
+              <w:t>19%</w:t>
             </w:r>
           </w:p>
         </w:tc>
@@ -7019,7 +10749,7 @@
                 <w:b w:val="0"/>
                 <w:sz w:val="17"/>
               </w:rPr>
-              <w:t>TurboQuant 찬15/반0, ITME 찬21/반7</w:t>
+              <w:t>TurboQuant 찬16/반3, ITME 찬14/반3</w:t>
             </w:r>
           </w:p>
         </w:tc>
@@ -7069,7 +10799,7 @@
                 <w:b w:val="0"/>
                 <w:sz w:val="17"/>
               </w:rPr>
-              <w:t>1</w:t>
+              <w:t>2</w:t>
             </w:r>
           </w:p>
         </w:tc>
@@ -7094,7 +10824,7 @@
                 <w:b w:val="0"/>
                 <w:sz w:val="17"/>
               </w:rPr>
-              <w:t>판정 불확실</w:t>
+              <w:t>통과</w:t>
             </w:r>
           </w:p>
         </w:tc>
@@ -7147,7 +10877,7 @@
                 <w:b w:val="0"/>
                 <w:sz w:val="17"/>
               </w:rPr>
-              <w:t>5/5/4/4</w:t>
+              <w:t>4/4/3/4</w:t>
             </w:r>
           </w:p>
         </w:tc>
@@ -7195,7 +10925,7 @@
                 <w:b w:val="0"/>
                 <w:sz w:val="17"/>
               </w:rPr>
-              <w:t>TurboQuant 찬22/반1, ITME 찬2/반0</w:t>
+              <w:t>TurboQuant 찬23/반1, ITME 찬2/반0</w:t>
             </w:r>
           </w:p>
         </w:tc>
@@ -7243,7 +10973,7 @@
                 <w:b w:val="0"/>
                 <w:sz w:val="17"/>
               </w:rPr>
-              <w:t>1</w:t>
+              <w:t>2</w:t>
             </w:r>
           </w:p>
         </w:tc>
@@ -7298,7 +11028,7 @@
           <w:b w:val="0"/>
           <w:sz w:val="20"/>
         </w:rPr>
-        <w:t>본문 인용 근거의 출처 구분: 벤더 27건, 제3자 42건, 학술 3건. 관점마다 지지·반대 질의를 짝지어 검색했고, 한 원 출처 계열이 웹 근거의 50%를 넘지 않게 했으며, 개발사 발언은 이해관계자 점수에서 뺐다.</w:t>
+        <w:t>본문 인용 근거의 출처 구분: 벤더 24건, 제3자 47건, 학술 6건. 관점마다 지지·반대 질의를 짝지어 검색했고, 한 원 출처 계열이 웹 근거의 50%를 넘지 않게 했으며, 개발사 발언은 이해관계자 점수에서 뺐다.</w:t>
       </w:r>
     </w:p>
     <w:p>
@@ -7321,7 +11051,7 @@
           <w:b w:val="0"/>
           <w:sz w:val="20"/>
         </w:rPr>
-        <w:t>Orchestrator가 SubTask 6개를 동적으로 계획했다(계획 출처 llm, 사용 Agent 6개, 미사용 Agent 1개).</w:t>
+        <w:t>Judge 판정식은 설계서 D.5를 그대로 썼다. 기준에 못 미친 관점만 최대 2회 다시 실행했고, 한도 후에도 미달이면 판정 불확실로 남겼다.</w:t>
       </w:r>
     </w:p>
     <w:p>
@@ -7344,7 +11074,7 @@
           <w:b w:val="0"/>
           <w:sz w:val="20"/>
         </w:rPr>
-        <w:t>Judge 판정식은 설계서 D.5를 그대로 썼다. 기준에 못 미친 작업만 같은 담당 Agent가 1회 다시 실행했고, 미사용 Agent의 교차 검토와 Agent 0의 재시도 지시를 거쳤다. 재시도 후에도 미달이면 판정 불확실로 남겼다.</w:t>
+        <w:t>판정 불확실: TRL 관점이 재실행 한도(2회) 후에도 Judge 기준 미달</w:t>
       </w:r>
     </w:p>
     <w:p>
@@ -7367,7 +11097,7 @@
           <w:b w:val="0"/>
           <w:sz w:val="20"/>
         </w:rPr>
-        <w:t>재시도 후 미달·부분 결과 작업: T02(FAILED_AFTER_RETRY), T03(FAILED_AFTER_RETRY), T04(FAILED_AFTER_RETRY)</w:t>
+        <w:t>판정 불확실: 시장성 관점이 재실행 한도(2회) 후에도 Judge 기준 미달</w:t>
       </w:r>
     </w:p>
     <w:p>
@@ -7390,7 +11120,22 @@
           <w:b w:val="0"/>
           <w:sz w:val="20"/>
         </w:rPr>
-        <w:t>판정 불확실: 작업 T02(marketability, market_specialist)이 재시도 1회 후에도 기준 미달 → FAILED_AFTER_RETRY. 사유: 한 출처 계열 비중 100%(50% 초과) / itme: 찬성 2계열·반대 0계열(각 2 이상 필요) / ITME의 한계와 비용 구조에 대한 근거가 부족하며, 모든 평가 항목에서 독립적인 제3자 출처가 더 보강되어야</w:t>
+        <w:t>판정 불확실: 도메인 적합성 관점이 재실행 한도(2회) 후에도 Judge 기준 미달</w:t>
+      </w:r>
+    </w:p>
+    <w:p>
+      <w:pPr>
+        <w:pStyle w:val="Heading2"/>
+        <w:keepNext/>
+      </w:pPr>
+      <w:r>
+        <w:rPr>
+          <w:rFonts w:ascii="맑은 고딕" w:hAnsi="맑은 고딕" w:eastAsia="맑은 고딕" w:cs="맑은 고딕"/>
+          <w:b/>
+          <w:color w:val="161A58"/>
+          <w:sz w:val="25"/>
+        </w:rPr>
+        <w:t>6.3 분석 방법의 한계</w:t>
       </w:r>
     </w:p>
     <w:p>
@@ -7413,7 +11158,7 @@
           <w:b w:val="0"/>
           <w:sz w:val="20"/>
         </w:rPr>
-        <w:t>판정 불확실: 작업 T03(stakeholder perspective, stakeholder_specialist)이 재시도 1회 후에도 기준 미달 → FAILED_AFTER_RETRY. 사유: turboquant: 찬성 15계열·반대 0계열(각 2 이상 필요)</w:t>
+        <w:t>검색 구성(bge-m3, 3중 RRF + reranker)은 한국어→영어 42문항 개발 지표(구현 조건 Hit@1 0.786, Hit@5 0.976, MRR@10 0.863)로 골랐다. 설정 선택과 성능 보고를 같은 42문항으로 해 개발셋과 테스트셋이 분리되지 않았고 과적합 가능성이 있다.</w:t>
       </w:r>
     </w:p>
     <w:p>
@@ -7436,7 +11181,99 @@
           <w:b w:val="0"/>
           <w:sz w:val="20"/>
         </w:rPr>
-        <w:t>판정 불확실: 작업 T04(domain applicability, domain_specialist)이 재시도 1회 후에도 기준 미달 → FAILED_AFTER_RETRY. 사유: 한 출처 계열 비중 100%(50% 초과) / turboquant: 찬성 22계열·반대 1계열(각 2 이상 필요) / itme: 찬성 2계열·반대 0계열(각 2 이상 필요) / ITME의 경우 정확도(accuracy</w:t>
+        <w:t>Judge(gpt-4.1)는 생성 모델(gpt-4.1-mini)보다 상위 모델이지만 같은 계열이라 자기 평가 편향을 줄이는 효과가 제한적이다.</w:t>
+      </w:r>
+    </w:p>
+    <w:p>
+      <w:pPr>
+        <w:spacing w:after="40" w:line="312" w:lineRule="auto"/>
+        <w:ind w:left="312" w:hanging="227"/>
+      </w:pPr>
+      <w:r>
+        <w:rPr>
+          <w:rFonts w:ascii="맑은 고딕" w:hAnsi="맑은 고딕" w:eastAsia="맑은 고딕" w:cs="맑은 고딕"/>
+          <w:b/>
+          <w:color w:val="7F4ACB"/>
+          <w:sz w:val="20"/>
+        </w:rPr>
+        <w:t xml:space="preserve">• </w:t>
+      </w:r>
+      <w:r>
+        <w:rPr>
+          <w:rFonts w:ascii="맑은 고딕" w:hAnsi="맑은 고딕" w:eastAsia="맑은 고딕" w:cs="맑은 고딕"/>
+          <w:b w:val="0"/>
+          <w:sz w:val="20"/>
+        </w:rPr>
+        <w:t>평가 주체인 우리 조가 SK 교육과정 소속이고 ITME는 SK hynix 기술이다. 두 기술에 같은 질의 틀·검색 한도·Rubric을 썼지만 소속에 따른 편향 가능성을 배제할 수 없다.</w:t>
+      </w:r>
+    </w:p>
+    <w:p>
+      <w:pPr>
+        <w:spacing w:after="40" w:line="312" w:lineRule="auto"/>
+        <w:ind w:left="312" w:hanging="227"/>
+      </w:pPr>
+      <w:r>
+        <w:rPr>
+          <w:rFonts w:ascii="맑은 고딕" w:hAnsi="맑은 고딕" w:eastAsia="맑은 고딕" w:cs="맑은 고딕"/>
+          <w:b/>
+          <w:color w:val="7F4ACB"/>
+          <w:sz w:val="20"/>
+        </w:rPr>
+        <w:t xml:space="preserve">• </w:t>
+      </w:r>
+      <w:r>
+        <w:rPr>
+          <w:rFonts w:ascii="맑은 고딕" w:hAnsi="맑은 고딕" w:eastAsia="맑은 고딕" w:cs="맑은 고딕"/>
+          <w:b w:val="0"/>
+          <w:sz w:val="20"/>
+        </w:rPr>
+        <w:t>웹 근거는 Tavily 검색 결과에 의존하며 검색 시점(2026-09-22)의 자료만 반영한다. 점수는 근거 개수를 가중치로 쓰지 않지만 검색되는 자료의 양에 영향을 받는다.</w:t>
+      </w:r>
+    </w:p>
+    <w:p>
+      <w:pPr>
+        <w:spacing w:after="40" w:line="312" w:lineRule="auto"/>
+        <w:ind w:left="312" w:hanging="227"/>
+      </w:pPr>
+      <w:r>
+        <w:rPr>
+          <w:rFonts w:ascii="맑은 고딕" w:hAnsi="맑은 고딕" w:eastAsia="맑은 고딕" w:cs="맑은 고딕"/>
+          <w:b/>
+          <w:color w:val="7F4ACB"/>
+          <w:sz w:val="20"/>
+        </w:rPr>
+        <w:t xml:space="preserve">• </w:t>
+      </w:r>
+      <w:r>
+        <w:rPr>
+          <w:rFonts w:ascii="맑은 고딕" w:hAnsi="맑은 고딕" w:eastAsia="맑은 고딕" w:cs="맑은 고딕"/>
+          <w:b w:val="0"/>
+          <w:sz w:val="20"/>
+        </w:rPr>
+        <w:t>실행 중 기록된 경고: 도메인 적합성 관점 ITME: 빠진 가중치가 50%를 넘어 판단 보류; 시장성 관점 ITME: 빠진 가중치가 50%를 넘어 판단 보류; 같은 근거 ID에 다른 제목이 들어온 경우 5건(기존 항목 유지, 실행 로그에 기록)</w:t>
+      </w:r>
+    </w:p>
+    <w:p>
+      <w:pPr>
+        <w:spacing w:after="40" w:line="312" w:lineRule="auto"/>
+        <w:ind w:left="312" w:hanging="227"/>
+      </w:pPr>
+      <w:r>
+        <w:rPr>
+          <w:rFonts w:ascii="맑은 고딕" w:hAnsi="맑은 고딕" w:eastAsia="맑은 고딕" w:cs="맑은 고딕"/>
+          <w:b/>
+          <w:color w:val="7F4ACB"/>
+          <w:sz w:val="20"/>
+        </w:rPr>
+        <w:t xml:space="preserve">• </w:t>
+      </w:r>
+      <w:r>
+        <w:rPr>
+          <w:rFonts w:ascii="맑은 고딕" w:hAnsi="맑은 고딕" w:eastAsia="맑은 고딕" w:cs="맑은 고딕"/>
+          <w:b w:val="0"/>
+          <w:sz w:val="20"/>
+        </w:rPr>
+        <w:t>RAG 문서는 Doc Pool 논문 6편 136쪽(한도 200쪽), 청크 159개이다.</w:t>
       </w:r>
     </w:p>
     <w:p>
@@ -7472,7 +11309,7 @@
     </w:p>
     <w:p>
       <w:pPr>
-        <w:spacing w:after="20" w:line="264" w:lineRule="auto"/>
+        <w:spacing w:after="40" w:line="312" w:lineRule="auto"/>
         <w:ind w:left="312" w:hanging="227"/>
       </w:pPr>
       <w:r>
@@ -7480,7 +11317,7 @@
           <w:rFonts w:ascii="맑은 고딕" w:hAnsi="맑은 고딕" w:eastAsia="맑은 고딕" w:cs="맑은 고딕"/>
           <w:b/>
           <w:color w:val="7F4ACB"/>
-          <w:sz w:val="16"/>
+          <w:sz w:val="20"/>
         </w:rPr>
         <w:t xml:space="preserve">• </w:t>
       </w:r>
@@ -7488,14 +11325,14 @@
         <w:rPr>
           <w:rFonts w:ascii="맑은 고딕" w:hAnsi="맑은 고딕" w:eastAsia="맑은 고딕" w:cs="맑은 고딕"/>
           <w:b w:val="0"/>
-          <w:sz w:val="16"/>
+          <w:sz w:val="20"/>
         </w:rPr>
         <w:t>[1] Zandieh, A., Daliri, M., Hadian, M., &amp; Mirrokni, V.(2025). TurboQuant: Online Vector Quantization with Near-optimal Distortion Rate. arXiv, 2504.19874.</w:t>
       </w:r>
     </w:p>
     <w:p>
       <w:pPr>
-        <w:spacing w:after="20" w:line="264" w:lineRule="auto"/>
+        <w:spacing w:after="40" w:line="312" w:lineRule="auto"/>
         <w:ind w:left="312" w:hanging="227"/>
       </w:pPr>
       <w:r>
@@ -7503,7 +11340,7 @@
           <w:rFonts w:ascii="맑은 고딕" w:hAnsi="맑은 고딕" w:eastAsia="맑은 고딕" w:cs="맑은 고딕"/>
           <w:b/>
           <w:color w:val="7F4ACB"/>
-          <w:sz w:val="16"/>
+          <w:sz w:val="20"/>
         </w:rPr>
         <w:t xml:space="preserve">• </w:t>
       </w:r>
@@ -7511,7 +11348,7 @@
         <w:rPr>
           <w:rFonts w:ascii="맑은 고딕" w:hAnsi="맑은 고딕" w:eastAsia="맑은 고딕" w:cs="맑은 고딕"/>
           <w:b w:val="0"/>
-          <w:sz w:val="16"/>
+          <w:sz w:val="20"/>
         </w:rPr>
         <w:t>[2] Jang, H., Min, Y., Kim, S., Ahn, T., Kim, H., Joo, Y., Kim, H., &amp; Kim, J.(2026). ITME: Inference Tiered Memory Expansion with Disaggregated CXL-Hybrid Memories. arXiv, 2606.12556.</w:t>
       </w:r>
@@ -7533,7 +11370,7 @@
     </w:p>
     <w:p>
       <w:pPr>
-        <w:spacing w:after="20" w:line="264" w:lineRule="auto"/>
+        <w:spacing w:after="40" w:line="312" w:lineRule="auto"/>
         <w:ind w:left="312" w:hanging="227"/>
       </w:pPr>
       <w:r>
@@ -7541,7 +11378,7 @@
           <w:rFonts w:ascii="맑은 고딕" w:hAnsi="맑은 고딕" w:eastAsia="맑은 고딕" w:cs="맑은 고딕"/>
           <w:b/>
           <w:color w:val="7F4ACB"/>
-          <w:sz w:val="16"/>
+          <w:sz w:val="20"/>
         </w:rPr>
         <w:t xml:space="preserve">• </w:t>
       </w:r>
@@ -7549,14 +11386,14 @@
         <w:rPr>
           <w:rFonts w:ascii="맑은 고딕" w:hAnsi="맑은 고딕" w:eastAsia="맑은 고딕" w:cs="맑은 고딕"/>
           <w:b w:val="0"/>
-          <w:sz w:val="16"/>
-        </w:rPr>
-        <w:t>[3] medium.com(2026-09-22 접속). Medium. https://medium.com/@anupkawarase.akz/turboquant-how-googles-6x-kv-cache-compression-changes-llm-inference-forever-1110e4be289e</w:t>
-      </w:r>
-    </w:p>
-    <w:p>
-      <w:pPr>
-        <w:spacing w:after="20" w:line="264" w:lineRule="auto"/>
+          <w:sz w:val="20"/>
+        </w:rPr>
+        <w:t>[3] medium.com(2026-09-22 접속). Medium. medium.com, https://medium.com/@anupkawarase.akz/turboquant-how-googles-6x-kv-cache-compression-changes-llm-inference-forever-1110e4be289e</w:t>
+      </w:r>
+    </w:p>
+    <w:p>
+      <w:pPr>
+        <w:spacing w:after="40" w:line="312" w:lineRule="auto"/>
         <w:ind w:left="312" w:hanging="227"/>
       </w:pPr>
       <w:r>
@@ -7564,7 +11401,7 @@
           <w:rFonts w:ascii="맑은 고딕" w:hAnsi="맑은 고딕" w:eastAsia="맑은 고딕" w:cs="맑은 고딕"/>
           <w:b/>
           <w:color w:val="7F4ACB"/>
-          <w:sz w:val="16"/>
+          <w:sz w:val="20"/>
         </w:rPr>
         <w:t xml:space="preserve">• </w:t>
       </w:r>
@@ -7572,14 +11409,14 @@
         <w:rPr>
           <w:rFonts w:ascii="맑은 고딕" w:hAnsi="맑은 고딕" w:eastAsia="맑은 고딕" w:cs="맑은 고딕"/>
           <w:b w:val="0"/>
-          <w:sz w:val="16"/>
-        </w:rPr>
-        <w:t>[4] github.com(2026-09-22 접속). OmarHory/turboquant: Open-source implementation . https://github.com/OmarHory/turboquant</w:t>
-      </w:r>
-    </w:p>
-    <w:p>
-      <w:pPr>
-        <w:spacing w:after="20" w:line="264" w:lineRule="auto"/>
+          <w:sz w:val="20"/>
+        </w:rPr>
+        <w:t>[4] dev.to(2026-09-22 접속). TurboQuant: What Developers Need to Know About .... dev.to, https://dev.to/arshtechpro/turboquant-what-developers-need-to-know-about-googles-kv-cache-compression-eeg</w:t>
+      </w:r>
+    </w:p>
+    <w:p>
+      <w:pPr>
+        <w:spacing w:after="40" w:line="312" w:lineRule="auto"/>
         <w:ind w:left="312" w:hanging="227"/>
       </w:pPr>
       <w:r>
@@ -7587,7 +11424,7 @@
           <w:rFonts w:ascii="맑은 고딕" w:hAnsi="맑은 고딕" w:eastAsia="맑은 고딕" w:cs="맑은 고딕"/>
           <w:b/>
           <w:color w:val="7F4ACB"/>
-          <w:sz w:val="16"/>
+          <w:sz w:val="20"/>
         </w:rPr>
         <w:t xml:space="preserve">• </w:t>
       </w:r>
@@ -7595,14 +11432,14 @@
         <w:rPr>
           <w:rFonts w:ascii="맑은 고딕" w:hAnsi="맑은 고딕" w:eastAsia="맑은 고딕" w:cs="맑은 고딕"/>
           <w:b w:val="0"/>
-          <w:sz w:val="16"/>
-        </w:rPr>
-        <w:t>[5] dev.to(2026-09-22 접속). TurboQuant: What Developers Need to Know About . https://dev.to/arshtechpro/turboquant-what-developers-need-to-know-about-googles-kv-cache-compression-eeg</w:t>
-      </w:r>
-    </w:p>
-    <w:p>
-      <w:pPr>
-        <w:spacing w:after="20" w:line="264" w:lineRule="auto"/>
+          <w:sz w:val="20"/>
+        </w:rPr>
+        <w:t>[5] ThePromptBuddy(2026-09-22 접속). Google TurboQuant: The KV-Cache Breakthrough That Could Make Large AI Models Cheaper. thepromptbuddy.com, https://www.thepromptbuddy.com/prompts/google-turboquant-the-kv-cache-breakthrough-that-could-make-large-ai-models-cheaper</w:t>
+      </w:r>
+    </w:p>
+    <w:p>
+      <w:pPr>
+        <w:spacing w:after="40" w:line="312" w:lineRule="auto"/>
         <w:ind w:left="312" w:hanging="227"/>
       </w:pPr>
       <w:r>
@@ -7610,7 +11447,7 @@
           <w:rFonts w:ascii="맑은 고딕" w:hAnsi="맑은 고딕" w:eastAsia="맑은 고딕" w:cs="맑은 고딕"/>
           <w:b/>
           <w:color w:val="7F4ACB"/>
-          <w:sz w:val="16"/>
+          <w:sz w:val="20"/>
         </w:rPr>
         <w:t xml:space="preserve">• </w:t>
       </w:r>
@@ -7618,14 +11455,14 @@
         <w:rPr>
           <w:rFonts w:ascii="맑은 고딕" w:hAnsi="맑은 고딕" w:eastAsia="맑은 고딕" w:cs="맑은 고딕"/>
           <w:b w:val="0"/>
-          <w:sz w:val="16"/>
-        </w:rPr>
-        <w:t>[6] turboquant.net(2026-09-22 접속). TurboQuant.net - Independent TurboQuant Analysis. https://turboquant.net</w:t>
-      </w:r>
-    </w:p>
-    <w:p>
-      <w:pPr>
-        <w:spacing w:after="20" w:line="264" w:lineRule="auto"/>
+          <w:sz w:val="20"/>
+        </w:rPr>
+        <w:t>[6] sedaily.com(2026-07-29). SK hynix Developing New NAND Products for KV Cache .... en.sedaily.com, https://en.sedaily.com/finance/2026/07/29/sk-hynix-developing-new-nand-products-for-kv-cache-demands</w:t>
+      </w:r>
+    </w:p>
+    <w:p>
+      <w:pPr>
+        <w:spacing w:after="40" w:line="312" w:lineRule="auto"/>
         <w:ind w:left="312" w:hanging="227"/>
       </w:pPr>
       <w:r>
@@ -7633,7 +11470,7 @@
           <w:rFonts w:ascii="맑은 고딕" w:hAnsi="맑은 고딕" w:eastAsia="맑은 고딕" w:cs="맑은 고딕"/>
           <w:b/>
           <w:color w:val="7F4ACB"/>
-          <w:sz w:val="16"/>
+          <w:sz w:val="20"/>
         </w:rPr>
         <w:t xml:space="preserve">• </w:t>
       </w:r>
@@ -7641,14 +11478,14 @@
         <w:rPr>
           <w:rFonts w:ascii="맑은 고딕" w:hAnsi="맑은 고딕" w:eastAsia="맑은 고딕" w:cs="맑은 고딕"/>
           <w:b w:val="0"/>
-          <w:sz w:val="16"/>
-        </w:rPr>
-        <w:t>[7] GitHub(2026-09-22 접속). GitHub - hackimov/turboquant-kv: Open-source PyTorch implementation of Google…. https://github.com/hackimov/turboquant-kv</w:t>
-      </w:r>
-    </w:p>
-    <w:p>
-      <w:pPr>
-        <w:spacing w:after="20" w:line="264" w:lineRule="auto"/>
+          <w:sz w:val="20"/>
+        </w:rPr>
+        <w:t>[7] arxiv.org(2026-09-22 접속). TurboQuant: Online Vector Quantization with Near-optimal .... arxiv.org, https://arxiv.org/html/2504.19874v1</w:t>
+      </w:r>
+    </w:p>
+    <w:p>
+      <w:pPr>
+        <w:spacing w:after="40" w:line="312" w:lineRule="auto"/>
         <w:ind w:left="312" w:hanging="227"/>
       </w:pPr>
       <w:r>
@@ -7656,7 +11493,7 @@
           <w:rFonts w:ascii="맑은 고딕" w:hAnsi="맑은 고딕" w:eastAsia="맑은 고딕" w:cs="맑은 고딕"/>
           <w:b/>
           <w:color w:val="7F4ACB"/>
-          <w:sz w:val="16"/>
+          <w:sz w:val="20"/>
         </w:rPr>
         <w:t xml:space="preserve">• </w:t>
       </w:r>
@@ -7664,14 +11501,14 @@
         <w:rPr>
           <w:rFonts w:ascii="맑은 고딕" w:hAnsi="맑은 고딕" w:eastAsia="맑은 고딕" w:cs="맑은 고딕"/>
           <w:b w:val="0"/>
-          <w:sz w:val="16"/>
-        </w:rPr>
-        <w:t>[8] DEV Community(2026-09-22 접속). TurboQuant: What Developers Need to Know About Google's KV Cache Compression. https://translate.google.com/translate?u=https%3A%2F%2Fdev.to%2Farshtechpro%2Fturboquant-what-developers-need-to-know-about-googles-kv-cache-compression-eeg&amp;hl=pt&amp;sl=en&amp;tl=pt&amp;client=srp</w:t>
-      </w:r>
-    </w:p>
-    <w:p>
-      <w:pPr>
-        <w:spacing w:after="20" w:line="264" w:lineRule="auto"/>
+          <w:sz w:val="20"/>
+        </w:rPr>
+        <w:t>[8] Artificial Intelligence(2026-09-22 접속). Efficient LLM Inference with TurboQuant and KV Cache Offloading. artificial-inteligence.phptutorial.co.in, https://artificial-inteligence.phptutorial.co.in/efficient-llm-inference-with-turboquant-and-kv-cache-offloading</w:t>
+      </w:r>
+    </w:p>
+    <w:p>
+      <w:pPr>
+        <w:spacing w:after="40" w:line="312" w:lineRule="auto"/>
         <w:ind w:left="312" w:hanging="227"/>
       </w:pPr>
       <w:r>
@@ -7679,7 +11516,7 @@
           <w:rFonts w:ascii="맑은 고딕" w:hAnsi="맑은 고딕" w:eastAsia="맑은 고딕" w:cs="맑은 고딕"/>
           <w:b/>
           <w:color w:val="7F4ACB"/>
-          <w:sz w:val="16"/>
+          <w:sz w:val="20"/>
         </w:rPr>
         <w:t xml:space="preserve">• </w:t>
       </w:r>
@@ -7687,14 +11524,14 @@
         <w:rPr>
           <w:rFonts w:ascii="맑은 고딕" w:hAnsi="맑은 고딕" w:eastAsia="맑은 고딕" w:cs="맑은 고딕"/>
           <w:b w:val="0"/>
-          <w:sz w:val="16"/>
-        </w:rPr>
-        <w:t>[9] GitHub(2026-09-22 접속). GitHub - 0xSero/turboquant: TurboQuant: Near-optimal KV cache quantization for…. https://github.com/0xSero/turboquant</w:t>
-      </w:r>
-    </w:p>
-    <w:p>
-      <w:pPr>
-        <w:spacing w:after="20" w:line="264" w:lineRule="auto"/>
+          <w:sz w:val="20"/>
+        </w:rPr>
+        <w:t>[9] github.com(2026-09-22 접속). OmarHory/turboquant: Open-source implementation .... github.com, https://github.com/OmarHory/turboquant</w:t>
+      </w:r>
+    </w:p>
+    <w:p>
+      <w:pPr>
+        <w:spacing w:after="40" w:line="312" w:lineRule="auto"/>
         <w:ind w:left="312" w:hanging="227"/>
       </w:pPr>
       <w:r>
@@ -7702,7 +11539,7 @@
           <w:rFonts w:ascii="맑은 고딕" w:hAnsi="맑은 고딕" w:eastAsia="맑은 고딕" w:cs="맑은 고딕"/>
           <w:b/>
           <w:color w:val="7F4ACB"/>
-          <w:sz w:val="16"/>
+          <w:sz w:val="20"/>
         </w:rPr>
         <w:t xml:space="preserve">• </w:t>
       </w:r>
@@ -7710,14 +11547,14 @@
         <w:rPr>
           <w:rFonts w:ascii="맑은 고딕" w:hAnsi="맑은 고딕" w:eastAsia="맑은 고딕" w:cs="맑은 고딕"/>
           <w:b w:val="0"/>
-          <w:sz w:val="16"/>
-        </w:rPr>
-        <w:t>[10] deepinfra.com(2026-09-22 접속). What Is Google TurboQuant and What Does It Mean . https://deepinfra.com/blog/google-turboquant</w:t>
-      </w:r>
-    </w:p>
-    <w:p>
-      <w:pPr>
-        <w:spacing w:after="20" w:line="264" w:lineRule="auto"/>
+          <w:sz w:val="20"/>
+        </w:rPr>
+        <w:t>[10] deepinfra.com(2026-09-22 접속). What Is Google TurboQuant and What Does It Mean .... deepinfra.com, https://deepinfra.com/blog/google-turboquant</w:t>
+      </w:r>
+    </w:p>
+    <w:p>
+      <w:pPr>
+        <w:spacing w:after="40" w:line="312" w:lineRule="auto"/>
         <w:ind w:left="312" w:hanging="227"/>
       </w:pPr>
       <w:r>
@@ -7725,7 +11562,7 @@
           <w:rFonts w:ascii="맑은 고딕" w:hAnsi="맑은 고딕" w:eastAsia="맑은 고딕" w:cs="맑은 고딕"/>
           <w:b/>
           <w:color w:val="7F4ACB"/>
-          <w:sz w:val="16"/>
+          <w:sz w:val="20"/>
         </w:rPr>
         <w:t xml:space="preserve">• </w:t>
       </w:r>
@@ -7733,14 +11570,14 @@
         <w:rPr>
           <w:rFonts w:ascii="맑은 고딕" w:hAnsi="맑은 고딕" w:eastAsia="맑은 고딕" w:cs="맑은 고딕"/>
           <w:b w:val="0"/>
-          <w:sz w:val="16"/>
-        </w:rPr>
-        <w:t>[11] tradingkey.com(2026-09-22 접속). What Is Google TurboQuant Compression Algorithm? How Does It Affect the AI…. https://tradingkey.com/analysis/stocks/us-stocks/261728257-what-is-google-turboquant-compression-algorithm-how-impact-ai-memory-chip-industry-tradingkey</w:t>
-      </w:r>
-    </w:p>
-    <w:p>
-      <w:pPr>
-        <w:spacing w:after="20" w:line="264" w:lineRule="auto"/>
+          <w:sz w:val="20"/>
+        </w:rPr>
+        <w:t>[11] o-mega.ai(2026-09-22 접속). Google TurboQuant in August 2026: Where It Actually Runs. o-mega.ai, https://o-mega.ai/articles/google-turboquant-the-2026-llm-compression-guide</w:t>
+      </w:r>
+    </w:p>
+    <w:p>
+      <w:pPr>
+        <w:spacing w:after="40" w:line="312" w:lineRule="auto"/>
         <w:ind w:left="312" w:hanging="227"/>
       </w:pPr>
       <w:r>
@@ -7748,7 +11585,7 @@
           <w:rFonts w:ascii="맑은 고딕" w:hAnsi="맑은 고딕" w:eastAsia="맑은 고딕" w:cs="맑은 고딕"/>
           <w:b/>
           <w:color w:val="7F4ACB"/>
-          <w:sz w:val="16"/>
+          <w:sz w:val="20"/>
         </w:rPr>
         <w:t xml:space="preserve">• </w:t>
       </w:r>
@@ -7756,14 +11593,14 @@
         <w:rPr>
           <w:rFonts w:ascii="맑은 고딕" w:hAnsi="맑은 고딕" w:eastAsia="맑은 고딕" w:cs="맑은 고딕"/>
           <w:b w:val="0"/>
-          <w:sz w:val="16"/>
-        </w:rPr>
-        <w:t>[12] CryptoRank.io(2026-09-22 접속). Google TurboQuant: Revolutionary AI Memory Compression Sparks ‘Pied Piper’…. https://cryptorank.io/ru/news/feed/ee99c-google-turboquant-ai-memory-compression</w:t>
-      </w:r>
-    </w:p>
-    <w:p>
-      <w:pPr>
-        <w:spacing w:after="20" w:line="264" w:lineRule="auto"/>
+          <w:sz w:val="20"/>
+        </w:rPr>
+        <w:t>[12] Tech Bytes(2026-09-22 접속). Google TurboQuant: Technical Analysis of 6x KV Cache Compression. techbytes.app, https://techbytes.app/posts/google-turboquant-llm-memory-compression-breakthrough</w:t>
+      </w:r>
+    </w:p>
+    <w:p>
+      <w:pPr>
+        <w:spacing w:after="40" w:line="312" w:lineRule="auto"/>
         <w:ind w:left="312" w:hanging="227"/>
       </w:pPr>
       <w:r>
@@ -7771,7 +11608,7 @@
           <w:rFonts w:ascii="맑은 고딕" w:hAnsi="맑은 고딕" w:eastAsia="맑은 고딕" w:cs="맑은 고딕"/>
           <w:b/>
           <w:color w:val="7F4ACB"/>
-          <w:sz w:val="16"/>
+          <w:sz w:val="20"/>
         </w:rPr>
         <w:t xml:space="preserve">• </w:t>
       </w:r>
@@ -7779,14 +11616,14 @@
         <w:rPr>
           <w:rFonts w:ascii="맑은 고딕" w:hAnsi="맑은 고딕" w:eastAsia="맑은 고딕" w:cs="맑은 고딕"/>
           <w:b w:val="0"/>
-          <w:sz w:val="16"/>
-        </w:rPr>
-        <w:t>[13] reddit.com(2026-09-22 접속). Will Google's TurboQuant technology save us? : r/StableDiffusion. https://www.reddit.com/r/StableDiffusion/comments/1s6t8yu/will_googles_turboquant_technology_save_us</w:t>
-      </w:r>
-    </w:p>
-    <w:p>
-      <w:pPr>
-        <w:spacing w:after="20" w:line="264" w:lineRule="auto"/>
+          <w:sz w:val="20"/>
+        </w:rPr>
+        <w:t>[13] Bizrescuepro(2026-09-22 접속). Canadian Technology Magazine: Google’s TurboQuant and the KV Cache. bizrescuepro.com, https://bizrescuepro.com/googles-turboquant-explained-kv-cache-compression-for-cheaper-faster-llm-inference</w:t>
+      </w:r>
+    </w:p>
+    <w:p>
+      <w:pPr>
+        <w:spacing w:after="40" w:line="312" w:lineRule="auto"/>
         <w:ind w:left="312" w:hanging="227"/>
       </w:pPr>
       <w:r>
@@ -7794,7 +11631,7 @@
           <w:rFonts w:ascii="맑은 고딕" w:hAnsi="맑은 고딕" w:eastAsia="맑은 고딕" w:cs="맑은 고딕"/>
           <w:b/>
           <w:color w:val="7F4ACB"/>
-          <w:sz w:val="16"/>
+          <w:sz w:val="20"/>
         </w:rPr>
         <w:t xml:space="preserve">• </w:t>
       </w:r>
@@ -7802,14 +11639,14 @@
         <w:rPr>
           <w:rFonts w:ascii="맑은 고딕" w:hAnsi="맑은 고딕" w:eastAsia="맑은 고딕" w:cs="맑은 고딕"/>
           <w:b w:val="0"/>
-          <w:sz w:val="16"/>
-        </w:rPr>
-        <w:t>[14] github.com(2026-09-22 접속). Add TurboQuant KV Cache Quantization for Memory-Efficient Long . https://github.com/sgl-project/sglang/issues/21618</w:t>
-      </w:r>
-    </w:p>
-    <w:p>
-      <w:pPr>
-        <w:spacing w:after="20" w:line="264" w:lineRule="auto"/>
+          <w:sz w:val="20"/>
+        </w:rPr>
+        <w:t>[14] arxiv.org(2026-09-22 접속). Token-Operations-Oriented Inference Optimization Techniques for .... arxiv.org, https://arxiv.org/html/2606.20295v2</w:t>
+      </w:r>
+    </w:p>
+    <w:p>
+      <w:pPr>
+        <w:spacing w:after="40" w:line="312" w:lineRule="auto"/>
         <w:ind w:left="312" w:hanging="227"/>
       </w:pPr>
       <w:r>
@@ -7817,7 +11654,7 @@
           <w:rFonts w:ascii="맑은 고딕" w:hAnsi="맑은 고딕" w:eastAsia="맑은 고딕" w:cs="맑은 고딕"/>
           <w:b/>
           <w:color w:val="7F4ACB"/>
-          <w:sz w:val="16"/>
+          <w:sz w:val="20"/>
         </w:rPr>
         <w:t xml:space="preserve">• </w:t>
       </w:r>
@@ -7825,14 +11662,14 @@
         <w:rPr>
           <w:rFonts w:ascii="맑은 고딕" w:hAnsi="맑은 고딕" w:eastAsia="맑은 고딕" w:cs="맑은 고딕"/>
           <w:b w:val="0"/>
-          <w:sz w:val="16"/>
-        </w:rPr>
-        <w:t>[15] Medium(2026-09-22 접속). TurboQuant Changes the Economics of Local AI Inference. https://medium.com/@michael.hannecke/googles-turboquant-changes-the-economics-of-local-ai-inference-acce5839014d</w:t>
-      </w:r>
-    </w:p>
-    <w:p>
-      <w:pPr>
-        <w:spacing w:after="20" w:line="264" w:lineRule="auto"/>
+          <w:sz w:val="20"/>
+        </w:rPr>
+        <w:t>[15] WOWHOW(2026-09-22 접속). Google TurboQuant: 6x KV Cache Compression Changes AI Inference Economics. wowhow.cloud, https://wowhow.cloud/blogs/google-turboquant-kv-cache-compression-llm-inference-2026</w:t>
+      </w:r>
+    </w:p>
+    <w:p>
+      <w:pPr>
+        <w:spacing w:after="40" w:line="312" w:lineRule="auto"/>
         <w:ind w:left="312" w:hanging="227"/>
       </w:pPr>
       <w:r>
@@ -7840,7 +11677,7 @@
           <w:rFonts w:ascii="맑은 고딕" w:hAnsi="맑은 고딕" w:eastAsia="맑은 고딕" w:cs="맑은 고딕"/>
           <w:b/>
           <w:color w:val="7F4ACB"/>
-          <w:sz w:val="16"/>
+          <w:sz w:val="20"/>
         </w:rPr>
         <w:t xml:space="preserve">• </w:t>
       </w:r>
@@ -7848,14 +11685,14 @@
         <w:rPr>
           <w:rFonts w:ascii="맑은 고딕" w:hAnsi="맑은 고딕" w:eastAsia="맑은 고딕" w:cs="맑은 고딕"/>
           <w:b w:val="0"/>
-          <w:sz w:val="16"/>
-        </w:rPr>
-        <w:t>[16] starkinsider.com(2026-03). Google’s TurboQuant: The Unsexy AI Breakthrough Worth Watching. https://www.starkinsider.com/2026/03/google-turboquant-llm-compression-less-memory.html</w:t>
-      </w:r>
-    </w:p>
-    <w:p>
-      <w:pPr>
-        <w:spacing w:after="20" w:line="264" w:lineRule="auto"/>
+          <w:sz w:val="20"/>
+        </w:rPr>
+        <w:t>[16] yage.ai(2026-09-22 접속). TurboQuant: Google Wants to Compress KV Cache Down to 3 Bits. yage.ai, https://yage.ai/share/turboquant-kv-cache-3-bit-en-20260325.html</w:t>
+      </w:r>
+    </w:p>
+    <w:p>
+      <w:pPr>
+        <w:spacing w:after="40" w:line="312" w:lineRule="auto"/>
         <w:ind w:left="312" w:hanging="227"/>
       </w:pPr>
       <w:r>
@@ -7863,7 +11700,7 @@
           <w:rFonts w:ascii="맑은 고딕" w:hAnsi="맑은 고딕" w:eastAsia="맑은 고딕" w:cs="맑은 고딕"/>
           <w:b/>
           <w:color w:val="7F4ACB"/>
-          <w:sz w:val="16"/>
+          <w:sz w:val="20"/>
         </w:rPr>
         <w:t xml:space="preserve">• </w:t>
       </w:r>
@@ -7871,14 +11708,14 @@
         <w:rPr>
           <w:rFonts w:ascii="맑은 고딕" w:hAnsi="맑은 고딕" w:eastAsia="맑은 고딕" w:cs="맑은 고딕"/>
           <w:b w:val="0"/>
-          <w:sz w:val="16"/>
-        </w:rPr>
-        <w:t>[17] arxiv.org(2026-09-22 접속). ITME: Inference Tiered Memory Expansion with . https://arxiv.org/html/2606.12556v2</w:t>
-      </w:r>
-    </w:p>
-    <w:p>
-      <w:pPr>
-        <w:spacing w:after="20" w:line="264" w:lineRule="auto"/>
+          <w:sz w:val="20"/>
+        </w:rPr>
+        <w:t>[17] github.com(2026-09-22 접속). GitHub - back2matching/turboquant: First open-source TurboQuant.... github.com, https://github.com/back2matching/turboquant</w:t>
+      </w:r>
+    </w:p>
+    <w:p>
+      <w:pPr>
+        <w:spacing w:after="40" w:line="312" w:lineRule="auto"/>
         <w:ind w:left="312" w:hanging="227"/>
       </w:pPr>
       <w:r>
@@ -7886,7 +11723,7 @@
           <w:rFonts w:ascii="맑은 고딕" w:hAnsi="맑은 고딕" w:eastAsia="맑은 고딕" w:cs="맑은 고딕"/>
           <w:b/>
           <w:color w:val="7F4ACB"/>
-          <w:sz w:val="16"/>
+          <w:sz w:val="20"/>
         </w:rPr>
         <w:t xml:space="preserve">• </w:t>
       </w:r>
@@ -7894,14 +11731,14 @@
         <w:rPr>
           <w:rFonts w:ascii="맑은 고딕" w:hAnsi="맑은 고딕" w:eastAsia="맑은 고딕" w:cs="맑은 고딕"/>
           <w:b w:val="0"/>
-          <w:sz w:val="16"/>
-        </w:rPr>
-        <w:t>[18] instagram.com(2026-09-22 접속). Turboquant Google Kv Cache Compression Paper Iclr 2026. https://www.instagram.com/popular/turboquant-google-kv-cache-compression-paper-iclr-2026</w:t>
-      </w:r>
-    </w:p>
-    <w:p>
-      <w:pPr>
-        <w:spacing w:after="20" w:line="264" w:lineRule="auto"/>
+          <w:sz w:val="20"/>
+        </w:rPr>
+        <w:t>[18] starkinsider.com(2026-03). Google’s TurboQuant: The Unsexy AI Breakthrough Worth Watching. starkinsider.com, https://www.starkinsider.com/2026/03/google-turboquant-llm-compression-less-memory.html</w:t>
+      </w:r>
+    </w:p>
+    <w:p>
+      <w:pPr>
+        <w:spacing w:after="40" w:line="312" w:lineRule="auto"/>
         <w:ind w:left="312" w:hanging="227"/>
       </w:pPr>
       <w:r>
@@ -7909,7 +11746,7 @@
           <w:rFonts w:ascii="맑은 고딕" w:hAnsi="맑은 고딕" w:eastAsia="맑은 고딕" w:cs="맑은 고딕"/>
           <w:b/>
           <w:color w:val="7F4ACB"/>
-          <w:sz w:val="16"/>
+          <w:sz w:val="20"/>
         </w:rPr>
         <w:t xml:space="preserve">• </w:t>
       </w:r>
@@ -7917,14 +11754,14 @@
         <w:rPr>
           <w:rFonts w:ascii="맑은 고딕" w:hAnsi="맑은 고딕" w:eastAsia="맑은 고딕" w:cs="맑은 고딕"/>
           <w:b w:val="0"/>
-          <w:sz w:val="16"/>
-        </w:rPr>
-        <w:t>[19] BSWEN(2026-03-27). What is Google TurboQuant? KV Cache Compression Explained. https://docs.bswen.com/blog/2026-03-27-what-is-google-turboquant-kv-cache-compression</w:t>
-      </w:r>
-    </w:p>
-    <w:p>
-      <w:pPr>
-        <w:spacing w:after="20" w:line="264" w:lineRule="auto"/>
+          <w:sz w:val="20"/>
+        </w:rPr>
+        <w:t>[19] mindstudio.ai(2026-09-22 접속). What Is Google TurboQuant? The KV Cache Compression .... mindstudio.ai, https://www.mindstudio.ai/blog/what-is-google-turboquant-kv-cache-compression</w:t>
+      </w:r>
+    </w:p>
+    <w:p>
+      <w:pPr>
+        <w:spacing w:after="40" w:line="312" w:lineRule="auto"/>
         <w:ind w:left="312" w:hanging="227"/>
       </w:pPr>
       <w:r>
@@ -7932,7 +11769,7 @@
           <w:rFonts w:ascii="맑은 고딕" w:hAnsi="맑은 고딕" w:eastAsia="맑은 고딕" w:cs="맑은 고딕"/>
           <w:b/>
           <w:color w:val="7F4ACB"/>
-          <w:sz w:val="16"/>
+          <w:sz w:val="20"/>
         </w:rPr>
         <w:t xml:space="preserve">• </w:t>
       </w:r>
@@ -7940,14 +11777,14 @@
         <w:rPr>
           <w:rFonts w:ascii="맑은 고딕" w:hAnsi="맑은 고딕" w:eastAsia="맑은 고딕" w:cs="맑은 고딕"/>
           <w:b w:val="0"/>
-          <w:sz w:val="16"/>
-        </w:rPr>
-        <w:t>[20] futurumgroup.com(2026-09-22 접속). SK Hynix ADR Issuance Strategy. https://futurumgroup.com/insights/will-sk-hynixs-record-265bn-adr-issuance-help-close-its-capex-intensity-gap</w:t>
-      </w:r>
-    </w:p>
-    <w:p>
-      <w:pPr>
-        <w:spacing w:after="20" w:line="264" w:lineRule="auto"/>
+          <w:sz w:val="20"/>
+        </w:rPr>
+        <w:t>[20] reddit.com(2026-09-22 접속). Will Google's TurboQuant technology save us? : r/StableDiffusion. reddit.com, https://www.reddit.com/r/StableDiffusion/comments/1s6t8yu/will_googles_turboquant_technology_save_us</w:t>
+      </w:r>
+    </w:p>
+    <w:p>
+      <w:pPr>
+        <w:spacing w:after="40" w:line="312" w:lineRule="auto"/>
         <w:ind w:left="312" w:hanging="227"/>
       </w:pPr>
       <w:r>
@@ -7955,7 +11792,7 @@
           <w:rFonts w:ascii="맑은 고딕" w:hAnsi="맑은 고딕" w:eastAsia="맑은 고딕" w:cs="맑은 고딕"/>
           <w:b/>
           <w:color w:val="7F4ACB"/>
-          <w:sz w:val="16"/>
+          <w:sz w:val="20"/>
         </w:rPr>
         <w:t xml:space="preserve">• </w:t>
       </w:r>
@@ -7963,14 +11800,14 @@
         <w:rPr>
           <w:rFonts w:ascii="맑은 고딕" w:hAnsi="맑은 고딕" w:eastAsia="맑은 고딕" w:cs="맑은 고딕"/>
           <w:b w:val="0"/>
-          <w:sz w:val="16"/>
-        </w:rPr>
-        <w:t>[21] arxiv.org(2026-09-22 접속). ITME: Inference Tiered Memory Expansion with Disaggregated CXL-Hybrid Memories. https://arxiv.org/html/2606.12556</w:t>
-      </w:r>
-    </w:p>
-    <w:p>
-      <w:pPr>
-        <w:spacing w:after="20" w:line="264" w:lineRule="auto"/>
+          <w:sz w:val="20"/>
+        </w:rPr>
+        <w:t>[21] github.com(2026-09-22 접속). Add TurboQuant KV Cache Quantization for Memory-Efficient Long .... github.com, https://github.com/sgl-project/sglang/issues/21618</w:t>
+      </w:r>
+    </w:p>
+    <w:p>
+      <w:pPr>
+        <w:spacing w:after="40" w:line="312" w:lineRule="auto"/>
         <w:ind w:left="312" w:hanging="227"/>
       </w:pPr>
       <w:r>
@@ -7978,7 +11815,7 @@
           <w:rFonts w:ascii="맑은 고딕" w:hAnsi="맑은 고딕" w:eastAsia="맑은 고딕" w:cs="맑은 고딕"/>
           <w:b/>
           <w:color w:val="7F4ACB"/>
-          <w:sz w:val="16"/>
+          <w:sz w:val="20"/>
         </w:rPr>
         <w:t xml:space="preserve">• </w:t>
       </w:r>
@@ -7986,14 +11823,14 @@
         <w:rPr>
           <w:rFonts w:ascii="맑은 고딕" w:hAnsi="맑은 고딕" w:eastAsia="맑은 고딕" w:cs="맑은 고딕"/>
           <w:b w:val="0"/>
-          <w:sz w:val="16"/>
-        </w:rPr>
-        <w:t>[22] The Neural Feed(2026-09-22 접속). SK Hynix's ITME uses CXL memory to boost LLM inference by. https://theneuralfeed.com/article/itme-inference-tiered-memory-expansion-with-disaggregated-cxl-hybrid-memories/HxcbGQ4G</w:t>
-      </w:r>
-    </w:p>
-    <w:p>
-      <w:pPr>
-        <w:spacing w:after="20" w:line="264" w:lineRule="auto"/>
+          <w:sz w:val="20"/>
+        </w:rPr>
+        <w:t>[22] youtube.com(2026-09-22 접속). Google's TurboQuant Memory Reduction Claim vs Reality. youtube.com, https://www.youtube.com/watch?v=haoAI2lIZ74</w:t>
+      </w:r>
+    </w:p>
+    <w:p>
+      <w:pPr>
+        <w:spacing w:after="40" w:line="312" w:lineRule="auto"/>
         <w:ind w:left="312" w:hanging="227"/>
       </w:pPr>
       <w:r>
@@ -8001,7 +11838,7 @@
           <w:rFonts w:ascii="맑은 고딕" w:hAnsi="맑은 고딕" w:eastAsia="맑은 고딕" w:cs="맑은 고딕"/>
           <w:b/>
           <w:color w:val="7F4ACB"/>
-          <w:sz w:val="16"/>
+          <w:sz w:val="20"/>
         </w:rPr>
         <w:t xml:space="preserve">• </w:t>
       </w:r>
@@ -8009,14 +11846,14 @@
         <w:rPr>
           <w:rFonts w:ascii="맑은 고딕" w:hAnsi="맑은 고딕" w:eastAsia="맑은 고딕" w:cs="맑은 고딕"/>
           <w:b w:val="0"/>
-          <w:sz w:val="16"/>
-        </w:rPr>
-        <w:t>[23] Global Equity Briefing(2026-09-22 접속). SK Hynix Deep Dive: 4x P/E is Too Cheap!. https://www.globalequitybriefing.com/p/sk-hynix-deep-dive-4x-pe-is-too-cheap</w:t>
-      </w:r>
-    </w:p>
-    <w:p>
-      <w:pPr>
-        <w:spacing w:after="20" w:line="264" w:lineRule="auto"/>
+          <w:sz w:val="20"/>
+        </w:rPr>
+        <w:t>[23] digitalapplied.com(2026-09-22 접속). Google TurboQuant: 6x LLM Memory Compression Guide. digitalapplied.com, https://www.digitalapplied.com/blog/google-turboquant-6x-llm-memory-compression-guide</w:t>
+      </w:r>
+    </w:p>
+    <w:p>
+      <w:pPr>
+        <w:spacing w:after="40" w:line="312" w:lineRule="auto"/>
         <w:ind w:left="312" w:hanging="227"/>
       </w:pPr>
       <w:r>
@@ -8024,7 +11861,7 @@
           <w:rFonts w:ascii="맑은 고딕" w:hAnsi="맑은 고딕" w:eastAsia="맑은 고딕" w:cs="맑은 고딕"/>
           <w:b/>
           <w:color w:val="7F4ACB"/>
-          <w:sz w:val="16"/>
+          <w:sz w:val="20"/>
         </w:rPr>
         <w:t xml:space="preserve">• </w:t>
       </w:r>
@@ -8032,14 +11869,14 @@
         <w:rPr>
           <w:rFonts w:ascii="맑은 고딕" w:hAnsi="맑은 고딕" w:eastAsia="맑은 고딕" w:cs="맑은 고딕"/>
           <w:b w:val="0"/>
-          <w:sz w:val="16"/>
-        </w:rPr>
-        <w:t>[24] semidynamics.com(2026-09-22 접속). Semidynamics Secures a Strategic Investment to Advance Memory-Centric AI…. https://semidynamics.com/newsroom/press-releases/post/semidynamics-secures-a-strategic-investment-to-advance-memory-centric-ai-inference-chips</w:t>
-      </w:r>
-    </w:p>
-    <w:p>
-      <w:pPr>
-        <w:spacing w:after="20" w:line="264" w:lineRule="auto"/>
+          <w:sz w:val="20"/>
+        </w:rPr>
+        <w:t>[24] Google(2026-09-22 접속). TurboQuant: Redefining AI efficiency with extreme .... research.google, https://research.google/blog/turboquant-redefining-ai-efficiency-with-extreme-compression</w:t>
+      </w:r>
+    </w:p>
+    <w:p>
+      <w:pPr>
+        <w:spacing w:after="40" w:line="312" w:lineRule="auto"/>
         <w:ind w:left="312" w:hanging="227"/>
       </w:pPr>
       <w:r>
@@ -8047,7 +11884,7 @@
           <w:rFonts w:ascii="맑은 고딕" w:hAnsi="맑은 고딕" w:eastAsia="맑은 고딕" w:cs="맑은 고딕"/>
           <w:b/>
           <w:color w:val="7F4ACB"/>
-          <w:sz w:val="16"/>
+          <w:sz w:val="20"/>
         </w:rPr>
         <w:t xml:space="preserve">• </w:t>
       </w:r>
@@ -8055,14 +11892,14 @@
         <w:rPr>
           <w:rFonts w:ascii="맑은 고딕" w:hAnsi="맑은 고딕" w:eastAsia="맑은 고딕" w:cs="맑은 고딕"/>
           <w:b w:val="0"/>
-          <w:sz w:val="16"/>
-        </w:rPr>
-        <w:t>[25] blocksandfiles.com(2026-02-16). SK Hynix proposes HBM and HBF hybrid for LLM inference. https://www.blocksandfiles.com/flash/2026/02/16/sk-hynix-proposes-hbm-and-hbf-hybrid-for-llm-inference/4091326</w:t>
-      </w:r>
-    </w:p>
-    <w:p>
-      <w:pPr>
-        <w:spacing w:after="20" w:line="264" w:lineRule="auto"/>
+          <w:sz w:val="20"/>
+        </w:rPr>
+        <w:t>[25] arxiv.org(2026-09-22 접속). ITME: Inference Tiered Memory Expansion with .... arxiv.org, https://arxiv.org/html/2606.12556v2</w:t>
+      </w:r>
+    </w:p>
+    <w:p>
+      <w:pPr>
+        <w:spacing w:after="40" w:line="312" w:lineRule="auto"/>
         <w:ind w:left="312" w:hanging="227"/>
       </w:pPr>
       <w:r>
@@ -8070,7 +11907,7 @@
           <w:rFonts w:ascii="맑은 고딕" w:hAnsi="맑은 고딕" w:eastAsia="맑은 고딕" w:cs="맑은 고딕"/>
           <w:b/>
           <w:color w:val="7F4ACB"/>
-          <w:sz w:val="16"/>
+          <w:sz w:val="20"/>
         </w:rPr>
         <w:t xml:space="preserve">• </w:t>
       </w:r>
@@ -8078,14 +11915,14 @@
         <w:rPr>
           <w:rFonts w:ascii="맑은 고딕" w:hAnsi="맑은 고딕" w:eastAsia="맑은 고딕" w:cs="맑은 고딕"/>
           <w:b w:val="0"/>
-          <w:sz w:val="16"/>
-        </w:rPr>
-        <w:t>[26] NVIDIA Developer Forums(2026-09-22 접속). Why Turboquant saves DGX twice. https://forums.developer.nvidia.com/t/why-turboquant-saves-dgx-twice/364736</w:t>
-      </w:r>
-    </w:p>
-    <w:p>
-      <w:pPr>
-        <w:spacing w:after="20" w:line="264" w:lineRule="auto"/>
+          <w:sz w:val="20"/>
+        </w:rPr>
+        <w:t>[26] tradingkey.com(2026-09-22 접속). What Is Google TurboQuant Compression Algorithm? How Does It Affect the AI Memory Chip Industry?. tradingkey.com, https://tradingkey.com/analysis/stocks/us-stocks/261728257-what-is-google-turboquant-compression-algorithm-how-impact-ai-memory-chip-industry-tradingkey</w:t>
+      </w:r>
+    </w:p>
+    <w:p>
+      <w:pPr>
+        <w:spacing w:after="40" w:line="312" w:lineRule="auto"/>
         <w:ind w:left="312" w:hanging="227"/>
       </w:pPr>
       <w:r>
@@ -8093,7 +11930,7 @@
           <w:rFonts w:ascii="맑은 고딕" w:hAnsi="맑은 고딕" w:eastAsia="맑은 고딕" w:cs="맑은 고딕"/>
           <w:b/>
           <w:color w:val="7F4ACB"/>
-          <w:sz w:val="16"/>
+          <w:sz w:val="20"/>
         </w:rPr>
         <w:t xml:space="preserve">• </w:t>
       </w:r>
@@ -8101,14 +11938,14 @@
         <w:rPr>
           <w:rFonts w:ascii="맑은 고딕" w:hAnsi="맑은 고딕" w:eastAsia="맑은 고딕" w:cs="맑은 고딕"/>
           <w:b w:val="0"/>
-          <w:sz w:val="16"/>
-        </w:rPr>
-        <w:t>[27] towardsdatascience.com(2026-09-22 접속). KV Cache Is Eating Your VRAM. Here's How Google Fixed . https://towardsdatascience.com/kv-cache-is-eating-your-vram-heres-how-google-fixed-it-with-turboquant</w:t>
-      </w:r>
-    </w:p>
-    <w:p>
-      <w:pPr>
-        <w:spacing w:after="20" w:line="264" w:lineRule="auto"/>
+          <w:sz w:val="20"/>
+        </w:rPr>
+        <w:t>[27] CryptoRank.io(2026-09-22 접속). Google TurboQuant: Revolutionary AI Memory Compression Sparks ‘Pied Piper’ Frenzy · Technology AI News. cryptorank.io, https://cryptorank.io/ru/news/feed/ee99c-google-turboquant-ai-memory-compression</w:t>
+      </w:r>
+    </w:p>
+    <w:p>
+      <w:pPr>
+        <w:spacing w:after="40" w:line="312" w:lineRule="auto"/>
         <w:ind w:left="312" w:hanging="227"/>
       </w:pPr>
       <w:r>
@@ -8116,7 +11953,7 @@
           <w:rFonts w:ascii="맑은 고딕" w:hAnsi="맑은 고딕" w:eastAsia="맑은 고딕" w:cs="맑은 고딕"/>
           <w:b/>
           <w:color w:val="7F4ACB"/>
-          <w:sz w:val="16"/>
+          <w:sz w:val="20"/>
         </w:rPr>
         <w:t xml:space="preserve">• </w:t>
       </w:r>
@@ -8124,14 +11961,14 @@
         <w:rPr>
           <w:rFonts w:ascii="맑은 고딕" w:hAnsi="맑은 고딕" w:eastAsia="맑은 고딕" w:cs="맑은 고딕"/>
           <w:b w:val="0"/>
-          <w:sz w:val="16"/>
-        </w:rPr>
-        <w:t>[28] reddit.com(2026-09-22 접속). [google research] TurboQuant: Redefining AI efficiency . https://www.reddit.com/r/LocalLLaMA/comments/1s2su28/google_research_turboquant_redefining_ai</w:t>
-      </w:r>
-    </w:p>
-    <w:p>
-      <w:pPr>
-        <w:spacing w:after="20" w:line="264" w:lineRule="auto"/>
+          <w:sz w:val="20"/>
+        </w:rPr>
+        <w:t>[28] hpe.com(2026-09-22 접속). How Google TurboQuant Stirred the AI Industry. community.hpe.com, https://community.hpe.com/t5/software-general/how-google-turboquant-stirred-the-ai-industry/td-p/7265346</w:t>
+      </w:r>
+    </w:p>
+    <w:p>
+      <w:pPr>
+        <w:spacing w:after="40" w:line="312" w:lineRule="auto"/>
         <w:ind w:left="312" w:hanging="227"/>
       </w:pPr>
       <w:r>
@@ -8139,7 +11976,7 @@
           <w:rFonts w:ascii="맑은 고딕" w:hAnsi="맑은 고딕" w:eastAsia="맑은 고딕" w:cs="맑은 고딕"/>
           <w:b/>
           <w:color w:val="7F4ACB"/>
-          <w:sz w:val="16"/>
+          <w:sz w:val="20"/>
         </w:rPr>
         <w:t xml:space="preserve">• </w:t>
       </w:r>
@@ -8147,14 +11984,14 @@
         <w:rPr>
           <w:rFonts w:ascii="맑은 고딕" w:hAnsi="맑은 고딕" w:eastAsia="맑은 고딕" w:cs="맑은 고딕"/>
           <w:b w:val="0"/>
-          <w:sz w:val="16"/>
-        </w:rPr>
-        <w:t>[29] lmcache.ai(2026-04-28). Stop Calling It KV Cache: It's Something Much Bigger. https://blog.lmcache.ai/en/2026/04/28/stop-calling-it-kv-cache-its-something-much-bigger</w:t>
-      </w:r>
-    </w:p>
-    <w:p>
-      <w:pPr>
-        <w:spacing w:after="20" w:line="264" w:lineRule="auto"/>
+          <w:sz w:val="20"/>
+        </w:rPr>
+        <w:t>[29] towardsdatascience.com(2026-09-22 접속). KV Cache Is Eating Your VRAM. Here's How Google Fixed .... towardsdatascience.com, https://towardsdatascience.com/kv-cache-is-eating-your-vram-heres-how-google-fixed-it-with-turboquant</w:t>
+      </w:r>
+    </w:p>
+    <w:p>
+      <w:pPr>
+        <w:spacing w:after="40" w:line="312" w:lineRule="auto"/>
         <w:ind w:left="312" w:hanging="227"/>
       </w:pPr>
       <w:r>
@@ -8162,7 +11999,7 @@
           <w:rFonts w:ascii="맑은 고딕" w:hAnsi="맑은 고딕" w:eastAsia="맑은 고딕" w:cs="맑은 고딕"/>
           <w:b/>
           <w:color w:val="7F4ACB"/>
-          <w:sz w:val="16"/>
+          <w:sz w:val="20"/>
         </w:rPr>
         <w:t xml:space="preserve">• </w:t>
       </w:r>
@@ -8170,14 +12007,14 @@
         <w:rPr>
           <w:rFonts w:ascii="맑은 고딕" w:hAnsi="맑은 고딕" w:eastAsia="맑은 고딕" w:cs="맑은 고딕"/>
           <w:b w:val="0"/>
-          <w:sz w:val="16"/>
-        </w:rPr>
-        <w:t>[30] weka.io(2026-09-22 접속). Inference Is Eating Memory, and Tokens Now Run AI Economics. https://www.weka.io/video/inference-is-eating-memory-and-tokens-now-run-ai-economics</w:t>
-      </w:r>
-    </w:p>
-    <w:p>
-      <w:pPr>
-        <w:spacing w:after="20" w:line="264" w:lineRule="auto"/>
+          <w:sz w:val="20"/>
+        </w:rPr>
+        <w:t>[30] seagate.com(2026-09-22 접속). Enabling inference at massive scale with hybrid storage for .... seagate.com, https://www.seagate.com/resources/enabling-inference-at-massive-scale-with-hybrid-storage-for-kv-cache-offloading</w:t>
+      </w:r>
+    </w:p>
+    <w:p>
+      <w:pPr>
+        <w:spacing w:after="40" w:line="312" w:lineRule="auto"/>
         <w:ind w:left="312" w:hanging="227"/>
       </w:pPr>
       <w:r>
@@ -8185,7 +12022,7 @@
           <w:rFonts w:ascii="맑은 고딕" w:hAnsi="맑은 고딕" w:eastAsia="맑은 고딕" w:cs="맑은 고딕"/>
           <w:b/>
           <w:color w:val="7F4ACB"/>
-          <w:sz w:val="16"/>
+          <w:sz w:val="20"/>
         </w:rPr>
         <w:t xml:space="preserve">• </w:t>
       </w:r>
@@ -8193,14 +12030,14 @@
         <w:rPr>
           <w:rFonts w:ascii="맑은 고딕" w:hAnsi="맑은 고딕" w:eastAsia="맑은 고딕" w:cs="맑은 고딕"/>
           <w:b w:val="0"/>
-          <w:sz w:val="16"/>
-        </w:rPr>
-        <w:t>[31] WEKA(2026-09-22 접속). AI storage that fixes KV cache bottlenecks. https://www.weka.io/article/the-real-state-of-ai-hype-vs-reality</w:t>
-      </w:r>
-    </w:p>
-    <w:p>
-      <w:pPr>
-        <w:spacing w:after="20" w:line="264" w:lineRule="auto"/>
+          <w:sz w:val="20"/>
+        </w:rPr>
+        <w:t>[31] arxiv.org(2026-09-22 접속). ITME: Inference Tiered Memory Expansion with Disaggregated CXL-Hybrid Memories. arxiv.org, https://arxiv.org/html/2606.12556</w:t>
+      </w:r>
+    </w:p>
+    <w:p>
+      <w:pPr>
+        <w:spacing w:after="40" w:line="312" w:lineRule="auto"/>
         <w:ind w:left="312" w:hanging="227"/>
       </w:pPr>
       <w:r>
@@ -8208,7 +12045,7 @@
           <w:rFonts w:ascii="맑은 고딕" w:hAnsi="맑은 고딕" w:eastAsia="맑은 고딕" w:cs="맑은 고딕"/>
           <w:b/>
           <w:color w:val="7F4ACB"/>
-          <w:sz w:val="16"/>
+          <w:sz w:val="20"/>
         </w:rPr>
         <w:t xml:space="preserve">• </w:t>
       </w:r>
@@ -8216,14 +12053,14 @@
         <w:rPr>
           <w:rFonts w:ascii="맑은 고딕" w:hAnsi="맑은 고딕" w:eastAsia="맑은 고딕" w:cs="맑은 고딕"/>
           <w:b w:val="0"/>
-          <w:sz w:val="16"/>
-        </w:rPr>
-        <w:t>[32] decodingdiscontinuity.com(2026-09-22 접속). Why TurboQuant Triggered a $100B Memory Stock Sell-Off. https://www.decodingdiscontinuity.com/p/turboquant-memory-stock-sell-off-panic-paper-google</w:t>
-      </w:r>
-    </w:p>
-    <w:p>
-      <w:pPr>
-        <w:spacing w:after="20" w:line="264" w:lineRule="auto"/>
+          <w:sz w:val="20"/>
+        </w:rPr>
+        <w:t>[32] medium.com(2026-09-22 접속). KV Cache Compression and LLM Evaluation with W&amp;B. medium.com, https://medium.com/online-inference/implementing-googles-turboquant-kv-cache-compression-and-llm-evaluation-with-w-b-1403d460846b</w:t>
+      </w:r>
+    </w:p>
+    <w:p>
+      <w:pPr>
+        <w:spacing w:after="40" w:line="312" w:lineRule="auto"/>
         <w:ind w:left="312" w:hanging="227"/>
       </w:pPr>
       <w:r>
@@ -8231,7 +12068,7 @@
           <w:rFonts w:ascii="맑은 고딕" w:hAnsi="맑은 고딕" w:eastAsia="맑은 고딕" w:cs="맑은 고딕"/>
           <w:b/>
           <w:color w:val="7F4ACB"/>
-          <w:sz w:val="16"/>
+          <w:sz w:val="20"/>
         </w:rPr>
         <w:t xml:space="preserve">• </w:t>
       </w:r>
@@ -8239,14 +12076,14 @@
         <w:rPr>
           <w:rFonts w:ascii="맑은 고딕" w:hAnsi="맑은 고딕" w:eastAsia="맑은 고딕" w:cs="맑은 고딕"/>
           <w:b w:val="0"/>
-          <w:sz w:val="16"/>
-        </w:rPr>
-        <w:t>[33] yahoo.com(2026-09-22 접속). What TurboQuant Actually Means for AI Memory Stocks. https://finance.yahoo.com/markets/stocks/articles/turboquant-actually-means-ai-memory-125500558.html</w:t>
-      </w:r>
-    </w:p>
-    <w:p>
-      <w:pPr>
-        <w:spacing w:after="20" w:line="264" w:lineRule="auto"/>
+          <w:sz w:val="20"/>
+        </w:rPr>
+        <w:t>[33] Gate News(2026-09-22 접속). SK Hynix and Marvell Unveil CXL Memory Module With 5.5x GPU Throughput. gate.com, https://www.gate.com/news/detail/23368788</w:t>
+      </w:r>
+    </w:p>
+    <w:p>
+      <w:pPr>
+        <w:spacing w:after="40" w:line="312" w:lineRule="auto"/>
         <w:ind w:left="312" w:hanging="227"/>
       </w:pPr>
       <w:r>
@@ -8254,7 +12091,7 @@
           <w:rFonts w:ascii="맑은 고딕" w:hAnsi="맑은 고딕" w:eastAsia="맑은 고딕" w:cs="맑은 고딕"/>
           <w:b/>
           <w:color w:val="7F4ACB"/>
-          <w:sz w:val="16"/>
+          <w:sz w:val="20"/>
         </w:rPr>
         <w:t xml:space="preserve">• </w:t>
       </w:r>
@@ -8262,14 +12099,14 @@
         <w:rPr>
           <w:rFonts w:ascii="맑은 고딕" w:hAnsi="맑은 고딕" w:eastAsia="맑은 고딕" w:cs="맑은 고딕"/>
           <w:b w:val="0"/>
-          <w:sz w:val="16"/>
-        </w:rPr>
-        <w:t>[34] mindstudio.ai(2026-09-22 접속). What Is Google TurboQuant? The KV Cache Compression . https://www.mindstudio.ai/blog/what-is-google-turboquant-kv-cache-compression</w:t>
-      </w:r>
-    </w:p>
-    <w:p>
-      <w:pPr>
-        <w:spacing w:after="20" w:line="264" w:lineRule="auto"/>
+          <w:sz w:val="20"/>
+        </w:rPr>
+        <w:t>[34] NVIDIA Developer Forums(2026-09-22 접속). Why Turboquant saves DGX twice. forums.developer.nvidia.com, https://forums.developer.nvidia.com/t/why-turboquant-saves-dgx-twice/364736</w:t>
+      </w:r>
+    </w:p>
+    <w:p>
+      <w:pPr>
+        <w:spacing w:after="40" w:line="312" w:lineRule="auto"/>
         <w:ind w:left="312" w:hanging="227"/>
       </w:pPr>
       <w:r>
@@ -8277,7 +12114,7 @@
           <w:rFonts w:ascii="맑은 고딕" w:hAnsi="맑은 고딕" w:eastAsia="맑은 고딕" w:cs="맑은 고딕"/>
           <w:b/>
           <w:color w:val="7F4ACB"/>
-          <w:sz w:val="16"/>
+          <w:sz w:val="20"/>
         </w:rPr>
         <w:t xml:space="preserve">• </w:t>
       </w:r>
@@ -8285,14 +12122,14 @@
         <w:rPr>
           <w:rFonts w:ascii="맑은 고딕" w:hAnsi="맑은 고딕" w:eastAsia="맑은 고딕" w:cs="맑은 고딕"/>
           <w:b w:val="0"/>
-          <w:sz w:val="16"/>
-        </w:rPr>
-        <w:t>[35] fitchratings.com(2026-09-22 접속). Fitch Upgrades SK hynix to 'BBB+'; Outlook Stable. https://www.fitchratings.com/research/corporate-finance/fitch-upgrades-sk-hynix-to-bbb-outlook-stable-30-04-2026</w:t>
-      </w:r>
-    </w:p>
-    <w:p>
-      <w:pPr>
-        <w:spacing w:after="20" w:line="264" w:lineRule="auto"/>
+          <w:sz w:val="20"/>
+        </w:rPr>
+        <w:t>[35] Micron, SanDisk Hold Up(2026-09-22 접속). SK Hynix, Samsung Shares Dip In Korea After DeepSeek Debuts AI Tech That Uses Less Memory. stocktwits.com, https://stocktwits.com/news-articles/markets/equity/sk-hynix-samsung-shares-dip-in-korea-after-deep-seek-debuts-ai-tech-that-uses-less-memory-micron-san-disk-hold-up/cZtXBNqRBGe</w:t>
+      </w:r>
+    </w:p>
+    <w:p>
+      <w:pPr>
+        <w:spacing w:after="40" w:line="312" w:lineRule="auto"/>
         <w:ind w:left="312" w:hanging="227"/>
       </w:pPr>
       <w:r>
@@ -8300,7 +12137,7 @@
           <w:rFonts w:ascii="맑은 고딕" w:hAnsi="맑은 고딕" w:eastAsia="맑은 고딕" w:cs="맑은 고딕"/>
           <w:b/>
           <w:color w:val="7F4ACB"/>
-          <w:sz w:val="16"/>
+          <w:sz w:val="20"/>
         </w:rPr>
         <w:t xml:space="preserve">• </w:t>
       </w:r>
@@ -8308,14 +12145,14 @@
         <w:rPr>
           <w:rFonts w:ascii="맑은 고딕" w:hAnsi="맑은 고딕" w:eastAsia="맑은 고딕" w:cs="맑은 고딕"/>
           <w:b w:val="0"/>
-          <w:sz w:val="16"/>
-        </w:rPr>
-        <w:t>[36] cnbc.com(2026-01-28). SK Hynix doubles profit in 2025 amid memory shortage. https://www.cnbc.com/amp/2026/01/28/sk-hynix-smashes-earnings-estimates-as-ai-memory-demand-drives-record-profit.html</w:t>
-      </w:r>
-    </w:p>
-    <w:p>
-      <w:pPr>
-        <w:spacing w:after="20" w:line="264" w:lineRule="auto"/>
+          <w:sz w:val="20"/>
+        </w:rPr>
+        <w:t>[36] semidynamics.com(2026-09-22 접속). Semidynamics Secures a Strategic Investment to Advance Memory-Centric AI Inference Chips. semidynamics.com, https://semidynamics.com/newsroom/press-releases/post/semidynamics-secures-a-strategic-investment-to-advance-memory-centric-ai-inference-chips</w:t>
+      </w:r>
+    </w:p>
+    <w:p>
+      <w:pPr>
+        <w:spacing w:after="40" w:line="312" w:lineRule="auto"/>
         <w:ind w:left="312" w:hanging="227"/>
       </w:pPr>
       <w:r>
@@ -8323,7 +12160,7 @@
           <w:rFonts w:ascii="맑은 고딕" w:hAnsi="맑은 고딕" w:eastAsia="맑은 고딕" w:cs="맑은 고딕"/>
           <w:b/>
           <w:color w:val="7F4ACB"/>
-          <w:sz w:val="16"/>
+          <w:sz w:val="20"/>
         </w:rPr>
         <w:t xml:space="preserve">• </w:t>
       </w:r>
@@ -8331,14 +12168,14 @@
         <w:rPr>
           <w:rFonts w:ascii="맑은 고딕" w:hAnsi="맑은 고딕" w:eastAsia="맑은 고딕" w:cs="맑은 고딕"/>
           <w:b w:val="0"/>
-          <w:sz w:val="16"/>
-        </w:rPr>
-        <w:t>[37] substack.com(2026-09-22 접속). The memory sector has plummeted ,what is the market panicking . https://globalsemiresearch.substack.com/p/the-memory-sector-has-plummeted-what</w:t>
-      </w:r>
-    </w:p>
-    <w:p>
-      <w:pPr>
-        <w:spacing w:after="20" w:line="264" w:lineRule="auto"/>
+          <w:sz w:val="20"/>
+        </w:rPr>
+        <w:t>[37] yahoo.com(2026-09-22 접속). What TurboQuant Actually Means for AI Memory Stocks. finance.yahoo.com, https://finance.yahoo.com/markets/stocks/articles/turboquant-actually-means-ai-memory-125500558.html</w:t>
+      </w:r>
+    </w:p>
+    <w:p>
+      <w:pPr>
+        <w:spacing w:after="40" w:line="312" w:lineRule="auto"/>
         <w:ind w:left="312" w:hanging="227"/>
       </w:pPr>
       <w:r>
@@ -8346,7 +12183,7 @@
           <w:rFonts w:ascii="맑은 고딕" w:hAnsi="맑은 고딕" w:eastAsia="맑은 고딕" w:cs="맑은 고딕"/>
           <w:b/>
           <w:color w:val="7F4ACB"/>
-          <w:sz w:val="16"/>
+          <w:sz w:val="20"/>
         </w:rPr>
         <w:t xml:space="preserve">• </w:t>
       </w:r>
@@ -8354,14 +12191,14 @@
         <w:rPr>
           <w:rFonts w:ascii="맑은 고딕" w:hAnsi="맑은 고딕" w:eastAsia="맑은 고딕" w:cs="맑은 고딕"/>
           <w:b w:val="0"/>
-          <w:sz w:val="16"/>
-        </w:rPr>
-        <w:t>[38] yahoo.com(2026-09-22 접속). Analysts Still See Massive Upside for SK Hynix — The AI Cycle Isn’t Done But…. https://finance.yahoo.com/markets/stocks/articles/analysts-still-see-massive-upside-151554133.html</w:t>
-      </w:r>
-    </w:p>
-    <w:p>
-      <w:pPr>
-        <w:spacing w:after="20" w:line="264" w:lineRule="auto"/>
+          <w:sz w:val="20"/>
+        </w:rPr>
+        <w:t>[38] substack.com(2026-09-22 접속). TurboQuant: What 3-Bit KV Caches Actually Mean for Your Inference .... themlsurgeon.substack.com, https://themlsurgeon.substack.com/p/turboquant-what-3-bit-kv-caches-actually</w:t>
+      </w:r>
+    </w:p>
+    <w:p>
+      <w:pPr>
+        <w:spacing w:after="40" w:line="312" w:lineRule="auto"/>
         <w:ind w:left="312" w:hanging="227"/>
       </w:pPr>
       <w:r>
@@ -8369,7 +12206,7 @@
           <w:rFonts w:ascii="맑은 고딕" w:hAnsi="맑은 고딕" w:eastAsia="맑은 고딕" w:cs="맑은 고딕"/>
           <w:b/>
           <w:color w:val="7F4ACB"/>
-          <w:sz w:val="16"/>
+          <w:sz w:val="20"/>
         </w:rPr>
         <w:t xml:space="preserve">• </w:t>
       </w:r>
@@ -8377,14 +12214,14 @@
         <w:rPr>
           <w:rFonts w:ascii="맑은 고딕" w:hAnsi="맑은 고딕" w:eastAsia="맑은 고딕" w:cs="맑은 고딕"/>
           <w:b w:val="0"/>
-          <w:sz w:val="16"/>
-        </w:rPr>
-        <w:t>[39] spheron.network(2026-09-22 접속). Google TurboQuant: 6x KV Cache Compression for LLM Inference. https://www.spheron.network/blog/google-turboquant-llm-compression-gpu-cloud</w:t>
-      </w:r>
-    </w:p>
-    <w:p>
-      <w:pPr>
-        <w:spacing w:after="20" w:line="264" w:lineRule="auto"/>
+          <w:sz w:val="20"/>
+        </w:rPr>
+        <w:t>[39] lmcache.ai(2026-04-28). Stop Calling It KV Cache: It's Something Much Bigger. blog.lmcache.ai, https://blog.lmcache.ai/en/2026/04/28/stop-calling-it-kv-cache-its-something-much-bigger</w:t>
+      </w:r>
+    </w:p>
+    <w:p>
+      <w:pPr>
+        <w:spacing w:after="40" w:line="312" w:lineRule="auto"/>
         <w:ind w:left="312" w:hanging="227"/>
       </w:pPr>
       <w:r>
@@ -8392,7 +12229,7 @@
           <w:rFonts w:ascii="맑은 고딕" w:hAnsi="맑은 고딕" w:eastAsia="맑은 고딕" w:cs="맑은 고딕"/>
           <w:b/>
           <w:color w:val="7F4ACB"/>
-          <w:sz w:val="16"/>
+          <w:sz w:val="20"/>
         </w:rPr>
         <w:t xml:space="preserve">• </w:t>
       </w:r>
@@ -8400,14 +12237,14 @@
         <w:rPr>
           <w:rFonts w:ascii="맑은 고딕" w:hAnsi="맑은 고딕" w:eastAsia="맑은 고딕" w:cs="맑은 고딕"/>
           <w:b w:val="0"/>
-          <w:sz w:val="16"/>
-        </w:rPr>
-        <w:t>[40] vLLM(2026-05-11). A First Comprehensive Study of TurboQuant: Accuracy and . https://vllm.ai/blog/2026-05-11-turboquant</w:t>
-      </w:r>
-    </w:p>
-    <w:p>
-      <w:pPr>
-        <w:spacing w:after="20" w:line="264" w:lineRule="auto"/>
+          <w:sz w:val="20"/>
+        </w:rPr>
+        <w:t>[40] WEKA(2026-09-22 접속). AI storage that fixes KV cache bottlenecks. weka.io, https://www.weka.io/article/the-real-state-of-ai-hype-vs-reality</w:t>
+      </w:r>
+    </w:p>
+    <w:p>
+      <w:pPr>
+        <w:spacing w:after="40" w:line="312" w:lineRule="auto"/>
         <w:ind w:left="312" w:hanging="227"/>
       </w:pPr>
       <w:r>
@@ -8415,7 +12252,7 @@
           <w:rFonts w:ascii="맑은 고딕" w:hAnsi="맑은 고딕" w:eastAsia="맑은 고딕" w:cs="맑은 고딕"/>
           <w:b/>
           <w:color w:val="7F4ACB"/>
-          <w:sz w:val="16"/>
+          <w:sz w:val="20"/>
         </w:rPr>
         <w:t xml:space="preserve">• </w:t>
       </w:r>
@@ -8423,14 +12260,14 @@
         <w:rPr>
           <w:rFonts w:ascii="맑은 고딕" w:hAnsi="맑은 고딕" w:eastAsia="맑은 고딕" w:cs="맑은 고딕"/>
           <w:b w:val="0"/>
-          <w:sz w:val="16"/>
-        </w:rPr>
-        <w:t>[41] o-mega.ai(2026-09-22 접속). Google TurboQuant in August 2026: Where It Actually Runs. https://o-mega.ai/articles/google-turboquant-the-2026-llm-compression-guide</w:t>
-      </w:r>
-    </w:p>
-    <w:p>
-      <w:pPr>
-        <w:spacing w:after="20" w:line="264" w:lineRule="auto"/>
+          <w:sz w:val="20"/>
+        </w:rPr>
+        <w:t>[41] arxiv.org(2026-09-22 접속). [2606.12556] ITME: Inference Tiered Memory Expansion with Disaggregated CXL-Hybrid Memories. ar5iv.labs.arxiv.org, https://ar5iv.labs.arxiv.org/html/2606.12556</w:t>
+      </w:r>
+    </w:p>
+    <w:p>
+      <w:pPr>
+        <w:spacing w:after="40" w:line="312" w:lineRule="auto"/>
         <w:ind w:left="312" w:hanging="227"/>
       </w:pPr>
       <w:r>
@@ -8438,7 +12275,7 @@
           <w:rFonts w:ascii="맑은 고딕" w:hAnsi="맑은 고딕" w:eastAsia="맑은 고딕" w:cs="맑은 고딕"/>
           <w:b/>
           <w:color w:val="7F4ACB"/>
-          <w:sz w:val="16"/>
+          <w:sz w:val="20"/>
         </w:rPr>
         <w:t xml:space="preserve">• </w:t>
       </w:r>
@@ -8446,14 +12283,14 @@
         <w:rPr>
           <w:rFonts w:ascii="맑은 고딕" w:hAnsi="맑은 고딕" w:eastAsia="맑은 고딕" w:cs="맑은 고딕"/>
           <w:b w:val="0"/>
-          <w:sz w:val="16"/>
-        </w:rPr>
-        <w:t>[42] Google(2026-09-22 접속). TurboQuant: Redefining AI efficiency with extreme . https://research.google/blog/turboquant-redefining-ai-efficiency-with-extreme-compression</w:t>
-      </w:r>
-    </w:p>
-    <w:p>
-      <w:pPr>
-        <w:spacing w:after="20" w:line="264" w:lineRule="auto"/>
+          <w:sz w:val="20"/>
+        </w:rPr>
+        <w:t>[42] decodingdiscontinuity.com(2026-09-22 접속). Why TurboQuant Triggered a $100B Memory Stock Sell-Off. decodingdiscontinuity.com, https://www.decodingdiscontinuity.com/p/turboquant-memory-stock-sell-off-panic-paper-google</w:t>
+      </w:r>
+    </w:p>
+    <w:p>
+      <w:pPr>
+        <w:spacing w:after="40" w:line="312" w:lineRule="auto"/>
         <w:ind w:left="312" w:hanging="227"/>
       </w:pPr>
       <w:r>
@@ -8461,7 +12298,7 @@
           <w:rFonts w:ascii="맑은 고딕" w:hAnsi="맑은 고딕" w:eastAsia="맑은 고딕" w:cs="맑은 고딕"/>
           <w:b/>
           <w:color w:val="7F4ACB"/>
-          <w:sz w:val="16"/>
+          <w:sz w:val="20"/>
         </w:rPr>
         <w:t xml:space="preserve">• </w:t>
       </w:r>
@@ -8469,14 +12306,14 @@
         <w:rPr>
           <w:rFonts w:ascii="맑은 고딕" w:hAnsi="맑은 고딕" w:eastAsia="맑은 고딕" w:cs="맑은 고딕"/>
           <w:b w:val="0"/>
-          <w:sz w:val="16"/>
-        </w:rPr>
-        <w:t>[43] towardsai.net(2026-09-22 접속). Google's TurboQuant Explained: How They Cut LLM . https://pub.towardsai.net/googles-turboquant-how-they-cut-llm-memory-by-6x-without-losing-accuracy-971313c9aa7e</w:t>
-      </w:r>
-    </w:p>
-    <w:p>
-      <w:pPr>
-        <w:spacing w:after="20" w:line="264" w:lineRule="auto"/>
+          <w:sz w:val="20"/>
+        </w:rPr>
+        <w:t>[43] serverpartdeals.com(2026-09-22 접속). Google's TurboQuant Just Shook the Memory Market.. serverpartdeals.com, https://serverpartdeals.com/blogs/blog-posts/googles-turboquant-just-shook-the-memory-market</w:t>
+      </w:r>
+    </w:p>
+    <w:p>
+      <w:pPr>
+        <w:spacing w:after="40" w:line="312" w:lineRule="auto"/>
         <w:ind w:left="312" w:hanging="227"/>
       </w:pPr>
       <w:r>
@@ -8484,7 +12321,7 @@
           <w:rFonts w:ascii="맑은 고딕" w:hAnsi="맑은 고딕" w:eastAsia="맑은 고딕" w:cs="맑은 고딕"/>
           <w:b/>
           <w:color w:val="7F4ACB"/>
-          <w:sz w:val="16"/>
+          <w:sz w:val="20"/>
         </w:rPr>
         <w:t xml:space="preserve">• </w:t>
       </w:r>
@@ -8492,14 +12329,14 @@
         <w:rPr>
           <w:rFonts w:ascii="맑은 고딕" w:hAnsi="맑은 고딕" w:eastAsia="맑은 고딕" w:cs="맑은 고딕"/>
           <w:b w:val="0"/>
-          <w:sz w:val="16"/>
-        </w:rPr>
-        <w:t>[44] Intel(2026-09-22 접속). Enhancing long-context, high-concurrency LLM serving on a 32 GB . https://community.intel.com/t5/Blogs/Tech-Innovation/Data-Center/Enhancing-long-context-high-concurrency-LLM-serving-on-a-32-GB/post/1751209</w:t>
-      </w:r>
-    </w:p>
-    <w:p>
-      <w:pPr>
-        <w:spacing w:after="20" w:line="264" w:lineRule="auto"/>
+          <w:sz w:val="20"/>
+        </w:rPr>
+        <w:t>[44] substack.com(2026-09-22 접속). The memory sector has plummeted ,what is the market panicking .... globalsemiresearch.substack.com, https://globalsemiresearch.substack.com/p/the-memory-sector-has-plummeted-what</w:t>
+      </w:r>
+    </w:p>
+    <w:p>
+      <w:pPr>
+        <w:spacing w:after="40" w:line="312" w:lineRule="auto"/>
         <w:ind w:left="312" w:hanging="227"/>
       </w:pPr>
       <w:r>
@@ -8507,7 +12344,7 @@
           <w:rFonts w:ascii="맑은 고딕" w:hAnsi="맑은 고딕" w:eastAsia="맑은 고딕" w:cs="맑은 고딕"/>
           <w:b/>
           <w:color w:val="7F4ACB"/>
-          <w:sz w:val="16"/>
+          <w:sz w:val="20"/>
         </w:rPr>
         <w:t xml:space="preserve">• </w:t>
       </w:r>
@@ -8515,14 +12352,14 @@
         <w:rPr>
           <w:rFonts w:ascii="맑은 고딕" w:hAnsi="맑은 고딕" w:eastAsia="맑은 고딕" w:cs="맑은 고딕"/>
           <w:b w:val="0"/>
-          <w:sz w:val="16"/>
-        </w:rPr>
-        <w:t>[45] tether.io(2026-09-22 접속). TurboQuant in QVAC SDK 0.12.0: KV-cache quantization for pr…. https://qvac.tether.io/blog/turboquant-in-qvac-sdk-0-12-0-kv-cache-quantization-for-production-local-ai</w:t>
-      </w:r>
-    </w:p>
-    <w:p>
-      <w:pPr>
-        <w:spacing w:after="20" w:line="264" w:lineRule="auto"/>
+          <w:sz w:val="20"/>
+        </w:rPr>
+        <w:t>[45] THE INVESTOR(2026-09-22 접속). Google TurboQuant: Separating hype from reality. theinvestor.co.kr, https://www.theinvestor.co.kr/article/10716199</w:t>
+      </w:r>
+    </w:p>
+    <w:p>
+      <w:pPr>
+        <w:spacing w:after="40" w:line="312" w:lineRule="auto"/>
         <w:ind w:left="312" w:hanging="227"/>
       </w:pPr>
       <w:r>
@@ -8530,7 +12367,7 @@
           <w:rFonts w:ascii="맑은 고딕" w:hAnsi="맑은 고딕" w:eastAsia="맑은 고딕" w:cs="맑은 고딕"/>
           <w:b/>
           <w:color w:val="7F4ACB"/>
-          <w:sz w:val="16"/>
+          <w:sz w:val="20"/>
         </w:rPr>
         <w:t xml:space="preserve">• </w:t>
       </w:r>
@@ -8538,14 +12375,14 @@
         <w:rPr>
           <w:rFonts w:ascii="맑은 고딕" w:hAnsi="맑은 고딕" w:eastAsia="맑은 고딕" w:cs="맑은 고딕"/>
           <w:b w:val="0"/>
-          <w:sz w:val="16"/>
-        </w:rPr>
-        <w:t>[46] jangwook.net(2026-09-22 접속). Google TurboQuant: 3-Bit KV Cache With Zero Accuracy Loss. https://jangwook.net/en/blog/en/google-turboquant-kv-cache-3bit-compression</w:t>
-      </w:r>
-    </w:p>
-    <w:p>
-      <w:pPr>
-        <w:spacing w:after="20" w:line="264" w:lineRule="auto"/>
+          <w:sz w:val="20"/>
+        </w:rPr>
+        <w:t>[46] lighthouse-canton.com(2026-09-22 접속). TurboQuant: Why It Changes Nothing for Memory. lighthouse-canton.com, https://www.lighthouse-canton.com/insights/turboquant-why-it-changes-nothing-for-the-memory-trade-equity-insights</w:t>
+      </w:r>
+    </w:p>
+    <w:p>
+      <w:pPr>
+        <w:spacing w:after="40" w:line="312" w:lineRule="auto"/>
         <w:ind w:left="312" w:hanging="227"/>
       </w:pPr>
       <w:r>
@@ -8553,7 +12390,7 @@
           <w:rFonts w:ascii="맑은 고딕" w:hAnsi="맑은 고딕" w:eastAsia="맑은 고딕" w:cs="맑은 고딕"/>
           <w:b/>
           <w:color w:val="7F4ACB"/>
-          <w:sz w:val="16"/>
+          <w:sz w:val="20"/>
         </w:rPr>
         <w:t xml:space="preserve">• </w:t>
       </w:r>
@@ -8561,14 +12398,14 @@
         <w:rPr>
           <w:rFonts w:ascii="맑은 고딕" w:hAnsi="맑은 고딕" w:eastAsia="맑은 고딕" w:cs="맑은 고딕"/>
           <w:b w:val="0"/>
-          <w:sz w:val="16"/>
-        </w:rPr>
-        <w:t>[47] CryptoRank.io(2026-09-22 접속). Google TurboQuant: Revolutionary AI Memory Compression Sparks ‘Pied Piper’…. https://cryptorank.io/news/feed/ee99c-google-turboquant-ai-memory-compression</w:t>
-      </w:r>
-    </w:p>
-    <w:p>
-      <w:pPr>
-        <w:spacing w:after="20" w:line="264" w:lineRule="auto"/>
+          <w:sz w:val="20"/>
+        </w:rPr>
+        <w:t>[47] Seeking Alpha(2026-09-22 접속). SK hynix: The Market Is So Skeptical (NASDAQ:SKHY). seekingalpha.com, https://seekingalpha.com/article/4937711-sk-hynix-the-market-is-so-skeptical</w:t>
+      </w:r>
+    </w:p>
+    <w:p>
+      <w:pPr>
+        <w:spacing w:after="40" w:line="312" w:lineRule="auto"/>
         <w:ind w:left="312" w:hanging="227"/>
       </w:pPr>
       <w:r>
@@ -8576,7 +12413,7 @@
           <w:rFonts w:ascii="맑은 고딕" w:hAnsi="맑은 고딕" w:eastAsia="맑은 고딕" w:cs="맑은 고딕"/>
           <w:b/>
           <w:color w:val="7F4ACB"/>
-          <w:sz w:val="16"/>
+          <w:sz w:val="20"/>
         </w:rPr>
         <w:t xml:space="preserve">• </w:t>
       </w:r>
@@ -8584,14 +12421,14 @@
         <w:rPr>
           <w:rFonts w:ascii="맑은 고딕" w:hAnsi="맑은 고딕" w:eastAsia="맑은 고딕" w:cs="맑은 고딕"/>
           <w:b w:val="0"/>
-          <w:sz w:val="16"/>
-        </w:rPr>
-        <w:t>[48] TurboQuant(2026-09-22 접속). TurboQuant, KV Cache, 그리고 LLM 메모리 최적화. https://donghwanjeong.github.io/turboquant</w:t>
-      </w:r>
-    </w:p>
-    <w:p>
-      <w:pPr>
-        <w:spacing w:after="20" w:line="264" w:lineRule="auto"/>
+          <w:sz w:val="20"/>
+        </w:rPr>
+        <w:t>[48] medium.com(2026-09-22 접속). KV Cache: Emerging Challenges and Future Trends. medium.com, https://medium.com/foundation-models-deep-dive/kv-cache-guide-part-5-of-5-the-frontier-advanced-challenges-and-future-trends-e4bc20c3ddcc</w:t>
+      </w:r>
+    </w:p>
+    <w:p>
+      <w:pPr>
+        <w:spacing w:after="40" w:line="312" w:lineRule="auto"/>
         <w:ind w:left="312" w:hanging="227"/>
       </w:pPr>
       <w:r>
@@ -8599,7 +12436,7 @@
           <w:rFonts w:ascii="맑은 고딕" w:hAnsi="맑은 고딕" w:eastAsia="맑은 고딕" w:cs="맑은 고딕"/>
           <w:b/>
           <w:color w:val="7F4ACB"/>
-          <w:sz w:val="16"/>
+          <w:sz w:val="20"/>
         </w:rPr>
         <w:t xml:space="preserve">• </w:t>
       </w:r>
@@ -8607,14 +12444,14 @@
         <w:rPr>
           <w:rFonts w:ascii="맑은 고딕" w:hAnsi="맑은 고딕" w:eastAsia="맑은 고딕" w:cs="맑은 고딕"/>
           <w:b w:val="0"/>
-          <w:sz w:val="16"/>
-        </w:rPr>
-        <w:t>[49] SK hynix(2026-09-22 접속). Compliance &lt; Business Principles&lt; ESG &lt; Sustainability &lt; . https://www.skhynix.com/sustainability/UI-FR-SA11</w:t>
-      </w:r>
-    </w:p>
-    <w:p>
-      <w:pPr>
-        <w:spacing w:after="20" w:line="264" w:lineRule="auto"/>
+          <w:sz w:val="20"/>
+        </w:rPr>
+        <w:t>[49] GitHub(2026-09-22 접속). GitHub - AceCastro28/turboquant-vllm: TurboQuant KV cache compression (Google ICLR 2026) integrated natively into vLLM — 3-bit KV cache with zero accuracy loss. github.com, https://github.com/AceCastro28/turboquant-vllm</w:t>
+      </w:r>
+    </w:p>
+    <w:p>
+      <w:pPr>
+        <w:spacing w:after="40" w:line="312" w:lineRule="auto"/>
         <w:ind w:left="312" w:hanging="227"/>
       </w:pPr>
       <w:r>
@@ -8622,7 +12459,7 @@
           <w:rFonts w:ascii="맑은 고딕" w:hAnsi="맑은 고딕" w:eastAsia="맑은 고딕" w:cs="맑은 고딕"/>
           <w:b/>
           <w:color w:val="7F4ACB"/>
-          <w:sz w:val="16"/>
+          <w:sz w:val="20"/>
         </w:rPr>
         <w:t xml:space="preserve">• </w:t>
       </w:r>
@@ -8630,14 +12467,14 @@
         <w:rPr>
           <w:rFonts w:ascii="맑은 고딕" w:hAnsi="맑은 고딕" w:eastAsia="맑은 고딕" w:cs="맑은 고딕"/>
           <w:b w:val="0"/>
-          <w:sz w:val="16"/>
-        </w:rPr>
-        <w:t>[50] x.com(2026-09-22 접속). Jukan ✈️OCP 2026 on X: "SK hynix conference call – NAND-related comments Q. How…. https://x.com/jukan05/status/2047117081230057881</w:t>
-      </w:r>
-    </w:p>
-    <w:p>
-      <w:pPr>
-        <w:spacing w:after="20" w:line="264" w:lineRule="auto"/>
+          <w:sz w:val="20"/>
+        </w:rPr>
+        <w:t>[50] spheron.network(2026-09-22 접속). Google TurboQuant: 6x KV Cache Compression for LLM Inference. spheron.network, https://www.spheron.network/blog/google-turboquant-llm-compression-gpu-cloud</w:t>
+      </w:r>
+    </w:p>
+    <w:p>
+      <w:pPr>
+        <w:spacing w:after="40" w:line="312" w:lineRule="auto"/>
         <w:ind w:left="312" w:hanging="227"/>
       </w:pPr>
       <w:r>
@@ -8645,7 +12482,7 @@
           <w:rFonts w:ascii="맑은 고딕" w:hAnsi="맑은 고딕" w:eastAsia="맑은 고딕" w:cs="맑은 고딕"/>
           <w:b/>
           <w:color w:val="7F4ACB"/>
-          <w:sz w:val="16"/>
+          <w:sz w:val="20"/>
         </w:rPr>
         <w:t xml:space="preserve">• </w:t>
       </w:r>
@@ -8653,14 +12490,14 @@
         <w:rPr>
           <w:rFonts w:ascii="맑은 고딕" w:hAnsi="맑은 고딕" w:eastAsia="맑은 고딕" w:cs="맑은 고딕"/>
           <w:b w:val="0"/>
-          <w:sz w:val="16"/>
-        </w:rPr>
-        <w:t>[51] SK hynix Newsroom(2026-09-22 접속). SK hynix’s technology roadmap for co-packaged optics features in ‘Nature…. https://news.skhynix.com/en/cpo-in-nature-electronics</w:t>
-      </w:r>
-    </w:p>
-    <w:p>
-      <w:pPr>
-        <w:spacing w:after="20" w:line="264" w:lineRule="auto"/>
+          <w:sz w:val="20"/>
+        </w:rPr>
+        <w:t>[51] vast.ai(2026-09-22 접속). TurboQuant Explained: How It Reduces LLM Memory by 5x and .... vast.ai, https://vast.ai/article/turboquant-explained-llm-memory-inference</w:t>
+      </w:r>
+    </w:p>
+    <w:p>
+      <w:pPr>
+        <w:spacing w:after="40" w:line="312" w:lineRule="auto"/>
         <w:ind w:left="312" w:hanging="227"/>
       </w:pPr>
       <w:r>
@@ -8668,7 +12505,7 @@
           <w:rFonts w:ascii="맑은 고딕" w:hAnsi="맑은 고딕" w:eastAsia="맑은 고딕" w:cs="맑은 고딕"/>
           <w:b/>
           <w:color w:val="7F4ACB"/>
-          <w:sz w:val="16"/>
+          <w:sz w:val="20"/>
         </w:rPr>
         <w:t xml:space="preserve">• </w:t>
       </w:r>
@@ -8676,14 +12513,14 @@
         <w:rPr>
           <w:rFonts w:ascii="맑은 고딕" w:hAnsi="맑은 고딕" w:eastAsia="맑은 고딕" w:cs="맑은 고딕"/>
           <w:b w:val="0"/>
-          <w:sz w:val="16"/>
-        </w:rPr>
-        <w:t>[52] arxiv.org(2026-09-22 접속). A KV Cache Framework for Multi-Turn LLM Serving with CXL-Hybrid . https://arxiv.org/html/2607.18141v1</w:t>
-      </w:r>
-    </w:p>
-    <w:p>
-      <w:pPr>
-        <w:spacing w:after="20" w:line="264" w:lineRule="auto"/>
+          <w:sz w:val="20"/>
+        </w:rPr>
+        <w:t>[52] Intel(2026-09-22 접속). Enhancing long-context, high-concurrency LLM serving on a 32 GB .... community.intel.com, https://community.intel.com/t5/Blogs/Tech-Innovation/Data-Center/Enhancing-long-context-high-concurrency-LLM-serving-on-a-32-GB/post/1751209</w:t>
+      </w:r>
+    </w:p>
+    <w:p>
+      <w:pPr>
+        <w:spacing w:after="40" w:line="312" w:lineRule="auto"/>
         <w:ind w:left="312" w:hanging="227"/>
       </w:pPr>
       <w:r>
@@ -8691,7 +12528,7 @@
           <w:rFonts w:ascii="맑은 고딕" w:hAnsi="맑은 고딕" w:eastAsia="맑은 고딕" w:cs="맑은 고딕"/>
           <w:b/>
           <w:color w:val="7F4ACB"/>
-          <w:sz w:val="16"/>
+          <w:sz w:val="20"/>
         </w:rPr>
         <w:t xml:space="preserve">• </w:t>
       </w:r>
@@ -8699,9 +12536,124 @@
         <w:rPr>
           <w:rFonts w:ascii="맑은 고딕" w:hAnsi="맑은 고딕" w:eastAsia="맑은 고딕" w:cs="맑은 고딕"/>
           <w:b w:val="0"/>
-          <w:sz w:val="16"/>
-        </w:rPr>
-        <w:t>[53] regolo.ai(2026-09-22 접속). Why TurboQuant matters for real-world LLM inference. https://regolo.ai/why-turboquant-matters-for-real-world-llm-inference</w:t>
+          <w:sz w:val="20"/>
+        </w:rPr>
+        <w:t>[53] vLLM(2026-05-11). A First Comprehensive Study of TurboQuant: Accuracy and .... vllm.ai, https://vllm.ai/blog/2026-05-11-turboquant</w:t>
+      </w:r>
+    </w:p>
+    <w:p>
+      <w:pPr>
+        <w:spacing w:after="40" w:line="312" w:lineRule="auto"/>
+        <w:ind w:left="312" w:hanging="227"/>
+      </w:pPr>
+      <w:r>
+        <w:rPr>
+          <w:rFonts w:ascii="맑은 고딕" w:hAnsi="맑은 고딕" w:eastAsia="맑은 고딕" w:cs="맑은 고딕"/>
+          <w:b/>
+          <w:color w:val="7F4ACB"/>
+          <w:sz w:val="20"/>
+        </w:rPr>
+        <w:t xml:space="preserve">• </w:t>
+      </w:r>
+      <w:r>
+        <w:rPr>
+          <w:rFonts w:ascii="맑은 고딕" w:hAnsi="맑은 고딕" w:eastAsia="맑은 고딕" w:cs="맑은 고딕"/>
+          <w:b w:val="0"/>
+          <w:sz w:val="20"/>
+        </w:rPr>
+        <w:t>[54] tether.io(2026-09-22 접속). TurboQuant in QVAC SDK 0.12.0: KV-cache quantization for pr…. qvac.tether.io, https://qvac.tether.io/blog/turboquant-in-qvac-sdk-0-12-0-kv-cache-quantization-for-production-local-ai</w:t>
+      </w:r>
+    </w:p>
+    <w:p>
+      <w:pPr>
+        <w:spacing w:after="40" w:line="312" w:lineRule="auto"/>
+        <w:ind w:left="312" w:hanging="227"/>
+      </w:pPr>
+      <w:r>
+        <w:rPr>
+          <w:rFonts w:ascii="맑은 고딕" w:hAnsi="맑은 고딕" w:eastAsia="맑은 고딕" w:cs="맑은 고딕"/>
+          <w:b/>
+          <w:color w:val="7F4ACB"/>
+          <w:sz w:val="20"/>
+        </w:rPr>
+        <w:t xml:space="preserve">• </w:t>
+      </w:r>
+      <w:r>
+        <w:rPr>
+          <w:rFonts w:ascii="맑은 고딕" w:hAnsi="맑은 고딕" w:eastAsia="맑은 고딕" w:cs="맑은 고딕"/>
+          <w:b w:val="0"/>
+          <w:sz w:val="20"/>
+        </w:rPr>
+        <w:t>[55] github.com(2026-09-22 접속). TurboQuant: Near-optimal KV cache quantization for LLM .... github.com, https://github.com/0xsero/turboquant</w:t>
+      </w:r>
+    </w:p>
+    <w:p>
+      <w:pPr>
+        <w:spacing w:after="40" w:line="312" w:lineRule="auto"/>
+        <w:ind w:left="312" w:hanging="227"/>
+      </w:pPr>
+      <w:r>
+        <w:rPr>
+          <w:rFonts w:ascii="맑은 고딕" w:hAnsi="맑은 고딕" w:eastAsia="맑은 고딕" w:cs="맑은 고딕"/>
+          <w:b/>
+          <w:color w:val="7F4ACB"/>
+          <w:sz w:val="20"/>
+        </w:rPr>
+        <w:t xml:space="preserve">• </w:t>
+      </w:r>
+      <w:r>
+        <w:rPr>
+          <w:rFonts w:ascii="맑은 고딕" w:hAnsi="맑은 고딕" w:eastAsia="맑은 고딕" w:cs="맑은 고딕"/>
+          <w:b w:val="0"/>
+          <w:sz w:val="20"/>
+        </w:rPr>
+        <w:t>[56] futurumgroup.com(2026-09-22 접속). SK Hynix ADR Issuance Strategy. futurumgroup.com, https://futurumgroup.com/insights/will-sk-hynixs-record-265bn-adr-issuance-help-close-its-capex-intensity-gap</w:t>
+      </w:r>
+    </w:p>
+    <w:p>
+      <w:pPr>
+        <w:spacing w:after="40" w:line="312" w:lineRule="auto"/>
+        <w:ind w:left="312" w:hanging="227"/>
+      </w:pPr>
+      <w:r>
+        <w:rPr>
+          <w:rFonts w:ascii="맑은 고딕" w:hAnsi="맑은 고딕" w:eastAsia="맑은 고딕" w:cs="맑은 고딕"/>
+          <w:b/>
+          <w:color w:val="7F4ACB"/>
+          <w:sz w:val="20"/>
+        </w:rPr>
+        <w:t xml:space="preserve">• </w:t>
+      </w:r>
+      <w:r>
+        <w:rPr>
+          <w:rFonts w:ascii="맑은 고딕" w:hAnsi="맑은 고딕" w:eastAsia="맑은 고딕" w:cs="맑은 고딕"/>
+          <w:b w:val="0"/>
+          <w:sz w:val="20"/>
+        </w:rPr>
+        <w:t>[57] everpuredata.com(2026-09-22 접속). TurboQuant Compresses KV Cache by 5X. Does That Mean You .... blog.everpuredata.com, https://blog.everpuredata.com/purely-technical/turboquant-compresses-kv-cache-by-5x-does-that-mean-you-need-less-memory</w:t>
+      </w:r>
+    </w:p>
+    <w:p>
+      <w:pPr>
+        <w:spacing w:after="40" w:line="312" w:lineRule="auto"/>
+        <w:ind w:left="312" w:hanging="227"/>
+      </w:pPr>
+      <w:r>
+        <w:rPr>
+          <w:rFonts w:ascii="맑은 고딕" w:hAnsi="맑은 고딕" w:eastAsia="맑은 고딕" w:cs="맑은 고딕"/>
+          <w:b/>
+          <w:color w:val="7F4ACB"/>
+          <w:sz w:val="20"/>
+        </w:rPr>
+        <w:t xml:space="preserve">• </w:t>
+      </w:r>
+      <w:r>
+        <w:rPr>
+          <w:rFonts w:ascii="맑은 고딕" w:hAnsi="맑은 고딕" w:eastAsia="맑은 고딕" w:cs="맑은 고딕"/>
+          <w:b w:val="0"/>
+          <w:sz w:val="20"/>
+        </w:rPr>
+        <w:t>[58] arxiv.org(2026-09-22 접속). A KV Cache Framework for Multi-Turn LLM Serving with CXL-Hybrid .... arxiv.org, https://arxiv.org/html/2607.18141v1</w:t>
       </w:r>
     </w:p>
     <w:sectPr>
